--- a/data/outputs/v2/General_Science/SS1.3_Nutrition_in_Animals/General_Science_Nutrition_in_Animals_CBE_LessonSequence.docx
+++ b/data/outputs/v2/General_Science/SS1.3_Nutrition_in_Animals/General_Science_Nutrition_in_Animals_CBE_LessonSequence.docx
@@ -3146,40 +3146,24 @@
             <w:pPr>
               <w:spacing w:after="20" w:before="0"/>
             </w:pPr>
-            <w:hyperlink w:history="1" r:id="rIdud6oka6vqtdhdcxck--9k">
-              <w:r>
-                <w:rPr>
-                  <w:rFonts w:ascii="Arial" w:cs="Arial" w:eastAsia="Arial" w:hAnsi="Arial"/>
-                  <w:color w:val="2E75B6"/>
-                  <w:sz w:val="16"/>
-                  <w:szCs w:val="16"/>
-                  <w:u w:val="single" w:color="2E75B6"/>
-                </w:rPr>
-                <w:t xml:space="preserve">Cellular respiration</w:t>
-              </w:r>
-            </w:hyperlink>
+            <w:r>
+              <w:rPr>
+                <w:rFonts w:ascii="Arial" w:cs="Arial" w:eastAsia="Arial" w:hAnsi="Arial"/>
+                <w:i/>
+                <w:iCs/>
+                <w:color w:val="595959"/>
+                <w:sz w:val="16"/>
+                <w:szCs w:val="16"/>
+              </w:rPr>
+              <w:t xml:space="preserve">No closely matching video in the ARES library for this activity.</w:t>
+            </w:r>
           </w:p>
           <w:p>
             <w:pPr>
               <w:spacing w:after="10" w:before="0"/>
               <w:ind w:left="120"/>
             </w:pPr>
-            <w:r>
-              <w:rPr>
-                <w:rFonts w:ascii="Arial" w:cs="Arial" w:eastAsia="Arial" w:hAnsi="Arial"/>
-                <w:color w:val="595959"/>
-                <w:sz w:val="14"/>
-                <w:szCs w:val="14"/>
-              </w:rPr>
-              <w:t xml:space="preserve">Source: Khan Academy (English - US curriculum)</w:t>
-            </w:r>
-          </w:p>
-          <w:p>
-            <w:pPr>
-              <w:spacing w:after="10" w:before="0"/>
-              <w:ind w:left="120"/>
-            </w:pPr>
-            <w:hyperlink w:history="1" r:id="rIdocehy7d8yhjkq7lzdsk6j">
+            <w:hyperlink w:history="1" r:id="rIdhfzu2uhutyl75bvw7qjo1">
               <w:r>
                 <w:rPr>
                   <w:rFonts w:ascii="Arial" w:cs="Arial" w:eastAsia="Arial" w:hAnsi="Arial"/>
@@ -3188,9 +3172,24 @@
                   <w:szCs w:val="14"/>
                   <w:u w:val="single" w:color="595959"/>
                 </w:rPr>
-                <w:t xml:space="preserve">🔍 Search ARES for similar videos</w:t>
+                <w:t xml:space="preserve">🔍 Search ARES for videos</w:t>
               </w:r>
             </w:hyperlink>
+          </w:p>
+          <w:p>
+            <w:pPr>
+              <w:spacing w:after="10" w:before="0"/>
+              <w:ind w:left="120"/>
+            </w:pPr>
+            <w:r>
+              <w:rPr>
+                <w:rFonts w:ascii="Arial" w:cs="Arial" w:eastAsia="Arial" w:hAnsi="Arial"/>
+                <w:color w:val="595959"/>
+                <w:sz w:val="14"/>
+                <w:szCs w:val="14"/>
+              </w:rPr>
+              <w:t xml:space="preserve">Search terms: nutrition animals digestion digestive</w:t>
+            </w:r>
           </w:p>
           <w:p>
             <w:pPr>
@@ -3224,7 +3223,7 @@
             <w:pPr>
               <w:spacing w:after="20" w:before="0"/>
             </w:pPr>
-            <w:hyperlink w:history="1" r:id="rId-qrmhpxp3evuqtsjpubus">
+            <w:hyperlink w:history="1" r:id="rIddqsdrhhoya-wukq8hctq-">
               <w:r>
                 <w:rPr>
                   <w:rFonts w:ascii="Arial" w:cs="Arial" w:eastAsia="Arial" w:hAnsi="Arial"/>
@@ -3257,7 +3256,7 @@
               <w:spacing w:after="10" w:before="0"/>
               <w:ind w:left="120"/>
             </w:pPr>
-            <w:hyperlink w:history="1" r:id="rIdjx-kpshlobyx8e6vmdbcu">
+            <w:hyperlink w:history="1" r:id="rIdbcwatznztxv7xzgp1s0vi">
               <w:r>
                 <w:rPr>
                   <w:rFonts w:ascii="Arial" w:cs="Arial" w:eastAsia="Arial" w:hAnsi="Arial"/>
@@ -3452,7 +3451,84 @@
             <w:pPr>
               <w:spacing w:after="20" w:before="0"/>
             </w:pPr>
-            <w:hyperlink w:history="1" r:id="rIdrqvxxodutjqfaqbcq328a">
+            <w:r>
+              <w:rPr>
+                <w:rFonts w:ascii="Arial" w:cs="Arial" w:eastAsia="Arial" w:hAnsi="Arial"/>
+                <w:i/>
+                <w:iCs/>
+                <w:color w:val="595959"/>
+                <w:sz w:val="16"/>
+                <w:szCs w:val="16"/>
+              </w:rPr>
+              <w:t xml:space="preserve">No closely matching video in the ARES library for this activity.</w:t>
+            </w:r>
+          </w:p>
+          <w:p>
+            <w:pPr>
+              <w:spacing w:after="10" w:before="0"/>
+              <w:ind w:left="120"/>
+            </w:pPr>
+            <w:hyperlink w:history="1" r:id="rIdlao3f_hdzxzdrati8inil">
+              <w:r>
+                <w:rPr>
+                  <w:rFonts w:ascii="Arial" w:cs="Arial" w:eastAsia="Arial" w:hAnsi="Arial"/>
+                  <w:color w:val="595959"/>
+                  <w:sz w:val="14"/>
+                  <w:szCs w:val="14"/>
+                  <w:u w:val="single" w:color="595959"/>
+                </w:rPr>
+                <w:t xml:space="preserve">🔍 Search ARES for videos</w:t>
+              </w:r>
+            </w:hyperlink>
+          </w:p>
+          <w:p>
+            <w:pPr>
+              <w:spacing w:after="10" w:before="0"/>
+              <w:ind w:left="120"/>
+            </w:pPr>
+            <w:r>
+              <w:rPr>
+                <w:rFonts w:ascii="Arial" w:cs="Arial" w:eastAsia="Arial" w:hAnsi="Arial"/>
+                <w:color w:val="595959"/>
+                <w:sz w:val="14"/>
+                <w:szCs w:val="14"/>
+              </w:rPr>
+              <w:t xml:space="preserve">Search terms: nutrition animals digestion digestive</w:t>
+            </w:r>
+          </w:p>
+          <w:p>
+            <w:pPr>
+              <w:spacing w:after="40" w:before="0"/>
+            </w:pPr>
+            <w:r>
+              <w:rPr>
+                <w:sz w:val="14"/>
+                <w:szCs w:val="14"/>
+              </w:rPr>
+              <w:t xml:space="preserve"/>
+            </w:r>
+          </w:p>
+          <w:p>
+            <w:pPr>
+              <w:spacing w:after="20" w:before="0"/>
+            </w:pPr>
+            <w:r>
+              <w:rPr>
+                <w:rFonts w:ascii="Arial" w:cs="Arial" w:eastAsia="Arial" w:hAnsi="Arial"/>
+                <w:b/>
+                <w:bCs/>
+                <w:color w:val="1F3864"/>
+                <w:sz w:val="16"/>
+                <w:szCs w:val="16"/>
+              </w:rPr>
+              <w:t xml:space="preserve">📖 EXERCISE:</w:t>
+            </w:r>
+          </w:p>
+          <w:p>
+            <w:pPr>
+              <w:spacing w:after="20" w:before="0"/>
+            </w:pPr>
+            <w:hyperlink w:history="1" r:id="rIdsgkuf2f8i6wchcr7_7xab">
               <w:r>
                 <w:rPr>
                   <w:rFonts w:ascii="Arial" w:cs="Arial" w:eastAsia="Arial" w:hAnsi="Arial"/>
@@ -3461,7 +3537,7 @@
                   <w:szCs w:val="16"/>
                   <w:u w:val="single" w:color="2E75B6"/>
                 </w:rPr>
-                <w:t xml:space="preserve">Cellular respiration</w:t>
+                <w:t xml:space="preserve">Digestion Practice</w:t>
               </w:r>
             </w:hyperlink>
           </w:p>
@@ -3477,7 +3553,7 @@
                 <w:sz w:val="14"/>
                 <w:szCs w:val="14"/>
               </w:rPr>
-              <w:t xml:space="preserve">Source: Khan Academy (English - US curriculum)</w:t>
+              <w:t xml:space="preserve">Source: CK-12</w:t>
             </w:r>
           </w:p>
           <w:p>
@@ -3485,7 +3561,7 @@
               <w:spacing w:after="10" w:before="0"/>
               <w:ind w:left="120"/>
             </w:pPr>
-            <w:hyperlink w:history="1" r:id="rIdfa9qv0el2aefd8_x6-s_w">
+            <w:hyperlink w:history="1" r:id="rId26hq3aa5j1kopmkgd8ei0">
               <w:r>
                 <w:rPr>
                   <w:rFonts w:ascii="Arial" w:cs="Arial" w:eastAsia="Arial" w:hAnsi="Arial"/>
@@ -3494,20 +3570,170 @@
                   <w:szCs w:val="14"/>
                   <w:u w:val="single" w:color="595959"/>
                 </w:rPr>
-                <w:t xml:space="preserve">🔍 Search ARES for similar videos</w:t>
+                <w:t xml:space="preserve">🔍 Search ARES for similar readings</w:t>
               </w:r>
             </w:hyperlink>
           </w:p>
-          <w:p>
-            <w:pPr>
-              <w:spacing w:after="40" w:before="0"/>
-            </w:pPr>
-            <w:r>
-              <w:rPr>
-                <w:sz w:val="14"/>
-                <w:szCs w:val="14"/>
-              </w:rPr>
-              <w:t xml:space="preserve"/>
+        </w:tc>
+        <w:tc>
+          <w:tcPr>
+            <w:tcW w:type="dxa" w:w="3040"/>
+            <w:shd w:fill="FFFFFF" w:color="auto" w:val="clear"/>
+            <w:tcMar>
+              <w:top w:type="dxa" w:w="60"/>
+              <w:left w:type="dxa" w:w="120"/>
+              <w:bottom w:type="dxa" w:w="60"/>
+              <w:right w:type="dxa" w:w="120"/>
+            </w:tcMar>
+            <w:vAlign w:val="top"/>
+          </w:tcPr>
+          <w:p>
+            <w:pPr>
+              <w:spacing w:after="40" w:before="0"/>
+              <w:jc w:val="left"/>
+            </w:pPr>
+            <w:r>
+              <w:rPr>
+                <w:rFonts w:ascii="Arial" w:cs="Arial" w:eastAsia="Arial" w:hAnsi="Arial"/>
+                <w:b w:val="false"/>
+                <w:bCs w:val="false"/>
+                <w:i w:val="false"/>
+                <w:iCs w:val="false"/>
+                <w:color w:val="000000"/>
+                <w:sz w:val="18"/>
+                <w:szCs w:val="18"/>
+              </w:rPr>
+              <w:t xml:space="preserve">The teacher directs learners' attention to the displayed meal (real or photographed) and leads a structured 'Slow Look' observation protocol. Learners spend 3 minutes observing the meal in silence and recording sensory observations on a 'Notice' card — colour, texture, visible structure, smell (if real food is present), and any changes they can already see happening to the food (e.g., the ugali drying, the sukuma wiki wilting). The teacher then poses three 'anomaly prompts' — three puzzling observations about digestion — which learners record on the reverse of their Notice card as 'Things I cannot yet explain.' Learners do not attempt to explain these anomalies yet; they simply record them as open questions.</w:t>
+            </w:r>
+          </w:p>
+        </w:tc>
+        <w:tc>
+          <w:tcPr>
+            <w:tcW w:type="dxa" w:w="3040"/>
+            <w:shd w:fill="F2F2F2" w:color="auto" w:val="clear"/>
+            <w:tcMar>
+              <w:top w:type="dxa" w:w="60"/>
+              <w:left w:type="dxa" w:w="120"/>
+              <w:bottom w:type="dxa" w:w="60"/>
+              <w:right w:type="dxa" w:w="120"/>
+            </w:tcMar>
+            <w:vAlign w:val="top"/>
+          </w:tcPr>
+          <w:p>
+            <w:pPr>
+              <w:spacing w:after="40" w:before="0"/>
+              <w:jc w:val="left"/>
+            </w:pPr>
+            <w:r>
+              <w:rPr>
+                <w:rFonts w:ascii="Arial" w:cs="Arial" w:eastAsia="Arial" w:hAnsi="Arial"/>
+                <w:b w:val="false"/>
+                <w:bCs w:val="false"/>
+                <w:i w:val="false"/>
+                <w:iCs w:val="false"/>
+                <w:color w:val="000000"/>
+                <w:sz w:val="18"/>
+                <w:szCs w:val="18"/>
+              </w:rPr>
+              <w:t xml:space="preserve">Distribute index cards labelled NOTICE (front) and CANNOT YET EXPLAIN (back). Say: 'Before we do any science today, I want you to be a careful observer. Look at this meal for three minutes. On the NOTICE side, write everything you can observe — what you see, what you smell if the food is present, what you notice about the different textures. Do not explain anything yet. Just observe.' Set timer for 3 minutes. After the timer, say: 'Now I am going to share three puzzles with you. These are things that real scientists — including Kenyan nutritionists and medical researchers at the University of Nairobi and Kenyatta National Hospital — have spent careers studying. I want you to write each puzzle on the CANNOT YET EXPLAIN side of your card.' Read each anomaly slowly and clearly, pausing for 15 seconds after each one: PUZZLE 1 — 'Your body releases different digestive chemicals at different points along the alimentary canal. How does it know which chemical to release, and when?' PUZZLE 2 — 'The ugali in this meal is digested and absorbed much faster than the nyama choma. Why does starch digest faster than protein?' PUZZLE 3 — 'Your stomach is made of protein. Your stomach also produces acid and protein-digesting enzymes. So why does your stomach not digest itself?' After reading all three, say: 'These three puzzles are what we are going to spend this entire unit solving together.' Cold-call 3 learners and ask: 'Which of these three puzzles surprises you the most — and why?' Apply 12-second WAIT TIME before accepting each response.</w:t>
+            </w:r>
+          </w:p>
+        </w:tc>
+        <w:tc>
+          <w:tcPr>
+            <w:tcW w:type="dxa" w:w="3040"/>
+            <w:shd w:fill="FFFFFF" w:color="auto" w:val="clear"/>
+            <w:tcMar>
+              <w:top w:type="dxa" w:w="60"/>
+              <w:left w:type="dxa" w:w="120"/>
+              <w:bottom w:type="dxa" w:w="60"/>
+              <w:right w:type="dxa" w:w="120"/>
+            </w:tcMar>
+            <w:vAlign w:val="top"/>
+          </w:tcPr>
+          <w:p>
+            <w:pPr>
+              <w:spacing w:after="40" w:before="0"/>
+              <w:jc w:val="left"/>
+            </w:pPr>
+            <w:r>
+              <w:rPr>
+                <w:rFonts w:ascii="Arial" w:cs="Arial" w:eastAsia="Arial" w:hAnsi="Arial"/>
+                <w:b w:val="false"/>
+                <w:bCs w:val="false"/>
+                <w:i w:val="false"/>
+                <w:iCs w:val="false"/>
+                <w:color w:val="000000"/>
+                <w:sz w:val="18"/>
+                <w:szCs w:val="18"/>
+              </w:rPr>
+              <w:t xml:space="preserve">Anomaly-Driven Noticing (a variant of NGSS Practice 1 — Asking Questions and Defining Problems): By presenting three specific, counter-intuitive anomalies tied directly to the familiar meal, the teacher transforms a routine food observation into a scientific puzzle. The 'Slow Look' protocol slows down perception and trains learners to distinguish observation from explanation — a critical scientific habit. Recording anomalies as 'things I cannot yet explain' rather than 'questions I have' positions learners as people who already have relevant observations, not as empty vessels waiting to be filled.</w:t>
+            </w:r>
+          </w:p>
+        </w:tc>
+        <w:tc>
+          <w:tcPr>
+            <w:tcW w:type="dxa" w:w="3040"/>
+            <w:shd w:fill="F2F2F2" w:color="auto" w:val="clear"/>
+            <w:tcMar>
+              <w:top w:type="dxa" w:w="60"/>
+              <w:left w:type="dxa" w:w="120"/>
+              <w:bottom w:type="dxa" w:w="60"/>
+              <w:right w:type="dxa" w:w="120"/>
+            </w:tcMar>
+            <w:vAlign w:val="top"/>
+          </w:tcPr>
+          <w:p>
+            <w:pPr>
+              <w:spacing w:after="40" w:before="0"/>
+              <w:jc w:val="left"/>
+            </w:pPr>
+            <w:r>
+              <w:rPr>
+                <w:rFonts w:ascii="Arial" w:cs="Arial" w:eastAsia="Arial" w:hAnsi="Arial"/>
+                <w:b w:val="false"/>
+                <w:bCs w:val="false"/>
+                <w:i w:val="false"/>
+                <w:iCs w:val="false"/>
+                <w:color w:val="000000"/>
+                <w:sz w:val="18"/>
+                <w:szCs w:val="18"/>
+              </w:rPr>
+              <w:t xml:space="preserve">The teacher collects NOTICE cards at the end of the phase and quickly scans for: (a) learners who conflate observation with explanation on the NOTICE side (e.g., writing 'the ugali has carbohydrates' rather than 'the ugali is white and smooth and dense') — this reveals a tendency to skip observation and jump to conclusion, which the teacher will address in Lesson 3; (b) learners who show genuine surprise at Puzzle 3 (the stomach-digesting-itself anomaly) — these learners are intellectually engaged with the chemical digestion thread; (c) learners who draw structural diagrams of the food items — these learners may benefit from leading the model-building phase.</w:t>
+            </w:r>
+          </w:p>
+        </w:tc>
+      </w:tr>
+      <w:tr>
+        <w:tc>
+          <w:tcPr>
+            <w:tcW w:type="dxa" w:w="1520"/>
+            <w:shd w:fill="E2EFDA" w:color="auto" w:val="clear"/>
+            <w:tcMar>
+              <w:top w:type="dxa" w:w="60"/>
+              <w:left w:type="dxa" w:w="120"/>
+              <w:bottom w:type="dxa" w:w="60"/>
+              <w:right w:type="dxa" w:w="120"/>
+            </w:tcMar>
+            <w:vAlign w:val="top"/>
+          </w:tcPr>
+          <w:p>
+            <w:pPr>
+              <w:spacing w:after="40" w:before="0"/>
+              <w:jc w:val="left"/>
+            </w:pPr>
+            <w:r>
+              <w:rPr>
+                <w:rFonts w:ascii="Arial" w:cs="Arial" w:eastAsia="Arial" w:hAnsi="Arial"/>
+                <w:b/>
+                <w:bCs/>
+                <w:i w:val="false"/>
+                <w:iCs w:val="false"/>
+                <w:color w:val="000000"/>
+                <w:sz w:val="18"/>
+                <w:szCs w:val="18"/>
+              </w:rPr>
+              <w:t xml:space="preserve">Explain Phase</w:t>
             </w:r>
           </w:p>
           <w:p>
@@ -3523,6 +3749,83 @@
                 <w:sz w:val="16"/>
                 <w:szCs w:val="16"/>
               </w:rPr>
+              <w:t xml:space="preserve">📹 VIDEO:</w:t>
+            </w:r>
+          </w:p>
+          <w:p>
+            <w:pPr>
+              <w:spacing w:after="20" w:before="0"/>
+            </w:pPr>
+            <w:r>
+              <w:rPr>
+                <w:rFonts w:ascii="Arial" w:cs="Arial" w:eastAsia="Arial" w:hAnsi="Arial"/>
+                <w:i/>
+                <w:iCs/>
+                <w:color w:val="595959"/>
+                <w:sz w:val="16"/>
+                <w:szCs w:val="16"/>
+              </w:rPr>
+              <w:t xml:space="preserve">No closely matching video in the ARES library for this activity.</w:t>
+            </w:r>
+          </w:p>
+          <w:p>
+            <w:pPr>
+              <w:spacing w:after="10" w:before="0"/>
+              <w:ind w:left="120"/>
+            </w:pPr>
+            <w:hyperlink w:history="1" r:id="rIde3oshvc7otofirylkfg6n">
+              <w:r>
+                <w:rPr>
+                  <w:rFonts w:ascii="Arial" w:cs="Arial" w:eastAsia="Arial" w:hAnsi="Arial"/>
+                  <w:color w:val="595959"/>
+                  <w:sz w:val="14"/>
+                  <w:szCs w:val="14"/>
+                  <w:u w:val="single" w:color="595959"/>
+                </w:rPr>
+                <w:t xml:space="preserve">🔍 Search ARES for videos</w:t>
+              </w:r>
+            </w:hyperlink>
+          </w:p>
+          <w:p>
+            <w:pPr>
+              <w:spacing w:after="10" w:before="0"/>
+              <w:ind w:left="120"/>
+            </w:pPr>
+            <w:r>
+              <w:rPr>
+                <w:rFonts w:ascii="Arial" w:cs="Arial" w:eastAsia="Arial" w:hAnsi="Arial"/>
+                <w:color w:val="595959"/>
+                <w:sz w:val="14"/>
+                <w:szCs w:val="14"/>
+              </w:rPr>
+              <w:t xml:space="preserve">Search terms: nutrition animals digestion digestive</w:t>
+            </w:r>
+          </w:p>
+          <w:p>
+            <w:pPr>
+              <w:spacing w:after="40" w:before="0"/>
+            </w:pPr>
+            <w:r>
+              <w:rPr>
+                <w:sz w:val="14"/>
+                <w:szCs w:val="14"/>
+              </w:rPr>
+              <w:t xml:space="preserve"/>
+            </w:r>
+          </w:p>
+          <w:p>
+            <w:pPr>
+              <w:spacing w:after="20" w:before="0"/>
+            </w:pPr>
+            <w:r>
+              <w:rPr>
+                <w:rFonts w:ascii="Arial" w:cs="Arial" w:eastAsia="Arial" w:hAnsi="Arial"/>
+                <w:b/>
+                <w:bCs/>
+                <w:color w:val="1F3864"/>
+                <w:sz w:val="16"/>
+                <w:szCs w:val="16"/>
+              </w:rPr>
               <w:t xml:space="preserve">📖 HTML:</w:t>
             </w:r>
           </w:p>
@@ -3530,7 +3833,7 @@
             <w:pPr>
               <w:spacing w:after="20" w:before="0"/>
             </w:pPr>
-            <w:hyperlink w:history="1" r:id="rIdq9edkskbpako_ok92z8gj">
+            <w:hyperlink w:history="1" r:id="rIdogvgeqv0k-suuhtvjqwjd">
               <w:r>
                 <w:rPr>
                   <w:rFonts w:ascii="Arial" w:cs="Arial" w:eastAsia="Arial" w:hAnsi="Arial"/>
@@ -3563,7 +3866,7 @@
               <w:spacing w:after="10" w:before="0"/>
               <w:ind w:left="120"/>
             </w:pPr>
-            <w:hyperlink w:history="1" r:id="rIdrob57ww6zhjajdmfj0mc2">
+            <w:hyperlink w:history="1" r:id="rIdwe8km4zshborrevlvv3eg">
               <w:r>
                 <w:rPr>
                   <w:rFonts w:ascii="Arial" w:cs="Arial" w:eastAsia="Arial" w:hAnsi="Arial"/>
@@ -3605,7 +3908,7 @@
                 <w:sz w:val="18"/>
                 <w:szCs w:val="18"/>
               </w:rPr>
-              <w:t xml:space="preserve">The teacher directs learners' attention to the displayed meal (real or photographed) and leads a structured 'Slow Look' observation protocol. Learners spend 3 minutes observing the meal in silence and recording sensory observations on a 'Notice' card — colour, texture, visible structure, smell (if real food is present), and any changes they can already see happening to the food (e.g., the ugali drying, the sukuma wiki wilting). The teacher then poses three 'anomaly prompts' — three puzzling observations about digestion — which learners record on the reverse of their Notice card as 'Things I cannot yet explain.' Learners do not attempt to explain these anomalies yet; they simply record them as open questions.</w:t>
+              <w:t xml:space="preserve">The teacher facilitates a whole-class 'What Do We Already Know?' gallery sort. Prediction phrases collected from the Predict Phase (already written on the board) are now sorted by the class into three categories: CONFIDENT WE KNOW THIS, THINK WE KNOW BUT NOT SURE, and HAVE NO IDEA. Learners stand up, walk to the board, and physically move sticky-note labels (or the teacher moves them based on learner direction) to sort the prior-knowledge claims. The class then identifies at least one piece of prior knowledge per food item that they are confident is true and will serve as an anchor — this becomes the 'Known Foundation' that the DQB will build upon.</w:t>
             </w:r>
           </w:p>
         </w:tc>
@@ -3637,7 +3940,7 @@
                 <w:sz w:val="18"/>
                 <w:szCs w:val="18"/>
               </w:rPr>
-              <w:t xml:space="preserve">Distribute index cards labelled NOTICE (front) and CANNOT YET EXPLAIN (back). Say: 'Before we do any science today, I want you to be a careful observer. Look at this meal for three minutes. On the NOTICE side, write everything you can observe — what you see, what you smell if the food is present, what you notice about the different textures. Do not explain anything yet. Just observe.' Set timer for 3 minutes. After the timer, say: 'Now I am going to share three puzzles with you. These are things that real scientists — including Kenyan nutritionists and medical researchers at the University of Nairobi and Kenyatta National Hospital — have spent careers studying. I want you to write each puzzle on the CANNOT YET EXPLAIN side of your card.' Read each anomaly slowly and clearly, pausing for 15 seconds after each one: PUZZLE 1 — 'Your body releases different digestive chemicals at different points along the alimentary canal. How does it know which chemical to release, and when?' PUZZLE 2 — 'The ugali in this meal is digested and absorbed much faster than the nyama choma. Why does starch digest faster than protein?' PUZZLE 3 — 'Your stomach is made of protein. Your stomach also produces acid and protein-digesting enzymes. So why does your stomach not digest itself?' After reading all three, say: 'These three puzzles are what we are going to spend this entire unit solving together.' Cold-call 3 learners and ask: 'Which of these three puzzles surprises you the most — and why?' Apply 12-second WAIT TIME before accepting each response.</w:t>
+              <w:t xml:space="preserve">Transcribe 8–10 of the most interesting/most common prediction phrases from the board onto individual sticky notes (prepared during the Observe Phase while learners are writing). Draw three columns on a fresh section of the board: CONFIDENT | THINK SO | NO IDEA. Say: 'I have pulled out some of the things you predicted. As a class, let us sort them. I will read each one — if you think we KNOW this is true, show me a thumbs-up. If you THINK it might be true but you are not certain, show me an open hand. If you honestly have NO IDEA, show me a thumbs-down.' Read each sticky note, tally the hand signals aloud ('I see 18 thumbs-up, 7 open hands, 3 thumbs-down'), and place the sticky note in the majority column. After sorting, say: 'Look at our CONFIDENT column. These are the building blocks we already have. Now look at our NO IDEA column — that is our work for this unit.' Cold-call 2 learners from the NO IDEA column and ask: 'Can you say in one sentence what specifically you do not yet understand about this?' Apply 15-second WAIT TIME. Write their responses verbatim — these will seed the DQB. Do NOT answer any question at this stage. Say explicitly: 'I am not going to answer these today. That would spoil the investigation. But I am going to promise you this — by the end of this unit, YOU will be able to answer every single one of these questions yourself.'</w:t>
             </w:r>
           </w:p>
         </w:tc>
@@ -3669,7 +3972,7 @@
                 <w:sz w:val="18"/>
                 <w:szCs w:val="18"/>
               </w:rPr>
-              <w:t xml:space="preserve">Anomaly-Driven Noticing (a variant of NGSS Practice 1 — Asking Questions and Defining Problems): By presenting three specific, counter-intuitive anomalies tied directly to the familiar meal, the teacher transforms a routine food observation into a scientific puzzle. The 'Slow Look' protocol slows down perception and trains learners to distinguish observation from explanation — a critical scientific habit. Recording anomalies as 'things I cannot yet explain' rather than 'questions I have' positions learners as people who already have relevant observations, not as empty vessels waiting to be filled.</w:t>
+              <w:t xml:space="preserve">Collaborative Knowledge Audit (linked to NGSS Practice 7 — Engaging in Argument from Evidence): The gallery sort externalises the epistemological status of prior knowledge claims — distinguishing confident knowledge from hunches from ignorance. This metacognitive move is crucial in CBE because it develops 'learning to learn' competency. By making uncertainty visible and public, the teacher normalises intellectual humility and frames the unit as a genuine investigation rather than a transmission of known facts. The sorting process also reveals consensus vs. disagreement within the class, which the teacher will exploit in Lessons 3–5 to create productive intellectual conflict.</w:t>
             </w:r>
           </w:p>
         </w:tc>
@@ -3701,7 +4004,7 @@
                 <w:sz w:val="18"/>
                 <w:szCs w:val="18"/>
               </w:rPr>
-              <w:t xml:space="preserve">The teacher collects NOTICE cards at the end of the phase and quickly scans for: (a) learners who conflate observation with explanation on the NOTICE side (e.g., writing 'the ugali has carbohydrates' rather than 'the ugali is white and smooth and dense') — this reveals a tendency to skip observation and jump to conclusion, which the teacher will address in Lesson 3; (b) learners who show genuine surprise at Puzzle 3 (the stomach-digesting-itself anomaly) — these learners are intellectually engaged with the chemical digestion thread; (c) learners who draw structural diagrams of the food items — these learners may benefit from leading the model-building phase.</w:t>
+              <w:t xml:space="preserve">The teacher notes which prior-knowledge claims land in the CONFIDENT column — these will be used as scaffolds in Lessons 2 and 3. The teacher specifically watches for: (a) whether learners can correctly identify that ugali is starch-based and nyama choma is protein-based — this is the chemical foundation of Lessons 4 and 5; (b) whether any learner mentions 'enzymes' — if so, the teacher writes the word on the board with a star and says 'Remember that word — we will need it'; (c) whether learners show confidence about mechanical digestion (chewing) but uncertainty about chemical digestion — this gap is the primary conceptual target of Lessons 2–4.</w:t>
             </w:r>
           </w:p>
         </w:tc>
@@ -3710,32 +4013,32 @@
         <w:tc>
           <w:tcPr>
             <w:tcW w:type="dxa" w:w="1520"/>
-            <w:shd w:fill="E2EFDA" w:color="auto" w:val="clear"/>
-            <w:tcMar>
-              <w:top w:type="dxa" w:w="60"/>
-              <w:left w:type="dxa" w:w="120"/>
-              <w:bottom w:type="dxa" w:w="60"/>
-              <w:right w:type="dxa" w:w="120"/>
-            </w:tcMar>
-            <w:vAlign w:val="top"/>
-          </w:tcPr>
-          <w:p>
-            <w:pPr>
-              <w:spacing w:after="40" w:before="0"/>
-              <w:jc w:val="left"/>
-            </w:pPr>
-            <w:r>
-              <w:rPr>
-                <w:rFonts w:ascii="Arial" w:cs="Arial" w:eastAsia="Arial" w:hAnsi="Arial"/>
-                <w:b/>
-                <w:bCs/>
-                <w:i w:val="false"/>
-                <w:iCs w:val="false"/>
-                <w:color w:val="000000"/>
-                <w:sz w:val="18"/>
-                <w:szCs w:val="18"/>
-              </w:rPr>
-              <w:t xml:space="preserve">Explain Phase</w:t>
+            <w:shd w:fill="FCE4D6" w:color="auto" w:val="clear"/>
+            <w:tcMar>
+              <w:top w:type="dxa" w:w="60"/>
+              <w:left w:type="dxa" w:w="120"/>
+              <w:bottom w:type="dxa" w:w="60"/>
+              <w:right w:type="dxa" w:w="120"/>
+            </w:tcMar>
+            <w:vAlign w:val="top"/>
+          </w:tcPr>
+          <w:p>
+            <w:pPr>
+              <w:spacing w:after="40" w:before="0"/>
+              <w:jc w:val="left"/>
+            </w:pPr>
+            <w:r>
+              <w:rPr>
+                <w:rFonts w:ascii="Arial" w:cs="Arial" w:eastAsia="Arial" w:hAnsi="Arial"/>
+                <w:b/>
+                <w:bCs/>
+                <w:i w:val="false"/>
+                <w:iCs w:val="false"/>
+                <w:color w:val="000000"/>
+                <w:sz w:val="18"/>
+                <w:szCs w:val="18"/>
+              </w:rPr>
+              <w:t xml:space="preserve">Driving Question Board (DQB) Creation</w:t>
             </w:r>
           </w:p>
           <w:p>
@@ -3758,40 +4061,24 @@
             <w:pPr>
               <w:spacing w:after="20" w:before="0"/>
             </w:pPr>
-            <w:hyperlink w:history="1" r:id="rIdyurovkzl9yx9cozit-1ld">
-              <w:r>
-                <w:rPr>
-                  <w:rFonts w:ascii="Arial" w:cs="Arial" w:eastAsia="Arial" w:hAnsi="Arial"/>
-                  <w:color w:val="2E75B6"/>
-                  <w:sz w:val="16"/>
-                  <w:szCs w:val="16"/>
-                  <w:u w:val="single" w:color="2E75B6"/>
-                </w:rPr>
-                <w:t xml:space="preserve">Cellular respiration</w:t>
-              </w:r>
-            </w:hyperlink>
+            <w:r>
+              <w:rPr>
+                <w:rFonts w:ascii="Arial" w:cs="Arial" w:eastAsia="Arial" w:hAnsi="Arial"/>
+                <w:i/>
+                <w:iCs/>
+                <w:color w:val="595959"/>
+                <w:sz w:val="16"/>
+                <w:szCs w:val="16"/>
+              </w:rPr>
+              <w:t xml:space="preserve">No closely matching video in the ARES library for this activity.</w:t>
+            </w:r>
           </w:p>
           <w:p>
             <w:pPr>
               <w:spacing w:after="10" w:before="0"/>
               <w:ind w:left="120"/>
             </w:pPr>
-            <w:r>
-              <w:rPr>
-                <w:rFonts w:ascii="Arial" w:cs="Arial" w:eastAsia="Arial" w:hAnsi="Arial"/>
-                <w:color w:val="595959"/>
-                <w:sz w:val="14"/>
-                <w:szCs w:val="14"/>
-              </w:rPr>
-              <w:t xml:space="preserve">Source: Khan Academy (English - US curriculum)</w:t>
-            </w:r>
-          </w:p>
-          <w:p>
-            <w:pPr>
-              <w:spacing w:after="10" w:before="0"/>
-              <w:ind w:left="120"/>
-            </w:pPr>
-            <w:hyperlink w:history="1" r:id="rIdwm0p3f1qxtsjuliniropy">
+            <w:hyperlink w:history="1" r:id="rIdznbusc1ry6ch7zgsde632">
               <w:r>
                 <w:rPr>
                   <w:rFonts w:ascii="Arial" w:cs="Arial" w:eastAsia="Arial" w:hAnsi="Arial"/>
@@ -3800,9 +4087,24 @@
                   <w:szCs w:val="14"/>
                   <w:u w:val="single" w:color="595959"/>
                 </w:rPr>
-                <w:t xml:space="preserve">🔍 Search ARES for similar videos</w:t>
+                <w:t xml:space="preserve">🔍 Search ARES for videos</w:t>
               </w:r>
             </w:hyperlink>
+          </w:p>
+          <w:p>
+            <w:pPr>
+              <w:spacing w:after="10" w:before="0"/>
+              <w:ind w:left="120"/>
+            </w:pPr>
+            <w:r>
+              <w:rPr>
+                <w:rFonts w:ascii="Arial" w:cs="Arial" w:eastAsia="Arial" w:hAnsi="Arial"/>
+                <w:color w:val="595959"/>
+                <w:sz w:val="14"/>
+                <w:szCs w:val="14"/>
+              </w:rPr>
+              <w:t xml:space="preserve">Search terms: nutrition animals digestion digestive</w:t>
+            </w:r>
           </w:p>
           <w:p>
             <w:pPr>
@@ -3836,7 +4138,7 @@
             <w:pPr>
               <w:spacing w:after="20" w:before="0"/>
             </w:pPr>
-            <w:hyperlink w:history="1" r:id="rIdyvvfxek5dmgvkdxakzsvt">
+            <w:hyperlink w:history="1" r:id="rIdmd0mnyql3b5qcntm9ux_f">
               <w:r>
                 <w:rPr>
                   <w:rFonts w:ascii="Arial" w:cs="Arial" w:eastAsia="Arial" w:hAnsi="Arial"/>
@@ -3869,7 +4171,7 @@
               <w:spacing w:after="10" w:before="0"/>
               <w:ind w:left="120"/>
             </w:pPr>
-            <w:hyperlink w:history="1" r:id="rIdleucxsrikp7n6lh4nrhu0">
+            <w:hyperlink w:history="1" r:id="rIdqakngvheajtzvvc5ditnc">
               <w:r>
                 <w:rPr>
                   <w:rFonts w:ascii="Arial" w:cs="Arial" w:eastAsia="Arial" w:hAnsi="Arial"/>
@@ -3911,7 +4213,7 @@
                 <w:sz w:val="18"/>
                 <w:szCs w:val="18"/>
               </w:rPr>
-              <w:t xml:space="preserve">The teacher facilitates a whole-class 'What Do We Already Know?' gallery sort. Prediction phrases collected from the Predict Phase (already written on the board) are now sorted by the class into three categories: CONFIDENT WE KNOW THIS, THINK WE KNOW BUT NOT SURE, and HAVE NO IDEA. Learners stand up, walk to the board, and physically move sticky-note labels (or the teacher moves them based on learner direction) to sort the prior-knowledge claims. The class then identifies at least one piece of prior knowledge per food item that they are confident is true and will serve as an anchor — this becomes the 'Known Foundation' that the DQB will build upon.</w:t>
+              <w:t xml:space="preserve">Each learner receives three sticky notes in different colours: YELLOW = something I noticed about the meal, BLUE = something I wonder/a question I have, GREEN = something I think I already know. Learners individually write one idea per sticky note (3 minutes), then post their notes on the class DQB — a large sheet of paper or section of whiteboard divided into the three colour zones. The teacher facilitates a 5-minute whole-class clustering activity in which learners identify recurring themes and group similar questions together. The class agrees on the unit's Driving Question (pre-written by the teacher, now revealed): 'How is the human digestive system adapted to break down and absorb the nutrients in a typical Kenyan meal — and what happens when those adaptations fail?' Learners copy this into their science notebooks.</w:t>
             </w:r>
           </w:p>
         </w:tc>
@@ -3943,7 +4245,7 @@
                 <w:sz w:val="18"/>
                 <w:szCs w:val="18"/>
               </w:rPr>
-              <w:t xml:space="preserve">Transcribe 8–10 of the most interesting/most common prediction phrases from the board onto individual sticky notes (prepared during the Observe Phase while learners are writing). Draw three columns on a fresh section of the board: CONFIDENT | THINK SO | NO IDEA. Say: 'I have pulled out some of the things you predicted. As a class, let us sort them. I will read each one — if you think we KNOW this is true, show me a thumbs-up. If you THINK it might be true but you are not certain, show me an open hand. If you honestly have NO IDEA, show me a thumbs-down.' Read each sticky note, tally the hand signals aloud ('I see 18 thumbs-up, 7 open hands, 3 thumbs-down'), and place the sticky note in the majority column. After sorting, say: 'Look at our CONFIDENT column. These are the building blocks we already have. Now look at our NO IDEA column — that is our work for this unit.' Cold-call 2 learners from the NO IDEA column and ask: 'Can you say in one sentence what specifically you do not yet understand about this?' Apply 15-second WAIT TIME. Write their responses verbatim — these will seed the DQB. Do NOT answer any question at this stage. Say explicitly: 'I am not going to answer these today. That would spoil the investigation. But I am going to promise you this — by the end of this unit, YOU will be able to answer every single one of these questions yourself.'</w:t>
+              <w:t xml:space="preserve">Distribute three sticky notes per learner. Say: 'You now have three minutes to capture your thinking on these sticky notes. YELLOW — one thing you noticed about the meal that you found interesting or surprising. BLUE — one question you genuinely have about what happens to this food inside your body. GREEN — one thing you are fairly sure you already know about digestion. One idea per note. Go.' Set timer for 3 minutes. After posting, stand back and say: 'Look at our board. What patterns do you see? Are there questions that keep appearing?' Cold-call 3 learners to identify clusters. Say: 'Let me group these — I can see questions about WHERE digestion happens, questions about HOW chemicals are involved, and questions about WHAT goes wrong. Does that match what you see?' After clustering, reveal the Driving Question on a pre-prepared card or slide. Say: 'This is the question that every lesson in this unit is designed to answer. Some of you have already written versions of this question on your blue notes — which means you are already thinking like scientists.' Point to 2–3 blue notes that are close paraphrases of the driving question. Say: 'We will come back to this board every lesson and ask ourselves: what new understanding can we add today?' Instruct learners: 'Write the Driving Question at the top of a fresh page in your notebook. Below it, write your three personal questions from your blue notes. These are YOUR investigation agenda for this unit.'</w:t>
             </w:r>
           </w:p>
         </w:tc>
@@ -3975,7 +4277,7 @@
                 <w:sz w:val="18"/>
                 <w:szCs w:val="18"/>
               </w:rPr>
-              <w:t xml:space="preserve">Collaborative Knowledge Audit (linked to NGSS Practice 7 — Engaging in Argument from Evidence): The gallery sort externalises the epistemological status of prior knowledge claims — distinguishing confident knowledge from hunches from ignorance. This metacognitive move is crucial in CBE because it develops 'learning to learn' competency. By making uncertainty visible and public, the teacher normalises intellectual humility and frames the unit as a genuine investigation rather than a transmission of known facts. The sorting process also reveals consensus vs. disagreement within the class, which the teacher will exploit in Lessons 3–5 to create productive intellectual conflict.</w:t>
+              <w:t xml:space="preserve">Notice–Wonder–Know (NWK) DQB Protocol (NGSS Practice 1 — Asking Questions; Practice 8 — Obtaining, Evaluating, and Communicating Information): The three-colour DQB is a living document that will be updated every lesson. By distinguishing NOTICE (empirical observation) from WONDER (question/hypothesis) from KNOW (prior knowledge claim), the board models the epistemological structure of science itself. Clustering questions into themes previews the unit's conceptual arc and gives learners agency in the investigation — their questions, not the teacher's, are visibly driving the unit forward.</w:t>
             </w:r>
           </w:p>
         </w:tc>
@@ -4007,7 +4309,7 @@
                 <w:sz w:val="18"/>
                 <w:szCs w:val="18"/>
               </w:rPr>
-              <w:t xml:space="preserve">The teacher notes which prior-knowledge claims land in the CONFIDENT column — these will be used as scaffolds in Lessons 2 and 3. The teacher specifically watches for: (a) whether learners can correctly identify that ugali is starch-based and nyama choma is protein-based — this is the chemical foundation of Lessons 4 and 5; (b) whether any learner mentions 'enzymes' — if so, the teacher writes the word on the board with a star and says 'Remember that word — we will need it'; (c) whether learners show confidence about mechanical digestion (chewing) but uncertainty about chemical digestion — this gap is the primary conceptual target of Lessons 2–4.</w:t>
+              <w:t xml:space="preserve">The teacher photographs the completed DQB at the end of the lesson (for the ARES platform record) and scans for: (a) the sophistication of BLUE questions — are learners asking 'what happens to the food?' (surface) or 'why does the stomach not digest itself?' (deep) — this calibrates the conceptual level for Lesson 2; (b) whether any GREEN notes contain factual errors (e.g., 'the liver produces stomach acid') — these are flagged quietly and addressed in Lesson 3 without embarrassing the author; (c) whether the driving question resonates — if more than half the class has written a version of it on their blue notes, the phenomenon launch has succeeded.</w:t>
             </w:r>
           </w:p>
         </w:tc>
@@ -4016,32 +4318,32 @@
         <w:tc>
           <w:tcPr>
             <w:tcW w:type="dxa" w:w="1520"/>
-            <w:shd w:fill="FCE4D6" w:color="auto" w:val="clear"/>
-            <w:tcMar>
-              <w:top w:type="dxa" w:w="60"/>
-              <w:left w:type="dxa" w:w="120"/>
-              <w:bottom w:type="dxa" w:w="60"/>
-              <w:right w:type="dxa" w:w="120"/>
-            </w:tcMar>
-            <w:vAlign w:val="top"/>
-          </w:tcPr>
-          <w:p>
-            <w:pPr>
-              <w:spacing w:after="40" w:before="0"/>
-              <w:jc w:val="left"/>
-            </w:pPr>
-            <w:r>
-              <w:rPr>
-                <w:rFonts w:ascii="Arial" w:cs="Arial" w:eastAsia="Arial" w:hAnsi="Arial"/>
-                <w:b/>
-                <w:bCs/>
-                <w:i w:val="false"/>
-                <w:iCs w:val="false"/>
-                <w:color w:val="000000"/>
-                <w:sz w:val="18"/>
-                <w:szCs w:val="18"/>
-              </w:rPr>
-              <w:t xml:space="preserve">Driving Question Board (DQB) Creation</w:t>
+            <w:shd w:fill="D5E8F0" w:color="auto" w:val="clear"/>
+            <w:tcMar>
+              <w:top w:type="dxa" w:w="60"/>
+              <w:left w:type="dxa" w:w="120"/>
+              <w:bottom w:type="dxa" w:w="60"/>
+              <w:right w:type="dxa" w:w="120"/>
+            </w:tcMar>
+            <w:vAlign w:val="top"/>
+          </w:tcPr>
+          <w:p>
+            <w:pPr>
+              <w:spacing w:after="40" w:before="0"/>
+              <w:jc w:val="left"/>
+            </w:pPr>
+            <w:r>
+              <w:rPr>
+                <w:rFonts w:ascii="Arial" w:cs="Arial" w:eastAsia="Arial" w:hAnsi="Arial"/>
+                <w:b/>
+                <w:bCs/>
+                <w:i w:val="false"/>
+                <w:iCs w:val="false"/>
+                <w:color w:val="000000"/>
+                <w:sz w:val="18"/>
+                <w:szCs w:val="18"/>
+              </w:rPr>
+              <w:t xml:space="preserve">Model Building Phase</w:t>
             </w:r>
           </w:p>
           <w:p>
@@ -4064,40 +4366,24 @@
             <w:pPr>
               <w:spacing w:after="20" w:before="0"/>
             </w:pPr>
-            <w:hyperlink w:history="1" r:id="rIdqgor5pwzudmm5zdsjrrok">
-              <w:r>
-                <w:rPr>
-                  <w:rFonts w:ascii="Arial" w:cs="Arial" w:eastAsia="Arial" w:hAnsi="Arial"/>
-                  <w:color w:val="2E75B6"/>
-                  <w:sz w:val="16"/>
-                  <w:szCs w:val="16"/>
-                  <w:u w:val="single" w:color="2E75B6"/>
-                </w:rPr>
-                <w:t xml:space="preserve">Cellular respiration</w:t>
-              </w:r>
-            </w:hyperlink>
+            <w:r>
+              <w:rPr>
+                <w:rFonts w:ascii="Arial" w:cs="Arial" w:eastAsia="Arial" w:hAnsi="Arial"/>
+                <w:i/>
+                <w:iCs/>
+                <w:color w:val="595959"/>
+                <w:sz w:val="16"/>
+                <w:szCs w:val="16"/>
+              </w:rPr>
+              <w:t xml:space="preserve">No closely matching video in the ARES library for this activity.</w:t>
+            </w:r>
           </w:p>
           <w:p>
             <w:pPr>
               <w:spacing w:after="10" w:before="0"/>
               <w:ind w:left="120"/>
             </w:pPr>
-            <w:r>
-              <w:rPr>
-                <w:rFonts w:ascii="Arial" w:cs="Arial" w:eastAsia="Arial" w:hAnsi="Arial"/>
-                <w:color w:val="595959"/>
-                <w:sz w:val="14"/>
-                <w:szCs w:val="14"/>
-              </w:rPr>
-              <w:t xml:space="preserve">Source: Khan Academy (English - US curriculum)</w:t>
-            </w:r>
-          </w:p>
-          <w:p>
-            <w:pPr>
-              <w:spacing w:after="10" w:before="0"/>
-              <w:ind w:left="120"/>
-            </w:pPr>
-            <w:hyperlink w:history="1" r:id="rIdrkwwzr7niapevfrg20z0a">
+            <w:hyperlink w:history="1" r:id="rIdd_9mfrf5w0kqpik-zxrxv">
               <w:r>
                 <w:rPr>
                   <w:rFonts w:ascii="Arial" w:cs="Arial" w:eastAsia="Arial" w:hAnsi="Arial"/>
@@ -4106,9 +4392,24 @@
                   <w:szCs w:val="14"/>
                   <w:u w:val="single" w:color="595959"/>
                 </w:rPr>
-                <w:t xml:space="preserve">🔍 Search ARES for similar videos</w:t>
+                <w:t xml:space="preserve">🔍 Search ARES for videos</w:t>
               </w:r>
             </w:hyperlink>
+          </w:p>
+          <w:p>
+            <w:pPr>
+              <w:spacing w:after="10" w:before="0"/>
+              <w:ind w:left="120"/>
+            </w:pPr>
+            <w:r>
+              <w:rPr>
+                <w:rFonts w:ascii="Arial" w:cs="Arial" w:eastAsia="Arial" w:hAnsi="Arial"/>
+                <w:color w:val="595959"/>
+                <w:sz w:val="14"/>
+                <w:szCs w:val="14"/>
+              </w:rPr>
+              <w:t xml:space="preserve">Search terms: nutrition animals digestion digestive</w:t>
+            </w:r>
           </w:p>
           <w:p>
             <w:pPr>
@@ -4142,7 +4443,7 @@
             <w:pPr>
               <w:spacing w:after="20" w:before="0"/>
             </w:pPr>
-            <w:hyperlink w:history="1" r:id="rIdkdwzrkhts3fkd1tlhhn77">
+            <w:hyperlink w:history="1" r:id="rIdwyrho1bf5tn-uhiiq63uh">
               <w:r>
                 <w:rPr>
                   <w:rFonts w:ascii="Arial" w:cs="Arial" w:eastAsia="Arial" w:hAnsi="Arial"/>
@@ -4175,313 +4476,7 @@
               <w:spacing w:after="10" w:before="0"/>
               <w:ind w:left="120"/>
             </w:pPr>
-            <w:hyperlink w:history="1" r:id="rIdcun26pnsofcqv2ji1weuh">
-              <w:r>
-                <w:rPr>
-                  <w:rFonts w:ascii="Arial" w:cs="Arial" w:eastAsia="Arial" w:hAnsi="Arial"/>
-                  <w:color w:val="595959"/>
-                  <w:sz w:val="14"/>
-                  <w:szCs w:val="14"/>
-                  <w:u w:val="single" w:color="595959"/>
-                </w:rPr>
-                <w:t xml:space="preserve">🔍 Search ARES for similar readings</w:t>
-              </w:r>
-            </w:hyperlink>
-          </w:p>
-        </w:tc>
-        <w:tc>
-          <w:tcPr>
-            <w:tcW w:type="dxa" w:w="3040"/>
-            <w:shd w:fill="FFFFFF" w:color="auto" w:val="clear"/>
-            <w:tcMar>
-              <w:top w:type="dxa" w:w="60"/>
-              <w:left w:type="dxa" w:w="120"/>
-              <w:bottom w:type="dxa" w:w="60"/>
-              <w:right w:type="dxa" w:w="120"/>
-            </w:tcMar>
-            <w:vAlign w:val="top"/>
-          </w:tcPr>
-          <w:p>
-            <w:pPr>
-              <w:spacing w:after="40" w:before="0"/>
-              <w:jc w:val="left"/>
-            </w:pPr>
-            <w:r>
-              <w:rPr>
-                <w:rFonts w:ascii="Arial" w:cs="Arial" w:eastAsia="Arial" w:hAnsi="Arial"/>
-                <w:b w:val="false"/>
-                <w:bCs w:val="false"/>
-                <w:i w:val="false"/>
-                <w:iCs w:val="false"/>
-                <w:color w:val="000000"/>
-                <w:sz w:val="18"/>
-                <w:szCs w:val="18"/>
-              </w:rPr>
-              <w:t xml:space="preserve">Each learner receives three sticky notes in different colours: YELLOW = something I noticed about the meal, BLUE = something I wonder/a question I have, GREEN = something I think I already know. Learners individually write one idea per sticky note (3 minutes), then post their notes on the class DQB — a large sheet of paper or section of whiteboard divided into the three colour zones. The teacher facilitates a 5-minute whole-class clustering activity in which learners identify recurring themes and group similar questions together. The class agrees on the unit's Driving Question (pre-written by the teacher, now revealed): 'How is the human digestive system adapted to break down and absorb the nutrients in a typical Kenyan meal — and what happens when those adaptations fail?' Learners copy this into their science notebooks.</w:t>
-            </w:r>
-          </w:p>
-        </w:tc>
-        <w:tc>
-          <w:tcPr>
-            <w:tcW w:type="dxa" w:w="3040"/>
-            <w:shd w:fill="F2F2F2" w:color="auto" w:val="clear"/>
-            <w:tcMar>
-              <w:top w:type="dxa" w:w="60"/>
-              <w:left w:type="dxa" w:w="120"/>
-              <w:bottom w:type="dxa" w:w="60"/>
-              <w:right w:type="dxa" w:w="120"/>
-            </w:tcMar>
-            <w:vAlign w:val="top"/>
-          </w:tcPr>
-          <w:p>
-            <w:pPr>
-              <w:spacing w:after="40" w:before="0"/>
-              <w:jc w:val="left"/>
-            </w:pPr>
-            <w:r>
-              <w:rPr>
-                <w:rFonts w:ascii="Arial" w:cs="Arial" w:eastAsia="Arial" w:hAnsi="Arial"/>
-                <w:b w:val="false"/>
-                <w:bCs w:val="false"/>
-                <w:i w:val="false"/>
-                <w:iCs w:val="false"/>
-                <w:color w:val="000000"/>
-                <w:sz w:val="18"/>
-                <w:szCs w:val="18"/>
-              </w:rPr>
-              <w:t xml:space="preserve">Distribute three sticky notes per learner. Say: 'You now have three minutes to capture your thinking on these sticky notes. YELLOW — one thing you noticed about the meal that you found interesting or surprising. BLUE — one question you genuinely have about what happens to this food inside your body. GREEN — one thing you are fairly sure you already know about digestion. One idea per note. Go.' Set timer for 3 minutes. After posting, stand back and say: 'Look at our board. What patterns do you see? Are there questions that keep appearing?' Cold-call 3 learners to identify clusters. Say: 'Let me group these — I can see questions about WHERE digestion happens, questions about HOW chemicals are involved, and questions about WHAT goes wrong. Does that match what you see?' After clustering, reveal the Driving Question on a pre-prepared card or slide. Say: 'This is the question that every lesson in this unit is designed to answer. Some of you have already written versions of this question on your blue notes — which means you are already thinking like scientists.' Point to 2–3 blue notes that are close paraphrases of the driving question. Say: 'We will come back to this board every lesson and ask ourselves: what new understanding can we add today?' Instruct learners: 'Write the Driving Question at the top of a fresh page in your notebook. Below it, write your three personal questions from your blue notes. These are YOUR investigation agenda for this unit.'</w:t>
-            </w:r>
-          </w:p>
-        </w:tc>
-        <w:tc>
-          <w:tcPr>
-            <w:tcW w:type="dxa" w:w="3040"/>
-            <w:shd w:fill="FFFFFF" w:color="auto" w:val="clear"/>
-            <w:tcMar>
-              <w:top w:type="dxa" w:w="60"/>
-              <w:left w:type="dxa" w:w="120"/>
-              <w:bottom w:type="dxa" w:w="60"/>
-              <w:right w:type="dxa" w:w="120"/>
-            </w:tcMar>
-            <w:vAlign w:val="top"/>
-          </w:tcPr>
-          <w:p>
-            <w:pPr>
-              <w:spacing w:after="40" w:before="0"/>
-              <w:jc w:val="left"/>
-            </w:pPr>
-            <w:r>
-              <w:rPr>
-                <w:rFonts w:ascii="Arial" w:cs="Arial" w:eastAsia="Arial" w:hAnsi="Arial"/>
-                <w:b w:val="false"/>
-                <w:bCs w:val="false"/>
-                <w:i w:val="false"/>
-                <w:iCs w:val="false"/>
-                <w:color w:val="000000"/>
-                <w:sz w:val="18"/>
-                <w:szCs w:val="18"/>
-              </w:rPr>
-              <w:t xml:space="preserve">Notice–Wonder–Know (NWK) DQB Protocol (NGSS Practice 1 — Asking Questions; Practice 8 — Obtaining, Evaluating, and Communicating Information): The three-colour DQB is a living document that will be updated every lesson. By distinguishing NOTICE (empirical observation) from WONDER (question/hypothesis) from KNOW (prior knowledge claim), the board models the epistemological structure of science itself. Clustering questions into themes previews the unit's conceptual arc and gives learners agency in the investigation — their questions, not the teacher's, are visibly driving the unit forward.</w:t>
-            </w:r>
-          </w:p>
-        </w:tc>
-        <w:tc>
-          <w:tcPr>
-            <w:tcW w:type="dxa" w:w="3040"/>
-            <w:shd w:fill="F2F2F2" w:color="auto" w:val="clear"/>
-            <w:tcMar>
-              <w:top w:type="dxa" w:w="60"/>
-              <w:left w:type="dxa" w:w="120"/>
-              <w:bottom w:type="dxa" w:w="60"/>
-              <w:right w:type="dxa" w:w="120"/>
-            </w:tcMar>
-            <w:vAlign w:val="top"/>
-          </w:tcPr>
-          <w:p>
-            <w:pPr>
-              <w:spacing w:after="40" w:before="0"/>
-              <w:jc w:val="left"/>
-            </w:pPr>
-            <w:r>
-              <w:rPr>
-                <w:rFonts w:ascii="Arial" w:cs="Arial" w:eastAsia="Arial" w:hAnsi="Arial"/>
-                <w:b w:val="false"/>
-                <w:bCs w:val="false"/>
-                <w:i w:val="false"/>
-                <w:iCs w:val="false"/>
-                <w:color w:val="000000"/>
-                <w:sz w:val="18"/>
-                <w:szCs w:val="18"/>
-              </w:rPr>
-              <w:t xml:space="preserve">The teacher photographs the completed DQB at the end of the lesson (for the ARES platform record) and scans for: (a) the sophistication of BLUE questions — are learners asking 'what happens to the food?' (surface) or 'why does the stomach not digest itself?' (deep) — this calibrates the conceptual level for Lesson 2; (b) whether any GREEN notes contain factual errors (e.g., 'the liver produces stomach acid') — these are flagged quietly and addressed in Lesson 3 without embarrassing the author; (c) whether the driving question resonates — if more than half the class has written a version of it on their blue notes, the phenomenon launch has succeeded.</w:t>
-            </w:r>
-          </w:p>
-        </w:tc>
-      </w:tr>
-      <w:tr>
-        <w:tc>
-          <w:tcPr>
-            <w:tcW w:type="dxa" w:w="1520"/>
-            <w:shd w:fill="D5E8F0" w:color="auto" w:val="clear"/>
-            <w:tcMar>
-              <w:top w:type="dxa" w:w="60"/>
-              <w:left w:type="dxa" w:w="120"/>
-              <w:bottom w:type="dxa" w:w="60"/>
-              <w:right w:type="dxa" w:w="120"/>
-            </w:tcMar>
-            <w:vAlign w:val="top"/>
-          </w:tcPr>
-          <w:p>
-            <w:pPr>
-              <w:spacing w:after="40" w:before="0"/>
-              <w:jc w:val="left"/>
-            </w:pPr>
-            <w:r>
-              <w:rPr>
-                <w:rFonts w:ascii="Arial" w:cs="Arial" w:eastAsia="Arial" w:hAnsi="Arial"/>
-                <w:b/>
-                <w:bCs/>
-                <w:i w:val="false"/>
-                <w:iCs w:val="false"/>
-                <w:color w:val="000000"/>
-                <w:sz w:val="18"/>
-                <w:szCs w:val="18"/>
-              </w:rPr>
-              <w:t xml:space="preserve">Model Building Phase</w:t>
-            </w:r>
-          </w:p>
-          <w:p>
-            <w:pPr>
-              <w:spacing w:after="20" w:before="0"/>
-            </w:pPr>
-            <w:r>
-              <w:rPr>
-                <w:rFonts w:ascii="Arial" w:cs="Arial" w:eastAsia="Arial" w:hAnsi="Arial"/>
-                <w:b/>
-                <w:bCs/>
-                <w:color w:val="1F3864"/>
-                <w:sz w:val="16"/>
-                <w:szCs w:val="16"/>
-              </w:rPr>
-              <w:t xml:space="preserve">📹 VIDEO:</w:t>
-            </w:r>
-          </w:p>
-          <w:p>
-            <w:pPr>
-              <w:spacing w:after="20" w:before="0"/>
-            </w:pPr>
-            <w:hyperlink w:history="1" r:id="rIds4pafjh6leb2qryu8grr3">
-              <w:r>
-                <w:rPr>
-                  <w:rFonts w:ascii="Arial" w:cs="Arial" w:eastAsia="Arial" w:hAnsi="Arial"/>
-                  <w:color w:val="2E75B6"/>
-                  <w:sz w:val="16"/>
-                  <w:szCs w:val="16"/>
-                  <w:u w:val="single" w:color="2E75B6"/>
-                </w:rPr>
-                <w:t xml:space="preserve">Cellular respiration</w:t>
-              </w:r>
-            </w:hyperlink>
-          </w:p>
-          <w:p>
-            <w:pPr>
-              <w:spacing w:after="10" w:before="0"/>
-              <w:ind w:left="120"/>
-            </w:pPr>
-            <w:r>
-              <w:rPr>
-                <w:rFonts w:ascii="Arial" w:cs="Arial" w:eastAsia="Arial" w:hAnsi="Arial"/>
-                <w:color w:val="595959"/>
-                <w:sz w:val="14"/>
-                <w:szCs w:val="14"/>
-              </w:rPr>
-              <w:t xml:space="preserve">Source: Khan Academy (English - US curriculum)</w:t>
-            </w:r>
-          </w:p>
-          <w:p>
-            <w:pPr>
-              <w:spacing w:after="10" w:before="0"/>
-              <w:ind w:left="120"/>
-            </w:pPr>
-            <w:hyperlink w:history="1" r:id="rIdndio0z3bzeuc9k9iri95q">
-              <w:r>
-                <w:rPr>
-                  <w:rFonts w:ascii="Arial" w:cs="Arial" w:eastAsia="Arial" w:hAnsi="Arial"/>
-                  <w:color w:val="595959"/>
-                  <w:sz w:val="14"/>
-                  <w:szCs w:val="14"/>
-                  <w:u w:val="single" w:color="595959"/>
-                </w:rPr>
-                <w:t xml:space="preserve">🔍 Search ARES for similar videos</w:t>
-              </w:r>
-            </w:hyperlink>
-          </w:p>
-          <w:p>
-            <w:pPr>
-              <w:spacing w:after="40" w:before="0"/>
-            </w:pPr>
-            <w:r>
-              <w:rPr>
-                <w:sz w:val="14"/>
-                <w:szCs w:val="14"/>
-              </w:rPr>
-              <w:t xml:space="preserve"/>
-            </w:r>
-          </w:p>
-          <w:p>
-            <w:pPr>
-              <w:spacing w:after="20" w:before="0"/>
-            </w:pPr>
-            <w:r>
-              <w:rPr>
-                <w:rFonts w:ascii="Arial" w:cs="Arial" w:eastAsia="Arial" w:hAnsi="Arial"/>
-                <w:b/>
-                <w:bCs/>
-                <w:color w:val="1F3864"/>
-                <w:sz w:val="16"/>
-                <w:szCs w:val="16"/>
-              </w:rPr>
-              <w:t xml:space="preserve">📖 HTML:</w:t>
-            </w:r>
-          </w:p>
-          <w:p>
-            <w:pPr>
-              <w:spacing w:after="20" w:before="0"/>
-            </w:pPr>
-            <w:hyperlink w:history="1" r:id="rIdfuwiv0nawxdfn9clb6wl8">
-              <w:r>
-                <w:rPr>
-                  <w:rFonts w:ascii="Arial" w:cs="Arial" w:eastAsia="Arial" w:hAnsi="Arial"/>
-                  <w:color w:val="2E75B6"/>
-                  <w:sz w:val="16"/>
-                  <w:szCs w:val="16"/>
-                  <w:u w:val="single" w:color="2E75B6"/>
-                </w:rPr>
-                <w:t xml:space="preserve">Digestion (Flexbook)</w:t>
-              </w:r>
-            </w:hyperlink>
-          </w:p>
-          <w:p>
-            <w:pPr>
-              <w:spacing w:after="10" w:before="0"/>
-              <w:ind w:left="120"/>
-            </w:pPr>
-            <w:r>
-              <w:rPr>
-                <w:rFonts w:ascii="Arial" w:cs="Arial" w:eastAsia="Arial" w:hAnsi="Arial"/>
-                <w:color w:val="595959"/>
-                <w:sz w:val="14"/>
-                <w:szCs w:val="14"/>
-              </w:rPr>
-              <w:t xml:space="preserve">Source: CK-12</w:t>
-            </w:r>
-          </w:p>
-          <w:p>
-            <w:pPr>
-              <w:spacing w:after="10" w:before="0"/>
-              <w:ind w:left="120"/>
-            </w:pPr>
-            <w:hyperlink w:history="1" r:id="rIdccfrjjlekizy-jylheczj">
+            <w:hyperlink w:history="1" r:id="rId7mczzvfiqvpazpsodkg0e">
               <w:r>
                 <w:rPr>
                   <w:rFonts w:ascii="Arial" w:cs="Arial" w:eastAsia="Arial" w:hAnsi="Arial"/>
@@ -6203,40 +6198,24 @@
             <w:pPr>
               <w:spacing w:after="20" w:before="0"/>
             </w:pPr>
-            <w:hyperlink w:history="1" r:id="rIdk8olvjd78n9owocgflhnu">
-              <w:r>
-                <w:rPr>
-                  <w:rFonts w:ascii="Arial" w:cs="Arial" w:eastAsia="Arial" w:hAnsi="Arial"/>
-                  <w:color w:val="2E75B6"/>
-                  <w:sz w:val="16"/>
-                  <w:szCs w:val="16"/>
-                  <w:u w:val="single" w:color="2E75B6"/>
-                </w:rPr>
-                <w:t xml:space="preserve">Cellular respiration</w:t>
-              </w:r>
-            </w:hyperlink>
+            <w:r>
+              <w:rPr>
+                <w:rFonts w:ascii="Arial" w:cs="Arial" w:eastAsia="Arial" w:hAnsi="Arial"/>
+                <w:i/>
+                <w:iCs/>
+                <w:color w:val="595959"/>
+                <w:sz w:val="16"/>
+                <w:szCs w:val="16"/>
+              </w:rPr>
+              <w:t xml:space="preserve">No closely matching video in the ARES library for this activity.</w:t>
+            </w:r>
           </w:p>
           <w:p>
             <w:pPr>
               <w:spacing w:after="10" w:before="0"/>
               <w:ind w:left="120"/>
             </w:pPr>
-            <w:r>
-              <w:rPr>
-                <w:rFonts w:ascii="Arial" w:cs="Arial" w:eastAsia="Arial" w:hAnsi="Arial"/>
-                <w:color w:val="595959"/>
-                <w:sz w:val="14"/>
-                <w:szCs w:val="14"/>
-              </w:rPr>
-              <w:t xml:space="preserve">Source: Khan Academy (English - US curriculum)</w:t>
-            </w:r>
-          </w:p>
-          <w:p>
-            <w:pPr>
-              <w:spacing w:after="10" w:before="0"/>
-              <w:ind w:left="120"/>
-            </w:pPr>
-            <w:hyperlink w:history="1" r:id="rIdsy8dbxhgtuxgg1-xzm-pd">
+            <w:hyperlink w:history="1" r:id="rIdirlpgrpuhcoek3fvs2_gz">
               <w:r>
                 <w:rPr>
                   <w:rFonts w:ascii="Arial" w:cs="Arial" w:eastAsia="Arial" w:hAnsi="Arial"/>
@@ -6245,9 +6224,24 @@
                   <w:szCs w:val="14"/>
                   <w:u w:val="single" w:color="595959"/>
                 </w:rPr>
-                <w:t xml:space="preserve">🔍 Search ARES for similar videos</w:t>
+                <w:t xml:space="preserve">🔍 Search ARES for videos</w:t>
               </w:r>
             </w:hyperlink>
+          </w:p>
+          <w:p>
+            <w:pPr>
+              <w:spacing w:after="10" w:before="0"/>
+              <w:ind w:left="120"/>
+            </w:pPr>
+            <w:r>
+              <w:rPr>
+                <w:rFonts w:ascii="Arial" w:cs="Arial" w:eastAsia="Arial" w:hAnsi="Arial"/>
+                <w:color w:val="595959"/>
+                <w:sz w:val="14"/>
+                <w:szCs w:val="14"/>
+              </w:rPr>
+              <w:t xml:space="preserve">Search terms: nutrition animals mechanical digestion</w:t>
+            </w:r>
           </w:p>
           <w:p>
             <w:pPr>
@@ -6274,47 +6268,31 @@
                 <w:sz w:val="16"/>
                 <w:szCs w:val="16"/>
               </w:rPr>
-              <w:t xml:space="preserve">📖 HTML:</w:t>
+              <w:t xml:space="preserve">📖 READING:</w:t>
             </w:r>
           </w:p>
           <w:p>
             <w:pPr>
               <w:spacing w:after="20" w:before="0"/>
             </w:pPr>
-            <w:hyperlink w:history="1" r:id="rIdayrjc5a28tb7bhso4t_t4">
-              <w:r>
-                <w:rPr>
-                  <w:rFonts w:ascii="Arial" w:cs="Arial" w:eastAsia="Arial" w:hAnsi="Arial"/>
-                  <w:color w:val="2E75B6"/>
-                  <w:sz w:val="16"/>
-                  <w:szCs w:val="16"/>
-                  <w:u w:val="single" w:color="2E75B6"/>
-                </w:rPr>
-                <w:t xml:space="preserve">Mechanical Weathering (Flexbook)</w:t>
-              </w:r>
-            </w:hyperlink>
+            <w:r>
+              <w:rPr>
+                <w:rFonts w:ascii="Arial" w:cs="Arial" w:eastAsia="Arial" w:hAnsi="Arial"/>
+                <w:i/>
+                <w:iCs/>
+                <w:color w:val="595959"/>
+                <w:sz w:val="16"/>
+                <w:szCs w:val="16"/>
+              </w:rPr>
+              <w:t xml:space="preserve">No closely matching reading in the ARES library for this activity.</w:t>
+            </w:r>
           </w:p>
           <w:p>
             <w:pPr>
               <w:spacing w:after="10" w:before="0"/>
               <w:ind w:left="120"/>
             </w:pPr>
-            <w:r>
-              <w:rPr>
-                <w:rFonts w:ascii="Arial" w:cs="Arial" w:eastAsia="Arial" w:hAnsi="Arial"/>
-                <w:color w:val="595959"/>
-                <w:sz w:val="14"/>
-                <w:szCs w:val="14"/>
-              </w:rPr>
-              <w:t xml:space="preserve">Source: CK-12</w:t>
-            </w:r>
-          </w:p>
-          <w:p>
-            <w:pPr>
-              <w:spacing w:after="10" w:before="0"/>
-              <w:ind w:left="120"/>
-            </w:pPr>
-            <w:hyperlink w:history="1" r:id="rIdx9vwi9pbhhbwnqjcmurha">
+            <w:hyperlink w:history="1" r:id="rIduwigcpqyhgqdgkaohrusd">
               <w:r>
                 <w:rPr>
                   <w:rFonts w:ascii="Arial" w:cs="Arial" w:eastAsia="Arial" w:hAnsi="Arial"/>
@@ -6323,9 +6301,24 @@
                   <w:szCs w:val="14"/>
                   <w:u w:val="single" w:color="595959"/>
                 </w:rPr>
-                <w:t xml:space="preserve">🔍 Search ARES for similar readings</w:t>
+                <w:t xml:space="preserve">🔍 Search ARES for readings</w:t>
               </w:r>
             </w:hyperlink>
+          </w:p>
+          <w:p>
+            <w:pPr>
+              <w:spacing w:after="10" w:before="0"/>
+              <w:ind w:left="120"/>
+            </w:pPr>
+            <w:r>
+              <w:rPr>
+                <w:rFonts w:ascii="Arial" w:cs="Arial" w:eastAsia="Arial" w:hAnsi="Arial"/>
+                <w:color w:val="595959"/>
+                <w:sz w:val="14"/>
+                <w:szCs w:val="14"/>
+              </w:rPr>
+              <w:t xml:space="preserve">Search terms: nutrition animals mechanical digestion</w:t>
+            </w:r>
           </w:p>
         </w:tc>
         <w:tc>
@@ -6509,40 +6502,24 @@
             <w:pPr>
               <w:spacing w:after="20" w:before="0"/>
             </w:pPr>
-            <w:hyperlink w:history="1" r:id="rId8syywmgtlyg1ivzxdp-qc">
-              <w:r>
-                <w:rPr>
-                  <w:rFonts w:ascii="Arial" w:cs="Arial" w:eastAsia="Arial" w:hAnsi="Arial"/>
-                  <w:color w:val="2E75B6"/>
-                  <w:sz w:val="16"/>
-                  <w:szCs w:val="16"/>
-                  <w:u w:val="single" w:color="2E75B6"/>
-                </w:rPr>
-                <w:t xml:space="preserve">Cellular respiration</w:t>
-              </w:r>
-            </w:hyperlink>
+            <w:r>
+              <w:rPr>
+                <w:rFonts w:ascii="Arial" w:cs="Arial" w:eastAsia="Arial" w:hAnsi="Arial"/>
+                <w:i/>
+                <w:iCs/>
+                <w:color w:val="595959"/>
+                <w:sz w:val="16"/>
+                <w:szCs w:val="16"/>
+              </w:rPr>
+              <w:t xml:space="preserve">No closely matching video in the ARES library for this activity.</w:t>
+            </w:r>
           </w:p>
           <w:p>
             <w:pPr>
               <w:spacing w:after="10" w:before="0"/>
               <w:ind w:left="120"/>
             </w:pPr>
-            <w:r>
-              <w:rPr>
-                <w:rFonts w:ascii="Arial" w:cs="Arial" w:eastAsia="Arial" w:hAnsi="Arial"/>
-                <w:color w:val="595959"/>
-                <w:sz w:val="14"/>
-                <w:szCs w:val="14"/>
-              </w:rPr>
-              <w:t xml:space="preserve">Source: Khan Academy (English - US curriculum)</w:t>
-            </w:r>
-          </w:p>
-          <w:p>
-            <w:pPr>
-              <w:spacing w:after="10" w:before="0"/>
-              <w:ind w:left="120"/>
-            </w:pPr>
-            <w:hyperlink w:history="1" r:id="rIddgemw9e7xire0nas60gfl">
+            <w:hyperlink w:history="1" r:id="rIdlp_v_anlnvse_y7e4pfop">
               <w:r>
                 <w:rPr>
                   <w:rFonts w:ascii="Arial" w:cs="Arial" w:eastAsia="Arial" w:hAnsi="Arial"/>
@@ -6551,9 +6528,24 @@
                   <w:szCs w:val="14"/>
                   <w:u w:val="single" w:color="595959"/>
                 </w:rPr>
-                <w:t xml:space="preserve">🔍 Search ARES for similar videos</w:t>
+                <w:t xml:space="preserve">🔍 Search ARES for videos</w:t>
               </w:r>
             </w:hyperlink>
+          </w:p>
+          <w:p>
+            <w:pPr>
+              <w:spacing w:after="10" w:before="0"/>
+              <w:ind w:left="120"/>
+            </w:pPr>
+            <w:r>
+              <w:rPr>
+                <w:rFonts w:ascii="Arial" w:cs="Arial" w:eastAsia="Arial" w:hAnsi="Arial"/>
+                <w:color w:val="595959"/>
+                <w:sz w:val="14"/>
+                <w:szCs w:val="14"/>
+              </w:rPr>
+              <w:t xml:space="preserve">Search terms: nutrition animals mechanical digestion</w:t>
+            </w:r>
           </w:p>
           <w:p>
             <w:pPr>
@@ -6580,47 +6572,31 @@
                 <w:sz w:val="16"/>
                 <w:szCs w:val="16"/>
               </w:rPr>
-              <w:t xml:space="preserve">📖 HTML:</w:t>
+              <w:t xml:space="preserve">📖 READING:</w:t>
             </w:r>
           </w:p>
           <w:p>
             <w:pPr>
               <w:spacing w:after="20" w:before="0"/>
             </w:pPr>
-            <w:hyperlink w:history="1" r:id="rIdllvdyd6gmzdhjysilyule">
-              <w:r>
-                <w:rPr>
-                  <w:rFonts w:ascii="Arial" w:cs="Arial" w:eastAsia="Arial" w:hAnsi="Arial"/>
-                  <w:color w:val="2E75B6"/>
-                  <w:sz w:val="16"/>
-                  <w:szCs w:val="16"/>
-                  <w:u w:val="single" w:color="2E75B6"/>
-                </w:rPr>
-                <w:t xml:space="preserve">Mechanical Weathering (Flexbook)</w:t>
-              </w:r>
-            </w:hyperlink>
+            <w:r>
+              <w:rPr>
+                <w:rFonts w:ascii="Arial" w:cs="Arial" w:eastAsia="Arial" w:hAnsi="Arial"/>
+                <w:i/>
+                <w:iCs/>
+                <w:color w:val="595959"/>
+                <w:sz w:val="16"/>
+                <w:szCs w:val="16"/>
+              </w:rPr>
+              <w:t xml:space="preserve">No closely matching reading in the ARES library for this activity.</w:t>
+            </w:r>
           </w:p>
           <w:p>
             <w:pPr>
               <w:spacing w:after="10" w:before="0"/>
               <w:ind w:left="120"/>
             </w:pPr>
-            <w:r>
-              <w:rPr>
-                <w:rFonts w:ascii="Arial" w:cs="Arial" w:eastAsia="Arial" w:hAnsi="Arial"/>
-                <w:color w:val="595959"/>
-                <w:sz w:val="14"/>
-                <w:szCs w:val="14"/>
-              </w:rPr>
-              <w:t xml:space="preserve">Source: CK-12</w:t>
-            </w:r>
-          </w:p>
-          <w:p>
-            <w:pPr>
-              <w:spacing w:after="10" w:before="0"/>
-              <w:ind w:left="120"/>
-            </w:pPr>
-            <w:hyperlink w:history="1" r:id="rIdz5hbgmnkiananf6j6qlqo">
+            <w:hyperlink w:history="1" r:id="rIdtgnv55g-a0a_wx_bnxgre">
               <w:r>
                 <w:rPr>
                   <w:rFonts w:ascii="Arial" w:cs="Arial" w:eastAsia="Arial" w:hAnsi="Arial"/>
@@ -6629,9 +6605,24 @@
                   <w:szCs w:val="14"/>
                   <w:u w:val="single" w:color="595959"/>
                 </w:rPr>
-                <w:t xml:space="preserve">🔍 Search ARES for similar readings</w:t>
+                <w:t xml:space="preserve">🔍 Search ARES for readings</w:t>
               </w:r>
             </w:hyperlink>
+          </w:p>
+          <w:p>
+            <w:pPr>
+              <w:spacing w:after="10" w:before="0"/>
+              <w:ind w:left="120"/>
+            </w:pPr>
+            <w:r>
+              <w:rPr>
+                <w:rFonts w:ascii="Arial" w:cs="Arial" w:eastAsia="Arial" w:hAnsi="Arial"/>
+                <w:color w:val="595959"/>
+                <w:sz w:val="14"/>
+                <w:szCs w:val="14"/>
+              </w:rPr>
+              <w:t xml:space="preserve">Search terms: nutrition animals mechanical digestion</w:t>
+            </w:r>
           </w:p>
         </w:tc>
         <w:tc>
@@ -6815,40 +6806,24 @@
             <w:pPr>
               <w:spacing w:after="20" w:before="0"/>
             </w:pPr>
-            <w:hyperlink w:history="1" r:id="rId1rwj1llcehjtcseuknf3c">
-              <w:r>
-                <w:rPr>
-                  <w:rFonts w:ascii="Arial" w:cs="Arial" w:eastAsia="Arial" w:hAnsi="Arial"/>
-                  <w:color w:val="2E75B6"/>
-                  <w:sz w:val="16"/>
-                  <w:szCs w:val="16"/>
-                  <w:u w:val="single" w:color="2E75B6"/>
-                </w:rPr>
-                <w:t xml:space="preserve">Cellular respiration</w:t>
-              </w:r>
-            </w:hyperlink>
+            <w:r>
+              <w:rPr>
+                <w:rFonts w:ascii="Arial" w:cs="Arial" w:eastAsia="Arial" w:hAnsi="Arial"/>
+                <w:i/>
+                <w:iCs/>
+                <w:color w:val="595959"/>
+                <w:sz w:val="16"/>
+                <w:szCs w:val="16"/>
+              </w:rPr>
+              <w:t xml:space="preserve">No closely matching video in the ARES library for this activity.</w:t>
+            </w:r>
           </w:p>
           <w:p>
             <w:pPr>
               <w:spacing w:after="10" w:before="0"/>
               <w:ind w:left="120"/>
             </w:pPr>
-            <w:r>
-              <w:rPr>
-                <w:rFonts w:ascii="Arial" w:cs="Arial" w:eastAsia="Arial" w:hAnsi="Arial"/>
-                <w:color w:val="595959"/>
-                <w:sz w:val="14"/>
-                <w:szCs w:val="14"/>
-              </w:rPr>
-              <w:t xml:space="preserve">Source: Khan Academy (English - US curriculum)</w:t>
-            </w:r>
-          </w:p>
-          <w:p>
-            <w:pPr>
-              <w:spacing w:after="10" w:before="0"/>
-              <w:ind w:left="120"/>
-            </w:pPr>
-            <w:hyperlink w:history="1" r:id="rIdlefbuc7zohj4mz62rvuwa">
+            <w:hyperlink w:history="1" r:id="rIdfonyg_mndymwvvacotqg3">
               <w:r>
                 <w:rPr>
                   <w:rFonts w:ascii="Arial" w:cs="Arial" w:eastAsia="Arial" w:hAnsi="Arial"/>
@@ -6857,9 +6832,24 @@
                   <w:szCs w:val="14"/>
                   <w:u w:val="single" w:color="595959"/>
                 </w:rPr>
-                <w:t xml:space="preserve">🔍 Search ARES for similar videos</w:t>
+                <w:t xml:space="preserve">🔍 Search ARES for videos</w:t>
               </w:r>
             </w:hyperlink>
+          </w:p>
+          <w:p>
+            <w:pPr>
+              <w:spacing w:after="10" w:before="0"/>
+              <w:ind w:left="120"/>
+            </w:pPr>
+            <w:r>
+              <w:rPr>
+                <w:rFonts w:ascii="Arial" w:cs="Arial" w:eastAsia="Arial" w:hAnsi="Arial"/>
+                <w:color w:val="595959"/>
+                <w:sz w:val="14"/>
+                <w:szCs w:val="14"/>
+              </w:rPr>
+              <w:t xml:space="preserve">Search terms: nutrition animals mechanical digestion</w:t>
+            </w:r>
           </w:p>
           <w:p>
             <w:pPr>
@@ -6886,47 +6876,31 @@
                 <w:sz w:val="16"/>
                 <w:szCs w:val="16"/>
               </w:rPr>
-              <w:t xml:space="preserve">📖 HTML:</w:t>
+              <w:t xml:space="preserve">📖 READING:</w:t>
             </w:r>
           </w:p>
           <w:p>
             <w:pPr>
               <w:spacing w:after="20" w:before="0"/>
             </w:pPr>
-            <w:hyperlink w:history="1" r:id="rIdqygdzjlm3gasbft7pusry">
-              <w:r>
-                <w:rPr>
-                  <w:rFonts w:ascii="Arial" w:cs="Arial" w:eastAsia="Arial" w:hAnsi="Arial"/>
-                  <w:color w:val="2E75B6"/>
-                  <w:sz w:val="16"/>
-                  <w:szCs w:val="16"/>
-                  <w:u w:val="single" w:color="2E75B6"/>
-                </w:rPr>
-                <w:t xml:space="preserve">Mechanical Weathering (Flexbook)</w:t>
-              </w:r>
-            </w:hyperlink>
+            <w:r>
+              <w:rPr>
+                <w:rFonts w:ascii="Arial" w:cs="Arial" w:eastAsia="Arial" w:hAnsi="Arial"/>
+                <w:i/>
+                <w:iCs/>
+                <w:color w:val="595959"/>
+                <w:sz w:val="16"/>
+                <w:szCs w:val="16"/>
+              </w:rPr>
+              <w:t xml:space="preserve">No closely matching reading in the ARES library for this activity.</w:t>
+            </w:r>
           </w:p>
           <w:p>
             <w:pPr>
               <w:spacing w:after="10" w:before="0"/>
               <w:ind w:left="120"/>
             </w:pPr>
-            <w:r>
-              <w:rPr>
-                <w:rFonts w:ascii="Arial" w:cs="Arial" w:eastAsia="Arial" w:hAnsi="Arial"/>
-                <w:color w:val="595959"/>
-                <w:sz w:val="14"/>
-                <w:szCs w:val="14"/>
-              </w:rPr>
-              <w:t xml:space="preserve">Source: CK-12</w:t>
-            </w:r>
-          </w:p>
-          <w:p>
-            <w:pPr>
-              <w:spacing w:after="10" w:before="0"/>
-              <w:ind w:left="120"/>
-            </w:pPr>
-            <w:hyperlink w:history="1" r:id="rIdgwwhfyfsniz8ltdyqv4ym">
+            <w:hyperlink w:history="1" r:id="rIdtqqgm_suzsiaamut6klsj">
               <w:r>
                 <w:rPr>
                   <w:rFonts w:ascii="Arial" w:cs="Arial" w:eastAsia="Arial" w:hAnsi="Arial"/>
@@ -6935,9 +6909,24 @@
                   <w:szCs w:val="14"/>
                   <w:u w:val="single" w:color="595959"/>
                 </w:rPr>
-                <w:t xml:space="preserve">🔍 Search ARES for similar readings</w:t>
+                <w:t xml:space="preserve">🔍 Search ARES for readings</w:t>
               </w:r>
             </w:hyperlink>
+          </w:p>
+          <w:p>
+            <w:pPr>
+              <w:spacing w:after="10" w:before="0"/>
+              <w:ind w:left="120"/>
+            </w:pPr>
+            <w:r>
+              <w:rPr>
+                <w:rFonts w:ascii="Arial" w:cs="Arial" w:eastAsia="Arial" w:hAnsi="Arial"/>
+                <w:color w:val="595959"/>
+                <w:sz w:val="14"/>
+                <w:szCs w:val="14"/>
+              </w:rPr>
+              <w:t xml:space="preserve">Search terms: nutrition animals mechanical digestion</w:t>
+            </w:r>
           </w:p>
         </w:tc>
         <w:tc>
@@ -7121,40 +7110,24 @@
             <w:pPr>
               <w:spacing w:after="20" w:before="0"/>
             </w:pPr>
-            <w:hyperlink w:history="1" r:id="rIdnnnfpbrcke6wqoidj4t20">
-              <w:r>
-                <w:rPr>
-                  <w:rFonts w:ascii="Arial" w:cs="Arial" w:eastAsia="Arial" w:hAnsi="Arial"/>
-                  <w:color w:val="2E75B6"/>
-                  <w:sz w:val="16"/>
-                  <w:szCs w:val="16"/>
-                  <w:u w:val="single" w:color="2E75B6"/>
-                </w:rPr>
-                <w:t xml:space="preserve">Cellular respiration</w:t>
-              </w:r>
-            </w:hyperlink>
+            <w:r>
+              <w:rPr>
+                <w:rFonts w:ascii="Arial" w:cs="Arial" w:eastAsia="Arial" w:hAnsi="Arial"/>
+                <w:i/>
+                <w:iCs/>
+                <w:color w:val="595959"/>
+                <w:sz w:val="16"/>
+                <w:szCs w:val="16"/>
+              </w:rPr>
+              <w:t xml:space="preserve">No closely matching video in the ARES library for this activity.</w:t>
+            </w:r>
           </w:p>
           <w:p>
             <w:pPr>
               <w:spacing w:after="10" w:before="0"/>
               <w:ind w:left="120"/>
             </w:pPr>
-            <w:r>
-              <w:rPr>
-                <w:rFonts w:ascii="Arial" w:cs="Arial" w:eastAsia="Arial" w:hAnsi="Arial"/>
-                <w:color w:val="595959"/>
-                <w:sz w:val="14"/>
-                <w:szCs w:val="14"/>
-              </w:rPr>
-              <w:t xml:space="preserve">Source: Khan Academy (English - US curriculum)</w:t>
-            </w:r>
-          </w:p>
-          <w:p>
-            <w:pPr>
-              <w:spacing w:after="10" w:before="0"/>
-              <w:ind w:left="120"/>
-            </w:pPr>
-            <w:hyperlink w:history="1" r:id="rIdbv0atepxmmsw_4ajc6yxw">
+            <w:hyperlink w:history="1" r:id="rIddtsy2g6yhbifqgyfnndns">
               <w:r>
                 <w:rPr>
                   <w:rFonts w:ascii="Arial" w:cs="Arial" w:eastAsia="Arial" w:hAnsi="Arial"/>
@@ -7163,9 +7136,24 @@
                   <w:szCs w:val="14"/>
                   <w:u w:val="single" w:color="595959"/>
                 </w:rPr>
-                <w:t xml:space="preserve">🔍 Search ARES for similar videos</w:t>
+                <w:t xml:space="preserve">🔍 Search ARES for videos</w:t>
               </w:r>
             </w:hyperlink>
+          </w:p>
+          <w:p>
+            <w:pPr>
+              <w:spacing w:after="10" w:before="0"/>
+              <w:ind w:left="120"/>
+            </w:pPr>
+            <w:r>
+              <w:rPr>
+                <w:rFonts w:ascii="Arial" w:cs="Arial" w:eastAsia="Arial" w:hAnsi="Arial"/>
+                <w:color w:val="595959"/>
+                <w:sz w:val="14"/>
+                <w:szCs w:val="14"/>
+              </w:rPr>
+              <w:t xml:space="preserve">Search terms: nutrition animals mechanical digestion</w:t>
+            </w:r>
           </w:p>
           <w:p>
             <w:pPr>
@@ -7192,47 +7180,31 @@
                 <w:sz w:val="16"/>
                 <w:szCs w:val="16"/>
               </w:rPr>
-              <w:t xml:space="preserve">📖 HTML:</w:t>
+              <w:t xml:space="preserve">📖 READING:</w:t>
             </w:r>
           </w:p>
           <w:p>
             <w:pPr>
               <w:spacing w:after="20" w:before="0"/>
             </w:pPr>
-            <w:hyperlink w:history="1" r:id="rIdg-ps0hhipvpn7k-9vwvij">
-              <w:r>
-                <w:rPr>
-                  <w:rFonts w:ascii="Arial" w:cs="Arial" w:eastAsia="Arial" w:hAnsi="Arial"/>
-                  <w:color w:val="2E75B6"/>
-                  <w:sz w:val="16"/>
-                  <w:szCs w:val="16"/>
-                  <w:u w:val="single" w:color="2E75B6"/>
-                </w:rPr>
-                <w:t xml:space="preserve">Mechanical Weathering (Flexbook)</w:t>
-              </w:r>
-            </w:hyperlink>
+            <w:r>
+              <w:rPr>
+                <w:rFonts w:ascii="Arial" w:cs="Arial" w:eastAsia="Arial" w:hAnsi="Arial"/>
+                <w:i/>
+                <w:iCs/>
+                <w:color w:val="595959"/>
+                <w:sz w:val="16"/>
+                <w:szCs w:val="16"/>
+              </w:rPr>
+              <w:t xml:space="preserve">No closely matching reading in the ARES library for this activity.</w:t>
+            </w:r>
           </w:p>
           <w:p>
             <w:pPr>
               <w:spacing w:after="10" w:before="0"/>
               <w:ind w:left="120"/>
             </w:pPr>
-            <w:r>
-              <w:rPr>
-                <w:rFonts w:ascii="Arial" w:cs="Arial" w:eastAsia="Arial" w:hAnsi="Arial"/>
-                <w:color w:val="595959"/>
-                <w:sz w:val="14"/>
-                <w:szCs w:val="14"/>
-              </w:rPr>
-              <w:t xml:space="preserve">Source: CK-12</w:t>
-            </w:r>
-          </w:p>
-          <w:p>
-            <w:pPr>
-              <w:spacing w:after="10" w:before="0"/>
-              <w:ind w:left="120"/>
-            </w:pPr>
-            <w:hyperlink w:history="1" r:id="rIdzckdogpo-rmcwq9u8mrdf">
+            <w:hyperlink w:history="1" r:id="rIde3frapjpexiuhyf3lsxky">
               <w:r>
                 <w:rPr>
                   <w:rFonts w:ascii="Arial" w:cs="Arial" w:eastAsia="Arial" w:hAnsi="Arial"/>
@@ -7241,9 +7213,24 @@
                   <w:szCs w:val="14"/>
                   <w:u w:val="single" w:color="595959"/>
                 </w:rPr>
-                <w:t xml:space="preserve">🔍 Search ARES for similar readings</w:t>
+                <w:t xml:space="preserve">🔍 Search ARES for readings</w:t>
               </w:r>
             </w:hyperlink>
+          </w:p>
+          <w:p>
+            <w:pPr>
+              <w:spacing w:after="10" w:before="0"/>
+              <w:ind w:left="120"/>
+            </w:pPr>
+            <w:r>
+              <w:rPr>
+                <w:rFonts w:ascii="Arial" w:cs="Arial" w:eastAsia="Arial" w:hAnsi="Arial"/>
+                <w:color w:val="595959"/>
+                <w:sz w:val="14"/>
+                <w:szCs w:val="14"/>
+              </w:rPr>
+              <w:t xml:space="preserve">Search terms: nutrition animals mechanical digestion</w:t>
+            </w:r>
           </w:p>
         </w:tc>
         <w:tc>
@@ -7427,40 +7414,24 @@
             <w:pPr>
               <w:spacing w:after="20" w:before="0"/>
             </w:pPr>
-            <w:hyperlink w:history="1" r:id="rIderffvmmugyvdpy9u-o67f">
-              <w:r>
-                <w:rPr>
-                  <w:rFonts w:ascii="Arial" w:cs="Arial" w:eastAsia="Arial" w:hAnsi="Arial"/>
-                  <w:color w:val="2E75B6"/>
-                  <w:sz w:val="16"/>
-                  <w:szCs w:val="16"/>
-                  <w:u w:val="single" w:color="2E75B6"/>
-                </w:rPr>
-                <w:t xml:space="preserve">Cellular respiration</w:t>
-              </w:r>
-            </w:hyperlink>
+            <w:r>
+              <w:rPr>
+                <w:rFonts w:ascii="Arial" w:cs="Arial" w:eastAsia="Arial" w:hAnsi="Arial"/>
+                <w:i/>
+                <w:iCs/>
+                <w:color w:val="595959"/>
+                <w:sz w:val="16"/>
+                <w:szCs w:val="16"/>
+              </w:rPr>
+              <w:t xml:space="preserve">No closely matching video in the ARES library for this activity.</w:t>
+            </w:r>
           </w:p>
           <w:p>
             <w:pPr>
               <w:spacing w:after="10" w:before="0"/>
               <w:ind w:left="120"/>
             </w:pPr>
-            <w:r>
-              <w:rPr>
-                <w:rFonts w:ascii="Arial" w:cs="Arial" w:eastAsia="Arial" w:hAnsi="Arial"/>
-                <w:color w:val="595959"/>
-                <w:sz w:val="14"/>
-                <w:szCs w:val="14"/>
-              </w:rPr>
-              <w:t xml:space="preserve">Source: Khan Academy (English - US curriculum)</w:t>
-            </w:r>
-          </w:p>
-          <w:p>
-            <w:pPr>
-              <w:spacing w:after="10" w:before="0"/>
-              <w:ind w:left="120"/>
-            </w:pPr>
-            <w:hyperlink w:history="1" r:id="rIdv2nvj-phnlh2aj5uubxoi">
+            <w:hyperlink w:history="1" r:id="rIdqg8adnp98vtncmws-orlu">
               <w:r>
                 <w:rPr>
                   <w:rFonts w:ascii="Arial" w:cs="Arial" w:eastAsia="Arial" w:hAnsi="Arial"/>
@@ -7469,9 +7440,24 @@
                   <w:szCs w:val="14"/>
                   <w:u w:val="single" w:color="595959"/>
                 </w:rPr>
-                <w:t xml:space="preserve">🔍 Search ARES for similar videos</w:t>
+                <w:t xml:space="preserve">🔍 Search ARES for videos</w:t>
               </w:r>
             </w:hyperlink>
+          </w:p>
+          <w:p>
+            <w:pPr>
+              <w:spacing w:after="10" w:before="0"/>
+              <w:ind w:left="120"/>
+            </w:pPr>
+            <w:r>
+              <w:rPr>
+                <w:rFonts w:ascii="Arial" w:cs="Arial" w:eastAsia="Arial" w:hAnsi="Arial"/>
+                <w:color w:val="595959"/>
+                <w:sz w:val="14"/>
+                <w:szCs w:val="14"/>
+              </w:rPr>
+              <w:t xml:space="preserve">Search terms: nutrition animals mechanical digestion</w:t>
+            </w:r>
           </w:p>
           <w:p>
             <w:pPr>
@@ -7498,47 +7484,31 @@
                 <w:sz w:val="16"/>
                 <w:szCs w:val="16"/>
               </w:rPr>
-              <w:t xml:space="preserve">📖 HTML:</w:t>
+              <w:t xml:space="preserve">📖 READING:</w:t>
             </w:r>
           </w:p>
           <w:p>
             <w:pPr>
               <w:spacing w:after="20" w:before="0"/>
             </w:pPr>
-            <w:hyperlink w:history="1" r:id="rIdeg5aqfv_v9mgskect9owm">
-              <w:r>
-                <w:rPr>
-                  <w:rFonts w:ascii="Arial" w:cs="Arial" w:eastAsia="Arial" w:hAnsi="Arial"/>
-                  <w:color w:val="2E75B6"/>
-                  <w:sz w:val="16"/>
-                  <w:szCs w:val="16"/>
-                  <w:u w:val="single" w:color="2E75B6"/>
-                </w:rPr>
-                <w:t xml:space="preserve">Mechanical Weathering (Flexbook)</w:t>
-              </w:r>
-            </w:hyperlink>
+            <w:r>
+              <w:rPr>
+                <w:rFonts w:ascii="Arial" w:cs="Arial" w:eastAsia="Arial" w:hAnsi="Arial"/>
+                <w:i/>
+                <w:iCs/>
+                <w:color w:val="595959"/>
+                <w:sz w:val="16"/>
+                <w:szCs w:val="16"/>
+              </w:rPr>
+              <w:t xml:space="preserve">No closely matching reading in the ARES library for this activity.</w:t>
+            </w:r>
           </w:p>
           <w:p>
             <w:pPr>
               <w:spacing w:after="10" w:before="0"/>
               <w:ind w:left="120"/>
             </w:pPr>
-            <w:r>
-              <w:rPr>
-                <w:rFonts w:ascii="Arial" w:cs="Arial" w:eastAsia="Arial" w:hAnsi="Arial"/>
-                <w:color w:val="595959"/>
-                <w:sz w:val="14"/>
-                <w:szCs w:val="14"/>
-              </w:rPr>
-              <w:t xml:space="preserve">Source: CK-12</w:t>
-            </w:r>
-          </w:p>
-          <w:p>
-            <w:pPr>
-              <w:spacing w:after="10" w:before="0"/>
-              <w:ind w:left="120"/>
-            </w:pPr>
-            <w:hyperlink w:history="1" r:id="rIds77j3oxia2xqs7r2zivkr">
+            <w:hyperlink w:history="1" r:id="rIdwxfxzjillvnkx-fgcx9he">
               <w:r>
                 <w:rPr>
                   <w:rFonts w:ascii="Arial" w:cs="Arial" w:eastAsia="Arial" w:hAnsi="Arial"/>
@@ -7547,9 +7517,24 @@
                   <w:szCs w:val="14"/>
                   <w:u w:val="single" w:color="595959"/>
                 </w:rPr>
-                <w:t xml:space="preserve">🔍 Search ARES for similar readings</w:t>
+                <w:t xml:space="preserve">🔍 Search ARES for readings</w:t>
               </w:r>
             </w:hyperlink>
+          </w:p>
+          <w:p>
+            <w:pPr>
+              <w:spacing w:after="10" w:before="0"/>
+              <w:ind w:left="120"/>
+            </w:pPr>
+            <w:r>
+              <w:rPr>
+                <w:rFonts w:ascii="Arial" w:cs="Arial" w:eastAsia="Arial" w:hAnsi="Arial"/>
+                <w:color w:val="595959"/>
+                <w:sz w:val="14"/>
+                <w:szCs w:val="14"/>
+              </w:rPr>
+              <w:t xml:space="preserve">Search terms: nutrition animals mechanical digestion</w:t>
+            </w:r>
           </w:p>
         </w:tc>
         <w:tc>
@@ -9280,7 +9265,84 @@
             <w:pPr>
               <w:spacing w:after="20" w:before="0"/>
             </w:pPr>
-            <w:hyperlink w:history="1" r:id="rIdbayc0izow-5efujh3vwe2">
+            <w:r>
+              <w:rPr>
+                <w:rFonts w:ascii="Arial" w:cs="Arial" w:eastAsia="Arial" w:hAnsi="Arial"/>
+                <w:i/>
+                <w:iCs/>
+                <w:color w:val="595959"/>
+                <w:sz w:val="16"/>
+                <w:szCs w:val="16"/>
+              </w:rPr>
+              <w:t xml:space="preserve">No closely matching video in the ARES library for this activity.</w:t>
+            </w:r>
+          </w:p>
+          <w:p>
+            <w:pPr>
+              <w:spacing w:after="10" w:before="0"/>
+              <w:ind w:left="120"/>
+            </w:pPr>
+            <w:hyperlink w:history="1" r:id="rIdyzfartq4wrx2vmqhkok3y">
+              <w:r>
+                <w:rPr>
+                  <w:rFonts w:ascii="Arial" w:cs="Arial" w:eastAsia="Arial" w:hAnsi="Arial"/>
+                  <w:color w:val="595959"/>
+                  <w:sz w:val="14"/>
+                  <w:szCs w:val="14"/>
+                  <w:u w:val="single" w:color="595959"/>
+                </w:rPr>
+                <w:t xml:space="preserve">🔍 Search ARES for videos</w:t>
+              </w:r>
+            </w:hyperlink>
+          </w:p>
+          <w:p>
+            <w:pPr>
+              <w:spacing w:after="10" w:before="0"/>
+              <w:ind w:left="120"/>
+            </w:pPr>
+            <w:r>
+              <w:rPr>
+                <w:rFonts w:ascii="Arial" w:cs="Arial" w:eastAsia="Arial" w:hAnsi="Arial"/>
+                <w:color w:val="595959"/>
+                <w:sz w:val="14"/>
+                <w:szCs w:val="14"/>
+              </w:rPr>
+              <w:t xml:space="preserve">Search terms: nutrition animals digestive enzymes</w:t>
+            </w:r>
+          </w:p>
+          <w:p>
+            <w:pPr>
+              <w:spacing w:after="40" w:before="0"/>
+            </w:pPr>
+            <w:r>
+              <w:rPr>
+                <w:sz w:val="14"/>
+                <w:szCs w:val="14"/>
+              </w:rPr>
+              <w:t xml:space="preserve"/>
+            </w:r>
+          </w:p>
+          <w:p>
+            <w:pPr>
+              <w:spacing w:after="20" w:before="0"/>
+            </w:pPr>
+            <w:r>
+              <w:rPr>
+                <w:rFonts w:ascii="Arial" w:cs="Arial" w:eastAsia="Arial" w:hAnsi="Arial"/>
+                <w:b/>
+                <w:bCs/>
+                <w:color w:val="1F3864"/>
+                <w:sz w:val="16"/>
+                <w:szCs w:val="16"/>
+              </w:rPr>
+              <w:t xml:space="preserve">📖 HTML:</w:t>
+            </w:r>
+          </w:p>
+          <w:p>
+            <w:pPr>
+              <w:spacing w:after="20" w:before="0"/>
+            </w:pPr>
+            <w:hyperlink w:history="1" r:id="rIdxehhg9rely3tzqsdy8hks">
               <w:r>
                 <w:rPr>
                   <w:rFonts w:ascii="Arial" w:cs="Arial" w:eastAsia="Arial" w:hAnsi="Arial"/>
@@ -9289,7 +9351,7 @@
                   <w:szCs w:val="16"/>
                   <w:u w:val="single" w:color="2E75B6"/>
                 </w:rPr>
-                <w:t xml:space="preserve">Digestive System Structure and Function - Overview</w:t>
+                <w:t xml:space="preserve">Enzymes in the Digestive System (Flexbook)</w:t>
               </w:r>
             </w:hyperlink>
           </w:p>
@@ -9313,85 +9375,7 @@
               <w:spacing w:after="10" w:before="0"/>
               <w:ind w:left="120"/>
             </w:pPr>
-            <w:hyperlink w:history="1" r:id="rIdby6tcd-1wmwvnufkt83rl">
-              <w:r>
-                <w:rPr>
-                  <w:rFonts w:ascii="Arial" w:cs="Arial" w:eastAsia="Arial" w:hAnsi="Arial"/>
-                  <w:color w:val="595959"/>
-                  <w:sz w:val="14"/>
-                  <w:szCs w:val="14"/>
-                  <w:u w:val="single" w:color="595959"/>
-                </w:rPr>
-                <w:t xml:space="preserve">🔍 Search ARES for similar videos</w:t>
-              </w:r>
-            </w:hyperlink>
-          </w:p>
-          <w:p>
-            <w:pPr>
-              <w:spacing w:after="40" w:before="0"/>
-            </w:pPr>
-            <w:r>
-              <w:rPr>
-                <w:sz w:val="14"/>
-                <w:szCs w:val="14"/>
-              </w:rPr>
-              <w:t xml:space="preserve"/>
-            </w:r>
-          </w:p>
-          <w:p>
-            <w:pPr>
-              <w:spacing w:after="20" w:before="0"/>
-            </w:pPr>
-            <w:r>
-              <w:rPr>
-                <w:rFonts w:ascii="Arial" w:cs="Arial" w:eastAsia="Arial" w:hAnsi="Arial"/>
-                <w:b/>
-                <w:bCs/>
-                <w:color w:val="1F3864"/>
-                <w:sz w:val="16"/>
-                <w:szCs w:val="16"/>
-              </w:rPr>
-              <w:t xml:space="preserve">📖 HTML:</w:t>
-            </w:r>
-          </w:p>
-          <w:p>
-            <w:pPr>
-              <w:spacing w:after="20" w:before="0"/>
-            </w:pPr>
-            <w:hyperlink w:history="1" r:id="rId77h_alf-oisnri1z_ff3q">
-              <w:r>
-                <w:rPr>
-                  <w:rFonts w:ascii="Arial" w:cs="Arial" w:eastAsia="Arial" w:hAnsi="Arial"/>
-                  <w:color w:val="2E75B6"/>
-                  <w:sz w:val="16"/>
-                  <w:szCs w:val="16"/>
-                  <w:u w:val="single" w:color="2E75B6"/>
-                </w:rPr>
-                <w:t xml:space="preserve">Human Digestive System (Flexbook)</w:t>
-              </w:r>
-            </w:hyperlink>
-          </w:p>
-          <w:p>
-            <w:pPr>
-              <w:spacing w:after="10" w:before="0"/>
-              <w:ind w:left="120"/>
-            </w:pPr>
-            <w:r>
-              <w:rPr>
-                <w:rFonts w:ascii="Arial" w:cs="Arial" w:eastAsia="Arial" w:hAnsi="Arial"/>
-                <w:color w:val="595959"/>
-                <w:sz w:val="14"/>
-                <w:szCs w:val="14"/>
-              </w:rPr>
-              <w:t xml:space="preserve">Source: CK-12</w:t>
-            </w:r>
-          </w:p>
-          <w:p>
-            <w:pPr>
-              <w:spacing w:after="10" w:before="0"/>
-              <w:ind w:left="120"/>
-            </w:pPr>
-            <w:hyperlink w:history="1" r:id="rIdtaxhjzjeu1y7q6fakyalo">
+            <w:hyperlink w:history="1" r:id="rIdoqpepe2bvgao6zxnjqlrc">
               <w:r>
                 <w:rPr>
                   <w:rFonts w:ascii="Arial" w:cs="Arial" w:eastAsia="Arial" w:hAnsi="Arial"/>
@@ -9586,7 +9570,84 @@
             <w:pPr>
               <w:spacing w:after="20" w:before="0"/>
             </w:pPr>
-            <w:hyperlink w:history="1" r:id="rId32d0jgiuzblugsxx5iig_">
+            <w:r>
+              <w:rPr>
+                <w:rFonts w:ascii="Arial" w:cs="Arial" w:eastAsia="Arial" w:hAnsi="Arial"/>
+                <w:i/>
+                <w:iCs/>
+                <w:color w:val="595959"/>
+                <w:sz w:val="16"/>
+                <w:szCs w:val="16"/>
+              </w:rPr>
+              <w:t xml:space="preserve">No closely matching video in the ARES library for this activity.</w:t>
+            </w:r>
+          </w:p>
+          <w:p>
+            <w:pPr>
+              <w:spacing w:after="10" w:before="0"/>
+              <w:ind w:left="120"/>
+            </w:pPr>
+            <w:hyperlink w:history="1" r:id="rIdbmcrikpxvucw97ckerbwg">
+              <w:r>
+                <w:rPr>
+                  <w:rFonts w:ascii="Arial" w:cs="Arial" w:eastAsia="Arial" w:hAnsi="Arial"/>
+                  <w:color w:val="595959"/>
+                  <w:sz w:val="14"/>
+                  <w:szCs w:val="14"/>
+                  <w:u w:val="single" w:color="595959"/>
+                </w:rPr>
+                <w:t xml:space="preserve">🔍 Search ARES for videos</w:t>
+              </w:r>
+            </w:hyperlink>
+          </w:p>
+          <w:p>
+            <w:pPr>
+              <w:spacing w:after="10" w:before="0"/>
+              <w:ind w:left="120"/>
+            </w:pPr>
+            <w:r>
+              <w:rPr>
+                <w:rFonts w:ascii="Arial" w:cs="Arial" w:eastAsia="Arial" w:hAnsi="Arial"/>
+                <w:color w:val="595959"/>
+                <w:sz w:val="14"/>
+                <w:szCs w:val="14"/>
+              </w:rPr>
+              <w:t xml:space="preserve">Search terms: nutrition animals digestive enzymes</w:t>
+            </w:r>
+          </w:p>
+          <w:p>
+            <w:pPr>
+              <w:spacing w:after="40" w:before="0"/>
+            </w:pPr>
+            <w:r>
+              <w:rPr>
+                <w:sz w:val="14"/>
+                <w:szCs w:val="14"/>
+              </w:rPr>
+              <w:t xml:space="preserve"/>
+            </w:r>
+          </w:p>
+          <w:p>
+            <w:pPr>
+              <w:spacing w:after="20" w:before="0"/>
+            </w:pPr>
+            <w:r>
+              <w:rPr>
+                <w:rFonts w:ascii="Arial" w:cs="Arial" w:eastAsia="Arial" w:hAnsi="Arial"/>
+                <w:b/>
+                <w:bCs/>
+                <w:color w:val="1F3864"/>
+                <w:sz w:val="16"/>
+                <w:szCs w:val="16"/>
+              </w:rPr>
+              <w:t xml:space="preserve">📖 EXERCISE:</w:t>
+            </w:r>
+          </w:p>
+          <w:p>
+            <w:pPr>
+              <w:spacing w:after="20" w:before="0"/>
+            </w:pPr>
+            <w:hyperlink w:history="1" r:id="rIdfocf8e2uvg2q6gxuwqs0k">
               <w:r>
                 <w:rPr>
                   <w:rFonts w:ascii="Arial" w:cs="Arial" w:eastAsia="Arial" w:hAnsi="Arial"/>
@@ -9595,7 +9656,7 @@
                   <w:szCs w:val="16"/>
                   <w:u w:val="single" w:color="2E75B6"/>
                 </w:rPr>
-                <w:t xml:space="preserve">Digestive System Structure and Function - Overview</w:t>
+                <w:t xml:space="preserve">Enzymes in the Digestive System Practice</w:t>
               </w:r>
             </w:hyperlink>
           </w:p>
@@ -9619,85 +9680,7 @@
               <w:spacing w:after="10" w:before="0"/>
               <w:ind w:left="120"/>
             </w:pPr>
-            <w:hyperlink w:history="1" r:id="rIdusnkve-lr2okwjguksocq">
-              <w:r>
-                <w:rPr>
-                  <w:rFonts w:ascii="Arial" w:cs="Arial" w:eastAsia="Arial" w:hAnsi="Arial"/>
-                  <w:color w:val="595959"/>
-                  <w:sz w:val="14"/>
-                  <w:szCs w:val="14"/>
-                  <w:u w:val="single" w:color="595959"/>
-                </w:rPr>
-                <w:t xml:space="preserve">🔍 Search ARES for similar videos</w:t>
-              </w:r>
-            </w:hyperlink>
-          </w:p>
-          <w:p>
-            <w:pPr>
-              <w:spacing w:after="40" w:before="0"/>
-            </w:pPr>
-            <w:r>
-              <w:rPr>
-                <w:sz w:val="14"/>
-                <w:szCs w:val="14"/>
-              </w:rPr>
-              <w:t xml:space="preserve"/>
-            </w:r>
-          </w:p>
-          <w:p>
-            <w:pPr>
-              <w:spacing w:after="20" w:before="0"/>
-            </w:pPr>
-            <w:r>
-              <w:rPr>
-                <w:rFonts w:ascii="Arial" w:cs="Arial" w:eastAsia="Arial" w:hAnsi="Arial"/>
-                <w:b/>
-                <w:bCs/>
-                <w:color w:val="1F3864"/>
-                <w:sz w:val="16"/>
-                <w:szCs w:val="16"/>
-              </w:rPr>
-              <w:t xml:space="preserve">📖 HTML:</w:t>
-            </w:r>
-          </w:p>
-          <w:p>
-            <w:pPr>
-              <w:spacing w:after="20" w:before="0"/>
-            </w:pPr>
-            <w:hyperlink w:history="1" r:id="rIdavilvuceq4lmuqizod4zl">
-              <w:r>
-                <w:rPr>
-                  <w:rFonts w:ascii="Arial" w:cs="Arial" w:eastAsia="Arial" w:hAnsi="Arial"/>
-                  <w:color w:val="2E75B6"/>
-                  <w:sz w:val="16"/>
-                  <w:szCs w:val="16"/>
-                  <w:u w:val="single" w:color="2E75B6"/>
-                </w:rPr>
-                <w:t xml:space="preserve">Human Digestive System (Flexbook)</w:t>
-              </w:r>
-            </w:hyperlink>
-          </w:p>
-          <w:p>
-            <w:pPr>
-              <w:spacing w:after="10" w:before="0"/>
-              <w:ind w:left="120"/>
-            </w:pPr>
-            <w:r>
-              <w:rPr>
-                <w:rFonts w:ascii="Arial" w:cs="Arial" w:eastAsia="Arial" w:hAnsi="Arial"/>
-                <w:color w:val="595959"/>
-                <w:sz w:val="14"/>
-                <w:szCs w:val="14"/>
-              </w:rPr>
-              <w:t xml:space="preserve">Source: CK-12</w:t>
-            </w:r>
-          </w:p>
-          <w:p>
-            <w:pPr>
-              <w:spacing w:after="10" w:before="0"/>
-              <w:ind w:left="120"/>
-            </w:pPr>
-            <w:hyperlink w:history="1" r:id="rIdg_l7u5-bcu5dqip4j6wdi">
+            <w:hyperlink w:history="1" r:id="rIdwre2ky4hx7rcesgqjmpxf">
               <w:r>
                 <w:rPr>
                   <w:rFonts w:ascii="Arial" w:cs="Arial" w:eastAsia="Arial" w:hAnsi="Arial"/>
@@ -9892,7 +9875,84 @@
             <w:pPr>
               <w:spacing w:after="20" w:before="0"/>
             </w:pPr>
-            <w:hyperlink w:history="1" r:id="rIdwlbo9_kj2yovuwfbdwtoz">
+            <w:r>
+              <w:rPr>
+                <w:rFonts w:ascii="Arial" w:cs="Arial" w:eastAsia="Arial" w:hAnsi="Arial"/>
+                <w:i/>
+                <w:iCs/>
+                <w:color w:val="595959"/>
+                <w:sz w:val="16"/>
+                <w:szCs w:val="16"/>
+              </w:rPr>
+              <w:t xml:space="preserve">No closely matching video in the ARES library for this activity.</w:t>
+            </w:r>
+          </w:p>
+          <w:p>
+            <w:pPr>
+              <w:spacing w:after="10" w:before="0"/>
+              <w:ind w:left="120"/>
+            </w:pPr>
+            <w:hyperlink w:history="1" r:id="rIdssyo4dhlwj7yg-y6z_ey0">
+              <w:r>
+                <w:rPr>
+                  <w:rFonts w:ascii="Arial" w:cs="Arial" w:eastAsia="Arial" w:hAnsi="Arial"/>
+                  <w:color w:val="595959"/>
+                  <w:sz w:val="14"/>
+                  <w:szCs w:val="14"/>
+                  <w:u w:val="single" w:color="595959"/>
+                </w:rPr>
+                <w:t xml:space="preserve">🔍 Search ARES for videos</w:t>
+              </w:r>
+            </w:hyperlink>
+          </w:p>
+          <w:p>
+            <w:pPr>
+              <w:spacing w:after="10" w:before="0"/>
+              <w:ind w:left="120"/>
+            </w:pPr>
+            <w:r>
+              <w:rPr>
+                <w:rFonts w:ascii="Arial" w:cs="Arial" w:eastAsia="Arial" w:hAnsi="Arial"/>
+                <w:color w:val="595959"/>
+                <w:sz w:val="14"/>
+                <w:szCs w:val="14"/>
+              </w:rPr>
+              <w:t xml:space="preserve">Search terms: nutrition animals digestive enzymes</w:t>
+            </w:r>
+          </w:p>
+          <w:p>
+            <w:pPr>
+              <w:spacing w:after="40" w:before="0"/>
+            </w:pPr>
+            <w:r>
+              <w:rPr>
+                <w:sz w:val="14"/>
+                <w:szCs w:val="14"/>
+              </w:rPr>
+              <w:t xml:space="preserve"/>
+            </w:r>
+          </w:p>
+          <w:p>
+            <w:pPr>
+              <w:spacing w:after="20" w:before="0"/>
+            </w:pPr>
+            <w:r>
+              <w:rPr>
+                <w:rFonts w:ascii="Arial" w:cs="Arial" w:eastAsia="Arial" w:hAnsi="Arial"/>
+                <w:b/>
+                <w:bCs/>
+                <w:color w:val="1F3864"/>
+                <w:sz w:val="16"/>
+                <w:szCs w:val="16"/>
+              </w:rPr>
+              <w:t xml:space="preserve">📖 HTML:</w:t>
+            </w:r>
+          </w:p>
+          <w:p>
+            <w:pPr>
+              <w:spacing w:after="20" w:before="0"/>
+            </w:pPr>
+            <w:hyperlink w:history="1" r:id="rId5g6fu9ghsypxjnibqmiga">
               <w:r>
                 <w:rPr>
                   <w:rFonts w:ascii="Arial" w:cs="Arial" w:eastAsia="Arial" w:hAnsi="Arial"/>
@@ -9901,7 +9961,7 @@
                   <w:szCs w:val="16"/>
                   <w:u w:val="single" w:color="2E75B6"/>
                 </w:rPr>
-                <w:t xml:space="preserve">Digestive System Structure and Function - Overview</w:t>
+                <w:t xml:space="preserve">Enzymes in the Digestive System (Flexbook)</w:t>
               </w:r>
             </w:hyperlink>
           </w:p>
@@ -9925,85 +9985,7 @@
               <w:spacing w:after="10" w:before="0"/>
               <w:ind w:left="120"/>
             </w:pPr>
-            <w:hyperlink w:history="1" r:id="rIdlrjcxilqpoetu0c1zl4i5">
-              <w:r>
-                <w:rPr>
-                  <w:rFonts w:ascii="Arial" w:cs="Arial" w:eastAsia="Arial" w:hAnsi="Arial"/>
-                  <w:color w:val="595959"/>
-                  <w:sz w:val="14"/>
-                  <w:szCs w:val="14"/>
-                  <w:u w:val="single" w:color="595959"/>
-                </w:rPr>
-                <w:t xml:space="preserve">🔍 Search ARES for similar videos</w:t>
-              </w:r>
-            </w:hyperlink>
-          </w:p>
-          <w:p>
-            <w:pPr>
-              <w:spacing w:after="40" w:before="0"/>
-            </w:pPr>
-            <w:r>
-              <w:rPr>
-                <w:sz w:val="14"/>
-                <w:szCs w:val="14"/>
-              </w:rPr>
-              <w:t xml:space="preserve"/>
-            </w:r>
-          </w:p>
-          <w:p>
-            <w:pPr>
-              <w:spacing w:after="20" w:before="0"/>
-            </w:pPr>
-            <w:r>
-              <w:rPr>
-                <w:rFonts w:ascii="Arial" w:cs="Arial" w:eastAsia="Arial" w:hAnsi="Arial"/>
-                <w:b/>
-                <w:bCs/>
-                <w:color w:val="1F3864"/>
-                <w:sz w:val="16"/>
-                <w:szCs w:val="16"/>
-              </w:rPr>
-              <w:t xml:space="preserve">📖 HTML:</w:t>
-            </w:r>
-          </w:p>
-          <w:p>
-            <w:pPr>
-              <w:spacing w:after="20" w:before="0"/>
-            </w:pPr>
-            <w:hyperlink w:history="1" r:id="rIdh9_j7lcp5xdjuscknhv88">
-              <w:r>
-                <w:rPr>
-                  <w:rFonts w:ascii="Arial" w:cs="Arial" w:eastAsia="Arial" w:hAnsi="Arial"/>
-                  <w:color w:val="2E75B6"/>
-                  <w:sz w:val="16"/>
-                  <w:szCs w:val="16"/>
-                  <w:u w:val="single" w:color="2E75B6"/>
-                </w:rPr>
-                <w:t xml:space="preserve">Human Digestive System (Flexbook)</w:t>
-              </w:r>
-            </w:hyperlink>
-          </w:p>
-          <w:p>
-            <w:pPr>
-              <w:spacing w:after="10" w:before="0"/>
-              <w:ind w:left="120"/>
-            </w:pPr>
-            <w:r>
-              <w:rPr>
-                <w:rFonts w:ascii="Arial" w:cs="Arial" w:eastAsia="Arial" w:hAnsi="Arial"/>
-                <w:color w:val="595959"/>
-                <w:sz w:val="14"/>
-                <w:szCs w:val="14"/>
-              </w:rPr>
-              <w:t xml:space="preserve">Source: CK-12</w:t>
-            </w:r>
-          </w:p>
-          <w:p>
-            <w:pPr>
-              <w:spacing w:after="10" w:before="0"/>
-              <w:ind w:left="120"/>
-            </w:pPr>
-            <w:hyperlink w:history="1" r:id="rIdiqzrca-o1xjk-qm-txcqj">
+            <w:hyperlink w:history="1" r:id="rIdkyxp8xhgpca7rll_bwjki">
               <w:r>
                 <w:rPr>
                   <w:rFonts w:ascii="Arial" w:cs="Arial" w:eastAsia="Arial" w:hAnsi="Arial"/>
@@ -10198,7 +10180,84 @@
             <w:pPr>
               <w:spacing w:after="20" w:before="0"/>
             </w:pPr>
-            <w:hyperlink w:history="1" r:id="rIdqpooprc5wvgh4mdvcijyi">
+            <w:r>
+              <w:rPr>
+                <w:rFonts w:ascii="Arial" w:cs="Arial" w:eastAsia="Arial" w:hAnsi="Arial"/>
+                <w:i/>
+                <w:iCs/>
+                <w:color w:val="595959"/>
+                <w:sz w:val="16"/>
+                <w:szCs w:val="16"/>
+              </w:rPr>
+              <w:t xml:space="preserve">No closely matching video in the ARES library for this activity.</w:t>
+            </w:r>
+          </w:p>
+          <w:p>
+            <w:pPr>
+              <w:spacing w:after="10" w:before="0"/>
+              <w:ind w:left="120"/>
+            </w:pPr>
+            <w:hyperlink w:history="1" r:id="rId7_jgfboecvnw5_9e5q1ca">
+              <w:r>
+                <w:rPr>
+                  <w:rFonts w:ascii="Arial" w:cs="Arial" w:eastAsia="Arial" w:hAnsi="Arial"/>
+                  <w:color w:val="595959"/>
+                  <w:sz w:val="14"/>
+                  <w:szCs w:val="14"/>
+                  <w:u w:val="single" w:color="595959"/>
+                </w:rPr>
+                <w:t xml:space="preserve">🔍 Search ARES for videos</w:t>
+              </w:r>
+            </w:hyperlink>
+          </w:p>
+          <w:p>
+            <w:pPr>
+              <w:spacing w:after="10" w:before="0"/>
+              <w:ind w:left="120"/>
+            </w:pPr>
+            <w:r>
+              <w:rPr>
+                <w:rFonts w:ascii="Arial" w:cs="Arial" w:eastAsia="Arial" w:hAnsi="Arial"/>
+                <w:color w:val="595959"/>
+                <w:sz w:val="14"/>
+                <w:szCs w:val="14"/>
+              </w:rPr>
+              <w:t xml:space="preserve">Search terms: nutrition animals digestive enzymes</w:t>
+            </w:r>
+          </w:p>
+          <w:p>
+            <w:pPr>
+              <w:spacing w:after="40" w:before="0"/>
+            </w:pPr>
+            <w:r>
+              <w:rPr>
+                <w:sz w:val="14"/>
+                <w:szCs w:val="14"/>
+              </w:rPr>
+              <w:t xml:space="preserve"/>
+            </w:r>
+          </w:p>
+          <w:p>
+            <w:pPr>
+              <w:spacing w:after="20" w:before="0"/>
+            </w:pPr>
+            <w:r>
+              <w:rPr>
+                <w:rFonts w:ascii="Arial" w:cs="Arial" w:eastAsia="Arial" w:hAnsi="Arial"/>
+                <w:b/>
+                <w:bCs/>
+                <w:color w:val="1F3864"/>
+                <w:sz w:val="16"/>
+                <w:szCs w:val="16"/>
+              </w:rPr>
+              <w:t xml:space="preserve">📖 HTML:</w:t>
+            </w:r>
+          </w:p>
+          <w:p>
+            <w:pPr>
+              <w:spacing w:after="20" w:before="0"/>
+            </w:pPr>
+            <w:hyperlink w:history="1" r:id="rId9clmb_pyhbb18pcmaqkad">
               <w:r>
                 <w:rPr>
                   <w:rFonts w:ascii="Arial" w:cs="Arial" w:eastAsia="Arial" w:hAnsi="Arial"/>
@@ -10207,7 +10266,7 @@
                   <w:szCs w:val="16"/>
                   <w:u w:val="single" w:color="2E75B6"/>
                 </w:rPr>
-                <w:t xml:space="preserve">Digestive System Structure and Function - Overview</w:t>
+                <w:t xml:space="preserve">Enzymes in the Digestive System (Flexbook)</w:t>
               </w:r>
             </w:hyperlink>
           </w:p>
@@ -10231,85 +10290,7 @@
               <w:spacing w:after="10" w:before="0"/>
               <w:ind w:left="120"/>
             </w:pPr>
-            <w:hyperlink w:history="1" r:id="rIdd-gsa4f0bvbqfs-lyfikp">
-              <w:r>
-                <w:rPr>
-                  <w:rFonts w:ascii="Arial" w:cs="Arial" w:eastAsia="Arial" w:hAnsi="Arial"/>
-                  <w:color w:val="595959"/>
-                  <w:sz w:val="14"/>
-                  <w:szCs w:val="14"/>
-                  <w:u w:val="single" w:color="595959"/>
-                </w:rPr>
-                <w:t xml:space="preserve">🔍 Search ARES for similar videos</w:t>
-              </w:r>
-            </w:hyperlink>
-          </w:p>
-          <w:p>
-            <w:pPr>
-              <w:spacing w:after="40" w:before="0"/>
-            </w:pPr>
-            <w:r>
-              <w:rPr>
-                <w:sz w:val="14"/>
-                <w:szCs w:val="14"/>
-              </w:rPr>
-              <w:t xml:space="preserve"/>
-            </w:r>
-          </w:p>
-          <w:p>
-            <w:pPr>
-              <w:spacing w:after="20" w:before="0"/>
-            </w:pPr>
-            <w:r>
-              <w:rPr>
-                <w:rFonts w:ascii="Arial" w:cs="Arial" w:eastAsia="Arial" w:hAnsi="Arial"/>
-                <w:b/>
-                <w:bCs/>
-                <w:color w:val="1F3864"/>
-                <w:sz w:val="16"/>
-                <w:szCs w:val="16"/>
-              </w:rPr>
-              <w:t xml:space="preserve">📖 HTML:</w:t>
-            </w:r>
-          </w:p>
-          <w:p>
-            <w:pPr>
-              <w:spacing w:after="20" w:before="0"/>
-            </w:pPr>
-            <w:hyperlink w:history="1" r:id="rIdr9qej0khi1p2nmjwfk2mg">
-              <w:r>
-                <w:rPr>
-                  <w:rFonts w:ascii="Arial" w:cs="Arial" w:eastAsia="Arial" w:hAnsi="Arial"/>
-                  <w:color w:val="2E75B6"/>
-                  <w:sz w:val="16"/>
-                  <w:szCs w:val="16"/>
-                  <w:u w:val="single" w:color="2E75B6"/>
-                </w:rPr>
-                <w:t xml:space="preserve">Human Digestive System (Flexbook)</w:t>
-              </w:r>
-            </w:hyperlink>
-          </w:p>
-          <w:p>
-            <w:pPr>
-              <w:spacing w:after="10" w:before="0"/>
-              <w:ind w:left="120"/>
-            </w:pPr>
-            <w:r>
-              <w:rPr>
-                <w:rFonts w:ascii="Arial" w:cs="Arial" w:eastAsia="Arial" w:hAnsi="Arial"/>
-                <w:color w:val="595959"/>
-                <w:sz w:val="14"/>
-                <w:szCs w:val="14"/>
-              </w:rPr>
-              <w:t xml:space="preserve">Source: CK-12</w:t>
-            </w:r>
-          </w:p>
-          <w:p>
-            <w:pPr>
-              <w:spacing w:after="10" w:before="0"/>
-              <w:ind w:left="120"/>
-            </w:pPr>
-            <w:hyperlink w:history="1" r:id="rIdkhvp6pyeooaik2zzyb0vy">
+            <w:hyperlink w:history="1" r:id="rIdir5lhqtidaxee45sx5kcw">
               <w:r>
                 <w:rPr>
                   <w:rFonts w:ascii="Arial" w:cs="Arial" w:eastAsia="Arial" w:hAnsi="Arial"/>
@@ -10504,7 +10485,84 @@
             <w:pPr>
               <w:spacing w:after="20" w:before="0"/>
             </w:pPr>
-            <w:hyperlink w:history="1" r:id="rIdwfxujxvgfbuznaxcmvwoi">
+            <w:r>
+              <w:rPr>
+                <w:rFonts w:ascii="Arial" w:cs="Arial" w:eastAsia="Arial" w:hAnsi="Arial"/>
+                <w:i/>
+                <w:iCs/>
+                <w:color w:val="595959"/>
+                <w:sz w:val="16"/>
+                <w:szCs w:val="16"/>
+              </w:rPr>
+              <w:t xml:space="preserve">No closely matching video in the ARES library for this activity.</w:t>
+            </w:r>
+          </w:p>
+          <w:p>
+            <w:pPr>
+              <w:spacing w:after="10" w:before="0"/>
+              <w:ind w:left="120"/>
+            </w:pPr>
+            <w:hyperlink w:history="1" r:id="rIdbsfzk4r9nn0cnexo_i06j">
+              <w:r>
+                <w:rPr>
+                  <w:rFonts w:ascii="Arial" w:cs="Arial" w:eastAsia="Arial" w:hAnsi="Arial"/>
+                  <w:color w:val="595959"/>
+                  <w:sz w:val="14"/>
+                  <w:szCs w:val="14"/>
+                  <w:u w:val="single" w:color="595959"/>
+                </w:rPr>
+                <w:t xml:space="preserve">🔍 Search ARES for videos</w:t>
+              </w:r>
+            </w:hyperlink>
+          </w:p>
+          <w:p>
+            <w:pPr>
+              <w:spacing w:after="10" w:before="0"/>
+              <w:ind w:left="120"/>
+            </w:pPr>
+            <w:r>
+              <w:rPr>
+                <w:rFonts w:ascii="Arial" w:cs="Arial" w:eastAsia="Arial" w:hAnsi="Arial"/>
+                <w:color w:val="595959"/>
+                <w:sz w:val="14"/>
+                <w:szCs w:val="14"/>
+              </w:rPr>
+              <w:t xml:space="preserve">Search terms: nutrition animals digestive enzymes</w:t>
+            </w:r>
+          </w:p>
+          <w:p>
+            <w:pPr>
+              <w:spacing w:after="40" w:before="0"/>
+            </w:pPr>
+            <w:r>
+              <w:rPr>
+                <w:sz w:val="14"/>
+                <w:szCs w:val="14"/>
+              </w:rPr>
+              <w:t xml:space="preserve"/>
+            </w:r>
+          </w:p>
+          <w:p>
+            <w:pPr>
+              <w:spacing w:after="20" w:before="0"/>
+            </w:pPr>
+            <w:r>
+              <w:rPr>
+                <w:rFonts w:ascii="Arial" w:cs="Arial" w:eastAsia="Arial" w:hAnsi="Arial"/>
+                <w:b/>
+                <w:bCs/>
+                <w:color w:val="1F3864"/>
+                <w:sz w:val="16"/>
+                <w:szCs w:val="16"/>
+              </w:rPr>
+              <w:t xml:space="preserve">📖 HTML:</w:t>
+            </w:r>
+          </w:p>
+          <w:p>
+            <w:pPr>
+              <w:spacing w:after="20" w:before="0"/>
+            </w:pPr>
+            <w:hyperlink w:history="1" r:id="rIdh3djfn5xswfmakpnqgubi">
               <w:r>
                 <w:rPr>
                   <w:rFonts w:ascii="Arial" w:cs="Arial" w:eastAsia="Arial" w:hAnsi="Arial"/>
@@ -10513,7 +10571,7 @@
                   <w:szCs w:val="16"/>
                   <w:u w:val="single" w:color="2E75B6"/>
                 </w:rPr>
-                <w:t xml:space="preserve">Digestive System Structure and Function - Overview</w:t>
+                <w:t xml:space="preserve">Enzymes in the Digestive System (Flexbook)</w:t>
               </w:r>
             </w:hyperlink>
           </w:p>
@@ -10537,85 +10595,7 @@
               <w:spacing w:after="10" w:before="0"/>
               <w:ind w:left="120"/>
             </w:pPr>
-            <w:hyperlink w:history="1" r:id="rIdfajsl1ll0yn8urzckiiua">
-              <w:r>
-                <w:rPr>
-                  <w:rFonts w:ascii="Arial" w:cs="Arial" w:eastAsia="Arial" w:hAnsi="Arial"/>
-                  <w:color w:val="595959"/>
-                  <w:sz w:val="14"/>
-                  <w:szCs w:val="14"/>
-                  <w:u w:val="single" w:color="595959"/>
-                </w:rPr>
-                <w:t xml:space="preserve">🔍 Search ARES for similar videos</w:t>
-              </w:r>
-            </w:hyperlink>
-          </w:p>
-          <w:p>
-            <w:pPr>
-              <w:spacing w:after="40" w:before="0"/>
-            </w:pPr>
-            <w:r>
-              <w:rPr>
-                <w:sz w:val="14"/>
-                <w:szCs w:val="14"/>
-              </w:rPr>
-              <w:t xml:space="preserve"/>
-            </w:r>
-          </w:p>
-          <w:p>
-            <w:pPr>
-              <w:spacing w:after="20" w:before="0"/>
-            </w:pPr>
-            <w:r>
-              <w:rPr>
-                <w:rFonts w:ascii="Arial" w:cs="Arial" w:eastAsia="Arial" w:hAnsi="Arial"/>
-                <w:b/>
-                <w:bCs/>
-                <w:color w:val="1F3864"/>
-                <w:sz w:val="16"/>
-                <w:szCs w:val="16"/>
-              </w:rPr>
-              <w:t xml:space="preserve">📖 HTML:</w:t>
-            </w:r>
-          </w:p>
-          <w:p>
-            <w:pPr>
-              <w:spacing w:after="20" w:before="0"/>
-            </w:pPr>
-            <w:hyperlink w:history="1" r:id="rId7vbqm8mhfelhttlq5fuhe">
-              <w:r>
-                <w:rPr>
-                  <w:rFonts w:ascii="Arial" w:cs="Arial" w:eastAsia="Arial" w:hAnsi="Arial"/>
-                  <w:color w:val="2E75B6"/>
-                  <w:sz w:val="16"/>
-                  <w:szCs w:val="16"/>
-                  <w:u w:val="single" w:color="2E75B6"/>
-                </w:rPr>
-                <w:t xml:space="preserve">Human Digestive System (Flexbook)</w:t>
-              </w:r>
-            </w:hyperlink>
-          </w:p>
-          <w:p>
-            <w:pPr>
-              <w:spacing w:after="10" w:before="0"/>
-              <w:ind w:left="120"/>
-            </w:pPr>
-            <w:r>
-              <w:rPr>
-                <w:rFonts w:ascii="Arial" w:cs="Arial" w:eastAsia="Arial" w:hAnsi="Arial"/>
-                <w:color w:val="595959"/>
-                <w:sz w:val="14"/>
-                <w:szCs w:val="14"/>
-              </w:rPr>
-              <w:t xml:space="preserve">Source: CK-12</w:t>
-            </w:r>
-          </w:p>
-          <w:p>
-            <w:pPr>
-              <w:spacing w:after="10" w:before="0"/>
-              <w:ind w:left="120"/>
-            </w:pPr>
-            <w:hyperlink w:history="1" r:id="rIdclsnwkeghtq4kdiibxccp">
+            <w:hyperlink w:history="1" r:id="rIdvrnnidwmxpicuzaqxl6la">
               <w:r>
                 <w:rPr>
                   <w:rFonts w:ascii="Arial" w:cs="Arial" w:eastAsia="Arial" w:hAnsi="Arial"/>
@@ -12178,7 +12158,7 @@
             <w:pPr>
               <w:spacing w:after="20" w:before="0"/>
             </w:pPr>
-            <w:hyperlink w:history="1" r:id="rId3yh1szfqrqotftxnjl4yk">
+            <w:hyperlink w:history="1" r:id="rIda-cqehfu9p-dmkkv9tru_">
               <w:r>
                 <w:rPr>
                   <w:rFonts w:ascii="Arial" w:cs="Arial" w:eastAsia="Arial" w:hAnsi="Arial"/>
@@ -12211,7 +12191,7 @@
               <w:spacing w:after="10" w:before="0"/>
               <w:ind w:left="120"/>
             </w:pPr>
-            <w:hyperlink w:history="1" r:id="rIdzce9dmkf1dm4mp4yj_zw-">
+            <w:hyperlink w:history="1" r:id="rId8_c6qhabu6s9v5y7vcls1">
               <w:r>
                 <w:rPr>
                   <w:rFonts w:ascii="Arial" w:cs="Arial" w:eastAsia="Arial" w:hAnsi="Arial"/>
@@ -12249,47 +12229,31 @@
                 <w:sz w:val="16"/>
                 <w:szCs w:val="16"/>
               </w:rPr>
-              <w:t xml:space="preserve">📖 PDF:</w:t>
+              <w:t xml:space="preserve">📖 READING:</w:t>
             </w:r>
           </w:p>
           <w:p>
             <w:pPr>
               <w:spacing w:after="20" w:before="0"/>
             </w:pPr>
-            <w:hyperlink w:history="1" r:id="rId_ss1zv52-iwwj7_5_ebst">
-              <w:r>
-                <w:rPr>
-                  <w:rFonts w:ascii="Arial" w:cs="Arial" w:eastAsia="Arial" w:hAnsi="Arial"/>
-                  <w:color w:val="2E75B6"/>
-                  <w:sz w:val="16"/>
-                  <w:szCs w:val="16"/>
-                  <w:u w:val="single" w:color="2E75B6"/>
-                </w:rPr>
-                <w:t xml:space="preserve">Roots, Shoots, and W..:Card B: Making Starch Molecules / Brick Starch Directions</w:t>
-              </w:r>
-            </w:hyperlink>
+            <w:r>
+              <w:rPr>
+                <w:rFonts w:ascii="Arial" w:cs="Arial" w:eastAsia="Arial" w:hAnsi="Arial"/>
+                <w:i/>
+                <w:iCs/>
+                <w:color w:val="595959"/>
+                <w:sz w:val="16"/>
+                <w:szCs w:val="16"/>
+              </w:rPr>
+              <w:t xml:space="preserve">No closely matching reading in the ARES library for this activity.</w:t>
+            </w:r>
           </w:p>
           <w:p>
             <w:pPr>
               <w:spacing w:after="10" w:before="0"/>
               <w:ind w:left="120"/>
             </w:pPr>
-            <w:r>
-              <w:rPr>
-                <w:rFonts w:ascii="Arial" w:cs="Arial" w:eastAsia="Arial" w:hAnsi="Arial"/>
-                <w:color w:val="595959"/>
-                <w:sz w:val="14"/>
-                <w:szCs w:val="14"/>
-              </w:rPr>
-              <w:t xml:space="preserve">Source: MIT Blossoms</w:t>
-            </w:r>
-          </w:p>
-          <w:p>
-            <w:pPr>
-              <w:spacing w:after="10" w:before="0"/>
-              <w:ind w:left="120"/>
-            </w:pPr>
-            <w:hyperlink w:history="1" r:id="rId8iles9wirdssxcug-sgdg">
+            <w:hyperlink w:history="1" r:id="rIdj7jafmucbpn9o2gutiuxx">
               <w:r>
                 <w:rPr>
                   <w:rFonts w:ascii="Arial" w:cs="Arial" w:eastAsia="Arial" w:hAnsi="Arial"/>
@@ -12298,9 +12262,24 @@
                   <w:szCs w:val="14"/>
                   <w:u w:val="single" w:color="595959"/>
                 </w:rPr>
-                <w:t xml:space="preserve">🔍 Search ARES for similar readings</w:t>
+                <w:t xml:space="preserve">🔍 Search ARES for readings</w:t>
               </w:r>
             </w:hyperlink>
+          </w:p>
+          <w:p>
+            <w:pPr>
+              <w:spacing w:after="10" w:before="0"/>
+              <w:ind w:left="120"/>
+            </w:pPr>
+            <w:r>
+              <w:rPr>
+                <w:rFonts w:ascii="Arial" w:cs="Arial" w:eastAsia="Arial" w:hAnsi="Arial"/>
+                <w:color w:val="595959"/>
+                <w:sz w:val="14"/>
+                <w:szCs w:val="14"/>
+              </w:rPr>
+              <w:t xml:space="preserve">Search terms: nutrition animals starch reducing</w:t>
+            </w:r>
           </w:p>
         </w:tc>
         <w:tc>
@@ -12484,7 +12463,7 @@
             <w:pPr>
               <w:spacing w:after="20" w:before="0"/>
             </w:pPr>
-            <w:hyperlink w:history="1" r:id="rIdlvntd3nzbwdcm8c3bkkq3">
+            <w:hyperlink w:history="1" r:id="rIdc2ydlhdantm__k5arwnvu">
               <w:r>
                 <w:rPr>
                   <w:rFonts w:ascii="Arial" w:cs="Arial" w:eastAsia="Arial" w:hAnsi="Arial"/>
@@ -12517,7 +12496,7 @@
               <w:spacing w:after="10" w:before="0"/>
               <w:ind w:left="120"/>
             </w:pPr>
-            <w:hyperlink w:history="1" r:id="rIdjqasdc9dsukapwyn5xqf4">
+            <w:hyperlink w:history="1" r:id="rId6o1-gjah-iokovtwhdjnc">
               <w:r>
                 <w:rPr>
                   <w:rFonts w:ascii="Arial" w:cs="Arial" w:eastAsia="Arial" w:hAnsi="Arial"/>
@@ -12555,47 +12534,31 @@
                 <w:sz w:val="16"/>
                 <w:szCs w:val="16"/>
               </w:rPr>
-              <w:t xml:space="preserve">📖 PDF:</w:t>
+              <w:t xml:space="preserve">📖 READING:</w:t>
             </w:r>
           </w:p>
           <w:p>
             <w:pPr>
               <w:spacing w:after="20" w:before="0"/>
             </w:pPr>
-            <w:hyperlink w:history="1" r:id="rIdnwe0ll9d-iini4uipbrx7">
-              <w:r>
-                <w:rPr>
-                  <w:rFonts w:ascii="Arial" w:cs="Arial" w:eastAsia="Arial" w:hAnsi="Arial"/>
-                  <w:color w:val="2E75B6"/>
-                  <w:sz w:val="16"/>
-                  <w:szCs w:val="16"/>
-                  <w:u w:val="single" w:color="2E75B6"/>
-                </w:rPr>
-                <w:t xml:space="preserve">Roots, Shoots, and W..:Card B: Making Starch Molecules / Brick Starch Directions</w:t>
-              </w:r>
-            </w:hyperlink>
+            <w:r>
+              <w:rPr>
+                <w:rFonts w:ascii="Arial" w:cs="Arial" w:eastAsia="Arial" w:hAnsi="Arial"/>
+                <w:i/>
+                <w:iCs/>
+                <w:color w:val="595959"/>
+                <w:sz w:val="16"/>
+                <w:szCs w:val="16"/>
+              </w:rPr>
+              <w:t xml:space="preserve">No closely matching reading in the ARES library for this activity.</w:t>
+            </w:r>
           </w:p>
           <w:p>
             <w:pPr>
               <w:spacing w:after="10" w:before="0"/>
               <w:ind w:left="120"/>
             </w:pPr>
-            <w:r>
-              <w:rPr>
-                <w:rFonts w:ascii="Arial" w:cs="Arial" w:eastAsia="Arial" w:hAnsi="Arial"/>
-                <w:color w:val="595959"/>
-                <w:sz w:val="14"/>
-                <w:szCs w:val="14"/>
-              </w:rPr>
-              <w:t xml:space="preserve">Source: MIT Blossoms</w:t>
-            </w:r>
-          </w:p>
-          <w:p>
-            <w:pPr>
-              <w:spacing w:after="10" w:before="0"/>
-              <w:ind w:left="120"/>
-            </w:pPr>
-            <w:hyperlink w:history="1" r:id="rId5zm_y0vwby6ftor4r9mhh">
+            <w:hyperlink w:history="1" r:id="rIdywes3fgnymvbrsnnqc8qi">
               <w:r>
                 <w:rPr>
                   <w:rFonts w:ascii="Arial" w:cs="Arial" w:eastAsia="Arial" w:hAnsi="Arial"/>
@@ -12604,9 +12567,24 @@
                   <w:szCs w:val="14"/>
                   <w:u w:val="single" w:color="595959"/>
                 </w:rPr>
-                <w:t xml:space="preserve">🔍 Search ARES for similar readings</w:t>
+                <w:t xml:space="preserve">🔍 Search ARES for readings</w:t>
               </w:r>
             </w:hyperlink>
+          </w:p>
+          <w:p>
+            <w:pPr>
+              <w:spacing w:after="10" w:before="0"/>
+              <w:ind w:left="120"/>
+            </w:pPr>
+            <w:r>
+              <w:rPr>
+                <w:rFonts w:ascii="Arial" w:cs="Arial" w:eastAsia="Arial" w:hAnsi="Arial"/>
+                <w:color w:val="595959"/>
+                <w:sz w:val="14"/>
+                <w:szCs w:val="14"/>
+              </w:rPr>
+              <w:t xml:space="preserve">Search terms: nutrition animals starch reducing</w:t>
+            </w:r>
           </w:p>
         </w:tc>
         <w:tc>
@@ -12790,7 +12768,7 @@
             <w:pPr>
               <w:spacing w:after="20" w:before="0"/>
             </w:pPr>
-            <w:hyperlink w:history="1" r:id="rId2afbxx8yftlehdnmiw6j6">
+            <w:hyperlink w:history="1" r:id="rId_6w4sjmxeoal4fgqcqlzb">
               <w:r>
                 <w:rPr>
                   <w:rFonts w:ascii="Arial" w:cs="Arial" w:eastAsia="Arial" w:hAnsi="Arial"/>
@@ -12823,7 +12801,7 @@
               <w:spacing w:after="10" w:before="0"/>
               <w:ind w:left="120"/>
             </w:pPr>
-            <w:hyperlink w:history="1" r:id="rIdyfv9gjgk46u_h9apr6_th">
+            <w:hyperlink w:history="1" r:id="rIdyvp04mat88bta1jmyehb8">
               <w:r>
                 <w:rPr>
                   <w:rFonts w:ascii="Arial" w:cs="Arial" w:eastAsia="Arial" w:hAnsi="Arial"/>
@@ -12861,47 +12839,31 @@
                 <w:sz w:val="16"/>
                 <w:szCs w:val="16"/>
               </w:rPr>
-              <w:t xml:space="preserve">📖 PDF:</w:t>
+              <w:t xml:space="preserve">📖 READING:</w:t>
             </w:r>
           </w:p>
           <w:p>
             <w:pPr>
               <w:spacing w:after="20" w:before="0"/>
             </w:pPr>
-            <w:hyperlink w:history="1" r:id="rIdl82ymalwfx1nnqmozo9rx">
-              <w:r>
-                <w:rPr>
-                  <w:rFonts w:ascii="Arial" w:cs="Arial" w:eastAsia="Arial" w:hAnsi="Arial"/>
-                  <w:color w:val="2E75B6"/>
-                  <w:sz w:val="16"/>
-                  <w:szCs w:val="16"/>
-                  <w:u w:val="single" w:color="2E75B6"/>
-                </w:rPr>
-                <w:t xml:space="preserve">Roots, Shoots, and W..:Card B: Making Starch Molecules / Brick Starch Directions</w:t>
-              </w:r>
-            </w:hyperlink>
+            <w:r>
+              <w:rPr>
+                <w:rFonts w:ascii="Arial" w:cs="Arial" w:eastAsia="Arial" w:hAnsi="Arial"/>
+                <w:i/>
+                <w:iCs/>
+                <w:color w:val="595959"/>
+                <w:sz w:val="16"/>
+                <w:szCs w:val="16"/>
+              </w:rPr>
+              <w:t xml:space="preserve">No closely matching reading in the ARES library for this activity.</w:t>
+            </w:r>
           </w:p>
           <w:p>
             <w:pPr>
               <w:spacing w:after="10" w:before="0"/>
               <w:ind w:left="120"/>
             </w:pPr>
-            <w:r>
-              <w:rPr>
-                <w:rFonts w:ascii="Arial" w:cs="Arial" w:eastAsia="Arial" w:hAnsi="Arial"/>
-                <w:color w:val="595959"/>
-                <w:sz w:val="14"/>
-                <w:szCs w:val="14"/>
-              </w:rPr>
-              <w:t xml:space="preserve">Source: MIT Blossoms</w:t>
-            </w:r>
-          </w:p>
-          <w:p>
-            <w:pPr>
-              <w:spacing w:after="10" w:before="0"/>
-              <w:ind w:left="120"/>
-            </w:pPr>
-            <w:hyperlink w:history="1" r:id="rIduoqefc1rwormeopenbs-b">
+            <w:hyperlink w:history="1" r:id="rIdajdaxnepvdka4yzpginwc">
               <w:r>
                 <w:rPr>
                   <w:rFonts w:ascii="Arial" w:cs="Arial" w:eastAsia="Arial" w:hAnsi="Arial"/>
@@ -12910,9 +12872,24 @@
                   <w:szCs w:val="14"/>
                   <w:u w:val="single" w:color="595959"/>
                 </w:rPr>
-                <w:t xml:space="preserve">🔍 Search ARES for similar readings</w:t>
+                <w:t xml:space="preserve">🔍 Search ARES for readings</w:t>
               </w:r>
             </w:hyperlink>
+          </w:p>
+          <w:p>
+            <w:pPr>
+              <w:spacing w:after="10" w:before="0"/>
+              <w:ind w:left="120"/>
+            </w:pPr>
+            <w:r>
+              <w:rPr>
+                <w:rFonts w:ascii="Arial" w:cs="Arial" w:eastAsia="Arial" w:hAnsi="Arial"/>
+                <w:color w:val="595959"/>
+                <w:sz w:val="14"/>
+                <w:szCs w:val="14"/>
+              </w:rPr>
+              <w:t xml:space="preserve">Search terms: nutrition animals starch reducing</w:t>
+            </w:r>
           </w:p>
         </w:tc>
         <w:tc>
@@ -13096,7 +13073,7 @@
             <w:pPr>
               <w:spacing w:after="20" w:before="0"/>
             </w:pPr>
-            <w:hyperlink w:history="1" r:id="rId11iwkr93quomgteztsn3c">
+            <w:hyperlink w:history="1" r:id="rIdtapilauo86ouy-yj698cy">
               <w:r>
                 <w:rPr>
                   <w:rFonts w:ascii="Arial" w:cs="Arial" w:eastAsia="Arial" w:hAnsi="Arial"/>
@@ -13129,7 +13106,7 @@
               <w:spacing w:after="10" w:before="0"/>
               <w:ind w:left="120"/>
             </w:pPr>
-            <w:hyperlink w:history="1" r:id="rIdywyc5ergksar_rnoiygcz">
+            <w:hyperlink w:history="1" r:id="rId-wifg3m4mfjiidpqctpsb">
               <w:r>
                 <w:rPr>
                   <w:rFonts w:ascii="Arial" w:cs="Arial" w:eastAsia="Arial" w:hAnsi="Arial"/>
@@ -13167,47 +13144,31 @@
                 <w:sz w:val="16"/>
                 <w:szCs w:val="16"/>
               </w:rPr>
-              <w:t xml:space="preserve">📖 PDF:</w:t>
+              <w:t xml:space="preserve">📖 READING:</w:t>
             </w:r>
           </w:p>
           <w:p>
             <w:pPr>
               <w:spacing w:after="20" w:before="0"/>
             </w:pPr>
-            <w:hyperlink w:history="1" r:id="rId4dxl_f0lnqhdlty9rkiaz">
-              <w:r>
-                <w:rPr>
-                  <w:rFonts w:ascii="Arial" w:cs="Arial" w:eastAsia="Arial" w:hAnsi="Arial"/>
-                  <w:color w:val="2E75B6"/>
-                  <w:sz w:val="16"/>
-                  <w:szCs w:val="16"/>
-                  <w:u w:val="single" w:color="2E75B6"/>
-                </w:rPr>
-                <w:t xml:space="preserve">Roots, Shoots, and W..:Card B: Making Starch Molecules / Brick Starch Directions</w:t>
-              </w:r>
-            </w:hyperlink>
+            <w:r>
+              <w:rPr>
+                <w:rFonts w:ascii="Arial" w:cs="Arial" w:eastAsia="Arial" w:hAnsi="Arial"/>
+                <w:i/>
+                <w:iCs/>
+                <w:color w:val="595959"/>
+                <w:sz w:val="16"/>
+                <w:szCs w:val="16"/>
+              </w:rPr>
+              <w:t xml:space="preserve">No closely matching reading in the ARES library for this activity.</w:t>
+            </w:r>
           </w:p>
           <w:p>
             <w:pPr>
               <w:spacing w:after="10" w:before="0"/>
               <w:ind w:left="120"/>
             </w:pPr>
-            <w:r>
-              <w:rPr>
-                <w:rFonts w:ascii="Arial" w:cs="Arial" w:eastAsia="Arial" w:hAnsi="Arial"/>
-                <w:color w:val="595959"/>
-                <w:sz w:val="14"/>
-                <w:szCs w:val="14"/>
-              </w:rPr>
-              <w:t xml:space="preserve">Source: MIT Blossoms</w:t>
-            </w:r>
-          </w:p>
-          <w:p>
-            <w:pPr>
-              <w:spacing w:after="10" w:before="0"/>
-              <w:ind w:left="120"/>
-            </w:pPr>
-            <w:hyperlink w:history="1" r:id="rIdnfmfrtvggwhz1znbjwpkl">
+            <w:hyperlink w:history="1" r:id="rIdnik7tx5sckhbrynzbwlkl">
               <w:r>
                 <w:rPr>
                   <w:rFonts w:ascii="Arial" w:cs="Arial" w:eastAsia="Arial" w:hAnsi="Arial"/>
@@ -13216,9 +13177,24 @@
                   <w:szCs w:val="14"/>
                   <w:u w:val="single" w:color="595959"/>
                 </w:rPr>
-                <w:t xml:space="preserve">🔍 Search ARES for similar readings</w:t>
+                <w:t xml:space="preserve">🔍 Search ARES for readings</w:t>
               </w:r>
             </w:hyperlink>
+          </w:p>
+          <w:p>
+            <w:pPr>
+              <w:spacing w:after="10" w:before="0"/>
+              <w:ind w:left="120"/>
+            </w:pPr>
+            <w:r>
+              <w:rPr>
+                <w:rFonts w:ascii="Arial" w:cs="Arial" w:eastAsia="Arial" w:hAnsi="Arial"/>
+                <w:color w:val="595959"/>
+                <w:sz w:val="14"/>
+                <w:szCs w:val="14"/>
+              </w:rPr>
+              <w:t xml:space="preserve">Search terms: nutrition animals starch reducing</w:t>
+            </w:r>
           </w:p>
         </w:tc>
         <w:tc>
@@ -13402,7 +13378,7 @@
             <w:pPr>
               <w:spacing w:after="20" w:before="0"/>
             </w:pPr>
-            <w:hyperlink w:history="1" r:id="rIdh-9232-94bn7wbkiwk9xw">
+            <w:hyperlink w:history="1" r:id="rId-nory18lkknjwrtsi1blf">
               <w:r>
                 <w:rPr>
                   <w:rFonts w:ascii="Arial" w:cs="Arial" w:eastAsia="Arial" w:hAnsi="Arial"/>
@@ -13435,7 +13411,7 @@
               <w:spacing w:after="10" w:before="0"/>
               <w:ind w:left="120"/>
             </w:pPr>
-            <w:hyperlink w:history="1" r:id="rIdu4op-_dh2yxtu6vwso6jj">
+            <w:hyperlink w:history="1" r:id="rIdwxutghtq0x3zj4q_y6dv7">
               <w:r>
                 <w:rPr>
                   <w:rFonts w:ascii="Arial" w:cs="Arial" w:eastAsia="Arial" w:hAnsi="Arial"/>
@@ -13473,47 +13449,31 @@
                 <w:sz w:val="16"/>
                 <w:szCs w:val="16"/>
               </w:rPr>
-              <w:t xml:space="preserve">📖 PDF:</w:t>
+              <w:t xml:space="preserve">📖 READING:</w:t>
             </w:r>
           </w:p>
           <w:p>
             <w:pPr>
               <w:spacing w:after="20" w:before="0"/>
             </w:pPr>
-            <w:hyperlink w:history="1" r:id="rIdflv1uvsrj-7d533tziov1">
-              <w:r>
-                <w:rPr>
-                  <w:rFonts w:ascii="Arial" w:cs="Arial" w:eastAsia="Arial" w:hAnsi="Arial"/>
-                  <w:color w:val="2E75B6"/>
-                  <w:sz w:val="16"/>
-                  <w:szCs w:val="16"/>
-                  <w:u w:val="single" w:color="2E75B6"/>
-                </w:rPr>
-                <w:t xml:space="preserve">Roots, Shoots, and W..:Card B: Making Starch Molecules / Brick Starch Directions</w:t>
-              </w:r>
-            </w:hyperlink>
+            <w:r>
+              <w:rPr>
+                <w:rFonts w:ascii="Arial" w:cs="Arial" w:eastAsia="Arial" w:hAnsi="Arial"/>
+                <w:i/>
+                <w:iCs/>
+                <w:color w:val="595959"/>
+                <w:sz w:val="16"/>
+                <w:szCs w:val="16"/>
+              </w:rPr>
+              <w:t xml:space="preserve">No closely matching reading in the ARES library for this activity.</w:t>
+            </w:r>
           </w:p>
           <w:p>
             <w:pPr>
               <w:spacing w:after="10" w:before="0"/>
               <w:ind w:left="120"/>
             </w:pPr>
-            <w:r>
-              <w:rPr>
-                <w:rFonts w:ascii="Arial" w:cs="Arial" w:eastAsia="Arial" w:hAnsi="Arial"/>
-                <w:color w:val="595959"/>
-                <w:sz w:val="14"/>
-                <w:szCs w:val="14"/>
-              </w:rPr>
-              <w:t xml:space="preserve">Source: MIT Blossoms</w:t>
-            </w:r>
-          </w:p>
-          <w:p>
-            <w:pPr>
-              <w:spacing w:after="10" w:before="0"/>
-              <w:ind w:left="120"/>
-            </w:pPr>
-            <w:hyperlink w:history="1" r:id="rId7-gjyyypsnxon7y7q2wym">
+            <w:hyperlink w:history="1" r:id="rId9wirbbcz3kpx2gmn22rgs">
               <w:r>
                 <w:rPr>
                   <w:rFonts w:ascii="Arial" w:cs="Arial" w:eastAsia="Arial" w:hAnsi="Arial"/>
@@ -13522,9 +13482,24 @@
                   <w:szCs w:val="14"/>
                   <w:u w:val="single" w:color="595959"/>
                 </w:rPr>
-                <w:t xml:space="preserve">🔍 Search ARES for similar readings</w:t>
+                <w:t xml:space="preserve">🔍 Search ARES for readings</w:t>
               </w:r>
             </w:hyperlink>
+          </w:p>
+          <w:p>
+            <w:pPr>
+              <w:spacing w:after="10" w:before="0"/>
+              <w:ind w:left="120"/>
+            </w:pPr>
+            <w:r>
+              <w:rPr>
+                <w:rFonts w:ascii="Arial" w:cs="Arial" w:eastAsia="Arial" w:hAnsi="Arial"/>
+                <w:color w:val="595959"/>
+                <w:sz w:val="14"/>
+                <w:szCs w:val="14"/>
+              </w:rPr>
+              <w:t xml:space="preserve">Search terms: nutrition animals starch reducing</w:t>
+            </w:r>
           </w:p>
         </w:tc>
         <w:tc>
@@ -15199,40 +15174,24 @@
             <w:pPr>
               <w:spacing w:after="20" w:before="0"/>
             </w:pPr>
-            <w:hyperlink w:history="1" r:id="rIdrio_tgupqi3zrcskjwaoy">
-              <w:r>
-                <w:rPr>
-                  <w:rFonts w:ascii="Arial" w:cs="Arial" w:eastAsia="Arial" w:hAnsi="Arial"/>
-                  <w:color w:val="2E75B6"/>
-                  <w:sz w:val="16"/>
-                  <w:szCs w:val="16"/>
-                  <w:u w:val="single" w:color="2E75B6"/>
-                </w:rPr>
-                <w:t xml:space="preserve">2015 AP Chemistry free response 2a (part 1 of 2)</w:t>
-              </w:r>
-            </w:hyperlink>
+            <w:r>
+              <w:rPr>
+                <w:rFonts w:ascii="Arial" w:cs="Arial" w:eastAsia="Arial" w:hAnsi="Arial"/>
+                <w:i/>
+                <w:iCs/>
+                <w:color w:val="595959"/>
+                <w:sz w:val="16"/>
+                <w:szCs w:val="16"/>
+              </w:rPr>
+              <w:t xml:space="preserve">No closely matching video in the ARES library for this activity.</w:t>
+            </w:r>
           </w:p>
           <w:p>
             <w:pPr>
               <w:spacing w:after="10" w:before="0"/>
               <w:ind w:left="120"/>
             </w:pPr>
-            <w:r>
-              <w:rPr>
-                <w:rFonts w:ascii="Arial" w:cs="Arial" w:eastAsia="Arial" w:hAnsi="Arial"/>
-                <w:color w:val="595959"/>
-                <w:sz w:val="14"/>
-                <w:szCs w:val="14"/>
-              </w:rPr>
-              <w:t xml:space="preserve">Source: Khan Academy (English - US curriculum)</w:t>
-            </w:r>
-          </w:p>
-          <w:p>
-            <w:pPr>
-              <w:spacing w:after="10" w:before="0"/>
-              <w:ind w:left="120"/>
-            </w:pPr>
-            <w:hyperlink w:history="1" r:id="rId1rrccuynj87nkwynjpzpe">
+            <w:hyperlink w:history="1" r:id="rIdqcxcwouq_42n9etrrgv2s">
               <w:r>
                 <w:rPr>
                   <w:rFonts w:ascii="Arial" w:cs="Arial" w:eastAsia="Arial" w:hAnsi="Arial"/>
@@ -15241,9 +15200,24 @@
                   <w:szCs w:val="14"/>
                   <w:u w:val="single" w:color="595959"/>
                 </w:rPr>
-                <w:t xml:space="preserve">🔍 Search ARES for similar videos</w:t>
+                <w:t xml:space="preserve">🔍 Search ARES for videos</w:t>
               </w:r>
             </w:hyperlink>
+          </w:p>
+          <w:p>
+            <w:pPr>
+              <w:spacing w:after="10" w:before="0"/>
+              <w:ind w:left="120"/>
+            </w:pPr>
+            <w:r>
+              <w:rPr>
+                <w:rFonts w:ascii="Arial" w:cs="Arial" w:eastAsia="Arial" w:hAnsi="Arial"/>
+                <w:color w:val="595959"/>
+                <w:sz w:val="14"/>
+                <w:szCs w:val="14"/>
+              </w:rPr>
+              <w:t xml:space="preserve">Search terms: nutrition animals biuret test</w:t>
+            </w:r>
           </w:p>
           <w:p>
             <w:pPr>
@@ -15270,47 +15244,31 @@
                 <w:sz w:val="16"/>
                 <w:szCs w:val="16"/>
               </w:rPr>
-              <w:t xml:space="preserve">📖 HTML:</w:t>
+              <w:t xml:space="preserve">📖 READING:</w:t>
             </w:r>
           </w:p>
           <w:p>
             <w:pPr>
               <w:spacing w:after="20" w:before="0"/>
             </w:pPr>
-            <w:hyperlink w:history="1" r:id="rId0fye3-pl7qcaa8iivmlxb">
-              <w:r>
-                <w:rPr>
-                  <w:rFonts w:ascii="Arial" w:cs="Arial" w:eastAsia="Arial" w:hAnsi="Arial"/>
-                  <w:color w:val="2E75B6"/>
-                  <w:sz w:val="16"/>
-                  <w:szCs w:val="16"/>
-                  <w:u w:val="single" w:color="2E75B6"/>
-                </w:rPr>
-                <w:t xml:space="preserve">Test Your Strength (PLIX)</w:t>
-              </w:r>
-            </w:hyperlink>
+            <w:r>
+              <w:rPr>
+                <w:rFonts w:ascii="Arial" w:cs="Arial" w:eastAsia="Arial" w:hAnsi="Arial"/>
+                <w:i/>
+                <w:iCs/>
+                <w:color w:val="595959"/>
+                <w:sz w:val="16"/>
+                <w:szCs w:val="16"/>
+              </w:rPr>
+              <w:t xml:space="preserve">No closely matching reading in the ARES library for this activity.</w:t>
+            </w:r>
           </w:p>
           <w:p>
             <w:pPr>
               <w:spacing w:after="10" w:before="0"/>
               <w:ind w:left="120"/>
             </w:pPr>
-            <w:r>
-              <w:rPr>
-                <w:rFonts w:ascii="Arial" w:cs="Arial" w:eastAsia="Arial" w:hAnsi="Arial"/>
-                <w:color w:val="595959"/>
-                <w:sz w:val="14"/>
-                <w:szCs w:val="14"/>
-              </w:rPr>
-              <w:t xml:space="preserve">Source: CK-12</w:t>
-            </w:r>
-          </w:p>
-          <w:p>
-            <w:pPr>
-              <w:spacing w:after="10" w:before="0"/>
-              <w:ind w:left="120"/>
-            </w:pPr>
-            <w:hyperlink w:history="1" r:id="rId86p8xgb_veqlcrevu3thw">
+            <w:hyperlink w:history="1" r:id="rIdyy5cshvzdsbtj3a5rbfmx">
               <w:r>
                 <w:rPr>
                   <w:rFonts w:ascii="Arial" w:cs="Arial" w:eastAsia="Arial" w:hAnsi="Arial"/>
@@ -15319,9 +15277,24 @@
                   <w:szCs w:val="14"/>
                   <w:u w:val="single" w:color="595959"/>
                 </w:rPr>
-                <w:t xml:space="preserve">🔍 Search ARES for similar readings</w:t>
+                <w:t xml:space="preserve">🔍 Search ARES for readings</w:t>
               </w:r>
             </w:hyperlink>
+          </w:p>
+          <w:p>
+            <w:pPr>
+              <w:spacing w:after="10" w:before="0"/>
+              <w:ind w:left="120"/>
+            </w:pPr>
+            <w:r>
+              <w:rPr>
+                <w:rFonts w:ascii="Arial" w:cs="Arial" w:eastAsia="Arial" w:hAnsi="Arial"/>
+                <w:color w:val="595959"/>
+                <w:sz w:val="14"/>
+                <w:szCs w:val="14"/>
+              </w:rPr>
+              <w:t xml:space="preserve">Search terms: nutrition animals biuret test</w:t>
+            </w:r>
           </w:p>
         </w:tc>
         <w:tc>
@@ -15505,40 +15478,24 @@
             <w:pPr>
               <w:spacing w:after="20" w:before="0"/>
             </w:pPr>
-            <w:hyperlink w:history="1" r:id="rIdzk7nxc9v7gbzavjhp59ry">
-              <w:r>
-                <w:rPr>
-                  <w:rFonts w:ascii="Arial" w:cs="Arial" w:eastAsia="Arial" w:hAnsi="Arial"/>
-                  <w:color w:val="2E75B6"/>
-                  <w:sz w:val="16"/>
-                  <w:szCs w:val="16"/>
-                  <w:u w:val="single" w:color="2E75B6"/>
-                </w:rPr>
-                <w:t xml:space="preserve">2015 AP Chemistry free response 2a (part 1 of 2)</w:t>
-              </w:r>
-            </w:hyperlink>
+            <w:r>
+              <w:rPr>
+                <w:rFonts w:ascii="Arial" w:cs="Arial" w:eastAsia="Arial" w:hAnsi="Arial"/>
+                <w:i/>
+                <w:iCs/>
+                <w:color w:val="595959"/>
+                <w:sz w:val="16"/>
+                <w:szCs w:val="16"/>
+              </w:rPr>
+              <w:t xml:space="preserve">No closely matching video in the ARES library for this activity.</w:t>
+            </w:r>
           </w:p>
           <w:p>
             <w:pPr>
               <w:spacing w:after="10" w:before="0"/>
               <w:ind w:left="120"/>
             </w:pPr>
-            <w:r>
-              <w:rPr>
-                <w:rFonts w:ascii="Arial" w:cs="Arial" w:eastAsia="Arial" w:hAnsi="Arial"/>
-                <w:color w:val="595959"/>
-                <w:sz w:val="14"/>
-                <w:szCs w:val="14"/>
-              </w:rPr>
-              <w:t xml:space="preserve">Source: Khan Academy (English - US curriculum)</w:t>
-            </w:r>
-          </w:p>
-          <w:p>
-            <w:pPr>
-              <w:spacing w:after="10" w:before="0"/>
-              <w:ind w:left="120"/>
-            </w:pPr>
-            <w:hyperlink w:history="1" r:id="rIdqtjvzfe2onuva0z_ynv2j">
+            <w:hyperlink w:history="1" r:id="rIdsc_hkecjlpcwlicngkwbh">
               <w:r>
                 <w:rPr>
                   <w:rFonts w:ascii="Arial" w:cs="Arial" w:eastAsia="Arial" w:hAnsi="Arial"/>
@@ -15547,9 +15504,24 @@
                   <w:szCs w:val="14"/>
                   <w:u w:val="single" w:color="595959"/>
                 </w:rPr>
-                <w:t xml:space="preserve">🔍 Search ARES for similar videos</w:t>
+                <w:t xml:space="preserve">🔍 Search ARES for videos</w:t>
               </w:r>
             </w:hyperlink>
+          </w:p>
+          <w:p>
+            <w:pPr>
+              <w:spacing w:after="10" w:before="0"/>
+              <w:ind w:left="120"/>
+            </w:pPr>
+            <w:r>
+              <w:rPr>
+                <w:rFonts w:ascii="Arial" w:cs="Arial" w:eastAsia="Arial" w:hAnsi="Arial"/>
+                <w:color w:val="595959"/>
+                <w:sz w:val="14"/>
+                <w:szCs w:val="14"/>
+              </w:rPr>
+              <w:t xml:space="preserve">Search terms: nutrition animals biuret test</w:t>
+            </w:r>
           </w:p>
           <w:p>
             <w:pPr>
@@ -15576,47 +15548,31 @@
                 <w:sz w:val="16"/>
                 <w:szCs w:val="16"/>
               </w:rPr>
-              <w:t xml:space="preserve">📖 HTML:</w:t>
+              <w:t xml:space="preserve">📖 READING:</w:t>
             </w:r>
           </w:p>
           <w:p>
             <w:pPr>
               <w:spacing w:after="20" w:before="0"/>
             </w:pPr>
-            <w:hyperlink w:history="1" r:id="rIdvnudpw2yzx1grevwsryac">
-              <w:r>
-                <w:rPr>
-                  <w:rFonts w:ascii="Arial" w:cs="Arial" w:eastAsia="Arial" w:hAnsi="Arial"/>
-                  <w:color w:val="2E75B6"/>
-                  <w:sz w:val="16"/>
-                  <w:szCs w:val="16"/>
-                  <w:u w:val="single" w:color="2E75B6"/>
-                </w:rPr>
-                <w:t xml:space="preserve">Test Your Strength (PLIX)</w:t>
-              </w:r>
-            </w:hyperlink>
+            <w:r>
+              <w:rPr>
+                <w:rFonts w:ascii="Arial" w:cs="Arial" w:eastAsia="Arial" w:hAnsi="Arial"/>
+                <w:i/>
+                <w:iCs/>
+                <w:color w:val="595959"/>
+                <w:sz w:val="16"/>
+                <w:szCs w:val="16"/>
+              </w:rPr>
+              <w:t xml:space="preserve">No closely matching reading in the ARES library for this activity.</w:t>
+            </w:r>
           </w:p>
           <w:p>
             <w:pPr>
               <w:spacing w:after="10" w:before="0"/>
               <w:ind w:left="120"/>
             </w:pPr>
-            <w:r>
-              <w:rPr>
-                <w:rFonts w:ascii="Arial" w:cs="Arial" w:eastAsia="Arial" w:hAnsi="Arial"/>
-                <w:color w:val="595959"/>
-                <w:sz w:val="14"/>
-                <w:szCs w:val="14"/>
-              </w:rPr>
-              <w:t xml:space="preserve">Source: CK-12</w:t>
-            </w:r>
-          </w:p>
-          <w:p>
-            <w:pPr>
-              <w:spacing w:after="10" w:before="0"/>
-              <w:ind w:left="120"/>
-            </w:pPr>
-            <w:hyperlink w:history="1" r:id="rIdy1dlzj7afsmrgpcv1xtpi">
+            <w:hyperlink w:history="1" r:id="rIdjrxffzugzsxhgprvotjpq">
               <w:r>
                 <w:rPr>
                   <w:rFonts w:ascii="Arial" w:cs="Arial" w:eastAsia="Arial" w:hAnsi="Arial"/>
@@ -15625,9 +15581,24 @@
                   <w:szCs w:val="14"/>
                   <w:u w:val="single" w:color="595959"/>
                 </w:rPr>
-                <w:t xml:space="preserve">🔍 Search ARES for similar readings</w:t>
+                <w:t xml:space="preserve">🔍 Search ARES for readings</w:t>
               </w:r>
             </w:hyperlink>
+          </w:p>
+          <w:p>
+            <w:pPr>
+              <w:spacing w:after="10" w:before="0"/>
+              <w:ind w:left="120"/>
+            </w:pPr>
+            <w:r>
+              <w:rPr>
+                <w:rFonts w:ascii="Arial" w:cs="Arial" w:eastAsia="Arial" w:hAnsi="Arial"/>
+                <w:color w:val="595959"/>
+                <w:sz w:val="14"/>
+                <w:szCs w:val="14"/>
+              </w:rPr>
+              <w:t xml:space="preserve">Search terms: nutrition animals biuret test</w:t>
+            </w:r>
           </w:p>
         </w:tc>
         <w:tc>
@@ -15811,40 +15782,24 @@
             <w:pPr>
               <w:spacing w:after="20" w:before="0"/>
             </w:pPr>
-            <w:hyperlink w:history="1" r:id="rIdab6doifkwguypzms-vzls">
-              <w:r>
-                <w:rPr>
-                  <w:rFonts w:ascii="Arial" w:cs="Arial" w:eastAsia="Arial" w:hAnsi="Arial"/>
-                  <w:color w:val="2E75B6"/>
-                  <w:sz w:val="16"/>
-                  <w:szCs w:val="16"/>
-                  <w:u w:val="single" w:color="2E75B6"/>
-                </w:rPr>
-                <w:t xml:space="preserve">2015 AP Chemistry free response 2a (part 1 of 2)</w:t>
-              </w:r>
-            </w:hyperlink>
+            <w:r>
+              <w:rPr>
+                <w:rFonts w:ascii="Arial" w:cs="Arial" w:eastAsia="Arial" w:hAnsi="Arial"/>
+                <w:i/>
+                <w:iCs/>
+                <w:color w:val="595959"/>
+                <w:sz w:val="16"/>
+                <w:szCs w:val="16"/>
+              </w:rPr>
+              <w:t xml:space="preserve">No closely matching video in the ARES library for this activity.</w:t>
+            </w:r>
           </w:p>
           <w:p>
             <w:pPr>
               <w:spacing w:after="10" w:before="0"/>
               <w:ind w:left="120"/>
             </w:pPr>
-            <w:r>
-              <w:rPr>
-                <w:rFonts w:ascii="Arial" w:cs="Arial" w:eastAsia="Arial" w:hAnsi="Arial"/>
-                <w:color w:val="595959"/>
-                <w:sz w:val="14"/>
-                <w:szCs w:val="14"/>
-              </w:rPr>
-              <w:t xml:space="preserve">Source: Khan Academy (English - US curriculum)</w:t>
-            </w:r>
-          </w:p>
-          <w:p>
-            <w:pPr>
-              <w:spacing w:after="10" w:before="0"/>
-              <w:ind w:left="120"/>
-            </w:pPr>
-            <w:hyperlink w:history="1" r:id="rIdxx4yt0s60ukcdbiaxxtsk">
+            <w:hyperlink w:history="1" r:id="rIdmc4slplh5nt4psgfu6pku">
               <w:r>
                 <w:rPr>
                   <w:rFonts w:ascii="Arial" w:cs="Arial" w:eastAsia="Arial" w:hAnsi="Arial"/>
@@ -15853,9 +15808,24 @@
                   <w:szCs w:val="14"/>
                   <w:u w:val="single" w:color="595959"/>
                 </w:rPr>
-                <w:t xml:space="preserve">🔍 Search ARES for similar videos</w:t>
+                <w:t xml:space="preserve">🔍 Search ARES for videos</w:t>
               </w:r>
             </w:hyperlink>
+          </w:p>
+          <w:p>
+            <w:pPr>
+              <w:spacing w:after="10" w:before="0"/>
+              <w:ind w:left="120"/>
+            </w:pPr>
+            <w:r>
+              <w:rPr>
+                <w:rFonts w:ascii="Arial" w:cs="Arial" w:eastAsia="Arial" w:hAnsi="Arial"/>
+                <w:color w:val="595959"/>
+                <w:sz w:val="14"/>
+                <w:szCs w:val="14"/>
+              </w:rPr>
+              <w:t xml:space="preserve">Search terms: nutrition animals biuret test</w:t>
+            </w:r>
           </w:p>
           <w:p>
             <w:pPr>
@@ -15882,47 +15852,31 @@
                 <w:sz w:val="16"/>
                 <w:szCs w:val="16"/>
               </w:rPr>
-              <w:t xml:space="preserve">📖 HTML:</w:t>
+              <w:t xml:space="preserve">📖 READING:</w:t>
             </w:r>
           </w:p>
           <w:p>
             <w:pPr>
               <w:spacing w:after="20" w:before="0"/>
             </w:pPr>
-            <w:hyperlink w:history="1" r:id="rIds3dwhig41jspljk5da_pb">
-              <w:r>
-                <w:rPr>
-                  <w:rFonts w:ascii="Arial" w:cs="Arial" w:eastAsia="Arial" w:hAnsi="Arial"/>
-                  <w:color w:val="2E75B6"/>
-                  <w:sz w:val="16"/>
-                  <w:szCs w:val="16"/>
-                  <w:u w:val="single" w:color="2E75B6"/>
-                </w:rPr>
-                <w:t xml:space="preserve">Test Your Strength (PLIX)</w:t>
-              </w:r>
-            </w:hyperlink>
+            <w:r>
+              <w:rPr>
+                <w:rFonts w:ascii="Arial" w:cs="Arial" w:eastAsia="Arial" w:hAnsi="Arial"/>
+                <w:i/>
+                <w:iCs/>
+                <w:color w:val="595959"/>
+                <w:sz w:val="16"/>
+                <w:szCs w:val="16"/>
+              </w:rPr>
+              <w:t xml:space="preserve">No closely matching reading in the ARES library for this activity.</w:t>
+            </w:r>
           </w:p>
           <w:p>
             <w:pPr>
               <w:spacing w:after="10" w:before="0"/>
               <w:ind w:left="120"/>
             </w:pPr>
-            <w:r>
-              <w:rPr>
-                <w:rFonts w:ascii="Arial" w:cs="Arial" w:eastAsia="Arial" w:hAnsi="Arial"/>
-                <w:color w:val="595959"/>
-                <w:sz w:val="14"/>
-                <w:szCs w:val="14"/>
-              </w:rPr>
-              <w:t xml:space="preserve">Source: CK-12</w:t>
-            </w:r>
-          </w:p>
-          <w:p>
-            <w:pPr>
-              <w:spacing w:after="10" w:before="0"/>
-              <w:ind w:left="120"/>
-            </w:pPr>
-            <w:hyperlink w:history="1" r:id="rIdwqiefemru6onw5scmrvwd">
+            <w:hyperlink w:history="1" r:id="rIdgbczs1jeeod5riaw-ci_f">
               <w:r>
                 <w:rPr>
                   <w:rFonts w:ascii="Arial" w:cs="Arial" w:eastAsia="Arial" w:hAnsi="Arial"/>
@@ -15931,9 +15885,24 @@
                   <w:szCs w:val="14"/>
                   <w:u w:val="single" w:color="595959"/>
                 </w:rPr>
-                <w:t xml:space="preserve">🔍 Search ARES for similar readings</w:t>
+                <w:t xml:space="preserve">🔍 Search ARES for readings</w:t>
               </w:r>
             </w:hyperlink>
+          </w:p>
+          <w:p>
+            <w:pPr>
+              <w:spacing w:after="10" w:before="0"/>
+              <w:ind w:left="120"/>
+            </w:pPr>
+            <w:r>
+              <w:rPr>
+                <w:rFonts w:ascii="Arial" w:cs="Arial" w:eastAsia="Arial" w:hAnsi="Arial"/>
+                <w:color w:val="595959"/>
+                <w:sz w:val="14"/>
+                <w:szCs w:val="14"/>
+              </w:rPr>
+              <w:t xml:space="preserve">Search terms: nutrition animals biuret test</w:t>
+            </w:r>
           </w:p>
         </w:tc>
         <w:tc>
@@ -16117,40 +16086,24 @@
             <w:pPr>
               <w:spacing w:after="20" w:before="0"/>
             </w:pPr>
-            <w:hyperlink w:history="1" r:id="rIdowvi4klordi1cflsbze_i">
-              <w:r>
-                <w:rPr>
-                  <w:rFonts w:ascii="Arial" w:cs="Arial" w:eastAsia="Arial" w:hAnsi="Arial"/>
-                  <w:color w:val="2E75B6"/>
-                  <w:sz w:val="16"/>
-                  <w:szCs w:val="16"/>
-                  <w:u w:val="single" w:color="2E75B6"/>
-                </w:rPr>
-                <w:t xml:space="preserve">2015 AP Chemistry free response 2a (part 1 of 2)</w:t>
-              </w:r>
-            </w:hyperlink>
+            <w:r>
+              <w:rPr>
+                <w:rFonts w:ascii="Arial" w:cs="Arial" w:eastAsia="Arial" w:hAnsi="Arial"/>
+                <w:i/>
+                <w:iCs/>
+                <w:color w:val="595959"/>
+                <w:sz w:val="16"/>
+                <w:szCs w:val="16"/>
+              </w:rPr>
+              <w:t xml:space="preserve">No closely matching video in the ARES library for this activity.</w:t>
+            </w:r>
           </w:p>
           <w:p>
             <w:pPr>
               <w:spacing w:after="10" w:before="0"/>
               <w:ind w:left="120"/>
             </w:pPr>
-            <w:r>
-              <w:rPr>
-                <w:rFonts w:ascii="Arial" w:cs="Arial" w:eastAsia="Arial" w:hAnsi="Arial"/>
-                <w:color w:val="595959"/>
-                <w:sz w:val="14"/>
-                <w:szCs w:val="14"/>
-              </w:rPr>
-              <w:t xml:space="preserve">Source: Khan Academy (English - US curriculum)</w:t>
-            </w:r>
-          </w:p>
-          <w:p>
-            <w:pPr>
-              <w:spacing w:after="10" w:before="0"/>
-              <w:ind w:left="120"/>
-            </w:pPr>
-            <w:hyperlink w:history="1" r:id="rId0h12p_o1omzoa9agctc0x">
+            <w:hyperlink w:history="1" r:id="rIda7w93y7mex4z2dxj6swf1">
               <w:r>
                 <w:rPr>
                   <w:rFonts w:ascii="Arial" w:cs="Arial" w:eastAsia="Arial" w:hAnsi="Arial"/>
@@ -16159,9 +16112,24 @@
                   <w:szCs w:val="14"/>
                   <w:u w:val="single" w:color="595959"/>
                 </w:rPr>
-                <w:t xml:space="preserve">🔍 Search ARES for similar videos</w:t>
+                <w:t xml:space="preserve">🔍 Search ARES for videos</w:t>
               </w:r>
             </w:hyperlink>
+          </w:p>
+          <w:p>
+            <w:pPr>
+              <w:spacing w:after="10" w:before="0"/>
+              <w:ind w:left="120"/>
+            </w:pPr>
+            <w:r>
+              <w:rPr>
+                <w:rFonts w:ascii="Arial" w:cs="Arial" w:eastAsia="Arial" w:hAnsi="Arial"/>
+                <w:color w:val="595959"/>
+                <w:sz w:val="14"/>
+                <w:szCs w:val="14"/>
+              </w:rPr>
+              <w:t xml:space="preserve">Search terms: nutrition animals biuret test</w:t>
+            </w:r>
           </w:p>
           <w:p>
             <w:pPr>
@@ -16188,47 +16156,31 @@
                 <w:sz w:val="16"/>
                 <w:szCs w:val="16"/>
               </w:rPr>
-              <w:t xml:space="preserve">📖 HTML:</w:t>
+              <w:t xml:space="preserve">📖 READING:</w:t>
             </w:r>
           </w:p>
           <w:p>
             <w:pPr>
               <w:spacing w:after="20" w:before="0"/>
             </w:pPr>
-            <w:hyperlink w:history="1" r:id="rIdgkm0sk0lo2-0cpdv6rh7o">
-              <w:r>
-                <w:rPr>
-                  <w:rFonts w:ascii="Arial" w:cs="Arial" w:eastAsia="Arial" w:hAnsi="Arial"/>
-                  <w:color w:val="2E75B6"/>
-                  <w:sz w:val="16"/>
-                  <w:szCs w:val="16"/>
-                  <w:u w:val="single" w:color="2E75B6"/>
-                </w:rPr>
-                <w:t xml:space="preserve">Test Your Strength (PLIX)</w:t>
-              </w:r>
-            </w:hyperlink>
+            <w:r>
+              <w:rPr>
+                <w:rFonts w:ascii="Arial" w:cs="Arial" w:eastAsia="Arial" w:hAnsi="Arial"/>
+                <w:i/>
+                <w:iCs/>
+                <w:color w:val="595959"/>
+                <w:sz w:val="16"/>
+                <w:szCs w:val="16"/>
+              </w:rPr>
+              <w:t xml:space="preserve">No closely matching reading in the ARES library for this activity.</w:t>
+            </w:r>
           </w:p>
           <w:p>
             <w:pPr>
               <w:spacing w:after="10" w:before="0"/>
               <w:ind w:left="120"/>
             </w:pPr>
-            <w:r>
-              <w:rPr>
-                <w:rFonts w:ascii="Arial" w:cs="Arial" w:eastAsia="Arial" w:hAnsi="Arial"/>
-                <w:color w:val="595959"/>
-                <w:sz w:val="14"/>
-                <w:szCs w:val="14"/>
-              </w:rPr>
-              <w:t xml:space="preserve">Source: CK-12</w:t>
-            </w:r>
-          </w:p>
-          <w:p>
-            <w:pPr>
-              <w:spacing w:after="10" w:before="0"/>
-              <w:ind w:left="120"/>
-            </w:pPr>
-            <w:hyperlink w:history="1" r:id="rIdm7irl8kdwchkfqwgkdn8v">
+            <w:hyperlink w:history="1" r:id="rIdtlvzaksyayfmcwa0iph74">
               <w:r>
                 <w:rPr>
                   <w:rFonts w:ascii="Arial" w:cs="Arial" w:eastAsia="Arial" w:hAnsi="Arial"/>
@@ -16237,9 +16189,24 @@
                   <w:szCs w:val="14"/>
                   <w:u w:val="single" w:color="595959"/>
                 </w:rPr>
-                <w:t xml:space="preserve">🔍 Search ARES for similar readings</w:t>
+                <w:t xml:space="preserve">🔍 Search ARES for readings</w:t>
               </w:r>
             </w:hyperlink>
+          </w:p>
+          <w:p>
+            <w:pPr>
+              <w:spacing w:after="10" w:before="0"/>
+              <w:ind w:left="120"/>
+            </w:pPr>
+            <w:r>
+              <w:rPr>
+                <w:rFonts w:ascii="Arial" w:cs="Arial" w:eastAsia="Arial" w:hAnsi="Arial"/>
+                <w:color w:val="595959"/>
+                <w:sz w:val="14"/>
+                <w:szCs w:val="14"/>
+              </w:rPr>
+              <w:t xml:space="preserve">Search terms: nutrition animals biuret test</w:t>
+            </w:r>
           </w:p>
         </w:tc>
         <w:tc>
@@ -16423,40 +16390,24 @@
             <w:pPr>
               <w:spacing w:after="20" w:before="0"/>
             </w:pPr>
-            <w:hyperlink w:history="1" r:id="rId53eyt8ondjyqwtn7tyfs_">
-              <w:r>
-                <w:rPr>
-                  <w:rFonts w:ascii="Arial" w:cs="Arial" w:eastAsia="Arial" w:hAnsi="Arial"/>
-                  <w:color w:val="2E75B6"/>
-                  <w:sz w:val="16"/>
-                  <w:szCs w:val="16"/>
-                  <w:u w:val="single" w:color="2E75B6"/>
-                </w:rPr>
-                <w:t xml:space="preserve">2015 AP Chemistry free response 2a (part 1 of 2)</w:t>
-              </w:r>
-            </w:hyperlink>
+            <w:r>
+              <w:rPr>
+                <w:rFonts w:ascii="Arial" w:cs="Arial" w:eastAsia="Arial" w:hAnsi="Arial"/>
+                <w:i/>
+                <w:iCs/>
+                <w:color w:val="595959"/>
+                <w:sz w:val="16"/>
+                <w:szCs w:val="16"/>
+              </w:rPr>
+              <w:t xml:space="preserve">No closely matching video in the ARES library for this activity.</w:t>
+            </w:r>
           </w:p>
           <w:p>
             <w:pPr>
               <w:spacing w:after="10" w:before="0"/>
               <w:ind w:left="120"/>
             </w:pPr>
-            <w:r>
-              <w:rPr>
-                <w:rFonts w:ascii="Arial" w:cs="Arial" w:eastAsia="Arial" w:hAnsi="Arial"/>
-                <w:color w:val="595959"/>
-                <w:sz w:val="14"/>
-                <w:szCs w:val="14"/>
-              </w:rPr>
-              <w:t xml:space="preserve">Source: Khan Academy (English - US curriculum)</w:t>
-            </w:r>
-          </w:p>
-          <w:p>
-            <w:pPr>
-              <w:spacing w:after="10" w:before="0"/>
-              <w:ind w:left="120"/>
-            </w:pPr>
-            <w:hyperlink w:history="1" r:id="rIdbzwzzqrmux3ipetuj8g3z">
+            <w:hyperlink w:history="1" r:id="rIdkp_99o5_yccbfsnccfg4v">
               <w:r>
                 <w:rPr>
                   <w:rFonts w:ascii="Arial" w:cs="Arial" w:eastAsia="Arial" w:hAnsi="Arial"/>
@@ -16465,9 +16416,24 @@
                   <w:szCs w:val="14"/>
                   <w:u w:val="single" w:color="595959"/>
                 </w:rPr>
-                <w:t xml:space="preserve">🔍 Search ARES for similar videos</w:t>
+                <w:t xml:space="preserve">🔍 Search ARES for videos</w:t>
               </w:r>
             </w:hyperlink>
+          </w:p>
+          <w:p>
+            <w:pPr>
+              <w:spacing w:after="10" w:before="0"/>
+              <w:ind w:left="120"/>
+            </w:pPr>
+            <w:r>
+              <w:rPr>
+                <w:rFonts w:ascii="Arial" w:cs="Arial" w:eastAsia="Arial" w:hAnsi="Arial"/>
+                <w:color w:val="595959"/>
+                <w:sz w:val="14"/>
+                <w:szCs w:val="14"/>
+              </w:rPr>
+              <w:t xml:space="preserve">Search terms: nutrition animals biuret test</w:t>
+            </w:r>
           </w:p>
           <w:p>
             <w:pPr>
@@ -16494,47 +16460,31 @@
                 <w:sz w:val="16"/>
                 <w:szCs w:val="16"/>
               </w:rPr>
-              <w:t xml:space="preserve">📖 HTML:</w:t>
+              <w:t xml:space="preserve">📖 READING:</w:t>
             </w:r>
           </w:p>
           <w:p>
             <w:pPr>
               <w:spacing w:after="20" w:before="0"/>
             </w:pPr>
-            <w:hyperlink w:history="1" r:id="rId5d9b8343r7bvax1xb8wdx">
-              <w:r>
-                <w:rPr>
-                  <w:rFonts w:ascii="Arial" w:cs="Arial" w:eastAsia="Arial" w:hAnsi="Arial"/>
-                  <w:color w:val="2E75B6"/>
-                  <w:sz w:val="16"/>
-                  <w:szCs w:val="16"/>
-                  <w:u w:val="single" w:color="2E75B6"/>
-                </w:rPr>
-                <w:t xml:space="preserve">Test Your Strength (PLIX)</w:t>
-              </w:r>
-            </w:hyperlink>
+            <w:r>
+              <w:rPr>
+                <w:rFonts w:ascii="Arial" w:cs="Arial" w:eastAsia="Arial" w:hAnsi="Arial"/>
+                <w:i/>
+                <w:iCs/>
+                <w:color w:val="595959"/>
+                <w:sz w:val="16"/>
+                <w:szCs w:val="16"/>
+              </w:rPr>
+              <w:t xml:space="preserve">No closely matching reading in the ARES library for this activity.</w:t>
+            </w:r>
           </w:p>
           <w:p>
             <w:pPr>
               <w:spacing w:after="10" w:before="0"/>
               <w:ind w:left="120"/>
             </w:pPr>
-            <w:r>
-              <w:rPr>
-                <w:rFonts w:ascii="Arial" w:cs="Arial" w:eastAsia="Arial" w:hAnsi="Arial"/>
-                <w:color w:val="595959"/>
-                <w:sz w:val="14"/>
-                <w:szCs w:val="14"/>
-              </w:rPr>
-              <w:t xml:space="preserve">Source: CK-12</w:t>
-            </w:r>
-          </w:p>
-          <w:p>
-            <w:pPr>
-              <w:spacing w:after="10" w:before="0"/>
-              <w:ind w:left="120"/>
-            </w:pPr>
-            <w:hyperlink w:history="1" r:id="rIdty0tacbl8p605bc8ag817">
+            <w:hyperlink w:history="1" r:id="rIdw8qwcn4v3xdu1wqnjbjlq">
               <w:r>
                 <w:rPr>
                   <w:rFonts w:ascii="Arial" w:cs="Arial" w:eastAsia="Arial" w:hAnsi="Arial"/>
@@ -16543,9 +16493,24 @@
                   <w:szCs w:val="14"/>
                   <w:u w:val="single" w:color="595959"/>
                 </w:rPr>
-                <w:t xml:space="preserve">🔍 Search ARES for similar readings</w:t>
+                <w:t xml:space="preserve">🔍 Search ARES for readings</w:t>
               </w:r>
             </w:hyperlink>
+          </w:p>
+          <w:p>
+            <w:pPr>
+              <w:spacing w:after="10" w:before="0"/>
+              <w:ind w:left="120"/>
+            </w:pPr>
+            <w:r>
+              <w:rPr>
+                <w:rFonts w:ascii="Arial" w:cs="Arial" w:eastAsia="Arial" w:hAnsi="Arial"/>
+                <w:color w:val="595959"/>
+                <w:sz w:val="14"/>
+                <w:szCs w:val="14"/>
+              </w:rPr>
+              <w:t xml:space="preserve">Search terms: nutrition animals biuret test</w:t>
+            </w:r>
           </w:p>
         </w:tc>
         <w:tc>
@@ -18276,7 +18241,7 @@
             <w:pPr>
               <w:spacing w:after="20" w:before="0"/>
             </w:pPr>
-            <w:hyperlink w:history="1" r:id="rIddxgd1udfjpikdseww9fux">
+            <w:hyperlink w:history="1" r:id="rIdrpmzwwleof0fr65ltomfu">
               <w:r>
                 <w:rPr>
                   <w:rFonts w:ascii="Arial" w:cs="Arial" w:eastAsia="Arial" w:hAnsi="Arial"/>
@@ -18285,7 +18250,7 @@
                   <w:szCs w:val="16"/>
                   <w:u w:val="single" w:color="2E75B6"/>
                 </w:rPr>
-                <w:t xml:space="preserve">Centripetal force problem solving</w:t>
+                <w:t xml:space="preserve">Digestive System Structure and Function - Overview</w:t>
               </w:r>
             </w:hyperlink>
           </w:p>
@@ -18301,7 +18266,7 @@
                 <w:sz w:val="14"/>
                 <w:szCs w:val="14"/>
               </w:rPr>
-              <w:t xml:space="preserve">Source: Khan Academy (English - US curriculum)</w:t>
+              <w:t xml:space="preserve">Source: CK-12</w:t>
             </w:r>
           </w:p>
           <w:p>
@@ -18309,7 +18274,7 @@
               <w:spacing w:after="10" w:before="0"/>
               <w:ind w:left="120"/>
             </w:pPr>
-            <w:hyperlink w:history="1" r:id="rId2vy_odiatlohaupfbrc3n">
+            <w:hyperlink w:history="1" r:id="rIdjdiusaeendrjibwgpeu-x">
               <w:r>
                 <w:rPr>
                   <w:rFonts w:ascii="Arial" w:cs="Arial" w:eastAsia="Arial" w:hAnsi="Arial"/>
@@ -18354,7 +18319,7 @@
             <w:pPr>
               <w:spacing w:after="20" w:before="0"/>
             </w:pPr>
-            <w:hyperlink w:history="1" r:id="rIdi7mymznnbweuknwcdzebm">
+            <w:hyperlink w:history="1" r:id="rIdlfrvwfc3azw8ud3ly94wy">
               <w:r>
                 <w:rPr>
                   <w:rFonts w:ascii="Arial" w:cs="Arial" w:eastAsia="Arial" w:hAnsi="Arial"/>
@@ -18363,7 +18328,7 @@
                   <w:szCs w:val="16"/>
                   <w:u w:val="single" w:color="2E75B6"/>
                 </w:rPr>
-                <w:t xml:space="preserve">Surface Area and Nets (Flexbook)</w:t>
+                <w:t xml:space="preserve">Human Digestive System (Flexbook)</w:t>
               </w:r>
             </w:hyperlink>
           </w:p>
@@ -18387,7 +18352,7 @@
               <w:spacing w:after="10" w:before="0"/>
               <w:ind w:left="120"/>
             </w:pPr>
-            <w:hyperlink w:history="1" r:id="rIdfpbezamrjobbxtm1oilod">
+            <w:hyperlink w:history="1" r:id="rIddzsda4rjb2xniqvs_3occ">
               <w:r>
                 <w:rPr>
                   <w:rFonts w:ascii="Arial" w:cs="Arial" w:eastAsia="Arial" w:hAnsi="Arial"/>
@@ -18582,7 +18547,7 @@
             <w:pPr>
               <w:spacing w:after="20" w:before="0"/>
             </w:pPr>
-            <w:hyperlink w:history="1" r:id="rIdpzpsqbxi4bhkuizel6lyw">
+            <w:hyperlink w:history="1" r:id="rIdfdefsmkxh1kbwcrg67vpw">
               <w:r>
                 <w:rPr>
                   <w:rFonts w:ascii="Arial" w:cs="Arial" w:eastAsia="Arial" w:hAnsi="Arial"/>
@@ -18591,7 +18556,7 @@
                   <w:szCs w:val="16"/>
                   <w:u w:val="single" w:color="2E75B6"/>
                 </w:rPr>
-                <w:t xml:space="preserve">Centripetal force problem solving</w:t>
+                <w:t xml:space="preserve">Digestive System Structure and Function - Overview</w:t>
               </w:r>
             </w:hyperlink>
           </w:p>
@@ -18607,7 +18572,7 @@
                 <w:sz w:val="14"/>
                 <w:szCs w:val="14"/>
               </w:rPr>
-              <w:t xml:space="preserve">Source: Khan Academy (English - US curriculum)</w:t>
+              <w:t xml:space="preserve">Source: CK-12</w:t>
             </w:r>
           </w:p>
           <w:p>
@@ -18615,7 +18580,7 @@
               <w:spacing w:after="10" w:before="0"/>
               <w:ind w:left="120"/>
             </w:pPr>
-            <w:hyperlink w:history="1" r:id="rIdpmwcq30lqcpxrkytb4owf">
+            <w:hyperlink w:history="1" r:id="rIdapvn02zue_esoshq-r0oe">
               <w:r>
                 <w:rPr>
                   <w:rFonts w:ascii="Arial" w:cs="Arial" w:eastAsia="Arial" w:hAnsi="Arial"/>
@@ -18653,14 +18618,14 @@
                 <w:sz w:val="16"/>
                 <w:szCs w:val="16"/>
               </w:rPr>
-              <w:t xml:space="preserve">📖 HTML:</w:t>
+              <w:t xml:space="preserve">📖 EXERCISE:</w:t>
             </w:r>
           </w:p>
           <w:p>
             <w:pPr>
               <w:spacing w:after="20" w:before="0"/>
             </w:pPr>
-            <w:hyperlink w:history="1" r:id="rIdd3xy3lq4hdlgbtqzjvsq2">
+            <w:hyperlink w:history="1" r:id="rIdhzbk5m0gi2pze-niusamj">
               <w:r>
                 <w:rPr>
                   <w:rFonts w:ascii="Arial" w:cs="Arial" w:eastAsia="Arial" w:hAnsi="Arial"/>
@@ -18669,7 +18634,7 @@
                   <w:szCs w:val="16"/>
                   <w:u w:val="single" w:color="2E75B6"/>
                 </w:rPr>
-                <w:t xml:space="preserve">Surface Area and Nets (Flexbook)</w:t>
+                <w:t xml:space="preserve">Human Digestive System Practice</w:t>
               </w:r>
             </w:hyperlink>
           </w:p>
@@ -18693,7 +18658,7 @@
               <w:spacing w:after="10" w:before="0"/>
               <w:ind w:left="120"/>
             </w:pPr>
-            <w:hyperlink w:history="1" r:id="rIdo5gmpp-zm5ldk0jf2gn20">
+            <w:hyperlink w:history="1" r:id="rIdvqz3gcfjtq6ytnjlgxap0">
               <w:r>
                 <w:rPr>
                   <w:rFonts w:ascii="Arial" w:cs="Arial" w:eastAsia="Arial" w:hAnsi="Arial"/>
@@ -18888,7 +18853,7 @@
             <w:pPr>
               <w:spacing w:after="20" w:before="0"/>
             </w:pPr>
-            <w:hyperlink w:history="1" r:id="rId2ual_tej2hw37uxffgxxw">
+            <w:hyperlink w:history="1" r:id="rIdabpu2epvtstwast0mujwx">
               <w:r>
                 <w:rPr>
                   <w:rFonts w:ascii="Arial" w:cs="Arial" w:eastAsia="Arial" w:hAnsi="Arial"/>
@@ -18897,7 +18862,7 @@
                   <w:szCs w:val="16"/>
                   <w:u w:val="single" w:color="2E75B6"/>
                 </w:rPr>
-                <w:t xml:space="preserve">Centripetal force problem solving</w:t>
+                <w:t xml:space="preserve">Digestive System Structure and Function - Overview</w:t>
               </w:r>
             </w:hyperlink>
           </w:p>
@@ -18913,7 +18878,7 @@
                 <w:sz w:val="14"/>
                 <w:szCs w:val="14"/>
               </w:rPr>
-              <w:t xml:space="preserve">Source: Khan Academy (English - US curriculum)</w:t>
+              <w:t xml:space="preserve">Source: CK-12</w:t>
             </w:r>
           </w:p>
           <w:p>
@@ -18921,7 +18886,7 @@
               <w:spacing w:after="10" w:before="0"/>
               <w:ind w:left="120"/>
             </w:pPr>
-            <w:hyperlink w:history="1" r:id="rId5ucm11kampu-pxx3slxjt">
+            <w:hyperlink w:history="1" r:id="rIdat5iyvjz0n6qajfbdqz6q">
               <w:r>
                 <w:rPr>
                   <w:rFonts w:ascii="Arial" w:cs="Arial" w:eastAsia="Arial" w:hAnsi="Arial"/>
@@ -18959,14 +18924,14 @@
                 <w:sz w:val="16"/>
                 <w:szCs w:val="16"/>
               </w:rPr>
-              <w:t xml:space="preserve">📖 HTML:</w:t>
+              <w:t xml:space="preserve">📖 EXERCISE:</w:t>
             </w:r>
           </w:p>
           <w:p>
             <w:pPr>
               <w:spacing w:after="20" w:before="0"/>
             </w:pPr>
-            <w:hyperlink w:history="1" r:id="rIdilg7_wymksu-b-dwpma3k">
+            <w:hyperlink w:history="1" r:id="rIdoy2wvlxzew5qnfyr473tt">
               <w:r>
                 <w:rPr>
                   <w:rFonts w:ascii="Arial" w:cs="Arial" w:eastAsia="Arial" w:hAnsi="Arial"/>
@@ -18975,7 +18940,7 @@
                   <w:szCs w:val="16"/>
                   <w:u w:val="single" w:color="2E75B6"/>
                 </w:rPr>
-                <w:t xml:space="preserve">Surface Area and Nets (Flexbook)</w:t>
+                <w:t xml:space="preserve">Digestive System Organs Practice</w:t>
               </w:r>
             </w:hyperlink>
           </w:p>
@@ -18999,7 +18964,7 @@
               <w:spacing w:after="10" w:before="0"/>
               <w:ind w:left="120"/>
             </w:pPr>
-            <w:hyperlink w:history="1" r:id="rId93ervcds9fpgtipyjs5uc">
+            <w:hyperlink w:history="1" r:id="rIdyitinjqndabslikjm_b2d">
               <w:r>
                 <w:rPr>
                   <w:rFonts w:ascii="Arial" w:cs="Arial" w:eastAsia="Arial" w:hAnsi="Arial"/>
@@ -19194,7 +19159,7 @@
             <w:pPr>
               <w:spacing w:after="20" w:before="0"/>
             </w:pPr>
-            <w:hyperlink w:history="1" r:id="rIdrhyi5s5jxbiquqbakzeya">
+            <w:hyperlink w:history="1" r:id="rIdmtns2xlm-vcxeet2i6n-u">
               <w:r>
                 <w:rPr>
                   <w:rFonts w:ascii="Arial" w:cs="Arial" w:eastAsia="Arial" w:hAnsi="Arial"/>
@@ -19203,7 +19168,7 @@
                   <w:szCs w:val="16"/>
                   <w:u w:val="single" w:color="2E75B6"/>
                 </w:rPr>
-                <w:t xml:space="preserve">Centripetal force problem solving</w:t>
+                <w:t xml:space="preserve">Digestive System Structure and Function - Overview</w:t>
               </w:r>
             </w:hyperlink>
           </w:p>
@@ -19219,7 +19184,7 @@
                 <w:sz w:val="14"/>
                 <w:szCs w:val="14"/>
               </w:rPr>
-              <w:t xml:space="preserve">Source: Khan Academy (English - US curriculum)</w:t>
+              <w:t xml:space="preserve">Source: CK-12</w:t>
             </w:r>
           </w:p>
           <w:p>
@@ -19227,7 +19192,7 @@
               <w:spacing w:after="10" w:before="0"/>
               <w:ind w:left="120"/>
             </w:pPr>
-            <w:hyperlink w:history="1" r:id="rId_9wvrfy7qfivmyum3au2r">
+            <w:hyperlink w:history="1" r:id="rId8bqq_hhkuaj6zkxtgdonm">
               <w:r>
                 <w:rPr>
                   <w:rFonts w:ascii="Arial" w:cs="Arial" w:eastAsia="Arial" w:hAnsi="Arial"/>
@@ -19272,7 +19237,7 @@
             <w:pPr>
               <w:spacing w:after="20" w:before="0"/>
             </w:pPr>
-            <w:hyperlink w:history="1" r:id="rIdvcvvizah-wcxkyxq_tgcz">
+            <w:hyperlink w:history="1" r:id="rIdf_dsywgrynwozlevo_obm">
               <w:r>
                 <w:rPr>
                   <w:rFonts w:ascii="Arial" w:cs="Arial" w:eastAsia="Arial" w:hAnsi="Arial"/>
@@ -19281,7 +19246,7 @@
                   <w:szCs w:val="16"/>
                   <w:u w:val="single" w:color="2E75B6"/>
                 </w:rPr>
-                <w:t xml:space="preserve">Surface Area and Nets (Flexbook)</w:t>
+                <w:t xml:space="preserve">Digestive System Organs (Flexbook)</w:t>
               </w:r>
             </w:hyperlink>
           </w:p>
@@ -19305,7 +19270,7 @@
               <w:spacing w:after="10" w:before="0"/>
               <w:ind w:left="120"/>
             </w:pPr>
-            <w:hyperlink w:history="1" r:id="rId1l6_39lgfylqmkfqj28vx">
+            <w:hyperlink w:history="1" r:id="rIdl6shd3cfjyqc05wltbjuj">
               <w:r>
                 <w:rPr>
                   <w:rFonts w:ascii="Arial" w:cs="Arial" w:eastAsia="Arial" w:hAnsi="Arial"/>
@@ -19500,7 +19465,7 @@
             <w:pPr>
               <w:spacing w:after="20" w:before="0"/>
             </w:pPr>
-            <w:hyperlink w:history="1" r:id="rIdko2tkzqef2nkegurc_bhj">
+            <w:hyperlink w:history="1" r:id="rIdqvcr-fewirnx5kc9ieeum">
               <w:r>
                 <w:rPr>
                   <w:rFonts w:ascii="Arial" w:cs="Arial" w:eastAsia="Arial" w:hAnsi="Arial"/>
@@ -19509,7 +19474,7 @@
                   <w:szCs w:val="16"/>
                   <w:u w:val="single" w:color="2E75B6"/>
                 </w:rPr>
-                <w:t xml:space="preserve">Centripetal force problem solving</w:t>
+                <w:t xml:space="preserve">Digestive System Structure and Function - Overview</w:t>
               </w:r>
             </w:hyperlink>
           </w:p>
@@ -19525,7 +19490,7 @@
                 <w:sz w:val="14"/>
                 <w:szCs w:val="14"/>
               </w:rPr>
-              <w:t xml:space="preserve">Source: Khan Academy (English - US curriculum)</w:t>
+              <w:t xml:space="preserve">Source: CK-12</w:t>
             </w:r>
           </w:p>
           <w:p>
@@ -19533,7 +19498,7 @@
               <w:spacing w:after="10" w:before="0"/>
               <w:ind w:left="120"/>
             </w:pPr>
-            <w:hyperlink w:history="1" r:id="rIdk6lrtpbwtqjqofqq3qaqt">
+            <w:hyperlink w:history="1" r:id="rIdov1fjpv20-s2rpw82wuhv">
               <w:r>
                 <w:rPr>
                   <w:rFonts w:ascii="Arial" w:cs="Arial" w:eastAsia="Arial" w:hAnsi="Arial"/>
@@ -19578,7 +19543,7 @@
             <w:pPr>
               <w:spacing w:after="20" w:before="0"/>
             </w:pPr>
-            <w:hyperlink w:history="1" r:id="rId1q5n2knzjgcq048d4hv-1">
+            <w:hyperlink w:history="1" r:id="rIdqjuqitaoyrl6jtn6o5xvj">
               <w:r>
                 <w:rPr>
                   <w:rFonts w:ascii="Arial" w:cs="Arial" w:eastAsia="Arial" w:hAnsi="Arial"/>
@@ -19587,7 +19552,7 @@
                   <w:szCs w:val="16"/>
                   <w:u w:val="single" w:color="2E75B6"/>
                 </w:rPr>
-                <w:t xml:space="preserve">Surface Area and Nets (Flexbook)</w:t>
+                <w:t xml:space="preserve">Digestive System Diseases (Flexbook)</w:t>
               </w:r>
             </w:hyperlink>
           </w:p>
@@ -19611,7 +19576,7 @@
               <w:spacing w:after="10" w:before="0"/>
               <w:ind w:left="120"/>
             </w:pPr>
-            <w:hyperlink w:history="1" r:id="rIdaljm3fvcrxmy6huyplxpg">
+            <w:hyperlink w:history="1" r:id="rIdoybhpoyrpcfjxvbgwtvkr">
               <w:r>
                 <w:rPr>
                   <w:rFonts w:ascii="Arial" w:cs="Arial" w:eastAsia="Arial" w:hAnsi="Arial"/>
@@ -21409,40 +21374,24 @@
             <w:pPr>
               <w:spacing w:after="20" w:before="0"/>
             </w:pPr>
-            <w:hyperlink w:history="1" r:id="rId7g3knk0x0e5alprcphtbz">
-              <w:r>
-                <w:rPr>
-                  <w:rFonts w:ascii="Arial" w:cs="Arial" w:eastAsia="Arial" w:hAnsi="Arial"/>
-                  <w:color w:val="2E75B6"/>
-                  <w:sz w:val="16"/>
-                  <w:szCs w:val="16"/>
-                  <w:u w:val="single" w:color="2E75B6"/>
-                </w:rPr>
-                <w:t xml:space="preserve">Banking 3: Fractional reserve banking</w:t>
-              </w:r>
-            </w:hyperlink>
+            <w:r>
+              <w:rPr>
+                <w:rFonts w:ascii="Arial" w:cs="Arial" w:eastAsia="Arial" w:hAnsi="Arial"/>
+                <w:i/>
+                <w:iCs/>
+                <w:color w:val="595959"/>
+                <w:sz w:val="16"/>
+                <w:szCs w:val="16"/>
+              </w:rPr>
+              <w:t xml:space="preserve">No closely matching video in the ARES library for this activity.</w:t>
+            </w:r>
           </w:p>
           <w:p>
             <w:pPr>
               <w:spacing w:after="10" w:before="0"/>
               <w:ind w:left="120"/>
             </w:pPr>
-            <w:r>
-              <w:rPr>
-                <w:rFonts w:ascii="Arial" w:cs="Arial" w:eastAsia="Arial" w:hAnsi="Arial"/>
-                <w:color w:val="595959"/>
-                <w:sz w:val="14"/>
-                <w:szCs w:val="14"/>
-              </w:rPr>
-              <w:t xml:space="preserve">Source: Khan Academy (English - US curriculum)</w:t>
-            </w:r>
-          </w:p>
-          <w:p>
-            <w:pPr>
-              <w:spacing w:after="10" w:before="0"/>
-              <w:ind w:left="120"/>
-            </w:pPr>
-            <w:hyperlink w:history="1" r:id="rIdnom28wbrdilnbm3cv5fua">
+            <w:hyperlink w:history="1" r:id="rIdvlp_shvacfxdbwsfi7v0f">
               <w:r>
                 <w:rPr>
                   <w:rFonts w:ascii="Arial" w:cs="Arial" w:eastAsia="Arial" w:hAnsi="Arial"/>
@@ -21451,9 +21400,24 @@
                   <w:szCs w:val="14"/>
                   <w:u w:val="single" w:color="595959"/>
                 </w:rPr>
-                <w:t xml:space="preserve">🔍 Search ARES for similar videos</w:t>
+                <w:t xml:space="preserve">🔍 Search ARES for videos</w:t>
               </w:r>
             </w:hyperlink>
+          </w:p>
+          <w:p>
+            <w:pPr>
+              <w:spacing w:after="10" w:before="0"/>
+              <w:ind w:left="120"/>
+            </w:pPr>
+            <w:r>
+              <w:rPr>
+                <w:rFonts w:ascii="Arial" w:cs="Arial" w:eastAsia="Arial" w:hAnsi="Arial"/>
+                <w:color w:val="595959"/>
+                <w:sz w:val="14"/>
+                <w:szCs w:val="14"/>
+              </w:rPr>
+              <w:t xml:space="preserve">Search terms: nutrition animals alimentary canal</w:t>
+            </w:r>
           </w:p>
           <w:p>
             <w:pPr>
@@ -21480,47 +21444,31 @@
                 <w:sz w:val="16"/>
                 <w:szCs w:val="16"/>
               </w:rPr>
-              <w:t xml:space="preserve">📖 HTML:</w:t>
+              <w:t xml:space="preserve">📖 READING:</w:t>
             </w:r>
           </w:p>
           <w:p>
             <w:pPr>
               <w:spacing w:after="20" w:before="0"/>
             </w:pPr>
-            <w:hyperlink w:history="1" r:id="rIdnlqmrxrmdsq8kozhmesqt">
-              <w:r>
-                <w:rPr>
-                  <w:rFonts w:ascii="Arial" w:cs="Arial" w:eastAsia="Arial" w:hAnsi="Arial"/>
-                  <w:color w:val="2E75B6"/>
-                  <w:sz w:val="16"/>
-                  <w:szCs w:val="16"/>
-                  <w:u w:val="single" w:color="2E75B6"/>
-                </w:rPr>
-                <w:t xml:space="preserve">Scale Distances or Dimensions: Model Car (PLIX)</w:t>
-              </w:r>
-            </w:hyperlink>
+            <w:r>
+              <w:rPr>
+                <w:rFonts w:ascii="Arial" w:cs="Arial" w:eastAsia="Arial" w:hAnsi="Arial"/>
+                <w:i/>
+                <w:iCs/>
+                <w:color w:val="595959"/>
+                <w:sz w:val="16"/>
+                <w:szCs w:val="16"/>
+              </w:rPr>
+              <w:t xml:space="preserve">No closely matching reading in the ARES library for this activity.</w:t>
+            </w:r>
           </w:p>
           <w:p>
             <w:pPr>
               <w:spacing w:after="10" w:before="0"/>
               <w:ind w:left="120"/>
             </w:pPr>
-            <w:r>
-              <w:rPr>
-                <w:rFonts w:ascii="Arial" w:cs="Arial" w:eastAsia="Arial" w:hAnsi="Arial"/>
-                <w:color w:val="595959"/>
-                <w:sz w:val="14"/>
-                <w:szCs w:val="14"/>
-              </w:rPr>
-              <w:t xml:space="preserve">Source: CK-12</w:t>
-            </w:r>
-          </w:p>
-          <w:p>
-            <w:pPr>
-              <w:spacing w:after="10" w:before="0"/>
-              <w:ind w:left="120"/>
-            </w:pPr>
-            <w:hyperlink w:history="1" r:id="rId8oshkyujqduspyvuvzoe1">
+            <w:hyperlink w:history="1" r:id="rId8pgyvfwjpffpbeirckh-d">
               <w:r>
                 <w:rPr>
                   <w:rFonts w:ascii="Arial" w:cs="Arial" w:eastAsia="Arial" w:hAnsi="Arial"/>
@@ -21529,9 +21477,24 @@
                   <w:szCs w:val="14"/>
                   <w:u w:val="single" w:color="595959"/>
                 </w:rPr>
-                <w:t xml:space="preserve">🔍 Search ARES for similar readings</w:t>
+                <w:t xml:space="preserve">🔍 Search ARES for readings</w:t>
               </w:r>
             </w:hyperlink>
+          </w:p>
+          <w:p>
+            <w:pPr>
+              <w:spacing w:after="10" w:before="0"/>
+              <w:ind w:left="120"/>
+            </w:pPr>
+            <w:r>
+              <w:rPr>
+                <w:rFonts w:ascii="Arial" w:cs="Arial" w:eastAsia="Arial" w:hAnsi="Arial"/>
+                <w:color w:val="595959"/>
+                <w:sz w:val="14"/>
+                <w:szCs w:val="14"/>
+              </w:rPr>
+              <w:t xml:space="preserve">Search terms: nutrition animals alimentary canal</w:t>
+            </w:r>
           </w:p>
         </w:tc>
         <w:tc>
@@ -21715,40 +21678,24 @@
             <w:pPr>
               <w:spacing w:after="20" w:before="0"/>
             </w:pPr>
-            <w:hyperlink w:history="1" r:id="rIdmg1wwsgf_it7u6usiwkve">
-              <w:r>
-                <w:rPr>
-                  <w:rFonts w:ascii="Arial" w:cs="Arial" w:eastAsia="Arial" w:hAnsi="Arial"/>
-                  <w:color w:val="2E75B6"/>
-                  <w:sz w:val="16"/>
-                  <w:szCs w:val="16"/>
-                  <w:u w:val="single" w:color="2E75B6"/>
-                </w:rPr>
-                <w:t xml:space="preserve">Banking 3: Fractional reserve banking</w:t>
-              </w:r>
-            </w:hyperlink>
+            <w:r>
+              <w:rPr>
+                <w:rFonts w:ascii="Arial" w:cs="Arial" w:eastAsia="Arial" w:hAnsi="Arial"/>
+                <w:i/>
+                <w:iCs/>
+                <w:color w:val="595959"/>
+                <w:sz w:val="16"/>
+                <w:szCs w:val="16"/>
+              </w:rPr>
+              <w:t xml:space="preserve">No closely matching video in the ARES library for this activity.</w:t>
+            </w:r>
           </w:p>
           <w:p>
             <w:pPr>
               <w:spacing w:after="10" w:before="0"/>
               <w:ind w:left="120"/>
             </w:pPr>
-            <w:r>
-              <w:rPr>
-                <w:rFonts w:ascii="Arial" w:cs="Arial" w:eastAsia="Arial" w:hAnsi="Arial"/>
-                <w:color w:val="595959"/>
-                <w:sz w:val="14"/>
-                <w:szCs w:val="14"/>
-              </w:rPr>
-              <w:t xml:space="preserve">Source: Khan Academy (English - US curriculum)</w:t>
-            </w:r>
-          </w:p>
-          <w:p>
-            <w:pPr>
-              <w:spacing w:after="10" w:before="0"/>
-              <w:ind w:left="120"/>
-            </w:pPr>
-            <w:hyperlink w:history="1" r:id="rIdrpbjpttawpyskcnky-w4u">
+            <w:hyperlink w:history="1" r:id="rIdu3rzesomqsflmptar_pyz">
               <w:r>
                 <w:rPr>
                   <w:rFonts w:ascii="Arial" w:cs="Arial" w:eastAsia="Arial" w:hAnsi="Arial"/>
@@ -21757,9 +21704,24 @@
                   <w:szCs w:val="14"/>
                   <w:u w:val="single" w:color="595959"/>
                 </w:rPr>
-                <w:t xml:space="preserve">🔍 Search ARES for similar videos</w:t>
+                <w:t xml:space="preserve">🔍 Search ARES for videos</w:t>
               </w:r>
             </w:hyperlink>
+          </w:p>
+          <w:p>
+            <w:pPr>
+              <w:spacing w:after="10" w:before="0"/>
+              <w:ind w:left="120"/>
+            </w:pPr>
+            <w:r>
+              <w:rPr>
+                <w:rFonts w:ascii="Arial" w:cs="Arial" w:eastAsia="Arial" w:hAnsi="Arial"/>
+                <w:color w:val="595959"/>
+                <w:sz w:val="14"/>
+                <w:szCs w:val="14"/>
+              </w:rPr>
+              <w:t xml:space="preserve">Search terms: nutrition animals alimentary canal</w:t>
+            </w:r>
           </w:p>
           <w:p>
             <w:pPr>
@@ -21786,47 +21748,31 @@
                 <w:sz w:val="16"/>
                 <w:szCs w:val="16"/>
               </w:rPr>
-              <w:t xml:space="preserve">📖 HTML:</w:t>
+              <w:t xml:space="preserve">📖 READING:</w:t>
             </w:r>
           </w:p>
           <w:p>
             <w:pPr>
               <w:spacing w:after="20" w:before="0"/>
             </w:pPr>
-            <w:hyperlink w:history="1" r:id="rIdi50kykcudpn9272dcbn-a">
-              <w:r>
-                <w:rPr>
-                  <w:rFonts w:ascii="Arial" w:cs="Arial" w:eastAsia="Arial" w:hAnsi="Arial"/>
-                  <w:color w:val="2E75B6"/>
-                  <w:sz w:val="16"/>
-                  <w:szCs w:val="16"/>
-                  <w:u w:val="single" w:color="2E75B6"/>
-                </w:rPr>
-                <w:t xml:space="preserve">Scale Distances or Dimensions: Model Car (PLIX)</w:t>
-              </w:r>
-            </w:hyperlink>
+            <w:r>
+              <w:rPr>
+                <w:rFonts w:ascii="Arial" w:cs="Arial" w:eastAsia="Arial" w:hAnsi="Arial"/>
+                <w:i/>
+                <w:iCs/>
+                <w:color w:val="595959"/>
+                <w:sz w:val="16"/>
+                <w:szCs w:val="16"/>
+              </w:rPr>
+              <w:t xml:space="preserve">No closely matching reading in the ARES library for this activity.</w:t>
+            </w:r>
           </w:p>
           <w:p>
             <w:pPr>
               <w:spacing w:after="10" w:before="0"/>
               <w:ind w:left="120"/>
             </w:pPr>
-            <w:r>
-              <w:rPr>
-                <w:rFonts w:ascii="Arial" w:cs="Arial" w:eastAsia="Arial" w:hAnsi="Arial"/>
-                <w:color w:val="595959"/>
-                <w:sz w:val="14"/>
-                <w:szCs w:val="14"/>
-              </w:rPr>
-              <w:t xml:space="preserve">Source: CK-12</w:t>
-            </w:r>
-          </w:p>
-          <w:p>
-            <w:pPr>
-              <w:spacing w:after="10" w:before="0"/>
-              <w:ind w:left="120"/>
-            </w:pPr>
-            <w:hyperlink w:history="1" r:id="rIdmpyr82xsn66hzkxykddns">
+            <w:hyperlink w:history="1" r:id="rIdku__jf8g7coxqinmss8r4">
               <w:r>
                 <w:rPr>
                   <w:rFonts w:ascii="Arial" w:cs="Arial" w:eastAsia="Arial" w:hAnsi="Arial"/>
@@ -21835,9 +21781,24 @@
                   <w:szCs w:val="14"/>
                   <w:u w:val="single" w:color="595959"/>
                 </w:rPr>
-                <w:t xml:space="preserve">🔍 Search ARES for similar readings</w:t>
+                <w:t xml:space="preserve">🔍 Search ARES for readings</w:t>
               </w:r>
             </w:hyperlink>
+          </w:p>
+          <w:p>
+            <w:pPr>
+              <w:spacing w:after="10" w:before="0"/>
+              <w:ind w:left="120"/>
+            </w:pPr>
+            <w:r>
+              <w:rPr>
+                <w:rFonts w:ascii="Arial" w:cs="Arial" w:eastAsia="Arial" w:hAnsi="Arial"/>
+                <w:color w:val="595959"/>
+                <w:sz w:val="14"/>
+                <w:szCs w:val="14"/>
+              </w:rPr>
+              <w:t xml:space="preserve">Search terms: nutrition animals alimentary canal</w:t>
+            </w:r>
           </w:p>
         </w:tc>
         <w:tc>
@@ -22021,40 +21982,24 @@
             <w:pPr>
               <w:spacing w:after="20" w:before="0"/>
             </w:pPr>
-            <w:hyperlink w:history="1" r:id="rId6gru8oqe2awermm-r0nbm">
-              <w:r>
-                <w:rPr>
-                  <w:rFonts w:ascii="Arial" w:cs="Arial" w:eastAsia="Arial" w:hAnsi="Arial"/>
-                  <w:color w:val="2E75B6"/>
-                  <w:sz w:val="16"/>
-                  <w:szCs w:val="16"/>
-                  <w:u w:val="single" w:color="2E75B6"/>
-                </w:rPr>
-                <w:t xml:space="preserve">Banking 3: Fractional reserve banking</w:t>
-              </w:r>
-            </w:hyperlink>
+            <w:r>
+              <w:rPr>
+                <w:rFonts w:ascii="Arial" w:cs="Arial" w:eastAsia="Arial" w:hAnsi="Arial"/>
+                <w:i/>
+                <w:iCs/>
+                <w:color w:val="595959"/>
+                <w:sz w:val="16"/>
+                <w:szCs w:val="16"/>
+              </w:rPr>
+              <w:t xml:space="preserve">No closely matching video in the ARES library for this activity.</w:t>
+            </w:r>
           </w:p>
           <w:p>
             <w:pPr>
               <w:spacing w:after="10" w:before="0"/>
               <w:ind w:left="120"/>
             </w:pPr>
-            <w:r>
-              <w:rPr>
-                <w:rFonts w:ascii="Arial" w:cs="Arial" w:eastAsia="Arial" w:hAnsi="Arial"/>
-                <w:color w:val="595959"/>
-                <w:sz w:val="14"/>
-                <w:szCs w:val="14"/>
-              </w:rPr>
-              <w:t xml:space="preserve">Source: Khan Academy (English - US curriculum)</w:t>
-            </w:r>
-          </w:p>
-          <w:p>
-            <w:pPr>
-              <w:spacing w:after="10" w:before="0"/>
-              <w:ind w:left="120"/>
-            </w:pPr>
-            <w:hyperlink w:history="1" r:id="rIdn6nvkq3p2vam1msx93jsj">
+            <w:hyperlink w:history="1" r:id="rIdjo0bm8h7ewxeyonwsacfx">
               <w:r>
                 <w:rPr>
                   <w:rFonts w:ascii="Arial" w:cs="Arial" w:eastAsia="Arial" w:hAnsi="Arial"/>
@@ -22063,9 +22008,24 @@
                   <w:szCs w:val="14"/>
                   <w:u w:val="single" w:color="595959"/>
                 </w:rPr>
-                <w:t xml:space="preserve">🔍 Search ARES for similar videos</w:t>
+                <w:t xml:space="preserve">🔍 Search ARES for videos</w:t>
               </w:r>
             </w:hyperlink>
+          </w:p>
+          <w:p>
+            <w:pPr>
+              <w:spacing w:after="10" w:before="0"/>
+              <w:ind w:left="120"/>
+            </w:pPr>
+            <w:r>
+              <w:rPr>
+                <w:rFonts w:ascii="Arial" w:cs="Arial" w:eastAsia="Arial" w:hAnsi="Arial"/>
+                <w:color w:val="595959"/>
+                <w:sz w:val="14"/>
+                <w:szCs w:val="14"/>
+              </w:rPr>
+              <w:t xml:space="preserve">Search terms: nutrition animals alimentary canal</w:t>
+            </w:r>
           </w:p>
           <w:p>
             <w:pPr>
@@ -22092,47 +22052,31 @@
                 <w:sz w:val="16"/>
                 <w:szCs w:val="16"/>
               </w:rPr>
-              <w:t xml:space="preserve">📖 HTML:</w:t>
+              <w:t xml:space="preserve">📖 READING:</w:t>
             </w:r>
           </w:p>
           <w:p>
             <w:pPr>
               <w:spacing w:after="20" w:before="0"/>
             </w:pPr>
-            <w:hyperlink w:history="1" r:id="rIdrbsra3krojdhzs7tbngvd">
-              <w:r>
-                <w:rPr>
-                  <w:rFonts w:ascii="Arial" w:cs="Arial" w:eastAsia="Arial" w:hAnsi="Arial"/>
-                  <w:color w:val="2E75B6"/>
-                  <w:sz w:val="16"/>
-                  <w:szCs w:val="16"/>
-                  <w:u w:val="single" w:color="2E75B6"/>
-                </w:rPr>
-                <w:t xml:space="preserve">Scale Distances or Dimensions: Model Car (PLIX)</w:t>
-              </w:r>
-            </w:hyperlink>
+            <w:r>
+              <w:rPr>
+                <w:rFonts w:ascii="Arial" w:cs="Arial" w:eastAsia="Arial" w:hAnsi="Arial"/>
+                <w:i/>
+                <w:iCs/>
+                <w:color w:val="595959"/>
+                <w:sz w:val="16"/>
+                <w:szCs w:val="16"/>
+              </w:rPr>
+              <w:t xml:space="preserve">No closely matching reading in the ARES library for this activity.</w:t>
+            </w:r>
           </w:p>
           <w:p>
             <w:pPr>
               <w:spacing w:after="10" w:before="0"/>
               <w:ind w:left="120"/>
             </w:pPr>
-            <w:r>
-              <w:rPr>
-                <w:rFonts w:ascii="Arial" w:cs="Arial" w:eastAsia="Arial" w:hAnsi="Arial"/>
-                <w:color w:val="595959"/>
-                <w:sz w:val="14"/>
-                <w:szCs w:val="14"/>
-              </w:rPr>
-              <w:t xml:space="preserve">Source: CK-12</w:t>
-            </w:r>
-          </w:p>
-          <w:p>
-            <w:pPr>
-              <w:spacing w:after="10" w:before="0"/>
-              <w:ind w:left="120"/>
-            </w:pPr>
-            <w:hyperlink w:history="1" r:id="rIdr07qh9i8h3u0fbvb_fpfj">
+            <w:hyperlink w:history="1" r:id="rIdotexsalfkmqrck7b4uklz">
               <w:r>
                 <w:rPr>
                   <w:rFonts w:ascii="Arial" w:cs="Arial" w:eastAsia="Arial" w:hAnsi="Arial"/>
@@ -22141,9 +22085,24 @@
                   <w:szCs w:val="14"/>
                   <w:u w:val="single" w:color="595959"/>
                 </w:rPr>
-                <w:t xml:space="preserve">🔍 Search ARES for similar readings</w:t>
+                <w:t xml:space="preserve">🔍 Search ARES for readings</w:t>
               </w:r>
             </w:hyperlink>
+          </w:p>
+          <w:p>
+            <w:pPr>
+              <w:spacing w:after="10" w:before="0"/>
+              <w:ind w:left="120"/>
+            </w:pPr>
+            <w:r>
+              <w:rPr>
+                <w:rFonts w:ascii="Arial" w:cs="Arial" w:eastAsia="Arial" w:hAnsi="Arial"/>
+                <w:color w:val="595959"/>
+                <w:sz w:val="14"/>
+                <w:szCs w:val="14"/>
+              </w:rPr>
+              <w:t xml:space="preserve">Search terms: nutrition animals alimentary canal</w:t>
+            </w:r>
           </w:p>
         </w:tc>
         <w:tc>
@@ -22426,40 +22385,24 @@
             <w:pPr>
               <w:spacing w:after="20" w:before="0"/>
             </w:pPr>
-            <w:hyperlink w:history="1" r:id="rIdc5tqutcd_znwvmu8jg5c3">
-              <w:r>
-                <w:rPr>
-                  <w:rFonts w:ascii="Arial" w:cs="Arial" w:eastAsia="Arial" w:hAnsi="Arial"/>
-                  <w:color w:val="2E75B6"/>
-                  <w:sz w:val="16"/>
-                  <w:szCs w:val="16"/>
-                  <w:u w:val="single" w:color="2E75B6"/>
-                </w:rPr>
-                <w:t xml:space="preserve">Banking 3: Fractional reserve banking</w:t>
-              </w:r>
-            </w:hyperlink>
+            <w:r>
+              <w:rPr>
+                <w:rFonts w:ascii="Arial" w:cs="Arial" w:eastAsia="Arial" w:hAnsi="Arial"/>
+                <w:i/>
+                <w:iCs/>
+                <w:color w:val="595959"/>
+                <w:sz w:val="16"/>
+                <w:szCs w:val="16"/>
+              </w:rPr>
+              <w:t xml:space="preserve">No closely matching video in the ARES library for this activity.</w:t>
+            </w:r>
           </w:p>
           <w:p>
             <w:pPr>
               <w:spacing w:after="10" w:before="0"/>
               <w:ind w:left="120"/>
             </w:pPr>
-            <w:r>
-              <w:rPr>
-                <w:rFonts w:ascii="Arial" w:cs="Arial" w:eastAsia="Arial" w:hAnsi="Arial"/>
-                <w:color w:val="595959"/>
-                <w:sz w:val="14"/>
-                <w:szCs w:val="14"/>
-              </w:rPr>
-              <w:t xml:space="preserve">Source: Khan Academy (English - US curriculum)</w:t>
-            </w:r>
-          </w:p>
-          <w:p>
-            <w:pPr>
-              <w:spacing w:after="10" w:before="0"/>
-              <w:ind w:left="120"/>
-            </w:pPr>
-            <w:hyperlink w:history="1" r:id="rIdikct-szpfdxxjuwzpz3so">
+            <w:hyperlink w:history="1" r:id="rIdpxkfcdsxey8wxsn8h6vlf">
               <w:r>
                 <w:rPr>
                   <w:rFonts w:ascii="Arial" w:cs="Arial" w:eastAsia="Arial" w:hAnsi="Arial"/>
@@ -22468,9 +22411,24 @@
                   <w:szCs w:val="14"/>
                   <w:u w:val="single" w:color="595959"/>
                 </w:rPr>
-                <w:t xml:space="preserve">🔍 Search ARES for similar videos</w:t>
+                <w:t xml:space="preserve">🔍 Search ARES for videos</w:t>
               </w:r>
             </w:hyperlink>
+          </w:p>
+          <w:p>
+            <w:pPr>
+              <w:spacing w:after="10" w:before="0"/>
+              <w:ind w:left="120"/>
+            </w:pPr>
+            <w:r>
+              <w:rPr>
+                <w:rFonts w:ascii="Arial" w:cs="Arial" w:eastAsia="Arial" w:hAnsi="Arial"/>
+                <w:color w:val="595959"/>
+                <w:sz w:val="14"/>
+                <w:szCs w:val="14"/>
+              </w:rPr>
+              <w:t xml:space="preserve">Search terms: nutrition animals alimentary canal</w:t>
+            </w:r>
           </w:p>
           <w:p>
             <w:pPr>
@@ -22497,47 +22455,31 @@
                 <w:sz w:val="16"/>
                 <w:szCs w:val="16"/>
               </w:rPr>
-              <w:t xml:space="preserve">📖 HTML:</w:t>
+              <w:t xml:space="preserve">📖 READING:</w:t>
             </w:r>
           </w:p>
           <w:p>
             <w:pPr>
               <w:spacing w:after="20" w:before="0"/>
             </w:pPr>
-            <w:hyperlink w:history="1" r:id="rIdu7l1jr62das2dkd6gxoi_">
-              <w:r>
-                <w:rPr>
-                  <w:rFonts w:ascii="Arial" w:cs="Arial" w:eastAsia="Arial" w:hAnsi="Arial"/>
-                  <w:color w:val="2E75B6"/>
-                  <w:sz w:val="16"/>
-                  <w:szCs w:val="16"/>
-                  <w:u w:val="single" w:color="2E75B6"/>
-                </w:rPr>
-                <w:t xml:space="preserve">Scale Distances or Dimensions: Model Car (PLIX)</w:t>
-              </w:r>
-            </w:hyperlink>
+            <w:r>
+              <w:rPr>
+                <w:rFonts w:ascii="Arial" w:cs="Arial" w:eastAsia="Arial" w:hAnsi="Arial"/>
+                <w:i/>
+                <w:iCs/>
+                <w:color w:val="595959"/>
+                <w:sz w:val="16"/>
+                <w:szCs w:val="16"/>
+              </w:rPr>
+              <w:t xml:space="preserve">No closely matching reading in the ARES library for this activity.</w:t>
+            </w:r>
           </w:p>
           <w:p>
             <w:pPr>
               <w:spacing w:after="10" w:before="0"/>
               <w:ind w:left="120"/>
             </w:pPr>
-            <w:r>
-              <w:rPr>
-                <w:rFonts w:ascii="Arial" w:cs="Arial" w:eastAsia="Arial" w:hAnsi="Arial"/>
-                <w:color w:val="595959"/>
-                <w:sz w:val="14"/>
-                <w:szCs w:val="14"/>
-              </w:rPr>
-              <w:t xml:space="preserve">Source: CK-12</w:t>
-            </w:r>
-          </w:p>
-          <w:p>
-            <w:pPr>
-              <w:spacing w:after="10" w:before="0"/>
-              <w:ind w:left="120"/>
-            </w:pPr>
-            <w:hyperlink w:history="1" r:id="rIdg_ijhrg6bdyxoaxffmtrl">
+            <w:hyperlink w:history="1" r:id="rIdoyokipw_wmnci14iwlwq7">
               <w:r>
                 <w:rPr>
                   <w:rFonts w:ascii="Arial" w:cs="Arial" w:eastAsia="Arial" w:hAnsi="Arial"/>
@@ -22546,9 +22488,24 @@
                   <w:szCs w:val="14"/>
                   <w:u w:val="single" w:color="595959"/>
                 </w:rPr>
-                <w:t xml:space="preserve">🔍 Search ARES for similar readings</w:t>
+                <w:t xml:space="preserve">🔍 Search ARES for readings</w:t>
               </w:r>
             </w:hyperlink>
+          </w:p>
+          <w:p>
+            <w:pPr>
+              <w:spacing w:after="10" w:before="0"/>
+              <w:ind w:left="120"/>
+            </w:pPr>
+            <w:r>
+              <w:rPr>
+                <w:rFonts w:ascii="Arial" w:cs="Arial" w:eastAsia="Arial" w:hAnsi="Arial"/>
+                <w:color w:val="595959"/>
+                <w:sz w:val="14"/>
+                <w:szCs w:val="14"/>
+              </w:rPr>
+              <w:t xml:space="preserve">Search terms: nutrition animals alimentary canal</w:t>
+            </w:r>
           </w:p>
         </w:tc>
         <w:tc>
@@ -22732,40 +22689,24 @@
             <w:pPr>
               <w:spacing w:after="20" w:before="0"/>
             </w:pPr>
-            <w:hyperlink w:history="1" r:id="rIdb0--mntmihsim473gesnc">
-              <w:r>
-                <w:rPr>
-                  <w:rFonts w:ascii="Arial" w:cs="Arial" w:eastAsia="Arial" w:hAnsi="Arial"/>
-                  <w:color w:val="2E75B6"/>
-                  <w:sz w:val="16"/>
-                  <w:szCs w:val="16"/>
-                  <w:u w:val="single" w:color="2E75B6"/>
-                </w:rPr>
-                <w:t xml:space="preserve">Banking 3: Fractional reserve banking</w:t>
-              </w:r>
-            </w:hyperlink>
+            <w:r>
+              <w:rPr>
+                <w:rFonts w:ascii="Arial" w:cs="Arial" w:eastAsia="Arial" w:hAnsi="Arial"/>
+                <w:i/>
+                <w:iCs/>
+                <w:color w:val="595959"/>
+                <w:sz w:val="16"/>
+                <w:szCs w:val="16"/>
+              </w:rPr>
+              <w:t xml:space="preserve">No closely matching video in the ARES library for this activity.</w:t>
+            </w:r>
           </w:p>
           <w:p>
             <w:pPr>
               <w:spacing w:after="10" w:before="0"/>
               <w:ind w:left="120"/>
             </w:pPr>
-            <w:r>
-              <w:rPr>
-                <w:rFonts w:ascii="Arial" w:cs="Arial" w:eastAsia="Arial" w:hAnsi="Arial"/>
-                <w:color w:val="595959"/>
-                <w:sz w:val="14"/>
-                <w:szCs w:val="14"/>
-              </w:rPr>
-              <w:t xml:space="preserve">Source: Khan Academy (English - US curriculum)</w:t>
-            </w:r>
-          </w:p>
-          <w:p>
-            <w:pPr>
-              <w:spacing w:after="10" w:before="0"/>
-              <w:ind w:left="120"/>
-            </w:pPr>
-            <w:hyperlink w:history="1" r:id="rId__hoggdu6kngxruq_aaan">
+            <w:hyperlink w:history="1" r:id="rIdnytwqdc60khxjirxrm-hk">
               <w:r>
                 <w:rPr>
                   <w:rFonts w:ascii="Arial" w:cs="Arial" w:eastAsia="Arial" w:hAnsi="Arial"/>
@@ -22774,9 +22715,24 @@
                   <w:szCs w:val="14"/>
                   <w:u w:val="single" w:color="595959"/>
                 </w:rPr>
-                <w:t xml:space="preserve">🔍 Search ARES for similar videos</w:t>
+                <w:t xml:space="preserve">🔍 Search ARES for videos</w:t>
               </w:r>
             </w:hyperlink>
+          </w:p>
+          <w:p>
+            <w:pPr>
+              <w:spacing w:after="10" w:before="0"/>
+              <w:ind w:left="120"/>
+            </w:pPr>
+            <w:r>
+              <w:rPr>
+                <w:rFonts w:ascii="Arial" w:cs="Arial" w:eastAsia="Arial" w:hAnsi="Arial"/>
+                <w:color w:val="595959"/>
+                <w:sz w:val="14"/>
+                <w:szCs w:val="14"/>
+              </w:rPr>
+              <w:t xml:space="preserve">Search terms: nutrition animals alimentary canal</w:t>
+            </w:r>
           </w:p>
           <w:p>
             <w:pPr>
@@ -22803,47 +22759,31 @@
                 <w:sz w:val="16"/>
                 <w:szCs w:val="16"/>
               </w:rPr>
-              <w:t xml:space="preserve">📖 HTML:</w:t>
+              <w:t xml:space="preserve">📖 READING:</w:t>
             </w:r>
           </w:p>
           <w:p>
             <w:pPr>
               <w:spacing w:after="20" w:before="0"/>
             </w:pPr>
-            <w:hyperlink w:history="1" r:id="rId_uj1rv5rropdayjunl-mh">
-              <w:r>
-                <w:rPr>
-                  <w:rFonts w:ascii="Arial" w:cs="Arial" w:eastAsia="Arial" w:hAnsi="Arial"/>
-                  <w:color w:val="2E75B6"/>
-                  <w:sz w:val="16"/>
-                  <w:szCs w:val="16"/>
-                  <w:u w:val="single" w:color="2E75B6"/>
-                </w:rPr>
-                <w:t xml:space="preserve">Scale Distances or Dimensions: Model Car (PLIX)</w:t>
-              </w:r>
-            </w:hyperlink>
+            <w:r>
+              <w:rPr>
+                <w:rFonts w:ascii="Arial" w:cs="Arial" w:eastAsia="Arial" w:hAnsi="Arial"/>
+                <w:i/>
+                <w:iCs/>
+                <w:color w:val="595959"/>
+                <w:sz w:val="16"/>
+                <w:szCs w:val="16"/>
+              </w:rPr>
+              <w:t xml:space="preserve">No closely matching reading in the ARES library for this activity.</w:t>
+            </w:r>
           </w:p>
           <w:p>
             <w:pPr>
               <w:spacing w:after="10" w:before="0"/>
               <w:ind w:left="120"/>
             </w:pPr>
-            <w:r>
-              <w:rPr>
-                <w:rFonts w:ascii="Arial" w:cs="Arial" w:eastAsia="Arial" w:hAnsi="Arial"/>
-                <w:color w:val="595959"/>
-                <w:sz w:val="14"/>
-                <w:szCs w:val="14"/>
-              </w:rPr>
-              <w:t xml:space="preserve">Source: CK-12</w:t>
-            </w:r>
-          </w:p>
-          <w:p>
-            <w:pPr>
-              <w:spacing w:after="10" w:before="0"/>
-              <w:ind w:left="120"/>
-            </w:pPr>
-            <w:hyperlink w:history="1" r:id="rIdfixxplu1-di-za_vsju2l">
+            <w:hyperlink w:history="1" r:id="rIde9q0nlaxahqxjvdgnt0lc">
               <w:r>
                 <w:rPr>
                   <w:rFonts w:ascii="Arial" w:cs="Arial" w:eastAsia="Arial" w:hAnsi="Arial"/>
@@ -22852,9 +22792,24 @@
                   <w:szCs w:val="14"/>
                   <w:u w:val="single" w:color="595959"/>
                 </w:rPr>
-                <w:t xml:space="preserve">🔍 Search ARES for similar readings</w:t>
+                <w:t xml:space="preserve">🔍 Search ARES for readings</w:t>
               </w:r>
             </w:hyperlink>
+          </w:p>
+          <w:p>
+            <w:pPr>
+              <w:spacing w:after="10" w:before="0"/>
+              <w:ind w:left="120"/>
+            </w:pPr>
+            <w:r>
+              <w:rPr>
+                <w:rFonts w:ascii="Arial" w:cs="Arial" w:eastAsia="Arial" w:hAnsi="Arial"/>
+                <w:color w:val="595959"/>
+                <w:sz w:val="14"/>
+                <w:szCs w:val="14"/>
+              </w:rPr>
+              <w:t xml:space="preserve">Search terms: nutrition animals alimentary canal</w:t>
+            </w:r>
           </w:p>
         </w:tc>
         <w:tc>
@@ -24645,40 +24600,24 @@
             <w:pPr>
               <w:spacing w:after="20" w:before="0"/>
             </w:pPr>
-            <w:hyperlink w:history="1" r:id="rId7gvj_odiad7nyb0ggz9fw">
-              <w:r>
-                <w:rPr>
-                  <w:rFonts w:ascii="Arial" w:cs="Arial" w:eastAsia="Arial" w:hAnsi="Arial"/>
-                  <w:color w:val="2E75B6"/>
-                  <w:sz w:val="16"/>
-                  <w:szCs w:val="16"/>
-                  <w:u w:val="single" w:color="2E75B6"/>
-                </w:rPr>
-                <w:t xml:space="preserve">Digestive System Structure and Function - Overview</w:t>
-              </w:r>
-            </w:hyperlink>
+            <w:r>
+              <w:rPr>
+                <w:rFonts w:ascii="Arial" w:cs="Arial" w:eastAsia="Arial" w:hAnsi="Arial"/>
+                <w:i/>
+                <w:iCs/>
+                <w:color w:val="595959"/>
+                <w:sz w:val="16"/>
+                <w:szCs w:val="16"/>
+              </w:rPr>
+              <w:t xml:space="preserve">No closely matching video in the ARES library for this activity.</w:t>
+            </w:r>
           </w:p>
           <w:p>
             <w:pPr>
               <w:spacing w:after="10" w:before="0"/>
               <w:ind w:left="120"/>
             </w:pPr>
-            <w:r>
-              <w:rPr>
-                <w:rFonts w:ascii="Arial" w:cs="Arial" w:eastAsia="Arial" w:hAnsi="Arial"/>
-                <w:color w:val="595959"/>
-                <w:sz w:val="14"/>
-                <w:szCs w:val="14"/>
-              </w:rPr>
-              <w:t xml:space="preserve">Source: CK-12</w:t>
-            </w:r>
-          </w:p>
-          <w:p>
-            <w:pPr>
-              <w:spacing w:after="10" w:before="0"/>
-              <w:ind w:left="120"/>
-            </w:pPr>
-            <w:hyperlink w:history="1" r:id="rIdvkltqsdnznurfil9_skef">
+            <w:hyperlink w:history="1" r:id="rIdm-uiphmqkhtntgfoo5psl">
               <w:r>
                 <w:rPr>
                   <w:rFonts w:ascii="Arial" w:cs="Arial" w:eastAsia="Arial" w:hAnsi="Arial"/>
@@ -24687,9 +24626,24 @@
                   <w:szCs w:val="14"/>
                   <w:u w:val="single" w:color="595959"/>
                 </w:rPr>
-                <w:t xml:space="preserve">🔍 Search ARES for similar videos</w:t>
+                <w:t xml:space="preserve">🔍 Search ARES for videos</w:t>
               </w:r>
             </w:hyperlink>
+          </w:p>
+          <w:p>
+            <w:pPr>
+              <w:spacing w:after="10" w:before="0"/>
+              <w:ind w:left="120"/>
+            </w:pPr>
+            <w:r>
+              <w:rPr>
+                <w:rFonts w:ascii="Arial" w:cs="Arial" w:eastAsia="Arial" w:hAnsi="Arial"/>
+                <w:color w:val="595959"/>
+                <w:sz w:val="14"/>
+                <w:szCs w:val="14"/>
+              </w:rPr>
+              <w:t xml:space="preserve">Search terms: nutrition animals digestive system</w:t>
+            </w:r>
           </w:p>
           <w:p>
             <w:pPr>
@@ -24716,47 +24670,31 @@
                 <w:sz w:val="16"/>
                 <w:szCs w:val="16"/>
               </w:rPr>
-              <w:t xml:space="preserve">📖 HTML:</w:t>
+              <w:t xml:space="preserve">📖 READING:</w:t>
             </w:r>
           </w:p>
           <w:p>
             <w:pPr>
               <w:spacing w:after="20" w:before="0"/>
             </w:pPr>
-            <w:hyperlink w:history="1" r:id="rId56xpmm7bwcuk3wtra7wkq">
-              <w:r>
-                <w:rPr>
-                  <w:rFonts w:ascii="Arial" w:cs="Arial" w:eastAsia="Arial" w:hAnsi="Arial"/>
-                  <w:color w:val="2E75B6"/>
-                  <w:sz w:val="16"/>
-                  <w:szCs w:val="16"/>
-                  <w:u w:val="single" w:color="2E75B6"/>
-                </w:rPr>
-                <w:t xml:space="preserve">Human Digestive System (Flexbook)</w:t>
-              </w:r>
-            </w:hyperlink>
+            <w:r>
+              <w:rPr>
+                <w:rFonts w:ascii="Arial" w:cs="Arial" w:eastAsia="Arial" w:hAnsi="Arial"/>
+                <w:i/>
+                <w:iCs/>
+                <w:color w:val="595959"/>
+                <w:sz w:val="16"/>
+                <w:szCs w:val="16"/>
+              </w:rPr>
+              <w:t xml:space="preserve">No closely matching reading in the ARES library for this activity.</w:t>
+            </w:r>
           </w:p>
           <w:p>
             <w:pPr>
               <w:spacing w:after="10" w:before="0"/>
               <w:ind w:left="120"/>
             </w:pPr>
-            <w:r>
-              <w:rPr>
-                <w:rFonts w:ascii="Arial" w:cs="Arial" w:eastAsia="Arial" w:hAnsi="Arial"/>
-                <w:color w:val="595959"/>
-                <w:sz w:val="14"/>
-                <w:szCs w:val="14"/>
-              </w:rPr>
-              <w:t xml:space="preserve">Source: CK-12</w:t>
-            </w:r>
-          </w:p>
-          <w:p>
-            <w:pPr>
-              <w:spacing w:after="10" w:before="0"/>
-              <w:ind w:left="120"/>
-            </w:pPr>
-            <w:hyperlink w:history="1" r:id="rIdh7nqogmxdfwvktxsinzwl">
+            <w:hyperlink w:history="1" r:id="rIdquv0xid-ousv_sgfqk9k6">
               <w:r>
                 <w:rPr>
                   <w:rFonts w:ascii="Arial" w:cs="Arial" w:eastAsia="Arial" w:hAnsi="Arial"/>
@@ -24765,9 +24703,24 @@
                   <w:szCs w:val="14"/>
                   <w:u w:val="single" w:color="595959"/>
                 </w:rPr>
-                <w:t xml:space="preserve">🔍 Search ARES for similar readings</w:t>
+                <w:t xml:space="preserve">🔍 Search ARES for readings</w:t>
               </w:r>
             </w:hyperlink>
+          </w:p>
+          <w:p>
+            <w:pPr>
+              <w:spacing w:after="10" w:before="0"/>
+              <w:ind w:left="120"/>
+            </w:pPr>
+            <w:r>
+              <w:rPr>
+                <w:rFonts w:ascii="Arial" w:cs="Arial" w:eastAsia="Arial" w:hAnsi="Arial"/>
+                <w:color w:val="595959"/>
+                <w:sz w:val="14"/>
+                <w:szCs w:val="14"/>
+              </w:rPr>
+              <w:t xml:space="preserve">Search terms: nutrition animals digestive system</w:t>
+            </w:r>
           </w:p>
         </w:tc>
         <w:tc>
@@ -24951,40 +24904,24 @@
             <w:pPr>
               <w:spacing w:after="20" w:before="0"/>
             </w:pPr>
-            <w:hyperlink w:history="1" r:id="rIdl4kdzfij7gy7bv25bdm6g">
-              <w:r>
-                <w:rPr>
-                  <w:rFonts w:ascii="Arial" w:cs="Arial" w:eastAsia="Arial" w:hAnsi="Arial"/>
-                  <w:color w:val="2E75B6"/>
-                  <w:sz w:val="16"/>
-                  <w:szCs w:val="16"/>
-                  <w:u w:val="single" w:color="2E75B6"/>
-                </w:rPr>
-                <w:t xml:space="preserve">Digestive System Structure and Function - Overview</w:t>
-              </w:r>
-            </w:hyperlink>
+            <w:r>
+              <w:rPr>
+                <w:rFonts w:ascii="Arial" w:cs="Arial" w:eastAsia="Arial" w:hAnsi="Arial"/>
+                <w:i/>
+                <w:iCs/>
+                <w:color w:val="595959"/>
+                <w:sz w:val="16"/>
+                <w:szCs w:val="16"/>
+              </w:rPr>
+              <w:t xml:space="preserve">No closely matching video in the ARES library for this activity.</w:t>
+            </w:r>
           </w:p>
           <w:p>
             <w:pPr>
               <w:spacing w:after="10" w:before="0"/>
               <w:ind w:left="120"/>
             </w:pPr>
-            <w:r>
-              <w:rPr>
-                <w:rFonts w:ascii="Arial" w:cs="Arial" w:eastAsia="Arial" w:hAnsi="Arial"/>
-                <w:color w:val="595959"/>
-                <w:sz w:val="14"/>
-                <w:szCs w:val="14"/>
-              </w:rPr>
-              <w:t xml:space="preserve">Source: CK-12</w:t>
-            </w:r>
-          </w:p>
-          <w:p>
-            <w:pPr>
-              <w:spacing w:after="10" w:before="0"/>
-              <w:ind w:left="120"/>
-            </w:pPr>
-            <w:hyperlink w:history="1" r:id="rIduuuxaurng7ej5iit_1abm">
+            <w:hyperlink w:history="1" r:id="rId6lif-ylhehxr8gsnc6jnv">
               <w:r>
                 <w:rPr>
                   <w:rFonts w:ascii="Arial" w:cs="Arial" w:eastAsia="Arial" w:hAnsi="Arial"/>
@@ -24993,9 +24930,24 @@
                   <w:szCs w:val="14"/>
                   <w:u w:val="single" w:color="595959"/>
                 </w:rPr>
-                <w:t xml:space="preserve">🔍 Search ARES for similar videos</w:t>
+                <w:t xml:space="preserve">🔍 Search ARES for videos</w:t>
               </w:r>
             </w:hyperlink>
+          </w:p>
+          <w:p>
+            <w:pPr>
+              <w:spacing w:after="10" w:before="0"/>
+              <w:ind w:left="120"/>
+            </w:pPr>
+            <w:r>
+              <w:rPr>
+                <w:rFonts w:ascii="Arial" w:cs="Arial" w:eastAsia="Arial" w:hAnsi="Arial"/>
+                <w:color w:val="595959"/>
+                <w:sz w:val="14"/>
+                <w:szCs w:val="14"/>
+              </w:rPr>
+              <w:t xml:space="preserve">Search terms: nutrition animals digestive system</w:t>
+            </w:r>
           </w:p>
           <w:p>
             <w:pPr>
@@ -25022,47 +24974,31 @@
                 <w:sz w:val="16"/>
                 <w:szCs w:val="16"/>
               </w:rPr>
-              <w:t xml:space="preserve">📖 HTML:</w:t>
+              <w:t xml:space="preserve">📖 READING:</w:t>
             </w:r>
           </w:p>
           <w:p>
             <w:pPr>
               <w:spacing w:after="20" w:before="0"/>
             </w:pPr>
-            <w:hyperlink w:history="1" r:id="rIdopi7hfqpfikho5lk2stjw">
-              <w:r>
-                <w:rPr>
-                  <w:rFonts w:ascii="Arial" w:cs="Arial" w:eastAsia="Arial" w:hAnsi="Arial"/>
-                  <w:color w:val="2E75B6"/>
-                  <w:sz w:val="16"/>
-                  <w:szCs w:val="16"/>
-                  <w:u w:val="single" w:color="2E75B6"/>
-                </w:rPr>
-                <w:t xml:space="preserve">Human Digestive System (Flexbook)</w:t>
-              </w:r>
-            </w:hyperlink>
+            <w:r>
+              <w:rPr>
+                <w:rFonts w:ascii="Arial" w:cs="Arial" w:eastAsia="Arial" w:hAnsi="Arial"/>
+                <w:i/>
+                <w:iCs/>
+                <w:color w:val="595959"/>
+                <w:sz w:val="16"/>
+                <w:szCs w:val="16"/>
+              </w:rPr>
+              <w:t xml:space="preserve">No closely matching reading in the ARES library for this activity.</w:t>
+            </w:r>
           </w:p>
           <w:p>
             <w:pPr>
               <w:spacing w:after="10" w:before="0"/>
               <w:ind w:left="120"/>
             </w:pPr>
-            <w:r>
-              <w:rPr>
-                <w:rFonts w:ascii="Arial" w:cs="Arial" w:eastAsia="Arial" w:hAnsi="Arial"/>
-                <w:color w:val="595959"/>
-                <w:sz w:val="14"/>
-                <w:szCs w:val="14"/>
-              </w:rPr>
-              <w:t xml:space="preserve">Source: CK-12</w:t>
-            </w:r>
-          </w:p>
-          <w:p>
-            <w:pPr>
-              <w:spacing w:after="10" w:before="0"/>
-              <w:ind w:left="120"/>
-            </w:pPr>
-            <w:hyperlink w:history="1" r:id="rIdrl7zebygrqsynqwtkqnn_">
+            <w:hyperlink w:history="1" r:id="rId6df-j8y0v4phdp0vo04uy">
               <w:r>
                 <w:rPr>
                   <w:rFonts w:ascii="Arial" w:cs="Arial" w:eastAsia="Arial" w:hAnsi="Arial"/>
@@ -25071,9 +25007,24 @@
                   <w:szCs w:val="14"/>
                   <w:u w:val="single" w:color="595959"/>
                 </w:rPr>
-                <w:t xml:space="preserve">🔍 Search ARES for similar readings</w:t>
+                <w:t xml:space="preserve">🔍 Search ARES for readings</w:t>
               </w:r>
             </w:hyperlink>
+          </w:p>
+          <w:p>
+            <w:pPr>
+              <w:spacing w:after="10" w:before="0"/>
+              <w:ind w:left="120"/>
+            </w:pPr>
+            <w:r>
+              <w:rPr>
+                <w:rFonts w:ascii="Arial" w:cs="Arial" w:eastAsia="Arial" w:hAnsi="Arial"/>
+                <w:color w:val="595959"/>
+                <w:sz w:val="14"/>
+                <w:szCs w:val="14"/>
+              </w:rPr>
+              <w:t xml:space="preserve">Search terms: nutrition animals digestive system</w:t>
+            </w:r>
           </w:p>
         </w:tc>
         <w:tc>
@@ -25257,40 +25208,24 @@
             <w:pPr>
               <w:spacing w:after="20" w:before="0"/>
             </w:pPr>
-            <w:hyperlink w:history="1" r:id="rIdcszxqjlti4rkpd8nj1tb-">
-              <w:r>
-                <w:rPr>
-                  <w:rFonts w:ascii="Arial" w:cs="Arial" w:eastAsia="Arial" w:hAnsi="Arial"/>
-                  <w:color w:val="2E75B6"/>
-                  <w:sz w:val="16"/>
-                  <w:szCs w:val="16"/>
-                  <w:u w:val="single" w:color="2E75B6"/>
-                </w:rPr>
-                <w:t xml:space="preserve">Digestive System Structure and Function - Overview</w:t>
-              </w:r>
-            </w:hyperlink>
+            <w:r>
+              <w:rPr>
+                <w:rFonts w:ascii="Arial" w:cs="Arial" w:eastAsia="Arial" w:hAnsi="Arial"/>
+                <w:i/>
+                <w:iCs/>
+                <w:color w:val="595959"/>
+                <w:sz w:val="16"/>
+                <w:szCs w:val="16"/>
+              </w:rPr>
+              <w:t xml:space="preserve">No closely matching video in the ARES library for this activity.</w:t>
+            </w:r>
           </w:p>
           <w:p>
             <w:pPr>
               <w:spacing w:after="10" w:before="0"/>
               <w:ind w:left="120"/>
             </w:pPr>
-            <w:r>
-              <w:rPr>
-                <w:rFonts w:ascii="Arial" w:cs="Arial" w:eastAsia="Arial" w:hAnsi="Arial"/>
-                <w:color w:val="595959"/>
-                <w:sz w:val="14"/>
-                <w:szCs w:val="14"/>
-              </w:rPr>
-              <w:t xml:space="preserve">Source: CK-12</w:t>
-            </w:r>
-          </w:p>
-          <w:p>
-            <w:pPr>
-              <w:spacing w:after="10" w:before="0"/>
-              <w:ind w:left="120"/>
-            </w:pPr>
-            <w:hyperlink w:history="1" r:id="rIdac9xmu0bmza8-tkkxjhnc">
+            <w:hyperlink w:history="1" r:id="rIdexcbiumzjtjcqsjrntxcc">
               <w:r>
                 <w:rPr>
                   <w:rFonts w:ascii="Arial" w:cs="Arial" w:eastAsia="Arial" w:hAnsi="Arial"/>
@@ -25299,9 +25234,24 @@
                   <w:szCs w:val="14"/>
                   <w:u w:val="single" w:color="595959"/>
                 </w:rPr>
-                <w:t xml:space="preserve">🔍 Search ARES for similar videos</w:t>
+                <w:t xml:space="preserve">🔍 Search ARES for videos</w:t>
               </w:r>
             </w:hyperlink>
+          </w:p>
+          <w:p>
+            <w:pPr>
+              <w:spacing w:after="10" w:before="0"/>
+              <w:ind w:left="120"/>
+            </w:pPr>
+            <w:r>
+              <w:rPr>
+                <w:rFonts w:ascii="Arial" w:cs="Arial" w:eastAsia="Arial" w:hAnsi="Arial"/>
+                <w:color w:val="595959"/>
+                <w:sz w:val="14"/>
+                <w:szCs w:val="14"/>
+              </w:rPr>
+              <w:t xml:space="preserve">Search terms: nutrition animals digestive system</w:t>
+            </w:r>
           </w:p>
           <w:p>
             <w:pPr>
@@ -25328,47 +25278,31 @@
                 <w:sz w:val="16"/>
                 <w:szCs w:val="16"/>
               </w:rPr>
-              <w:t xml:space="preserve">📖 HTML:</w:t>
+              <w:t xml:space="preserve">📖 READING:</w:t>
             </w:r>
           </w:p>
           <w:p>
             <w:pPr>
               <w:spacing w:after="20" w:before="0"/>
             </w:pPr>
-            <w:hyperlink w:history="1" r:id="rIdlzxvcnvxkd6alsfdti4qi">
-              <w:r>
-                <w:rPr>
-                  <w:rFonts w:ascii="Arial" w:cs="Arial" w:eastAsia="Arial" w:hAnsi="Arial"/>
-                  <w:color w:val="2E75B6"/>
-                  <w:sz w:val="16"/>
-                  <w:szCs w:val="16"/>
-                  <w:u w:val="single" w:color="2E75B6"/>
-                </w:rPr>
-                <w:t xml:space="preserve">Human Digestive System (Flexbook)</w:t>
-              </w:r>
-            </w:hyperlink>
+            <w:r>
+              <w:rPr>
+                <w:rFonts w:ascii="Arial" w:cs="Arial" w:eastAsia="Arial" w:hAnsi="Arial"/>
+                <w:i/>
+                <w:iCs/>
+                <w:color w:val="595959"/>
+                <w:sz w:val="16"/>
+                <w:szCs w:val="16"/>
+              </w:rPr>
+              <w:t xml:space="preserve">No closely matching reading in the ARES library for this activity.</w:t>
+            </w:r>
           </w:p>
           <w:p>
             <w:pPr>
               <w:spacing w:after="10" w:before="0"/>
               <w:ind w:left="120"/>
             </w:pPr>
-            <w:r>
-              <w:rPr>
-                <w:rFonts w:ascii="Arial" w:cs="Arial" w:eastAsia="Arial" w:hAnsi="Arial"/>
-                <w:color w:val="595959"/>
-                <w:sz w:val="14"/>
-                <w:szCs w:val="14"/>
-              </w:rPr>
-              <w:t xml:space="preserve">Source: CK-12</w:t>
-            </w:r>
-          </w:p>
-          <w:p>
-            <w:pPr>
-              <w:spacing w:after="10" w:before="0"/>
-              <w:ind w:left="120"/>
-            </w:pPr>
-            <w:hyperlink w:history="1" r:id="rId9hggwxsqxvnhjgtgxpfoe">
+            <w:hyperlink w:history="1" r:id="rIdctb0azbxaomqqaq9s33s-">
               <w:r>
                 <w:rPr>
                   <w:rFonts w:ascii="Arial" w:cs="Arial" w:eastAsia="Arial" w:hAnsi="Arial"/>
@@ -25377,9 +25311,24 @@
                   <w:szCs w:val="14"/>
                   <w:u w:val="single" w:color="595959"/>
                 </w:rPr>
-                <w:t xml:space="preserve">🔍 Search ARES for similar readings</w:t>
+                <w:t xml:space="preserve">🔍 Search ARES for readings</w:t>
               </w:r>
             </w:hyperlink>
+          </w:p>
+          <w:p>
+            <w:pPr>
+              <w:spacing w:after="10" w:before="0"/>
+              <w:ind w:left="120"/>
+            </w:pPr>
+            <w:r>
+              <w:rPr>
+                <w:rFonts w:ascii="Arial" w:cs="Arial" w:eastAsia="Arial" w:hAnsi="Arial"/>
+                <w:color w:val="595959"/>
+                <w:sz w:val="14"/>
+                <w:szCs w:val="14"/>
+              </w:rPr>
+              <w:t xml:space="preserve">Search terms: nutrition animals digestive system</w:t>
+            </w:r>
           </w:p>
         </w:tc>
         <w:tc>
@@ -25563,40 +25512,24 @@
             <w:pPr>
               <w:spacing w:after="20" w:before="0"/>
             </w:pPr>
-            <w:hyperlink w:history="1" r:id="rId32sbjes82agodkehljr98">
-              <w:r>
-                <w:rPr>
-                  <w:rFonts w:ascii="Arial" w:cs="Arial" w:eastAsia="Arial" w:hAnsi="Arial"/>
-                  <w:color w:val="2E75B6"/>
-                  <w:sz w:val="16"/>
-                  <w:szCs w:val="16"/>
-                  <w:u w:val="single" w:color="2E75B6"/>
-                </w:rPr>
-                <w:t xml:space="preserve">Digestive System Structure and Function - Overview</w:t>
-              </w:r>
-            </w:hyperlink>
+            <w:r>
+              <w:rPr>
+                <w:rFonts w:ascii="Arial" w:cs="Arial" w:eastAsia="Arial" w:hAnsi="Arial"/>
+                <w:i/>
+                <w:iCs/>
+                <w:color w:val="595959"/>
+                <w:sz w:val="16"/>
+                <w:szCs w:val="16"/>
+              </w:rPr>
+              <w:t xml:space="preserve">No closely matching video in the ARES library for this activity.</w:t>
+            </w:r>
           </w:p>
           <w:p>
             <w:pPr>
               <w:spacing w:after="10" w:before="0"/>
               <w:ind w:left="120"/>
             </w:pPr>
-            <w:r>
-              <w:rPr>
-                <w:rFonts w:ascii="Arial" w:cs="Arial" w:eastAsia="Arial" w:hAnsi="Arial"/>
-                <w:color w:val="595959"/>
-                <w:sz w:val="14"/>
-                <w:szCs w:val="14"/>
-              </w:rPr>
-              <w:t xml:space="preserve">Source: CK-12</w:t>
-            </w:r>
-          </w:p>
-          <w:p>
-            <w:pPr>
-              <w:spacing w:after="10" w:before="0"/>
-              <w:ind w:left="120"/>
-            </w:pPr>
-            <w:hyperlink w:history="1" r:id="rId9aems9fdtwp7v-8x1iztn">
+            <w:hyperlink w:history="1" r:id="rIdlqw-mywvtxnuud2slblec">
               <w:r>
                 <w:rPr>
                   <w:rFonts w:ascii="Arial" w:cs="Arial" w:eastAsia="Arial" w:hAnsi="Arial"/>
@@ -25605,9 +25538,24 @@
                   <w:szCs w:val="14"/>
                   <w:u w:val="single" w:color="595959"/>
                 </w:rPr>
-                <w:t xml:space="preserve">🔍 Search ARES for similar videos</w:t>
+                <w:t xml:space="preserve">🔍 Search ARES for videos</w:t>
               </w:r>
             </w:hyperlink>
+          </w:p>
+          <w:p>
+            <w:pPr>
+              <w:spacing w:after="10" w:before="0"/>
+              <w:ind w:left="120"/>
+            </w:pPr>
+            <w:r>
+              <w:rPr>
+                <w:rFonts w:ascii="Arial" w:cs="Arial" w:eastAsia="Arial" w:hAnsi="Arial"/>
+                <w:color w:val="595959"/>
+                <w:sz w:val="14"/>
+                <w:szCs w:val="14"/>
+              </w:rPr>
+              <w:t xml:space="preserve">Search terms: nutrition animals digestive system</w:t>
+            </w:r>
           </w:p>
           <w:p>
             <w:pPr>
@@ -25634,47 +25582,31 @@
                 <w:sz w:val="16"/>
                 <w:szCs w:val="16"/>
               </w:rPr>
-              <w:t xml:space="preserve">📖 HTML:</w:t>
+              <w:t xml:space="preserve">📖 READING:</w:t>
             </w:r>
           </w:p>
           <w:p>
             <w:pPr>
               <w:spacing w:after="20" w:before="0"/>
             </w:pPr>
-            <w:hyperlink w:history="1" r:id="rIdn2evrsoxxipndq2iljtgv">
-              <w:r>
-                <w:rPr>
-                  <w:rFonts w:ascii="Arial" w:cs="Arial" w:eastAsia="Arial" w:hAnsi="Arial"/>
-                  <w:color w:val="2E75B6"/>
-                  <w:sz w:val="16"/>
-                  <w:szCs w:val="16"/>
-                  <w:u w:val="single" w:color="2E75B6"/>
-                </w:rPr>
-                <w:t xml:space="preserve">Human Digestive System (Flexbook)</w:t>
-              </w:r>
-            </w:hyperlink>
+            <w:r>
+              <w:rPr>
+                <w:rFonts w:ascii="Arial" w:cs="Arial" w:eastAsia="Arial" w:hAnsi="Arial"/>
+                <w:i/>
+                <w:iCs/>
+                <w:color w:val="595959"/>
+                <w:sz w:val="16"/>
+                <w:szCs w:val="16"/>
+              </w:rPr>
+              <w:t xml:space="preserve">No closely matching reading in the ARES library for this activity.</w:t>
+            </w:r>
           </w:p>
           <w:p>
             <w:pPr>
               <w:spacing w:after="10" w:before="0"/>
               <w:ind w:left="120"/>
             </w:pPr>
-            <w:r>
-              <w:rPr>
-                <w:rFonts w:ascii="Arial" w:cs="Arial" w:eastAsia="Arial" w:hAnsi="Arial"/>
-                <w:color w:val="595959"/>
-                <w:sz w:val="14"/>
-                <w:szCs w:val="14"/>
-              </w:rPr>
-              <w:t xml:space="preserve">Source: CK-12</w:t>
-            </w:r>
-          </w:p>
-          <w:p>
-            <w:pPr>
-              <w:spacing w:after="10" w:before="0"/>
-              <w:ind w:left="120"/>
-            </w:pPr>
-            <w:hyperlink w:history="1" r:id="rIddz4cmxw-rcqyzgrnfz7qv">
+            <w:hyperlink w:history="1" r:id="rIdr09khmblygrbo01tid72r">
               <w:r>
                 <w:rPr>
                   <w:rFonts w:ascii="Arial" w:cs="Arial" w:eastAsia="Arial" w:hAnsi="Arial"/>
@@ -25683,9 +25615,24 @@
                   <w:szCs w:val="14"/>
                   <w:u w:val="single" w:color="595959"/>
                 </w:rPr>
-                <w:t xml:space="preserve">🔍 Search ARES for similar readings</w:t>
+                <w:t xml:space="preserve">🔍 Search ARES for readings</w:t>
               </w:r>
             </w:hyperlink>
+          </w:p>
+          <w:p>
+            <w:pPr>
+              <w:spacing w:after="10" w:before="0"/>
+              <w:ind w:left="120"/>
+            </w:pPr>
+            <w:r>
+              <w:rPr>
+                <w:rFonts w:ascii="Arial" w:cs="Arial" w:eastAsia="Arial" w:hAnsi="Arial"/>
+                <w:color w:val="595959"/>
+                <w:sz w:val="14"/>
+                <w:szCs w:val="14"/>
+              </w:rPr>
+              <w:t xml:space="preserve">Search terms: nutrition animals digestive system</w:t>
+            </w:r>
           </w:p>
         </w:tc>
         <w:tc>
@@ -25869,40 +25816,24 @@
             <w:pPr>
               <w:spacing w:after="20" w:before="0"/>
             </w:pPr>
-            <w:hyperlink w:history="1" r:id="rIdbzmfktpkrbtbicx1uwk01">
-              <w:r>
-                <w:rPr>
-                  <w:rFonts w:ascii="Arial" w:cs="Arial" w:eastAsia="Arial" w:hAnsi="Arial"/>
-                  <w:color w:val="2E75B6"/>
-                  <w:sz w:val="16"/>
-                  <w:szCs w:val="16"/>
-                  <w:u w:val="single" w:color="2E75B6"/>
-                </w:rPr>
-                <w:t xml:space="preserve">Digestive System Structure and Function - Overview</w:t>
-              </w:r>
-            </w:hyperlink>
+            <w:r>
+              <w:rPr>
+                <w:rFonts w:ascii="Arial" w:cs="Arial" w:eastAsia="Arial" w:hAnsi="Arial"/>
+                <w:i/>
+                <w:iCs/>
+                <w:color w:val="595959"/>
+                <w:sz w:val="16"/>
+                <w:szCs w:val="16"/>
+              </w:rPr>
+              <w:t xml:space="preserve">No closely matching video in the ARES library for this activity.</w:t>
+            </w:r>
           </w:p>
           <w:p>
             <w:pPr>
               <w:spacing w:after="10" w:before="0"/>
               <w:ind w:left="120"/>
             </w:pPr>
-            <w:r>
-              <w:rPr>
-                <w:rFonts w:ascii="Arial" w:cs="Arial" w:eastAsia="Arial" w:hAnsi="Arial"/>
-                <w:color w:val="595959"/>
-                <w:sz w:val="14"/>
-                <w:szCs w:val="14"/>
-              </w:rPr>
-              <w:t xml:space="preserve">Source: CK-12</w:t>
-            </w:r>
-          </w:p>
-          <w:p>
-            <w:pPr>
-              <w:spacing w:after="10" w:before="0"/>
-              <w:ind w:left="120"/>
-            </w:pPr>
-            <w:hyperlink w:history="1" r:id="rIdrrcence_9aie6wuneykgh">
+            <w:hyperlink w:history="1" r:id="rId7qvkq0heh1we8trbycymf">
               <w:r>
                 <w:rPr>
                   <w:rFonts w:ascii="Arial" w:cs="Arial" w:eastAsia="Arial" w:hAnsi="Arial"/>
@@ -25911,9 +25842,24 @@
                   <w:szCs w:val="14"/>
                   <w:u w:val="single" w:color="595959"/>
                 </w:rPr>
-                <w:t xml:space="preserve">🔍 Search ARES for similar videos</w:t>
+                <w:t xml:space="preserve">🔍 Search ARES for videos</w:t>
               </w:r>
             </w:hyperlink>
+          </w:p>
+          <w:p>
+            <w:pPr>
+              <w:spacing w:after="10" w:before="0"/>
+              <w:ind w:left="120"/>
+            </w:pPr>
+            <w:r>
+              <w:rPr>
+                <w:rFonts w:ascii="Arial" w:cs="Arial" w:eastAsia="Arial" w:hAnsi="Arial"/>
+                <w:color w:val="595959"/>
+                <w:sz w:val="14"/>
+                <w:szCs w:val="14"/>
+              </w:rPr>
+              <w:t xml:space="preserve">Search terms: nutrition animals digestive system</w:t>
+            </w:r>
           </w:p>
           <w:p>
             <w:pPr>
@@ -25940,47 +25886,31 @@
                 <w:sz w:val="16"/>
                 <w:szCs w:val="16"/>
               </w:rPr>
-              <w:t xml:space="preserve">📖 HTML:</w:t>
+              <w:t xml:space="preserve">📖 READING:</w:t>
             </w:r>
           </w:p>
           <w:p>
             <w:pPr>
               <w:spacing w:after="20" w:before="0"/>
             </w:pPr>
-            <w:hyperlink w:history="1" r:id="rIdj9aloov2cud7ic3oqlejf">
-              <w:r>
-                <w:rPr>
-                  <w:rFonts w:ascii="Arial" w:cs="Arial" w:eastAsia="Arial" w:hAnsi="Arial"/>
-                  <w:color w:val="2E75B6"/>
-                  <w:sz w:val="16"/>
-                  <w:szCs w:val="16"/>
-                  <w:u w:val="single" w:color="2E75B6"/>
-                </w:rPr>
-                <w:t xml:space="preserve">Human Digestive System (Flexbook)</w:t>
-              </w:r>
-            </w:hyperlink>
+            <w:r>
+              <w:rPr>
+                <w:rFonts w:ascii="Arial" w:cs="Arial" w:eastAsia="Arial" w:hAnsi="Arial"/>
+                <w:i/>
+                <w:iCs/>
+                <w:color w:val="595959"/>
+                <w:sz w:val="16"/>
+                <w:szCs w:val="16"/>
+              </w:rPr>
+              <w:t xml:space="preserve">No closely matching reading in the ARES library for this activity.</w:t>
+            </w:r>
           </w:p>
           <w:p>
             <w:pPr>
               <w:spacing w:after="10" w:before="0"/>
               <w:ind w:left="120"/>
             </w:pPr>
-            <w:r>
-              <w:rPr>
-                <w:rFonts w:ascii="Arial" w:cs="Arial" w:eastAsia="Arial" w:hAnsi="Arial"/>
-                <w:color w:val="595959"/>
-                <w:sz w:val="14"/>
-                <w:szCs w:val="14"/>
-              </w:rPr>
-              <w:t xml:space="preserve">Source: CK-12</w:t>
-            </w:r>
-          </w:p>
-          <w:p>
-            <w:pPr>
-              <w:spacing w:after="10" w:before="0"/>
-              <w:ind w:left="120"/>
-            </w:pPr>
-            <w:hyperlink w:history="1" r:id="rIdhcys3ctij3hsh94vze5r4">
+            <w:hyperlink w:history="1" r:id="rIdl1mfzsuxt4p9drponhdt5">
               <w:r>
                 <w:rPr>
                   <w:rFonts w:ascii="Arial" w:cs="Arial" w:eastAsia="Arial" w:hAnsi="Arial"/>
@@ -25989,9 +25919,24 @@
                   <w:szCs w:val="14"/>
                   <w:u w:val="single" w:color="595959"/>
                 </w:rPr>
-                <w:t xml:space="preserve">🔍 Search ARES for similar readings</w:t>
+                <w:t xml:space="preserve">🔍 Search ARES for readings</w:t>
               </w:r>
             </w:hyperlink>
+          </w:p>
+          <w:p>
+            <w:pPr>
+              <w:spacing w:after="10" w:before="0"/>
+              <w:ind w:left="120"/>
+            </w:pPr>
+            <w:r>
+              <w:rPr>
+                <w:rFonts w:ascii="Arial" w:cs="Arial" w:eastAsia="Arial" w:hAnsi="Arial"/>
+                <w:color w:val="595959"/>
+                <w:sz w:val="14"/>
+                <w:szCs w:val="14"/>
+              </w:rPr>
+              <w:t xml:space="preserve">Search terms: nutrition animals digestive system</w:t>
+            </w:r>
           </w:p>
         </w:tc>
         <w:tc>

--- a/data/outputs/v2/General_Science/SS1.3_Nutrition_in_Animals/General_Science_Nutrition_in_Animals_CBE_LessonSequence.docx
+++ b/data/outputs/v2/General_Science/SS1.3_Nutrition_in_Animals/General_Science_Nutrition_in_Animals_CBE_LessonSequence.docx
@@ -3146,24 +3146,40 @@
             <w:pPr>
               <w:spacing w:after="20" w:before="0"/>
             </w:pPr>
-            <w:r>
-              <w:rPr>
-                <w:rFonts w:ascii="Arial" w:cs="Arial" w:eastAsia="Arial" w:hAnsi="Arial"/>
-                <w:i/>
-                <w:iCs/>
-                <w:color w:val="595959"/>
-                <w:sz w:val="16"/>
-                <w:szCs w:val="16"/>
-              </w:rPr>
-              <w:t xml:space="preserve">No closely matching video in the ARES library for this activity.</w:t>
-            </w:r>
+            <w:hyperlink w:history="1" r:id="rIdt8wsokukg81ct9bytm9s-">
+              <w:r>
+                <w:rPr>
+                  <w:rFonts w:ascii="Arial" w:cs="Arial" w:eastAsia="Arial" w:hAnsi="Arial"/>
+                  <w:color w:val="2E75B6"/>
+                  <w:sz w:val="16"/>
+                  <w:szCs w:val="16"/>
+                  <w:u w:val="single" w:color="2E75B6"/>
+                </w:rPr>
+                <w:t xml:space="preserve">Digestive System Structure and Function - Overview</w:t>
+              </w:r>
+            </w:hyperlink>
           </w:p>
           <w:p>
             <w:pPr>
               <w:spacing w:after="10" w:before="0"/>
               <w:ind w:left="120"/>
             </w:pPr>
-            <w:hyperlink w:history="1" r:id="rIdhfzu2uhutyl75bvw7qjo1">
+            <w:r>
+              <w:rPr>
+                <w:rFonts w:ascii="Arial" w:cs="Arial" w:eastAsia="Arial" w:hAnsi="Arial"/>
+                <w:color w:val="595959"/>
+                <w:sz w:val="14"/>
+                <w:szCs w:val="14"/>
+              </w:rPr>
+              <w:t xml:space="preserve">Source: CK-12</w:t>
+            </w:r>
+          </w:p>
+          <w:p>
+            <w:pPr>
+              <w:spacing w:after="10" w:before="0"/>
+              <w:ind w:left="120"/>
+            </w:pPr>
+            <w:hyperlink w:history="1" r:id="rIdkqk5wvb1igryragjvgwxm">
               <w:r>
                 <w:rPr>
                   <w:rFonts w:ascii="Arial" w:cs="Arial" w:eastAsia="Arial" w:hAnsi="Arial"/>
@@ -3172,24 +3188,9 @@
                   <w:szCs w:val="14"/>
                   <w:u w:val="single" w:color="595959"/>
                 </w:rPr>
-                <w:t xml:space="preserve">🔍 Search ARES for videos</w:t>
+                <w:t xml:space="preserve">🔍 Search ARES for similar videos</w:t>
               </w:r>
             </w:hyperlink>
-          </w:p>
-          <w:p>
-            <w:pPr>
-              <w:spacing w:after="10" w:before="0"/>
-              <w:ind w:left="120"/>
-            </w:pPr>
-            <w:r>
-              <w:rPr>
-                <w:rFonts w:ascii="Arial" w:cs="Arial" w:eastAsia="Arial" w:hAnsi="Arial"/>
-                <w:color w:val="595959"/>
-                <w:sz w:val="14"/>
-                <w:szCs w:val="14"/>
-              </w:rPr>
-              <w:t xml:space="preserve">Search terms: nutrition animals digestion digestive</w:t>
-            </w:r>
           </w:p>
           <w:p>
             <w:pPr>
@@ -3223,7 +3224,7 @@
             <w:pPr>
               <w:spacing w:after="20" w:before="0"/>
             </w:pPr>
-            <w:hyperlink w:history="1" r:id="rIddqsdrhhoya-wukq8hctq-">
+            <w:hyperlink w:history="1" r:id="rIdxxveutswsb_xc1ueol_op">
               <w:r>
                 <w:rPr>
                   <w:rFonts w:ascii="Arial" w:cs="Arial" w:eastAsia="Arial" w:hAnsi="Arial"/>
@@ -3232,7 +3233,7 @@
                   <w:szCs w:val="16"/>
                   <w:u w:val="single" w:color="2E75B6"/>
                 </w:rPr>
-                <w:t xml:space="preserve">Digestion (Flexbook)</w:t>
+                <w:t xml:space="preserve">Human Digestive System (Flexbook)</w:t>
               </w:r>
             </w:hyperlink>
           </w:p>
@@ -3256,7 +3257,7 @@
               <w:spacing w:after="10" w:before="0"/>
               <w:ind w:left="120"/>
             </w:pPr>
-            <w:hyperlink w:history="1" r:id="rIdbcwatznztxv7xzgp1s0vi">
+            <w:hyperlink w:history="1" r:id="rIdck7zc6gprvle9dyefwabd">
               <w:r>
                 <w:rPr>
                   <w:rFonts w:ascii="Arial" w:cs="Arial" w:eastAsia="Arial" w:hAnsi="Arial"/>
@@ -3451,24 +3452,40 @@
             <w:pPr>
               <w:spacing w:after="20" w:before="0"/>
             </w:pPr>
-            <w:r>
-              <w:rPr>
-                <w:rFonts w:ascii="Arial" w:cs="Arial" w:eastAsia="Arial" w:hAnsi="Arial"/>
-                <w:i/>
-                <w:iCs/>
-                <w:color w:val="595959"/>
-                <w:sz w:val="16"/>
-                <w:szCs w:val="16"/>
-              </w:rPr>
-              <w:t xml:space="preserve">No closely matching video in the ARES library for this activity.</w:t>
-            </w:r>
+            <w:hyperlink w:history="1" r:id="rId5kaqezxhpxhkuwmi7lx5p">
+              <w:r>
+                <w:rPr>
+                  <w:rFonts w:ascii="Arial" w:cs="Arial" w:eastAsia="Arial" w:hAnsi="Arial"/>
+                  <w:color w:val="2E75B6"/>
+                  <w:sz w:val="16"/>
+                  <w:szCs w:val="16"/>
+                  <w:u w:val="single" w:color="2E75B6"/>
+                </w:rPr>
+                <w:t xml:space="preserve">Digestive System Structure and Function - Overview</w:t>
+              </w:r>
+            </w:hyperlink>
           </w:p>
           <w:p>
             <w:pPr>
               <w:spacing w:after="10" w:before="0"/>
               <w:ind w:left="120"/>
             </w:pPr>
-            <w:hyperlink w:history="1" r:id="rIdlao3f_hdzxzdrati8inil">
+            <w:r>
+              <w:rPr>
+                <w:rFonts w:ascii="Arial" w:cs="Arial" w:eastAsia="Arial" w:hAnsi="Arial"/>
+                <w:color w:val="595959"/>
+                <w:sz w:val="14"/>
+                <w:szCs w:val="14"/>
+              </w:rPr>
+              <w:t xml:space="preserve">Source: CK-12</w:t>
+            </w:r>
+          </w:p>
+          <w:p>
+            <w:pPr>
+              <w:spacing w:after="10" w:before="0"/>
+              <w:ind w:left="120"/>
+            </w:pPr>
+            <w:hyperlink w:history="1" r:id="rIdmpllxqx5e4lkjcyz_5ibn">
               <w:r>
                 <w:rPr>
                   <w:rFonts w:ascii="Arial" w:cs="Arial" w:eastAsia="Arial" w:hAnsi="Arial"/>
@@ -3477,24 +3494,9 @@
                   <w:szCs w:val="14"/>
                   <w:u w:val="single" w:color="595959"/>
                 </w:rPr>
-                <w:t xml:space="preserve">🔍 Search ARES for videos</w:t>
+                <w:t xml:space="preserve">🔍 Search ARES for similar videos</w:t>
               </w:r>
             </w:hyperlink>
-          </w:p>
-          <w:p>
-            <w:pPr>
-              <w:spacing w:after="10" w:before="0"/>
-              <w:ind w:left="120"/>
-            </w:pPr>
-            <w:r>
-              <w:rPr>
-                <w:rFonts w:ascii="Arial" w:cs="Arial" w:eastAsia="Arial" w:hAnsi="Arial"/>
-                <w:color w:val="595959"/>
-                <w:sz w:val="14"/>
-                <w:szCs w:val="14"/>
-              </w:rPr>
-              <w:t xml:space="preserve">Search terms: nutrition animals digestion digestive</w:t>
-            </w:r>
           </w:p>
           <w:p>
             <w:pPr>
@@ -3528,7 +3530,7 @@
             <w:pPr>
               <w:spacing w:after="20" w:before="0"/>
             </w:pPr>
-            <w:hyperlink w:history="1" r:id="rIdsgkuf2f8i6wchcr7_7xab">
+            <w:hyperlink w:history="1" r:id="rIdd0mkyletgqhp0s_ns8bie">
               <w:r>
                 <w:rPr>
                   <w:rFonts w:ascii="Arial" w:cs="Arial" w:eastAsia="Arial" w:hAnsi="Arial"/>
@@ -3537,7 +3539,7 @@
                   <w:szCs w:val="16"/>
                   <w:u w:val="single" w:color="2E75B6"/>
                 </w:rPr>
-                <w:t xml:space="preserve">Digestion Practice</w:t>
+                <w:t xml:space="preserve">Human Digestive System Practice</w:t>
               </w:r>
             </w:hyperlink>
           </w:p>
@@ -3561,7 +3563,7 @@
               <w:spacing w:after="10" w:before="0"/>
               <w:ind w:left="120"/>
             </w:pPr>
-            <w:hyperlink w:history="1" r:id="rId26hq3aa5j1kopmkgd8ei0">
+            <w:hyperlink w:history="1" r:id="rIdgz6y_d1ol0aamzxtg7_mf">
               <w:r>
                 <w:rPr>
                   <w:rFonts w:ascii="Arial" w:cs="Arial" w:eastAsia="Arial" w:hAnsi="Arial"/>
@@ -3756,24 +3758,40 @@
             <w:pPr>
               <w:spacing w:after="20" w:before="0"/>
             </w:pPr>
-            <w:r>
-              <w:rPr>
-                <w:rFonts w:ascii="Arial" w:cs="Arial" w:eastAsia="Arial" w:hAnsi="Arial"/>
-                <w:i/>
-                <w:iCs/>
-                <w:color w:val="595959"/>
-                <w:sz w:val="16"/>
-                <w:szCs w:val="16"/>
-              </w:rPr>
-              <w:t xml:space="preserve">No closely matching video in the ARES library for this activity.</w:t>
-            </w:r>
+            <w:hyperlink w:history="1" r:id="rIdaidrelc6ygav8ptkeejhs">
+              <w:r>
+                <w:rPr>
+                  <w:rFonts w:ascii="Arial" w:cs="Arial" w:eastAsia="Arial" w:hAnsi="Arial"/>
+                  <w:color w:val="2E75B6"/>
+                  <w:sz w:val="16"/>
+                  <w:szCs w:val="16"/>
+                  <w:u w:val="single" w:color="2E75B6"/>
+                </w:rPr>
+                <w:t xml:space="preserve">Digestive System Structure and Function - Overview</w:t>
+              </w:r>
+            </w:hyperlink>
           </w:p>
           <w:p>
             <w:pPr>
               <w:spacing w:after="10" w:before="0"/>
               <w:ind w:left="120"/>
             </w:pPr>
-            <w:hyperlink w:history="1" r:id="rIde3oshvc7otofirylkfg6n">
+            <w:r>
+              <w:rPr>
+                <w:rFonts w:ascii="Arial" w:cs="Arial" w:eastAsia="Arial" w:hAnsi="Arial"/>
+                <w:color w:val="595959"/>
+                <w:sz w:val="14"/>
+                <w:szCs w:val="14"/>
+              </w:rPr>
+              <w:t xml:space="preserve">Source: CK-12</w:t>
+            </w:r>
+          </w:p>
+          <w:p>
+            <w:pPr>
+              <w:spacing w:after="10" w:before="0"/>
+              <w:ind w:left="120"/>
+            </w:pPr>
+            <w:hyperlink w:history="1" r:id="rIdieacuktofxveg4xas_gkz">
               <w:r>
                 <w:rPr>
                   <w:rFonts w:ascii="Arial" w:cs="Arial" w:eastAsia="Arial" w:hAnsi="Arial"/>
@@ -3782,24 +3800,9 @@
                   <w:szCs w:val="14"/>
                   <w:u w:val="single" w:color="595959"/>
                 </w:rPr>
-                <w:t xml:space="preserve">🔍 Search ARES for videos</w:t>
+                <w:t xml:space="preserve">🔍 Search ARES for similar videos</w:t>
               </w:r>
             </w:hyperlink>
-          </w:p>
-          <w:p>
-            <w:pPr>
-              <w:spacing w:after="10" w:before="0"/>
-              <w:ind w:left="120"/>
-            </w:pPr>
-            <w:r>
-              <w:rPr>
-                <w:rFonts w:ascii="Arial" w:cs="Arial" w:eastAsia="Arial" w:hAnsi="Arial"/>
-                <w:color w:val="595959"/>
-                <w:sz w:val="14"/>
-                <w:szCs w:val="14"/>
-              </w:rPr>
-              <w:t xml:space="preserve">Search terms: nutrition animals digestion digestive</w:t>
-            </w:r>
           </w:p>
           <w:p>
             <w:pPr>
@@ -3826,14 +3829,14 @@
                 <w:sz w:val="16"/>
                 <w:szCs w:val="16"/>
               </w:rPr>
-              <w:t xml:space="preserve">📖 HTML:</w:t>
+              <w:t xml:space="preserve">📖 EXERCISE:</w:t>
             </w:r>
           </w:p>
           <w:p>
             <w:pPr>
               <w:spacing w:after="20" w:before="0"/>
             </w:pPr>
-            <w:hyperlink w:history="1" r:id="rIdogvgeqv0k-suuhtvjqwjd">
+            <w:hyperlink w:history="1" r:id="rIdpzsixnteeehldz5reozq9">
               <w:r>
                 <w:rPr>
                   <w:rFonts w:ascii="Arial" w:cs="Arial" w:eastAsia="Arial" w:hAnsi="Arial"/>
@@ -3842,7 +3845,7 @@
                   <w:szCs w:val="16"/>
                   <w:u w:val="single" w:color="2E75B6"/>
                 </w:rPr>
-                <w:t xml:space="preserve">Digestion (Flexbook)</w:t>
+                <w:t xml:space="preserve">Digestive System Organs Practice</w:t>
               </w:r>
             </w:hyperlink>
           </w:p>
@@ -3866,7 +3869,7 @@
               <w:spacing w:after="10" w:before="0"/>
               <w:ind w:left="120"/>
             </w:pPr>
-            <w:hyperlink w:history="1" r:id="rIdwe8km4zshborrevlvv3eg">
+            <w:hyperlink w:history="1" r:id="rIdtpjr8mgxz4bscson6rkmh">
               <w:r>
                 <w:rPr>
                   <w:rFonts w:ascii="Arial" w:cs="Arial" w:eastAsia="Arial" w:hAnsi="Arial"/>
@@ -4061,24 +4064,40 @@
             <w:pPr>
               <w:spacing w:after="20" w:before="0"/>
             </w:pPr>
-            <w:r>
-              <w:rPr>
-                <w:rFonts w:ascii="Arial" w:cs="Arial" w:eastAsia="Arial" w:hAnsi="Arial"/>
-                <w:i/>
-                <w:iCs/>
-                <w:color w:val="595959"/>
-                <w:sz w:val="16"/>
-                <w:szCs w:val="16"/>
-              </w:rPr>
-              <w:t xml:space="preserve">No closely matching video in the ARES library for this activity.</w:t>
-            </w:r>
+            <w:hyperlink w:history="1" r:id="rIdizicdqqsgih7moypmr1lc">
+              <w:r>
+                <w:rPr>
+                  <w:rFonts w:ascii="Arial" w:cs="Arial" w:eastAsia="Arial" w:hAnsi="Arial"/>
+                  <w:color w:val="2E75B6"/>
+                  <w:sz w:val="16"/>
+                  <w:szCs w:val="16"/>
+                  <w:u w:val="single" w:color="2E75B6"/>
+                </w:rPr>
+                <w:t xml:space="preserve">Digestive System Structure and Function - Overview</w:t>
+              </w:r>
+            </w:hyperlink>
           </w:p>
           <w:p>
             <w:pPr>
               <w:spacing w:after="10" w:before="0"/>
               <w:ind w:left="120"/>
             </w:pPr>
-            <w:hyperlink w:history="1" r:id="rIdznbusc1ry6ch7zgsde632">
+            <w:r>
+              <w:rPr>
+                <w:rFonts w:ascii="Arial" w:cs="Arial" w:eastAsia="Arial" w:hAnsi="Arial"/>
+                <w:color w:val="595959"/>
+                <w:sz w:val="14"/>
+                <w:szCs w:val="14"/>
+              </w:rPr>
+              <w:t xml:space="preserve">Source: CK-12</w:t>
+            </w:r>
+          </w:p>
+          <w:p>
+            <w:pPr>
+              <w:spacing w:after="10" w:before="0"/>
+              <w:ind w:left="120"/>
+            </w:pPr>
+            <w:hyperlink w:history="1" r:id="rIdchfn3kwlfzgicj7bk3e2j">
               <w:r>
                 <w:rPr>
                   <w:rFonts w:ascii="Arial" w:cs="Arial" w:eastAsia="Arial" w:hAnsi="Arial"/>
@@ -4087,24 +4106,9 @@
                   <w:szCs w:val="14"/>
                   <w:u w:val="single" w:color="595959"/>
                 </w:rPr>
-                <w:t xml:space="preserve">🔍 Search ARES for videos</w:t>
+                <w:t xml:space="preserve">🔍 Search ARES for similar videos</w:t>
               </w:r>
             </w:hyperlink>
-          </w:p>
-          <w:p>
-            <w:pPr>
-              <w:spacing w:after="10" w:before="0"/>
-              <w:ind w:left="120"/>
-            </w:pPr>
-            <w:r>
-              <w:rPr>
-                <w:rFonts w:ascii="Arial" w:cs="Arial" w:eastAsia="Arial" w:hAnsi="Arial"/>
-                <w:color w:val="595959"/>
-                <w:sz w:val="14"/>
-                <w:szCs w:val="14"/>
-              </w:rPr>
-              <w:t xml:space="preserve">Search terms: nutrition animals digestion digestive</w:t>
-            </w:r>
           </w:p>
           <w:p>
             <w:pPr>
@@ -4138,7 +4142,7 @@
             <w:pPr>
               <w:spacing w:after="20" w:before="0"/>
             </w:pPr>
-            <w:hyperlink w:history="1" r:id="rIdmd0mnyql3b5qcntm9ux_f">
+            <w:hyperlink w:history="1" r:id="rId3n1sia3xonj3lpclmjesl">
               <w:r>
                 <w:rPr>
                   <w:rFonts w:ascii="Arial" w:cs="Arial" w:eastAsia="Arial" w:hAnsi="Arial"/>
@@ -4147,7 +4151,7 @@
                   <w:szCs w:val="16"/>
                   <w:u w:val="single" w:color="2E75B6"/>
                 </w:rPr>
-                <w:t xml:space="preserve">Digestion (Flexbook)</w:t>
+                <w:t xml:space="preserve">Digestive System Organs (Flexbook)</w:t>
               </w:r>
             </w:hyperlink>
           </w:p>
@@ -4171,7 +4175,7 @@
               <w:spacing w:after="10" w:before="0"/>
               <w:ind w:left="120"/>
             </w:pPr>
-            <w:hyperlink w:history="1" r:id="rIdqakngvheajtzvvc5ditnc">
+            <w:hyperlink w:history="1" r:id="rIdat3n8dhqlg3v4musl-sal">
               <w:r>
                 <w:rPr>
                   <w:rFonts w:ascii="Arial" w:cs="Arial" w:eastAsia="Arial" w:hAnsi="Arial"/>
@@ -4366,24 +4370,40 @@
             <w:pPr>
               <w:spacing w:after="20" w:before="0"/>
             </w:pPr>
-            <w:r>
-              <w:rPr>
-                <w:rFonts w:ascii="Arial" w:cs="Arial" w:eastAsia="Arial" w:hAnsi="Arial"/>
-                <w:i/>
-                <w:iCs/>
-                <w:color w:val="595959"/>
-                <w:sz w:val="16"/>
-                <w:szCs w:val="16"/>
-              </w:rPr>
-              <w:t xml:space="preserve">No closely matching video in the ARES library for this activity.</w:t>
-            </w:r>
+            <w:hyperlink w:history="1" r:id="rIdmcx6zjzzcscnaiusklek2">
+              <w:r>
+                <w:rPr>
+                  <w:rFonts w:ascii="Arial" w:cs="Arial" w:eastAsia="Arial" w:hAnsi="Arial"/>
+                  <w:color w:val="2E75B6"/>
+                  <w:sz w:val="16"/>
+                  <w:szCs w:val="16"/>
+                  <w:u w:val="single" w:color="2E75B6"/>
+                </w:rPr>
+                <w:t xml:space="preserve">Digestive System Structure and Function - Overview</w:t>
+              </w:r>
+            </w:hyperlink>
           </w:p>
           <w:p>
             <w:pPr>
               <w:spacing w:after="10" w:before="0"/>
               <w:ind w:left="120"/>
             </w:pPr>
-            <w:hyperlink w:history="1" r:id="rIdd_9mfrf5w0kqpik-zxrxv">
+            <w:r>
+              <w:rPr>
+                <w:rFonts w:ascii="Arial" w:cs="Arial" w:eastAsia="Arial" w:hAnsi="Arial"/>
+                <w:color w:val="595959"/>
+                <w:sz w:val="14"/>
+                <w:szCs w:val="14"/>
+              </w:rPr>
+              <w:t xml:space="preserve">Source: CK-12</w:t>
+            </w:r>
+          </w:p>
+          <w:p>
+            <w:pPr>
+              <w:spacing w:after="10" w:before="0"/>
+              <w:ind w:left="120"/>
+            </w:pPr>
+            <w:hyperlink w:history="1" r:id="rIdwb9ybp0gwsamqtic027yo">
               <w:r>
                 <w:rPr>
                   <w:rFonts w:ascii="Arial" w:cs="Arial" w:eastAsia="Arial" w:hAnsi="Arial"/>
@@ -4392,24 +4412,9 @@
                   <w:szCs w:val="14"/>
                   <w:u w:val="single" w:color="595959"/>
                 </w:rPr>
-                <w:t xml:space="preserve">🔍 Search ARES for videos</w:t>
+                <w:t xml:space="preserve">🔍 Search ARES for similar videos</w:t>
               </w:r>
             </w:hyperlink>
-          </w:p>
-          <w:p>
-            <w:pPr>
-              <w:spacing w:after="10" w:before="0"/>
-              <w:ind w:left="120"/>
-            </w:pPr>
-            <w:r>
-              <w:rPr>
-                <w:rFonts w:ascii="Arial" w:cs="Arial" w:eastAsia="Arial" w:hAnsi="Arial"/>
-                <w:color w:val="595959"/>
-                <w:sz w:val="14"/>
-                <w:szCs w:val="14"/>
-              </w:rPr>
-              <w:t xml:space="preserve">Search terms: nutrition animals digestion digestive</w:t>
-            </w:r>
           </w:p>
           <w:p>
             <w:pPr>
@@ -4443,7 +4448,7 @@
             <w:pPr>
               <w:spacing w:after="20" w:before="0"/>
             </w:pPr>
-            <w:hyperlink w:history="1" r:id="rIdwyrho1bf5tn-uhiiq63uh">
+            <w:hyperlink w:history="1" r:id="rIdnqljge3bv9jyolcja-_mk">
               <w:r>
                 <w:rPr>
                   <w:rFonts w:ascii="Arial" w:cs="Arial" w:eastAsia="Arial" w:hAnsi="Arial"/>
@@ -4452,7 +4457,7 @@
                   <w:szCs w:val="16"/>
                   <w:u w:val="single" w:color="2E75B6"/>
                 </w:rPr>
-                <w:t xml:space="preserve">Digestion (Flexbook)</w:t>
+                <w:t xml:space="preserve">Digestive System Diseases (Flexbook)</w:t>
               </w:r>
             </w:hyperlink>
           </w:p>
@@ -4476,7 +4481,7 @@
               <w:spacing w:after="10" w:before="0"/>
               <w:ind w:left="120"/>
             </w:pPr>
-            <w:hyperlink w:history="1" r:id="rId7mczzvfiqvpazpsodkg0e">
+            <w:hyperlink w:history="1" r:id="rIdq12e79qhopchv2xuwycwg">
               <w:r>
                 <w:rPr>
                   <w:rFonts w:ascii="Arial" w:cs="Arial" w:eastAsia="Arial" w:hAnsi="Arial"/>
@@ -6215,7 +6220,7 @@
               <w:spacing w:after="10" w:before="0"/>
               <w:ind w:left="120"/>
             </w:pPr>
-            <w:hyperlink w:history="1" r:id="rIdirlpgrpuhcoek3fvs2_gz">
+            <w:hyperlink w:history="1" r:id="rIdsuoidppp20b51xvveapc-">
               <w:r>
                 <w:rPr>
                   <w:rFonts w:ascii="Arial" w:cs="Arial" w:eastAsia="Arial" w:hAnsi="Arial"/>
@@ -6292,7 +6297,7 @@
               <w:spacing w:after="10" w:before="0"/>
               <w:ind w:left="120"/>
             </w:pPr>
-            <w:hyperlink w:history="1" r:id="rIduwigcpqyhgqdgkaohrusd">
+            <w:hyperlink w:history="1" r:id="rIdervt2wdo6bz7vlx_b7mca">
               <w:r>
                 <w:rPr>
                   <w:rFonts w:ascii="Arial" w:cs="Arial" w:eastAsia="Arial" w:hAnsi="Arial"/>
@@ -6519,7 +6524,7 @@
               <w:spacing w:after="10" w:before="0"/>
               <w:ind w:left="120"/>
             </w:pPr>
-            <w:hyperlink w:history="1" r:id="rIdlp_v_anlnvse_y7e4pfop">
+            <w:hyperlink w:history="1" r:id="rId0_pired6i0f6-vfrcc_o3">
               <w:r>
                 <w:rPr>
                   <w:rFonts w:ascii="Arial" w:cs="Arial" w:eastAsia="Arial" w:hAnsi="Arial"/>
@@ -6596,7 +6601,7 @@
               <w:spacing w:after="10" w:before="0"/>
               <w:ind w:left="120"/>
             </w:pPr>
-            <w:hyperlink w:history="1" r:id="rIdtgnv55g-a0a_wx_bnxgre">
+            <w:hyperlink w:history="1" r:id="rIdj4qfn_gxn_ghrttgcctfx">
               <w:r>
                 <w:rPr>
                   <w:rFonts w:ascii="Arial" w:cs="Arial" w:eastAsia="Arial" w:hAnsi="Arial"/>
@@ -6823,7 +6828,7 @@
               <w:spacing w:after="10" w:before="0"/>
               <w:ind w:left="120"/>
             </w:pPr>
-            <w:hyperlink w:history="1" r:id="rIdfonyg_mndymwvvacotqg3">
+            <w:hyperlink w:history="1" r:id="rId4mospfesltm_gxm8uy4ks">
               <w:r>
                 <w:rPr>
                   <w:rFonts w:ascii="Arial" w:cs="Arial" w:eastAsia="Arial" w:hAnsi="Arial"/>
@@ -6900,7 +6905,7 @@
               <w:spacing w:after="10" w:before="0"/>
               <w:ind w:left="120"/>
             </w:pPr>
-            <w:hyperlink w:history="1" r:id="rIdtqqgm_suzsiaamut6klsj">
+            <w:hyperlink w:history="1" r:id="rIdadejugavn9ihbkp1yf3rv">
               <w:r>
                 <w:rPr>
                   <w:rFonts w:ascii="Arial" w:cs="Arial" w:eastAsia="Arial" w:hAnsi="Arial"/>
@@ -7127,7 +7132,7 @@
               <w:spacing w:after="10" w:before="0"/>
               <w:ind w:left="120"/>
             </w:pPr>
-            <w:hyperlink w:history="1" r:id="rIddtsy2g6yhbifqgyfnndns">
+            <w:hyperlink w:history="1" r:id="rIdm_gy_mro3pbqz4ryiytzp">
               <w:r>
                 <w:rPr>
                   <w:rFonts w:ascii="Arial" w:cs="Arial" w:eastAsia="Arial" w:hAnsi="Arial"/>
@@ -7204,7 +7209,7 @@
               <w:spacing w:after="10" w:before="0"/>
               <w:ind w:left="120"/>
             </w:pPr>
-            <w:hyperlink w:history="1" r:id="rIde3frapjpexiuhyf3lsxky">
+            <w:hyperlink w:history="1" r:id="rIdu8njmq99nehva95osqzok">
               <w:r>
                 <w:rPr>
                   <w:rFonts w:ascii="Arial" w:cs="Arial" w:eastAsia="Arial" w:hAnsi="Arial"/>
@@ -7431,7 +7436,7 @@
               <w:spacing w:after="10" w:before="0"/>
               <w:ind w:left="120"/>
             </w:pPr>
-            <w:hyperlink w:history="1" r:id="rIdqg8adnp98vtncmws-orlu">
+            <w:hyperlink w:history="1" r:id="rId1wqmasljmbe4xggf5glp8">
               <w:r>
                 <w:rPr>
                   <w:rFonts w:ascii="Arial" w:cs="Arial" w:eastAsia="Arial" w:hAnsi="Arial"/>
@@ -7508,7 +7513,7 @@
               <w:spacing w:after="10" w:before="0"/>
               <w:ind w:left="120"/>
             </w:pPr>
-            <w:hyperlink w:history="1" r:id="rIdwxfxzjillvnkx-fgcx9he">
+            <w:hyperlink w:history="1" r:id="rIdw-m4c-842ncgq0-dufaes">
               <w:r>
                 <w:rPr>
                   <w:rFonts w:ascii="Arial" w:cs="Arial" w:eastAsia="Arial" w:hAnsi="Arial"/>
@@ -9282,7 +9287,7 @@
               <w:spacing w:after="10" w:before="0"/>
               <w:ind w:left="120"/>
             </w:pPr>
-            <w:hyperlink w:history="1" r:id="rIdyzfartq4wrx2vmqhkok3y">
+            <w:hyperlink w:history="1" r:id="rIdhqagm7z3lxrzwrkkw6aan">
               <w:r>
                 <w:rPr>
                   <w:rFonts w:ascii="Arial" w:cs="Arial" w:eastAsia="Arial" w:hAnsi="Arial"/>
@@ -9342,7 +9347,7 @@
             <w:pPr>
               <w:spacing w:after="20" w:before="0"/>
             </w:pPr>
-            <w:hyperlink w:history="1" r:id="rIdxehhg9rely3tzqsdy8hks">
+            <w:hyperlink w:history="1" r:id="rIdrwzpraz7ixvgyxzfqc3ei">
               <w:r>
                 <w:rPr>
                   <w:rFonts w:ascii="Arial" w:cs="Arial" w:eastAsia="Arial" w:hAnsi="Arial"/>
@@ -9375,7 +9380,7 @@
               <w:spacing w:after="10" w:before="0"/>
               <w:ind w:left="120"/>
             </w:pPr>
-            <w:hyperlink w:history="1" r:id="rIdoqpepe2bvgao6zxnjqlrc">
+            <w:hyperlink w:history="1" r:id="rIdiftrrwevxrrgtrrj77coy">
               <w:r>
                 <w:rPr>
                   <w:rFonts w:ascii="Arial" w:cs="Arial" w:eastAsia="Arial" w:hAnsi="Arial"/>
@@ -9587,7 +9592,7 @@
               <w:spacing w:after="10" w:before="0"/>
               <w:ind w:left="120"/>
             </w:pPr>
-            <w:hyperlink w:history="1" r:id="rIdbmcrikpxvucw97ckerbwg">
+            <w:hyperlink w:history="1" r:id="rId4obbgtkawziorrkypo9nj">
               <w:r>
                 <w:rPr>
                   <w:rFonts w:ascii="Arial" w:cs="Arial" w:eastAsia="Arial" w:hAnsi="Arial"/>
@@ -9647,7 +9652,7 @@
             <w:pPr>
               <w:spacing w:after="20" w:before="0"/>
             </w:pPr>
-            <w:hyperlink w:history="1" r:id="rIdfocf8e2uvg2q6gxuwqs0k">
+            <w:hyperlink w:history="1" r:id="rId8lcagvikkwzq85y4itkpb">
               <w:r>
                 <w:rPr>
                   <w:rFonts w:ascii="Arial" w:cs="Arial" w:eastAsia="Arial" w:hAnsi="Arial"/>
@@ -9680,7 +9685,7 @@
               <w:spacing w:after="10" w:before="0"/>
               <w:ind w:left="120"/>
             </w:pPr>
-            <w:hyperlink w:history="1" r:id="rIdwre2ky4hx7rcesgqjmpxf">
+            <w:hyperlink w:history="1" r:id="rIdmi99j225wusanr4t38-c-">
               <w:r>
                 <w:rPr>
                   <w:rFonts w:ascii="Arial" w:cs="Arial" w:eastAsia="Arial" w:hAnsi="Arial"/>
@@ -9892,7 +9897,7 @@
               <w:spacing w:after="10" w:before="0"/>
               <w:ind w:left="120"/>
             </w:pPr>
-            <w:hyperlink w:history="1" r:id="rIdssyo4dhlwj7yg-y6z_ey0">
+            <w:hyperlink w:history="1" r:id="rIdx2-tlp-lu7rhyhasowm7f">
               <w:r>
                 <w:rPr>
                   <w:rFonts w:ascii="Arial" w:cs="Arial" w:eastAsia="Arial" w:hAnsi="Arial"/>
@@ -9952,7 +9957,7 @@
             <w:pPr>
               <w:spacing w:after="20" w:before="0"/>
             </w:pPr>
-            <w:hyperlink w:history="1" r:id="rId5g6fu9ghsypxjnibqmiga">
+            <w:hyperlink w:history="1" r:id="rIdvzpxoxmek2askrdpg3wsr">
               <w:r>
                 <w:rPr>
                   <w:rFonts w:ascii="Arial" w:cs="Arial" w:eastAsia="Arial" w:hAnsi="Arial"/>
@@ -9985,7 +9990,7 @@
               <w:spacing w:after="10" w:before="0"/>
               <w:ind w:left="120"/>
             </w:pPr>
-            <w:hyperlink w:history="1" r:id="rIdkyxp8xhgpca7rll_bwjki">
+            <w:hyperlink w:history="1" r:id="rIdxw9ivlqbqxkvfswgjf_be">
               <w:r>
                 <w:rPr>
                   <w:rFonts w:ascii="Arial" w:cs="Arial" w:eastAsia="Arial" w:hAnsi="Arial"/>
@@ -10197,7 +10202,7 @@
               <w:spacing w:after="10" w:before="0"/>
               <w:ind w:left="120"/>
             </w:pPr>
-            <w:hyperlink w:history="1" r:id="rId7_jgfboecvnw5_9e5q1ca">
+            <w:hyperlink w:history="1" r:id="rId07oaxcmmt2ro1zpkc20lt">
               <w:r>
                 <w:rPr>
                   <w:rFonts w:ascii="Arial" w:cs="Arial" w:eastAsia="Arial" w:hAnsi="Arial"/>
@@ -10257,7 +10262,7 @@
             <w:pPr>
               <w:spacing w:after="20" w:before="0"/>
             </w:pPr>
-            <w:hyperlink w:history="1" r:id="rId9clmb_pyhbb18pcmaqkad">
+            <w:hyperlink w:history="1" r:id="rIdneuewl11ckv0__n8toxh-">
               <w:r>
                 <w:rPr>
                   <w:rFonts w:ascii="Arial" w:cs="Arial" w:eastAsia="Arial" w:hAnsi="Arial"/>
@@ -10290,7 +10295,7 @@
               <w:spacing w:after="10" w:before="0"/>
               <w:ind w:left="120"/>
             </w:pPr>
-            <w:hyperlink w:history="1" r:id="rIdir5lhqtidaxee45sx5kcw">
+            <w:hyperlink w:history="1" r:id="rIdtip7jqnted6pnt3cfajbv">
               <w:r>
                 <w:rPr>
                   <w:rFonts w:ascii="Arial" w:cs="Arial" w:eastAsia="Arial" w:hAnsi="Arial"/>
@@ -10502,7 +10507,7 @@
               <w:spacing w:after="10" w:before="0"/>
               <w:ind w:left="120"/>
             </w:pPr>
-            <w:hyperlink w:history="1" r:id="rIdbsfzk4r9nn0cnexo_i06j">
+            <w:hyperlink w:history="1" r:id="rIdgeynqod3cqgdpwdq7s5yp">
               <w:r>
                 <w:rPr>
                   <w:rFonts w:ascii="Arial" w:cs="Arial" w:eastAsia="Arial" w:hAnsi="Arial"/>
@@ -10562,7 +10567,7 @@
             <w:pPr>
               <w:spacing w:after="20" w:before="0"/>
             </w:pPr>
-            <w:hyperlink w:history="1" r:id="rIdh3djfn5xswfmakpnqgubi">
+            <w:hyperlink w:history="1" r:id="rIdbddvfmb2hhitwixnxr16f">
               <w:r>
                 <w:rPr>
                   <w:rFonts w:ascii="Arial" w:cs="Arial" w:eastAsia="Arial" w:hAnsi="Arial"/>
@@ -10595,7 +10600,7 @@
               <w:spacing w:after="10" w:before="0"/>
               <w:ind w:left="120"/>
             </w:pPr>
-            <w:hyperlink w:history="1" r:id="rIdvrnnidwmxpicuzaqxl6la">
+            <w:hyperlink w:history="1" r:id="rIdjzsg9aogvkyr24zuq_cwq">
               <w:r>
                 <w:rPr>
                   <w:rFonts w:ascii="Arial" w:cs="Arial" w:eastAsia="Arial" w:hAnsi="Arial"/>
@@ -12158,7 +12163,7 @@
             <w:pPr>
               <w:spacing w:after="20" w:before="0"/>
             </w:pPr>
-            <w:hyperlink w:history="1" r:id="rIda-cqehfu9p-dmkkv9tru_">
+            <w:hyperlink w:history="1" r:id="rIdd_rrujkadlttjpcwkuzue">
               <w:r>
                 <w:rPr>
                   <w:rFonts w:ascii="Arial" w:cs="Arial" w:eastAsia="Arial" w:hAnsi="Arial"/>
@@ -12191,7 +12196,7 @@
               <w:spacing w:after="10" w:before="0"/>
               <w:ind w:left="120"/>
             </w:pPr>
-            <w:hyperlink w:history="1" r:id="rId8_c6qhabu6s9v5y7vcls1">
+            <w:hyperlink w:history="1" r:id="rId5kjtnsnfuztwmxre8fnda">
               <w:r>
                 <w:rPr>
                   <w:rFonts w:ascii="Arial" w:cs="Arial" w:eastAsia="Arial" w:hAnsi="Arial"/>
@@ -12253,7 +12258,7 @@
               <w:spacing w:after="10" w:before="0"/>
               <w:ind w:left="120"/>
             </w:pPr>
-            <w:hyperlink w:history="1" r:id="rIdj7jafmucbpn9o2gutiuxx">
+            <w:hyperlink w:history="1" r:id="rIdparvcsb9_e75-aoxcactd">
               <w:r>
                 <w:rPr>
                   <w:rFonts w:ascii="Arial" w:cs="Arial" w:eastAsia="Arial" w:hAnsi="Arial"/>
@@ -12463,7 +12468,7 @@
             <w:pPr>
               <w:spacing w:after="20" w:before="0"/>
             </w:pPr>
-            <w:hyperlink w:history="1" r:id="rIdc2ydlhdantm__k5arwnvu">
+            <w:hyperlink w:history="1" r:id="rId4r1c-3wfxxjktv0t7kqg0">
               <w:r>
                 <w:rPr>
                   <w:rFonts w:ascii="Arial" w:cs="Arial" w:eastAsia="Arial" w:hAnsi="Arial"/>
@@ -12496,7 +12501,7 @@
               <w:spacing w:after="10" w:before="0"/>
               <w:ind w:left="120"/>
             </w:pPr>
-            <w:hyperlink w:history="1" r:id="rId6o1-gjah-iokovtwhdjnc">
+            <w:hyperlink w:history="1" r:id="rIdmfwp0vri0jmsoszmzjbv3">
               <w:r>
                 <w:rPr>
                   <w:rFonts w:ascii="Arial" w:cs="Arial" w:eastAsia="Arial" w:hAnsi="Arial"/>
@@ -12558,7 +12563,7 @@
               <w:spacing w:after="10" w:before="0"/>
               <w:ind w:left="120"/>
             </w:pPr>
-            <w:hyperlink w:history="1" r:id="rIdywes3fgnymvbrsnnqc8qi">
+            <w:hyperlink w:history="1" r:id="rIdmizqbr6dz4be3ulex6n2f">
               <w:r>
                 <w:rPr>
                   <w:rFonts w:ascii="Arial" w:cs="Arial" w:eastAsia="Arial" w:hAnsi="Arial"/>
@@ -12768,7 +12773,7 @@
             <w:pPr>
               <w:spacing w:after="20" w:before="0"/>
             </w:pPr>
-            <w:hyperlink w:history="1" r:id="rId_6w4sjmxeoal4fgqcqlzb">
+            <w:hyperlink w:history="1" r:id="rIda-6e9d5e0rcs7mxxltk1l">
               <w:r>
                 <w:rPr>
                   <w:rFonts w:ascii="Arial" w:cs="Arial" w:eastAsia="Arial" w:hAnsi="Arial"/>
@@ -12801,7 +12806,7 @@
               <w:spacing w:after="10" w:before="0"/>
               <w:ind w:left="120"/>
             </w:pPr>
-            <w:hyperlink w:history="1" r:id="rIdyvp04mat88bta1jmyehb8">
+            <w:hyperlink w:history="1" r:id="rId2qppfy0fpuryrqgw3uyfy">
               <w:r>
                 <w:rPr>
                   <w:rFonts w:ascii="Arial" w:cs="Arial" w:eastAsia="Arial" w:hAnsi="Arial"/>
@@ -12863,7 +12868,7 @@
               <w:spacing w:after="10" w:before="0"/>
               <w:ind w:left="120"/>
             </w:pPr>
-            <w:hyperlink w:history="1" r:id="rIdajdaxnepvdka4yzpginwc">
+            <w:hyperlink w:history="1" r:id="rIdkmf59-qemwklwr0d6dekj">
               <w:r>
                 <w:rPr>
                   <w:rFonts w:ascii="Arial" w:cs="Arial" w:eastAsia="Arial" w:hAnsi="Arial"/>
@@ -13073,7 +13078,7 @@
             <w:pPr>
               <w:spacing w:after="20" w:before="0"/>
             </w:pPr>
-            <w:hyperlink w:history="1" r:id="rIdtapilauo86ouy-yj698cy">
+            <w:hyperlink w:history="1" r:id="rIdwdcx9wjcqxo3a_vgrsxsu">
               <w:r>
                 <w:rPr>
                   <w:rFonts w:ascii="Arial" w:cs="Arial" w:eastAsia="Arial" w:hAnsi="Arial"/>
@@ -13106,7 +13111,7 @@
               <w:spacing w:after="10" w:before="0"/>
               <w:ind w:left="120"/>
             </w:pPr>
-            <w:hyperlink w:history="1" r:id="rId-wifg3m4mfjiidpqctpsb">
+            <w:hyperlink w:history="1" r:id="rId-5sf0ttih127-ej002qk_">
               <w:r>
                 <w:rPr>
                   <w:rFonts w:ascii="Arial" w:cs="Arial" w:eastAsia="Arial" w:hAnsi="Arial"/>
@@ -13168,7 +13173,7 @@
               <w:spacing w:after="10" w:before="0"/>
               <w:ind w:left="120"/>
             </w:pPr>
-            <w:hyperlink w:history="1" r:id="rIdnik7tx5sckhbrynzbwlkl">
+            <w:hyperlink w:history="1" r:id="rIdmvsdrsusam0n5r-p5e2zh">
               <w:r>
                 <w:rPr>
                   <w:rFonts w:ascii="Arial" w:cs="Arial" w:eastAsia="Arial" w:hAnsi="Arial"/>
@@ -13378,7 +13383,7 @@
             <w:pPr>
               <w:spacing w:after="20" w:before="0"/>
             </w:pPr>
-            <w:hyperlink w:history="1" r:id="rId-nory18lkknjwrtsi1blf">
+            <w:hyperlink w:history="1" r:id="rIdnnq_vm8wy1gdo3qcwnah2">
               <w:r>
                 <w:rPr>
                   <w:rFonts w:ascii="Arial" w:cs="Arial" w:eastAsia="Arial" w:hAnsi="Arial"/>
@@ -13411,7 +13416,7 @@
               <w:spacing w:after="10" w:before="0"/>
               <w:ind w:left="120"/>
             </w:pPr>
-            <w:hyperlink w:history="1" r:id="rIdwxutghtq0x3zj4q_y6dv7">
+            <w:hyperlink w:history="1" r:id="rIdfrobhisgpl747733sjbzn">
               <w:r>
                 <w:rPr>
                   <w:rFonts w:ascii="Arial" w:cs="Arial" w:eastAsia="Arial" w:hAnsi="Arial"/>
@@ -13473,7 +13478,7 @@
               <w:spacing w:after="10" w:before="0"/>
               <w:ind w:left="120"/>
             </w:pPr>
-            <w:hyperlink w:history="1" r:id="rId9wirbbcz3kpx2gmn22rgs">
+            <w:hyperlink w:history="1" r:id="rIdtshfuwwahe4ik6qyr0e_x">
               <w:r>
                 <w:rPr>
                   <w:rFonts w:ascii="Arial" w:cs="Arial" w:eastAsia="Arial" w:hAnsi="Arial"/>
@@ -15191,7 +15196,7 @@
               <w:spacing w:after="10" w:before="0"/>
               <w:ind w:left="120"/>
             </w:pPr>
-            <w:hyperlink w:history="1" r:id="rIdqcxcwouq_42n9etrrgv2s">
+            <w:hyperlink w:history="1" r:id="rIdzfu5ulszhgani5n5bwlhe">
               <w:r>
                 <w:rPr>
                   <w:rFonts w:ascii="Arial" w:cs="Arial" w:eastAsia="Arial" w:hAnsi="Arial"/>
@@ -15268,7 +15273,7 @@
               <w:spacing w:after="10" w:before="0"/>
               <w:ind w:left="120"/>
             </w:pPr>
-            <w:hyperlink w:history="1" r:id="rIdyy5cshvzdsbtj3a5rbfmx">
+            <w:hyperlink w:history="1" r:id="rIdaqc2k1zlheqoojjr7ajub">
               <w:r>
                 <w:rPr>
                   <w:rFonts w:ascii="Arial" w:cs="Arial" w:eastAsia="Arial" w:hAnsi="Arial"/>
@@ -15495,7 +15500,7 @@
               <w:spacing w:after="10" w:before="0"/>
               <w:ind w:left="120"/>
             </w:pPr>
-            <w:hyperlink w:history="1" r:id="rIdsc_hkecjlpcwlicngkwbh">
+            <w:hyperlink w:history="1" r:id="rIdxhm3a1kz8qrjkwpaflrx1">
               <w:r>
                 <w:rPr>
                   <w:rFonts w:ascii="Arial" w:cs="Arial" w:eastAsia="Arial" w:hAnsi="Arial"/>
@@ -15572,7 +15577,7 @@
               <w:spacing w:after="10" w:before="0"/>
               <w:ind w:left="120"/>
             </w:pPr>
-            <w:hyperlink w:history="1" r:id="rIdjrxffzugzsxhgprvotjpq">
+            <w:hyperlink w:history="1" r:id="rIdzdfo57mydrp_5ms4imzwf">
               <w:r>
                 <w:rPr>
                   <w:rFonts w:ascii="Arial" w:cs="Arial" w:eastAsia="Arial" w:hAnsi="Arial"/>
@@ -15799,7 +15804,7 @@
               <w:spacing w:after="10" w:before="0"/>
               <w:ind w:left="120"/>
             </w:pPr>
-            <w:hyperlink w:history="1" r:id="rIdmc4slplh5nt4psgfu6pku">
+            <w:hyperlink w:history="1" r:id="rIdryz2kpmp7jahifa1rusjm">
               <w:r>
                 <w:rPr>
                   <w:rFonts w:ascii="Arial" w:cs="Arial" w:eastAsia="Arial" w:hAnsi="Arial"/>
@@ -15876,7 +15881,7 @@
               <w:spacing w:after="10" w:before="0"/>
               <w:ind w:left="120"/>
             </w:pPr>
-            <w:hyperlink w:history="1" r:id="rIdgbczs1jeeod5riaw-ci_f">
+            <w:hyperlink w:history="1" r:id="rIduzid2iglqbivvvihliejg">
               <w:r>
                 <w:rPr>
                   <w:rFonts w:ascii="Arial" w:cs="Arial" w:eastAsia="Arial" w:hAnsi="Arial"/>
@@ -16103,7 +16108,7 @@
               <w:spacing w:after="10" w:before="0"/>
               <w:ind w:left="120"/>
             </w:pPr>
-            <w:hyperlink w:history="1" r:id="rIda7w93y7mex4z2dxj6swf1">
+            <w:hyperlink w:history="1" r:id="rIdwdfs0udxmz0ernwxh-zyi">
               <w:r>
                 <w:rPr>
                   <w:rFonts w:ascii="Arial" w:cs="Arial" w:eastAsia="Arial" w:hAnsi="Arial"/>
@@ -16180,7 +16185,7 @@
               <w:spacing w:after="10" w:before="0"/>
               <w:ind w:left="120"/>
             </w:pPr>
-            <w:hyperlink w:history="1" r:id="rIdtlvzaksyayfmcwa0iph74">
+            <w:hyperlink w:history="1" r:id="rIdnlhohgiazzcqhi49cgoeb">
               <w:r>
                 <w:rPr>
                   <w:rFonts w:ascii="Arial" w:cs="Arial" w:eastAsia="Arial" w:hAnsi="Arial"/>
@@ -16407,7 +16412,7 @@
               <w:spacing w:after="10" w:before="0"/>
               <w:ind w:left="120"/>
             </w:pPr>
-            <w:hyperlink w:history="1" r:id="rIdkp_99o5_yccbfsnccfg4v">
+            <w:hyperlink w:history="1" r:id="rId_6_2ntqpxx9pvezkr2dic">
               <w:r>
                 <w:rPr>
                   <w:rFonts w:ascii="Arial" w:cs="Arial" w:eastAsia="Arial" w:hAnsi="Arial"/>
@@ -16484,7 +16489,7 @@
               <w:spacing w:after="10" w:before="0"/>
               <w:ind w:left="120"/>
             </w:pPr>
-            <w:hyperlink w:history="1" r:id="rIdw8qwcn4v3xdu1wqnjbjlq">
+            <w:hyperlink w:history="1" r:id="rIdzxdoujifjpnx11ndbhokn">
               <w:r>
                 <w:rPr>
                   <w:rFonts w:ascii="Arial" w:cs="Arial" w:eastAsia="Arial" w:hAnsi="Arial"/>
@@ -18241,7 +18246,7 @@
             <w:pPr>
               <w:spacing w:after="20" w:before="0"/>
             </w:pPr>
-            <w:hyperlink w:history="1" r:id="rIdrpmzwwleof0fr65ltomfu">
+            <w:hyperlink w:history="1" r:id="rId7i83muazghcrfiigkwxje">
               <w:r>
                 <w:rPr>
                   <w:rFonts w:ascii="Arial" w:cs="Arial" w:eastAsia="Arial" w:hAnsi="Arial"/>
@@ -18274,7 +18279,7 @@
               <w:spacing w:after="10" w:before="0"/>
               <w:ind w:left="120"/>
             </w:pPr>
-            <w:hyperlink w:history="1" r:id="rIdjdiusaeendrjibwgpeu-x">
+            <w:hyperlink w:history="1" r:id="rIddh56sxhxjdl8jul_yetzr">
               <w:r>
                 <w:rPr>
                   <w:rFonts w:ascii="Arial" w:cs="Arial" w:eastAsia="Arial" w:hAnsi="Arial"/>
@@ -18319,7 +18324,7 @@
             <w:pPr>
               <w:spacing w:after="20" w:before="0"/>
             </w:pPr>
-            <w:hyperlink w:history="1" r:id="rIdlfrvwfc3azw8ud3ly94wy">
+            <w:hyperlink w:history="1" r:id="rIdtbx6eqrdx0fd2dclvfln3">
               <w:r>
                 <w:rPr>
                   <w:rFonts w:ascii="Arial" w:cs="Arial" w:eastAsia="Arial" w:hAnsi="Arial"/>
@@ -18352,7 +18357,7 @@
               <w:spacing w:after="10" w:before="0"/>
               <w:ind w:left="120"/>
             </w:pPr>
-            <w:hyperlink w:history="1" r:id="rIddzsda4rjb2xniqvs_3occ">
+            <w:hyperlink w:history="1" r:id="rId8-bsdyf2pkdit5pqgzedy">
               <w:r>
                 <w:rPr>
                   <w:rFonts w:ascii="Arial" w:cs="Arial" w:eastAsia="Arial" w:hAnsi="Arial"/>
@@ -18547,7 +18552,7 @@
             <w:pPr>
               <w:spacing w:after="20" w:before="0"/>
             </w:pPr>
-            <w:hyperlink w:history="1" r:id="rIdfdefsmkxh1kbwcrg67vpw">
+            <w:hyperlink w:history="1" r:id="rIduv1_5bstvwqf8eazupbma">
               <w:r>
                 <w:rPr>
                   <w:rFonts w:ascii="Arial" w:cs="Arial" w:eastAsia="Arial" w:hAnsi="Arial"/>
@@ -18580,7 +18585,7 @@
               <w:spacing w:after="10" w:before="0"/>
               <w:ind w:left="120"/>
             </w:pPr>
-            <w:hyperlink w:history="1" r:id="rIdapvn02zue_esoshq-r0oe">
+            <w:hyperlink w:history="1" r:id="rIdf5f7ddurldyecsis_rkcd">
               <w:r>
                 <w:rPr>
                   <w:rFonts w:ascii="Arial" w:cs="Arial" w:eastAsia="Arial" w:hAnsi="Arial"/>
@@ -18625,7 +18630,7 @@
             <w:pPr>
               <w:spacing w:after="20" w:before="0"/>
             </w:pPr>
-            <w:hyperlink w:history="1" r:id="rIdhzbk5m0gi2pze-niusamj">
+            <w:hyperlink w:history="1" r:id="rIdg1v8xmali-21x6nety7pi">
               <w:r>
                 <w:rPr>
                   <w:rFonts w:ascii="Arial" w:cs="Arial" w:eastAsia="Arial" w:hAnsi="Arial"/>
@@ -18658,7 +18663,7 @@
               <w:spacing w:after="10" w:before="0"/>
               <w:ind w:left="120"/>
             </w:pPr>
-            <w:hyperlink w:history="1" r:id="rIdvqz3gcfjtq6ytnjlgxap0">
+            <w:hyperlink w:history="1" r:id="rIdsvtdo-4vix0scyy49tmaf">
               <w:r>
                 <w:rPr>
                   <w:rFonts w:ascii="Arial" w:cs="Arial" w:eastAsia="Arial" w:hAnsi="Arial"/>
@@ -18853,7 +18858,7 @@
             <w:pPr>
               <w:spacing w:after="20" w:before="0"/>
             </w:pPr>
-            <w:hyperlink w:history="1" r:id="rIdabpu2epvtstwast0mujwx">
+            <w:hyperlink w:history="1" r:id="rIdycdpkdeujtxs6yxnxn_hm">
               <w:r>
                 <w:rPr>
                   <w:rFonts w:ascii="Arial" w:cs="Arial" w:eastAsia="Arial" w:hAnsi="Arial"/>
@@ -18886,7 +18891,7 @@
               <w:spacing w:after="10" w:before="0"/>
               <w:ind w:left="120"/>
             </w:pPr>
-            <w:hyperlink w:history="1" r:id="rIdat5iyvjz0n6qajfbdqz6q">
+            <w:hyperlink w:history="1" r:id="rIdm32mwslpno7v4iqdwyllt">
               <w:r>
                 <w:rPr>
                   <w:rFonts w:ascii="Arial" w:cs="Arial" w:eastAsia="Arial" w:hAnsi="Arial"/>
@@ -18931,7 +18936,7 @@
             <w:pPr>
               <w:spacing w:after="20" w:before="0"/>
             </w:pPr>
-            <w:hyperlink w:history="1" r:id="rIdoy2wvlxzew5qnfyr473tt">
+            <w:hyperlink w:history="1" r:id="rIdqmodcnjtx6tfxcctfl7rz">
               <w:r>
                 <w:rPr>
                   <w:rFonts w:ascii="Arial" w:cs="Arial" w:eastAsia="Arial" w:hAnsi="Arial"/>
@@ -18964,7 +18969,7 @@
               <w:spacing w:after="10" w:before="0"/>
               <w:ind w:left="120"/>
             </w:pPr>
-            <w:hyperlink w:history="1" r:id="rIdyitinjqndabslikjm_b2d">
+            <w:hyperlink w:history="1" r:id="rIdxpwytxgah9ajga-xg61sd">
               <w:r>
                 <w:rPr>
                   <w:rFonts w:ascii="Arial" w:cs="Arial" w:eastAsia="Arial" w:hAnsi="Arial"/>
@@ -19159,7 +19164,7 @@
             <w:pPr>
               <w:spacing w:after="20" w:before="0"/>
             </w:pPr>
-            <w:hyperlink w:history="1" r:id="rIdmtns2xlm-vcxeet2i6n-u">
+            <w:hyperlink w:history="1" r:id="rId7bp6hyot6mxw9mdehvavg">
               <w:r>
                 <w:rPr>
                   <w:rFonts w:ascii="Arial" w:cs="Arial" w:eastAsia="Arial" w:hAnsi="Arial"/>
@@ -19192,7 +19197,7 @@
               <w:spacing w:after="10" w:before="0"/>
               <w:ind w:left="120"/>
             </w:pPr>
-            <w:hyperlink w:history="1" r:id="rId8bqq_hhkuaj6zkxtgdonm">
+            <w:hyperlink w:history="1" r:id="rIdshetq7tt38w7_ajfln53f">
               <w:r>
                 <w:rPr>
                   <w:rFonts w:ascii="Arial" w:cs="Arial" w:eastAsia="Arial" w:hAnsi="Arial"/>
@@ -19237,7 +19242,7 @@
             <w:pPr>
               <w:spacing w:after="20" w:before="0"/>
             </w:pPr>
-            <w:hyperlink w:history="1" r:id="rIdf_dsywgrynwozlevo_obm">
+            <w:hyperlink w:history="1" r:id="rIdhkc132vvwevdn0qcnn4xy">
               <w:r>
                 <w:rPr>
                   <w:rFonts w:ascii="Arial" w:cs="Arial" w:eastAsia="Arial" w:hAnsi="Arial"/>
@@ -19270,7 +19275,7 @@
               <w:spacing w:after="10" w:before="0"/>
               <w:ind w:left="120"/>
             </w:pPr>
-            <w:hyperlink w:history="1" r:id="rIdl6shd3cfjyqc05wltbjuj">
+            <w:hyperlink w:history="1" r:id="rId5slh50sykdk31z-wxvz2m">
               <w:r>
                 <w:rPr>
                   <w:rFonts w:ascii="Arial" w:cs="Arial" w:eastAsia="Arial" w:hAnsi="Arial"/>
@@ -19465,7 +19470,7 @@
             <w:pPr>
               <w:spacing w:after="20" w:before="0"/>
             </w:pPr>
-            <w:hyperlink w:history="1" r:id="rIdqvcr-fewirnx5kc9ieeum">
+            <w:hyperlink w:history="1" r:id="rIdwijuoivjw7k1jt-wvwo-s">
               <w:r>
                 <w:rPr>
                   <w:rFonts w:ascii="Arial" w:cs="Arial" w:eastAsia="Arial" w:hAnsi="Arial"/>
@@ -19498,7 +19503,7 @@
               <w:spacing w:after="10" w:before="0"/>
               <w:ind w:left="120"/>
             </w:pPr>
-            <w:hyperlink w:history="1" r:id="rIdov1fjpv20-s2rpw82wuhv">
+            <w:hyperlink w:history="1" r:id="rIdsikw_thoo-q9dc_htxq9l">
               <w:r>
                 <w:rPr>
                   <w:rFonts w:ascii="Arial" w:cs="Arial" w:eastAsia="Arial" w:hAnsi="Arial"/>
@@ -19543,7 +19548,7 @@
             <w:pPr>
               <w:spacing w:after="20" w:before="0"/>
             </w:pPr>
-            <w:hyperlink w:history="1" r:id="rIdqjuqitaoyrl6jtn6o5xvj">
+            <w:hyperlink w:history="1" r:id="rIdkiiqu0nhymj81n1oit-cw">
               <w:r>
                 <w:rPr>
                   <w:rFonts w:ascii="Arial" w:cs="Arial" w:eastAsia="Arial" w:hAnsi="Arial"/>
@@ -19576,7 +19581,7 @@
               <w:spacing w:after="10" w:before="0"/>
               <w:ind w:left="120"/>
             </w:pPr>
-            <w:hyperlink w:history="1" r:id="rIdoybhpoyrpcfjxvbgwtvkr">
+            <w:hyperlink w:history="1" r:id="rId-u5xgclxdstrdhuswwetx">
               <w:r>
                 <w:rPr>
                   <w:rFonts w:ascii="Arial" w:cs="Arial" w:eastAsia="Arial" w:hAnsi="Arial"/>
@@ -21391,7 +21396,7 @@
               <w:spacing w:after="10" w:before="0"/>
               <w:ind w:left="120"/>
             </w:pPr>
-            <w:hyperlink w:history="1" r:id="rIdvlp_shvacfxdbwsfi7v0f">
+            <w:hyperlink w:history="1" r:id="rIdqxxjorynj6nc-ixz9cg13">
               <w:r>
                 <w:rPr>
                   <w:rFonts w:ascii="Arial" w:cs="Arial" w:eastAsia="Arial" w:hAnsi="Arial"/>
@@ -21468,7 +21473,7 @@
               <w:spacing w:after="10" w:before="0"/>
               <w:ind w:left="120"/>
             </w:pPr>
-            <w:hyperlink w:history="1" r:id="rId8pgyvfwjpffpbeirckh-d">
+            <w:hyperlink w:history="1" r:id="rIdf8rwzxtn-7vqkhj8vy97d">
               <w:r>
                 <w:rPr>
                   <w:rFonts w:ascii="Arial" w:cs="Arial" w:eastAsia="Arial" w:hAnsi="Arial"/>
@@ -21695,7 +21700,7 @@
               <w:spacing w:after="10" w:before="0"/>
               <w:ind w:left="120"/>
             </w:pPr>
-            <w:hyperlink w:history="1" r:id="rIdu3rzesomqsflmptar_pyz">
+            <w:hyperlink w:history="1" r:id="rIdo0wbjruj7bk95jchw3amo">
               <w:r>
                 <w:rPr>
                   <w:rFonts w:ascii="Arial" w:cs="Arial" w:eastAsia="Arial" w:hAnsi="Arial"/>
@@ -21772,7 +21777,7 @@
               <w:spacing w:after="10" w:before="0"/>
               <w:ind w:left="120"/>
             </w:pPr>
-            <w:hyperlink w:history="1" r:id="rIdku__jf8g7coxqinmss8r4">
+            <w:hyperlink w:history="1" r:id="rIddtznkyh7i_mh9-xb8gsjs">
               <w:r>
                 <w:rPr>
                   <w:rFonts w:ascii="Arial" w:cs="Arial" w:eastAsia="Arial" w:hAnsi="Arial"/>
@@ -21999,7 +22004,7 @@
               <w:spacing w:after="10" w:before="0"/>
               <w:ind w:left="120"/>
             </w:pPr>
-            <w:hyperlink w:history="1" r:id="rIdjo0bm8h7ewxeyonwsacfx">
+            <w:hyperlink w:history="1" r:id="rIdpgjtqtrwt4mrogknn9oht">
               <w:r>
                 <w:rPr>
                   <w:rFonts w:ascii="Arial" w:cs="Arial" w:eastAsia="Arial" w:hAnsi="Arial"/>
@@ -22076,7 +22081,7 @@
               <w:spacing w:after="10" w:before="0"/>
               <w:ind w:left="120"/>
             </w:pPr>
-            <w:hyperlink w:history="1" r:id="rIdotexsalfkmqrck7b4uklz">
+            <w:hyperlink w:history="1" r:id="rId0dsfxchhgtws89mme1ahf">
               <w:r>
                 <w:rPr>
                   <w:rFonts w:ascii="Arial" w:cs="Arial" w:eastAsia="Arial" w:hAnsi="Arial"/>
@@ -22402,7 +22407,7 @@
               <w:spacing w:after="10" w:before="0"/>
               <w:ind w:left="120"/>
             </w:pPr>
-            <w:hyperlink w:history="1" r:id="rIdpxkfcdsxey8wxsn8h6vlf">
+            <w:hyperlink w:history="1" r:id="rId94alcbxypa2xkplj27c-v">
               <w:r>
                 <w:rPr>
                   <w:rFonts w:ascii="Arial" w:cs="Arial" w:eastAsia="Arial" w:hAnsi="Arial"/>
@@ -22479,7 +22484,7 @@
               <w:spacing w:after="10" w:before="0"/>
               <w:ind w:left="120"/>
             </w:pPr>
-            <w:hyperlink w:history="1" r:id="rIdoyokipw_wmnci14iwlwq7">
+            <w:hyperlink w:history="1" r:id="rIdswkojz_cjqa8gm25x_tdx">
               <w:r>
                 <w:rPr>
                   <w:rFonts w:ascii="Arial" w:cs="Arial" w:eastAsia="Arial" w:hAnsi="Arial"/>
@@ -22706,7 +22711,7 @@
               <w:spacing w:after="10" w:before="0"/>
               <w:ind w:left="120"/>
             </w:pPr>
-            <w:hyperlink w:history="1" r:id="rIdnytwqdc60khxjirxrm-hk">
+            <w:hyperlink w:history="1" r:id="rIdduj6lvtzzwurbf-3ks6mx">
               <w:r>
                 <w:rPr>
                   <w:rFonts w:ascii="Arial" w:cs="Arial" w:eastAsia="Arial" w:hAnsi="Arial"/>
@@ -22783,7 +22788,7 @@
               <w:spacing w:after="10" w:before="0"/>
               <w:ind w:left="120"/>
             </w:pPr>
-            <w:hyperlink w:history="1" r:id="rIde9q0nlaxahqxjvdgnt0lc">
+            <w:hyperlink w:history="1" r:id="rIdpj-nalftjowcfrgdwsnxf">
               <w:r>
                 <w:rPr>
                   <w:rFonts w:ascii="Arial" w:cs="Arial" w:eastAsia="Arial" w:hAnsi="Arial"/>
@@ -24617,7 +24622,7 @@
               <w:spacing w:after="10" w:before="0"/>
               <w:ind w:left="120"/>
             </w:pPr>
-            <w:hyperlink w:history="1" r:id="rIdm-uiphmqkhtntgfoo5psl">
+            <w:hyperlink w:history="1" r:id="rIdixjfn2ma-5oxbrysruwgf">
               <w:r>
                 <w:rPr>
                   <w:rFonts w:ascii="Arial" w:cs="Arial" w:eastAsia="Arial" w:hAnsi="Arial"/>
@@ -24694,7 +24699,7 @@
               <w:spacing w:after="10" w:before="0"/>
               <w:ind w:left="120"/>
             </w:pPr>
-            <w:hyperlink w:history="1" r:id="rIdquv0xid-ousv_sgfqk9k6">
+            <w:hyperlink w:history="1" r:id="rIdrls-fx7d394tkr1r4msai">
               <w:r>
                 <w:rPr>
                   <w:rFonts w:ascii="Arial" w:cs="Arial" w:eastAsia="Arial" w:hAnsi="Arial"/>
@@ -24921,7 +24926,7 @@
               <w:spacing w:after="10" w:before="0"/>
               <w:ind w:left="120"/>
             </w:pPr>
-            <w:hyperlink w:history="1" r:id="rId6lif-ylhehxr8gsnc6jnv">
+            <w:hyperlink w:history="1" r:id="rIdah74qleiycir0uxbyd5nb">
               <w:r>
                 <w:rPr>
                   <w:rFonts w:ascii="Arial" w:cs="Arial" w:eastAsia="Arial" w:hAnsi="Arial"/>
@@ -24998,7 +25003,7 @@
               <w:spacing w:after="10" w:before="0"/>
               <w:ind w:left="120"/>
             </w:pPr>
-            <w:hyperlink w:history="1" r:id="rId6df-j8y0v4phdp0vo04uy">
+            <w:hyperlink w:history="1" r:id="rIdlbog-boqjmpntrtzdp--r">
               <w:r>
                 <w:rPr>
                   <w:rFonts w:ascii="Arial" w:cs="Arial" w:eastAsia="Arial" w:hAnsi="Arial"/>
@@ -25225,7 +25230,7 @@
               <w:spacing w:after="10" w:before="0"/>
               <w:ind w:left="120"/>
             </w:pPr>
-            <w:hyperlink w:history="1" r:id="rIdexcbiumzjtjcqsjrntxcc">
+            <w:hyperlink w:history="1" r:id="rIdybl7dg0pejkyf4gzolnfw">
               <w:r>
                 <w:rPr>
                   <w:rFonts w:ascii="Arial" w:cs="Arial" w:eastAsia="Arial" w:hAnsi="Arial"/>
@@ -25302,7 +25307,7 @@
               <w:spacing w:after="10" w:before="0"/>
               <w:ind w:left="120"/>
             </w:pPr>
-            <w:hyperlink w:history="1" r:id="rIdctb0azbxaomqqaq9s33s-">
+            <w:hyperlink w:history="1" r:id="rIdz0icn_29juj6wr74s1ist">
               <w:r>
                 <w:rPr>
                   <w:rFonts w:ascii="Arial" w:cs="Arial" w:eastAsia="Arial" w:hAnsi="Arial"/>
@@ -25529,7 +25534,7 @@
               <w:spacing w:after="10" w:before="0"/>
               <w:ind w:left="120"/>
             </w:pPr>
-            <w:hyperlink w:history="1" r:id="rIdlqw-mywvtxnuud2slblec">
+            <w:hyperlink w:history="1" r:id="rId54-ng_zkmpqlmewthmdyh">
               <w:r>
                 <w:rPr>
                   <w:rFonts w:ascii="Arial" w:cs="Arial" w:eastAsia="Arial" w:hAnsi="Arial"/>
@@ -25606,7 +25611,7 @@
               <w:spacing w:after="10" w:before="0"/>
               <w:ind w:left="120"/>
             </w:pPr>
-            <w:hyperlink w:history="1" r:id="rIdr09khmblygrbo01tid72r">
+            <w:hyperlink w:history="1" r:id="rIdzs2-b8rip7wsmpqvy5n5z">
               <w:r>
                 <w:rPr>
                   <w:rFonts w:ascii="Arial" w:cs="Arial" w:eastAsia="Arial" w:hAnsi="Arial"/>
@@ -25833,7 +25838,7 @@
               <w:spacing w:after="10" w:before="0"/>
               <w:ind w:left="120"/>
             </w:pPr>
-            <w:hyperlink w:history="1" r:id="rId7qvkq0heh1we8trbycymf">
+            <w:hyperlink w:history="1" r:id="rIdbfo4zbpzxcanofemf7j0-">
               <w:r>
                 <w:rPr>
                   <w:rFonts w:ascii="Arial" w:cs="Arial" w:eastAsia="Arial" w:hAnsi="Arial"/>
@@ -25910,7 +25915,7 @@
               <w:spacing w:after="10" w:before="0"/>
               <w:ind w:left="120"/>
             </w:pPr>
-            <w:hyperlink w:history="1" r:id="rIdl1mfzsuxt4p9drponhdt5">
+            <w:hyperlink w:history="1" r:id="rIdwu6qpspiyvvelkazoj6tx">
               <w:r>
                 <w:rPr>
                   <w:rFonts w:ascii="Arial" w:cs="Arial" w:eastAsia="Arial" w:hAnsi="Arial"/>

--- a/data/outputs/v2/General_Science/SS1.3_Nutrition_in_Animals/General_Science_Nutrition_in_Animals_CBE_LessonSequence.docx
+++ b/data/outputs/v2/General_Science/SS1.3_Nutrition_in_Animals/General_Science_Nutrition_in_Animals_CBE_LessonSequence.docx
@@ -42,6 +42,177 @@
     </w:p>
     <w:p>
       <w:pPr>
+        <w:spacing w:after="80" w:before="120"/>
+      </w:pPr>
+      <w:r>
+        <w:rPr>
+          <w:rFonts w:ascii="Arial" w:cs="Arial" w:eastAsia="Arial" w:hAnsi="Arial"/>
+          <w:b/>
+          <w:bCs/>
+          <w:color w:val="1F3864"/>
+          <w:sz w:val="20"/>
+          <w:szCs w:val="20"/>
+        </w:rPr>
+        <w:t xml:space="preserve">ATTRIBUTION AND LICENSING</w:t>
+      </w:r>
+    </w:p>
+    <w:p>
+      <w:pPr>
+        <w:spacing w:after="60" w:before="0"/>
+      </w:pPr>
+      <w:r>
+        <w:rPr>
+          <w:rFonts w:ascii="Arial" w:cs="Arial" w:eastAsia="Arial" w:hAnsi="Arial"/>
+          <w:b/>
+          <w:bCs/>
+          <w:sz w:val="17"/>
+          <w:szCs w:val="17"/>
+        </w:rPr>
+        <w:t xml:space="preserve">Curriculum Alignment: </w:t>
+      </w:r>
+      <w:r>
+        <w:rPr>
+          <w:rFonts w:ascii="Arial" w:cs="Arial" w:eastAsia="Arial" w:hAnsi="Arial"/>
+          <w:sz w:val="17"/>
+          <w:szCs w:val="17"/>
+        </w:rPr>
+        <w:t xml:space="preserve">Structured in pedagogical alignment with the competence-based curriculum format and learning outcomes established by the Kenya Institute of Curriculum Development (KICD). This material is independently developed and is not officially endorsed or published by KICD.</w:t>
+      </w:r>
+    </w:p>
+    <w:p>
+      <w:pPr>
+        <w:spacing w:after="60" w:before="0"/>
+      </w:pPr>
+      <w:r>
+        <w:rPr>
+          <w:rFonts w:ascii="Arial" w:cs="Arial" w:eastAsia="Arial" w:hAnsi="Arial"/>
+          <w:b/>
+          <w:bCs/>
+          <w:sz w:val="17"/>
+          <w:szCs w:val="17"/>
+        </w:rPr>
+        <w:t xml:space="preserve">Content &amp; Pedagogy: </w:t>
+      </w:r>
+      <w:r>
+        <w:rPr>
+          <w:rFonts w:ascii="Arial" w:cs="Arial" w:eastAsia="Arial" w:hAnsi="Arial"/>
+          <w:sz w:val="17"/>
+          <w:szCs w:val="17"/>
+        </w:rPr>
+        <w:t xml:space="preserve">Developed and adapted by the educator team at SeaVuria (registered 501(c)(3) in the United States and registered NGO in Kenya, No. 872-850A-BF11), who designed the pedagogical framework, lesson templates and exemplar lessons on which this material is based.</w:t>
+      </w:r>
+    </w:p>
+    <w:p>
+      <w:pPr>
+        <w:spacing w:after="60" w:before="0"/>
+      </w:pPr>
+      <w:r>
+        <w:rPr>
+          <w:rFonts w:ascii="Arial" w:cs="Arial" w:eastAsia="Arial" w:hAnsi="Arial"/>
+          <w:b/>
+          <w:bCs/>
+          <w:sz w:val="17"/>
+          <w:szCs w:val="17"/>
+        </w:rPr>
+        <w:t xml:space="preserve">Production &amp; Layout: </w:t>
+      </w:r>
+      <w:r>
+        <w:rPr>
+          <w:rFonts w:ascii="Arial" w:cs="Arial" w:eastAsia="Arial" w:hAnsi="Arial"/>
+          <w:sz w:val="17"/>
+          <w:szCs w:val="17"/>
+        </w:rPr>
+        <w:t xml:space="preserve">Educational design and curriculum sequencing by SeaVuria. Technical layout, structural formatting, and digital optimization/implementation executed in partnership with ARES Education (registered 501(c)(3) in the United States and Canada (as Afretech Aid) and registered NGO in Kenya), with lesson drafting and compilation assisted by AI (Claude, Anthropic).</w:t>
+      </w:r>
+    </w:p>
+    <w:p>
+      <w:pPr>
+        <w:pBdr>
+          <w:bottom w:val="single" w:color="1F3864" w:sz="6" w:space="6"/>
+        </w:pBdr>
+        <w:spacing w:after="60" w:before="0"/>
+      </w:pPr>
+      <w:r>
+        <w:rPr>
+          <w:rFonts w:ascii="Arial" w:cs="Arial" w:eastAsia="Arial" w:hAnsi="Arial"/>
+          <w:b/>
+          <w:bCs/>
+          <w:sz w:val="17"/>
+          <w:szCs w:val="17"/>
+        </w:rPr>
+        <w:t xml:space="preserve">Licensing &amp; Copyright: </w:t>
+      </w:r>
+      <w:r>
+        <w:rPr>
+          <w:rFonts w:ascii="Arial" w:cs="Arial" w:eastAsia="Arial" w:hAnsi="Arial"/>
+          <w:sz w:val="17"/>
+          <w:szCs w:val="17"/>
+        </w:rPr>
+        <w:t xml:space="preserve">© 2026 SeaVuria and ARES. This work is licensed under a </w:t>
+      </w:r>
+      <w:hyperlink w:history="1" r:id="rIdrfvuebl9a-4mrhxsmitc5">
+        <w:r>
+          <w:rPr>
+            <w:rFonts w:ascii="Arial" w:cs="Arial" w:eastAsia="Arial" w:hAnsi="Arial"/>
+            <w:color w:val="1F6B75"/>
+            <w:sz w:val="17"/>
+            <w:szCs w:val="17"/>
+            <w:u w:val="single" w:color="1F6B75"/>
+          </w:rPr>
+          <w:t xml:space="preserve">Creative Commons Attribution-NonCommercial 4.0 International License</w:t>
+        </w:r>
+      </w:hyperlink>
+      <w:r>
+        <w:rPr>
+          <w:rFonts w:ascii="Arial" w:cs="Arial" w:eastAsia="Arial" w:hAnsi="Arial"/>
+          <w:sz w:val="17"/>
+          <w:szCs w:val="17"/>
+        </w:rPr>
+        <w:t xml:space="preserve"> (</w:t>
+      </w:r>
+      <w:hyperlink w:history="1" r:id="rId4oe4rxz29hik8n_djjf9k">
+        <w:r>
+          <w:rPr>
+            <w:rFonts w:ascii="Arial" w:cs="Arial" w:eastAsia="Arial" w:hAnsi="Arial"/>
+            <w:color w:val="1F6B75"/>
+            <w:sz w:val="17"/>
+            <w:szCs w:val="17"/>
+            <w:u w:val="single" w:color="1F6B75"/>
+          </w:rPr>
+          <w:t xml:space="preserve">CC BY-NC 4.0</w:t>
+        </w:r>
+      </w:hyperlink>
+      <w:r>
+        <w:rPr>
+          <w:rFonts w:ascii="Arial" w:cs="Arial" w:eastAsia="Arial" w:hAnsi="Arial"/>
+          <w:sz w:val="17"/>
+          <w:szCs w:val="17"/>
+        </w:rPr>
+        <w:t xml:space="preserve">). To view a copy of this license, visit </w:t>
+      </w:r>
+      <w:hyperlink w:history="1" r:id="rIdgceg0vy5bhoituutezck5">
+        <w:r>
+          <w:rPr>
+            <w:rFonts w:ascii="Arial" w:cs="Arial" w:eastAsia="Arial" w:hAnsi="Arial"/>
+            <w:color w:val="1F6B75"/>
+            <w:sz w:val="17"/>
+            <w:szCs w:val="17"/>
+            <w:u w:val="single" w:color="1F6B75"/>
+          </w:rPr>
+          <w:t xml:space="preserve">https://creativecommons.org/licenses/by-nc/4.0/</w:t>
+        </w:r>
+      </w:hyperlink>
+      <w:r>
+        <w:rPr>
+          <w:rFonts w:ascii="Arial" w:cs="Arial" w:eastAsia="Arial" w:hAnsi="Arial"/>
+          <w:sz w:val="17"/>
+          <w:szCs w:val="17"/>
+        </w:rPr>
+        <w:t xml:space="preserve">. You are free to copy, redistribute, and adapt this material in any medium or format, provided appropriate credit is given and the material is not used for commercial purposes. KICD learning outcomes and curriculum designations reproduced here for alignment purposes remain the property of KICD and are not covered by this license. Linked external resources (e.g. CK-12, Khan Academy, PhET) are subject to their own licenses.</w:t>
+      </w:r>
+    </w:p>
+    <w:p>
+      <w:pPr>
         <w:spacing w:after="120"/>
       </w:pPr>
       <w:r>
@@ -3146,7 +3317,7 @@
             <w:pPr>
               <w:spacing w:after="20" w:before="0"/>
             </w:pPr>
-            <w:hyperlink w:history="1" r:id="rIdt8wsokukg81ct9bytm9s-">
+            <w:hyperlink w:history="1" r:id="rIdrkqct5sdwi0ylkiff4ovm">
               <w:r>
                 <w:rPr>
                   <w:rFonts w:ascii="Arial" w:cs="Arial" w:eastAsia="Arial" w:hAnsi="Arial"/>
@@ -3179,7 +3350,7 @@
               <w:spacing w:after="10" w:before="0"/>
               <w:ind w:left="120"/>
             </w:pPr>
-            <w:hyperlink w:history="1" r:id="rIdkqk5wvb1igryragjvgwxm">
+            <w:hyperlink w:history="1" r:id="rIdya9desnc6brjmyj30nrnk">
               <w:r>
                 <w:rPr>
                   <w:rFonts w:ascii="Arial" w:cs="Arial" w:eastAsia="Arial" w:hAnsi="Arial"/>
@@ -3224,7 +3395,7 @@
             <w:pPr>
               <w:spacing w:after="20" w:before="0"/>
             </w:pPr>
-            <w:hyperlink w:history="1" r:id="rIdxxveutswsb_xc1ueol_op">
+            <w:hyperlink w:history="1" r:id="rIdw4cppjfzn_7s_lzn6mlgu">
               <w:r>
                 <w:rPr>
                   <w:rFonts w:ascii="Arial" w:cs="Arial" w:eastAsia="Arial" w:hAnsi="Arial"/>
@@ -3257,7 +3428,7 @@
               <w:spacing w:after="10" w:before="0"/>
               <w:ind w:left="120"/>
             </w:pPr>
-            <w:hyperlink w:history="1" r:id="rIdck7zc6gprvle9dyefwabd">
+            <w:hyperlink w:history="1" r:id="rIdr4gmwdcr8ed5g2ssg8o_y">
               <w:r>
                 <w:rPr>
                   <w:rFonts w:ascii="Arial" w:cs="Arial" w:eastAsia="Arial" w:hAnsi="Arial"/>
@@ -3452,7 +3623,7 @@
             <w:pPr>
               <w:spacing w:after="20" w:before="0"/>
             </w:pPr>
-            <w:hyperlink w:history="1" r:id="rId5kaqezxhpxhkuwmi7lx5p">
+            <w:hyperlink w:history="1" r:id="rId4unacuviimvbbh77odsfc">
               <w:r>
                 <w:rPr>
                   <w:rFonts w:ascii="Arial" w:cs="Arial" w:eastAsia="Arial" w:hAnsi="Arial"/>
@@ -3485,7 +3656,7 @@
               <w:spacing w:after="10" w:before="0"/>
               <w:ind w:left="120"/>
             </w:pPr>
-            <w:hyperlink w:history="1" r:id="rIdmpllxqx5e4lkjcyz_5ibn">
+            <w:hyperlink w:history="1" r:id="rIddqivjtostbwfyobfjro--">
               <w:r>
                 <w:rPr>
                   <w:rFonts w:ascii="Arial" w:cs="Arial" w:eastAsia="Arial" w:hAnsi="Arial"/>
@@ -3530,7 +3701,7 @@
             <w:pPr>
               <w:spacing w:after="20" w:before="0"/>
             </w:pPr>
-            <w:hyperlink w:history="1" r:id="rIdd0mkyletgqhp0s_ns8bie">
+            <w:hyperlink w:history="1" r:id="rIdvmvd6qzg3p9bdghn69fw9">
               <w:r>
                 <w:rPr>
                   <w:rFonts w:ascii="Arial" w:cs="Arial" w:eastAsia="Arial" w:hAnsi="Arial"/>
@@ -3563,7 +3734,7 @@
               <w:spacing w:after="10" w:before="0"/>
               <w:ind w:left="120"/>
             </w:pPr>
-            <w:hyperlink w:history="1" r:id="rIdgz6y_d1ol0aamzxtg7_mf">
+            <w:hyperlink w:history="1" r:id="rId7mjdqwuokatezb-rzqt-p">
               <w:r>
                 <w:rPr>
                   <w:rFonts w:ascii="Arial" w:cs="Arial" w:eastAsia="Arial" w:hAnsi="Arial"/>
@@ -3758,7 +3929,7 @@
             <w:pPr>
               <w:spacing w:after="20" w:before="0"/>
             </w:pPr>
-            <w:hyperlink w:history="1" r:id="rIdaidrelc6ygav8ptkeejhs">
+            <w:hyperlink w:history="1" r:id="rIdxt3fu6rpikp7coloiinwc">
               <w:r>
                 <w:rPr>
                   <w:rFonts w:ascii="Arial" w:cs="Arial" w:eastAsia="Arial" w:hAnsi="Arial"/>
@@ -3791,7 +3962,7 @@
               <w:spacing w:after="10" w:before="0"/>
               <w:ind w:left="120"/>
             </w:pPr>
-            <w:hyperlink w:history="1" r:id="rIdieacuktofxveg4xas_gkz">
+            <w:hyperlink w:history="1" r:id="rIdtni1kxhbrioeulielczeg">
               <w:r>
                 <w:rPr>
                   <w:rFonts w:ascii="Arial" w:cs="Arial" w:eastAsia="Arial" w:hAnsi="Arial"/>
@@ -3836,7 +4007,7 @@
             <w:pPr>
               <w:spacing w:after="20" w:before="0"/>
             </w:pPr>
-            <w:hyperlink w:history="1" r:id="rIdpzsixnteeehldz5reozq9">
+            <w:hyperlink w:history="1" r:id="rId4j78sbws91iymatsafccz">
               <w:r>
                 <w:rPr>
                   <w:rFonts w:ascii="Arial" w:cs="Arial" w:eastAsia="Arial" w:hAnsi="Arial"/>
@@ -3869,7 +4040,7 @@
               <w:spacing w:after="10" w:before="0"/>
               <w:ind w:left="120"/>
             </w:pPr>
-            <w:hyperlink w:history="1" r:id="rIdtpjr8mgxz4bscson6rkmh">
+            <w:hyperlink w:history="1" r:id="rIdcllb3ynkmbk5ehjjafbpd">
               <w:r>
                 <w:rPr>
                   <w:rFonts w:ascii="Arial" w:cs="Arial" w:eastAsia="Arial" w:hAnsi="Arial"/>
@@ -4064,7 +4235,7 @@
             <w:pPr>
               <w:spacing w:after="20" w:before="0"/>
             </w:pPr>
-            <w:hyperlink w:history="1" r:id="rIdizicdqqsgih7moypmr1lc">
+            <w:hyperlink w:history="1" r:id="rIdym7gk5vmc3z0mgciebadv">
               <w:r>
                 <w:rPr>
                   <w:rFonts w:ascii="Arial" w:cs="Arial" w:eastAsia="Arial" w:hAnsi="Arial"/>
@@ -4097,7 +4268,7 @@
               <w:spacing w:after="10" w:before="0"/>
               <w:ind w:left="120"/>
             </w:pPr>
-            <w:hyperlink w:history="1" r:id="rIdchfn3kwlfzgicj7bk3e2j">
+            <w:hyperlink w:history="1" r:id="rIdizzehojfdd0hbl5n-lfxy">
               <w:r>
                 <w:rPr>
                   <w:rFonts w:ascii="Arial" w:cs="Arial" w:eastAsia="Arial" w:hAnsi="Arial"/>
@@ -4142,7 +4313,7 @@
             <w:pPr>
               <w:spacing w:after="20" w:before="0"/>
             </w:pPr>
-            <w:hyperlink w:history="1" r:id="rId3n1sia3xonj3lpclmjesl">
+            <w:hyperlink w:history="1" r:id="rIdyac0lvbcpa3x91cweso0s">
               <w:r>
                 <w:rPr>
                   <w:rFonts w:ascii="Arial" w:cs="Arial" w:eastAsia="Arial" w:hAnsi="Arial"/>
@@ -4175,7 +4346,7 @@
               <w:spacing w:after="10" w:before="0"/>
               <w:ind w:left="120"/>
             </w:pPr>
-            <w:hyperlink w:history="1" r:id="rIdat3n8dhqlg3v4musl-sal">
+            <w:hyperlink w:history="1" r:id="rId-s5vo1l9iwar5gqds9wmz">
               <w:r>
                 <w:rPr>
                   <w:rFonts w:ascii="Arial" w:cs="Arial" w:eastAsia="Arial" w:hAnsi="Arial"/>
@@ -4370,7 +4541,7 @@
             <w:pPr>
               <w:spacing w:after="20" w:before="0"/>
             </w:pPr>
-            <w:hyperlink w:history="1" r:id="rIdmcx6zjzzcscnaiusklek2">
+            <w:hyperlink w:history="1" r:id="rIdorgvecg5m279fehbphhwv">
               <w:r>
                 <w:rPr>
                   <w:rFonts w:ascii="Arial" w:cs="Arial" w:eastAsia="Arial" w:hAnsi="Arial"/>
@@ -4403,7 +4574,7 @@
               <w:spacing w:after="10" w:before="0"/>
               <w:ind w:left="120"/>
             </w:pPr>
-            <w:hyperlink w:history="1" r:id="rIdwb9ybp0gwsamqtic027yo">
+            <w:hyperlink w:history="1" r:id="rIdbhvfxhipqrmtg4ovxwnyy">
               <w:r>
                 <w:rPr>
                   <w:rFonts w:ascii="Arial" w:cs="Arial" w:eastAsia="Arial" w:hAnsi="Arial"/>
@@ -4448,7 +4619,7 @@
             <w:pPr>
               <w:spacing w:after="20" w:before="0"/>
             </w:pPr>
-            <w:hyperlink w:history="1" r:id="rIdnqljge3bv9jyolcja-_mk">
+            <w:hyperlink w:history="1" r:id="rIdxhodqj9srkeud6u1uu0zn">
               <w:r>
                 <w:rPr>
                   <w:rFonts w:ascii="Arial" w:cs="Arial" w:eastAsia="Arial" w:hAnsi="Arial"/>
@@ -4481,7 +4652,7 @@
               <w:spacing w:after="10" w:before="0"/>
               <w:ind w:left="120"/>
             </w:pPr>
-            <w:hyperlink w:history="1" r:id="rIdq12e79qhopchv2xuwycwg">
+            <w:hyperlink w:history="1" r:id="rId_y97y1h7usubxee0b5dhi">
               <w:r>
                 <w:rPr>
                   <w:rFonts w:ascii="Arial" w:cs="Arial" w:eastAsia="Arial" w:hAnsi="Arial"/>
@@ -5053,6 +5224,65 @@
         </w:tc>
       </w:tr>
     </w:tbl>
+    <w:p>
+      <w:pPr>
+        <w:pBdr>
+          <w:top w:val="single" w:color="BBBBBB" w:sz="4" w:space="4"/>
+        </w:pBdr>
+        <w:spacing w:after="0" w:before="160"/>
+      </w:pPr>
+      <w:r>
+        <w:rPr>
+          <w:rFonts w:ascii="Arial" w:cs="Arial" w:eastAsia="Arial" w:hAnsi="Arial"/>
+          <w:color w:val="666666"/>
+          <w:sz w:val="14"/>
+          <w:szCs w:val="14"/>
+        </w:rPr>
+        <w:t xml:space="preserve">© 2026 SeaVuria and ARES. Aligned with KICD objectives. Developed by SeaVuria; technical implementation by ARES (with AI assistance from Claude). Licensed under </w:t>
+      </w:r>
+      <w:hyperlink w:history="1" r:id="rIdpl3bhvuci8xmotbyxnwxj">
+        <w:r>
+          <w:rPr>
+            <w:rFonts w:ascii="Arial" w:cs="Arial" w:eastAsia="Arial" w:hAnsi="Arial"/>
+            <w:color w:val="1F6B75"/>
+            <w:sz w:val="14"/>
+            <w:szCs w:val="14"/>
+            <w:u w:val="single" w:color="1F6B75"/>
+          </w:rPr>
+          <w:t xml:space="preserve">CC BY-NC 4.0</w:t>
+        </w:r>
+      </w:hyperlink>
+      <w:r>
+        <w:rPr>
+          <w:rFonts w:ascii="Arial" w:cs="Arial" w:eastAsia="Arial" w:hAnsi="Arial"/>
+          <w:color w:val="666666"/>
+          <w:sz w:val="14"/>
+          <w:szCs w:val="14"/>
+        </w:rPr>
+        <w:t xml:space="preserve"> (</w:t>
+      </w:r>
+      <w:hyperlink w:history="1" r:id="rIdytcknuumsfq4nj7znj4ks">
+        <w:r>
+          <w:rPr>
+            <w:rFonts w:ascii="Arial" w:cs="Arial" w:eastAsia="Arial" w:hAnsi="Arial"/>
+            <w:color w:val="1F6B75"/>
+            <w:sz w:val="14"/>
+            <w:szCs w:val="14"/>
+            <w:u w:val="single" w:color="1F6B75"/>
+          </w:rPr>
+          <w:t xml:space="preserve">https://creativecommons.org/licenses/by-nc/4.0/</w:t>
+        </w:r>
+      </w:hyperlink>
+      <w:r>
+        <w:rPr>
+          <w:rFonts w:ascii="Arial" w:cs="Arial" w:eastAsia="Arial" w:hAnsi="Arial"/>
+          <w:color w:val="666666"/>
+          <w:sz w:val="14"/>
+          <w:szCs w:val="14"/>
+        </w:rPr>
+        <w:t xml:space="preserve">).</w:t>
+      </w:r>
+    </w:p>
     <w:p>
       <w:r>
         <w:br w:type="page"/>
@@ -6220,7 +6450,7 @@
               <w:spacing w:after="10" w:before="0"/>
               <w:ind w:left="120"/>
             </w:pPr>
-            <w:hyperlink w:history="1" r:id="rIdsuoidppp20b51xvveapc-">
+            <w:hyperlink w:history="1" r:id="rIdc1ufex1a8dqtjyrami5-a">
               <w:r>
                 <w:rPr>
                   <w:rFonts w:ascii="Arial" w:cs="Arial" w:eastAsia="Arial" w:hAnsi="Arial"/>
@@ -6297,7 +6527,7 @@
               <w:spacing w:after="10" w:before="0"/>
               <w:ind w:left="120"/>
             </w:pPr>
-            <w:hyperlink w:history="1" r:id="rIdervt2wdo6bz7vlx_b7mca">
+            <w:hyperlink w:history="1" r:id="rIdvitlj5fv0sw0ofhoi0ghf">
               <w:r>
                 <w:rPr>
                   <w:rFonts w:ascii="Arial" w:cs="Arial" w:eastAsia="Arial" w:hAnsi="Arial"/>
@@ -6524,7 +6754,7 @@
               <w:spacing w:after="10" w:before="0"/>
               <w:ind w:left="120"/>
             </w:pPr>
-            <w:hyperlink w:history="1" r:id="rId0_pired6i0f6-vfrcc_o3">
+            <w:hyperlink w:history="1" r:id="rIdwvzizgbmrrb_fiu3tdeed">
               <w:r>
                 <w:rPr>
                   <w:rFonts w:ascii="Arial" w:cs="Arial" w:eastAsia="Arial" w:hAnsi="Arial"/>
@@ -6601,7 +6831,7 @@
               <w:spacing w:after="10" w:before="0"/>
               <w:ind w:left="120"/>
             </w:pPr>
-            <w:hyperlink w:history="1" r:id="rIdj4qfn_gxn_ghrttgcctfx">
+            <w:hyperlink w:history="1" r:id="rIdmoccqlefccx4novtyecna">
               <w:r>
                 <w:rPr>
                   <w:rFonts w:ascii="Arial" w:cs="Arial" w:eastAsia="Arial" w:hAnsi="Arial"/>
@@ -6828,7 +7058,7 @@
               <w:spacing w:after="10" w:before="0"/>
               <w:ind w:left="120"/>
             </w:pPr>
-            <w:hyperlink w:history="1" r:id="rId4mospfesltm_gxm8uy4ks">
+            <w:hyperlink w:history="1" r:id="rIdcpbafvbef_pr_6arqv-bz">
               <w:r>
                 <w:rPr>
                   <w:rFonts w:ascii="Arial" w:cs="Arial" w:eastAsia="Arial" w:hAnsi="Arial"/>
@@ -6905,7 +7135,7 @@
               <w:spacing w:after="10" w:before="0"/>
               <w:ind w:left="120"/>
             </w:pPr>
-            <w:hyperlink w:history="1" r:id="rIdadejugavn9ihbkp1yf3rv">
+            <w:hyperlink w:history="1" r:id="rId78w1nd2iq02lhzf7kmk__">
               <w:r>
                 <w:rPr>
                   <w:rFonts w:ascii="Arial" w:cs="Arial" w:eastAsia="Arial" w:hAnsi="Arial"/>
@@ -7132,7 +7362,7 @@
               <w:spacing w:after="10" w:before="0"/>
               <w:ind w:left="120"/>
             </w:pPr>
-            <w:hyperlink w:history="1" r:id="rIdm_gy_mro3pbqz4ryiytzp">
+            <w:hyperlink w:history="1" r:id="rIdxfsbw80ujol9fyypm5w_r">
               <w:r>
                 <w:rPr>
                   <w:rFonts w:ascii="Arial" w:cs="Arial" w:eastAsia="Arial" w:hAnsi="Arial"/>
@@ -7209,7 +7439,7 @@
               <w:spacing w:after="10" w:before="0"/>
               <w:ind w:left="120"/>
             </w:pPr>
-            <w:hyperlink w:history="1" r:id="rIdu8njmq99nehva95osqzok">
+            <w:hyperlink w:history="1" r:id="rIdxlmlcesw1t8f7lajvid-j">
               <w:r>
                 <w:rPr>
                   <w:rFonts w:ascii="Arial" w:cs="Arial" w:eastAsia="Arial" w:hAnsi="Arial"/>
@@ -7436,7 +7666,7 @@
               <w:spacing w:after="10" w:before="0"/>
               <w:ind w:left="120"/>
             </w:pPr>
-            <w:hyperlink w:history="1" r:id="rId1wqmasljmbe4xggf5glp8">
+            <w:hyperlink w:history="1" r:id="rIdqhrpwktepxfzkgmbqgssl">
               <w:r>
                 <w:rPr>
                   <w:rFonts w:ascii="Arial" w:cs="Arial" w:eastAsia="Arial" w:hAnsi="Arial"/>
@@ -7513,7 +7743,7 @@
               <w:spacing w:after="10" w:before="0"/>
               <w:ind w:left="120"/>
             </w:pPr>
-            <w:hyperlink w:history="1" r:id="rIdw-m4c-842ncgq0-dufaes">
+            <w:hyperlink w:history="1" r:id="rIdiinqmbq4ec5mxfkvmyr5-">
               <w:r>
                 <w:rPr>
                   <w:rFonts w:ascii="Arial" w:cs="Arial" w:eastAsia="Arial" w:hAnsi="Arial"/>
@@ -8100,6 +8330,65 @@
         </w:tc>
       </w:tr>
     </w:tbl>
+    <w:p>
+      <w:pPr>
+        <w:pBdr>
+          <w:top w:val="single" w:color="BBBBBB" w:sz="4" w:space="4"/>
+        </w:pBdr>
+        <w:spacing w:after="0" w:before="160"/>
+      </w:pPr>
+      <w:r>
+        <w:rPr>
+          <w:rFonts w:ascii="Arial" w:cs="Arial" w:eastAsia="Arial" w:hAnsi="Arial"/>
+          <w:color w:val="666666"/>
+          <w:sz w:val="14"/>
+          <w:szCs w:val="14"/>
+        </w:rPr>
+        <w:t xml:space="preserve">© 2026 SeaVuria and ARES. Aligned with KICD objectives. Developed by SeaVuria; technical implementation by ARES (with AI assistance from Claude). Licensed under </w:t>
+      </w:r>
+      <w:hyperlink w:history="1" r:id="rIdieo2bjt3j5qpjhdksfncy">
+        <w:r>
+          <w:rPr>
+            <w:rFonts w:ascii="Arial" w:cs="Arial" w:eastAsia="Arial" w:hAnsi="Arial"/>
+            <w:color w:val="1F6B75"/>
+            <w:sz w:val="14"/>
+            <w:szCs w:val="14"/>
+            <w:u w:val="single" w:color="1F6B75"/>
+          </w:rPr>
+          <w:t xml:space="preserve">CC BY-NC 4.0</w:t>
+        </w:r>
+      </w:hyperlink>
+      <w:r>
+        <w:rPr>
+          <w:rFonts w:ascii="Arial" w:cs="Arial" w:eastAsia="Arial" w:hAnsi="Arial"/>
+          <w:color w:val="666666"/>
+          <w:sz w:val="14"/>
+          <w:szCs w:val="14"/>
+        </w:rPr>
+        <w:t xml:space="preserve"> (</w:t>
+      </w:r>
+      <w:hyperlink w:history="1" r:id="rId6rdnq35kom1wjzvs_cwld">
+        <w:r>
+          <w:rPr>
+            <w:rFonts w:ascii="Arial" w:cs="Arial" w:eastAsia="Arial" w:hAnsi="Arial"/>
+            <w:color w:val="1F6B75"/>
+            <w:sz w:val="14"/>
+            <w:szCs w:val="14"/>
+            <w:u w:val="single" w:color="1F6B75"/>
+          </w:rPr>
+          <w:t xml:space="preserve">https://creativecommons.org/licenses/by-nc/4.0/</w:t>
+        </w:r>
+      </w:hyperlink>
+      <w:r>
+        <w:rPr>
+          <w:rFonts w:ascii="Arial" w:cs="Arial" w:eastAsia="Arial" w:hAnsi="Arial"/>
+          <w:color w:val="666666"/>
+          <w:sz w:val="14"/>
+          <w:szCs w:val="14"/>
+        </w:rPr>
+        <w:t xml:space="preserve">).</w:t>
+      </w:r>
+    </w:p>
     <w:p>
       <w:r>
         <w:br w:type="page"/>
@@ -9287,7 +9576,7 @@
               <w:spacing w:after="10" w:before="0"/>
               <w:ind w:left="120"/>
             </w:pPr>
-            <w:hyperlink w:history="1" r:id="rIdhqagm7z3lxrzwrkkw6aan">
+            <w:hyperlink w:history="1" r:id="rIdnh34vpzptvscpjt6czui3">
               <w:r>
                 <w:rPr>
                   <w:rFonts w:ascii="Arial" w:cs="Arial" w:eastAsia="Arial" w:hAnsi="Arial"/>
@@ -9347,7 +9636,7 @@
             <w:pPr>
               <w:spacing w:after="20" w:before="0"/>
             </w:pPr>
-            <w:hyperlink w:history="1" r:id="rIdrwzpraz7ixvgyxzfqc3ei">
+            <w:hyperlink w:history="1" r:id="rIdhge-idezu6w513tfzmky9">
               <w:r>
                 <w:rPr>
                   <w:rFonts w:ascii="Arial" w:cs="Arial" w:eastAsia="Arial" w:hAnsi="Arial"/>
@@ -9380,7 +9669,7 @@
               <w:spacing w:after="10" w:before="0"/>
               <w:ind w:left="120"/>
             </w:pPr>
-            <w:hyperlink w:history="1" r:id="rIdiftrrwevxrrgtrrj77coy">
+            <w:hyperlink w:history="1" r:id="rIdz41v3btgfvm76ltglvudf">
               <w:r>
                 <w:rPr>
                   <w:rFonts w:ascii="Arial" w:cs="Arial" w:eastAsia="Arial" w:hAnsi="Arial"/>
@@ -9592,7 +9881,7 @@
               <w:spacing w:after="10" w:before="0"/>
               <w:ind w:left="120"/>
             </w:pPr>
-            <w:hyperlink w:history="1" r:id="rId4obbgtkawziorrkypo9nj">
+            <w:hyperlink w:history="1" r:id="rId4yswtpguzdk6mjfub8ecc">
               <w:r>
                 <w:rPr>
                   <w:rFonts w:ascii="Arial" w:cs="Arial" w:eastAsia="Arial" w:hAnsi="Arial"/>
@@ -9652,7 +9941,7 @@
             <w:pPr>
               <w:spacing w:after="20" w:before="0"/>
             </w:pPr>
-            <w:hyperlink w:history="1" r:id="rId8lcagvikkwzq85y4itkpb">
+            <w:hyperlink w:history="1" r:id="rIdte9w82dqqp4bnz7howmj5">
               <w:r>
                 <w:rPr>
                   <w:rFonts w:ascii="Arial" w:cs="Arial" w:eastAsia="Arial" w:hAnsi="Arial"/>
@@ -9685,7 +9974,7 @@
               <w:spacing w:after="10" w:before="0"/>
               <w:ind w:left="120"/>
             </w:pPr>
-            <w:hyperlink w:history="1" r:id="rIdmi99j225wusanr4t38-c-">
+            <w:hyperlink w:history="1" r:id="rIddkquvpmnhyqycpfwijt2p">
               <w:r>
                 <w:rPr>
                   <w:rFonts w:ascii="Arial" w:cs="Arial" w:eastAsia="Arial" w:hAnsi="Arial"/>
@@ -9897,7 +10186,7 @@
               <w:spacing w:after="10" w:before="0"/>
               <w:ind w:left="120"/>
             </w:pPr>
-            <w:hyperlink w:history="1" r:id="rIdx2-tlp-lu7rhyhasowm7f">
+            <w:hyperlink w:history="1" r:id="rIdfijadgaryy8xim5e1lfaw">
               <w:r>
                 <w:rPr>
                   <w:rFonts w:ascii="Arial" w:cs="Arial" w:eastAsia="Arial" w:hAnsi="Arial"/>
@@ -9957,7 +10246,7 @@
             <w:pPr>
               <w:spacing w:after="20" w:before="0"/>
             </w:pPr>
-            <w:hyperlink w:history="1" r:id="rIdvzpxoxmek2askrdpg3wsr">
+            <w:hyperlink w:history="1" r:id="rIdt_txzfhai8ezzgpzyi0tg">
               <w:r>
                 <w:rPr>
                   <w:rFonts w:ascii="Arial" w:cs="Arial" w:eastAsia="Arial" w:hAnsi="Arial"/>
@@ -9990,7 +10279,7 @@
               <w:spacing w:after="10" w:before="0"/>
               <w:ind w:left="120"/>
             </w:pPr>
-            <w:hyperlink w:history="1" r:id="rIdxw9ivlqbqxkvfswgjf_be">
+            <w:hyperlink w:history="1" r:id="rIdgaxhisdzuyf4fegdzvvlf">
               <w:r>
                 <w:rPr>
                   <w:rFonts w:ascii="Arial" w:cs="Arial" w:eastAsia="Arial" w:hAnsi="Arial"/>
@@ -10202,7 +10491,7 @@
               <w:spacing w:after="10" w:before="0"/>
               <w:ind w:left="120"/>
             </w:pPr>
-            <w:hyperlink w:history="1" r:id="rId07oaxcmmt2ro1zpkc20lt">
+            <w:hyperlink w:history="1" r:id="rIdvfdj9vpciyltcvdvxodaz">
               <w:r>
                 <w:rPr>
                   <w:rFonts w:ascii="Arial" w:cs="Arial" w:eastAsia="Arial" w:hAnsi="Arial"/>
@@ -10262,7 +10551,7 @@
             <w:pPr>
               <w:spacing w:after="20" w:before="0"/>
             </w:pPr>
-            <w:hyperlink w:history="1" r:id="rIdneuewl11ckv0__n8toxh-">
+            <w:hyperlink w:history="1" r:id="rIdrflsb7185sh2tr6xoqbqh">
               <w:r>
                 <w:rPr>
                   <w:rFonts w:ascii="Arial" w:cs="Arial" w:eastAsia="Arial" w:hAnsi="Arial"/>
@@ -10295,7 +10584,7 @@
               <w:spacing w:after="10" w:before="0"/>
               <w:ind w:left="120"/>
             </w:pPr>
-            <w:hyperlink w:history="1" r:id="rIdtip7jqnted6pnt3cfajbv">
+            <w:hyperlink w:history="1" r:id="rIduwvwh7pmisfho49is7a4_">
               <w:r>
                 <w:rPr>
                   <w:rFonts w:ascii="Arial" w:cs="Arial" w:eastAsia="Arial" w:hAnsi="Arial"/>
@@ -10507,7 +10796,7 @@
               <w:spacing w:after="10" w:before="0"/>
               <w:ind w:left="120"/>
             </w:pPr>
-            <w:hyperlink w:history="1" r:id="rIdgeynqod3cqgdpwdq7s5yp">
+            <w:hyperlink w:history="1" r:id="rIdjyxmfkfe1geoxl5bj4itc">
               <w:r>
                 <w:rPr>
                   <w:rFonts w:ascii="Arial" w:cs="Arial" w:eastAsia="Arial" w:hAnsi="Arial"/>
@@ -10567,7 +10856,7 @@
             <w:pPr>
               <w:spacing w:after="20" w:before="0"/>
             </w:pPr>
-            <w:hyperlink w:history="1" r:id="rIdbddvfmb2hhitwixnxr16f">
+            <w:hyperlink w:history="1" r:id="rId6malhpmsu75yza7_vzv8j">
               <w:r>
                 <w:rPr>
                   <w:rFonts w:ascii="Arial" w:cs="Arial" w:eastAsia="Arial" w:hAnsi="Arial"/>
@@ -10600,7 +10889,7 @@
               <w:spacing w:after="10" w:before="0"/>
               <w:ind w:left="120"/>
             </w:pPr>
-            <w:hyperlink w:history="1" r:id="rIdjzsg9aogvkyr24zuq_cwq">
+            <w:hyperlink w:history="1" r:id="rIdp-6knmpwfx4bws_4xcfir">
               <w:r>
                 <w:rPr>
                   <w:rFonts w:ascii="Arial" w:cs="Arial" w:eastAsia="Arial" w:hAnsi="Arial"/>
@@ -11172,6 +11461,65 @@
         </w:tc>
       </w:tr>
     </w:tbl>
+    <w:p>
+      <w:pPr>
+        <w:pBdr>
+          <w:top w:val="single" w:color="BBBBBB" w:sz="4" w:space="4"/>
+        </w:pBdr>
+        <w:spacing w:after="0" w:before="160"/>
+      </w:pPr>
+      <w:r>
+        <w:rPr>
+          <w:rFonts w:ascii="Arial" w:cs="Arial" w:eastAsia="Arial" w:hAnsi="Arial"/>
+          <w:color w:val="666666"/>
+          <w:sz w:val="14"/>
+          <w:szCs w:val="14"/>
+        </w:rPr>
+        <w:t xml:space="preserve">© 2026 SeaVuria and ARES. Aligned with KICD objectives. Developed by SeaVuria; technical implementation by ARES (with AI assistance from Claude). Licensed under </w:t>
+      </w:r>
+      <w:hyperlink w:history="1" r:id="rIdgmnp-ktztnzrjnfdrbmn9">
+        <w:r>
+          <w:rPr>
+            <w:rFonts w:ascii="Arial" w:cs="Arial" w:eastAsia="Arial" w:hAnsi="Arial"/>
+            <w:color w:val="1F6B75"/>
+            <w:sz w:val="14"/>
+            <w:szCs w:val="14"/>
+            <w:u w:val="single" w:color="1F6B75"/>
+          </w:rPr>
+          <w:t xml:space="preserve">CC BY-NC 4.0</w:t>
+        </w:r>
+      </w:hyperlink>
+      <w:r>
+        <w:rPr>
+          <w:rFonts w:ascii="Arial" w:cs="Arial" w:eastAsia="Arial" w:hAnsi="Arial"/>
+          <w:color w:val="666666"/>
+          <w:sz w:val="14"/>
+          <w:szCs w:val="14"/>
+        </w:rPr>
+        <w:t xml:space="preserve"> (</w:t>
+      </w:r>
+      <w:hyperlink w:history="1" r:id="rIdor9rgzx4jsgdlihheyauw">
+        <w:r>
+          <w:rPr>
+            <w:rFonts w:ascii="Arial" w:cs="Arial" w:eastAsia="Arial" w:hAnsi="Arial"/>
+            <w:color w:val="1F6B75"/>
+            <w:sz w:val="14"/>
+            <w:szCs w:val="14"/>
+            <w:u w:val="single" w:color="1F6B75"/>
+          </w:rPr>
+          <w:t xml:space="preserve">https://creativecommons.org/licenses/by-nc/4.0/</w:t>
+        </w:r>
+      </w:hyperlink>
+      <w:r>
+        <w:rPr>
+          <w:rFonts w:ascii="Arial" w:cs="Arial" w:eastAsia="Arial" w:hAnsi="Arial"/>
+          <w:color w:val="666666"/>
+          <w:sz w:val="14"/>
+          <w:szCs w:val="14"/>
+        </w:rPr>
+        <w:t xml:space="preserve">).</w:t>
+      </w:r>
+    </w:p>
     <w:p>
       <w:r>
         <w:br w:type="page"/>
@@ -12163,7 +12511,7 @@
             <w:pPr>
               <w:spacing w:after="20" w:before="0"/>
             </w:pPr>
-            <w:hyperlink w:history="1" r:id="rIdd_rrujkadlttjpcwkuzue">
+            <w:hyperlink w:history="1" r:id="rIdscsei8trfejz5oytb3he6">
               <w:r>
                 <w:rPr>
                   <w:rFonts w:ascii="Arial" w:cs="Arial" w:eastAsia="Arial" w:hAnsi="Arial"/>
@@ -12196,7 +12544,7 @@
               <w:spacing w:after="10" w:before="0"/>
               <w:ind w:left="120"/>
             </w:pPr>
-            <w:hyperlink w:history="1" r:id="rId5kjtnsnfuztwmxre8fnda">
+            <w:hyperlink w:history="1" r:id="rIdkkzxserpuzywnfkwrh8hr">
               <w:r>
                 <w:rPr>
                   <w:rFonts w:ascii="Arial" w:cs="Arial" w:eastAsia="Arial" w:hAnsi="Arial"/>
@@ -12258,7 +12606,7 @@
               <w:spacing w:after="10" w:before="0"/>
               <w:ind w:left="120"/>
             </w:pPr>
-            <w:hyperlink w:history="1" r:id="rIdparvcsb9_e75-aoxcactd">
+            <w:hyperlink w:history="1" r:id="rId0zjq1isd4c4fzs96rfoou">
               <w:r>
                 <w:rPr>
                   <w:rFonts w:ascii="Arial" w:cs="Arial" w:eastAsia="Arial" w:hAnsi="Arial"/>
@@ -12468,7 +12816,7 @@
             <w:pPr>
               <w:spacing w:after="20" w:before="0"/>
             </w:pPr>
-            <w:hyperlink w:history="1" r:id="rId4r1c-3wfxxjktv0t7kqg0">
+            <w:hyperlink w:history="1" r:id="rIdexmwedmxpfwvusj1wku9c">
               <w:r>
                 <w:rPr>
                   <w:rFonts w:ascii="Arial" w:cs="Arial" w:eastAsia="Arial" w:hAnsi="Arial"/>
@@ -12501,7 +12849,7 @@
               <w:spacing w:after="10" w:before="0"/>
               <w:ind w:left="120"/>
             </w:pPr>
-            <w:hyperlink w:history="1" r:id="rIdmfwp0vri0jmsoszmzjbv3">
+            <w:hyperlink w:history="1" r:id="rIdz6tmrhhmnvbmh4j2siwxh">
               <w:r>
                 <w:rPr>
                   <w:rFonts w:ascii="Arial" w:cs="Arial" w:eastAsia="Arial" w:hAnsi="Arial"/>
@@ -12563,7 +12911,7 @@
               <w:spacing w:after="10" w:before="0"/>
               <w:ind w:left="120"/>
             </w:pPr>
-            <w:hyperlink w:history="1" r:id="rIdmizqbr6dz4be3ulex6n2f">
+            <w:hyperlink w:history="1" r:id="rIdu5rgw7vooezfwny-1d16_">
               <w:r>
                 <w:rPr>
                   <w:rFonts w:ascii="Arial" w:cs="Arial" w:eastAsia="Arial" w:hAnsi="Arial"/>
@@ -12773,7 +13121,7 @@
             <w:pPr>
               <w:spacing w:after="20" w:before="0"/>
             </w:pPr>
-            <w:hyperlink w:history="1" r:id="rIda-6e9d5e0rcs7mxxltk1l">
+            <w:hyperlink w:history="1" r:id="rId9lvniu9odgifrxr_nx36q">
               <w:r>
                 <w:rPr>
                   <w:rFonts w:ascii="Arial" w:cs="Arial" w:eastAsia="Arial" w:hAnsi="Arial"/>
@@ -12806,7 +13154,7 @@
               <w:spacing w:after="10" w:before="0"/>
               <w:ind w:left="120"/>
             </w:pPr>
-            <w:hyperlink w:history="1" r:id="rId2qppfy0fpuryrqgw3uyfy">
+            <w:hyperlink w:history="1" r:id="rIdjpm-7xfdlk3qobh3cucel">
               <w:r>
                 <w:rPr>
                   <w:rFonts w:ascii="Arial" w:cs="Arial" w:eastAsia="Arial" w:hAnsi="Arial"/>
@@ -12868,7 +13216,7 @@
               <w:spacing w:after="10" w:before="0"/>
               <w:ind w:left="120"/>
             </w:pPr>
-            <w:hyperlink w:history="1" r:id="rIdkmf59-qemwklwr0d6dekj">
+            <w:hyperlink w:history="1" r:id="rIdkqdvzqgj3wf1xxhumsbnj">
               <w:r>
                 <w:rPr>
                   <w:rFonts w:ascii="Arial" w:cs="Arial" w:eastAsia="Arial" w:hAnsi="Arial"/>
@@ -13078,7 +13426,7 @@
             <w:pPr>
               <w:spacing w:after="20" w:before="0"/>
             </w:pPr>
-            <w:hyperlink w:history="1" r:id="rIdwdcx9wjcqxo3a_vgrsxsu">
+            <w:hyperlink w:history="1" r:id="rId9uhb36shvb7b4meaycyc8">
               <w:r>
                 <w:rPr>
                   <w:rFonts w:ascii="Arial" w:cs="Arial" w:eastAsia="Arial" w:hAnsi="Arial"/>
@@ -13111,7 +13459,7 @@
               <w:spacing w:after="10" w:before="0"/>
               <w:ind w:left="120"/>
             </w:pPr>
-            <w:hyperlink w:history="1" r:id="rId-5sf0ttih127-ej002qk_">
+            <w:hyperlink w:history="1" r:id="rId59ezwgpoq23vp5i6zcgqw">
               <w:r>
                 <w:rPr>
                   <w:rFonts w:ascii="Arial" w:cs="Arial" w:eastAsia="Arial" w:hAnsi="Arial"/>
@@ -13173,7 +13521,7 @@
               <w:spacing w:after="10" w:before="0"/>
               <w:ind w:left="120"/>
             </w:pPr>
-            <w:hyperlink w:history="1" r:id="rIdmvsdrsusam0n5r-p5e2zh">
+            <w:hyperlink w:history="1" r:id="rIdjrcax7vfdpcvsasm9iqhl">
               <w:r>
                 <w:rPr>
                   <w:rFonts w:ascii="Arial" w:cs="Arial" w:eastAsia="Arial" w:hAnsi="Arial"/>
@@ -13383,7 +13731,7 @@
             <w:pPr>
               <w:spacing w:after="20" w:before="0"/>
             </w:pPr>
-            <w:hyperlink w:history="1" r:id="rIdnnq_vm8wy1gdo3qcwnah2">
+            <w:hyperlink w:history="1" r:id="rId8pvd9kp54p_sjwqiyued2">
               <w:r>
                 <w:rPr>
                   <w:rFonts w:ascii="Arial" w:cs="Arial" w:eastAsia="Arial" w:hAnsi="Arial"/>
@@ -13416,7 +13764,7 @@
               <w:spacing w:after="10" w:before="0"/>
               <w:ind w:left="120"/>
             </w:pPr>
-            <w:hyperlink w:history="1" r:id="rIdfrobhisgpl747733sjbzn">
+            <w:hyperlink w:history="1" r:id="rIds3brpa799sr7mxyw-uya4">
               <w:r>
                 <w:rPr>
                   <w:rFonts w:ascii="Arial" w:cs="Arial" w:eastAsia="Arial" w:hAnsi="Arial"/>
@@ -13478,7 +13826,7 @@
               <w:spacing w:after="10" w:before="0"/>
               <w:ind w:left="120"/>
             </w:pPr>
-            <w:hyperlink w:history="1" r:id="rIdtshfuwwahe4ik6qyr0e_x">
+            <w:hyperlink w:history="1" r:id="rId5qijxmb_sxbrixayxe9dw">
               <w:r>
                 <w:rPr>
                   <w:rFonts w:ascii="Arial" w:cs="Arial" w:eastAsia="Arial" w:hAnsi="Arial"/>
@@ -13989,6 +14337,65 @@
         </w:tc>
       </w:tr>
     </w:tbl>
+    <w:p>
+      <w:pPr>
+        <w:pBdr>
+          <w:top w:val="single" w:color="BBBBBB" w:sz="4" w:space="4"/>
+        </w:pBdr>
+        <w:spacing w:after="0" w:before="160"/>
+      </w:pPr>
+      <w:r>
+        <w:rPr>
+          <w:rFonts w:ascii="Arial" w:cs="Arial" w:eastAsia="Arial" w:hAnsi="Arial"/>
+          <w:color w:val="666666"/>
+          <w:sz w:val="14"/>
+          <w:szCs w:val="14"/>
+        </w:rPr>
+        <w:t xml:space="preserve">© 2026 SeaVuria and ARES. Aligned with KICD objectives. Developed by SeaVuria; technical implementation by ARES (with AI assistance from Claude). Licensed under </w:t>
+      </w:r>
+      <w:hyperlink w:history="1" r:id="rIdspswb6g4jdg_y0xcwsz6b">
+        <w:r>
+          <w:rPr>
+            <w:rFonts w:ascii="Arial" w:cs="Arial" w:eastAsia="Arial" w:hAnsi="Arial"/>
+            <w:color w:val="1F6B75"/>
+            <w:sz w:val="14"/>
+            <w:szCs w:val="14"/>
+            <w:u w:val="single" w:color="1F6B75"/>
+          </w:rPr>
+          <w:t xml:space="preserve">CC BY-NC 4.0</w:t>
+        </w:r>
+      </w:hyperlink>
+      <w:r>
+        <w:rPr>
+          <w:rFonts w:ascii="Arial" w:cs="Arial" w:eastAsia="Arial" w:hAnsi="Arial"/>
+          <w:color w:val="666666"/>
+          <w:sz w:val="14"/>
+          <w:szCs w:val="14"/>
+        </w:rPr>
+        <w:t xml:space="preserve"> (</w:t>
+      </w:r>
+      <w:hyperlink w:history="1" r:id="rIdr7wsakeavlhfewfj8jfda">
+        <w:r>
+          <w:rPr>
+            <w:rFonts w:ascii="Arial" w:cs="Arial" w:eastAsia="Arial" w:hAnsi="Arial"/>
+            <w:color w:val="1F6B75"/>
+            <w:sz w:val="14"/>
+            <w:szCs w:val="14"/>
+            <w:u w:val="single" w:color="1F6B75"/>
+          </w:rPr>
+          <w:t xml:space="preserve">https://creativecommons.org/licenses/by-nc/4.0/</w:t>
+        </w:r>
+      </w:hyperlink>
+      <w:r>
+        <w:rPr>
+          <w:rFonts w:ascii="Arial" w:cs="Arial" w:eastAsia="Arial" w:hAnsi="Arial"/>
+          <w:color w:val="666666"/>
+          <w:sz w:val="14"/>
+          <w:szCs w:val="14"/>
+        </w:rPr>
+        <w:t xml:space="preserve">).</w:t>
+      </w:r>
+    </w:p>
     <w:p>
       <w:r>
         <w:br w:type="page"/>
@@ -15196,7 +15603,7 @@
               <w:spacing w:after="10" w:before="0"/>
               <w:ind w:left="120"/>
             </w:pPr>
-            <w:hyperlink w:history="1" r:id="rIdzfu5ulszhgani5n5bwlhe">
+            <w:hyperlink w:history="1" r:id="rIdsk0fgmlinkhhaif7g4cys">
               <w:r>
                 <w:rPr>
                   <w:rFonts w:ascii="Arial" w:cs="Arial" w:eastAsia="Arial" w:hAnsi="Arial"/>
@@ -15273,7 +15680,7 @@
               <w:spacing w:after="10" w:before="0"/>
               <w:ind w:left="120"/>
             </w:pPr>
-            <w:hyperlink w:history="1" r:id="rIdaqc2k1zlheqoojjr7ajub">
+            <w:hyperlink w:history="1" r:id="rIdatnqvwktxyztstpiwen9u">
               <w:r>
                 <w:rPr>
                   <w:rFonts w:ascii="Arial" w:cs="Arial" w:eastAsia="Arial" w:hAnsi="Arial"/>
@@ -15500,7 +15907,7 @@
               <w:spacing w:after="10" w:before="0"/>
               <w:ind w:left="120"/>
             </w:pPr>
-            <w:hyperlink w:history="1" r:id="rIdxhm3a1kz8qrjkwpaflrx1">
+            <w:hyperlink w:history="1" r:id="rIdnfcmk0qvoid_jbbxo5_ai">
               <w:r>
                 <w:rPr>
                   <w:rFonts w:ascii="Arial" w:cs="Arial" w:eastAsia="Arial" w:hAnsi="Arial"/>
@@ -15577,7 +15984,7 @@
               <w:spacing w:after="10" w:before="0"/>
               <w:ind w:left="120"/>
             </w:pPr>
-            <w:hyperlink w:history="1" r:id="rIdzdfo57mydrp_5ms4imzwf">
+            <w:hyperlink w:history="1" r:id="rIdecdu5wn-ygfz2_fnpnixs">
               <w:r>
                 <w:rPr>
                   <w:rFonts w:ascii="Arial" w:cs="Arial" w:eastAsia="Arial" w:hAnsi="Arial"/>
@@ -15804,7 +16211,7 @@
               <w:spacing w:after="10" w:before="0"/>
               <w:ind w:left="120"/>
             </w:pPr>
-            <w:hyperlink w:history="1" r:id="rIdryz2kpmp7jahifa1rusjm">
+            <w:hyperlink w:history="1" r:id="rId5y-ty6gcp3ganufmoxqyr">
               <w:r>
                 <w:rPr>
                   <w:rFonts w:ascii="Arial" w:cs="Arial" w:eastAsia="Arial" w:hAnsi="Arial"/>
@@ -15881,7 +16288,7 @@
               <w:spacing w:after="10" w:before="0"/>
               <w:ind w:left="120"/>
             </w:pPr>
-            <w:hyperlink w:history="1" r:id="rIduzid2iglqbivvvihliejg">
+            <w:hyperlink w:history="1" r:id="rIdmjc2_0wd0zjhkgreqzune">
               <w:r>
                 <w:rPr>
                   <w:rFonts w:ascii="Arial" w:cs="Arial" w:eastAsia="Arial" w:hAnsi="Arial"/>
@@ -16108,7 +16515,7 @@
               <w:spacing w:after="10" w:before="0"/>
               <w:ind w:left="120"/>
             </w:pPr>
-            <w:hyperlink w:history="1" r:id="rIdwdfs0udxmz0ernwxh-zyi">
+            <w:hyperlink w:history="1" r:id="rIdxsyzv-cuxv3qxcxrzilll">
               <w:r>
                 <w:rPr>
                   <w:rFonts w:ascii="Arial" w:cs="Arial" w:eastAsia="Arial" w:hAnsi="Arial"/>
@@ -16185,7 +16592,7 @@
               <w:spacing w:after="10" w:before="0"/>
               <w:ind w:left="120"/>
             </w:pPr>
-            <w:hyperlink w:history="1" r:id="rIdnlhohgiazzcqhi49cgoeb">
+            <w:hyperlink w:history="1" r:id="rIdjou2gqdthutwlup6jxp_h">
               <w:r>
                 <w:rPr>
                   <w:rFonts w:ascii="Arial" w:cs="Arial" w:eastAsia="Arial" w:hAnsi="Arial"/>
@@ -16412,7 +16819,7 @@
               <w:spacing w:after="10" w:before="0"/>
               <w:ind w:left="120"/>
             </w:pPr>
-            <w:hyperlink w:history="1" r:id="rId_6_2ntqpxx9pvezkr2dic">
+            <w:hyperlink w:history="1" r:id="rIdvlfmurlhkemquz28tcyzy">
               <w:r>
                 <w:rPr>
                   <w:rFonts w:ascii="Arial" w:cs="Arial" w:eastAsia="Arial" w:hAnsi="Arial"/>
@@ -16489,7 +16896,7 @@
               <w:spacing w:after="10" w:before="0"/>
               <w:ind w:left="120"/>
             </w:pPr>
-            <w:hyperlink w:history="1" r:id="rIdzxdoujifjpnx11ndbhokn">
+            <w:hyperlink w:history="1" r:id="rIdg-45uwqdqpy2agmqsmvji">
               <w:r>
                 <w:rPr>
                   <w:rFonts w:ascii="Arial" w:cs="Arial" w:eastAsia="Arial" w:hAnsi="Arial"/>
@@ -17076,6 +17483,65 @@
         </w:tc>
       </w:tr>
     </w:tbl>
+    <w:p>
+      <w:pPr>
+        <w:pBdr>
+          <w:top w:val="single" w:color="BBBBBB" w:sz="4" w:space="4"/>
+        </w:pBdr>
+        <w:spacing w:after="0" w:before="160"/>
+      </w:pPr>
+      <w:r>
+        <w:rPr>
+          <w:rFonts w:ascii="Arial" w:cs="Arial" w:eastAsia="Arial" w:hAnsi="Arial"/>
+          <w:color w:val="666666"/>
+          <w:sz w:val="14"/>
+          <w:szCs w:val="14"/>
+        </w:rPr>
+        <w:t xml:space="preserve">© 2026 SeaVuria and ARES. Aligned with KICD objectives. Developed by SeaVuria; technical implementation by ARES (with AI assistance from Claude). Licensed under </w:t>
+      </w:r>
+      <w:hyperlink w:history="1" r:id="rIdu7fqpu5cygq8hplqaotk3">
+        <w:r>
+          <w:rPr>
+            <w:rFonts w:ascii="Arial" w:cs="Arial" w:eastAsia="Arial" w:hAnsi="Arial"/>
+            <w:color w:val="1F6B75"/>
+            <w:sz w:val="14"/>
+            <w:szCs w:val="14"/>
+            <w:u w:val="single" w:color="1F6B75"/>
+          </w:rPr>
+          <w:t xml:space="preserve">CC BY-NC 4.0</w:t>
+        </w:r>
+      </w:hyperlink>
+      <w:r>
+        <w:rPr>
+          <w:rFonts w:ascii="Arial" w:cs="Arial" w:eastAsia="Arial" w:hAnsi="Arial"/>
+          <w:color w:val="666666"/>
+          <w:sz w:val="14"/>
+          <w:szCs w:val="14"/>
+        </w:rPr>
+        <w:t xml:space="preserve"> (</w:t>
+      </w:r>
+      <w:hyperlink w:history="1" r:id="rIdz9qlv9d4hty7_dzqbfos2">
+        <w:r>
+          <w:rPr>
+            <w:rFonts w:ascii="Arial" w:cs="Arial" w:eastAsia="Arial" w:hAnsi="Arial"/>
+            <w:color w:val="1F6B75"/>
+            <w:sz w:val="14"/>
+            <w:szCs w:val="14"/>
+            <w:u w:val="single" w:color="1F6B75"/>
+          </w:rPr>
+          <w:t xml:space="preserve">https://creativecommons.org/licenses/by-nc/4.0/</w:t>
+        </w:r>
+      </w:hyperlink>
+      <w:r>
+        <w:rPr>
+          <w:rFonts w:ascii="Arial" w:cs="Arial" w:eastAsia="Arial" w:hAnsi="Arial"/>
+          <w:color w:val="666666"/>
+          <w:sz w:val="14"/>
+          <w:szCs w:val="14"/>
+        </w:rPr>
+        <w:t xml:space="preserve">).</w:t>
+      </w:r>
+    </w:p>
     <w:p>
       <w:r>
         <w:br w:type="page"/>
@@ -18246,7 +18712,7 @@
             <w:pPr>
               <w:spacing w:after="20" w:before="0"/>
             </w:pPr>
-            <w:hyperlink w:history="1" r:id="rId7i83muazghcrfiigkwxje">
+            <w:hyperlink w:history="1" r:id="rId29xwysvob4wzrh18tfigo">
               <w:r>
                 <w:rPr>
                   <w:rFonts w:ascii="Arial" w:cs="Arial" w:eastAsia="Arial" w:hAnsi="Arial"/>
@@ -18279,7 +18745,7 @@
               <w:spacing w:after="10" w:before="0"/>
               <w:ind w:left="120"/>
             </w:pPr>
-            <w:hyperlink w:history="1" r:id="rIddh56sxhxjdl8jul_yetzr">
+            <w:hyperlink w:history="1" r:id="rId1-2fmqpf8-smsxubg7cck">
               <w:r>
                 <w:rPr>
                   <w:rFonts w:ascii="Arial" w:cs="Arial" w:eastAsia="Arial" w:hAnsi="Arial"/>
@@ -18324,7 +18790,7 @@
             <w:pPr>
               <w:spacing w:after="20" w:before="0"/>
             </w:pPr>
-            <w:hyperlink w:history="1" r:id="rIdtbx6eqrdx0fd2dclvfln3">
+            <w:hyperlink w:history="1" r:id="rId09pdevqazv_hcdgjshkaf">
               <w:r>
                 <w:rPr>
                   <w:rFonts w:ascii="Arial" w:cs="Arial" w:eastAsia="Arial" w:hAnsi="Arial"/>
@@ -18357,7 +18823,7 @@
               <w:spacing w:after="10" w:before="0"/>
               <w:ind w:left="120"/>
             </w:pPr>
-            <w:hyperlink w:history="1" r:id="rId8-bsdyf2pkdit5pqgzedy">
+            <w:hyperlink w:history="1" r:id="rIdqsyzwxxnzibp7jjstm1wj">
               <w:r>
                 <w:rPr>
                   <w:rFonts w:ascii="Arial" w:cs="Arial" w:eastAsia="Arial" w:hAnsi="Arial"/>
@@ -18552,7 +19018,7 @@
             <w:pPr>
               <w:spacing w:after="20" w:before="0"/>
             </w:pPr>
-            <w:hyperlink w:history="1" r:id="rIduv1_5bstvwqf8eazupbma">
+            <w:hyperlink w:history="1" r:id="rIdbwi2xehycdaoq2pjbplhn">
               <w:r>
                 <w:rPr>
                   <w:rFonts w:ascii="Arial" w:cs="Arial" w:eastAsia="Arial" w:hAnsi="Arial"/>
@@ -18585,7 +19051,7 @@
               <w:spacing w:after="10" w:before="0"/>
               <w:ind w:left="120"/>
             </w:pPr>
-            <w:hyperlink w:history="1" r:id="rIdf5f7ddurldyecsis_rkcd">
+            <w:hyperlink w:history="1" r:id="rIdc9oh4_cvybfh7hivpzwdo">
               <w:r>
                 <w:rPr>
                   <w:rFonts w:ascii="Arial" w:cs="Arial" w:eastAsia="Arial" w:hAnsi="Arial"/>
@@ -18630,7 +19096,7 @@
             <w:pPr>
               <w:spacing w:after="20" w:before="0"/>
             </w:pPr>
-            <w:hyperlink w:history="1" r:id="rIdg1v8xmali-21x6nety7pi">
+            <w:hyperlink w:history="1" r:id="rIdmti7ni9_zrhp8obmvfkkd">
               <w:r>
                 <w:rPr>
                   <w:rFonts w:ascii="Arial" w:cs="Arial" w:eastAsia="Arial" w:hAnsi="Arial"/>
@@ -18663,7 +19129,7 @@
               <w:spacing w:after="10" w:before="0"/>
               <w:ind w:left="120"/>
             </w:pPr>
-            <w:hyperlink w:history="1" r:id="rIdsvtdo-4vix0scyy49tmaf">
+            <w:hyperlink w:history="1" r:id="rIdyd8ovubq1sepxuekgwuqy">
               <w:r>
                 <w:rPr>
                   <w:rFonts w:ascii="Arial" w:cs="Arial" w:eastAsia="Arial" w:hAnsi="Arial"/>
@@ -18858,7 +19324,7 @@
             <w:pPr>
               <w:spacing w:after="20" w:before="0"/>
             </w:pPr>
-            <w:hyperlink w:history="1" r:id="rIdycdpkdeujtxs6yxnxn_hm">
+            <w:hyperlink w:history="1" r:id="rIdsqypvl1aiqbqmf8vkf_ke">
               <w:r>
                 <w:rPr>
                   <w:rFonts w:ascii="Arial" w:cs="Arial" w:eastAsia="Arial" w:hAnsi="Arial"/>
@@ -18891,7 +19357,7 @@
               <w:spacing w:after="10" w:before="0"/>
               <w:ind w:left="120"/>
             </w:pPr>
-            <w:hyperlink w:history="1" r:id="rIdm32mwslpno7v4iqdwyllt">
+            <w:hyperlink w:history="1" r:id="rIdub-0shlrfleqceuzskm1i">
               <w:r>
                 <w:rPr>
                   <w:rFonts w:ascii="Arial" w:cs="Arial" w:eastAsia="Arial" w:hAnsi="Arial"/>
@@ -18936,7 +19402,7 @@
             <w:pPr>
               <w:spacing w:after="20" w:before="0"/>
             </w:pPr>
-            <w:hyperlink w:history="1" r:id="rIdqmodcnjtx6tfxcctfl7rz">
+            <w:hyperlink w:history="1" r:id="rIdq8poy_ctumllznhp4gpdx">
               <w:r>
                 <w:rPr>
                   <w:rFonts w:ascii="Arial" w:cs="Arial" w:eastAsia="Arial" w:hAnsi="Arial"/>
@@ -18969,7 +19435,7 @@
               <w:spacing w:after="10" w:before="0"/>
               <w:ind w:left="120"/>
             </w:pPr>
-            <w:hyperlink w:history="1" r:id="rIdxpwytxgah9ajga-xg61sd">
+            <w:hyperlink w:history="1" r:id="rId8fqpi5u8oglnvr_j8v8ri">
               <w:r>
                 <w:rPr>
                   <w:rFonts w:ascii="Arial" w:cs="Arial" w:eastAsia="Arial" w:hAnsi="Arial"/>
@@ -19164,7 +19630,7 @@
             <w:pPr>
               <w:spacing w:after="20" w:before="0"/>
             </w:pPr>
-            <w:hyperlink w:history="1" r:id="rId7bp6hyot6mxw9mdehvavg">
+            <w:hyperlink w:history="1" r:id="rIdl8ajvxo56tyyexjwa3lwh">
               <w:r>
                 <w:rPr>
                   <w:rFonts w:ascii="Arial" w:cs="Arial" w:eastAsia="Arial" w:hAnsi="Arial"/>
@@ -19197,7 +19663,7 @@
               <w:spacing w:after="10" w:before="0"/>
               <w:ind w:left="120"/>
             </w:pPr>
-            <w:hyperlink w:history="1" r:id="rIdshetq7tt38w7_ajfln53f">
+            <w:hyperlink w:history="1" r:id="rIddr2aftdjcunk5jxg-rbxc">
               <w:r>
                 <w:rPr>
                   <w:rFonts w:ascii="Arial" w:cs="Arial" w:eastAsia="Arial" w:hAnsi="Arial"/>
@@ -19242,7 +19708,7 @@
             <w:pPr>
               <w:spacing w:after="20" w:before="0"/>
             </w:pPr>
-            <w:hyperlink w:history="1" r:id="rIdhkc132vvwevdn0qcnn4xy">
+            <w:hyperlink w:history="1" r:id="rIdgvyf4qdvcboggrkm2k6av">
               <w:r>
                 <w:rPr>
                   <w:rFonts w:ascii="Arial" w:cs="Arial" w:eastAsia="Arial" w:hAnsi="Arial"/>
@@ -19275,7 +19741,7 @@
               <w:spacing w:after="10" w:before="0"/>
               <w:ind w:left="120"/>
             </w:pPr>
-            <w:hyperlink w:history="1" r:id="rId5slh50sykdk31z-wxvz2m">
+            <w:hyperlink w:history="1" r:id="rIdouttlvgsknovzbjkfgfua">
               <w:r>
                 <w:rPr>
                   <w:rFonts w:ascii="Arial" w:cs="Arial" w:eastAsia="Arial" w:hAnsi="Arial"/>
@@ -19470,7 +19936,7 @@
             <w:pPr>
               <w:spacing w:after="20" w:before="0"/>
             </w:pPr>
-            <w:hyperlink w:history="1" r:id="rIdwijuoivjw7k1jt-wvwo-s">
+            <w:hyperlink w:history="1" r:id="rId4w526bckrmezflxx5r5mz">
               <w:r>
                 <w:rPr>
                   <w:rFonts w:ascii="Arial" w:cs="Arial" w:eastAsia="Arial" w:hAnsi="Arial"/>
@@ -19503,7 +19969,7 @@
               <w:spacing w:after="10" w:before="0"/>
               <w:ind w:left="120"/>
             </w:pPr>
-            <w:hyperlink w:history="1" r:id="rIdsikw_thoo-q9dc_htxq9l">
+            <w:hyperlink w:history="1" r:id="rIdys16juysna51l1zbndmgy">
               <w:r>
                 <w:rPr>
                   <w:rFonts w:ascii="Arial" w:cs="Arial" w:eastAsia="Arial" w:hAnsi="Arial"/>
@@ -19548,7 +20014,7 @@
             <w:pPr>
               <w:spacing w:after="20" w:before="0"/>
             </w:pPr>
-            <w:hyperlink w:history="1" r:id="rIdkiiqu0nhymj81n1oit-cw">
+            <w:hyperlink w:history="1" r:id="rIdo1lr8pssu1nigeaan0j_7">
               <w:r>
                 <w:rPr>
                   <w:rFonts w:ascii="Arial" w:cs="Arial" w:eastAsia="Arial" w:hAnsi="Arial"/>
@@ -19581,7 +20047,7 @@
               <w:spacing w:after="10" w:before="0"/>
               <w:ind w:left="120"/>
             </w:pPr>
-            <w:hyperlink w:history="1" r:id="rId-u5xgclxdstrdhuswwetx">
+            <w:hyperlink w:history="1" r:id="rIdugvdwy1nnmec5y-ml9glv">
               <w:r>
                 <w:rPr>
                   <w:rFonts w:ascii="Arial" w:cs="Arial" w:eastAsia="Arial" w:hAnsi="Arial"/>
@@ -20229,6 +20695,65 @@
         </w:tc>
       </w:tr>
     </w:tbl>
+    <w:p>
+      <w:pPr>
+        <w:pBdr>
+          <w:top w:val="single" w:color="BBBBBB" w:sz="4" w:space="4"/>
+        </w:pBdr>
+        <w:spacing w:after="0" w:before="160"/>
+      </w:pPr>
+      <w:r>
+        <w:rPr>
+          <w:rFonts w:ascii="Arial" w:cs="Arial" w:eastAsia="Arial" w:hAnsi="Arial"/>
+          <w:color w:val="666666"/>
+          <w:sz w:val="14"/>
+          <w:szCs w:val="14"/>
+        </w:rPr>
+        <w:t xml:space="preserve">© 2026 SeaVuria and ARES. Aligned with KICD objectives. Developed by SeaVuria; technical implementation by ARES (with AI assistance from Claude). Licensed under </w:t>
+      </w:r>
+      <w:hyperlink w:history="1" r:id="rIdycezxlu0raqsvhztr_hju">
+        <w:r>
+          <w:rPr>
+            <w:rFonts w:ascii="Arial" w:cs="Arial" w:eastAsia="Arial" w:hAnsi="Arial"/>
+            <w:color w:val="1F6B75"/>
+            <w:sz w:val="14"/>
+            <w:szCs w:val="14"/>
+            <w:u w:val="single" w:color="1F6B75"/>
+          </w:rPr>
+          <w:t xml:space="preserve">CC BY-NC 4.0</w:t>
+        </w:r>
+      </w:hyperlink>
+      <w:r>
+        <w:rPr>
+          <w:rFonts w:ascii="Arial" w:cs="Arial" w:eastAsia="Arial" w:hAnsi="Arial"/>
+          <w:color w:val="666666"/>
+          <w:sz w:val="14"/>
+          <w:szCs w:val="14"/>
+        </w:rPr>
+        <w:t xml:space="preserve"> (</w:t>
+      </w:r>
+      <w:hyperlink w:history="1" r:id="rIdmhjqqxsfczoh7gmvvbr8s">
+        <w:r>
+          <w:rPr>
+            <w:rFonts w:ascii="Arial" w:cs="Arial" w:eastAsia="Arial" w:hAnsi="Arial"/>
+            <w:color w:val="1F6B75"/>
+            <w:sz w:val="14"/>
+            <w:szCs w:val="14"/>
+            <w:u w:val="single" w:color="1F6B75"/>
+          </w:rPr>
+          <w:t xml:space="preserve">https://creativecommons.org/licenses/by-nc/4.0/</w:t>
+        </w:r>
+      </w:hyperlink>
+      <w:r>
+        <w:rPr>
+          <w:rFonts w:ascii="Arial" w:cs="Arial" w:eastAsia="Arial" w:hAnsi="Arial"/>
+          <w:color w:val="666666"/>
+          <w:sz w:val="14"/>
+          <w:szCs w:val="14"/>
+        </w:rPr>
+        <w:t xml:space="preserve">).</w:t>
+      </w:r>
+    </w:p>
     <w:p>
       <w:r>
         <w:br w:type="page"/>
@@ -21396,7 +21921,7 @@
               <w:spacing w:after="10" w:before="0"/>
               <w:ind w:left="120"/>
             </w:pPr>
-            <w:hyperlink w:history="1" r:id="rIdqxxjorynj6nc-ixz9cg13">
+            <w:hyperlink w:history="1" r:id="rIdbqxgqinzcarjnmphnuj_i">
               <w:r>
                 <w:rPr>
                   <w:rFonts w:ascii="Arial" w:cs="Arial" w:eastAsia="Arial" w:hAnsi="Arial"/>
@@ -21473,7 +21998,7 @@
               <w:spacing w:after="10" w:before="0"/>
               <w:ind w:left="120"/>
             </w:pPr>
-            <w:hyperlink w:history="1" r:id="rIdf8rwzxtn-7vqkhj8vy97d">
+            <w:hyperlink w:history="1" r:id="rIds_pxq57a4iase6_29pry2">
               <w:r>
                 <w:rPr>
                   <w:rFonts w:ascii="Arial" w:cs="Arial" w:eastAsia="Arial" w:hAnsi="Arial"/>
@@ -21700,7 +22225,7 @@
               <w:spacing w:after="10" w:before="0"/>
               <w:ind w:left="120"/>
             </w:pPr>
-            <w:hyperlink w:history="1" r:id="rIdo0wbjruj7bk95jchw3amo">
+            <w:hyperlink w:history="1" r:id="rIdkssrjpx5x_gmcfohwnfmr">
               <w:r>
                 <w:rPr>
                   <w:rFonts w:ascii="Arial" w:cs="Arial" w:eastAsia="Arial" w:hAnsi="Arial"/>
@@ -21777,7 +22302,7 @@
               <w:spacing w:after="10" w:before="0"/>
               <w:ind w:left="120"/>
             </w:pPr>
-            <w:hyperlink w:history="1" r:id="rIddtznkyh7i_mh9-xb8gsjs">
+            <w:hyperlink w:history="1" r:id="rIdry_t0yfrjz3vnorfeghu2">
               <w:r>
                 <w:rPr>
                   <w:rFonts w:ascii="Arial" w:cs="Arial" w:eastAsia="Arial" w:hAnsi="Arial"/>
@@ -22004,7 +22529,7 @@
               <w:spacing w:after="10" w:before="0"/>
               <w:ind w:left="120"/>
             </w:pPr>
-            <w:hyperlink w:history="1" r:id="rIdpgjtqtrwt4mrogknn9oht">
+            <w:hyperlink w:history="1" r:id="rIdw-7ss1y3bu7xq_b0wu-3k">
               <w:r>
                 <w:rPr>
                   <w:rFonts w:ascii="Arial" w:cs="Arial" w:eastAsia="Arial" w:hAnsi="Arial"/>
@@ -22081,7 +22606,7 @@
               <w:spacing w:after="10" w:before="0"/>
               <w:ind w:left="120"/>
             </w:pPr>
-            <w:hyperlink w:history="1" r:id="rId0dsfxchhgtws89mme1ahf">
+            <w:hyperlink w:history="1" r:id="rId61nnchvsmr4zw8di1ekhu">
               <w:r>
                 <w:rPr>
                   <w:rFonts w:ascii="Arial" w:cs="Arial" w:eastAsia="Arial" w:hAnsi="Arial"/>
@@ -22407,7 +22932,7 @@
               <w:spacing w:after="10" w:before="0"/>
               <w:ind w:left="120"/>
             </w:pPr>
-            <w:hyperlink w:history="1" r:id="rId94alcbxypa2xkplj27c-v">
+            <w:hyperlink w:history="1" r:id="rIdeamfrdwxp_0nrvqd_lvdl">
               <w:r>
                 <w:rPr>
                   <w:rFonts w:ascii="Arial" w:cs="Arial" w:eastAsia="Arial" w:hAnsi="Arial"/>
@@ -22484,7 +23009,7 @@
               <w:spacing w:after="10" w:before="0"/>
               <w:ind w:left="120"/>
             </w:pPr>
-            <w:hyperlink w:history="1" r:id="rIdswkojz_cjqa8gm25x_tdx">
+            <w:hyperlink w:history="1" r:id="rIdhxevbrhqxqytiqpolepd2">
               <w:r>
                 <w:rPr>
                   <w:rFonts w:ascii="Arial" w:cs="Arial" w:eastAsia="Arial" w:hAnsi="Arial"/>
@@ -22711,7 +23236,7 @@
               <w:spacing w:after="10" w:before="0"/>
               <w:ind w:left="120"/>
             </w:pPr>
-            <w:hyperlink w:history="1" r:id="rIdduj6lvtzzwurbf-3ks6mx">
+            <w:hyperlink w:history="1" r:id="rIdfewtsmzt04nbkasryq57f">
               <w:r>
                 <w:rPr>
                   <w:rFonts w:ascii="Arial" w:cs="Arial" w:eastAsia="Arial" w:hAnsi="Arial"/>
@@ -22788,7 +23313,7 @@
               <w:spacing w:after="10" w:before="0"/>
               <w:ind w:left="120"/>
             </w:pPr>
-            <w:hyperlink w:history="1" r:id="rIdpj-nalftjowcfrgdwsnxf">
+            <w:hyperlink w:history="1" r:id="rId2lsrsx0qtjsg-bamulzty">
               <w:r>
                 <w:rPr>
                   <w:rFonts w:ascii="Arial" w:cs="Arial" w:eastAsia="Arial" w:hAnsi="Arial"/>
@@ -23375,6 +23900,65 @@
         </w:tc>
       </w:tr>
     </w:tbl>
+    <w:p>
+      <w:pPr>
+        <w:pBdr>
+          <w:top w:val="single" w:color="BBBBBB" w:sz="4" w:space="4"/>
+        </w:pBdr>
+        <w:spacing w:after="0" w:before="160"/>
+      </w:pPr>
+      <w:r>
+        <w:rPr>
+          <w:rFonts w:ascii="Arial" w:cs="Arial" w:eastAsia="Arial" w:hAnsi="Arial"/>
+          <w:color w:val="666666"/>
+          <w:sz w:val="14"/>
+          <w:szCs w:val="14"/>
+        </w:rPr>
+        <w:t xml:space="preserve">© 2026 SeaVuria and ARES. Aligned with KICD objectives. Developed by SeaVuria; technical implementation by ARES (with AI assistance from Claude). Licensed under </w:t>
+      </w:r>
+      <w:hyperlink w:history="1" r:id="rIddi4jmnffsmd1eswh8vivo">
+        <w:r>
+          <w:rPr>
+            <w:rFonts w:ascii="Arial" w:cs="Arial" w:eastAsia="Arial" w:hAnsi="Arial"/>
+            <w:color w:val="1F6B75"/>
+            <w:sz w:val="14"/>
+            <w:szCs w:val="14"/>
+            <w:u w:val="single" w:color="1F6B75"/>
+          </w:rPr>
+          <w:t xml:space="preserve">CC BY-NC 4.0</w:t>
+        </w:r>
+      </w:hyperlink>
+      <w:r>
+        <w:rPr>
+          <w:rFonts w:ascii="Arial" w:cs="Arial" w:eastAsia="Arial" w:hAnsi="Arial"/>
+          <w:color w:val="666666"/>
+          <w:sz w:val="14"/>
+          <w:szCs w:val="14"/>
+        </w:rPr>
+        <w:t xml:space="preserve"> (</w:t>
+      </w:r>
+      <w:hyperlink w:history="1" r:id="rIdskraffkkpg_5zrfny9kqm">
+        <w:r>
+          <w:rPr>
+            <w:rFonts w:ascii="Arial" w:cs="Arial" w:eastAsia="Arial" w:hAnsi="Arial"/>
+            <w:color w:val="1F6B75"/>
+            <w:sz w:val="14"/>
+            <w:szCs w:val="14"/>
+            <w:u w:val="single" w:color="1F6B75"/>
+          </w:rPr>
+          <w:t xml:space="preserve">https://creativecommons.org/licenses/by-nc/4.0/</w:t>
+        </w:r>
+      </w:hyperlink>
+      <w:r>
+        <w:rPr>
+          <w:rFonts w:ascii="Arial" w:cs="Arial" w:eastAsia="Arial" w:hAnsi="Arial"/>
+          <w:color w:val="666666"/>
+          <w:sz w:val="14"/>
+          <w:szCs w:val="14"/>
+        </w:rPr>
+        <w:t xml:space="preserve">).</w:t>
+      </w:r>
+    </w:p>
     <w:p>
       <w:r>
         <w:br w:type="page"/>
@@ -24622,7 +25206,7 @@
               <w:spacing w:after="10" w:before="0"/>
               <w:ind w:left="120"/>
             </w:pPr>
-            <w:hyperlink w:history="1" r:id="rIdixjfn2ma-5oxbrysruwgf">
+            <w:hyperlink w:history="1" r:id="rIds-5cgtbdmurdujzs5rpef">
               <w:r>
                 <w:rPr>
                   <w:rFonts w:ascii="Arial" w:cs="Arial" w:eastAsia="Arial" w:hAnsi="Arial"/>
@@ -24699,7 +25283,7 @@
               <w:spacing w:after="10" w:before="0"/>
               <w:ind w:left="120"/>
             </w:pPr>
-            <w:hyperlink w:history="1" r:id="rIdrls-fx7d394tkr1r4msai">
+            <w:hyperlink w:history="1" r:id="rId4xxhvpl8lx2erb8gjz71j">
               <w:r>
                 <w:rPr>
                   <w:rFonts w:ascii="Arial" w:cs="Arial" w:eastAsia="Arial" w:hAnsi="Arial"/>
@@ -24926,7 +25510,7 @@
               <w:spacing w:after="10" w:before="0"/>
               <w:ind w:left="120"/>
             </w:pPr>
-            <w:hyperlink w:history="1" r:id="rIdah74qleiycir0uxbyd5nb">
+            <w:hyperlink w:history="1" r:id="rIdceuz_pkzza40txwsroxfz">
               <w:r>
                 <w:rPr>
                   <w:rFonts w:ascii="Arial" w:cs="Arial" w:eastAsia="Arial" w:hAnsi="Arial"/>
@@ -25003,7 +25587,7 @@
               <w:spacing w:after="10" w:before="0"/>
               <w:ind w:left="120"/>
             </w:pPr>
-            <w:hyperlink w:history="1" r:id="rIdlbog-boqjmpntrtzdp--r">
+            <w:hyperlink w:history="1" r:id="rIdyyyzzmop0gwe0njvwrjir">
               <w:r>
                 <w:rPr>
                   <w:rFonts w:ascii="Arial" w:cs="Arial" w:eastAsia="Arial" w:hAnsi="Arial"/>
@@ -25230,7 +25814,7 @@
               <w:spacing w:after="10" w:before="0"/>
               <w:ind w:left="120"/>
             </w:pPr>
-            <w:hyperlink w:history="1" r:id="rIdybl7dg0pejkyf4gzolnfw">
+            <w:hyperlink w:history="1" r:id="rIdh-shsreqp3utrp0j0zrls">
               <w:r>
                 <w:rPr>
                   <w:rFonts w:ascii="Arial" w:cs="Arial" w:eastAsia="Arial" w:hAnsi="Arial"/>
@@ -25307,7 +25891,7 @@
               <w:spacing w:after="10" w:before="0"/>
               <w:ind w:left="120"/>
             </w:pPr>
-            <w:hyperlink w:history="1" r:id="rIdz0icn_29juj6wr74s1ist">
+            <w:hyperlink w:history="1" r:id="rIdmyoayd_oroypuwmuwvc3e">
               <w:r>
                 <w:rPr>
                   <w:rFonts w:ascii="Arial" w:cs="Arial" w:eastAsia="Arial" w:hAnsi="Arial"/>
@@ -25534,7 +26118,7 @@
               <w:spacing w:after="10" w:before="0"/>
               <w:ind w:left="120"/>
             </w:pPr>
-            <w:hyperlink w:history="1" r:id="rId54-ng_zkmpqlmewthmdyh">
+            <w:hyperlink w:history="1" r:id="rIdupjmkmqeg_ibumpiw3kl-">
               <w:r>
                 <w:rPr>
                   <w:rFonts w:ascii="Arial" w:cs="Arial" w:eastAsia="Arial" w:hAnsi="Arial"/>
@@ -25611,7 +26195,7 @@
               <w:spacing w:after="10" w:before="0"/>
               <w:ind w:left="120"/>
             </w:pPr>
-            <w:hyperlink w:history="1" r:id="rIdzs2-b8rip7wsmpqvy5n5z">
+            <w:hyperlink w:history="1" r:id="rId04zbgmj4ciqckqe2y1fko">
               <w:r>
                 <w:rPr>
                   <w:rFonts w:ascii="Arial" w:cs="Arial" w:eastAsia="Arial" w:hAnsi="Arial"/>
@@ -25838,7 +26422,7 @@
               <w:spacing w:after="10" w:before="0"/>
               <w:ind w:left="120"/>
             </w:pPr>
-            <w:hyperlink w:history="1" r:id="rIdbfo4zbpzxcanofemf7j0-">
+            <w:hyperlink w:history="1" r:id="rIdbqvb1mdit5kwrijoiy-ju">
               <w:r>
                 <w:rPr>
                   <w:rFonts w:ascii="Arial" w:cs="Arial" w:eastAsia="Arial" w:hAnsi="Arial"/>
@@ -25915,7 +26499,7 @@
               <w:spacing w:after="10" w:before="0"/>
               <w:ind w:left="120"/>
             </w:pPr>
-            <w:hyperlink w:history="1" r:id="rIdwu6qpspiyvvelkazoj6tx">
+            <w:hyperlink w:history="1" r:id="rId2axoi28djea4ozkew-x29">
               <w:r>
                 <w:rPr>
                   <w:rFonts w:ascii="Arial" w:cs="Arial" w:eastAsia="Arial" w:hAnsi="Arial"/>
@@ -26578,6 +27162,65 @@
         </w:tc>
       </w:tr>
     </w:tbl>
+    <w:p>
+      <w:pPr>
+        <w:pBdr>
+          <w:top w:val="single" w:color="BBBBBB" w:sz="4" w:space="4"/>
+        </w:pBdr>
+        <w:spacing w:after="0" w:before="160"/>
+      </w:pPr>
+      <w:r>
+        <w:rPr>
+          <w:rFonts w:ascii="Arial" w:cs="Arial" w:eastAsia="Arial" w:hAnsi="Arial"/>
+          <w:color w:val="666666"/>
+          <w:sz w:val="14"/>
+          <w:szCs w:val="14"/>
+        </w:rPr>
+        <w:t xml:space="preserve">© 2026 SeaVuria and ARES. Aligned with KICD objectives. Developed by SeaVuria; technical implementation by ARES (with AI assistance from Claude). Licensed under </w:t>
+      </w:r>
+      <w:hyperlink w:history="1" r:id="rIdik9top619fg6d7dyqy1nu">
+        <w:r>
+          <w:rPr>
+            <w:rFonts w:ascii="Arial" w:cs="Arial" w:eastAsia="Arial" w:hAnsi="Arial"/>
+            <w:color w:val="1F6B75"/>
+            <w:sz w:val="14"/>
+            <w:szCs w:val="14"/>
+            <w:u w:val="single" w:color="1F6B75"/>
+          </w:rPr>
+          <w:t xml:space="preserve">CC BY-NC 4.0</w:t>
+        </w:r>
+      </w:hyperlink>
+      <w:r>
+        <w:rPr>
+          <w:rFonts w:ascii="Arial" w:cs="Arial" w:eastAsia="Arial" w:hAnsi="Arial"/>
+          <w:color w:val="666666"/>
+          <w:sz w:val="14"/>
+          <w:szCs w:val="14"/>
+        </w:rPr>
+        <w:t xml:space="preserve"> (</w:t>
+      </w:r>
+      <w:hyperlink w:history="1" r:id="rIdxsiytgqdvcs7gukl_cyle">
+        <w:r>
+          <w:rPr>
+            <w:rFonts w:ascii="Arial" w:cs="Arial" w:eastAsia="Arial" w:hAnsi="Arial"/>
+            <w:color w:val="1F6B75"/>
+            <w:sz w:val="14"/>
+            <w:szCs w:val="14"/>
+            <w:u w:val="single" w:color="1F6B75"/>
+          </w:rPr>
+          <w:t xml:space="preserve">https://creativecommons.org/licenses/by-nc/4.0/</w:t>
+        </w:r>
+      </w:hyperlink>
+      <w:r>
+        <w:rPr>
+          <w:rFonts w:ascii="Arial" w:cs="Arial" w:eastAsia="Arial" w:hAnsi="Arial"/>
+          <w:color w:val="666666"/>
+          <w:sz w:val="14"/>
+          <w:szCs w:val="14"/>
+        </w:rPr>
+        <w:t xml:space="preserve">).</w:t>
+      </w:r>
+    </w:p>
     <w:p>
       <w:r>
         <w:br w:type="page"/>

--- a/data/outputs/v2/General_Science/SS1.3_Nutrition_in_Animals/General_Science_Nutrition_in_Animals_CBE_LessonSequence.docx
+++ b/data/outputs/v2/General_Science/SS1.3_Nutrition_in_Animals/General_Science_Nutrition_in_Animals_CBE_LessonSequence.docx
@@ -150,7 +150,7 @@
         </w:rPr>
         <w:t xml:space="preserve">© 2026 SeaVuria and ARES. This work is licensed under a </w:t>
       </w:r>
-      <w:hyperlink w:history="1" r:id="rIdrfvuebl9a-4mrhxsmitc5">
+      <w:hyperlink w:history="1" r:id="rIdcorpvkgobfjppnbe07cyc">
         <w:r>
           <w:rPr>
             <w:rFonts w:ascii="Arial" w:cs="Arial" w:eastAsia="Arial" w:hAnsi="Arial"/>
@@ -170,7 +170,7 @@
         </w:rPr>
         <w:t xml:space="preserve"> (</w:t>
       </w:r>
-      <w:hyperlink w:history="1" r:id="rId4oe4rxz29hik8n_djjf9k">
+      <w:hyperlink w:history="1" r:id="rId9_5uuk7_zcno8na8b72ap">
         <w:r>
           <w:rPr>
             <w:rFonts w:ascii="Arial" w:cs="Arial" w:eastAsia="Arial" w:hAnsi="Arial"/>
@@ -190,7 +190,7 @@
         </w:rPr>
         <w:t xml:space="preserve">). To view a copy of this license, visit </w:t>
       </w:r>
-      <w:hyperlink w:history="1" r:id="rIdgceg0vy5bhoituutezck5">
+      <w:hyperlink w:history="1" r:id="rIdrr0xaj4tij9kvvcb44erg">
         <w:r>
           <w:rPr>
             <w:rFonts w:ascii="Arial" w:cs="Arial" w:eastAsia="Arial" w:hAnsi="Arial"/>
@@ -3317,7 +3317,7 @@
             <w:pPr>
               <w:spacing w:after="20" w:before="0"/>
             </w:pPr>
-            <w:hyperlink w:history="1" r:id="rIdrkqct5sdwi0ylkiff4ovm">
+            <w:hyperlink w:history="1" r:id="rIdgjznvblkfdoegg-nms1t3">
               <w:r>
                 <w:rPr>
                   <w:rFonts w:ascii="Arial" w:cs="Arial" w:eastAsia="Arial" w:hAnsi="Arial"/>
@@ -3350,7 +3350,7 @@
               <w:spacing w:after="10" w:before="0"/>
               <w:ind w:left="120"/>
             </w:pPr>
-            <w:hyperlink w:history="1" r:id="rIdya9desnc6brjmyj30nrnk">
+            <w:hyperlink w:history="1" r:id="rIdjpqgqyviy8xaqnrvsggno">
               <w:r>
                 <w:rPr>
                   <w:rFonts w:ascii="Arial" w:cs="Arial" w:eastAsia="Arial" w:hAnsi="Arial"/>
@@ -3395,7 +3395,7 @@
             <w:pPr>
               <w:spacing w:after="20" w:before="0"/>
             </w:pPr>
-            <w:hyperlink w:history="1" r:id="rIdw4cppjfzn_7s_lzn6mlgu">
+            <w:hyperlink w:history="1" r:id="rIdl-7nnrnfd1vtxccykevwu">
               <w:r>
                 <w:rPr>
                   <w:rFonts w:ascii="Arial" w:cs="Arial" w:eastAsia="Arial" w:hAnsi="Arial"/>
@@ -3428,7 +3428,7 @@
               <w:spacing w:after="10" w:before="0"/>
               <w:ind w:left="120"/>
             </w:pPr>
-            <w:hyperlink w:history="1" r:id="rIdr4gmwdcr8ed5g2ssg8o_y">
+            <w:hyperlink w:history="1" r:id="rIdaoidfhoznxv94tiz5jgb2">
               <w:r>
                 <w:rPr>
                   <w:rFonts w:ascii="Arial" w:cs="Arial" w:eastAsia="Arial" w:hAnsi="Arial"/>
@@ -3623,7 +3623,7 @@
             <w:pPr>
               <w:spacing w:after="20" w:before="0"/>
             </w:pPr>
-            <w:hyperlink w:history="1" r:id="rId4unacuviimvbbh77odsfc">
+            <w:hyperlink w:history="1" r:id="rIdihnrsy-kxkhzo1kecditp">
               <w:r>
                 <w:rPr>
                   <w:rFonts w:ascii="Arial" w:cs="Arial" w:eastAsia="Arial" w:hAnsi="Arial"/>
@@ -3656,7 +3656,7 @@
               <w:spacing w:after="10" w:before="0"/>
               <w:ind w:left="120"/>
             </w:pPr>
-            <w:hyperlink w:history="1" r:id="rIddqivjtostbwfyobfjro--">
+            <w:hyperlink w:history="1" r:id="rIdty3-largburzl3lxxmog5">
               <w:r>
                 <w:rPr>
                   <w:rFonts w:ascii="Arial" w:cs="Arial" w:eastAsia="Arial" w:hAnsi="Arial"/>
@@ -3701,7 +3701,7 @@
             <w:pPr>
               <w:spacing w:after="20" w:before="0"/>
             </w:pPr>
-            <w:hyperlink w:history="1" r:id="rIdvmvd6qzg3p9bdghn69fw9">
+            <w:hyperlink w:history="1" r:id="rIdzh67in5ffwcjxiaqxxz6z">
               <w:r>
                 <w:rPr>
                   <w:rFonts w:ascii="Arial" w:cs="Arial" w:eastAsia="Arial" w:hAnsi="Arial"/>
@@ -3734,7 +3734,7 @@
               <w:spacing w:after="10" w:before="0"/>
               <w:ind w:left="120"/>
             </w:pPr>
-            <w:hyperlink w:history="1" r:id="rId7mjdqwuokatezb-rzqt-p">
+            <w:hyperlink w:history="1" r:id="rIdpagruesdmxnwlsyfthoje">
               <w:r>
                 <w:rPr>
                   <w:rFonts w:ascii="Arial" w:cs="Arial" w:eastAsia="Arial" w:hAnsi="Arial"/>
@@ -3929,7 +3929,7 @@
             <w:pPr>
               <w:spacing w:after="20" w:before="0"/>
             </w:pPr>
-            <w:hyperlink w:history="1" r:id="rIdxt3fu6rpikp7coloiinwc">
+            <w:hyperlink w:history="1" r:id="rIdsubc3luqeb2uk2onzhjrs">
               <w:r>
                 <w:rPr>
                   <w:rFonts w:ascii="Arial" w:cs="Arial" w:eastAsia="Arial" w:hAnsi="Arial"/>
@@ -3962,7 +3962,7 @@
               <w:spacing w:after="10" w:before="0"/>
               <w:ind w:left="120"/>
             </w:pPr>
-            <w:hyperlink w:history="1" r:id="rIdtni1kxhbrioeulielczeg">
+            <w:hyperlink w:history="1" r:id="rIdyw__nqmgwjjtt3oasxpbc">
               <w:r>
                 <w:rPr>
                   <w:rFonts w:ascii="Arial" w:cs="Arial" w:eastAsia="Arial" w:hAnsi="Arial"/>
@@ -4007,7 +4007,7 @@
             <w:pPr>
               <w:spacing w:after="20" w:before="0"/>
             </w:pPr>
-            <w:hyperlink w:history="1" r:id="rId4j78sbws91iymatsafccz">
+            <w:hyperlink w:history="1" r:id="rIdmza-brlgdaz9edddu1d1z">
               <w:r>
                 <w:rPr>
                   <w:rFonts w:ascii="Arial" w:cs="Arial" w:eastAsia="Arial" w:hAnsi="Arial"/>
@@ -4040,7 +4040,7 @@
               <w:spacing w:after="10" w:before="0"/>
               <w:ind w:left="120"/>
             </w:pPr>
-            <w:hyperlink w:history="1" r:id="rIdcllb3ynkmbk5ehjjafbpd">
+            <w:hyperlink w:history="1" r:id="rIdtjnolk03cvbd7_r0wdfsa">
               <w:r>
                 <w:rPr>
                   <w:rFonts w:ascii="Arial" w:cs="Arial" w:eastAsia="Arial" w:hAnsi="Arial"/>
@@ -4235,7 +4235,7 @@
             <w:pPr>
               <w:spacing w:after="20" w:before="0"/>
             </w:pPr>
-            <w:hyperlink w:history="1" r:id="rIdym7gk5vmc3z0mgciebadv">
+            <w:hyperlink w:history="1" r:id="rIdq2mxnn3cnus_l-qjokoih">
               <w:r>
                 <w:rPr>
                   <w:rFonts w:ascii="Arial" w:cs="Arial" w:eastAsia="Arial" w:hAnsi="Arial"/>
@@ -4268,7 +4268,7 @@
               <w:spacing w:after="10" w:before="0"/>
               <w:ind w:left="120"/>
             </w:pPr>
-            <w:hyperlink w:history="1" r:id="rIdizzehojfdd0hbl5n-lfxy">
+            <w:hyperlink w:history="1" r:id="rIddxppjdfr3sg2iygdouaip">
               <w:r>
                 <w:rPr>
                   <w:rFonts w:ascii="Arial" w:cs="Arial" w:eastAsia="Arial" w:hAnsi="Arial"/>
@@ -4313,7 +4313,7 @@
             <w:pPr>
               <w:spacing w:after="20" w:before="0"/>
             </w:pPr>
-            <w:hyperlink w:history="1" r:id="rIdyac0lvbcpa3x91cweso0s">
+            <w:hyperlink w:history="1" r:id="rIdbyk3jwrg04d4rjrmty1yb">
               <w:r>
                 <w:rPr>
                   <w:rFonts w:ascii="Arial" w:cs="Arial" w:eastAsia="Arial" w:hAnsi="Arial"/>
@@ -4346,7 +4346,7 @@
               <w:spacing w:after="10" w:before="0"/>
               <w:ind w:left="120"/>
             </w:pPr>
-            <w:hyperlink w:history="1" r:id="rId-s5vo1l9iwar5gqds9wmz">
+            <w:hyperlink w:history="1" r:id="rIdtvt6m1qaadgplmawt1ifu">
               <w:r>
                 <w:rPr>
                   <w:rFonts w:ascii="Arial" w:cs="Arial" w:eastAsia="Arial" w:hAnsi="Arial"/>
@@ -4541,7 +4541,7 @@
             <w:pPr>
               <w:spacing w:after="20" w:before="0"/>
             </w:pPr>
-            <w:hyperlink w:history="1" r:id="rIdorgvecg5m279fehbphhwv">
+            <w:hyperlink w:history="1" r:id="rIdph7p_usbjkj8knq43r-64">
               <w:r>
                 <w:rPr>
                   <w:rFonts w:ascii="Arial" w:cs="Arial" w:eastAsia="Arial" w:hAnsi="Arial"/>
@@ -4574,7 +4574,7 @@
               <w:spacing w:after="10" w:before="0"/>
               <w:ind w:left="120"/>
             </w:pPr>
-            <w:hyperlink w:history="1" r:id="rIdbhvfxhipqrmtg4ovxwnyy">
+            <w:hyperlink w:history="1" r:id="rIdat9da6m8hi4zqzghpflei">
               <w:r>
                 <w:rPr>
                   <w:rFonts w:ascii="Arial" w:cs="Arial" w:eastAsia="Arial" w:hAnsi="Arial"/>
@@ -4619,7 +4619,7 @@
             <w:pPr>
               <w:spacing w:after="20" w:before="0"/>
             </w:pPr>
-            <w:hyperlink w:history="1" r:id="rIdxhodqj9srkeud6u1uu0zn">
+            <w:hyperlink w:history="1" r:id="rIdfmbkbomoxgqa4pl9_wsvu">
               <w:r>
                 <w:rPr>
                   <w:rFonts w:ascii="Arial" w:cs="Arial" w:eastAsia="Arial" w:hAnsi="Arial"/>
@@ -4652,7 +4652,7 @@
               <w:spacing w:after="10" w:before="0"/>
               <w:ind w:left="120"/>
             </w:pPr>
-            <w:hyperlink w:history="1" r:id="rId_y97y1h7usubxee0b5dhi">
+            <w:hyperlink w:history="1" r:id="rIdtlsnb94eq3nirapk-oeyu">
               <w:r>
                 <w:rPr>
                   <w:rFonts w:ascii="Arial" w:cs="Arial" w:eastAsia="Arial" w:hAnsi="Arial"/>
@@ -5240,7 +5240,7 @@
         </w:rPr>
         <w:t xml:space="preserve">© 2026 SeaVuria and ARES. Aligned with KICD objectives. Developed by SeaVuria; technical implementation by ARES (with AI assistance from Claude). Licensed under </w:t>
       </w:r>
-      <w:hyperlink w:history="1" r:id="rIdpl3bhvuci8xmotbyxnwxj">
+      <w:hyperlink w:history="1" r:id="rIdcxejronvvyd3ubkm2ewaq">
         <w:r>
           <w:rPr>
             <w:rFonts w:ascii="Arial" w:cs="Arial" w:eastAsia="Arial" w:hAnsi="Arial"/>
@@ -5261,7 +5261,7 @@
         </w:rPr>
         <w:t xml:space="preserve"> (</w:t>
       </w:r>
-      <w:hyperlink w:history="1" r:id="rIdytcknuumsfq4nj7znj4ks">
+      <w:hyperlink w:history="1" r:id="rId496-sije-d_-sbd7lzlvm">
         <w:r>
           <w:rPr>
             <w:rFonts w:ascii="Arial" w:cs="Arial" w:eastAsia="Arial" w:hAnsi="Arial"/>
@@ -6450,7 +6450,7 @@
               <w:spacing w:after="10" w:before="0"/>
               <w:ind w:left="120"/>
             </w:pPr>
-            <w:hyperlink w:history="1" r:id="rIdc1ufex1a8dqtjyrami5-a">
+            <w:hyperlink w:history="1" r:id="rIdev5afazaeh5xr0p7sthzt">
               <w:r>
                 <w:rPr>
                   <w:rFonts w:ascii="Arial" w:cs="Arial" w:eastAsia="Arial" w:hAnsi="Arial"/>
@@ -6527,7 +6527,7 @@
               <w:spacing w:after="10" w:before="0"/>
               <w:ind w:left="120"/>
             </w:pPr>
-            <w:hyperlink w:history="1" r:id="rIdvitlj5fv0sw0ofhoi0ghf">
+            <w:hyperlink w:history="1" r:id="rId3w0mrxd2uo9hkok4nlsen">
               <w:r>
                 <w:rPr>
                   <w:rFonts w:ascii="Arial" w:cs="Arial" w:eastAsia="Arial" w:hAnsi="Arial"/>
@@ -6754,7 +6754,7 @@
               <w:spacing w:after="10" w:before="0"/>
               <w:ind w:left="120"/>
             </w:pPr>
-            <w:hyperlink w:history="1" r:id="rIdwvzizgbmrrb_fiu3tdeed">
+            <w:hyperlink w:history="1" r:id="rIduy_c0fmllb7x5cqmfskgn">
               <w:r>
                 <w:rPr>
                   <w:rFonts w:ascii="Arial" w:cs="Arial" w:eastAsia="Arial" w:hAnsi="Arial"/>
@@ -6831,7 +6831,7 @@
               <w:spacing w:after="10" w:before="0"/>
               <w:ind w:left="120"/>
             </w:pPr>
-            <w:hyperlink w:history="1" r:id="rIdmoccqlefccx4novtyecna">
+            <w:hyperlink w:history="1" r:id="rIdzkx-k4lyslxzoxhiuk_xp">
               <w:r>
                 <w:rPr>
                   <w:rFonts w:ascii="Arial" w:cs="Arial" w:eastAsia="Arial" w:hAnsi="Arial"/>
@@ -7058,7 +7058,7 @@
               <w:spacing w:after="10" w:before="0"/>
               <w:ind w:left="120"/>
             </w:pPr>
-            <w:hyperlink w:history="1" r:id="rIdcpbafvbef_pr_6arqv-bz">
+            <w:hyperlink w:history="1" r:id="rId1ne5lyc40tnrpciefcs2a">
               <w:r>
                 <w:rPr>
                   <w:rFonts w:ascii="Arial" w:cs="Arial" w:eastAsia="Arial" w:hAnsi="Arial"/>
@@ -7135,7 +7135,7 @@
               <w:spacing w:after="10" w:before="0"/>
               <w:ind w:left="120"/>
             </w:pPr>
-            <w:hyperlink w:history="1" r:id="rId78w1nd2iq02lhzf7kmk__">
+            <w:hyperlink w:history="1" r:id="rId58bxmi0rapbwxot5tfyps">
               <w:r>
                 <w:rPr>
                   <w:rFonts w:ascii="Arial" w:cs="Arial" w:eastAsia="Arial" w:hAnsi="Arial"/>
@@ -7362,7 +7362,7 @@
               <w:spacing w:after="10" w:before="0"/>
               <w:ind w:left="120"/>
             </w:pPr>
-            <w:hyperlink w:history="1" r:id="rIdxfsbw80ujol9fyypm5w_r">
+            <w:hyperlink w:history="1" r:id="rIdmgcl8prp1cgw-8spc_9wk">
               <w:r>
                 <w:rPr>
                   <w:rFonts w:ascii="Arial" w:cs="Arial" w:eastAsia="Arial" w:hAnsi="Arial"/>
@@ -7439,7 +7439,7 @@
               <w:spacing w:after="10" w:before="0"/>
               <w:ind w:left="120"/>
             </w:pPr>
-            <w:hyperlink w:history="1" r:id="rIdxlmlcesw1t8f7lajvid-j">
+            <w:hyperlink w:history="1" r:id="rIdvimkmdvy6sxuz_3ggwp6f">
               <w:r>
                 <w:rPr>
                   <w:rFonts w:ascii="Arial" w:cs="Arial" w:eastAsia="Arial" w:hAnsi="Arial"/>
@@ -7666,7 +7666,7 @@
               <w:spacing w:after="10" w:before="0"/>
               <w:ind w:left="120"/>
             </w:pPr>
-            <w:hyperlink w:history="1" r:id="rIdqhrpwktepxfzkgmbqgssl">
+            <w:hyperlink w:history="1" r:id="rIdvtd9jt6tgcc3bg3pgt61t">
               <w:r>
                 <w:rPr>
                   <w:rFonts w:ascii="Arial" w:cs="Arial" w:eastAsia="Arial" w:hAnsi="Arial"/>
@@ -7743,7 +7743,7 @@
               <w:spacing w:after="10" w:before="0"/>
               <w:ind w:left="120"/>
             </w:pPr>
-            <w:hyperlink w:history="1" r:id="rIdiinqmbq4ec5mxfkvmyr5-">
+            <w:hyperlink w:history="1" r:id="rIdusgvzldm_vwhe6esjjukm">
               <w:r>
                 <w:rPr>
                   <w:rFonts w:ascii="Arial" w:cs="Arial" w:eastAsia="Arial" w:hAnsi="Arial"/>
@@ -8346,7 +8346,7 @@
         </w:rPr>
         <w:t xml:space="preserve">© 2026 SeaVuria and ARES. Aligned with KICD objectives. Developed by SeaVuria; technical implementation by ARES (with AI assistance from Claude). Licensed under </w:t>
       </w:r>
-      <w:hyperlink w:history="1" r:id="rIdieo2bjt3j5qpjhdksfncy">
+      <w:hyperlink w:history="1" r:id="rIdnakyyezsdhlmrisuf3iea">
         <w:r>
           <w:rPr>
             <w:rFonts w:ascii="Arial" w:cs="Arial" w:eastAsia="Arial" w:hAnsi="Arial"/>
@@ -8367,7 +8367,7 @@
         </w:rPr>
         <w:t xml:space="preserve"> (</w:t>
       </w:r>
-      <w:hyperlink w:history="1" r:id="rId6rdnq35kom1wjzvs_cwld">
+      <w:hyperlink w:history="1" r:id="rId2c1kv0ymhtchkguyepfe8">
         <w:r>
           <w:rPr>
             <w:rFonts w:ascii="Arial" w:cs="Arial" w:eastAsia="Arial" w:hAnsi="Arial"/>
@@ -9576,7 +9576,7 @@
               <w:spacing w:after="10" w:before="0"/>
               <w:ind w:left="120"/>
             </w:pPr>
-            <w:hyperlink w:history="1" r:id="rIdnh34vpzptvscpjt6czui3">
+            <w:hyperlink w:history="1" r:id="rIdzkkzs8pw-4dnogug1imi_">
               <w:r>
                 <w:rPr>
                   <w:rFonts w:ascii="Arial" w:cs="Arial" w:eastAsia="Arial" w:hAnsi="Arial"/>
@@ -9636,7 +9636,7 @@
             <w:pPr>
               <w:spacing w:after="20" w:before="0"/>
             </w:pPr>
-            <w:hyperlink w:history="1" r:id="rIdhge-idezu6w513tfzmky9">
+            <w:hyperlink w:history="1" r:id="rIdb_hpz9nj9vud0zkjtzjui">
               <w:r>
                 <w:rPr>
                   <w:rFonts w:ascii="Arial" w:cs="Arial" w:eastAsia="Arial" w:hAnsi="Arial"/>
@@ -9669,7 +9669,7 @@
               <w:spacing w:after="10" w:before="0"/>
               <w:ind w:left="120"/>
             </w:pPr>
-            <w:hyperlink w:history="1" r:id="rIdz41v3btgfvm76ltglvudf">
+            <w:hyperlink w:history="1" r:id="rIdjube7v2zonvxjmhsrxscz">
               <w:r>
                 <w:rPr>
                   <w:rFonts w:ascii="Arial" w:cs="Arial" w:eastAsia="Arial" w:hAnsi="Arial"/>
@@ -9881,7 +9881,7 @@
               <w:spacing w:after="10" w:before="0"/>
               <w:ind w:left="120"/>
             </w:pPr>
-            <w:hyperlink w:history="1" r:id="rId4yswtpguzdk6mjfub8ecc">
+            <w:hyperlink w:history="1" r:id="rIdxl1stkghhn1hvanebrcz4">
               <w:r>
                 <w:rPr>
                   <w:rFonts w:ascii="Arial" w:cs="Arial" w:eastAsia="Arial" w:hAnsi="Arial"/>
@@ -9941,7 +9941,7 @@
             <w:pPr>
               <w:spacing w:after="20" w:before="0"/>
             </w:pPr>
-            <w:hyperlink w:history="1" r:id="rIdte9w82dqqp4bnz7howmj5">
+            <w:hyperlink w:history="1" r:id="rIdfofjn0qidnbr1jnmagb6d">
               <w:r>
                 <w:rPr>
                   <w:rFonts w:ascii="Arial" w:cs="Arial" w:eastAsia="Arial" w:hAnsi="Arial"/>
@@ -9974,7 +9974,7 @@
               <w:spacing w:after="10" w:before="0"/>
               <w:ind w:left="120"/>
             </w:pPr>
-            <w:hyperlink w:history="1" r:id="rIddkquvpmnhyqycpfwijt2p">
+            <w:hyperlink w:history="1" r:id="rIdx_eyrsgdpdqqu-h_rysmp">
               <w:r>
                 <w:rPr>
                   <w:rFonts w:ascii="Arial" w:cs="Arial" w:eastAsia="Arial" w:hAnsi="Arial"/>
@@ -10186,7 +10186,7 @@
               <w:spacing w:after="10" w:before="0"/>
               <w:ind w:left="120"/>
             </w:pPr>
-            <w:hyperlink w:history="1" r:id="rIdfijadgaryy8xim5e1lfaw">
+            <w:hyperlink w:history="1" r:id="rIdz4xj997i5ggr1mm4w7fgq">
               <w:r>
                 <w:rPr>
                   <w:rFonts w:ascii="Arial" w:cs="Arial" w:eastAsia="Arial" w:hAnsi="Arial"/>
@@ -10246,7 +10246,7 @@
             <w:pPr>
               <w:spacing w:after="20" w:before="0"/>
             </w:pPr>
-            <w:hyperlink w:history="1" r:id="rIdt_txzfhai8ezzgpzyi0tg">
+            <w:hyperlink w:history="1" r:id="rIdhnqq1m9anzs_-4hbmcynp">
               <w:r>
                 <w:rPr>
                   <w:rFonts w:ascii="Arial" w:cs="Arial" w:eastAsia="Arial" w:hAnsi="Arial"/>
@@ -10279,7 +10279,7 @@
               <w:spacing w:after="10" w:before="0"/>
               <w:ind w:left="120"/>
             </w:pPr>
-            <w:hyperlink w:history="1" r:id="rIdgaxhisdzuyf4fegdzvvlf">
+            <w:hyperlink w:history="1" r:id="rIdtdjjabputwg0nk2-ncznl">
               <w:r>
                 <w:rPr>
                   <w:rFonts w:ascii="Arial" w:cs="Arial" w:eastAsia="Arial" w:hAnsi="Arial"/>
@@ -10491,7 +10491,7 @@
               <w:spacing w:after="10" w:before="0"/>
               <w:ind w:left="120"/>
             </w:pPr>
-            <w:hyperlink w:history="1" r:id="rIdvfdj9vpciyltcvdvxodaz">
+            <w:hyperlink w:history="1" r:id="rId1lr4tmpujy2a32bboo3un">
               <w:r>
                 <w:rPr>
                   <w:rFonts w:ascii="Arial" w:cs="Arial" w:eastAsia="Arial" w:hAnsi="Arial"/>
@@ -10551,7 +10551,7 @@
             <w:pPr>
               <w:spacing w:after="20" w:before="0"/>
             </w:pPr>
-            <w:hyperlink w:history="1" r:id="rIdrflsb7185sh2tr6xoqbqh">
+            <w:hyperlink w:history="1" r:id="rIdnaemuvx6o_8tknhd_qf3l">
               <w:r>
                 <w:rPr>
                   <w:rFonts w:ascii="Arial" w:cs="Arial" w:eastAsia="Arial" w:hAnsi="Arial"/>
@@ -10584,7 +10584,7 @@
               <w:spacing w:after="10" w:before="0"/>
               <w:ind w:left="120"/>
             </w:pPr>
-            <w:hyperlink w:history="1" r:id="rIduwvwh7pmisfho49is7a4_">
+            <w:hyperlink w:history="1" r:id="rIdu7qjyg8hqwbdeaicllflo">
               <w:r>
                 <w:rPr>
                   <w:rFonts w:ascii="Arial" w:cs="Arial" w:eastAsia="Arial" w:hAnsi="Arial"/>
@@ -10796,7 +10796,7 @@
               <w:spacing w:after="10" w:before="0"/>
               <w:ind w:left="120"/>
             </w:pPr>
-            <w:hyperlink w:history="1" r:id="rIdjyxmfkfe1geoxl5bj4itc">
+            <w:hyperlink w:history="1" r:id="rIdtvsoun4afdvf_slqsmgq2">
               <w:r>
                 <w:rPr>
                   <w:rFonts w:ascii="Arial" w:cs="Arial" w:eastAsia="Arial" w:hAnsi="Arial"/>
@@ -10856,7 +10856,7 @@
             <w:pPr>
               <w:spacing w:after="20" w:before="0"/>
             </w:pPr>
-            <w:hyperlink w:history="1" r:id="rId6malhpmsu75yza7_vzv8j">
+            <w:hyperlink w:history="1" r:id="rIduynvutqx8izkoz38zpgtx">
               <w:r>
                 <w:rPr>
                   <w:rFonts w:ascii="Arial" w:cs="Arial" w:eastAsia="Arial" w:hAnsi="Arial"/>
@@ -10889,7 +10889,7 @@
               <w:spacing w:after="10" w:before="0"/>
               <w:ind w:left="120"/>
             </w:pPr>
-            <w:hyperlink w:history="1" r:id="rIdp-6knmpwfx4bws_4xcfir">
+            <w:hyperlink w:history="1" r:id="rId-qcnwldtbfuuhpe01aanr">
               <w:r>
                 <w:rPr>
                   <w:rFonts w:ascii="Arial" w:cs="Arial" w:eastAsia="Arial" w:hAnsi="Arial"/>
@@ -11477,7 +11477,7 @@
         </w:rPr>
         <w:t xml:space="preserve">© 2026 SeaVuria and ARES. Aligned with KICD objectives. Developed by SeaVuria; technical implementation by ARES (with AI assistance from Claude). Licensed under </w:t>
       </w:r>
-      <w:hyperlink w:history="1" r:id="rIdgmnp-ktztnzrjnfdrbmn9">
+      <w:hyperlink w:history="1" r:id="rIdf7agjiatzeeam9phh_-su">
         <w:r>
           <w:rPr>
             <w:rFonts w:ascii="Arial" w:cs="Arial" w:eastAsia="Arial" w:hAnsi="Arial"/>
@@ -11498,7 +11498,7 @@
         </w:rPr>
         <w:t xml:space="preserve"> (</w:t>
       </w:r>
-      <w:hyperlink w:history="1" r:id="rIdor9rgzx4jsgdlihheyauw">
+      <w:hyperlink w:history="1" r:id="rIdzj5_ey9aj29pcoihnygpv">
         <w:r>
           <w:rPr>
             <w:rFonts w:ascii="Arial" w:cs="Arial" w:eastAsia="Arial" w:hAnsi="Arial"/>
@@ -12511,7 +12511,7 @@
             <w:pPr>
               <w:spacing w:after="20" w:before="0"/>
             </w:pPr>
-            <w:hyperlink w:history="1" r:id="rIdscsei8trfejz5oytb3he6">
+            <w:hyperlink w:history="1" r:id="rIdl1zrwswlnlbsch8z6vaxn">
               <w:r>
                 <w:rPr>
                   <w:rFonts w:ascii="Arial" w:cs="Arial" w:eastAsia="Arial" w:hAnsi="Arial"/>
@@ -12544,7 +12544,7 @@
               <w:spacing w:after="10" w:before="0"/>
               <w:ind w:left="120"/>
             </w:pPr>
-            <w:hyperlink w:history="1" r:id="rIdkkzxserpuzywnfkwrh8hr">
+            <w:hyperlink w:history="1" r:id="rId2rdly2hczbszkuwiz5okf">
               <w:r>
                 <w:rPr>
                   <w:rFonts w:ascii="Arial" w:cs="Arial" w:eastAsia="Arial" w:hAnsi="Arial"/>
@@ -12606,7 +12606,7 @@
               <w:spacing w:after="10" w:before="0"/>
               <w:ind w:left="120"/>
             </w:pPr>
-            <w:hyperlink w:history="1" r:id="rId0zjq1isd4c4fzs96rfoou">
+            <w:hyperlink w:history="1" r:id="rIdo3btvp1g9cddv7pggjpfr">
               <w:r>
                 <w:rPr>
                   <w:rFonts w:ascii="Arial" w:cs="Arial" w:eastAsia="Arial" w:hAnsi="Arial"/>
@@ -12816,7 +12816,7 @@
             <w:pPr>
               <w:spacing w:after="20" w:before="0"/>
             </w:pPr>
-            <w:hyperlink w:history="1" r:id="rIdexmwedmxpfwvusj1wku9c">
+            <w:hyperlink w:history="1" r:id="rIdti7c1mi9aopt3ytlhgghl">
               <w:r>
                 <w:rPr>
                   <w:rFonts w:ascii="Arial" w:cs="Arial" w:eastAsia="Arial" w:hAnsi="Arial"/>
@@ -12849,7 +12849,7 @@
               <w:spacing w:after="10" w:before="0"/>
               <w:ind w:left="120"/>
             </w:pPr>
-            <w:hyperlink w:history="1" r:id="rIdz6tmrhhmnvbmh4j2siwxh">
+            <w:hyperlink w:history="1" r:id="rIdhiblvp_ml4faxy84c4v77">
               <w:r>
                 <w:rPr>
                   <w:rFonts w:ascii="Arial" w:cs="Arial" w:eastAsia="Arial" w:hAnsi="Arial"/>
@@ -12911,7 +12911,7 @@
               <w:spacing w:after="10" w:before="0"/>
               <w:ind w:left="120"/>
             </w:pPr>
-            <w:hyperlink w:history="1" r:id="rIdu5rgw7vooezfwny-1d16_">
+            <w:hyperlink w:history="1" r:id="rIddabtfp0vkbczc59nq4tta">
               <w:r>
                 <w:rPr>
                   <w:rFonts w:ascii="Arial" w:cs="Arial" w:eastAsia="Arial" w:hAnsi="Arial"/>
@@ -13121,7 +13121,7 @@
             <w:pPr>
               <w:spacing w:after="20" w:before="0"/>
             </w:pPr>
-            <w:hyperlink w:history="1" r:id="rId9lvniu9odgifrxr_nx36q">
+            <w:hyperlink w:history="1" r:id="rIdkneytxpvvnmkrklwljgfs">
               <w:r>
                 <w:rPr>
                   <w:rFonts w:ascii="Arial" w:cs="Arial" w:eastAsia="Arial" w:hAnsi="Arial"/>
@@ -13154,7 +13154,7 @@
               <w:spacing w:after="10" w:before="0"/>
               <w:ind w:left="120"/>
             </w:pPr>
-            <w:hyperlink w:history="1" r:id="rIdjpm-7xfdlk3qobh3cucel">
+            <w:hyperlink w:history="1" r:id="rIdk1y1udg6lhv3jju05pyue">
               <w:r>
                 <w:rPr>
                   <w:rFonts w:ascii="Arial" w:cs="Arial" w:eastAsia="Arial" w:hAnsi="Arial"/>
@@ -13216,7 +13216,7 @@
               <w:spacing w:after="10" w:before="0"/>
               <w:ind w:left="120"/>
             </w:pPr>
-            <w:hyperlink w:history="1" r:id="rIdkqdvzqgj3wf1xxhumsbnj">
+            <w:hyperlink w:history="1" r:id="rIdtclaw8vdycpc1cwhortxs">
               <w:r>
                 <w:rPr>
                   <w:rFonts w:ascii="Arial" w:cs="Arial" w:eastAsia="Arial" w:hAnsi="Arial"/>
@@ -13426,7 +13426,7 @@
             <w:pPr>
               <w:spacing w:after="20" w:before="0"/>
             </w:pPr>
-            <w:hyperlink w:history="1" r:id="rId9uhb36shvb7b4meaycyc8">
+            <w:hyperlink w:history="1" r:id="rId8wug96k0h0ic0vk1ze6i9">
               <w:r>
                 <w:rPr>
                   <w:rFonts w:ascii="Arial" w:cs="Arial" w:eastAsia="Arial" w:hAnsi="Arial"/>
@@ -13459,7 +13459,7 @@
               <w:spacing w:after="10" w:before="0"/>
               <w:ind w:left="120"/>
             </w:pPr>
-            <w:hyperlink w:history="1" r:id="rId59ezwgpoq23vp5i6zcgqw">
+            <w:hyperlink w:history="1" r:id="rId1ldpqopxcvkmr_7yocwfj">
               <w:r>
                 <w:rPr>
                   <w:rFonts w:ascii="Arial" w:cs="Arial" w:eastAsia="Arial" w:hAnsi="Arial"/>
@@ -13521,7 +13521,7 @@
               <w:spacing w:after="10" w:before="0"/>
               <w:ind w:left="120"/>
             </w:pPr>
-            <w:hyperlink w:history="1" r:id="rIdjrcax7vfdpcvsasm9iqhl">
+            <w:hyperlink w:history="1" r:id="rId7jxey0grn-q7s4wdjem2d">
               <w:r>
                 <w:rPr>
                   <w:rFonts w:ascii="Arial" w:cs="Arial" w:eastAsia="Arial" w:hAnsi="Arial"/>
@@ -13731,7 +13731,7 @@
             <w:pPr>
               <w:spacing w:after="20" w:before="0"/>
             </w:pPr>
-            <w:hyperlink w:history="1" r:id="rId8pvd9kp54p_sjwqiyued2">
+            <w:hyperlink w:history="1" r:id="rIdzt-swffytgopqae0veuil">
               <w:r>
                 <w:rPr>
                   <w:rFonts w:ascii="Arial" w:cs="Arial" w:eastAsia="Arial" w:hAnsi="Arial"/>
@@ -13764,7 +13764,7 @@
               <w:spacing w:after="10" w:before="0"/>
               <w:ind w:left="120"/>
             </w:pPr>
-            <w:hyperlink w:history="1" r:id="rIds3brpa799sr7mxyw-uya4">
+            <w:hyperlink w:history="1" r:id="rIdwd4o7slyg-qcvg5zgudsd">
               <w:r>
                 <w:rPr>
                   <w:rFonts w:ascii="Arial" w:cs="Arial" w:eastAsia="Arial" w:hAnsi="Arial"/>
@@ -13826,7 +13826,7 @@
               <w:spacing w:after="10" w:before="0"/>
               <w:ind w:left="120"/>
             </w:pPr>
-            <w:hyperlink w:history="1" r:id="rId5qijxmb_sxbrixayxe9dw">
+            <w:hyperlink w:history="1" r:id="rIdgv_s8lq0_umnhyerhkg2e">
               <w:r>
                 <w:rPr>
                   <w:rFonts w:ascii="Arial" w:cs="Arial" w:eastAsia="Arial" w:hAnsi="Arial"/>
@@ -14353,7 +14353,7 @@
         </w:rPr>
         <w:t xml:space="preserve">© 2026 SeaVuria and ARES. Aligned with KICD objectives. Developed by SeaVuria; technical implementation by ARES (with AI assistance from Claude). Licensed under </w:t>
       </w:r>
-      <w:hyperlink w:history="1" r:id="rIdspswb6g4jdg_y0xcwsz6b">
+      <w:hyperlink w:history="1" r:id="rIdbkf_tekedcdkk-xqylqeb">
         <w:r>
           <w:rPr>
             <w:rFonts w:ascii="Arial" w:cs="Arial" w:eastAsia="Arial" w:hAnsi="Arial"/>
@@ -14374,7 +14374,7 @@
         </w:rPr>
         <w:t xml:space="preserve"> (</w:t>
       </w:r>
-      <w:hyperlink w:history="1" r:id="rIdr7wsakeavlhfewfj8jfda">
+      <w:hyperlink w:history="1" r:id="rIdo5wkgv8wyqxmfx6eo4py2">
         <w:r>
           <w:rPr>
             <w:rFonts w:ascii="Arial" w:cs="Arial" w:eastAsia="Arial" w:hAnsi="Arial"/>
@@ -15603,7 +15603,7 @@
               <w:spacing w:after="10" w:before="0"/>
               <w:ind w:left="120"/>
             </w:pPr>
-            <w:hyperlink w:history="1" r:id="rIdsk0fgmlinkhhaif7g4cys">
+            <w:hyperlink w:history="1" r:id="rIdqewsvmxmkcdnq80limlaj">
               <w:r>
                 <w:rPr>
                   <w:rFonts w:ascii="Arial" w:cs="Arial" w:eastAsia="Arial" w:hAnsi="Arial"/>
@@ -15680,7 +15680,7 @@
               <w:spacing w:after="10" w:before="0"/>
               <w:ind w:left="120"/>
             </w:pPr>
-            <w:hyperlink w:history="1" r:id="rIdatnqvwktxyztstpiwen9u">
+            <w:hyperlink w:history="1" r:id="rIdsenlff1gpgqzh34lmdgwn">
               <w:r>
                 <w:rPr>
                   <w:rFonts w:ascii="Arial" w:cs="Arial" w:eastAsia="Arial" w:hAnsi="Arial"/>
@@ -15907,7 +15907,7 @@
               <w:spacing w:after="10" w:before="0"/>
               <w:ind w:left="120"/>
             </w:pPr>
-            <w:hyperlink w:history="1" r:id="rIdnfcmk0qvoid_jbbxo5_ai">
+            <w:hyperlink w:history="1" r:id="rIdsczsnh2pi7cryw_hhwryd">
               <w:r>
                 <w:rPr>
                   <w:rFonts w:ascii="Arial" w:cs="Arial" w:eastAsia="Arial" w:hAnsi="Arial"/>
@@ -15984,7 +15984,7 @@
               <w:spacing w:after="10" w:before="0"/>
               <w:ind w:left="120"/>
             </w:pPr>
-            <w:hyperlink w:history="1" r:id="rIdecdu5wn-ygfz2_fnpnixs">
+            <w:hyperlink w:history="1" r:id="rIdjiqrgzgljwxwbv7fh1gge">
               <w:r>
                 <w:rPr>
                   <w:rFonts w:ascii="Arial" w:cs="Arial" w:eastAsia="Arial" w:hAnsi="Arial"/>
@@ -16211,7 +16211,7 @@
               <w:spacing w:after="10" w:before="0"/>
               <w:ind w:left="120"/>
             </w:pPr>
-            <w:hyperlink w:history="1" r:id="rId5y-ty6gcp3ganufmoxqyr">
+            <w:hyperlink w:history="1" r:id="rIdxb6_xavhcljxsntmflusr">
               <w:r>
                 <w:rPr>
                   <w:rFonts w:ascii="Arial" w:cs="Arial" w:eastAsia="Arial" w:hAnsi="Arial"/>
@@ -16288,7 +16288,7 @@
               <w:spacing w:after="10" w:before="0"/>
               <w:ind w:left="120"/>
             </w:pPr>
-            <w:hyperlink w:history="1" r:id="rIdmjc2_0wd0zjhkgreqzune">
+            <w:hyperlink w:history="1" r:id="rId5iysk8m8zizxezgci6rjo">
               <w:r>
                 <w:rPr>
                   <w:rFonts w:ascii="Arial" w:cs="Arial" w:eastAsia="Arial" w:hAnsi="Arial"/>
@@ -16515,7 +16515,7 @@
               <w:spacing w:after="10" w:before="0"/>
               <w:ind w:left="120"/>
             </w:pPr>
-            <w:hyperlink w:history="1" r:id="rIdxsyzv-cuxv3qxcxrzilll">
+            <w:hyperlink w:history="1" r:id="rIdwqbnvyzs4zrid48nus4oh">
               <w:r>
                 <w:rPr>
                   <w:rFonts w:ascii="Arial" w:cs="Arial" w:eastAsia="Arial" w:hAnsi="Arial"/>
@@ -16592,7 +16592,7 @@
               <w:spacing w:after="10" w:before="0"/>
               <w:ind w:left="120"/>
             </w:pPr>
-            <w:hyperlink w:history="1" r:id="rIdjou2gqdthutwlup6jxp_h">
+            <w:hyperlink w:history="1" r:id="rIddqlcgaejnf7voxj0smnga">
               <w:r>
                 <w:rPr>
                   <w:rFonts w:ascii="Arial" w:cs="Arial" w:eastAsia="Arial" w:hAnsi="Arial"/>
@@ -16819,7 +16819,7 @@
               <w:spacing w:after="10" w:before="0"/>
               <w:ind w:left="120"/>
             </w:pPr>
-            <w:hyperlink w:history="1" r:id="rIdvlfmurlhkemquz28tcyzy">
+            <w:hyperlink w:history="1" r:id="rIdzl6kof7n4mzsfdlg69zul">
               <w:r>
                 <w:rPr>
                   <w:rFonts w:ascii="Arial" w:cs="Arial" w:eastAsia="Arial" w:hAnsi="Arial"/>
@@ -16896,7 +16896,7 @@
               <w:spacing w:after="10" w:before="0"/>
               <w:ind w:left="120"/>
             </w:pPr>
-            <w:hyperlink w:history="1" r:id="rIdg-45uwqdqpy2agmqsmvji">
+            <w:hyperlink w:history="1" r:id="rId6ko5dbrlwhgur-ksdo8rf">
               <w:r>
                 <w:rPr>
                   <w:rFonts w:ascii="Arial" w:cs="Arial" w:eastAsia="Arial" w:hAnsi="Arial"/>
@@ -17499,7 +17499,7 @@
         </w:rPr>
         <w:t xml:space="preserve">© 2026 SeaVuria and ARES. Aligned with KICD objectives. Developed by SeaVuria; technical implementation by ARES (with AI assistance from Claude). Licensed under </w:t>
       </w:r>
-      <w:hyperlink w:history="1" r:id="rIdu7fqpu5cygq8hplqaotk3">
+      <w:hyperlink w:history="1" r:id="rId6hwee8gn8kfcibnltc3en">
         <w:r>
           <w:rPr>
             <w:rFonts w:ascii="Arial" w:cs="Arial" w:eastAsia="Arial" w:hAnsi="Arial"/>
@@ -17520,7 +17520,7 @@
         </w:rPr>
         <w:t xml:space="preserve"> (</w:t>
       </w:r>
-      <w:hyperlink w:history="1" r:id="rIdz9qlv9d4hty7_dzqbfos2">
+      <w:hyperlink w:history="1" r:id="rIduq2uxmople2heymiqh28x">
         <w:r>
           <w:rPr>
             <w:rFonts w:ascii="Arial" w:cs="Arial" w:eastAsia="Arial" w:hAnsi="Arial"/>
@@ -18712,7 +18712,7 @@
             <w:pPr>
               <w:spacing w:after="20" w:before="0"/>
             </w:pPr>
-            <w:hyperlink w:history="1" r:id="rId29xwysvob4wzrh18tfigo">
+            <w:hyperlink w:history="1" r:id="rIdnrrr8oicceivgpfukdpnw">
               <w:r>
                 <w:rPr>
                   <w:rFonts w:ascii="Arial" w:cs="Arial" w:eastAsia="Arial" w:hAnsi="Arial"/>
@@ -18745,7 +18745,7 @@
               <w:spacing w:after="10" w:before="0"/>
               <w:ind w:left="120"/>
             </w:pPr>
-            <w:hyperlink w:history="1" r:id="rId1-2fmqpf8-smsxubg7cck">
+            <w:hyperlink w:history="1" r:id="rIdl8v9zz2sn9qyu7yem5oj2">
               <w:r>
                 <w:rPr>
                   <w:rFonts w:ascii="Arial" w:cs="Arial" w:eastAsia="Arial" w:hAnsi="Arial"/>
@@ -18790,7 +18790,7 @@
             <w:pPr>
               <w:spacing w:after="20" w:before="0"/>
             </w:pPr>
-            <w:hyperlink w:history="1" r:id="rId09pdevqazv_hcdgjshkaf">
+            <w:hyperlink w:history="1" r:id="rIdf9ar62bxcvdmhf4o5aor_">
               <w:r>
                 <w:rPr>
                   <w:rFonts w:ascii="Arial" w:cs="Arial" w:eastAsia="Arial" w:hAnsi="Arial"/>
@@ -18823,7 +18823,7 @@
               <w:spacing w:after="10" w:before="0"/>
               <w:ind w:left="120"/>
             </w:pPr>
-            <w:hyperlink w:history="1" r:id="rIdqsyzwxxnzibp7jjstm1wj">
+            <w:hyperlink w:history="1" r:id="rIdhl4zemjyanglec4wmzmby">
               <w:r>
                 <w:rPr>
                   <w:rFonts w:ascii="Arial" w:cs="Arial" w:eastAsia="Arial" w:hAnsi="Arial"/>
@@ -19018,7 +19018,7 @@
             <w:pPr>
               <w:spacing w:after="20" w:before="0"/>
             </w:pPr>
-            <w:hyperlink w:history="1" r:id="rIdbwi2xehycdaoq2pjbplhn">
+            <w:hyperlink w:history="1" r:id="rId-wqifvo2gz-97eq1ocscc">
               <w:r>
                 <w:rPr>
                   <w:rFonts w:ascii="Arial" w:cs="Arial" w:eastAsia="Arial" w:hAnsi="Arial"/>
@@ -19051,7 +19051,7 @@
               <w:spacing w:after="10" w:before="0"/>
               <w:ind w:left="120"/>
             </w:pPr>
-            <w:hyperlink w:history="1" r:id="rIdc9oh4_cvybfh7hivpzwdo">
+            <w:hyperlink w:history="1" r:id="rIdzae-vepgtennuqh14sc1z">
               <w:r>
                 <w:rPr>
                   <w:rFonts w:ascii="Arial" w:cs="Arial" w:eastAsia="Arial" w:hAnsi="Arial"/>
@@ -19096,7 +19096,7 @@
             <w:pPr>
               <w:spacing w:after="20" w:before="0"/>
             </w:pPr>
-            <w:hyperlink w:history="1" r:id="rIdmti7ni9_zrhp8obmvfkkd">
+            <w:hyperlink w:history="1" r:id="rIdmmb546fmdigkwyksfv5b4">
               <w:r>
                 <w:rPr>
                   <w:rFonts w:ascii="Arial" w:cs="Arial" w:eastAsia="Arial" w:hAnsi="Arial"/>
@@ -19129,7 +19129,7 @@
               <w:spacing w:after="10" w:before="0"/>
               <w:ind w:left="120"/>
             </w:pPr>
-            <w:hyperlink w:history="1" r:id="rIdyd8ovubq1sepxuekgwuqy">
+            <w:hyperlink w:history="1" r:id="rId0tad-xuwjyi_5qsfy8ifv">
               <w:r>
                 <w:rPr>
                   <w:rFonts w:ascii="Arial" w:cs="Arial" w:eastAsia="Arial" w:hAnsi="Arial"/>
@@ -19324,7 +19324,7 @@
             <w:pPr>
               <w:spacing w:after="20" w:before="0"/>
             </w:pPr>
-            <w:hyperlink w:history="1" r:id="rIdsqypvl1aiqbqmf8vkf_ke">
+            <w:hyperlink w:history="1" r:id="rIdm9pcydxnr3p-yxv3u20cc">
               <w:r>
                 <w:rPr>
                   <w:rFonts w:ascii="Arial" w:cs="Arial" w:eastAsia="Arial" w:hAnsi="Arial"/>
@@ -19357,7 +19357,7 @@
               <w:spacing w:after="10" w:before="0"/>
               <w:ind w:left="120"/>
             </w:pPr>
-            <w:hyperlink w:history="1" r:id="rIdub-0shlrfleqceuzskm1i">
+            <w:hyperlink w:history="1" r:id="rId3ystnhjrtbaz0kzy2cfnn">
               <w:r>
                 <w:rPr>
                   <w:rFonts w:ascii="Arial" w:cs="Arial" w:eastAsia="Arial" w:hAnsi="Arial"/>
@@ -19402,7 +19402,7 @@
             <w:pPr>
               <w:spacing w:after="20" w:before="0"/>
             </w:pPr>
-            <w:hyperlink w:history="1" r:id="rIdq8poy_ctumllznhp4gpdx">
+            <w:hyperlink w:history="1" r:id="rId_s5qgat6oq0y-qx8d12bl">
               <w:r>
                 <w:rPr>
                   <w:rFonts w:ascii="Arial" w:cs="Arial" w:eastAsia="Arial" w:hAnsi="Arial"/>
@@ -19435,7 +19435,7 @@
               <w:spacing w:after="10" w:before="0"/>
               <w:ind w:left="120"/>
             </w:pPr>
-            <w:hyperlink w:history="1" r:id="rId8fqpi5u8oglnvr_j8v8ri">
+            <w:hyperlink w:history="1" r:id="rId_ugo5tnpctxwrkp6fyk2x">
               <w:r>
                 <w:rPr>
                   <w:rFonts w:ascii="Arial" w:cs="Arial" w:eastAsia="Arial" w:hAnsi="Arial"/>
@@ -19630,7 +19630,7 @@
             <w:pPr>
               <w:spacing w:after="20" w:before="0"/>
             </w:pPr>
-            <w:hyperlink w:history="1" r:id="rIdl8ajvxo56tyyexjwa3lwh">
+            <w:hyperlink w:history="1" r:id="rIdbffc0iapnomnv5qgbmjpk">
               <w:r>
                 <w:rPr>
                   <w:rFonts w:ascii="Arial" w:cs="Arial" w:eastAsia="Arial" w:hAnsi="Arial"/>
@@ -19663,7 +19663,7 @@
               <w:spacing w:after="10" w:before="0"/>
               <w:ind w:left="120"/>
             </w:pPr>
-            <w:hyperlink w:history="1" r:id="rIddr2aftdjcunk5jxg-rbxc">
+            <w:hyperlink w:history="1" r:id="rId6drqes9n-rtgwr_vlggu-">
               <w:r>
                 <w:rPr>
                   <w:rFonts w:ascii="Arial" w:cs="Arial" w:eastAsia="Arial" w:hAnsi="Arial"/>
@@ -19708,7 +19708,7 @@
             <w:pPr>
               <w:spacing w:after="20" w:before="0"/>
             </w:pPr>
-            <w:hyperlink w:history="1" r:id="rIdgvyf4qdvcboggrkm2k6av">
+            <w:hyperlink w:history="1" r:id="rIddioikuefplm77fx0rgbln">
               <w:r>
                 <w:rPr>
                   <w:rFonts w:ascii="Arial" w:cs="Arial" w:eastAsia="Arial" w:hAnsi="Arial"/>
@@ -19741,7 +19741,7 @@
               <w:spacing w:after="10" w:before="0"/>
               <w:ind w:left="120"/>
             </w:pPr>
-            <w:hyperlink w:history="1" r:id="rIdouttlvgsknovzbjkfgfua">
+            <w:hyperlink w:history="1" r:id="rIdslei8ervkk_ew_z9rsrnr">
               <w:r>
                 <w:rPr>
                   <w:rFonts w:ascii="Arial" w:cs="Arial" w:eastAsia="Arial" w:hAnsi="Arial"/>
@@ -19936,7 +19936,7 @@
             <w:pPr>
               <w:spacing w:after="20" w:before="0"/>
             </w:pPr>
-            <w:hyperlink w:history="1" r:id="rId4w526bckrmezflxx5r5mz">
+            <w:hyperlink w:history="1" r:id="rId9avbvjd-c1n9mj_qyyloj">
               <w:r>
                 <w:rPr>
                   <w:rFonts w:ascii="Arial" w:cs="Arial" w:eastAsia="Arial" w:hAnsi="Arial"/>
@@ -19969,7 +19969,7 @@
               <w:spacing w:after="10" w:before="0"/>
               <w:ind w:left="120"/>
             </w:pPr>
-            <w:hyperlink w:history="1" r:id="rIdys16juysna51l1zbndmgy">
+            <w:hyperlink w:history="1" r:id="rIdnbt73ou0auslyujvx8bww">
               <w:r>
                 <w:rPr>
                   <w:rFonts w:ascii="Arial" w:cs="Arial" w:eastAsia="Arial" w:hAnsi="Arial"/>
@@ -20014,7 +20014,7 @@
             <w:pPr>
               <w:spacing w:after="20" w:before="0"/>
             </w:pPr>
-            <w:hyperlink w:history="1" r:id="rIdo1lr8pssu1nigeaan0j_7">
+            <w:hyperlink w:history="1" r:id="rIdqqkonucpncun9xftfrspt">
               <w:r>
                 <w:rPr>
                   <w:rFonts w:ascii="Arial" w:cs="Arial" w:eastAsia="Arial" w:hAnsi="Arial"/>
@@ -20047,7 +20047,7 @@
               <w:spacing w:after="10" w:before="0"/>
               <w:ind w:left="120"/>
             </w:pPr>
-            <w:hyperlink w:history="1" r:id="rIdugvdwy1nnmec5y-ml9glv">
+            <w:hyperlink w:history="1" r:id="rIdrlpsvupw8eqwyltu96r8l">
               <w:r>
                 <w:rPr>
                   <w:rFonts w:ascii="Arial" w:cs="Arial" w:eastAsia="Arial" w:hAnsi="Arial"/>
@@ -20711,7 +20711,7 @@
         </w:rPr>
         <w:t xml:space="preserve">© 2026 SeaVuria and ARES. Aligned with KICD objectives. Developed by SeaVuria; technical implementation by ARES (with AI assistance from Claude). Licensed under </w:t>
       </w:r>
-      <w:hyperlink w:history="1" r:id="rIdycezxlu0raqsvhztr_hju">
+      <w:hyperlink w:history="1" r:id="rIdbyyxa6ufwz7u2l_h6pfye">
         <w:r>
           <w:rPr>
             <w:rFonts w:ascii="Arial" w:cs="Arial" w:eastAsia="Arial" w:hAnsi="Arial"/>
@@ -20732,7 +20732,7 @@
         </w:rPr>
         <w:t xml:space="preserve"> (</w:t>
       </w:r>
-      <w:hyperlink w:history="1" r:id="rIdmhjqqxsfczoh7gmvvbr8s">
+      <w:hyperlink w:history="1" r:id="rIducghgksxyjafebvmi1f6x">
         <w:r>
           <w:rPr>
             <w:rFonts w:ascii="Arial" w:cs="Arial" w:eastAsia="Arial" w:hAnsi="Arial"/>
@@ -21921,7 +21921,7 @@
               <w:spacing w:after="10" w:before="0"/>
               <w:ind w:left="120"/>
             </w:pPr>
-            <w:hyperlink w:history="1" r:id="rIdbqxgqinzcarjnmphnuj_i">
+            <w:hyperlink w:history="1" r:id="rIdyfqqej_jsgabze1lgpbnv">
               <w:r>
                 <w:rPr>
                   <w:rFonts w:ascii="Arial" w:cs="Arial" w:eastAsia="Arial" w:hAnsi="Arial"/>
@@ -21998,7 +21998,7 @@
               <w:spacing w:after="10" w:before="0"/>
               <w:ind w:left="120"/>
             </w:pPr>
-            <w:hyperlink w:history="1" r:id="rIds_pxq57a4iase6_29pry2">
+            <w:hyperlink w:history="1" r:id="rId3e52y19kq4vtjw2wfpfvv">
               <w:r>
                 <w:rPr>
                   <w:rFonts w:ascii="Arial" w:cs="Arial" w:eastAsia="Arial" w:hAnsi="Arial"/>
@@ -22225,7 +22225,7 @@
               <w:spacing w:after="10" w:before="0"/>
               <w:ind w:left="120"/>
             </w:pPr>
-            <w:hyperlink w:history="1" r:id="rIdkssrjpx5x_gmcfohwnfmr">
+            <w:hyperlink w:history="1" r:id="rIdr1lkum1hmjcx9y3wmqmqj">
               <w:r>
                 <w:rPr>
                   <w:rFonts w:ascii="Arial" w:cs="Arial" w:eastAsia="Arial" w:hAnsi="Arial"/>
@@ -22302,7 +22302,7 @@
               <w:spacing w:after="10" w:before="0"/>
               <w:ind w:left="120"/>
             </w:pPr>
-            <w:hyperlink w:history="1" r:id="rIdry_t0yfrjz3vnorfeghu2">
+            <w:hyperlink w:history="1" r:id="rIdqu40sbrcbe-dgzm5oalbr">
               <w:r>
                 <w:rPr>
                   <w:rFonts w:ascii="Arial" w:cs="Arial" w:eastAsia="Arial" w:hAnsi="Arial"/>
@@ -22529,7 +22529,7 @@
               <w:spacing w:after="10" w:before="0"/>
               <w:ind w:left="120"/>
             </w:pPr>
-            <w:hyperlink w:history="1" r:id="rIdw-7ss1y3bu7xq_b0wu-3k">
+            <w:hyperlink w:history="1" r:id="rIddg64b6ihfrjgguhl5hm1v">
               <w:r>
                 <w:rPr>
                   <w:rFonts w:ascii="Arial" w:cs="Arial" w:eastAsia="Arial" w:hAnsi="Arial"/>
@@ -22606,7 +22606,7 @@
               <w:spacing w:after="10" w:before="0"/>
               <w:ind w:left="120"/>
             </w:pPr>
-            <w:hyperlink w:history="1" r:id="rId61nnchvsmr4zw8di1ekhu">
+            <w:hyperlink w:history="1" r:id="rIdxw8dopatvdq70jt6qotnx">
               <w:r>
                 <w:rPr>
                   <w:rFonts w:ascii="Arial" w:cs="Arial" w:eastAsia="Arial" w:hAnsi="Arial"/>
@@ -22932,7 +22932,7 @@
               <w:spacing w:after="10" w:before="0"/>
               <w:ind w:left="120"/>
             </w:pPr>
-            <w:hyperlink w:history="1" r:id="rIdeamfrdwxp_0nrvqd_lvdl">
+            <w:hyperlink w:history="1" r:id="rIdkmr6fu5zxqjpwigkfwg8o">
               <w:r>
                 <w:rPr>
                   <w:rFonts w:ascii="Arial" w:cs="Arial" w:eastAsia="Arial" w:hAnsi="Arial"/>
@@ -23009,7 +23009,7 @@
               <w:spacing w:after="10" w:before="0"/>
               <w:ind w:left="120"/>
             </w:pPr>
-            <w:hyperlink w:history="1" r:id="rIdhxevbrhqxqytiqpolepd2">
+            <w:hyperlink w:history="1" r:id="rIdcjhx6goxujjlfqwsqkked">
               <w:r>
                 <w:rPr>
                   <w:rFonts w:ascii="Arial" w:cs="Arial" w:eastAsia="Arial" w:hAnsi="Arial"/>
@@ -23236,7 +23236,7 @@
               <w:spacing w:after="10" w:before="0"/>
               <w:ind w:left="120"/>
             </w:pPr>
-            <w:hyperlink w:history="1" r:id="rIdfewtsmzt04nbkasryq57f">
+            <w:hyperlink w:history="1" r:id="rIdggzddyfqimdtjy2e1z6uq">
               <w:r>
                 <w:rPr>
                   <w:rFonts w:ascii="Arial" w:cs="Arial" w:eastAsia="Arial" w:hAnsi="Arial"/>
@@ -23313,7 +23313,7 @@
               <w:spacing w:after="10" w:before="0"/>
               <w:ind w:left="120"/>
             </w:pPr>
-            <w:hyperlink w:history="1" r:id="rId2lsrsx0qtjsg-bamulzty">
+            <w:hyperlink w:history="1" r:id="rIdb859ebrb7bewoabezkq8d">
               <w:r>
                 <w:rPr>
                   <w:rFonts w:ascii="Arial" w:cs="Arial" w:eastAsia="Arial" w:hAnsi="Arial"/>
@@ -23916,7 +23916,7 @@
         </w:rPr>
         <w:t xml:space="preserve">© 2026 SeaVuria and ARES. Aligned with KICD objectives. Developed by SeaVuria; technical implementation by ARES (with AI assistance from Claude). Licensed under </w:t>
       </w:r>
-      <w:hyperlink w:history="1" r:id="rIddi4jmnffsmd1eswh8vivo">
+      <w:hyperlink w:history="1" r:id="rIdzrcuj7isq6nsasyqk7vju">
         <w:r>
           <w:rPr>
             <w:rFonts w:ascii="Arial" w:cs="Arial" w:eastAsia="Arial" w:hAnsi="Arial"/>
@@ -23937,7 +23937,7 @@
         </w:rPr>
         <w:t xml:space="preserve"> (</w:t>
       </w:r>
-      <w:hyperlink w:history="1" r:id="rIdskraffkkpg_5zrfny9kqm">
+      <w:hyperlink w:history="1" r:id="rIdugre598lrz3hscft8ejcs">
         <w:r>
           <w:rPr>
             <w:rFonts w:ascii="Arial" w:cs="Arial" w:eastAsia="Arial" w:hAnsi="Arial"/>
@@ -25206,7 +25206,7 @@
               <w:spacing w:after="10" w:before="0"/>
               <w:ind w:left="120"/>
             </w:pPr>
-            <w:hyperlink w:history="1" r:id="rIds-5cgtbdmurdujzs5rpef">
+            <w:hyperlink w:history="1" r:id="rIdwvoghzevd0xkdflpnhgyk">
               <w:r>
                 <w:rPr>
                   <w:rFonts w:ascii="Arial" w:cs="Arial" w:eastAsia="Arial" w:hAnsi="Arial"/>
@@ -25283,7 +25283,7 @@
               <w:spacing w:after="10" w:before="0"/>
               <w:ind w:left="120"/>
             </w:pPr>
-            <w:hyperlink w:history="1" r:id="rId4xxhvpl8lx2erb8gjz71j">
+            <w:hyperlink w:history="1" r:id="rIdzm1rqfldhglbxrzsf_a2p">
               <w:r>
                 <w:rPr>
                   <w:rFonts w:ascii="Arial" w:cs="Arial" w:eastAsia="Arial" w:hAnsi="Arial"/>
@@ -25510,7 +25510,7 @@
               <w:spacing w:after="10" w:before="0"/>
               <w:ind w:left="120"/>
             </w:pPr>
-            <w:hyperlink w:history="1" r:id="rIdceuz_pkzza40txwsroxfz">
+            <w:hyperlink w:history="1" r:id="rIdcof-tzj7a_ixmhms9zt1l">
               <w:r>
                 <w:rPr>
                   <w:rFonts w:ascii="Arial" w:cs="Arial" w:eastAsia="Arial" w:hAnsi="Arial"/>
@@ -25587,7 +25587,7 @@
               <w:spacing w:after="10" w:before="0"/>
               <w:ind w:left="120"/>
             </w:pPr>
-            <w:hyperlink w:history="1" r:id="rIdyyyzzmop0gwe0njvwrjir">
+            <w:hyperlink w:history="1" r:id="rId_9n9bp3mvmes_szmlop6r">
               <w:r>
                 <w:rPr>
                   <w:rFonts w:ascii="Arial" w:cs="Arial" w:eastAsia="Arial" w:hAnsi="Arial"/>
@@ -25814,7 +25814,7 @@
               <w:spacing w:after="10" w:before="0"/>
               <w:ind w:left="120"/>
             </w:pPr>
-            <w:hyperlink w:history="1" r:id="rIdh-shsreqp3utrp0j0zrls">
+            <w:hyperlink w:history="1" r:id="rIdoi4romdahdiqzle-afl_j">
               <w:r>
                 <w:rPr>
                   <w:rFonts w:ascii="Arial" w:cs="Arial" w:eastAsia="Arial" w:hAnsi="Arial"/>
@@ -25891,7 +25891,7 @@
               <w:spacing w:after="10" w:before="0"/>
               <w:ind w:left="120"/>
             </w:pPr>
-            <w:hyperlink w:history="1" r:id="rIdmyoayd_oroypuwmuwvc3e">
+            <w:hyperlink w:history="1" r:id="rId_d2xmgi_g6iacfslcbzka">
               <w:r>
                 <w:rPr>
                   <w:rFonts w:ascii="Arial" w:cs="Arial" w:eastAsia="Arial" w:hAnsi="Arial"/>
@@ -26118,7 +26118,7 @@
               <w:spacing w:after="10" w:before="0"/>
               <w:ind w:left="120"/>
             </w:pPr>
-            <w:hyperlink w:history="1" r:id="rIdupjmkmqeg_ibumpiw3kl-">
+            <w:hyperlink w:history="1" r:id="rIduuh7ym3v-hjbcihtg4ms5">
               <w:r>
                 <w:rPr>
                   <w:rFonts w:ascii="Arial" w:cs="Arial" w:eastAsia="Arial" w:hAnsi="Arial"/>
@@ -26195,7 +26195,7 @@
               <w:spacing w:after="10" w:before="0"/>
               <w:ind w:left="120"/>
             </w:pPr>
-            <w:hyperlink w:history="1" r:id="rId04zbgmj4ciqckqe2y1fko">
+            <w:hyperlink w:history="1" r:id="rIdxb4v8gjvk8xmhqs-hpp87">
               <w:r>
                 <w:rPr>
                   <w:rFonts w:ascii="Arial" w:cs="Arial" w:eastAsia="Arial" w:hAnsi="Arial"/>
@@ -26422,7 +26422,7 @@
               <w:spacing w:after="10" w:before="0"/>
               <w:ind w:left="120"/>
             </w:pPr>
-            <w:hyperlink w:history="1" r:id="rIdbqvb1mdit5kwrijoiy-ju">
+            <w:hyperlink w:history="1" r:id="rIdu22opbcvq8my6ehayj9iw">
               <w:r>
                 <w:rPr>
                   <w:rFonts w:ascii="Arial" w:cs="Arial" w:eastAsia="Arial" w:hAnsi="Arial"/>
@@ -26499,7 +26499,7 @@
               <w:spacing w:after="10" w:before="0"/>
               <w:ind w:left="120"/>
             </w:pPr>
-            <w:hyperlink w:history="1" r:id="rId2axoi28djea4ozkew-x29">
+            <w:hyperlink w:history="1" r:id="rIdeszw9073rpofbgllen1zc">
               <w:r>
                 <w:rPr>
                   <w:rFonts w:ascii="Arial" w:cs="Arial" w:eastAsia="Arial" w:hAnsi="Arial"/>
@@ -27178,7 +27178,7 @@
         </w:rPr>
         <w:t xml:space="preserve">© 2026 SeaVuria and ARES. Aligned with KICD objectives. Developed by SeaVuria; technical implementation by ARES (with AI assistance from Claude). Licensed under </w:t>
       </w:r>
-      <w:hyperlink w:history="1" r:id="rIdik9top619fg6d7dyqy1nu">
+      <w:hyperlink w:history="1" r:id="rIdv2cjlszsbflkdv4bagqi6">
         <w:r>
           <w:rPr>
             <w:rFonts w:ascii="Arial" w:cs="Arial" w:eastAsia="Arial" w:hAnsi="Arial"/>
@@ -27199,7 +27199,7 @@
         </w:rPr>
         <w:t xml:space="preserve"> (</w:t>
       </w:r>
-      <w:hyperlink w:history="1" r:id="rIdxsiytgqdvcs7gukl_cyle">
+      <w:hyperlink w:history="1" r:id="rIdjzd-vutggi_lje7kwefcr">
         <w:r>
           <w:rPr>
             <w:rFonts w:ascii="Arial" w:cs="Arial" w:eastAsia="Arial" w:hAnsi="Arial"/>

--- a/data/outputs/v2/General_Science/SS1.3_Nutrition_in_Animals/General_Science_Nutrition_in_Animals_CBE_LessonSequence.docx
+++ b/data/outputs/v2/General_Science/SS1.3_Nutrition_in_Animals/General_Science_Nutrition_in_Animals_CBE_LessonSequence.docx
@@ -38,6 +38,1942 @@
           <w:szCs w:val="22"/>
         </w:rPr>
         <w:t xml:space="preserve">CBE Phenomenon-Driven Lesson Sequence — Sub-Strand 1.3 (8 Lessons)</w:t>
+      </w:r>
+    </w:p>
+    <w:p>
+      <w:pPr>
+        <w:spacing w:after="120"/>
+      </w:pPr>
+      <w:r>
+        <w:t xml:space="preserve"/>
+      </w:r>
+    </w:p>
+    <w:tbl>
+      <w:tblPr>
+        <w:tblW w:type="dxa" w:w="13680"/>
+        <w:tblBorders>
+          <w:top w:val="single" w:color="AAAAAA" w:sz="4"/>
+          <w:left w:val="single" w:color="AAAAAA" w:sz="4"/>
+          <w:bottom w:val="single" w:color="AAAAAA" w:sz="4"/>
+          <w:right w:val="single" w:color="AAAAAA" w:sz="4"/>
+          <w:insideH w:val="single" w:color="auto" w:sz="4"/>
+          <w:insideV w:val="single" w:color="auto" w:sz="4"/>
+        </w:tblBorders>
+        <w:tblLayout w:type="fixed"/>
+      </w:tblPr>
+      <w:tblGrid>
+        <w:gridCol w:w="3000"/>
+        <w:gridCol w:w="10680"/>
+      </w:tblGrid>
+      <w:tr>
+        <w:tc>
+          <w:tcPr>
+            <w:tcW w:type="dxa" w:w="13680"/>
+            <w:gridSpan w:val="2"/>
+            <w:shd w:fill="1F3864" w:color="auto" w:val="clear"/>
+            <w:tcMar>
+              <w:top w:type="dxa" w:w="60"/>
+              <w:left w:type="dxa" w:w="120"/>
+              <w:bottom w:type="dxa" w:w="60"/>
+              <w:right w:type="dxa" w:w="120"/>
+            </w:tcMar>
+            <w:vAlign w:val="top"/>
+          </w:tcPr>
+          <w:p>
+            <w:pPr>
+              <w:spacing w:after="40" w:before="0"/>
+              <w:jc w:val="center"/>
+            </w:pPr>
+            <w:r>
+              <w:rPr>
+                <w:rFonts w:ascii="Arial" w:cs="Arial" w:eastAsia="Arial" w:hAnsi="Arial"/>
+                <w:b/>
+                <w:bCs/>
+                <w:i w:val="false"/>
+                <w:iCs w:val="false"/>
+                <w:color w:val="FFFFFF"/>
+                <w:sz w:val="22"/>
+                <w:szCs w:val="22"/>
+              </w:rPr>
+              <w:t xml:space="preserve">SUB-STRAND OVERVIEW</w:t>
+            </w:r>
+          </w:p>
+        </w:tc>
+      </w:tr>
+      <w:tr>
+        <w:tc>
+          <w:tcPr>
+            <w:tcW w:type="dxa" w:w="3000"/>
+            <w:shd w:fill="D5E8F0" w:color="auto" w:val="clear"/>
+            <w:tcMar>
+              <w:top w:type="dxa" w:w="60"/>
+              <w:left w:type="dxa" w:w="120"/>
+              <w:bottom w:type="dxa" w:w="60"/>
+              <w:right w:type="dxa" w:w="120"/>
+            </w:tcMar>
+            <w:vAlign w:val="top"/>
+          </w:tcPr>
+          <w:p>
+            <w:pPr>
+              <w:spacing w:after="40" w:before="0"/>
+              <w:jc w:val="left"/>
+            </w:pPr>
+            <w:r>
+              <w:rPr>
+                <w:rFonts w:ascii="Arial" w:cs="Arial" w:eastAsia="Arial" w:hAnsi="Arial"/>
+                <w:b/>
+                <w:bCs/>
+                <w:i w:val="false"/>
+                <w:iCs w:val="false"/>
+                <w:color w:val="000000"/>
+                <w:sz w:val="18"/>
+                <w:szCs w:val="18"/>
+              </w:rPr>
+              <w:t xml:space="preserve">Grade Level</w:t>
+            </w:r>
+          </w:p>
+        </w:tc>
+        <w:tc>
+          <w:tcPr>
+            <w:tcW w:type="dxa" w:w="10680"/>
+            <w:shd w:fill="FFFFFF" w:color="auto" w:val="clear"/>
+            <w:tcMar>
+              <w:top w:type="dxa" w:w="60"/>
+              <w:left w:type="dxa" w:w="120"/>
+              <w:bottom w:type="dxa" w:w="60"/>
+              <w:right w:type="dxa" w:w="120"/>
+            </w:tcMar>
+            <w:vAlign w:val="top"/>
+          </w:tcPr>
+          <w:p>
+            <w:pPr>
+              <w:spacing w:after="40" w:before="0"/>
+              <w:jc w:val="left"/>
+            </w:pPr>
+            <w:r>
+              <w:rPr>
+                <w:rFonts w:ascii="Arial" w:cs="Arial" w:eastAsia="Arial" w:hAnsi="Arial"/>
+                <w:b w:val="false"/>
+                <w:bCs w:val="false"/>
+                <w:i w:val="false"/>
+                <w:iCs w:val="false"/>
+                <w:color w:val="000000"/>
+                <w:sz w:val="18"/>
+                <w:szCs w:val="18"/>
+              </w:rPr>
+              <w:t xml:space="preserve">10</w:t>
+            </w:r>
+          </w:p>
+        </w:tc>
+      </w:tr>
+      <w:tr>
+        <w:tc>
+          <w:tcPr>
+            <w:tcW w:type="dxa" w:w="3000"/>
+            <w:shd w:fill="D5E8F0" w:color="auto" w:val="clear"/>
+            <w:tcMar>
+              <w:top w:type="dxa" w:w="60"/>
+              <w:left w:type="dxa" w:w="120"/>
+              <w:bottom w:type="dxa" w:w="60"/>
+              <w:right w:type="dxa" w:w="120"/>
+            </w:tcMar>
+            <w:vAlign w:val="top"/>
+          </w:tcPr>
+          <w:p>
+            <w:pPr>
+              <w:spacing w:after="40" w:before="0"/>
+              <w:jc w:val="left"/>
+            </w:pPr>
+            <w:r>
+              <w:rPr>
+                <w:rFonts w:ascii="Arial" w:cs="Arial" w:eastAsia="Arial" w:hAnsi="Arial"/>
+                <w:b/>
+                <w:bCs/>
+                <w:i w:val="false"/>
+                <w:iCs w:val="false"/>
+                <w:color w:val="000000"/>
+                <w:sz w:val="18"/>
+                <w:szCs w:val="18"/>
+              </w:rPr>
+              <w:t xml:space="preserve">Subject</w:t>
+            </w:r>
+          </w:p>
+        </w:tc>
+        <w:tc>
+          <w:tcPr>
+            <w:tcW w:type="dxa" w:w="10680"/>
+            <w:shd w:fill="FFFFFF" w:color="auto" w:val="clear"/>
+            <w:tcMar>
+              <w:top w:type="dxa" w:w="60"/>
+              <w:left w:type="dxa" w:w="120"/>
+              <w:bottom w:type="dxa" w:w="60"/>
+              <w:right w:type="dxa" w:w="120"/>
+            </w:tcMar>
+            <w:vAlign w:val="top"/>
+          </w:tcPr>
+          <w:p>
+            <w:pPr>
+              <w:spacing w:after="40" w:before="0"/>
+              <w:jc w:val="left"/>
+            </w:pPr>
+            <w:r>
+              <w:rPr>
+                <w:rFonts w:ascii="Arial" w:cs="Arial" w:eastAsia="Arial" w:hAnsi="Arial"/>
+                <w:b w:val="false"/>
+                <w:bCs w:val="false"/>
+                <w:i w:val="false"/>
+                <w:iCs w:val="false"/>
+                <w:color w:val="000000"/>
+                <w:sz w:val="18"/>
+                <w:szCs w:val="18"/>
+              </w:rPr>
+              <w:t xml:space="preserve">General Science</w:t>
+            </w:r>
+          </w:p>
+        </w:tc>
+      </w:tr>
+      <w:tr>
+        <w:tc>
+          <w:tcPr>
+            <w:tcW w:type="dxa" w:w="3000"/>
+            <w:shd w:fill="D5E8F0" w:color="auto" w:val="clear"/>
+            <w:tcMar>
+              <w:top w:type="dxa" w:w="60"/>
+              <w:left w:type="dxa" w:w="120"/>
+              <w:bottom w:type="dxa" w:w="60"/>
+              <w:right w:type="dxa" w:w="120"/>
+            </w:tcMar>
+            <w:vAlign w:val="top"/>
+          </w:tcPr>
+          <w:p>
+            <w:pPr>
+              <w:spacing w:after="40" w:before="0"/>
+              <w:jc w:val="left"/>
+            </w:pPr>
+            <w:r>
+              <w:rPr>
+                <w:rFonts w:ascii="Arial" w:cs="Arial" w:eastAsia="Arial" w:hAnsi="Arial"/>
+                <w:b/>
+                <w:bCs/>
+                <w:i w:val="false"/>
+                <w:iCs w:val="false"/>
+                <w:color w:val="000000"/>
+                <w:sz w:val="18"/>
+                <w:szCs w:val="18"/>
+              </w:rPr>
+              <w:t xml:space="preserve">Strand</w:t>
+            </w:r>
+          </w:p>
+        </w:tc>
+        <w:tc>
+          <w:tcPr>
+            <w:tcW w:type="dxa" w:w="10680"/>
+            <w:shd w:fill="FFFFFF" w:color="auto" w:val="clear"/>
+            <w:tcMar>
+              <w:top w:type="dxa" w:w="60"/>
+              <w:left w:type="dxa" w:w="120"/>
+              <w:bottom w:type="dxa" w:w="60"/>
+              <w:right w:type="dxa" w:w="120"/>
+            </w:tcMar>
+            <w:vAlign w:val="top"/>
+          </w:tcPr>
+          <w:p>
+            <w:pPr>
+              <w:spacing w:after="40" w:before="0"/>
+              <w:jc w:val="left"/>
+            </w:pPr>
+            <w:r>
+              <w:rPr>
+                <w:rFonts w:ascii="Arial" w:cs="Arial" w:eastAsia="Arial" w:hAnsi="Arial"/>
+                <w:b w:val="false"/>
+                <w:bCs w:val="false"/>
+                <w:i w:val="false"/>
+                <w:iCs w:val="false"/>
+                <w:color w:val="000000"/>
+                <w:sz w:val="18"/>
+                <w:szCs w:val="18"/>
+              </w:rPr>
+              <w:t xml:space="preserve">Strand 1.0: Life Science</w:t>
+            </w:r>
+          </w:p>
+        </w:tc>
+      </w:tr>
+      <w:tr>
+        <w:tc>
+          <w:tcPr>
+            <w:tcW w:type="dxa" w:w="3000"/>
+            <w:shd w:fill="D5E8F0" w:color="auto" w:val="clear"/>
+            <w:tcMar>
+              <w:top w:type="dxa" w:w="60"/>
+              <w:left w:type="dxa" w:w="120"/>
+              <w:bottom w:type="dxa" w:w="60"/>
+              <w:right w:type="dxa" w:w="120"/>
+            </w:tcMar>
+            <w:vAlign w:val="top"/>
+          </w:tcPr>
+          <w:p>
+            <w:pPr>
+              <w:spacing w:after="40" w:before="0"/>
+              <w:jc w:val="left"/>
+            </w:pPr>
+            <w:r>
+              <w:rPr>
+                <w:rFonts w:ascii="Arial" w:cs="Arial" w:eastAsia="Arial" w:hAnsi="Arial"/>
+                <w:b/>
+                <w:bCs/>
+                <w:i w:val="false"/>
+                <w:iCs w:val="false"/>
+                <w:color w:val="000000"/>
+                <w:sz w:val="18"/>
+                <w:szCs w:val="18"/>
+              </w:rPr>
+              <w:t xml:space="preserve">Sub-Strand</w:t>
+            </w:r>
+          </w:p>
+        </w:tc>
+        <w:tc>
+          <w:tcPr>
+            <w:tcW w:type="dxa" w:w="10680"/>
+            <w:shd w:fill="FFFFFF" w:color="auto" w:val="clear"/>
+            <w:tcMar>
+              <w:top w:type="dxa" w:w="60"/>
+              <w:left w:type="dxa" w:w="120"/>
+              <w:bottom w:type="dxa" w:w="60"/>
+              <w:right w:type="dxa" w:w="120"/>
+            </w:tcMar>
+            <w:vAlign w:val="top"/>
+          </w:tcPr>
+          <w:p>
+            <w:pPr>
+              <w:spacing w:after="40" w:before="0"/>
+              <w:jc w:val="left"/>
+            </w:pPr>
+            <w:r>
+              <w:rPr>
+                <w:rFonts w:ascii="Arial" w:cs="Arial" w:eastAsia="Arial" w:hAnsi="Arial"/>
+                <w:b w:val="false"/>
+                <w:bCs w:val="false"/>
+                <w:i w:val="false"/>
+                <w:iCs w:val="false"/>
+                <w:color w:val="000000"/>
+                <w:sz w:val="18"/>
+                <w:szCs w:val="18"/>
+              </w:rPr>
+              <w:t xml:space="preserve">Sub-Strand 1.3: Nutrition in Animals</w:t>
+            </w:r>
+          </w:p>
+        </w:tc>
+      </w:tr>
+      <w:tr>
+        <w:tc>
+          <w:tcPr>
+            <w:tcW w:type="dxa" w:w="3000"/>
+            <w:shd w:fill="D5E8F0" w:color="auto" w:val="clear"/>
+            <w:tcMar>
+              <w:top w:type="dxa" w:w="60"/>
+              <w:left w:type="dxa" w:w="120"/>
+              <w:bottom w:type="dxa" w:w="60"/>
+              <w:right w:type="dxa" w:w="120"/>
+            </w:tcMar>
+            <w:vAlign w:val="top"/>
+          </w:tcPr>
+          <w:p>
+            <w:pPr>
+              <w:spacing w:after="40" w:before="0"/>
+              <w:jc w:val="left"/>
+            </w:pPr>
+            <w:r>
+              <w:rPr>
+                <w:rFonts w:ascii="Arial" w:cs="Arial" w:eastAsia="Arial" w:hAnsi="Arial"/>
+                <w:b/>
+                <w:bCs/>
+                <w:i w:val="false"/>
+                <w:iCs w:val="false"/>
+                <w:color w:val="000000"/>
+                <w:sz w:val="18"/>
+                <w:szCs w:val="18"/>
+              </w:rPr>
+              <w:t xml:space="preserve">Total Duration</w:t>
+            </w:r>
+          </w:p>
+        </w:tc>
+        <w:tc>
+          <w:tcPr>
+            <w:tcW w:type="dxa" w:w="10680"/>
+            <w:shd w:fill="FFFFFF" w:color="auto" w:val="clear"/>
+            <w:tcMar>
+              <w:top w:type="dxa" w:w="60"/>
+              <w:left w:type="dxa" w:w="120"/>
+              <w:bottom w:type="dxa" w:w="60"/>
+              <w:right w:type="dxa" w:w="120"/>
+            </w:tcMar>
+            <w:vAlign w:val="top"/>
+          </w:tcPr>
+          <w:p>
+            <w:pPr>
+              <w:spacing w:after="40" w:before="0"/>
+              <w:jc w:val="left"/>
+            </w:pPr>
+            <w:r>
+              <w:rPr>
+                <w:rFonts w:ascii="Arial" w:cs="Arial" w:eastAsia="Arial" w:hAnsi="Arial"/>
+                <w:b w:val="false"/>
+                <w:bCs w:val="false"/>
+                <w:i w:val="false"/>
+                <w:iCs w:val="false"/>
+                <w:color w:val="000000"/>
+                <w:sz w:val="18"/>
+                <w:szCs w:val="18"/>
+              </w:rPr>
+              <w:t xml:space="preserve">8 lessons × 40 minutes = 320 minutes total</w:t>
+            </w:r>
+          </w:p>
+        </w:tc>
+      </w:tr>
+      <w:tr>
+        <w:tc>
+          <w:tcPr>
+            <w:tcW w:type="dxa" w:w="3000"/>
+            <w:shd w:fill="D5E8F0" w:color="auto" w:val="clear"/>
+            <w:tcMar>
+              <w:top w:type="dxa" w:w="60"/>
+              <w:left w:type="dxa" w:w="120"/>
+              <w:bottom w:type="dxa" w:w="60"/>
+              <w:right w:type="dxa" w:w="120"/>
+            </w:tcMar>
+            <w:vAlign w:val="top"/>
+          </w:tcPr>
+          <w:p>
+            <w:pPr>
+              <w:spacing w:after="40" w:before="0"/>
+              <w:jc w:val="left"/>
+            </w:pPr>
+            <w:r>
+              <w:rPr>
+                <w:rFonts w:ascii="Arial" w:cs="Arial" w:eastAsia="Arial" w:hAnsi="Arial"/>
+                <w:b/>
+                <w:bCs/>
+                <w:i w:val="false"/>
+                <w:iCs w:val="false"/>
+                <w:color w:val="000000"/>
+                <w:sz w:val="18"/>
+                <w:szCs w:val="18"/>
+              </w:rPr>
+              <w:t xml:space="preserve">Sub-Strand Content</w:t>
+            </w:r>
+          </w:p>
+        </w:tc>
+        <w:tc>
+          <w:tcPr>
+            <w:tcW w:type="dxa" w:w="10680"/>
+            <w:shd w:fill="FFFFFF" w:color="auto" w:val="clear"/>
+            <w:tcMar>
+              <w:top w:type="dxa" w:w="60"/>
+              <w:left w:type="dxa" w:w="120"/>
+              <w:bottom w:type="dxa" w:w="60"/>
+              <w:right w:type="dxa" w:w="120"/>
+            </w:tcMar>
+            <w:vAlign w:val="top"/>
+          </w:tcPr>
+          <w:p>
+            <w:pPr>
+              <w:spacing w:after="30" w:before="0"/>
+              <w:ind w:left="360" w:hanging="180"/>
+              <w:jc w:val="left"/>
+            </w:pPr>
+            <w:r>
+              <w:rPr>
+                <w:rFonts w:ascii="Arial" w:cs="Arial" w:eastAsia="Arial" w:hAnsi="Arial"/>
+                <w:b w:val="false"/>
+                <w:bCs w:val="false"/>
+                <w:i w:val="false"/>
+                <w:iCs w:val="false"/>
+                <w:color w:val="000000"/>
+                <w:sz w:val="18"/>
+                <w:szCs w:val="18"/>
+              </w:rPr>
+              <w:t xml:space="preserve">–  Chemical and mechanical digestion of foods</w:t>
+            </w:r>
+          </w:p>
+          <w:p>
+            <w:pPr>
+              <w:spacing w:after="30" w:before="0"/>
+              <w:ind w:left="360" w:hanging="180"/>
+              <w:jc w:val="left"/>
+            </w:pPr>
+            <w:r>
+              <w:rPr>
+                <w:rFonts w:ascii="Arial" w:cs="Arial" w:eastAsia="Arial" w:hAnsi="Arial"/>
+                <w:b w:val="false"/>
+                <w:bCs w:val="false"/>
+                <w:i w:val="false"/>
+                <w:iCs w:val="false"/>
+                <w:color w:val="000000"/>
+                <w:sz w:val="18"/>
+                <w:szCs w:val="18"/>
+              </w:rPr>
+              <w:t xml:space="preserve">–  Adaptations of parts of the human digestive system</w:t>
+            </w:r>
+          </w:p>
+          <w:p>
+            <w:pPr>
+              <w:spacing w:after="30" w:before="0"/>
+              <w:ind w:left="360" w:hanging="180"/>
+              <w:jc w:val="left"/>
+            </w:pPr>
+            <w:r>
+              <w:rPr>
+                <w:rFonts w:ascii="Arial" w:cs="Arial" w:eastAsia="Arial" w:hAnsi="Arial"/>
+                <w:b w:val="false"/>
+                <w:bCs w:val="false"/>
+                <w:i w:val="false"/>
+                <w:iCs w:val="false"/>
+                <w:color w:val="000000"/>
+                <w:sz w:val="18"/>
+                <w:szCs w:val="18"/>
+              </w:rPr>
+              <w:t xml:space="preserve">–  Food tests (test for reducing sugars, starch, proteins and fats)</w:t>
+            </w:r>
+          </w:p>
+        </w:tc>
+      </w:tr>
+      <w:tr>
+        <w:tc>
+          <w:tcPr>
+            <w:tcW w:type="dxa" w:w="3000"/>
+            <w:shd w:fill="D5E8F0" w:color="auto" w:val="clear"/>
+            <w:tcMar>
+              <w:top w:type="dxa" w:w="60"/>
+              <w:left w:type="dxa" w:w="120"/>
+              <w:bottom w:type="dxa" w:w="60"/>
+              <w:right w:type="dxa" w:w="120"/>
+            </w:tcMar>
+            <w:vAlign w:val="top"/>
+          </w:tcPr>
+          <w:p>
+            <w:pPr>
+              <w:spacing w:after="40" w:before="0"/>
+              <w:jc w:val="left"/>
+            </w:pPr>
+            <w:r>
+              <w:rPr>
+                <w:rFonts w:ascii="Arial" w:cs="Arial" w:eastAsia="Arial" w:hAnsi="Arial"/>
+                <w:b/>
+                <w:bCs/>
+                <w:i w:val="false"/>
+                <w:iCs w:val="false"/>
+                <w:color w:val="000000"/>
+                <w:sz w:val="18"/>
+                <w:szCs w:val="18"/>
+              </w:rPr>
+              <w:t xml:space="preserve">Learning Outcomes</w:t>
+            </w:r>
+          </w:p>
+        </w:tc>
+        <w:tc>
+          <w:tcPr>
+            <w:tcW w:type="dxa" w:w="10680"/>
+            <w:shd w:fill="FFFFFF" w:color="auto" w:val="clear"/>
+            <w:tcMar>
+              <w:top w:type="dxa" w:w="60"/>
+              <w:left w:type="dxa" w:w="120"/>
+              <w:bottom w:type="dxa" w:w="60"/>
+              <w:right w:type="dxa" w:w="120"/>
+            </w:tcMar>
+            <w:vAlign w:val="top"/>
+          </w:tcPr>
+          <w:p>
+            <w:pPr>
+              <w:spacing w:after="40" w:before="0"/>
+              <w:jc w:val="left"/>
+            </w:pPr>
+            <w:r>
+              <w:rPr>
+                <w:rFonts w:ascii="Arial" w:cs="Arial" w:eastAsia="Arial" w:hAnsi="Arial"/>
+                <w:b w:val="false"/>
+                <w:bCs w:val="false"/>
+                <w:i w:val="false"/>
+                <w:iCs w:val="false"/>
+                <w:color w:val="000000"/>
+                <w:sz w:val="18"/>
+                <w:szCs w:val="18"/>
+              </w:rPr>
+              <w:t xml:space="preserve">By the end of the sub-strand, the learner should be able to:</w:t>
+            </w:r>
+          </w:p>
+          <w:p>
+            <w:pPr>
+              <w:spacing w:after="40" w:before="0"/>
+              <w:jc w:val="left"/>
+            </w:pPr>
+            <w:r>
+              <w:rPr>
+                <w:rFonts w:ascii="Arial" w:cs="Arial" w:eastAsia="Arial" w:hAnsi="Arial"/>
+                <w:b w:val="false"/>
+                <w:bCs w:val="false"/>
+                <w:i w:val="false"/>
+                <w:iCs w:val="false"/>
+                <w:color w:val="000000"/>
+                <w:sz w:val="18"/>
+                <w:szCs w:val="18"/>
+              </w:rPr>
+              <w:t xml:space="preserve">a) describe the digestion of different types of food in each region of the digestive system,</w:t>
+            </w:r>
+          </w:p>
+          <w:p>
+            <w:pPr>
+              <w:spacing w:after="40" w:before="0"/>
+              <w:jc w:val="left"/>
+            </w:pPr>
+            <w:r>
+              <w:rPr>
+                <w:rFonts w:ascii="Arial" w:cs="Arial" w:eastAsia="Arial" w:hAnsi="Arial"/>
+                <w:b w:val="false"/>
+                <w:bCs w:val="false"/>
+                <w:i w:val="false"/>
+                <w:iCs w:val="false"/>
+                <w:color w:val="000000"/>
+                <w:sz w:val="18"/>
+                <w:szCs w:val="18"/>
+              </w:rPr>
+              <w:t xml:space="preserve">b) explain the adaptations of parts of the human digestive system,</w:t>
+            </w:r>
+          </w:p>
+          <w:p>
+            <w:pPr>
+              <w:spacing w:after="40" w:before="0"/>
+              <w:jc w:val="left"/>
+            </w:pPr>
+            <w:r>
+              <w:rPr>
+                <w:rFonts w:ascii="Arial" w:cs="Arial" w:eastAsia="Arial" w:hAnsi="Arial"/>
+                <w:b w:val="false"/>
+                <w:bCs w:val="false"/>
+                <w:i w:val="false"/>
+                <w:iCs w:val="false"/>
+                <w:color w:val="000000"/>
+                <w:sz w:val="18"/>
+                <w:szCs w:val="18"/>
+              </w:rPr>
+              <w:t xml:space="preserve">c) perform experiments to determine presence of different nutrients in food,</w:t>
+            </w:r>
+          </w:p>
+          <w:p>
+            <w:pPr>
+              <w:spacing w:after="40" w:before="0"/>
+              <w:jc w:val="left"/>
+            </w:pPr>
+            <w:r>
+              <w:rPr>
+                <w:rFonts w:ascii="Arial" w:cs="Arial" w:eastAsia="Arial" w:hAnsi="Arial"/>
+                <w:b w:val="false"/>
+                <w:bCs w:val="false"/>
+                <w:i w:val="false"/>
+                <w:iCs w:val="false"/>
+                <w:color w:val="000000"/>
+                <w:sz w:val="18"/>
+                <w:szCs w:val="18"/>
+              </w:rPr>
+              <w:t xml:space="preserve">d) appreciate the role played by different parts of the digestive system.</w:t>
+            </w:r>
+          </w:p>
+        </w:tc>
+      </w:tr>
+      <w:tr>
+        <w:tc>
+          <w:tcPr>
+            <w:tcW w:type="dxa" w:w="3000"/>
+            <w:shd w:fill="D5E8F0" w:color="auto" w:val="clear"/>
+            <w:tcMar>
+              <w:top w:type="dxa" w:w="60"/>
+              <w:left w:type="dxa" w:w="120"/>
+              <w:bottom w:type="dxa" w:w="60"/>
+              <w:right w:type="dxa" w:w="120"/>
+            </w:tcMar>
+            <w:vAlign w:val="top"/>
+          </w:tcPr>
+          <w:p>
+            <w:pPr>
+              <w:spacing w:after="40" w:before="0"/>
+              <w:jc w:val="left"/>
+            </w:pPr>
+            <w:r>
+              <w:rPr>
+                <w:rFonts w:ascii="Arial" w:cs="Arial" w:eastAsia="Arial" w:hAnsi="Arial"/>
+                <w:b/>
+                <w:bCs/>
+                <w:i w:val="false"/>
+                <w:iCs w:val="false"/>
+                <w:color w:val="000000"/>
+                <w:sz w:val="18"/>
+                <w:szCs w:val="18"/>
+              </w:rPr>
+              <w:t xml:space="preserve">Core Competencies</w:t>
+            </w:r>
+          </w:p>
+        </w:tc>
+        <w:tc>
+          <w:tcPr>
+            <w:tcW w:type="dxa" w:w="10680"/>
+            <w:shd w:fill="FFFFFF" w:color="auto" w:val="clear"/>
+            <w:tcMar>
+              <w:top w:type="dxa" w:w="60"/>
+              <w:left w:type="dxa" w:w="120"/>
+              <w:bottom w:type="dxa" w:w="60"/>
+              <w:right w:type="dxa" w:w="120"/>
+            </w:tcMar>
+            <w:vAlign w:val="top"/>
+          </w:tcPr>
+          <w:p>
+            <w:pPr>
+              <w:spacing w:after="30" w:before="0"/>
+              <w:ind w:left="360" w:hanging="180"/>
+              <w:jc w:val="left"/>
+            </w:pPr>
+            <w:r>
+              <w:rPr>
+                <w:rFonts w:ascii="Arial" w:cs="Arial" w:eastAsia="Arial" w:hAnsi="Arial"/>
+                <w:b w:val="false"/>
+                <w:bCs w:val="false"/>
+                <w:i w:val="false"/>
+                <w:iCs w:val="false"/>
+                <w:color w:val="000000"/>
+                <w:sz w:val="18"/>
+                <w:szCs w:val="18"/>
+              </w:rPr>
+              <w:t xml:space="preserve">–  Digital Literacy: as the learner retrieves and saves information from non-print sources on the enzymes used to break down each type of food at different regions of the digestive system and shares the information with peers using digital presentation modes.</w:t>
+            </w:r>
+          </w:p>
+          <w:p>
+            <w:pPr>
+              <w:spacing w:after="30" w:before="0"/>
+              <w:ind w:left="360" w:hanging="180"/>
+              <w:jc w:val="left"/>
+            </w:pPr>
+            <w:r>
+              <w:rPr>
+                <w:rFonts w:ascii="Arial" w:cs="Arial" w:eastAsia="Arial" w:hAnsi="Arial"/>
+                <w:b w:val="false"/>
+                <w:bCs w:val="false"/>
+                <w:i w:val="false"/>
+                <w:iCs w:val="false"/>
+                <w:color w:val="000000"/>
+                <w:sz w:val="18"/>
+                <w:szCs w:val="18"/>
+              </w:rPr>
+              <w:t xml:space="preserve">–  Creativity and Imagination: as the learner uses locally available materials to make a model of the human digestive system.</w:t>
+            </w:r>
+          </w:p>
+        </w:tc>
+      </w:tr>
+      <w:tr>
+        <w:tc>
+          <w:tcPr>
+            <w:tcW w:type="dxa" w:w="3000"/>
+            <w:shd w:fill="E2EFDA" w:color="auto" w:val="clear"/>
+            <w:tcMar>
+              <w:top w:type="dxa" w:w="60"/>
+              <w:left w:type="dxa" w:w="120"/>
+              <w:bottom w:type="dxa" w:w="60"/>
+              <w:right w:type="dxa" w:w="120"/>
+            </w:tcMar>
+            <w:vAlign w:val="top"/>
+          </w:tcPr>
+          <w:p>
+            <w:pPr>
+              <w:spacing w:after="40" w:before="0"/>
+              <w:jc w:val="left"/>
+            </w:pPr>
+            <w:r>
+              <w:rPr>
+                <w:rFonts w:ascii="Arial" w:cs="Arial" w:eastAsia="Arial" w:hAnsi="Arial"/>
+                <w:b/>
+                <w:bCs/>
+                <w:i w:val="false"/>
+                <w:iCs w:val="false"/>
+                <w:color w:val="000000"/>
+                <w:sz w:val="18"/>
+                <w:szCs w:val="18"/>
+              </w:rPr>
+              <w:t xml:space="preserve">Core Values</w:t>
+            </w:r>
+          </w:p>
+        </w:tc>
+        <w:tc>
+          <w:tcPr>
+            <w:tcW w:type="dxa" w:w="10680"/>
+            <w:shd w:fill="FFFFFF" w:color="auto" w:val="clear"/>
+            <w:tcMar>
+              <w:top w:type="dxa" w:w="60"/>
+              <w:left w:type="dxa" w:w="120"/>
+              <w:bottom w:type="dxa" w:w="60"/>
+              <w:right w:type="dxa" w:w="120"/>
+            </w:tcMar>
+            <w:vAlign w:val="top"/>
+          </w:tcPr>
+          <w:p>
+            <w:pPr>
+              <w:spacing w:after="30" w:before="0"/>
+              <w:ind w:left="360" w:hanging="180"/>
+              <w:jc w:val="left"/>
+            </w:pPr>
+            <w:r>
+              <w:rPr>
+                <w:rFonts w:ascii="Arial" w:cs="Arial" w:eastAsia="Arial" w:hAnsi="Arial"/>
+                <w:b w:val="false"/>
+                <w:bCs w:val="false"/>
+                <w:i w:val="false"/>
+                <w:iCs w:val="false"/>
+                <w:color w:val="000000"/>
+                <w:sz w:val="18"/>
+                <w:szCs w:val="18"/>
+              </w:rPr>
+              <w:t xml:space="preserve">–  Respect: as the learner considers others' opinions while discussing the adaptations of the human digestive system.</w:t>
+            </w:r>
+          </w:p>
+          <w:p>
+            <w:pPr>
+              <w:spacing w:after="30" w:before="0"/>
+              <w:ind w:left="360" w:hanging="180"/>
+              <w:jc w:val="left"/>
+            </w:pPr>
+            <w:r>
+              <w:rPr>
+                <w:rFonts w:ascii="Arial" w:cs="Arial" w:eastAsia="Arial" w:hAnsi="Arial"/>
+                <w:b w:val="false"/>
+                <w:bCs w:val="false"/>
+                <w:i w:val="false"/>
+                <w:iCs w:val="false"/>
+                <w:color w:val="000000"/>
+                <w:sz w:val="18"/>
+                <w:szCs w:val="18"/>
+              </w:rPr>
+              <w:t xml:space="preserve">–  Unity: as the learner works harmoniously when carrying out experiments on food tests.</w:t>
+            </w:r>
+          </w:p>
+        </w:tc>
+      </w:tr>
+      <w:tr>
+        <w:tc>
+          <w:tcPr>
+            <w:tcW w:type="dxa" w:w="3000"/>
+            <w:shd w:fill="D5E8F0" w:color="auto" w:val="clear"/>
+            <w:tcMar>
+              <w:top w:type="dxa" w:w="60"/>
+              <w:left w:type="dxa" w:w="120"/>
+              <w:bottom w:type="dxa" w:w="60"/>
+              <w:right w:type="dxa" w:w="120"/>
+            </w:tcMar>
+            <w:vAlign w:val="top"/>
+          </w:tcPr>
+          <w:p>
+            <w:pPr>
+              <w:spacing w:after="40" w:before="0"/>
+              <w:jc w:val="left"/>
+            </w:pPr>
+            <w:r>
+              <w:rPr>
+                <w:rFonts w:ascii="Arial" w:cs="Arial" w:eastAsia="Arial" w:hAnsi="Arial"/>
+                <w:b/>
+                <w:bCs/>
+                <w:i w:val="false"/>
+                <w:iCs w:val="false"/>
+                <w:color w:val="000000"/>
+                <w:sz w:val="18"/>
+                <w:szCs w:val="18"/>
+              </w:rPr>
+              <w:t xml:space="preserve">Science &amp; Engineering Practices</w:t>
+            </w:r>
+          </w:p>
+        </w:tc>
+        <w:tc>
+          <w:tcPr>
+            <w:tcW w:type="dxa" w:w="10680"/>
+            <w:shd w:fill="FFFFFF" w:color="auto" w:val="clear"/>
+            <w:tcMar>
+              <w:top w:type="dxa" w:w="60"/>
+              <w:left w:type="dxa" w:w="120"/>
+              <w:bottom w:type="dxa" w:w="60"/>
+              <w:right w:type="dxa" w:w="120"/>
+            </w:tcMar>
+            <w:vAlign w:val="top"/>
+          </w:tcPr>
+          <w:p>
+            <w:pPr>
+              <w:spacing w:after="30" w:before="0"/>
+              <w:ind w:left="360" w:hanging="180"/>
+              <w:jc w:val="left"/>
+            </w:pPr>
+            <w:r>
+              <w:rPr>
+                <w:rFonts w:ascii="Arial" w:cs="Arial" w:eastAsia="Arial" w:hAnsi="Arial"/>
+                <w:b w:val="false"/>
+                <w:bCs w:val="false"/>
+                <w:i w:val="false"/>
+                <w:iCs w:val="false"/>
+                <w:color w:val="000000"/>
+                <w:sz w:val="18"/>
+                <w:szCs w:val="18"/>
+              </w:rPr>
+              <w:t xml:space="preserve">–  Asking Questions and Defining Problems: as learners generate and refine questions about why different regions of the digestive system are structured differently when observing the anchoring phenomenon.</w:t>
+            </w:r>
+          </w:p>
+          <w:p>
+            <w:pPr>
+              <w:spacing w:after="30" w:before="0"/>
+              <w:ind w:left="360" w:hanging="180"/>
+              <w:jc w:val="left"/>
+            </w:pPr>
+            <w:r>
+              <w:rPr>
+                <w:rFonts w:ascii="Arial" w:cs="Arial" w:eastAsia="Arial" w:hAnsi="Arial"/>
+                <w:b w:val="false"/>
+                <w:bCs w:val="false"/>
+                <w:i w:val="false"/>
+                <w:iCs w:val="false"/>
+                <w:color w:val="000000"/>
+                <w:sz w:val="18"/>
+                <w:szCs w:val="18"/>
+              </w:rPr>
+              <w:t xml:space="preserve">–  Planning and Carrying Out Investigations: as learners design and conduct food-test experiments (Benedict's test, iodine test, Biuret test, ethanol emulsion test) to determine nutrient presence in Kenyan foods such as ugali, githeri and sukuma wiki.</w:t>
+            </w:r>
+          </w:p>
+          <w:p>
+            <w:pPr>
+              <w:spacing w:after="30" w:before="0"/>
+              <w:ind w:left="360" w:hanging="180"/>
+              <w:jc w:val="left"/>
+            </w:pPr>
+            <w:r>
+              <w:rPr>
+                <w:rFonts w:ascii="Arial" w:cs="Arial" w:eastAsia="Arial" w:hAnsi="Arial"/>
+                <w:b w:val="false"/>
+                <w:bCs w:val="false"/>
+                <w:i w:val="false"/>
+                <w:iCs w:val="false"/>
+                <w:color w:val="000000"/>
+                <w:sz w:val="18"/>
+                <w:szCs w:val="18"/>
+              </w:rPr>
+              <w:t xml:space="preserve">–  Analyzing and Interpreting Data: as learners record and interpret colour-change results from food tests, comparing findings across different food samples.</w:t>
+            </w:r>
+          </w:p>
+          <w:p>
+            <w:pPr>
+              <w:spacing w:after="30" w:before="0"/>
+              <w:ind w:left="360" w:hanging="180"/>
+              <w:jc w:val="left"/>
+            </w:pPr>
+            <w:r>
+              <w:rPr>
+                <w:rFonts w:ascii="Arial" w:cs="Arial" w:eastAsia="Arial" w:hAnsi="Arial"/>
+                <w:b w:val="false"/>
+                <w:bCs w:val="false"/>
+                <w:i w:val="false"/>
+                <w:iCs w:val="false"/>
+                <w:color w:val="000000"/>
+                <w:sz w:val="18"/>
+                <w:szCs w:val="18"/>
+              </w:rPr>
+              <w:t xml:space="preserve">–  Constructing Explanations: as learners use evidence from experiments and digital research to explain how each region of the alimentary canal is adapted to its digestive function.</w:t>
+            </w:r>
+          </w:p>
+          <w:p>
+            <w:pPr>
+              <w:spacing w:after="30" w:before="0"/>
+              <w:ind w:left="360" w:hanging="180"/>
+              <w:jc w:val="left"/>
+            </w:pPr>
+            <w:r>
+              <w:rPr>
+                <w:rFonts w:ascii="Arial" w:cs="Arial" w:eastAsia="Arial" w:hAnsi="Arial"/>
+                <w:b w:val="false"/>
+                <w:bCs w:val="false"/>
+                <w:i w:val="false"/>
+                <w:iCs w:val="false"/>
+                <w:color w:val="000000"/>
+                <w:sz w:val="18"/>
+                <w:szCs w:val="18"/>
+              </w:rPr>
+              <w:t xml:space="preserve">–  Developing and Using Models: as learners build and annotate a physical model of the human digestive system using locally available materials, linking structural adaptations to functions.</w:t>
+            </w:r>
+          </w:p>
+        </w:tc>
+      </w:tr>
+      <w:tr>
+        <w:tc>
+          <w:tcPr>
+            <w:tcW w:type="dxa" w:w="3000"/>
+            <w:shd w:fill="FCE4D6" w:color="auto" w:val="clear"/>
+            <w:tcMar>
+              <w:top w:type="dxa" w:w="60"/>
+              <w:left w:type="dxa" w:w="120"/>
+              <w:bottom w:type="dxa" w:w="60"/>
+              <w:right w:type="dxa" w:w="120"/>
+            </w:tcMar>
+            <w:vAlign w:val="top"/>
+          </w:tcPr>
+          <w:p>
+            <w:pPr>
+              <w:spacing w:after="40" w:before="0"/>
+              <w:jc w:val="left"/>
+            </w:pPr>
+            <w:r>
+              <w:rPr>
+                <w:rFonts w:ascii="Arial" w:cs="Arial" w:eastAsia="Arial" w:hAnsi="Arial"/>
+                <w:b/>
+                <w:bCs/>
+                <w:i w:val="false"/>
+                <w:iCs w:val="false"/>
+                <w:color w:val="000000"/>
+                <w:sz w:val="18"/>
+                <w:szCs w:val="18"/>
+              </w:rPr>
+              <w:t xml:space="preserve">Pertinent &amp; Contemporary Issues (PCIs)</w:t>
+            </w:r>
+          </w:p>
+        </w:tc>
+        <w:tc>
+          <w:tcPr>
+            <w:tcW w:type="dxa" w:w="10680"/>
+            <w:shd w:fill="FFFFFF" w:color="auto" w:val="clear"/>
+            <w:tcMar>
+              <w:top w:type="dxa" w:w="60"/>
+              <w:left w:type="dxa" w:w="120"/>
+              <w:bottom w:type="dxa" w:w="60"/>
+              <w:right w:type="dxa" w:w="120"/>
+            </w:tcMar>
+            <w:vAlign w:val="top"/>
+          </w:tcPr>
+          <w:p>
+            <w:pPr>
+              <w:spacing w:after="30" w:before="0"/>
+              <w:ind w:left="360" w:hanging="180"/>
+              <w:jc w:val="left"/>
+            </w:pPr>
+            <w:r>
+              <w:rPr>
+                <w:rFonts w:ascii="Arial" w:cs="Arial" w:eastAsia="Arial" w:hAnsi="Arial"/>
+                <w:b w:val="false"/>
+                <w:bCs w:val="false"/>
+                <w:i w:val="false"/>
+                <w:iCs w:val="false"/>
+                <w:color w:val="000000"/>
+                <w:sz w:val="18"/>
+                <w:szCs w:val="18"/>
+              </w:rPr>
+              <w:t xml:space="preserve">–  Safety and Security: as the learner observes safety precautions as they carry out experiments on food tests.</w:t>
+            </w:r>
+          </w:p>
+        </w:tc>
+      </w:tr>
+      <w:tr>
+        <w:tc>
+          <w:tcPr>
+            <w:tcW w:type="dxa" w:w="3000"/>
+            <w:shd w:fill="D9EEF1" w:color="auto" w:val="clear"/>
+            <w:tcMar>
+              <w:top w:type="dxa" w:w="60"/>
+              <w:left w:type="dxa" w:w="120"/>
+              <w:bottom w:type="dxa" w:w="60"/>
+              <w:right w:type="dxa" w:w="120"/>
+            </w:tcMar>
+            <w:vAlign w:val="top"/>
+          </w:tcPr>
+          <w:p>
+            <w:pPr>
+              <w:spacing w:after="40" w:before="0"/>
+              <w:jc w:val="left"/>
+            </w:pPr>
+            <w:r>
+              <w:rPr>
+                <w:rFonts w:ascii="Arial" w:cs="Arial" w:eastAsia="Arial" w:hAnsi="Arial"/>
+                <w:b/>
+                <w:bCs/>
+                <w:i w:val="false"/>
+                <w:iCs w:val="false"/>
+                <w:color w:val="000000"/>
+                <w:sz w:val="18"/>
+                <w:szCs w:val="18"/>
+              </w:rPr>
+              <w:t xml:space="preserve">Career Connections</w:t>
+            </w:r>
+          </w:p>
+        </w:tc>
+        <w:tc>
+          <w:tcPr>
+            <w:tcW w:type="dxa" w:w="10680"/>
+            <w:shd w:fill="FFFFFF" w:color="auto" w:val="clear"/>
+            <w:tcMar>
+              <w:top w:type="dxa" w:w="60"/>
+              <w:left w:type="dxa" w:w="120"/>
+              <w:bottom w:type="dxa" w:w="60"/>
+              <w:right w:type="dxa" w:w="120"/>
+            </w:tcMar>
+            <w:vAlign w:val="top"/>
+          </w:tcPr>
+          <w:p>
+            <w:pPr>
+              <w:spacing w:after="30" w:before="0"/>
+              <w:ind w:left="360" w:hanging="180"/>
+              <w:jc w:val="left"/>
+            </w:pPr>
+            <w:r>
+              <w:rPr>
+                <w:rFonts w:ascii="Arial" w:cs="Arial" w:eastAsia="Arial" w:hAnsi="Arial"/>
+                <w:b w:val="false"/>
+                <w:bCs w:val="false"/>
+                <w:i w:val="false"/>
+                <w:iCs w:val="false"/>
+                <w:color w:val="000000"/>
+                <w:sz w:val="18"/>
+                <w:szCs w:val="18"/>
+              </w:rPr>
+              <w:t xml:space="preserve">–  Nutritionist / Dietitian: understanding how different nutrients are digested and absorbed guides dietary planning for Kenyan communities.</w:t>
+            </w:r>
+          </w:p>
+          <w:p>
+            <w:pPr>
+              <w:spacing w:after="30" w:before="0"/>
+              <w:ind w:left="360" w:hanging="180"/>
+              <w:jc w:val="left"/>
+            </w:pPr>
+            <w:r>
+              <w:rPr>
+                <w:rFonts w:ascii="Arial" w:cs="Arial" w:eastAsia="Arial" w:hAnsi="Arial"/>
+                <w:b w:val="false"/>
+                <w:bCs w:val="false"/>
+                <w:i w:val="false"/>
+                <w:iCs w:val="false"/>
+                <w:color w:val="000000"/>
+                <w:sz w:val="18"/>
+                <w:szCs w:val="18"/>
+              </w:rPr>
+              <w:t xml:space="preserve">–  Medical Doctor / Clinical Officer: knowledge of digestive system anatomy and pathology underpins diagnosis and treatment of gastrointestinal conditions.</w:t>
+            </w:r>
+          </w:p>
+          <w:p>
+            <w:pPr>
+              <w:spacing w:after="30" w:before="0"/>
+              <w:ind w:left="360" w:hanging="180"/>
+              <w:jc w:val="left"/>
+            </w:pPr>
+            <w:r>
+              <w:rPr>
+                <w:rFonts w:ascii="Arial" w:cs="Arial" w:eastAsia="Arial" w:hAnsi="Arial"/>
+                <w:b w:val="false"/>
+                <w:bCs w:val="false"/>
+                <w:i w:val="false"/>
+                <w:iCs w:val="false"/>
+                <w:color w:val="000000"/>
+                <w:sz w:val="18"/>
+                <w:szCs w:val="18"/>
+              </w:rPr>
+              <w:t xml:space="preserve">–  Food Scientist / Food Technologist: food-test techniques and nutrient analysis are core skills in quality control of Kenyan food products.</w:t>
+            </w:r>
+          </w:p>
+          <w:p>
+            <w:pPr>
+              <w:spacing w:after="30" w:before="0"/>
+              <w:ind w:left="360" w:hanging="180"/>
+              <w:jc w:val="left"/>
+            </w:pPr>
+            <w:r>
+              <w:rPr>
+                <w:rFonts w:ascii="Arial" w:cs="Arial" w:eastAsia="Arial" w:hAnsi="Arial"/>
+                <w:b w:val="false"/>
+                <w:bCs w:val="false"/>
+                <w:i w:val="false"/>
+                <w:iCs w:val="false"/>
+                <w:color w:val="000000"/>
+                <w:sz w:val="18"/>
+                <w:szCs w:val="18"/>
+              </w:rPr>
+              <w:t xml:space="preserve">–  Public Health Officer: understanding digestion and malnutrition informs community health programmes such as school feeding initiatives.</w:t>
+            </w:r>
+          </w:p>
+          <w:p>
+            <w:pPr>
+              <w:spacing w:after="30" w:before="0"/>
+              <w:ind w:left="360" w:hanging="180"/>
+              <w:jc w:val="left"/>
+            </w:pPr>
+            <w:r>
+              <w:rPr>
+                <w:rFonts w:ascii="Arial" w:cs="Arial" w:eastAsia="Arial" w:hAnsi="Arial"/>
+                <w:b w:val="false"/>
+                <w:bCs w:val="false"/>
+                <w:i w:val="false"/>
+                <w:iCs w:val="false"/>
+                <w:color w:val="000000"/>
+                <w:sz w:val="18"/>
+                <w:szCs w:val="18"/>
+              </w:rPr>
+              <w:t xml:space="preserve">–  Biochemist / Laboratory Technician: performing and interpreting chemical food tests is foundational to biochemistry laboratory work.</w:t>
+            </w:r>
+          </w:p>
+          <w:p>
+            <w:pPr>
+              <w:spacing w:after="30" w:before="0"/>
+              <w:ind w:left="360" w:hanging="180"/>
+              <w:jc w:val="left"/>
+            </w:pPr>
+            <w:r>
+              <w:rPr>
+                <w:rFonts w:ascii="Arial" w:cs="Arial" w:eastAsia="Arial" w:hAnsi="Arial"/>
+                <w:b w:val="false"/>
+                <w:bCs w:val="false"/>
+                <w:i w:val="false"/>
+                <w:iCs w:val="false"/>
+                <w:color w:val="000000"/>
+                <w:sz w:val="18"/>
+                <w:szCs w:val="18"/>
+              </w:rPr>
+              <w:t xml:space="preserve">–  Agricultural Extension Officer: linking crop nutrient profiles (e.g. maize, beans) to human digestive needs supports food-security advice.</w:t>
+            </w:r>
+          </w:p>
+        </w:tc>
+      </w:tr>
+      <w:tr>
+        <w:tc>
+          <w:tcPr>
+            <w:tcW w:type="dxa" w:w="3000"/>
+            <w:shd w:fill="D5E8F0" w:color="auto" w:val="clear"/>
+            <w:tcMar>
+              <w:top w:type="dxa" w:w="60"/>
+              <w:left w:type="dxa" w:w="120"/>
+              <w:bottom w:type="dxa" w:w="60"/>
+              <w:right w:type="dxa" w:w="120"/>
+            </w:tcMar>
+            <w:vAlign w:val="top"/>
+          </w:tcPr>
+          <w:p>
+            <w:pPr>
+              <w:spacing w:after="40" w:before="0"/>
+              <w:jc w:val="left"/>
+            </w:pPr>
+            <w:r>
+              <w:rPr>
+                <w:rFonts w:ascii="Arial" w:cs="Arial" w:eastAsia="Arial" w:hAnsi="Arial"/>
+                <w:b/>
+                <w:bCs/>
+                <w:i w:val="false"/>
+                <w:iCs w:val="false"/>
+                <w:color w:val="000000"/>
+                <w:sz w:val="18"/>
+                <w:szCs w:val="18"/>
+              </w:rPr>
+              <w:t xml:space="preserve">Focus for Lessons</w:t>
+            </w:r>
+          </w:p>
+        </w:tc>
+        <w:tc>
+          <w:tcPr>
+            <w:tcW w:type="dxa" w:w="10680"/>
+            <w:shd w:fill="FFFFFF" w:color="auto" w:val="clear"/>
+            <w:tcMar>
+              <w:top w:type="dxa" w:w="60"/>
+              <w:left w:type="dxa" w:w="120"/>
+              <w:bottom w:type="dxa" w:w="60"/>
+              <w:right w:type="dxa" w:w="120"/>
+            </w:tcMar>
+            <w:vAlign w:val="top"/>
+          </w:tcPr>
+          <w:p>
+            <w:pPr>
+              <w:spacing w:after="40" w:before="0"/>
+              <w:jc w:val="left"/>
+            </w:pPr>
+            <w:r>
+              <w:rPr>
+                <w:rFonts w:ascii="Arial" w:cs="Arial" w:eastAsia="Arial" w:hAnsi="Arial"/>
+                <w:b w:val="false"/>
+                <w:bCs w:val="false"/>
+                <w:i w:val="false"/>
+                <w:iCs w:val="false"/>
+                <w:color w:val="000000"/>
+                <w:sz w:val="18"/>
+                <w:szCs w:val="18"/>
+              </w:rPr>
+              <w:t xml:space="preserve">This unit focuses on how the human digestive system breaks down food — both mechanically and chemically — and how each region is structurally adapted to its specific digestive function. Learners investigate nutrient composition through hands-on food tests using common Kenyan foods (ugali, githeri, nyama choma, sukuma wiki, mandazi), and build cumulative models of the alimentary canal that link structure to function. The unit employs a phenomenon-driven, inquiry-based approach in which learners move from personal puzzlement about a familiar meal through structured investigations to evidence-based explanations and model building.</w:t>
+            </w:r>
+          </w:p>
+        </w:tc>
+      </w:tr>
+      <w:tr>
+        <w:tc>
+          <w:tcPr>
+            <w:tcW w:type="dxa" w:w="3000"/>
+            <w:shd w:fill="EAD1F5" w:color="auto" w:val="clear"/>
+            <w:tcMar>
+              <w:top w:type="dxa" w:w="60"/>
+              <w:left w:type="dxa" w:w="120"/>
+              <w:bottom w:type="dxa" w:w="60"/>
+              <w:right w:type="dxa" w:w="120"/>
+            </w:tcMar>
+            <w:vAlign w:val="top"/>
+          </w:tcPr>
+          <w:p>
+            <w:pPr>
+              <w:spacing w:after="40" w:before="0"/>
+              <w:jc w:val="left"/>
+            </w:pPr>
+            <w:r>
+              <w:rPr>
+                <w:rFonts w:ascii="Arial" w:cs="Arial" w:eastAsia="Arial" w:hAnsi="Arial"/>
+                <w:b/>
+                <w:bCs/>
+                <w:i w:val="false"/>
+                <w:iCs w:val="false"/>
+                <w:color w:val="000000"/>
+                <w:sz w:val="18"/>
+                <w:szCs w:val="18"/>
+              </w:rPr>
+              <w:t xml:space="preserve">Driving Question / Key Inquiry Questions</w:t>
+            </w:r>
+          </w:p>
+        </w:tc>
+        <w:tc>
+          <w:tcPr>
+            <w:tcW w:type="dxa" w:w="10680"/>
+            <w:shd w:fill="FFFFFF" w:color="auto" w:val="clear"/>
+            <w:tcMar>
+              <w:top w:type="dxa" w:w="60"/>
+              <w:left w:type="dxa" w:w="120"/>
+              <w:bottom w:type="dxa" w:w="60"/>
+              <w:right w:type="dxa" w:w="120"/>
+            </w:tcMar>
+            <w:vAlign w:val="top"/>
+          </w:tcPr>
+          <w:p>
+            <w:pPr>
+              <w:spacing w:after="40" w:before="0"/>
+              <w:jc w:val="left"/>
+            </w:pPr>
+            <w:r>
+              <w:rPr>
+                <w:rFonts w:ascii="Arial" w:cs="Arial" w:eastAsia="Arial" w:hAnsi="Arial"/>
+                <w:b w:val="false"/>
+                <w:bCs w:val="false"/>
+                <w:i w:val="false"/>
+                <w:iCs w:val="false"/>
+                <w:color w:val="000000"/>
+                <w:sz w:val="18"/>
+                <w:szCs w:val="18"/>
+              </w:rPr>
+              <w:t xml:space="preserve">DRIVING QUESTION: How is the human digestive system adapted to break down and absorb the nutrients in a typical Kenyan meal — and what happens when those adaptations fail?</w:t>
+            </w:r>
+          </w:p>
+          <w:p>
+            <w:pPr>
+              <w:spacing w:after="40" w:before="0"/>
+              <w:jc w:val="left"/>
+            </w:pPr>
+            <w:r>
+              <w:rPr>
+                <w:rFonts w:ascii="Arial" w:cs="Arial" w:eastAsia="Arial" w:hAnsi="Arial"/>
+                <w:b w:val="false"/>
+                <w:bCs w:val="false"/>
+                <w:i w:val="false"/>
+                <w:iCs w:val="false"/>
+                <w:color w:val="000000"/>
+                <w:sz w:val="18"/>
+                <w:szCs w:val="18"/>
+              </w:rPr>
+              <w:t xml:space="preserve"/>
+            </w:r>
+          </w:p>
+          <w:p>
+            <w:pPr>
+              <w:spacing w:after="40" w:before="0"/>
+              <w:jc w:val="left"/>
+            </w:pPr>
+            <w:r>
+              <w:rPr>
+                <w:rFonts w:ascii="Arial" w:cs="Arial" w:eastAsia="Arial" w:hAnsi="Arial"/>
+                <w:b w:val="false"/>
+                <w:bCs w:val="false"/>
+                <w:i w:val="false"/>
+                <w:iCs w:val="false"/>
+                <w:color w:val="000000"/>
+                <w:sz w:val="18"/>
+                <w:szCs w:val="18"/>
+              </w:rPr>
+              <w:t xml:space="preserve">KICD KEY INQUIRY QUESTION:</w:t>
+            </w:r>
+          </w:p>
+          <w:p>
+            <w:pPr>
+              <w:spacing w:after="40" w:before="0"/>
+              <w:jc w:val="left"/>
+            </w:pPr>
+            <w:r>
+              <w:rPr>
+                <w:rFonts w:ascii="Arial" w:cs="Arial" w:eastAsia="Arial" w:hAnsi="Arial"/>
+                <w:b w:val="false"/>
+                <w:bCs w:val="false"/>
+                <w:i w:val="false"/>
+                <w:iCs w:val="false"/>
+                <w:color w:val="000000"/>
+                <w:sz w:val="18"/>
+                <w:szCs w:val="18"/>
+              </w:rPr>
+              <w:t xml:space="preserve">1. How is the human digestive system adapted to its functions?</w:t>
+            </w:r>
+          </w:p>
+        </w:tc>
+      </w:tr>
+      <w:tr>
+        <w:tc>
+          <w:tcPr>
+            <w:tcW w:type="dxa" w:w="3000"/>
+            <w:shd w:fill="EAD1F5" w:color="auto" w:val="clear"/>
+            <w:tcMar>
+              <w:top w:type="dxa" w:w="60"/>
+              <w:left w:type="dxa" w:w="120"/>
+              <w:bottom w:type="dxa" w:w="60"/>
+              <w:right w:type="dxa" w:w="120"/>
+            </w:tcMar>
+            <w:vAlign w:val="top"/>
+          </w:tcPr>
+          <w:p>
+            <w:pPr>
+              <w:spacing w:after="40" w:before="0"/>
+              <w:jc w:val="left"/>
+            </w:pPr>
+            <w:r>
+              <w:rPr>
+                <w:rFonts w:ascii="Arial" w:cs="Arial" w:eastAsia="Arial" w:hAnsi="Arial"/>
+                <w:b/>
+                <w:bCs/>
+                <w:i w:val="false"/>
+                <w:iCs w:val="false"/>
+                <w:color w:val="000000"/>
+                <w:sz w:val="18"/>
+                <w:szCs w:val="18"/>
+              </w:rPr>
+              <w:t xml:space="preserve">Anchoring Phenomenon</w:t>
+            </w:r>
+          </w:p>
+        </w:tc>
+        <w:tc>
+          <w:tcPr>
+            <w:tcW w:type="dxa" w:w="10680"/>
+            <w:shd w:fill="FFFFFF" w:color="auto" w:val="clear"/>
+            <w:tcMar>
+              <w:top w:type="dxa" w:w="60"/>
+              <w:left w:type="dxa" w:w="120"/>
+              <w:bottom w:type="dxa" w:w="60"/>
+              <w:right w:type="dxa" w:w="120"/>
+            </w:tcMar>
+            <w:vAlign w:val="top"/>
+          </w:tcPr>
+          <w:p>
+            <w:pPr>
+              <w:spacing w:after="40" w:before="0"/>
+              <w:jc w:val="left"/>
+            </w:pPr>
+            <w:r>
+              <w:rPr>
+                <w:rFonts w:ascii="Arial" w:cs="Arial" w:eastAsia="Arial" w:hAnsi="Arial"/>
+                <w:b w:val="false"/>
+                <w:bCs w:val="false"/>
+                <w:i w:val="false"/>
+                <w:iCs w:val="false"/>
+                <w:color w:val="000000"/>
+                <w:sz w:val="18"/>
+                <w:szCs w:val="18"/>
+              </w:rPr>
+              <w:t xml:space="preserve">ANCHORING PHENOMENON — "The Ugali and Sukuma Wiki Puzzle":</w:t>
+            </w:r>
+          </w:p>
+          <w:p>
+            <w:pPr>
+              <w:spacing w:after="40" w:before="0"/>
+              <w:jc w:val="left"/>
+            </w:pPr>
+            <w:r>
+              <w:rPr>
+                <w:rFonts w:ascii="Arial" w:cs="Arial" w:eastAsia="Arial" w:hAnsi="Arial"/>
+                <w:b w:val="false"/>
+                <w:bCs w:val="false"/>
+                <w:i w:val="false"/>
+                <w:iCs w:val="false"/>
+                <w:color w:val="000000"/>
+                <w:sz w:val="18"/>
+                <w:szCs w:val="18"/>
+              </w:rPr>
+              <w:t xml:space="preserve">A standard Kenyan school lunch of ugali (maize meal), sukuma wiki (kale), and a small portion of nyama choma (grilled meat) is placed before learners. Students observe that the meal contains visibly different substances — starchy, fibrous, and protein-rich — yet within hours the body has apparently extracted energy and nutrients from all of it, leaving only waste. What is puzzling is that a single, uniform-looking lump of ugali and a leaf of sukuma wiki enter the mouth as solid, complex matter, yet the small intestine — a tube barely 3 cm wide — somehow absorbs the nutrients into the bloodstream without any visible machinery. Learners cannot explain: (1) how the body "knows" which chemical to release at each stage, (2) why digestion takes different amounts of time for carbohydrates versus proteins, and (3) how the body avoids digesting itself. This everyday, culturally familiar meal creates genuine cognitive dissonance that motivates the entire unit's investigation.</w:t>
+            </w:r>
+          </w:p>
+        </w:tc>
+      </w:tr>
+      <w:tr>
+        <w:tc>
+          <w:tcPr>
+            <w:tcW w:type="dxa" w:w="3000"/>
+            <w:shd w:fill="D9EEF1" w:color="auto" w:val="clear"/>
+            <w:tcMar>
+              <w:top w:type="dxa" w:w="60"/>
+              <w:left w:type="dxa" w:w="120"/>
+              <w:bottom w:type="dxa" w:w="60"/>
+              <w:right w:type="dxa" w:w="120"/>
+            </w:tcMar>
+            <w:vAlign w:val="top"/>
+          </w:tcPr>
+          <w:p>
+            <w:pPr>
+              <w:spacing w:after="40" w:before="0"/>
+              <w:jc w:val="left"/>
+            </w:pPr>
+            <w:r>
+              <w:rPr>
+                <w:rFonts w:ascii="Arial" w:cs="Arial" w:eastAsia="Arial" w:hAnsi="Arial"/>
+                <w:b/>
+                <w:bCs/>
+                <w:i w:val="false"/>
+                <w:iCs w:val="false"/>
+                <w:color w:val="000000"/>
+                <w:sz w:val="18"/>
+                <w:szCs w:val="18"/>
+              </w:rPr>
+              <w:t xml:space="preserve">Storyline Thread</w:t>
+            </w:r>
+          </w:p>
+        </w:tc>
+        <w:tc>
+          <w:tcPr>
+            <w:tcW w:type="dxa" w:w="10680"/>
+            <w:shd w:fill="FFFFFF" w:color="auto" w:val="clear"/>
+            <w:tcMar>
+              <w:top w:type="dxa" w:w="60"/>
+              <w:left w:type="dxa" w:w="120"/>
+              <w:bottom w:type="dxa" w:w="60"/>
+              <w:right w:type="dxa" w:w="120"/>
+            </w:tcMar>
+            <w:vAlign w:val="top"/>
+          </w:tcPr>
+          <w:p>
+            <w:pPr>
+              <w:spacing w:after="40" w:before="0"/>
+              <w:jc w:val="left"/>
+            </w:pPr>
+            <w:r>
+              <w:rPr>
+                <w:rFonts w:ascii="Arial" w:cs="Arial" w:eastAsia="Arial" w:hAnsi="Arial"/>
+                <w:b w:val="false"/>
+                <w:bCs w:val="false"/>
+                <w:i w:val="false"/>
+                <w:iCs w:val="false"/>
+                <w:color w:val="000000"/>
+                <w:sz w:val="18"/>
+                <w:szCs w:val="18"/>
+              </w:rPr>
+              <w:t xml:space="preserve">Lesson 1 — PREDICT | Anchoring Phenomenon Launch: Teacher presents the "Ugali and Sukuma Wiki Puzzle" — a full Kenyan school lunch is displayed (or photographed). Learners individually write predictions about what happens to each food component (ugali, sukuma wiki, nyama choma) after swallowing. Class constructs an initial Driving Question Board (DQB) listing what they notice, what they wonder, and what they already think they know. Learners sketch a first draft "journey map" of food through the body from memory alone.</w:t>
+            </w:r>
+          </w:p>
+          <w:p>
+            <w:pPr>
+              <w:spacing w:after="40" w:before="0"/>
+              <w:jc w:val="left"/>
+            </w:pPr>
+            <w:r>
+              <w:rPr>
+                <w:rFonts w:ascii="Arial" w:cs="Arial" w:eastAsia="Arial" w:hAnsi="Arial"/>
+                <w:b w:val="false"/>
+                <w:bCs w:val="false"/>
+                <w:i w:val="false"/>
+                <w:iCs w:val="false"/>
+                <w:color w:val="000000"/>
+                <w:sz w:val="18"/>
+                <w:szCs w:val="18"/>
+              </w:rPr>
+              <w:t xml:space="preserve"/>
+            </w:r>
+          </w:p>
+          <w:p>
+            <w:pPr>
+              <w:spacing w:after="40" w:before="0"/>
+              <w:jc w:val="left"/>
+            </w:pPr>
+            <w:r>
+              <w:rPr>
+                <w:rFonts w:ascii="Arial" w:cs="Arial" w:eastAsia="Arial" w:hAnsi="Arial"/>
+                <w:b w:val="false"/>
+                <w:bCs w:val="false"/>
+                <w:i w:val="false"/>
+                <w:iCs w:val="false"/>
+                <w:color w:val="000000"/>
+                <w:sz w:val="18"/>
+                <w:szCs w:val="18"/>
+              </w:rPr>
+              <w:t xml:space="preserve">Lesson 2 — OBSERVE | Mechanical vs. Chemical Digestion in the Mouth and Stomach: Learners watch an animation/simulation of food being chewed and mixed with saliva (mechanical digestion) and then churned in the stomach (chemical digestion with pepsin and HCl). Teacher demonstrates the mandazi-in-the-mouth phenomenon live. Learners record observations and compare the two types of digestion, identifying the roles of teeth, tongue, salivary glands, and stomach wall. DQB is updated with new questions arising from the animation.</w:t>
+            </w:r>
+          </w:p>
+          <w:p>
+            <w:pPr>
+              <w:spacing w:after="40" w:before="0"/>
+              <w:jc w:val="left"/>
+            </w:pPr>
+            <w:r>
+              <w:rPr>
+                <w:rFonts w:ascii="Arial" w:cs="Arial" w:eastAsia="Arial" w:hAnsi="Arial"/>
+                <w:b w:val="false"/>
+                <w:bCs w:val="false"/>
+                <w:i w:val="false"/>
+                <w:iCs w:val="false"/>
+                <w:color w:val="000000"/>
+                <w:sz w:val="18"/>
+                <w:szCs w:val="18"/>
+              </w:rPr>
+              <w:t xml:space="preserve"/>
+            </w:r>
+          </w:p>
+          <w:p>
+            <w:pPr>
+              <w:spacing w:after="40" w:before="0"/>
+              <w:jc w:val="left"/>
+            </w:pPr>
+            <w:r>
+              <w:rPr>
+                <w:rFonts w:ascii="Arial" w:cs="Arial" w:eastAsia="Arial" w:hAnsi="Arial"/>
+                <w:b w:val="false"/>
+                <w:bCs w:val="false"/>
+                <w:i w:val="false"/>
+                <w:iCs w:val="false"/>
+                <w:color w:val="000000"/>
+                <w:sz w:val="18"/>
+                <w:szCs w:val="18"/>
+              </w:rPr>
+              <w:t xml:space="preserve">Lesson 3 — OBSERVE | Enzymes and Regions of the Alimentary Canal: Learners use print/digital media (Kenya Education Cloud or printed resource sheets) to research the specific enzymes active in each region — mouth (salivary amylase), stomach (pepsin, rennin), small intestine (pancreatic amylase, lipase, trypsin, intestinal peptidases) — and the type of food each breaks down. Groups create a region-by-region enzyme summary chart and present findings digitally or on manila paper. Teacher cold-calls 3 groups to explain one enzyme each. DQB updated.</w:t>
+            </w:r>
+          </w:p>
+          <w:p>
+            <w:pPr>
+              <w:spacing w:after="40" w:before="0"/>
+              <w:jc w:val="left"/>
+            </w:pPr>
+            <w:r>
+              <w:rPr>
+                <w:rFonts w:ascii="Arial" w:cs="Arial" w:eastAsia="Arial" w:hAnsi="Arial"/>
+                <w:b w:val="false"/>
+                <w:bCs w:val="false"/>
+                <w:i w:val="false"/>
+                <w:iCs w:val="false"/>
+                <w:color w:val="000000"/>
+                <w:sz w:val="18"/>
+                <w:szCs w:val="18"/>
+              </w:rPr>
+              <w:t xml:space="preserve"/>
+            </w:r>
+          </w:p>
+          <w:p>
+            <w:pPr>
+              <w:spacing w:after="40" w:before="0"/>
+              <w:jc w:val="left"/>
+            </w:pPr>
+            <w:r>
+              <w:rPr>
+                <w:rFonts w:ascii="Arial" w:cs="Arial" w:eastAsia="Arial" w:hAnsi="Arial"/>
+                <w:b w:val="false"/>
+                <w:bCs w:val="false"/>
+                <w:i w:val="false"/>
+                <w:iCs w:val="false"/>
+                <w:color w:val="000000"/>
+                <w:sz w:val="18"/>
+                <w:szCs w:val="18"/>
+              </w:rPr>
+              <w:t xml:space="preserve">Lesson 4 — OBSERVE &amp; EXPLAIN | Food Tests Practical (Part 1 — Starch and Reducing Sugars): Learners carry out the iodine test for starch and Benedict's test for reducing sugars using samples of ugali, ripe banana, raw maize flour, sugar solution, and sukuma wiki extract. Teacher gives step-by-step procedural guidance (Benedict's test: 2 cm³ test solution + equal Benedict's reagent → hot water bath → observe colour change). Learners record all colour changes in results tables, identify which Kenyan foods contain starch vs. reducing sugars, and link findings back to which enzymes would act on these substrates in the body.</w:t>
+            </w:r>
+          </w:p>
+          <w:p>
+            <w:pPr>
+              <w:spacing w:after="40" w:before="0"/>
+              <w:jc w:val="left"/>
+            </w:pPr>
+            <w:r>
+              <w:rPr>
+                <w:rFonts w:ascii="Arial" w:cs="Arial" w:eastAsia="Arial" w:hAnsi="Arial"/>
+                <w:b w:val="false"/>
+                <w:bCs w:val="false"/>
+                <w:i w:val="false"/>
+                <w:iCs w:val="false"/>
+                <w:color w:val="000000"/>
+                <w:sz w:val="18"/>
+                <w:szCs w:val="18"/>
+              </w:rPr>
+              <w:t xml:space="preserve"/>
+            </w:r>
+          </w:p>
+          <w:p>
+            <w:pPr>
+              <w:spacing w:after="40" w:before="0"/>
+              <w:jc w:val="left"/>
+            </w:pPr>
+            <w:r>
+              <w:rPr>
+                <w:rFonts w:ascii="Arial" w:cs="Arial" w:eastAsia="Arial" w:hAnsi="Arial"/>
+                <w:b w:val="false"/>
+                <w:bCs w:val="false"/>
+                <w:i w:val="false"/>
+                <w:iCs w:val="false"/>
+                <w:color w:val="000000"/>
+                <w:sz w:val="18"/>
+                <w:szCs w:val="18"/>
+              </w:rPr>
+              <w:t xml:space="preserve">Lesson 5 — OBSERVE &amp; EXPLAIN | Food Tests Practical (Part 2 — Proteins and Fats): Learners perform the Biuret test for proteins (using nyama choma extract, bean broth, milk) and the ethanol emulsion test for fats (using butter, cooking oil, sukuma wiki). Results are recorded and compared across groups. Class discussion: why does nyama choma turn violet with Biuret reagent? How does this link to pepsin action in the stomach? Teacher uses wait time (minimum 15 seconds) before cold-calling 4 learners. Safety precautions for handling NaOH (Biuret) and ethanol are explicitly observed and discussed.</w:t>
+            </w:r>
+          </w:p>
+          <w:p>
+            <w:pPr>
+              <w:spacing w:after="40" w:before="0"/>
+              <w:jc w:val="left"/>
+            </w:pPr>
+            <w:r>
+              <w:rPr>
+                <w:rFonts w:ascii="Arial" w:cs="Arial" w:eastAsia="Arial" w:hAnsi="Arial"/>
+                <w:b w:val="false"/>
+                <w:bCs w:val="false"/>
+                <w:i w:val="false"/>
+                <w:iCs w:val="false"/>
+                <w:color w:val="000000"/>
+                <w:sz w:val="18"/>
+                <w:szCs w:val="18"/>
+              </w:rPr>
+              <w:t xml:space="preserve"/>
+            </w:r>
+          </w:p>
+          <w:p>
+            <w:pPr>
+              <w:spacing w:after="40" w:before="0"/>
+              <w:jc w:val="left"/>
+            </w:pPr>
+            <w:r>
+              <w:rPr>
+                <w:rFonts w:ascii="Arial" w:cs="Arial" w:eastAsia="Arial" w:hAnsi="Arial"/>
+                <w:b w:val="false"/>
+                <w:bCs w:val="false"/>
+                <w:i w:val="false"/>
+                <w:iCs w:val="false"/>
+                <w:color w:val="000000"/>
+                <w:sz w:val="18"/>
+                <w:szCs w:val="18"/>
+              </w:rPr>
+              <w:t xml:space="preserve">Lesson 6 — EXPLAIN | Adaptations of the Human Digestive System: Learners examine labelled diagrams and photomicrographs (or digital images) of villus structure, stomach wall rugae, and the cardiac/pyloric sphincters. Teacher facilitates structured discussion: "What structural feature of the small intestine increases surface area? Why does the stomach not digest itself?" Learners construct an annotated diagram linking each structural adaptation to its function. Groups share one adaptation each in a gallery walk. DQB revisited — which original questions can now be answered with evidence?</w:t>
+            </w:r>
+          </w:p>
+          <w:p>
+            <w:pPr>
+              <w:spacing w:after="40" w:before="0"/>
+              <w:jc w:val="left"/>
+            </w:pPr>
+            <w:r>
+              <w:rPr>
+                <w:rFonts w:ascii="Arial" w:cs="Arial" w:eastAsia="Arial" w:hAnsi="Arial"/>
+                <w:b w:val="false"/>
+                <w:bCs w:val="false"/>
+                <w:i w:val="false"/>
+                <w:iCs w:val="false"/>
+                <w:color w:val="000000"/>
+                <w:sz w:val="18"/>
+                <w:szCs w:val="18"/>
+              </w:rPr>
+              <w:t xml:space="preserve"/>
+            </w:r>
+          </w:p>
+          <w:p>
+            <w:pPr>
+              <w:spacing w:after="40" w:before="0"/>
+              <w:jc w:val="left"/>
+            </w:pPr>
+            <w:r>
+              <w:rPr>
+                <w:rFonts w:ascii="Arial" w:cs="Arial" w:eastAsia="Arial" w:hAnsi="Arial"/>
+                <w:b w:val="false"/>
+                <w:bCs w:val="false"/>
+                <w:i w:val="false"/>
+                <w:iCs w:val="false"/>
+                <w:color w:val="000000"/>
+                <w:sz w:val="18"/>
+                <w:szCs w:val="18"/>
+              </w:rPr>
+              <w:t xml:space="preserve">Lesson 7 — MODEL BUILDING | Making a Model of the Human Digestive System: Learners use locally available materials (cardboard tubes for oesophagus/intestines, a plastic bag for the stomach, cloth/sponge for villi, string for sphincters) to construct a physical 3D model of the alimentary canal. Each region must be labelled with (a) the organ name, (b) one mechanical and/or chemical process that occurs there, and (c) the enzyme(s) involved. Models are peer-assessed using a teacher-prepared checklist. Teacher circulates, asking probing questions: "Show me where the bile enters — what does bile do and why is that important for fat digestion?"</w:t>
+            </w:r>
+          </w:p>
+          <w:p>
+            <w:pPr>
+              <w:spacing w:after="40" w:before="0"/>
+              <w:jc w:val="left"/>
+            </w:pPr>
+            <w:r>
+              <w:rPr>
+                <w:rFonts w:ascii="Arial" w:cs="Arial" w:eastAsia="Arial" w:hAnsi="Arial"/>
+                <w:b w:val="false"/>
+                <w:bCs w:val="false"/>
+                <w:i w:val="false"/>
+                <w:iCs w:val="false"/>
+                <w:color w:val="000000"/>
+                <w:sz w:val="18"/>
+                <w:szCs w:val="18"/>
+              </w:rPr>
+              <w:t xml:space="preserve"/>
+            </w:r>
+          </w:p>
+          <w:p>
+            <w:pPr>
+              <w:spacing w:after="40" w:before="0"/>
+              <w:jc w:val="left"/>
+            </w:pPr>
+            <w:r>
+              <w:rPr>
+                <w:rFonts w:ascii="Arial" w:cs="Arial" w:eastAsia="Arial" w:hAnsi="Arial"/>
+                <w:b w:val="false"/>
+                <w:bCs w:val="false"/>
+                <w:i w:val="false"/>
+                <w:iCs w:val="false"/>
+                <w:color w:val="000000"/>
+                <w:sz w:val="18"/>
+                <w:szCs w:val="18"/>
+              </w:rPr>
+              <w:t xml:space="preserve">Lesson 8 — DQB SYNTHESIS &amp; ASSESSMENT | Driving Question Resolution and Unit Wrap-Up: Learners return to their Lesson 1 journey maps and original DQB predictions, annotating them in a different colour to show what they now know and what has changed. Class collaboratively answers the driving question in writing: "How is the human digestive system adapted to break down and absorb the nutrients in a typical Kenyan meal?" Teacher administers a structured food-test practical assessment (Benedict's test procedure, steps 1–4) and a short written component on enzyme-region matching. Unit closes with learners identifying one career connected to the sub-strand and explaining the connection.</w:t>
+            </w:r>
+          </w:p>
+        </w:tc>
+      </w:tr>
+      <w:tr>
+        <w:tc>
+          <w:tcPr>
+            <w:tcW w:type="dxa" w:w="3000"/>
+            <w:shd w:fill="EAD1F5" w:color="auto" w:val="clear"/>
+            <w:tcMar>
+              <w:top w:type="dxa" w:w="60"/>
+              <w:left w:type="dxa" w:w="120"/>
+              <w:bottom w:type="dxa" w:w="60"/>
+              <w:right w:type="dxa" w:w="120"/>
+            </w:tcMar>
+            <w:vAlign w:val="top"/>
+          </w:tcPr>
+          <w:p>
+            <w:pPr>
+              <w:spacing w:after="40" w:before="0"/>
+              <w:jc w:val="left"/>
+            </w:pPr>
+            <w:r>
+              <w:rPr>
+                <w:rFonts w:ascii="Arial" w:cs="Arial" w:eastAsia="Arial" w:hAnsi="Arial"/>
+                <w:b/>
+                <w:bCs/>
+                <w:i w:val="false"/>
+                <w:iCs w:val="false"/>
+                <w:color w:val="000000"/>
+                <w:sz w:val="18"/>
+                <w:szCs w:val="18"/>
+              </w:rPr>
+              <w:t xml:space="preserve">Supporting Phenomena</w:t>
+            </w:r>
+          </w:p>
+        </w:tc>
+        <w:tc>
+          <w:tcPr>
+            <w:tcW w:type="dxa" w:w="10680"/>
+            <w:shd w:fill="FFFFFF" w:color="auto" w:val="clear"/>
+            <w:tcMar>
+              <w:top w:type="dxa" w:w="60"/>
+              <w:left w:type="dxa" w:w="120"/>
+              <w:bottom w:type="dxa" w:w="60"/>
+              <w:right w:type="dxa" w:w="120"/>
+            </w:tcMar>
+            <w:vAlign w:val="top"/>
+          </w:tcPr>
+          <w:p>
+            <w:pPr>
+              <w:spacing w:after="30" w:before="0"/>
+              <w:ind w:left="360" w:hanging="180"/>
+              <w:jc w:val="left"/>
+            </w:pPr>
+            <w:r>
+              <w:rPr>
+                <w:rFonts w:ascii="Arial" w:cs="Arial" w:eastAsia="Arial" w:hAnsi="Arial"/>
+                <w:b w:val="false"/>
+                <w:bCs w:val="false"/>
+                <w:i w:val="false"/>
+                <w:iCs w:val="false"/>
+                <w:color w:val="000000"/>
+                <w:sz w:val="18"/>
+                <w:szCs w:val="18"/>
+              </w:rPr>
+              <w:t xml:space="preserve">–  A ripe banana tastes sweet immediately, but raw unripe maize (corn on the cob) is starchy and not sweet — learners observe that both contain carbohydrates yet taste completely different, prompting questions about how digestive enzymes act on different forms of starch and sugar.</w:t>
+            </w:r>
+          </w:p>
+          <w:p>
+            <w:pPr>
+              <w:spacing w:after="30" w:before="0"/>
+              <w:ind w:left="360" w:hanging="180"/>
+              <w:jc w:val="left"/>
+            </w:pPr>
+            <w:r>
+              <w:rPr>
+                <w:rFonts w:ascii="Arial" w:cs="Arial" w:eastAsia="Arial" w:hAnsi="Arial"/>
+                <w:b w:val="false"/>
+                <w:bCs w:val="false"/>
+                <w:i w:val="false"/>
+                <w:iCs w:val="false"/>
+                <w:color w:val="000000"/>
+                <w:sz w:val="18"/>
+                <w:szCs w:val="18"/>
+              </w:rPr>
+              <w:t xml:space="preserve">–  A learner who drinks a glass of whole milk in the morning feels full for longer than one who drinks a sugary soda — this observable difference in satiety prompts inquiry into how proteins and fats are digested more slowly than simple sugars, linking to the roles of the stomach and small intestine.</w:t>
+            </w:r>
+          </w:p>
+          <w:p>
+            <w:pPr>
+              <w:spacing w:after="30" w:before="0"/>
+              <w:ind w:left="360" w:hanging="180"/>
+              <w:jc w:val="left"/>
+            </w:pPr>
+            <w:r>
+              <w:rPr>
+                <w:rFonts w:ascii="Arial" w:cs="Arial" w:eastAsia="Arial" w:hAnsi="Arial"/>
+                <w:b w:val="false"/>
+                <w:bCs w:val="false"/>
+                <w:i w:val="false"/>
+                <w:iCs w:val="false"/>
+                <w:color w:val="000000"/>
+                <w:sz w:val="18"/>
+                <w:szCs w:val="18"/>
+              </w:rPr>
+              <w:t xml:space="preserve">–  A patient at Kenyatta National Hospital who has had part of their small intestine removed must eat smaller, more frequent meals — this clinical observation (shared via a news clip or resource person) raises questions about why the small intestine is so critical for absorption and what specific adaptations (villi, microvilli) make it irreplaceable.</w:t>
+            </w:r>
+          </w:p>
+          <w:p>
+            <w:pPr>
+              <w:spacing w:after="30" w:before="0"/>
+              <w:ind w:left="360" w:hanging="180"/>
+              <w:jc w:val="left"/>
+            </w:pPr>
+            <w:r>
+              <w:rPr>
+                <w:rFonts w:ascii="Arial" w:cs="Arial" w:eastAsia="Arial" w:hAnsi="Arial"/>
+                <w:b w:val="false"/>
+                <w:bCs w:val="false"/>
+                <w:i w:val="false"/>
+                <w:iCs w:val="false"/>
+                <w:color w:val="000000"/>
+                <w:sz w:val="18"/>
+                <w:szCs w:val="18"/>
+              </w:rPr>
+              <w:t xml:space="preserve">–  Mandazi (fried dough) left in the mouth for 30 seconds begins to taste slightly sweet — learners directly experience salivary amylase breaking down starch to maltose in real time, making enzyme action in the mouth a tangible, self-observed phenomenon.</w:t>
+            </w:r>
+          </w:p>
+        </w:tc>
+      </w:tr>
+    </w:tbl>
+    <w:p>
+      <w:pPr>
+        <w:spacing w:after="120"/>
+      </w:pPr>
+      <w:r>
+        <w:t xml:space="preserve"/>
       </w:r>
     </w:p>
     <w:p>
@@ -150,7 +2086,7 @@
         </w:rPr>
         <w:t xml:space="preserve">© 2026 SeaVuria and ARES. This work is licensed under a </w:t>
       </w:r>
-      <w:hyperlink w:history="1" r:id="rIdcorpvkgobfjppnbe07cyc">
+      <w:hyperlink w:history="1" r:id="rIdmmzkc9thj0a0dkz1-mhjn">
         <w:r>
           <w:rPr>
             <w:rFonts w:ascii="Arial" w:cs="Arial" w:eastAsia="Arial" w:hAnsi="Arial"/>
@@ -170,7 +2106,7 @@
         </w:rPr>
         <w:t xml:space="preserve"> (</w:t>
       </w:r>
-      <w:hyperlink w:history="1" r:id="rId9_5uuk7_zcno8na8b72ap">
+      <w:hyperlink w:history="1" r:id="rIdguo5rwohm7zzcjywnpuk2">
         <w:r>
           <w:rPr>
             <w:rFonts w:ascii="Arial" w:cs="Arial" w:eastAsia="Arial" w:hAnsi="Arial"/>
@@ -190,7 +2126,7 @@
         </w:rPr>
         <w:t xml:space="preserve">). To view a copy of this license, visit </w:t>
       </w:r>
-      <w:hyperlink w:history="1" r:id="rIdrr0xaj4tij9kvvcb44erg">
+      <w:hyperlink w:history="1" r:id="rIdajuv55i5snwmkdn4pvcik">
         <w:r>
           <w:rPr>
             <w:rFonts w:ascii="Arial" w:cs="Arial" w:eastAsia="Arial" w:hAnsi="Arial"/>
@@ -209,1942 +2145,6 @@
           <w:szCs w:val="17"/>
         </w:rPr>
         <w:t xml:space="preserve">. You are free to copy, redistribute, and adapt this material in any medium or format, provided appropriate credit is given and the material is not used for commercial purposes. KICD learning outcomes and curriculum designations reproduced here for alignment purposes remain the property of KICD and are not covered by this license. Linked external resources (e.g. CK-12, Khan Academy, PhET) are subject to their own licenses.</w:t>
-      </w:r>
-    </w:p>
-    <w:p>
-      <w:pPr>
-        <w:spacing w:after="120"/>
-      </w:pPr>
-      <w:r>
-        <w:t xml:space="preserve"/>
-      </w:r>
-    </w:p>
-    <w:tbl>
-      <w:tblPr>
-        <w:tblW w:type="dxa" w:w="13680"/>
-        <w:tblBorders>
-          <w:top w:val="single" w:color="AAAAAA" w:sz="4"/>
-          <w:left w:val="single" w:color="AAAAAA" w:sz="4"/>
-          <w:bottom w:val="single" w:color="AAAAAA" w:sz="4"/>
-          <w:right w:val="single" w:color="AAAAAA" w:sz="4"/>
-          <w:insideH w:val="single" w:color="auto" w:sz="4"/>
-          <w:insideV w:val="single" w:color="auto" w:sz="4"/>
-        </w:tblBorders>
-        <w:tblLayout w:type="fixed"/>
-      </w:tblPr>
-      <w:tblGrid>
-        <w:gridCol w:w="3000"/>
-        <w:gridCol w:w="10680"/>
-      </w:tblGrid>
-      <w:tr>
-        <w:tc>
-          <w:tcPr>
-            <w:tcW w:type="dxa" w:w="13680"/>
-            <w:gridSpan w:val="2"/>
-            <w:shd w:fill="1F3864" w:color="auto" w:val="clear"/>
-            <w:tcMar>
-              <w:top w:type="dxa" w:w="60"/>
-              <w:left w:type="dxa" w:w="120"/>
-              <w:bottom w:type="dxa" w:w="60"/>
-              <w:right w:type="dxa" w:w="120"/>
-            </w:tcMar>
-            <w:vAlign w:val="top"/>
-          </w:tcPr>
-          <w:p>
-            <w:pPr>
-              <w:spacing w:after="40" w:before="0"/>
-              <w:jc w:val="center"/>
-            </w:pPr>
-            <w:r>
-              <w:rPr>
-                <w:rFonts w:ascii="Arial" w:cs="Arial" w:eastAsia="Arial" w:hAnsi="Arial"/>
-                <w:b/>
-                <w:bCs/>
-                <w:i w:val="false"/>
-                <w:iCs w:val="false"/>
-                <w:color w:val="FFFFFF"/>
-                <w:sz w:val="22"/>
-                <w:szCs w:val="22"/>
-              </w:rPr>
-              <w:t xml:space="preserve">SUB-STRAND OVERVIEW</w:t>
-            </w:r>
-          </w:p>
-        </w:tc>
-      </w:tr>
-      <w:tr>
-        <w:tc>
-          <w:tcPr>
-            <w:tcW w:type="dxa" w:w="3000"/>
-            <w:shd w:fill="D5E8F0" w:color="auto" w:val="clear"/>
-            <w:tcMar>
-              <w:top w:type="dxa" w:w="60"/>
-              <w:left w:type="dxa" w:w="120"/>
-              <w:bottom w:type="dxa" w:w="60"/>
-              <w:right w:type="dxa" w:w="120"/>
-            </w:tcMar>
-            <w:vAlign w:val="top"/>
-          </w:tcPr>
-          <w:p>
-            <w:pPr>
-              <w:spacing w:after="40" w:before="0"/>
-              <w:jc w:val="left"/>
-            </w:pPr>
-            <w:r>
-              <w:rPr>
-                <w:rFonts w:ascii="Arial" w:cs="Arial" w:eastAsia="Arial" w:hAnsi="Arial"/>
-                <w:b/>
-                <w:bCs/>
-                <w:i w:val="false"/>
-                <w:iCs w:val="false"/>
-                <w:color w:val="000000"/>
-                <w:sz w:val="18"/>
-                <w:szCs w:val="18"/>
-              </w:rPr>
-              <w:t xml:space="preserve">Grade Level</w:t>
-            </w:r>
-          </w:p>
-        </w:tc>
-        <w:tc>
-          <w:tcPr>
-            <w:tcW w:type="dxa" w:w="10680"/>
-            <w:shd w:fill="FFFFFF" w:color="auto" w:val="clear"/>
-            <w:tcMar>
-              <w:top w:type="dxa" w:w="60"/>
-              <w:left w:type="dxa" w:w="120"/>
-              <w:bottom w:type="dxa" w:w="60"/>
-              <w:right w:type="dxa" w:w="120"/>
-            </w:tcMar>
-            <w:vAlign w:val="top"/>
-          </w:tcPr>
-          <w:p>
-            <w:pPr>
-              <w:spacing w:after="40" w:before="0"/>
-              <w:jc w:val="left"/>
-            </w:pPr>
-            <w:r>
-              <w:rPr>
-                <w:rFonts w:ascii="Arial" w:cs="Arial" w:eastAsia="Arial" w:hAnsi="Arial"/>
-                <w:b w:val="false"/>
-                <w:bCs w:val="false"/>
-                <w:i w:val="false"/>
-                <w:iCs w:val="false"/>
-                <w:color w:val="000000"/>
-                <w:sz w:val="18"/>
-                <w:szCs w:val="18"/>
-              </w:rPr>
-              <w:t xml:space="preserve">10</w:t>
-            </w:r>
-          </w:p>
-        </w:tc>
-      </w:tr>
-      <w:tr>
-        <w:tc>
-          <w:tcPr>
-            <w:tcW w:type="dxa" w:w="3000"/>
-            <w:shd w:fill="D5E8F0" w:color="auto" w:val="clear"/>
-            <w:tcMar>
-              <w:top w:type="dxa" w:w="60"/>
-              <w:left w:type="dxa" w:w="120"/>
-              <w:bottom w:type="dxa" w:w="60"/>
-              <w:right w:type="dxa" w:w="120"/>
-            </w:tcMar>
-            <w:vAlign w:val="top"/>
-          </w:tcPr>
-          <w:p>
-            <w:pPr>
-              <w:spacing w:after="40" w:before="0"/>
-              <w:jc w:val="left"/>
-            </w:pPr>
-            <w:r>
-              <w:rPr>
-                <w:rFonts w:ascii="Arial" w:cs="Arial" w:eastAsia="Arial" w:hAnsi="Arial"/>
-                <w:b/>
-                <w:bCs/>
-                <w:i w:val="false"/>
-                <w:iCs w:val="false"/>
-                <w:color w:val="000000"/>
-                <w:sz w:val="18"/>
-                <w:szCs w:val="18"/>
-              </w:rPr>
-              <w:t xml:space="preserve">Subject</w:t>
-            </w:r>
-          </w:p>
-        </w:tc>
-        <w:tc>
-          <w:tcPr>
-            <w:tcW w:type="dxa" w:w="10680"/>
-            <w:shd w:fill="FFFFFF" w:color="auto" w:val="clear"/>
-            <w:tcMar>
-              <w:top w:type="dxa" w:w="60"/>
-              <w:left w:type="dxa" w:w="120"/>
-              <w:bottom w:type="dxa" w:w="60"/>
-              <w:right w:type="dxa" w:w="120"/>
-            </w:tcMar>
-            <w:vAlign w:val="top"/>
-          </w:tcPr>
-          <w:p>
-            <w:pPr>
-              <w:spacing w:after="40" w:before="0"/>
-              <w:jc w:val="left"/>
-            </w:pPr>
-            <w:r>
-              <w:rPr>
-                <w:rFonts w:ascii="Arial" w:cs="Arial" w:eastAsia="Arial" w:hAnsi="Arial"/>
-                <w:b w:val="false"/>
-                <w:bCs w:val="false"/>
-                <w:i w:val="false"/>
-                <w:iCs w:val="false"/>
-                <w:color w:val="000000"/>
-                <w:sz w:val="18"/>
-                <w:szCs w:val="18"/>
-              </w:rPr>
-              <w:t xml:space="preserve">General Science</w:t>
-            </w:r>
-          </w:p>
-        </w:tc>
-      </w:tr>
-      <w:tr>
-        <w:tc>
-          <w:tcPr>
-            <w:tcW w:type="dxa" w:w="3000"/>
-            <w:shd w:fill="D5E8F0" w:color="auto" w:val="clear"/>
-            <w:tcMar>
-              <w:top w:type="dxa" w:w="60"/>
-              <w:left w:type="dxa" w:w="120"/>
-              <w:bottom w:type="dxa" w:w="60"/>
-              <w:right w:type="dxa" w:w="120"/>
-            </w:tcMar>
-            <w:vAlign w:val="top"/>
-          </w:tcPr>
-          <w:p>
-            <w:pPr>
-              <w:spacing w:after="40" w:before="0"/>
-              <w:jc w:val="left"/>
-            </w:pPr>
-            <w:r>
-              <w:rPr>
-                <w:rFonts w:ascii="Arial" w:cs="Arial" w:eastAsia="Arial" w:hAnsi="Arial"/>
-                <w:b/>
-                <w:bCs/>
-                <w:i w:val="false"/>
-                <w:iCs w:val="false"/>
-                <w:color w:val="000000"/>
-                <w:sz w:val="18"/>
-                <w:szCs w:val="18"/>
-              </w:rPr>
-              <w:t xml:space="preserve">Strand</w:t>
-            </w:r>
-          </w:p>
-        </w:tc>
-        <w:tc>
-          <w:tcPr>
-            <w:tcW w:type="dxa" w:w="10680"/>
-            <w:shd w:fill="FFFFFF" w:color="auto" w:val="clear"/>
-            <w:tcMar>
-              <w:top w:type="dxa" w:w="60"/>
-              <w:left w:type="dxa" w:w="120"/>
-              <w:bottom w:type="dxa" w:w="60"/>
-              <w:right w:type="dxa" w:w="120"/>
-            </w:tcMar>
-            <w:vAlign w:val="top"/>
-          </w:tcPr>
-          <w:p>
-            <w:pPr>
-              <w:spacing w:after="40" w:before="0"/>
-              <w:jc w:val="left"/>
-            </w:pPr>
-            <w:r>
-              <w:rPr>
-                <w:rFonts w:ascii="Arial" w:cs="Arial" w:eastAsia="Arial" w:hAnsi="Arial"/>
-                <w:b w:val="false"/>
-                <w:bCs w:val="false"/>
-                <w:i w:val="false"/>
-                <w:iCs w:val="false"/>
-                <w:color w:val="000000"/>
-                <w:sz w:val="18"/>
-                <w:szCs w:val="18"/>
-              </w:rPr>
-              <w:t xml:space="preserve">Strand 1.0: Life Science</w:t>
-            </w:r>
-          </w:p>
-        </w:tc>
-      </w:tr>
-      <w:tr>
-        <w:tc>
-          <w:tcPr>
-            <w:tcW w:type="dxa" w:w="3000"/>
-            <w:shd w:fill="D5E8F0" w:color="auto" w:val="clear"/>
-            <w:tcMar>
-              <w:top w:type="dxa" w:w="60"/>
-              <w:left w:type="dxa" w:w="120"/>
-              <w:bottom w:type="dxa" w:w="60"/>
-              <w:right w:type="dxa" w:w="120"/>
-            </w:tcMar>
-            <w:vAlign w:val="top"/>
-          </w:tcPr>
-          <w:p>
-            <w:pPr>
-              <w:spacing w:after="40" w:before="0"/>
-              <w:jc w:val="left"/>
-            </w:pPr>
-            <w:r>
-              <w:rPr>
-                <w:rFonts w:ascii="Arial" w:cs="Arial" w:eastAsia="Arial" w:hAnsi="Arial"/>
-                <w:b/>
-                <w:bCs/>
-                <w:i w:val="false"/>
-                <w:iCs w:val="false"/>
-                <w:color w:val="000000"/>
-                <w:sz w:val="18"/>
-                <w:szCs w:val="18"/>
-              </w:rPr>
-              <w:t xml:space="preserve">Sub-Strand</w:t>
-            </w:r>
-          </w:p>
-        </w:tc>
-        <w:tc>
-          <w:tcPr>
-            <w:tcW w:type="dxa" w:w="10680"/>
-            <w:shd w:fill="FFFFFF" w:color="auto" w:val="clear"/>
-            <w:tcMar>
-              <w:top w:type="dxa" w:w="60"/>
-              <w:left w:type="dxa" w:w="120"/>
-              <w:bottom w:type="dxa" w:w="60"/>
-              <w:right w:type="dxa" w:w="120"/>
-            </w:tcMar>
-            <w:vAlign w:val="top"/>
-          </w:tcPr>
-          <w:p>
-            <w:pPr>
-              <w:spacing w:after="40" w:before="0"/>
-              <w:jc w:val="left"/>
-            </w:pPr>
-            <w:r>
-              <w:rPr>
-                <w:rFonts w:ascii="Arial" w:cs="Arial" w:eastAsia="Arial" w:hAnsi="Arial"/>
-                <w:b w:val="false"/>
-                <w:bCs w:val="false"/>
-                <w:i w:val="false"/>
-                <w:iCs w:val="false"/>
-                <w:color w:val="000000"/>
-                <w:sz w:val="18"/>
-                <w:szCs w:val="18"/>
-              </w:rPr>
-              <w:t xml:space="preserve">Sub-Strand 1.3: Nutrition in Animals</w:t>
-            </w:r>
-          </w:p>
-        </w:tc>
-      </w:tr>
-      <w:tr>
-        <w:tc>
-          <w:tcPr>
-            <w:tcW w:type="dxa" w:w="3000"/>
-            <w:shd w:fill="D5E8F0" w:color="auto" w:val="clear"/>
-            <w:tcMar>
-              <w:top w:type="dxa" w:w="60"/>
-              <w:left w:type="dxa" w:w="120"/>
-              <w:bottom w:type="dxa" w:w="60"/>
-              <w:right w:type="dxa" w:w="120"/>
-            </w:tcMar>
-            <w:vAlign w:val="top"/>
-          </w:tcPr>
-          <w:p>
-            <w:pPr>
-              <w:spacing w:after="40" w:before="0"/>
-              <w:jc w:val="left"/>
-            </w:pPr>
-            <w:r>
-              <w:rPr>
-                <w:rFonts w:ascii="Arial" w:cs="Arial" w:eastAsia="Arial" w:hAnsi="Arial"/>
-                <w:b/>
-                <w:bCs/>
-                <w:i w:val="false"/>
-                <w:iCs w:val="false"/>
-                <w:color w:val="000000"/>
-                <w:sz w:val="18"/>
-                <w:szCs w:val="18"/>
-              </w:rPr>
-              <w:t xml:space="preserve">Total Duration</w:t>
-            </w:r>
-          </w:p>
-        </w:tc>
-        <w:tc>
-          <w:tcPr>
-            <w:tcW w:type="dxa" w:w="10680"/>
-            <w:shd w:fill="FFFFFF" w:color="auto" w:val="clear"/>
-            <w:tcMar>
-              <w:top w:type="dxa" w:w="60"/>
-              <w:left w:type="dxa" w:w="120"/>
-              <w:bottom w:type="dxa" w:w="60"/>
-              <w:right w:type="dxa" w:w="120"/>
-            </w:tcMar>
-            <w:vAlign w:val="top"/>
-          </w:tcPr>
-          <w:p>
-            <w:pPr>
-              <w:spacing w:after="40" w:before="0"/>
-              <w:jc w:val="left"/>
-            </w:pPr>
-            <w:r>
-              <w:rPr>
-                <w:rFonts w:ascii="Arial" w:cs="Arial" w:eastAsia="Arial" w:hAnsi="Arial"/>
-                <w:b w:val="false"/>
-                <w:bCs w:val="false"/>
-                <w:i w:val="false"/>
-                <w:iCs w:val="false"/>
-                <w:color w:val="000000"/>
-                <w:sz w:val="18"/>
-                <w:szCs w:val="18"/>
-              </w:rPr>
-              <w:t xml:space="preserve">8 lessons × 40 minutes = 320 minutes total</w:t>
-            </w:r>
-          </w:p>
-        </w:tc>
-      </w:tr>
-      <w:tr>
-        <w:tc>
-          <w:tcPr>
-            <w:tcW w:type="dxa" w:w="3000"/>
-            <w:shd w:fill="D5E8F0" w:color="auto" w:val="clear"/>
-            <w:tcMar>
-              <w:top w:type="dxa" w:w="60"/>
-              <w:left w:type="dxa" w:w="120"/>
-              <w:bottom w:type="dxa" w:w="60"/>
-              <w:right w:type="dxa" w:w="120"/>
-            </w:tcMar>
-            <w:vAlign w:val="top"/>
-          </w:tcPr>
-          <w:p>
-            <w:pPr>
-              <w:spacing w:after="40" w:before="0"/>
-              <w:jc w:val="left"/>
-            </w:pPr>
-            <w:r>
-              <w:rPr>
-                <w:rFonts w:ascii="Arial" w:cs="Arial" w:eastAsia="Arial" w:hAnsi="Arial"/>
-                <w:b/>
-                <w:bCs/>
-                <w:i w:val="false"/>
-                <w:iCs w:val="false"/>
-                <w:color w:val="000000"/>
-                <w:sz w:val="18"/>
-                <w:szCs w:val="18"/>
-              </w:rPr>
-              <w:t xml:space="preserve">Sub-Strand Content</w:t>
-            </w:r>
-          </w:p>
-        </w:tc>
-        <w:tc>
-          <w:tcPr>
-            <w:tcW w:type="dxa" w:w="10680"/>
-            <w:shd w:fill="FFFFFF" w:color="auto" w:val="clear"/>
-            <w:tcMar>
-              <w:top w:type="dxa" w:w="60"/>
-              <w:left w:type="dxa" w:w="120"/>
-              <w:bottom w:type="dxa" w:w="60"/>
-              <w:right w:type="dxa" w:w="120"/>
-            </w:tcMar>
-            <w:vAlign w:val="top"/>
-          </w:tcPr>
-          <w:p>
-            <w:pPr>
-              <w:spacing w:after="30" w:before="0"/>
-              <w:ind w:left="360" w:hanging="180"/>
-              <w:jc w:val="left"/>
-            </w:pPr>
-            <w:r>
-              <w:rPr>
-                <w:rFonts w:ascii="Arial" w:cs="Arial" w:eastAsia="Arial" w:hAnsi="Arial"/>
-                <w:b w:val="false"/>
-                <w:bCs w:val="false"/>
-                <w:i w:val="false"/>
-                <w:iCs w:val="false"/>
-                <w:color w:val="000000"/>
-                <w:sz w:val="18"/>
-                <w:szCs w:val="18"/>
-              </w:rPr>
-              <w:t xml:space="preserve">–  Chemical and mechanical digestion of foods</w:t>
-            </w:r>
-          </w:p>
-          <w:p>
-            <w:pPr>
-              <w:spacing w:after="30" w:before="0"/>
-              <w:ind w:left="360" w:hanging="180"/>
-              <w:jc w:val="left"/>
-            </w:pPr>
-            <w:r>
-              <w:rPr>
-                <w:rFonts w:ascii="Arial" w:cs="Arial" w:eastAsia="Arial" w:hAnsi="Arial"/>
-                <w:b w:val="false"/>
-                <w:bCs w:val="false"/>
-                <w:i w:val="false"/>
-                <w:iCs w:val="false"/>
-                <w:color w:val="000000"/>
-                <w:sz w:val="18"/>
-                <w:szCs w:val="18"/>
-              </w:rPr>
-              <w:t xml:space="preserve">–  Adaptations of parts of the human digestive system</w:t>
-            </w:r>
-          </w:p>
-          <w:p>
-            <w:pPr>
-              <w:spacing w:after="30" w:before="0"/>
-              <w:ind w:left="360" w:hanging="180"/>
-              <w:jc w:val="left"/>
-            </w:pPr>
-            <w:r>
-              <w:rPr>
-                <w:rFonts w:ascii="Arial" w:cs="Arial" w:eastAsia="Arial" w:hAnsi="Arial"/>
-                <w:b w:val="false"/>
-                <w:bCs w:val="false"/>
-                <w:i w:val="false"/>
-                <w:iCs w:val="false"/>
-                <w:color w:val="000000"/>
-                <w:sz w:val="18"/>
-                <w:szCs w:val="18"/>
-              </w:rPr>
-              <w:t xml:space="preserve">–  Food tests (test for reducing sugars, starch, proteins and fats)</w:t>
-            </w:r>
-          </w:p>
-        </w:tc>
-      </w:tr>
-      <w:tr>
-        <w:tc>
-          <w:tcPr>
-            <w:tcW w:type="dxa" w:w="3000"/>
-            <w:shd w:fill="D5E8F0" w:color="auto" w:val="clear"/>
-            <w:tcMar>
-              <w:top w:type="dxa" w:w="60"/>
-              <w:left w:type="dxa" w:w="120"/>
-              <w:bottom w:type="dxa" w:w="60"/>
-              <w:right w:type="dxa" w:w="120"/>
-            </w:tcMar>
-            <w:vAlign w:val="top"/>
-          </w:tcPr>
-          <w:p>
-            <w:pPr>
-              <w:spacing w:after="40" w:before="0"/>
-              <w:jc w:val="left"/>
-            </w:pPr>
-            <w:r>
-              <w:rPr>
-                <w:rFonts w:ascii="Arial" w:cs="Arial" w:eastAsia="Arial" w:hAnsi="Arial"/>
-                <w:b/>
-                <w:bCs/>
-                <w:i w:val="false"/>
-                <w:iCs w:val="false"/>
-                <w:color w:val="000000"/>
-                <w:sz w:val="18"/>
-                <w:szCs w:val="18"/>
-              </w:rPr>
-              <w:t xml:space="preserve">Learning Outcomes</w:t>
-            </w:r>
-          </w:p>
-        </w:tc>
-        <w:tc>
-          <w:tcPr>
-            <w:tcW w:type="dxa" w:w="10680"/>
-            <w:shd w:fill="FFFFFF" w:color="auto" w:val="clear"/>
-            <w:tcMar>
-              <w:top w:type="dxa" w:w="60"/>
-              <w:left w:type="dxa" w:w="120"/>
-              <w:bottom w:type="dxa" w:w="60"/>
-              <w:right w:type="dxa" w:w="120"/>
-            </w:tcMar>
-            <w:vAlign w:val="top"/>
-          </w:tcPr>
-          <w:p>
-            <w:pPr>
-              <w:spacing w:after="40" w:before="0"/>
-              <w:jc w:val="left"/>
-            </w:pPr>
-            <w:r>
-              <w:rPr>
-                <w:rFonts w:ascii="Arial" w:cs="Arial" w:eastAsia="Arial" w:hAnsi="Arial"/>
-                <w:b w:val="false"/>
-                <w:bCs w:val="false"/>
-                <w:i w:val="false"/>
-                <w:iCs w:val="false"/>
-                <w:color w:val="000000"/>
-                <w:sz w:val="18"/>
-                <w:szCs w:val="18"/>
-              </w:rPr>
-              <w:t xml:space="preserve">By the end of the sub-strand, the learner should be able to:</w:t>
-            </w:r>
-          </w:p>
-          <w:p>
-            <w:pPr>
-              <w:spacing w:after="40" w:before="0"/>
-              <w:jc w:val="left"/>
-            </w:pPr>
-            <w:r>
-              <w:rPr>
-                <w:rFonts w:ascii="Arial" w:cs="Arial" w:eastAsia="Arial" w:hAnsi="Arial"/>
-                <w:b w:val="false"/>
-                <w:bCs w:val="false"/>
-                <w:i w:val="false"/>
-                <w:iCs w:val="false"/>
-                <w:color w:val="000000"/>
-                <w:sz w:val="18"/>
-                <w:szCs w:val="18"/>
-              </w:rPr>
-              <w:t xml:space="preserve">a) describe the digestion of different types of food in each region of the digestive system,</w:t>
-            </w:r>
-          </w:p>
-          <w:p>
-            <w:pPr>
-              <w:spacing w:after="40" w:before="0"/>
-              <w:jc w:val="left"/>
-            </w:pPr>
-            <w:r>
-              <w:rPr>
-                <w:rFonts w:ascii="Arial" w:cs="Arial" w:eastAsia="Arial" w:hAnsi="Arial"/>
-                <w:b w:val="false"/>
-                <w:bCs w:val="false"/>
-                <w:i w:val="false"/>
-                <w:iCs w:val="false"/>
-                <w:color w:val="000000"/>
-                <w:sz w:val="18"/>
-                <w:szCs w:val="18"/>
-              </w:rPr>
-              <w:t xml:space="preserve">b) explain the adaptations of parts of the human digestive system,</w:t>
-            </w:r>
-          </w:p>
-          <w:p>
-            <w:pPr>
-              <w:spacing w:after="40" w:before="0"/>
-              <w:jc w:val="left"/>
-            </w:pPr>
-            <w:r>
-              <w:rPr>
-                <w:rFonts w:ascii="Arial" w:cs="Arial" w:eastAsia="Arial" w:hAnsi="Arial"/>
-                <w:b w:val="false"/>
-                <w:bCs w:val="false"/>
-                <w:i w:val="false"/>
-                <w:iCs w:val="false"/>
-                <w:color w:val="000000"/>
-                <w:sz w:val="18"/>
-                <w:szCs w:val="18"/>
-              </w:rPr>
-              <w:t xml:space="preserve">c) perform experiments to determine presence of different nutrients in food,</w:t>
-            </w:r>
-          </w:p>
-          <w:p>
-            <w:pPr>
-              <w:spacing w:after="40" w:before="0"/>
-              <w:jc w:val="left"/>
-            </w:pPr>
-            <w:r>
-              <w:rPr>
-                <w:rFonts w:ascii="Arial" w:cs="Arial" w:eastAsia="Arial" w:hAnsi="Arial"/>
-                <w:b w:val="false"/>
-                <w:bCs w:val="false"/>
-                <w:i w:val="false"/>
-                <w:iCs w:val="false"/>
-                <w:color w:val="000000"/>
-                <w:sz w:val="18"/>
-                <w:szCs w:val="18"/>
-              </w:rPr>
-              <w:t xml:space="preserve">d) appreciate the role played by different parts of the digestive system.</w:t>
-            </w:r>
-          </w:p>
-        </w:tc>
-      </w:tr>
-      <w:tr>
-        <w:tc>
-          <w:tcPr>
-            <w:tcW w:type="dxa" w:w="3000"/>
-            <w:shd w:fill="D5E8F0" w:color="auto" w:val="clear"/>
-            <w:tcMar>
-              <w:top w:type="dxa" w:w="60"/>
-              <w:left w:type="dxa" w:w="120"/>
-              <w:bottom w:type="dxa" w:w="60"/>
-              <w:right w:type="dxa" w:w="120"/>
-            </w:tcMar>
-            <w:vAlign w:val="top"/>
-          </w:tcPr>
-          <w:p>
-            <w:pPr>
-              <w:spacing w:after="40" w:before="0"/>
-              <w:jc w:val="left"/>
-            </w:pPr>
-            <w:r>
-              <w:rPr>
-                <w:rFonts w:ascii="Arial" w:cs="Arial" w:eastAsia="Arial" w:hAnsi="Arial"/>
-                <w:b/>
-                <w:bCs/>
-                <w:i w:val="false"/>
-                <w:iCs w:val="false"/>
-                <w:color w:val="000000"/>
-                <w:sz w:val="18"/>
-                <w:szCs w:val="18"/>
-              </w:rPr>
-              <w:t xml:space="preserve">Core Competencies</w:t>
-            </w:r>
-          </w:p>
-        </w:tc>
-        <w:tc>
-          <w:tcPr>
-            <w:tcW w:type="dxa" w:w="10680"/>
-            <w:shd w:fill="FFFFFF" w:color="auto" w:val="clear"/>
-            <w:tcMar>
-              <w:top w:type="dxa" w:w="60"/>
-              <w:left w:type="dxa" w:w="120"/>
-              <w:bottom w:type="dxa" w:w="60"/>
-              <w:right w:type="dxa" w:w="120"/>
-            </w:tcMar>
-            <w:vAlign w:val="top"/>
-          </w:tcPr>
-          <w:p>
-            <w:pPr>
-              <w:spacing w:after="30" w:before="0"/>
-              <w:ind w:left="360" w:hanging="180"/>
-              <w:jc w:val="left"/>
-            </w:pPr>
-            <w:r>
-              <w:rPr>
-                <w:rFonts w:ascii="Arial" w:cs="Arial" w:eastAsia="Arial" w:hAnsi="Arial"/>
-                <w:b w:val="false"/>
-                <w:bCs w:val="false"/>
-                <w:i w:val="false"/>
-                <w:iCs w:val="false"/>
-                <w:color w:val="000000"/>
-                <w:sz w:val="18"/>
-                <w:szCs w:val="18"/>
-              </w:rPr>
-              <w:t xml:space="preserve">–  Digital Literacy: as the learner retrieves and saves information from non-print sources on the enzymes used to break down each type of food at different regions of the digestive system and shares the information with peers using digital presentation modes.</w:t>
-            </w:r>
-          </w:p>
-          <w:p>
-            <w:pPr>
-              <w:spacing w:after="30" w:before="0"/>
-              <w:ind w:left="360" w:hanging="180"/>
-              <w:jc w:val="left"/>
-            </w:pPr>
-            <w:r>
-              <w:rPr>
-                <w:rFonts w:ascii="Arial" w:cs="Arial" w:eastAsia="Arial" w:hAnsi="Arial"/>
-                <w:b w:val="false"/>
-                <w:bCs w:val="false"/>
-                <w:i w:val="false"/>
-                <w:iCs w:val="false"/>
-                <w:color w:val="000000"/>
-                <w:sz w:val="18"/>
-                <w:szCs w:val="18"/>
-              </w:rPr>
-              <w:t xml:space="preserve">–  Creativity and Imagination: as the learner uses locally available materials to make a model of the human digestive system.</w:t>
-            </w:r>
-          </w:p>
-        </w:tc>
-      </w:tr>
-      <w:tr>
-        <w:tc>
-          <w:tcPr>
-            <w:tcW w:type="dxa" w:w="3000"/>
-            <w:shd w:fill="E2EFDA" w:color="auto" w:val="clear"/>
-            <w:tcMar>
-              <w:top w:type="dxa" w:w="60"/>
-              <w:left w:type="dxa" w:w="120"/>
-              <w:bottom w:type="dxa" w:w="60"/>
-              <w:right w:type="dxa" w:w="120"/>
-            </w:tcMar>
-            <w:vAlign w:val="top"/>
-          </w:tcPr>
-          <w:p>
-            <w:pPr>
-              <w:spacing w:after="40" w:before="0"/>
-              <w:jc w:val="left"/>
-            </w:pPr>
-            <w:r>
-              <w:rPr>
-                <w:rFonts w:ascii="Arial" w:cs="Arial" w:eastAsia="Arial" w:hAnsi="Arial"/>
-                <w:b/>
-                <w:bCs/>
-                <w:i w:val="false"/>
-                <w:iCs w:val="false"/>
-                <w:color w:val="000000"/>
-                <w:sz w:val="18"/>
-                <w:szCs w:val="18"/>
-              </w:rPr>
-              <w:t xml:space="preserve">Core Values</w:t>
-            </w:r>
-          </w:p>
-        </w:tc>
-        <w:tc>
-          <w:tcPr>
-            <w:tcW w:type="dxa" w:w="10680"/>
-            <w:shd w:fill="FFFFFF" w:color="auto" w:val="clear"/>
-            <w:tcMar>
-              <w:top w:type="dxa" w:w="60"/>
-              <w:left w:type="dxa" w:w="120"/>
-              <w:bottom w:type="dxa" w:w="60"/>
-              <w:right w:type="dxa" w:w="120"/>
-            </w:tcMar>
-            <w:vAlign w:val="top"/>
-          </w:tcPr>
-          <w:p>
-            <w:pPr>
-              <w:spacing w:after="30" w:before="0"/>
-              <w:ind w:left="360" w:hanging="180"/>
-              <w:jc w:val="left"/>
-            </w:pPr>
-            <w:r>
-              <w:rPr>
-                <w:rFonts w:ascii="Arial" w:cs="Arial" w:eastAsia="Arial" w:hAnsi="Arial"/>
-                <w:b w:val="false"/>
-                <w:bCs w:val="false"/>
-                <w:i w:val="false"/>
-                <w:iCs w:val="false"/>
-                <w:color w:val="000000"/>
-                <w:sz w:val="18"/>
-                <w:szCs w:val="18"/>
-              </w:rPr>
-              <w:t xml:space="preserve">–  Respect: as the learner considers others' opinions while discussing the adaptations of the human digestive system.</w:t>
-            </w:r>
-          </w:p>
-          <w:p>
-            <w:pPr>
-              <w:spacing w:after="30" w:before="0"/>
-              <w:ind w:left="360" w:hanging="180"/>
-              <w:jc w:val="left"/>
-            </w:pPr>
-            <w:r>
-              <w:rPr>
-                <w:rFonts w:ascii="Arial" w:cs="Arial" w:eastAsia="Arial" w:hAnsi="Arial"/>
-                <w:b w:val="false"/>
-                <w:bCs w:val="false"/>
-                <w:i w:val="false"/>
-                <w:iCs w:val="false"/>
-                <w:color w:val="000000"/>
-                <w:sz w:val="18"/>
-                <w:szCs w:val="18"/>
-              </w:rPr>
-              <w:t xml:space="preserve">–  Unity: as the learner works harmoniously when carrying out experiments on food tests.</w:t>
-            </w:r>
-          </w:p>
-        </w:tc>
-      </w:tr>
-      <w:tr>
-        <w:tc>
-          <w:tcPr>
-            <w:tcW w:type="dxa" w:w="3000"/>
-            <w:shd w:fill="D5E8F0" w:color="auto" w:val="clear"/>
-            <w:tcMar>
-              <w:top w:type="dxa" w:w="60"/>
-              <w:left w:type="dxa" w:w="120"/>
-              <w:bottom w:type="dxa" w:w="60"/>
-              <w:right w:type="dxa" w:w="120"/>
-            </w:tcMar>
-            <w:vAlign w:val="top"/>
-          </w:tcPr>
-          <w:p>
-            <w:pPr>
-              <w:spacing w:after="40" w:before="0"/>
-              <w:jc w:val="left"/>
-            </w:pPr>
-            <w:r>
-              <w:rPr>
-                <w:rFonts w:ascii="Arial" w:cs="Arial" w:eastAsia="Arial" w:hAnsi="Arial"/>
-                <w:b/>
-                <w:bCs/>
-                <w:i w:val="false"/>
-                <w:iCs w:val="false"/>
-                <w:color w:val="000000"/>
-                <w:sz w:val="18"/>
-                <w:szCs w:val="18"/>
-              </w:rPr>
-              <w:t xml:space="preserve">Science &amp; Engineering Practices</w:t>
-            </w:r>
-          </w:p>
-        </w:tc>
-        <w:tc>
-          <w:tcPr>
-            <w:tcW w:type="dxa" w:w="10680"/>
-            <w:shd w:fill="FFFFFF" w:color="auto" w:val="clear"/>
-            <w:tcMar>
-              <w:top w:type="dxa" w:w="60"/>
-              <w:left w:type="dxa" w:w="120"/>
-              <w:bottom w:type="dxa" w:w="60"/>
-              <w:right w:type="dxa" w:w="120"/>
-            </w:tcMar>
-            <w:vAlign w:val="top"/>
-          </w:tcPr>
-          <w:p>
-            <w:pPr>
-              <w:spacing w:after="30" w:before="0"/>
-              <w:ind w:left="360" w:hanging="180"/>
-              <w:jc w:val="left"/>
-            </w:pPr>
-            <w:r>
-              <w:rPr>
-                <w:rFonts w:ascii="Arial" w:cs="Arial" w:eastAsia="Arial" w:hAnsi="Arial"/>
-                <w:b w:val="false"/>
-                <w:bCs w:val="false"/>
-                <w:i w:val="false"/>
-                <w:iCs w:val="false"/>
-                <w:color w:val="000000"/>
-                <w:sz w:val="18"/>
-                <w:szCs w:val="18"/>
-              </w:rPr>
-              <w:t xml:space="preserve">–  Asking Questions and Defining Problems: as learners generate and refine questions about why different regions of the digestive system are structured differently when observing the anchoring phenomenon.</w:t>
-            </w:r>
-          </w:p>
-          <w:p>
-            <w:pPr>
-              <w:spacing w:after="30" w:before="0"/>
-              <w:ind w:left="360" w:hanging="180"/>
-              <w:jc w:val="left"/>
-            </w:pPr>
-            <w:r>
-              <w:rPr>
-                <w:rFonts w:ascii="Arial" w:cs="Arial" w:eastAsia="Arial" w:hAnsi="Arial"/>
-                <w:b w:val="false"/>
-                <w:bCs w:val="false"/>
-                <w:i w:val="false"/>
-                <w:iCs w:val="false"/>
-                <w:color w:val="000000"/>
-                <w:sz w:val="18"/>
-                <w:szCs w:val="18"/>
-              </w:rPr>
-              <w:t xml:space="preserve">–  Planning and Carrying Out Investigations: as learners design and conduct food-test experiments (Benedict's test, iodine test, Biuret test, ethanol emulsion test) to determine nutrient presence in Kenyan foods such as ugali, githeri and sukuma wiki.</w:t>
-            </w:r>
-          </w:p>
-          <w:p>
-            <w:pPr>
-              <w:spacing w:after="30" w:before="0"/>
-              <w:ind w:left="360" w:hanging="180"/>
-              <w:jc w:val="left"/>
-            </w:pPr>
-            <w:r>
-              <w:rPr>
-                <w:rFonts w:ascii="Arial" w:cs="Arial" w:eastAsia="Arial" w:hAnsi="Arial"/>
-                <w:b w:val="false"/>
-                <w:bCs w:val="false"/>
-                <w:i w:val="false"/>
-                <w:iCs w:val="false"/>
-                <w:color w:val="000000"/>
-                <w:sz w:val="18"/>
-                <w:szCs w:val="18"/>
-              </w:rPr>
-              <w:t xml:space="preserve">–  Analyzing and Interpreting Data: as learners record and interpret colour-change results from food tests, comparing findings across different food samples.</w:t>
-            </w:r>
-          </w:p>
-          <w:p>
-            <w:pPr>
-              <w:spacing w:after="30" w:before="0"/>
-              <w:ind w:left="360" w:hanging="180"/>
-              <w:jc w:val="left"/>
-            </w:pPr>
-            <w:r>
-              <w:rPr>
-                <w:rFonts w:ascii="Arial" w:cs="Arial" w:eastAsia="Arial" w:hAnsi="Arial"/>
-                <w:b w:val="false"/>
-                <w:bCs w:val="false"/>
-                <w:i w:val="false"/>
-                <w:iCs w:val="false"/>
-                <w:color w:val="000000"/>
-                <w:sz w:val="18"/>
-                <w:szCs w:val="18"/>
-              </w:rPr>
-              <w:t xml:space="preserve">–  Constructing Explanations: as learners use evidence from experiments and digital research to explain how each region of the alimentary canal is adapted to its digestive function.</w:t>
-            </w:r>
-          </w:p>
-          <w:p>
-            <w:pPr>
-              <w:spacing w:after="30" w:before="0"/>
-              <w:ind w:left="360" w:hanging="180"/>
-              <w:jc w:val="left"/>
-            </w:pPr>
-            <w:r>
-              <w:rPr>
-                <w:rFonts w:ascii="Arial" w:cs="Arial" w:eastAsia="Arial" w:hAnsi="Arial"/>
-                <w:b w:val="false"/>
-                <w:bCs w:val="false"/>
-                <w:i w:val="false"/>
-                <w:iCs w:val="false"/>
-                <w:color w:val="000000"/>
-                <w:sz w:val="18"/>
-                <w:szCs w:val="18"/>
-              </w:rPr>
-              <w:t xml:space="preserve">–  Developing and Using Models: as learners build and annotate a physical model of the human digestive system using locally available materials, linking structural adaptations to functions.</w:t>
-            </w:r>
-          </w:p>
-        </w:tc>
-      </w:tr>
-      <w:tr>
-        <w:tc>
-          <w:tcPr>
-            <w:tcW w:type="dxa" w:w="3000"/>
-            <w:shd w:fill="FCE4D6" w:color="auto" w:val="clear"/>
-            <w:tcMar>
-              <w:top w:type="dxa" w:w="60"/>
-              <w:left w:type="dxa" w:w="120"/>
-              <w:bottom w:type="dxa" w:w="60"/>
-              <w:right w:type="dxa" w:w="120"/>
-            </w:tcMar>
-            <w:vAlign w:val="top"/>
-          </w:tcPr>
-          <w:p>
-            <w:pPr>
-              <w:spacing w:after="40" w:before="0"/>
-              <w:jc w:val="left"/>
-            </w:pPr>
-            <w:r>
-              <w:rPr>
-                <w:rFonts w:ascii="Arial" w:cs="Arial" w:eastAsia="Arial" w:hAnsi="Arial"/>
-                <w:b/>
-                <w:bCs/>
-                <w:i w:val="false"/>
-                <w:iCs w:val="false"/>
-                <w:color w:val="000000"/>
-                <w:sz w:val="18"/>
-                <w:szCs w:val="18"/>
-              </w:rPr>
-              <w:t xml:space="preserve">Pertinent &amp; Contemporary Issues (PCIs)</w:t>
-            </w:r>
-          </w:p>
-        </w:tc>
-        <w:tc>
-          <w:tcPr>
-            <w:tcW w:type="dxa" w:w="10680"/>
-            <w:shd w:fill="FFFFFF" w:color="auto" w:val="clear"/>
-            <w:tcMar>
-              <w:top w:type="dxa" w:w="60"/>
-              <w:left w:type="dxa" w:w="120"/>
-              <w:bottom w:type="dxa" w:w="60"/>
-              <w:right w:type="dxa" w:w="120"/>
-            </w:tcMar>
-            <w:vAlign w:val="top"/>
-          </w:tcPr>
-          <w:p>
-            <w:pPr>
-              <w:spacing w:after="30" w:before="0"/>
-              <w:ind w:left="360" w:hanging="180"/>
-              <w:jc w:val="left"/>
-            </w:pPr>
-            <w:r>
-              <w:rPr>
-                <w:rFonts w:ascii="Arial" w:cs="Arial" w:eastAsia="Arial" w:hAnsi="Arial"/>
-                <w:b w:val="false"/>
-                <w:bCs w:val="false"/>
-                <w:i w:val="false"/>
-                <w:iCs w:val="false"/>
-                <w:color w:val="000000"/>
-                <w:sz w:val="18"/>
-                <w:szCs w:val="18"/>
-              </w:rPr>
-              <w:t xml:space="preserve">–  Safety and Security: as the learner observes safety precautions as they carry out experiments on food tests.</w:t>
-            </w:r>
-          </w:p>
-        </w:tc>
-      </w:tr>
-      <w:tr>
-        <w:tc>
-          <w:tcPr>
-            <w:tcW w:type="dxa" w:w="3000"/>
-            <w:shd w:fill="D9EEF1" w:color="auto" w:val="clear"/>
-            <w:tcMar>
-              <w:top w:type="dxa" w:w="60"/>
-              <w:left w:type="dxa" w:w="120"/>
-              <w:bottom w:type="dxa" w:w="60"/>
-              <w:right w:type="dxa" w:w="120"/>
-            </w:tcMar>
-            <w:vAlign w:val="top"/>
-          </w:tcPr>
-          <w:p>
-            <w:pPr>
-              <w:spacing w:after="40" w:before="0"/>
-              <w:jc w:val="left"/>
-            </w:pPr>
-            <w:r>
-              <w:rPr>
-                <w:rFonts w:ascii="Arial" w:cs="Arial" w:eastAsia="Arial" w:hAnsi="Arial"/>
-                <w:b/>
-                <w:bCs/>
-                <w:i w:val="false"/>
-                <w:iCs w:val="false"/>
-                <w:color w:val="000000"/>
-                <w:sz w:val="18"/>
-                <w:szCs w:val="18"/>
-              </w:rPr>
-              <w:t xml:space="preserve">Career Connections</w:t>
-            </w:r>
-          </w:p>
-        </w:tc>
-        <w:tc>
-          <w:tcPr>
-            <w:tcW w:type="dxa" w:w="10680"/>
-            <w:shd w:fill="FFFFFF" w:color="auto" w:val="clear"/>
-            <w:tcMar>
-              <w:top w:type="dxa" w:w="60"/>
-              <w:left w:type="dxa" w:w="120"/>
-              <w:bottom w:type="dxa" w:w="60"/>
-              <w:right w:type="dxa" w:w="120"/>
-            </w:tcMar>
-            <w:vAlign w:val="top"/>
-          </w:tcPr>
-          <w:p>
-            <w:pPr>
-              <w:spacing w:after="30" w:before="0"/>
-              <w:ind w:left="360" w:hanging="180"/>
-              <w:jc w:val="left"/>
-            </w:pPr>
-            <w:r>
-              <w:rPr>
-                <w:rFonts w:ascii="Arial" w:cs="Arial" w:eastAsia="Arial" w:hAnsi="Arial"/>
-                <w:b w:val="false"/>
-                <w:bCs w:val="false"/>
-                <w:i w:val="false"/>
-                <w:iCs w:val="false"/>
-                <w:color w:val="000000"/>
-                <w:sz w:val="18"/>
-                <w:szCs w:val="18"/>
-              </w:rPr>
-              <w:t xml:space="preserve">–  Nutritionist / Dietitian: understanding how different nutrients are digested and absorbed guides dietary planning for Kenyan communities.</w:t>
-            </w:r>
-          </w:p>
-          <w:p>
-            <w:pPr>
-              <w:spacing w:after="30" w:before="0"/>
-              <w:ind w:left="360" w:hanging="180"/>
-              <w:jc w:val="left"/>
-            </w:pPr>
-            <w:r>
-              <w:rPr>
-                <w:rFonts w:ascii="Arial" w:cs="Arial" w:eastAsia="Arial" w:hAnsi="Arial"/>
-                <w:b w:val="false"/>
-                <w:bCs w:val="false"/>
-                <w:i w:val="false"/>
-                <w:iCs w:val="false"/>
-                <w:color w:val="000000"/>
-                <w:sz w:val="18"/>
-                <w:szCs w:val="18"/>
-              </w:rPr>
-              <w:t xml:space="preserve">–  Medical Doctor / Clinical Officer: knowledge of digestive system anatomy and pathology underpins diagnosis and treatment of gastrointestinal conditions.</w:t>
-            </w:r>
-          </w:p>
-          <w:p>
-            <w:pPr>
-              <w:spacing w:after="30" w:before="0"/>
-              <w:ind w:left="360" w:hanging="180"/>
-              <w:jc w:val="left"/>
-            </w:pPr>
-            <w:r>
-              <w:rPr>
-                <w:rFonts w:ascii="Arial" w:cs="Arial" w:eastAsia="Arial" w:hAnsi="Arial"/>
-                <w:b w:val="false"/>
-                <w:bCs w:val="false"/>
-                <w:i w:val="false"/>
-                <w:iCs w:val="false"/>
-                <w:color w:val="000000"/>
-                <w:sz w:val="18"/>
-                <w:szCs w:val="18"/>
-              </w:rPr>
-              <w:t xml:space="preserve">–  Food Scientist / Food Technologist: food-test techniques and nutrient analysis are core skills in quality control of Kenyan food products.</w:t>
-            </w:r>
-          </w:p>
-          <w:p>
-            <w:pPr>
-              <w:spacing w:after="30" w:before="0"/>
-              <w:ind w:left="360" w:hanging="180"/>
-              <w:jc w:val="left"/>
-            </w:pPr>
-            <w:r>
-              <w:rPr>
-                <w:rFonts w:ascii="Arial" w:cs="Arial" w:eastAsia="Arial" w:hAnsi="Arial"/>
-                <w:b w:val="false"/>
-                <w:bCs w:val="false"/>
-                <w:i w:val="false"/>
-                <w:iCs w:val="false"/>
-                <w:color w:val="000000"/>
-                <w:sz w:val="18"/>
-                <w:szCs w:val="18"/>
-              </w:rPr>
-              <w:t xml:space="preserve">–  Public Health Officer: understanding digestion and malnutrition informs community health programmes such as school feeding initiatives.</w:t>
-            </w:r>
-          </w:p>
-          <w:p>
-            <w:pPr>
-              <w:spacing w:after="30" w:before="0"/>
-              <w:ind w:left="360" w:hanging="180"/>
-              <w:jc w:val="left"/>
-            </w:pPr>
-            <w:r>
-              <w:rPr>
-                <w:rFonts w:ascii="Arial" w:cs="Arial" w:eastAsia="Arial" w:hAnsi="Arial"/>
-                <w:b w:val="false"/>
-                <w:bCs w:val="false"/>
-                <w:i w:val="false"/>
-                <w:iCs w:val="false"/>
-                <w:color w:val="000000"/>
-                <w:sz w:val="18"/>
-                <w:szCs w:val="18"/>
-              </w:rPr>
-              <w:t xml:space="preserve">–  Biochemist / Laboratory Technician: performing and interpreting chemical food tests is foundational to biochemistry laboratory work.</w:t>
-            </w:r>
-          </w:p>
-          <w:p>
-            <w:pPr>
-              <w:spacing w:after="30" w:before="0"/>
-              <w:ind w:left="360" w:hanging="180"/>
-              <w:jc w:val="left"/>
-            </w:pPr>
-            <w:r>
-              <w:rPr>
-                <w:rFonts w:ascii="Arial" w:cs="Arial" w:eastAsia="Arial" w:hAnsi="Arial"/>
-                <w:b w:val="false"/>
-                <w:bCs w:val="false"/>
-                <w:i w:val="false"/>
-                <w:iCs w:val="false"/>
-                <w:color w:val="000000"/>
-                <w:sz w:val="18"/>
-                <w:szCs w:val="18"/>
-              </w:rPr>
-              <w:t xml:space="preserve">–  Agricultural Extension Officer: linking crop nutrient profiles (e.g. maize, beans) to human digestive needs supports food-security advice.</w:t>
-            </w:r>
-          </w:p>
-        </w:tc>
-      </w:tr>
-      <w:tr>
-        <w:tc>
-          <w:tcPr>
-            <w:tcW w:type="dxa" w:w="3000"/>
-            <w:shd w:fill="D5E8F0" w:color="auto" w:val="clear"/>
-            <w:tcMar>
-              <w:top w:type="dxa" w:w="60"/>
-              <w:left w:type="dxa" w:w="120"/>
-              <w:bottom w:type="dxa" w:w="60"/>
-              <w:right w:type="dxa" w:w="120"/>
-            </w:tcMar>
-            <w:vAlign w:val="top"/>
-          </w:tcPr>
-          <w:p>
-            <w:pPr>
-              <w:spacing w:after="40" w:before="0"/>
-              <w:jc w:val="left"/>
-            </w:pPr>
-            <w:r>
-              <w:rPr>
-                <w:rFonts w:ascii="Arial" w:cs="Arial" w:eastAsia="Arial" w:hAnsi="Arial"/>
-                <w:b/>
-                <w:bCs/>
-                <w:i w:val="false"/>
-                <w:iCs w:val="false"/>
-                <w:color w:val="000000"/>
-                <w:sz w:val="18"/>
-                <w:szCs w:val="18"/>
-              </w:rPr>
-              <w:t xml:space="preserve">Focus for Lessons</w:t>
-            </w:r>
-          </w:p>
-        </w:tc>
-        <w:tc>
-          <w:tcPr>
-            <w:tcW w:type="dxa" w:w="10680"/>
-            <w:shd w:fill="FFFFFF" w:color="auto" w:val="clear"/>
-            <w:tcMar>
-              <w:top w:type="dxa" w:w="60"/>
-              <w:left w:type="dxa" w:w="120"/>
-              <w:bottom w:type="dxa" w:w="60"/>
-              <w:right w:type="dxa" w:w="120"/>
-            </w:tcMar>
-            <w:vAlign w:val="top"/>
-          </w:tcPr>
-          <w:p>
-            <w:pPr>
-              <w:spacing w:after="40" w:before="0"/>
-              <w:jc w:val="left"/>
-            </w:pPr>
-            <w:r>
-              <w:rPr>
-                <w:rFonts w:ascii="Arial" w:cs="Arial" w:eastAsia="Arial" w:hAnsi="Arial"/>
-                <w:b w:val="false"/>
-                <w:bCs w:val="false"/>
-                <w:i w:val="false"/>
-                <w:iCs w:val="false"/>
-                <w:color w:val="000000"/>
-                <w:sz w:val="18"/>
-                <w:szCs w:val="18"/>
-              </w:rPr>
-              <w:t xml:space="preserve">This unit focuses on how the human digestive system breaks down food — both mechanically and chemically — and how each region is structurally adapted to its specific digestive function. Learners investigate nutrient composition through hands-on food tests using common Kenyan foods (ugali, githeri, nyama choma, sukuma wiki, mandazi), and build cumulative models of the alimentary canal that link structure to function. The unit employs a phenomenon-driven, inquiry-based approach in which learners move from personal puzzlement about a familiar meal through structured investigations to evidence-based explanations and model building.</w:t>
-            </w:r>
-          </w:p>
-        </w:tc>
-      </w:tr>
-      <w:tr>
-        <w:tc>
-          <w:tcPr>
-            <w:tcW w:type="dxa" w:w="3000"/>
-            <w:shd w:fill="EAD1F5" w:color="auto" w:val="clear"/>
-            <w:tcMar>
-              <w:top w:type="dxa" w:w="60"/>
-              <w:left w:type="dxa" w:w="120"/>
-              <w:bottom w:type="dxa" w:w="60"/>
-              <w:right w:type="dxa" w:w="120"/>
-            </w:tcMar>
-            <w:vAlign w:val="top"/>
-          </w:tcPr>
-          <w:p>
-            <w:pPr>
-              <w:spacing w:after="40" w:before="0"/>
-              <w:jc w:val="left"/>
-            </w:pPr>
-            <w:r>
-              <w:rPr>
-                <w:rFonts w:ascii="Arial" w:cs="Arial" w:eastAsia="Arial" w:hAnsi="Arial"/>
-                <w:b/>
-                <w:bCs/>
-                <w:i w:val="false"/>
-                <w:iCs w:val="false"/>
-                <w:color w:val="000000"/>
-                <w:sz w:val="18"/>
-                <w:szCs w:val="18"/>
-              </w:rPr>
-              <w:t xml:space="preserve">Driving Question / Key Inquiry Questions</w:t>
-            </w:r>
-          </w:p>
-        </w:tc>
-        <w:tc>
-          <w:tcPr>
-            <w:tcW w:type="dxa" w:w="10680"/>
-            <w:shd w:fill="FFFFFF" w:color="auto" w:val="clear"/>
-            <w:tcMar>
-              <w:top w:type="dxa" w:w="60"/>
-              <w:left w:type="dxa" w:w="120"/>
-              <w:bottom w:type="dxa" w:w="60"/>
-              <w:right w:type="dxa" w:w="120"/>
-            </w:tcMar>
-            <w:vAlign w:val="top"/>
-          </w:tcPr>
-          <w:p>
-            <w:pPr>
-              <w:spacing w:after="40" w:before="0"/>
-              <w:jc w:val="left"/>
-            </w:pPr>
-            <w:r>
-              <w:rPr>
-                <w:rFonts w:ascii="Arial" w:cs="Arial" w:eastAsia="Arial" w:hAnsi="Arial"/>
-                <w:b w:val="false"/>
-                <w:bCs w:val="false"/>
-                <w:i w:val="false"/>
-                <w:iCs w:val="false"/>
-                <w:color w:val="000000"/>
-                <w:sz w:val="18"/>
-                <w:szCs w:val="18"/>
-              </w:rPr>
-              <w:t xml:space="preserve">DRIVING QUESTION: How is the human digestive system adapted to break down and absorb the nutrients in a typical Kenyan meal — and what happens when those adaptations fail?</w:t>
-            </w:r>
-          </w:p>
-          <w:p>
-            <w:pPr>
-              <w:spacing w:after="40" w:before="0"/>
-              <w:jc w:val="left"/>
-            </w:pPr>
-            <w:r>
-              <w:rPr>
-                <w:rFonts w:ascii="Arial" w:cs="Arial" w:eastAsia="Arial" w:hAnsi="Arial"/>
-                <w:b w:val="false"/>
-                <w:bCs w:val="false"/>
-                <w:i w:val="false"/>
-                <w:iCs w:val="false"/>
-                <w:color w:val="000000"/>
-                <w:sz w:val="18"/>
-                <w:szCs w:val="18"/>
-              </w:rPr>
-              <w:t xml:space="preserve"/>
-            </w:r>
-          </w:p>
-          <w:p>
-            <w:pPr>
-              <w:spacing w:after="40" w:before="0"/>
-              <w:jc w:val="left"/>
-            </w:pPr>
-            <w:r>
-              <w:rPr>
-                <w:rFonts w:ascii="Arial" w:cs="Arial" w:eastAsia="Arial" w:hAnsi="Arial"/>
-                <w:b w:val="false"/>
-                <w:bCs w:val="false"/>
-                <w:i w:val="false"/>
-                <w:iCs w:val="false"/>
-                <w:color w:val="000000"/>
-                <w:sz w:val="18"/>
-                <w:szCs w:val="18"/>
-              </w:rPr>
-              <w:t xml:space="preserve">KICD KEY INQUIRY QUESTION:</w:t>
-            </w:r>
-          </w:p>
-          <w:p>
-            <w:pPr>
-              <w:spacing w:after="40" w:before="0"/>
-              <w:jc w:val="left"/>
-            </w:pPr>
-            <w:r>
-              <w:rPr>
-                <w:rFonts w:ascii="Arial" w:cs="Arial" w:eastAsia="Arial" w:hAnsi="Arial"/>
-                <w:b w:val="false"/>
-                <w:bCs w:val="false"/>
-                <w:i w:val="false"/>
-                <w:iCs w:val="false"/>
-                <w:color w:val="000000"/>
-                <w:sz w:val="18"/>
-                <w:szCs w:val="18"/>
-              </w:rPr>
-              <w:t xml:space="preserve">1. How is the human digestive system adapted to its functions?</w:t>
-            </w:r>
-          </w:p>
-        </w:tc>
-      </w:tr>
-      <w:tr>
-        <w:tc>
-          <w:tcPr>
-            <w:tcW w:type="dxa" w:w="3000"/>
-            <w:shd w:fill="EAD1F5" w:color="auto" w:val="clear"/>
-            <w:tcMar>
-              <w:top w:type="dxa" w:w="60"/>
-              <w:left w:type="dxa" w:w="120"/>
-              <w:bottom w:type="dxa" w:w="60"/>
-              <w:right w:type="dxa" w:w="120"/>
-            </w:tcMar>
-            <w:vAlign w:val="top"/>
-          </w:tcPr>
-          <w:p>
-            <w:pPr>
-              <w:spacing w:after="40" w:before="0"/>
-              <w:jc w:val="left"/>
-            </w:pPr>
-            <w:r>
-              <w:rPr>
-                <w:rFonts w:ascii="Arial" w:cs="Arial" w:eastAsia="Arial" w:hAnsi="Arial"/>
-                <w:b/>
-                <w:bCs/>
-                <w:i w:val="false"/>
-                <w:iCs w:val="false"/>
-                <w:color w:val="000000"/>
-                <w:sz w:val="18"/>
-                <w:szCs w:val="18"/>
-              </w:rPr>
-              <w:t xml:space="preserve">Anchoring Phenomenon</w:t>
-            </w:r>
-          </w:p>
-        </w:tc>
-        <w:tc>
-          <w:tcPr>
-            <w:tcW w:type="dxa" w:w="10680"/>
-            <w:shd w:fill="FFFFFF" w:color="auto" w:val="clear"/>
-            <w:tcMar>
-              <w:top w:type="dxa" w:w="60"/>
-              <w:left w:type="dxa" w:w="120"/>
-              <w:bottom w:type="dxa" w:w="60"/>
-              <w:right w:type="dxa" w:w="120"/>
-            </w:tcMar>
-            <w:vAlign w:val="top"/>
-          </w:tcPr>
-          <w:p>
-            <w:pPr>
-              <w:spacing w:after="40" w:before="0"/>
-              <w:jc w:val="left"/>
-            </w:pPr>
-            <w:r>
-              <w:rPr>
-                <w:rFonts w:ascii="Arial" w:cs="Arial" w:eastAsia="Arial" w:hAnsi="Arial"/>
-                <w:b w:val="false"/>
-                <w:bCs w:val="false"/>
-                <w:i w:val="false"/>
-                <w:iCs w:val="false"/>
-                <w:color w:val="000000"/>
-                <w:sz w:val="18"/>
-                <w:szCs w:val="18"/>
-              </w:rPr>
-              <w:t xml:space="preserve">ANCHORING PHENOMENON — "The Ugali and Sukuma Wiki Puzzle":</w:t>
-            </w:r>
-          </w:p>
-          <w:p>
-            <w:pPr>
-              <w:spacing w:after="40" w:before="0"/>
-              <w:jc w:val="left"/>
-            </w:pPr>
-            <w:r>
-              <w:rPr>
-                <w:rFonts w:ascii="Arial" w:cs="Arial" w:eastAsia="Arial" w:hAnsi="Arial"/>
-                <w:b w:val="false"/>
-                <w:bCs w:val="false"/>
-                <w:i w:val="false"/>
-                <w:iCs w:val="false"/>
-                <w:color w:val="000000"/>
-                <w:sz w:val="18"/>
-                <w:szCs w:val="18"/>
-              </w:rPr>
-              <w:t xml:space="preserve">A standard Kenyan school lunch of ugali (maize meal), sukuma wiki (kale), and a small portion of nyama choma (grilled meat) is placed before learners. Students observe that the meal contains visibly different substances — starchy, fibrous, and protein-rich — yet within hours the body has apparently extracted energy and nutrients from all of it, leaving only waste. What is puzzling is that a single, uniform-looking lump of ugali and a leaf of sukuma wiki enter the mouth as solid, complex matter, yet the small intestine — a tube barely 3 cm wide — somehow absorbs the nutrients into the bloodstream without any visible machinery. Learners cannot explain: (1) how the body "knows" which chemical to release at each stage, (2) why digestion takes different amounts of time for carbohydrates versus proteins, and (3) how the body avoids digesting itself. This everyday, culturally familiar meal creates genuine cognitive dissonance that motivates the entire unit's investigation.</w:t>
-            </w:r>
-          </w:p>
-        </w:tc>
-      </w:tr>
-      <w:tr>
-        <w:tc>
-          <w:tcPr>
-            <w:tcW w:type="dxa" w:w="3000"/>
-            <w:shd w:fill="D9EEF1" w:color="auto" w:val="clear"/>
-            <w:tcMar>
-              <w:top w:type="dxa" w:w="60"/>
-              <w:left w:type="dxa" w:w="120"/>
-              <w:bottom w:type="dxa" w:w="60"/>
-              <w:right w:type="dxa" w:w="120"/>
-            </w:tcMar>
-            <w:vAlign w:val="top"/>
-          </w:tcPr>
-          <w:p>
-            <w:pPr>
-              <w:spacing w:after="40" w:before="0"/>
-              <w:jc w:val="left"/>
-            </w:pPr>
-            <w:r>
-              <w:rPr>
-                <w:rFonts w:ascii="Arial" w:cs="Arial" w:eastAsia="Arial" w:hAnsi="Arial"/>
-                <w:b/>
-                <w:bCs/>
-                <w:i w:val="false"/>
-                <w:iCs w:val="false"/>
-                <w:color w:val="000000"/>
-                <w:sz w:val="18"/>
-                <w:szCs w:val="18"/>
-              </w:rPr>
-              <w:t xml:space="preserve">Storyline Thread</w:t>
-            </w:r>
-          </w:p>
-        </w:tc>
-        <w:tc>
-          <w:tcPr>
-            <w:tcW w:type="dxa" w:w="10680"/>
-            <w:shd w:fill="FFFFFF" w:color="auto" w:val="clear"/>
-            <w:tcMar>
-              <w:top w:type="dxa" w:w="60"/>
-              <w:left w:type="dxa" w:w="120"/>
-              <w:bottom w:type="dxa" w:w="60"/>
-              <w:right w:type="dxa" w:w="120"/>
-            </w:tcMar>
-            <w:vAlign w:val="top"/>
-          </w:tcPr>
-          <w:p>
-            <w:pPr>
-              <w:spacing w:after="40" w:before="0"/>
-              <w:jc w:val="left"/>
-            </w:pPr>
-            <w:r>
-              <w:rPr>
-                <w:rFonts w:ascii="Arial" w:cs="Arial" w:eastAsia="Arial" w:hAnsi="Arial"/>
-                <w:b w:val="false"/>
-                <w:bCs w:val="false"/>
-                <w:i w:val="false"/>
-                <w:iCs w:val="false"/>
-                <w:color w:val="000000"/>
-                <w:sz w:val="18"/>
-                <w:szCs w:val="18"/>
-              </w:rPr>
-              <w:t xml:space="preserve">Lesson 1 — PREDICT | Anchoring Phenomenon Launch: Teacher presents the "Ugali and Sukuma Wiki Puzzle" — a full Kenyan school lunch is displayed (or photographed). Learners individually write predictions about what happens to each food component (ugali, sukuma wiki, nyama choma) after swallowing. Class constructs an initial Driving Question Board (DQB) listing what they notice, what they wonder, and what they already think they know. Learners sketch a first draft "journey map" of food through the body from memory alone.</w:t>
-            </w:r>
-          </w:p>
-          <w:p>
-            <w:pPr>
-              <w:spacing w:after="40" w:before="0"/>
-              <w:jc w:val="left"/>
-            </w:pPr>
-            <w:r>
-              <w:rPr>
-                <w:rFonts w:ascii="Arial" w:cs="Arial" w:eastAsia="Arial" w:hAnsi="Arial"/>
-                <w:b w:val="false"/>
-                <w:bCs w:val="false"/>
-                <w:i w:val="false"/>
-                <w:iCs w:val="false"/>
-                <w:color w:val="000000"/>
-                <w:sz w:val="18"/>
-                <w:szCs w:val="18"/>
-              </w:rPr>
-              <w:t xml:space="preserve"/>
-            </w:r>
-          </w:p>
-          <w:p>
-            <w:pPr>
-              <w:spacing w:after="40" w:before="0"/>
-              <w:jc w:val="left"/>
-            </w:pPr>
-            <w:r>
-              <w:rPr>
-                <w:rFonts w:ascii="Arial" w:cs="Arial" w:eastAsia="Arial" w:hAnsi="Arial"/>
-                <w:b w:val="false"/>
-                <w:bCs w:val="false"/>
-                <w:i w:val="false"/>
-                <w:iCs w:val="false"/>
-                <w:color w:val="000000"/>
-                <w:sz w:val="18"/>
-                <w:szCs w:val="18"/>
-              </w:rPr>
-              <w:t xml:space="preserve">Lesson 2 — OBSERVE | Mechanical vs. Chemical Digestion in the Mouth and Stomach: Learners watch an animation/simulation of food being chewed and mixed with saliva (mechanical digestion) and then churned in the stomach (chemical digestion with pepsin and HCl). Teacher demonstrates the mandazi-in-the-mouth phenomenon live. Learners record observations and compare the two types of digestion, identifying the roles of teeth, tongue, salivary glands, and stomach wall. DQB is updated with new questions arising from the animation.</w:t>
-            </w:r>
-          </w:p>
-          <w:p>
-            <w:pPr>
-              <w:spacing w:after="40" w:before="0"/>
-              <w:jc w:val="left"/>
-            </w:pPr>
-            <w:r>
-              <w:rPr>
-                <w:rFonts w:ascii="Arial" w:cs="Arial" w:eastAsia="Arial" w:hAnsi="Arial"/>
-                <w:b w:val="false"/>
-                <w:bCs w:val="false"/>
-                <w:i w:val="false"/>
-                <w:iCs w:val="false"/>
-                <w:color w:val="000000"/>
-                <w:sz w:val="18"/>
-                <w:szCs w:val="18"/>
-              </w:rPr>
-              <w:t xml:space="preserve"/>
-            </w:r>
-          </w:p>
-          <w:p>
-            <w:pPr>
-              <w:spacing w:after="40" w:before="0"/>
-              <w:jc w:val="left"/>
-            </w:pPr>
-            <w:r>
-              <w:rPr>
-                <w:rFonts w:ascii="Arial" w:cs="Arial" w:eastAsia="Arial" w:hAnsi="Arial"/>
-                <w:b w:val="false"/>
-                <w:bCs w:val="false"/>
-                <w:i w:val="false"/>
-                <w:iCs w:val="false"/>
-                <w:color w:val="000000"/>
-                <w:sz w:val="18"/>
-                <w:szCs w:val="18"/>
-              </w:rPr>
-              <w:t xml:space="preserve">Lesson 3 — OBSERVE | Enzymes and Regions of the Alimentary Canal: Learners use print/digital media (Kenya Education Cloud or printed resource sheets) to research the specific enzymes active in each region — mouth (salivary amylase), stomach (pepsin, rennin), small intestine (pancreatic amylase, lipase, trypsin, intestinal peptidases) — and the type of food each breaks down. Groups create a region-by-region enzyme summary chart and present findings digitally or on manila paper. Teacher cold-calls 3 groups to explain one enzyme each. DQB updated.</w:t>
-            </w:r>
-          </w:p>
-          <w:p>
-            <w:pPr>
-              <w:spacing w:after="40" w:before="0"/>
-              <w:jc w:val="left"/>
-            </w:pPr>
-            <w:r>
-              <w:rPr>
-                <w:rFonts w:ascii="Arial" w:cs="Arial" w:eastAsia="Arial" w:hAnsi="Arial"/>
-                <w:b w:val="false"/>
-                <w:bCs w:val="false"/>
-                <w:i w:val="false"/>
-                <w:iCs w:val="false"/>
-                <w:color w:val="000000"/>
-                <w:sz w:val="18"/>
-                <w:szCs w:val="18"/>
-              </w:rPr>
-              <w:t xml:space="preserve"/>
-            </w:r>
-          </w:p>
-          <w:p>
-            <w:pPr>
-              <w:spacing w:after="40" w:before="0"/>
-              <w:jc w:val="left"/>
-            </w:pPr>
-            <w:r>
-              <w:rPr>
-                <w:rFonts w:ascii="Arial" w:cs="Arial" w:eastAsia="Arial" w:hAnsi="Arial"/>
-                <w:b w:val="false"/>
-                <w:bCs w:val="false"/>
-                <w:i w:val="false"/>
-                <w:iCs w:val="false"/>
-                <w:color w:val="000000"/>
-                <w:sz w:val="18"/>
-                <w:szCs w:val="18"/>
-              </w:rPr>
-              <w:t xml:space="preserve">Lesson 4 — OBSERVE &amp; EXPLAIN | Food Tests Practical (Part 1 — Starch and Reducing Sugars): Learners carry out the iodine test for starch and Benedict's test for reducing sugars using samples of ugali, ripe banana, raw maize flour, sugar solution, and sukuma wiki extract. Teacher gives step-by-step procedural guidance (Benedict's test: 2 cm³ test solution + equal Benedict's reagent → hot water bath → observe colour change). Learners record all colour changes in results tables, identify which Kenyan foods contain starch vs. reducing sugars, and link findings back to which enzymes would act on these substrates in the body.</w:t>
-            </w:r>
-          </w:p>
-          <w:p>
-            <w:pPr>
-              <w:spacing w:after="40" w:before="0"/>
-              <w:jc w:val="left"/>
-            </w:pPr>
-            <w:r>
-              <w:rPr>
-                <w:rFonts w:ascii="Arial" w:cs="Arial" w:eastAsia="Arial" w:hAnsi="Arial"/>
-                <w:b w:val="false"/>
-                <w:bCs w:val="false"/>
-                <w:i w:val="false"/>
-                <w:iCs w:val="false"/>
-                <w:color w:val="000000"/>
-                <w:sz w:val="18"/>
-                <w:szCs w:val="18"/>
-              </w:rPr>
-              <w:t xml:space="preserve"/>
-            </w:r>
-          </w:p>
-          <w:p>
-            <w:pPr>
-              <w:spacing w:after="40" w:before="0"/>
-              <w:jc w:val="left"/>
-            </w:pPr>
-            <w:r>
-              <w:rPr>
-                <w:rFonts w:ascii="Arial" w:cs="Arial" w:eastAsia="Arial" w:hAnsi="Arial"/>
-                <w:b w:val="false"/>
-                <w:bCs w:val="false"/>
-                <w:i w:val="false"/>
-                <w:iCs w:val="false"/>
-                <w:color w:val="000000"/>
-                <w:sz w:val="18"/>
-                <w:szCs w:val="18"/>
-              </w:rPr>
-              <w:t xml:space="preserve">Lesson 5 — OBSERVE &amp; EXPLAIN | Food Tests Practical (Part 2 — Proteins and Fats): Learners perform the Biuret test for proteins (using nyama choma extract, bean broth, milk) and the ethanol emulsion test for fats (using butter, cooking oil, sukuma wiki). Results are recorded and compared across groups. Class discussion: why does nyama choma turn violet with Biuret reagent? How does this link to pepsin action in the stomach? Teacher uses wait time (minimum 15 seconds) before cold-calling 4 learners. Safety precautions for handling NaOH (Biuret) and ethanol are explicitly observed and discussed.</w:t>
-            </w:r>
-          </w:p>
-          <w:p>
-            <w:pPr>
-              <w:spacing w:after="40" w:before="0"/>
-              <w:jc w:val="left"/>
-            </w:pPr>
-            <w:r>
-              <w:rPr>
-                <w:rFonts w:ascii="Arial" w:cs="Arial" w:eastAsia="Arial" w:hAnsi="Arial"/>
-                <w:b w:val="false"/>
-                <w:bCs w:val="false"/>
-                <w:i w:val="false"/>
-                <w:iCs w:val="false"/>
-                <w:color w:val="000000"/>
-                <w:sz w:val="18"/>
-                <w:szCs w:val="18"/>
-              </w:rPr>
-              <w:t xml:space="preserve"/>
-            </w:r>
-          </w:p>
-          <w:p>
-            <w:pPr>
-              <w:spacing w:after="40" w:before="0"/>
-              <w:jc w:val="left"/>
-            </w:pPr>
-            <w:r>
-              <w:rPr>
-                <w:rFonts w:ascii="Arial" w:cs="Arial" w:eastAsia="Arial" w:hAnsi="Arial"/>
-                <w:b w:val="false"/>
-                <w:bCs w:val="false"/>
-                <w:i w:val="false"/>
-                <w:iCs w:val="false"/>
-                <w:color w:val="000000"/>
-                <w:sz w:val="18"/>
-                <w:szCs w:val="18"/>
-              </w:rPr>
-              <w:t xml:space="preserve">Lesson 6 — EXPLAIN | Adaptations of the Human Digestive System: Learners examine labelled diagrams and photomicrographs (or digital images) of villus structure, stomach wall rugae, and the cardiac/pyloric sphincters. Teacher facilitates structured discussion: "What structural feature of the small intestine increases surface area? Why does the stomach not digest itself?" Learners construct an annotated diagram linking each structural adaptation to its function. Groups share one adaptation each in a gallery walk. DQB revisited — which original questions can now be answered with evidence?</w:t>
-            </w:r>
-          </w:p>
-          <w:p>
-            <w:pPr>
-              <w:spacing w:after="40" w:before="0"/>
-              <w:jc w:val="left"/>
-            </w:pPr>
-            <w:r>
-              <w:rPr>
-                <w:rFonts w:ascii="Arial" w:cs="Arial" w:eastAsia="Arial" w:hAnsi="Arial"/>
-                <w:b w:val="false"/>
-                <w:bCs w:val="false"/>
-                <w:i w:val="false"/>
-                <w:iCs w:val="false"/>
-                <w:color w:val="000000"/>
-                <w:sz w:val="18"/>
-                <w:szCs w:val="18"/>
-              </w:rPr>
-              <w:t xml:space="preserve"/>
-            </w:r>
-          </w:p>
-          <w:p>
-            <w:pPr>
-              <w:spacing w:after="40" w:before="0"/>
-              <w:jc w:val="left"/>
-            </w:pPr>
-            <w:r>
-              <w:rPr>
-                <w:rFonts w:ascii="Arial" w:cs="Arial" w:eastAsia="Arial" w:hAnsi="Arial"/>
-                <w:b w:val="false"/>
-                <w:bCs w:val="false"/>
-                <w:i w:val="false"/>
-                <w:iCs w:val="false"/>
-                <w:color w:val="000000"/>
-                <w:sz w:val="18"/>
-                <w:szCs w:val="18"/>
-              </w:rPr>
-              <w:t xml:space="preserve">Lesson 7 — MODEL BUILDING | Making a Model of the Human Digestive System: Learners use locally available materials (cardboard tubes for oesophagus/intestines, a plastic bag for the stomach, cloth/sponge for villi, string for sphincters) to construct a physical 3D model of the alimentary canal. Each region must be labelled with (a) the organ name, (b) one mechanical and/or chemical process that occurs there, and (c) the enzyme(s) involved. Models are peer-assessed using a teacher-prepared checklist. Teacher circulates, asking probing questions: "Show me where the bile enters — what does bile do and why is that important for fat digestion?"</w:t>
-            </w:r>
-          </w:p>
-          <w:p>
-            <w:pPr>
-              <w:spacing w:after="40" w:before="0"/>
-              <w:jc w:val="left"/>
-            </w:pPr>
-            <w:r>
-              <w:rPr>
-                <w:rFonts w:ascii="Arial" w:cs="Arial" w:eastAsia="Arial" w:hAnsi="Arial"/>
-                <w:b w:val="false"/>
-                <w:bCs w:val="false"/>
-                <w:i w:val="false"/>
-                <w:iCs w:val="false"/>
-                <w:color w:val="000000"/>
-                <w:sz w:val="18"/>
-                <w:szCs w:val="18"/>
-              </w:rPr>
-              <w:t xml:space="preserve"/>
-            </w:r>
-          </w:p>
-          <w:p>
-            <w:pPr>
-              <w:spacing w:after="40" w:before="0"/>
-              <w:jc w:val="left"/>
-            </w:pPr>
-            <w:r>
-              <w:rPr>
-                <w:rFonts w:ascii="Arial" w:cs="Arial" w:eastAsia="Arial" w:hAnsi="Arial"/>
-                <w:b w:val="false"/>
-                <w:bCs w:val="false"/>
-                <w:i w:val="false"/>
-                <w:iCs w:val="false"/>
-                <w:color w:val="000000"/>
-                <w:sz w:val="18"/>
-                <w:szCs w:val="18"/>
-              </w:rPr>
-              <w:t xml:space="preserve">Lesson 8 — DQB SYNTHESIS &amp; ASSESSMENT | Driving Question Resolution and Unit Wrap-Up: Learners return to their Lesson 1 journey maps and original DQB predictions, annotating them in a different colour to show what they now know and what has changed. Class collaboratively answers the driving question in writing: "How is the human digestive system adapted to break down and absorb the nutrients in a typical Kenyan meal?" Teacher administers a structured food-test practical assessment (Benedict's test procedure, steps 1–4) and a short written component on enzyme-region matching. Unit closes with learners identifying one career connected to the sub-strand and explaining the connection.</w:t>
-            </w:r>
-          </w:p>
-        </w:tc>
-      </w:tr>
-      <w:tr>
-        <w:tc>
-          <w:tcPr>
-            <w:tcW w:type="dxa" w:w="3000"/>
-            <w:shd w:fill="EAD1F5" w:color="auto" w:val="clear"/>
-            <w:tcMar>
-              <w:top w:type="dxa" w:w="60"/>
-              <w:left w:type="dxa" w:w="120"/>
-              <w:bottom w:type="dxa" w:w="60"/>
-              <w:right w:type="dxa" w:w="120"/>
-            </w:tcMar>
-            <w:vAlign w:val="top"/>
-          </w:tcPr>
-          <w:p>
-            <w:pPr>
-              <w:spacing w:after="40" w:before="0"/>
-              <w:jc w:val="left"/>
-            </w:pPr>
-            <w:r>
-              <w:rPr>
-                <w:rFonts w:ascii="Arial" w:cs="Arial" w:eastAsia="Arial" w:hAnsi="Arial"/>
-                <w:b/>
-                <w:bCs/>
-                <w:i w:val="false"/>
-                <w:iCs w:val="false"/>
-                <w:color w:val="000000"/>
-                <w:sz w:val="18"/>
-                <w:szCs w:val="18"/>
-              </w:rPr>
-              <w:t xml:space="preserve">Supporting Phenomena</w:t>
-            </w:r>
-          </w:p>
-        </w:tc>
-        <w:tc>
-          <w:tcPr>
-            <w:tcW w:type="dxa" w:w="10680"/>
-            <w:shd w:fill="FFFFFF" w:color="auto" w:val="clear"/>
-            <w:tcMar>
-              <w:top w:type="dxa" w:w="60"/>
-              <w:left w:type="dxa" w:w="120"/>
-              <w:bottom w:type="dxa" w:w="60"/>
-              <w:right w:type="dxa" w:w="120"/>
-            </w:tcMar>
-            <w:vAlign w:val="top"/>
-          </w:tcPr>
-          <w:p>
-            <w:pPr>
-              <w:spacing w:after="30" w:before="0"/>
-              <w:ind w:left="360" w:hanging="180"/>
-              <w:jc w:val="left"/>
-            </w:pPr>
-            <w:r>
-              <w:rPr>
-                <w:rFonts w:ascii="Arial" w:cs="Arial" w:eastAsia="Arial" w:hAnsi="Arial"/>
-                <w:b w:val="false"/>
-                <w:bCs w:val="false"/>
-                <w:i w:val="false"/>
-                <w:iCs w:val="false"/>
-                <w:color w:val="000000"/>
-                <w:sz w:val="18"/>
-                <w:szCs w:val="18"/>
-              </w:rPr>
-              <w:t xml:space="preserve">–  A ripe banana tastes sweet immediately, but raw unripe maize (corn on the cob) is starchy and not sweet — learners observe that both contain carbohydrates yet taste completely different, prompting questions about how digestive enzymes act on different forms of starch and sugar.</w:t>
-            </w:r>
-          </w:p>
-          <w:p>
-            <w:pPr>
-              <w:spacing w:after="30" w:before="0"/>
-              <w:ind w:left="360" w:hanging="180"/>
-              <w:jc w:val="left"/>
-            </w:pPr>
-            <w:r>
-              <w:rPr>
-                <w:rFonts w:ascii="Arial" w:cs="Arial" w:eastAsia="Arial" w:hAnsi="Arial"/>
-                <w:b w:val="false"/>
-                <w:bCs w:val="false"/>
-                <w:i w:val="false"/>
-                <w:iCs w:val="false"/>
-                <w:color w:val="000000"/>
-                <w:sz w:val="18"/>
-                <w:szCs w:val="18"/>
-              </w:rPr>
-              <w:t xml:space="preserve">–  A learner who drinks a glass of whole milk in the morning feels full for longer than one who drinks a sugary soda — this observable difference in satiety prompts inquiry into how proteins and fats are digested more slowly than simple sugars, linking to the roles of the stomach and small intestine.</w:t>
-            </w:r>
-          </w:p>
-          <w:p>
-            <w:pPr>
-              <w:spacing w:after="30" w:before="0"/>
-              <w:ind w:left="360" w:hanging="180"/>
-              <w:jc w:val="left"/>
-            </w:pPr>
-            <w:r>
-              <w:rPr>
-                <w:rFonts w:ascii="Arial" w:cs="Arial" w:eastAsia="Arial" w:hAnsi="Arial"/>
-                <w:b w:val="false"/>
-                <w:bCs w:val="false"/>
-                <w:i w:val="false"/>
-                <w:iCs w:val="false"/>
-                <w:color w:val="000000"/>
-                <w:sz w:val="18"/>
-                <w:szCs w:val="18"/>
-              </w:rPr>
-              <w:t xml:space="preserve">–  A patient at Kenyatta National Hospital who has had part of their small intestine removed must eat smaller, more frequent meals — this clinical observation (shared via a news clip or resource person) raises questions about why the small intestine is so critical for absorption and what specific adaptations (villi, microvilli) make it irreplaceable.</w:t>
-            </w:r>
-          </w:p>
-          <w:p>
-            <w:pPr>
-              <w:spacing w:after="30" w:before="0"/>
-              <w:ind w:left="360" w:hanging="180"/>
-              <w:jc w:val="left"/>
-            </w:pPr>
-            <w:r>
-              <w:rPr>
-                <w:rFonts w:ascii="Arial" w:cs="Arial" w:eastAsia="Arial" w:hAnsi="Arial"/>
-                <w:b w:val="false"/>
-                <w:bCs w:val="false"/>
-                <w:i w:val="false"/>
-                <w:iCs w:val="false"/>
-                <w:color w:val="000000"/>
-                <w:sz w:val="18"/>
-                <w:szCs w:val="18"/>
-              </w:rPr>
-              <w:t xml:space="preserve">–  Mandazi (fried dough) left in the mouth for 30 seconds begins to taste slightly sweet — learners directly experience salivary amylase breaking down starch to maltose in real time, making enzyme action in the mouth a tangible, self-observed phenomenon.</w:t>
-            </w:r>
-          </w:p>
-        </w:tc>
-      </w:tr>
-    </w:tbl>
-    <w:p>
-      <w:pPr>
-        <w:spacing w:after="120"/>
-      </w:pPr>
-      <w:r>
-        <w:t xml:space="preserve"/>
       </w:r>
     </w:p>
     <w:p>
@@ -3317,7 +3317,7 @@
             <w:pPr>
               <w:spacing w:after="20" w:before="0"/>
             </w:pPr>
-            <w:hyperlink w:history="1" r:id="rIdgjznvblkfdoegg-nms1t3">
+            <w:hyperlink w:history="1" r:id="rIdyk5f8prdmmo0_lxebt3v-">
               <w:r>
                 <w:rPr>
                   <w:rFonts w:ascii="Arial" w:cs="Arial" w:eastAsia="Arial" w:hAnsi="Arial"/>
@@ -3350,7 +3350,7 @@
               <w:spacing w:after="10" w:before="0"/>
               <w:ind w:left="120"/>
             </w:pPr>
-            <w:hyperlink w:history="1" r:id="rIdjpqgqyviy8xaqnrvsggno">
+            <w:hyperlink w:history="1" r:id="rIdfghzs4jhstomdazlqotfm">
               <w:r>
                 <w:rPr>
                   <w:rFonts w:ascii="Arial" w:cs="Arial" w:eastAsia="Arial" w:hAnsi="Arial"/>
@@ -3395,7 +3395,7 @@
             <w:pPr>
               <w:spacing w:after="20" w:before="0"/>
             </w:pPr>
-            <w:hyperlink w:history="1" r:id="rIdl-7nnrnfd1vtxccykevwu">
+            <w:hyperlink w:history="1" r:id="rIdcbeeyxoradhg62xtuwvsq">
               <w:r>
                 <w:rPr>
                   <w:rFonts w:ascii="Arial" w:cs="Arial" w:eastAsia="Arial" w:hAnsi="Arial"/>
@@ -3428,7 +3428,7 @@
               <w:spacing w:after="10" w:before="0"/>
               <w:ind w:left="120"/>
             </w:pPr>
-            <w:hyperlink w:history="1" r:id="rIdaoidfhoznxv94tiz5jgb2">
+            <w:hyperlink w:history="1" r:id="rIdt31qqjesn_ibjyltud1t6">
               <w:r>
                 <w:rPr>
                   <w:rFonts w:ascii="Arial" w:cs="Arial" w:eastAsia="Arial" w:hAnsi="Arial"/>
@@ -3623,7 +3623,7 @@
             <w:pPr>
               <w:spacing w:after="20" w:before="0"/>
             </w:pPr>
-            <w:hyperlink w:history="1" r:id="rIdihnrsy-kxkhzo1kecditp">
+            <w:hyperlink w:history="1" r:id="rIdpfs74weqbnn0dyk0f3hct">
               <w:r>
                 <w:rPr>
                   <w:rFonts w:ascii="Arial" w:cs="Arial" w:eastAsia="Arial" w:hAnsi="Arial"/>
@@ -3656,7 +3656,7 @@
               <w:spacing w:after="10" w:before="0"/>
               <w:ind w:left="120"/>
             </w:pPr>
-            <w:hyperlink w:history="1" r:id="rIdty3-largburzl3lxxmog5">
+            <w:hyperlink w:history="1" r:id="rId67ra5qb5cdnbwbka8gked">
               <w:r>
                 <w:rPr>
                   <w:rFonts w:ascii="Arial" w:cs="Arial" w:eastAsia="Arial" w:hAnsi="Arial"/>
@@ -3701,7 +3701,7 @@
             <w:pPr>
               <w:spacing w:after="20" w:before="0"/>
             </w:pPr>
-            <w:hyperlink w:history="1" r:id="rIdzh67in5ffwcjxiaqxxz6z">
+            <w:hyperlink w:history="1" r:id="rIdkhy0ybvwnhivwbf3yjplg">
               <w:r>
                 <w:rPr>
                   <w:rFonts w:ascii="Arial" w:cs="Arial" w:eastAsia="Arial" w:hAnsi="Arial"/>
@@ -3734,7 +3734,7 @@
               <w:spacing w:after="10" w:before="0"/>
               <w:ind w:left="120"/>
             </w:pPr>
-            <w:hyperlink w:history="1" r:id="rIdpagruesdmxnwlsyfthoje">
+            <w:hyperlink w:history="1" r:id="rIdvhc58okvjfgnacehiikxf">
               <w:r>
                 <w:rPr>
                   <w:rFonts w:ascii="Arial" w:cs="Arial" w:eastAsia="Arial" w:hAnsi="Arial"/>
@@ -3929,7 +3929,7 @@
             <w:pPr>
               <w:spacing w:after="20" w:before="0"/>
             </w:pPr>
-            <w:hyperlink w:history="1" r:id="rIdsubc3luqeb2uk2onzhjrs">
+            <w:hyperlink w:history="1" r:id="rIdviptaf0kc_yb74cn-akin">
               <w:r>
                 <w:rPr>
                   <w:rFonts w:ascii="Arial" w:cs="Arial" w:eastAsia="Arial" w:hAnsi="Arial"/>
@@ -3962,7 +3962,7 @@
               <w:spacing w:after="10" w:before="0"/>
               <w:ind w:left="120"/>
             </w:pPr>
-            <w:hyperlink w:history="1" r:id="rIdyw__nqmgwjjtt3oasxpbc">
+            <w:hyperlink w:history="1" r:id="rIdi8hvedh5gto76pbndpirm">
               <w:r>
                 <w:rPr>
                   <w:rFonts w:ascii="Arial" w:cs="Arial" w:eastAsia="Arial" w:hAnsi="Arial"/>
@@ -4007,7 +4007,7 @@
             <w:pPr>
               <w:spacing w:after="20" w:before="0"/>
             </w:pPr>
-            <w:hyperlink w:history="1" r:id="rIdmza-brlgdaz9edddu1d1z">
+            <w:hyperlink w:history="1" r:id="rId-cfaav6qggp4gihdt_zrw">
               <w:r>
                 <w:rPr>
                   <w:rFonts w:ascii="Arial" w:cs="Arial" w:eastAsia="Arial" w:hAnsi="Arial"/>
@@ -4040,7 +4040,7 @@
               <w:spacing w:after="10" w:before="0"/>
               <w:ind w:left="120"/>
             </w:pPr>
-            <w:hyperlink w:history="1" r:id="rIdtjnolk03cvbd7_r0wdfsa">
+            <w:hyperlink w:history="1" r:id="rIdu6fgmu1b1nx0jc23a45_m">
               <w:r>
                 <w:rPr>
                   <w:rFonts w:ascii="Arial" w:cs="Arial" w:eastAsia="Arial" w:hAnsi="Arial"/>
@@ -4235,7 +4235,7 @@
             <w:pPr>
               <w:spacing w:after="20" w:before="0"/>
             </w:pPr>
-            <w:hyperlink w:history="1" r:id="rIdq2mxnn3cnus_l-qjokoih">
+            <w:hyperlink w:history="1" r:id="rIdtljram7wmtceqmxi8vyrx">
               <w:r>
                 <w:rPr>
                   <w:rFonts w:ascii="Arial" w:cs="Arial" w:eastAsia="Arial" w:hAnsi="Arial"/>
@@ -4268,7 +4268,7 @@
               <w:spacing w:after="10" w:before="0"/>
               <w:ind w:left="120"/>
             </w:pPr>
-            <w:hyperlink w:history="1" r:id="rIddxppjdfr3sg2iygdouaip">
+            <w:hyperlink w:history="1" r:id="rIdrs1vnbeaoyifug_geqea4">
               <w:r>
                 <w:rPr>
                   <w:rFonts w:ascii="Arial" w:cs="Arial" w:eastAsia="Arial" w:hAnsi="Arial"/>
@@ -4313,7 +4313,7 @@
             <w:pPr>
               <w:spacing w:after="20" w:before="0"/>
             </w:pPr>
-            <w:hyperlink w:history="1" r:id="rIdbyk3jwrg04d4rjrmty1yb">
+            <w:hyperlink w:history="1" r:id="rId0c71wxwt2r4lukqsn6nyq">
               <w:r>
                 <w:rPr>
                   <w:rFonts w:ascii="Arial" w:cs="Arial" w:eastAsia="Arial" w:hAnsi="Arial"/>
@@ -4346,7 +4346,7 @@
               <w:spacing w:after="10" w:before="0"/>
               <w:ind w:left="120"/>
             </w:pPr>
-            <w:hyperlink w:history="1" r:id="rIdtvt6m1qaadgplmawt1ifu">
+            <w:hyperlink w:history="1" r:id="rIdmp_-yw3ekptotku5wvknk">
               <w:r>
                 <w:rPr>
                   <w:rFonts w:ascii="Arial" w:cs="Arial" w:eastAsia="Arial" w:hAnsi="Arial"/>
@@ -4541,7 +4541,7 @@
             <w:pPr>
               <w:spacing w:after="20" w:before="0"/>
             </w:pPr>
-            <w:hyperlink w:history="1" r:id="rIdph7p_usbjkj8knq43r-64">
+            <w:hyperlink w:history="1" r:id="rId6ib2d9j_aivauxyplcaxz">
               <w:r>
                 <w:rPr>
                   <w:rFonts w:ascii="Arial" w:cs="Arial" w:eastAsia="Arial" w:hAnsi="Arial"/>
@@ -4574,7 +4574,7 @@
               <w:spacing w:after="10" w:before="0"/>
               <w:ind w:left="120"/>
             </w:pPr>
-            <w:hyperlink w:history="1" r:id="rIdat9da6m8hi4zqzghpflei">
+            <w:hyperlink w:history="1" r:id="rIdrfmzxbxlnwpwips32a4ok">
               <w:r>
                 <w:rPr>
                   <w:rFonts w:ascii="Arial" w:cs="Arial" w:eastAsia="Arial" w:hAnsi="Arial"/>
@@ -4619,7 +4619,7 @@
             <w:pPr>
               <w:spacing w:after="20" w:before="0"/>
             </w:pPr>
-            <w:hyperlink w:history="1" r:id="rIdfmbkbomoxgqa4pl9_wsvu">
+            <w:hyperlink w:history="1" r:id="rId02i9pvvdigtfrchpmrqjp">
               <w:r>
                 <w:rPr>
                   <w:rFonts w:ascii="Arial" w:cs="Arial" w:eastAsia="Arial" w:hAnsi="Arial"/>
@@ -4652,7 +4652,7 @@
               <w:spacing w:after="10" w:before="0"/>
               <w:ind w:left="120"/>
             </w:pPr>
-            <w:hyperlink w:history="1" r:id="rIdtlsnb94eq3nirapk-oeyu">
+            <w:hyperlink w:history="1" r:id="rIdnncmluuff8n3mg93gbu4c">
               <w:r>
                 <w:rPr>
                   <w:rFonts w:ascii="Arial" w:cs="Arial" w:eastAsia="Arial" w:hAnsi="Arial"/>
@@ -5240,7 +5240,7 @@
         </w:rPr>
         <w:t xml:space="preserve">© 2026 SeaVuria and ARES. Aligned with KICD objectives. Developed by SeaVuria; technical implementation by ARES (with AI assistance from Claude). Licensed under </w:t>
       </w:r>
-      <w:hyperlink w:history="1" r:id="rIdcxejronvvyd3ubkm2ewaq">
+      <w:hyperlink w:history="1" r:id="rIdqfo0xhlrrbgsonqopsxdp">
         <w:r>
           <w:rPr>
             <w:rFonts w:ascii="Arial" w:cs="Arial" w:eastAsia="Arial" w:hAnsi="Arial"/>
@@ -5261,7 +5261,7 @@
         </w:rPr>
         <w:t xml:space="preserve"> (</w:t>
       </w:r>
-      <w:hyperlink w:history="1" r:id="rId496-sije-d_-sbd7lzlvm">
+      <w:hyperlink w:history="1" r:id="rIdumi-svmzmxfugpt2eek--">
         <w:r>
           <w:rPr>
             <w:rFonts w:ascii="Arial" w:cs="Arial" w:eastAsia="Arial" w:hAnsi="Arial"/>
@@ -6450,7 +6450,7 @@
               <w:spacing w:after="10" w:before="0"/>
               <w:ind w:left="120"/>
             </w:pPr>
-            <w:hyperlink w:history="1" r:id="rIdev5afazaeh5xr0p7sthzt">
+            <w:hyperlink w:history="1" r:id="rId81-6aeg-skvf3mk8m6hhr">
               <w:r>
                 <w:rPr>
                   <w:rFonts w:ascii="Arial" w:cs="Arial" w:eastAsia="Arial" w:hAnsi="Arial"/>
@@ -6527,7 +6527,7 @@
               <w:spacing w:after="10" w:before="0"/>
               <w:ind w:left="120"/>
             </w:pPr>
-            <w:hyperlink w:history="1" r:id="rId3w0mrxd2uo9hkok4nlsen">
+            <w:hyperlink w:history="1" r:id="rIdwe8whkmzf2eolft7fw65u">
               <w:r>
                 <w:rPr>
                   <w:rFonts w:ascii="Arial" w:cs="Arial" w:eastAsia="Arial" w:hAnsi="Arial"/>
@@ -6754,7 +6754,7 @@
               <w:spacing w:after="10" w:before="0"/>
               <w:ind w:left="120"/>
             </w:pPr>
-            <w:hyperlink w:history="1" r:id="rIduy_c0fmllb7x5cqmfskgn">
+            <w:hyperlink w:history="1" r:id="rIdurdasu58uk9y1mngpxejh">
               <w:r>
                 <w:rPr>
                   <w:rFonts w:ascii="Arial" w:cs="Arial" w:eastAsia="Arial" w:hAnsi="Arial"/>
@@ -6831,7 +6831,7 @@
               <w:spacing w:after="10" w:before="0"/>
               <w:ind w:left="120"/>
             </w:pPr>
-            <w:hyperlink w:history="1" r:id="rIdzkx-k4lyslxzoxhiuk_xp">
+            <w:hyperlink w:history="1" r:id="rIdfup6lh2yazpjspzmrce7e">
               <w:r>
                 <w:rPr>
                   <w:rFonts w:ascii="Arial" w:cs="Arial" w:eastAsia="Arial" w:hAnsi="Arial"/>
@@ -7058,7 +7058,7 @@
               <w:spacing w:after="10" w:before="0"/>
               <w:ind w:left="120"/>
             </w:pPr>
-            <w:hyperlink w:history="1" r:id="rId1ne5lyc40tnrpciefcs2a">
+            <w:hyperlink w:history="1" r:id="rIdyxfdck_ggncgi8wvjlupj">
               <w:r>
                 <w:rPr>
                   <w:rFonts w:ascii="Arial" w:cs="Arial" w:eastAsia="Arial" w:hAnsi="Arial"/>
@@ -7135,7 +7135,7 @@
               <w:spacing w:after="10" w:before="0"/>
               <w:ind w:left="120"/>
             </w:pPr>
-            <w:hyperlink w:history="1" r:id="rId58bxmi0rapbwxot5tfyps">
+            <w:hyperlink w:history="1" r:id="rIdg6wzwzyljqnb-h3akpnjj">
               <w:r>
                 <w:rPr>
                   <w:rFonts w:ascii="Arial" w:cs="Arial" w:eastAsia="Arial" w:hAnsi="Arial"/>
@@ -7362,7 +7362,7 @@
               <w:spacing w:after="10" w:before="0"/>
               <w:ind w:left="120"/>
             </w:pPr>
-            <w:hyperlink w:history="1" r:id="rIdmgcl8prp1cgw-8spc_9wk">
+            <w:hyperlink w:history="1" r:id="rIdhgk9ybb6uooe2dmlbskww">
               <w:r>
                 <w:rPr>
                   <w:rFonts w:ascii="Arial" w:cs="Arial" w:eastAsia="Arial" w:hAnsi="Arial"/>
@@ -7439,7 +7439,7 @@
               <w:spacing w:after="10" w:before="0"/>
               <w:ind w:left="120"/>
             </w:pPr>
-            <w:hyperlink w:history="1" r:id="rIdvimkmdvy6sxuz_3ggwp6f">
+            <w:hyperlink w:history="1" r:id="rIdmnbc_ltrlm2u1a9asvoz9">
               <w:r>
                 <w:rPr>
                   <w:rFonts w:ascii="Arial" w:cs="Arial" w:eastAsia="Arial" w:hAnsi="Arial"/>
@@ -7666,7 +7666,7 @@
               <w:spacing w:after="10" w:before="0"/>
               <w:ind w:left="120"/>
             </w:pPr>
-            <w:hyperlink w:history="1" r:id="rIdvtd9jt6tgcc3bg3pgt61t">
+            <w:hyperlink w:history="1" r:id="rId4ezntj-5h-ejczvnjtait">
               <w:r>
                 <w:rPr>
                   <w:rFonts w:ascii="Arial" w:cs="Arial" w:eastAsia="Arial" w:hAnsi="Arial"/>
@@ -7743,7 +7743,7 @@
               <w:spacing w:after="10" w:before="0"/>
               <w:ind w:left="120"/>
             </w:pPr>
-            <w:hyperlink w:history="1" r:id="rIdusgvzldm_vwhe6esjjukm">
+            <w:hyperlink w:history="1" r:id="rIdnqilz_5jlaj_j_h9c6d8i">
               <w:r>
                 <w:rPr>
                   <w:rFonts w:ascii="Arial" w:cs="Arial" w:eastAsia="Arial" w:hAnsi="Arial"/>
@@ -8346,7 +8346,7 @@
         </w:rPr>
         <w:t xml:space="preserve">© 2026 SeaVuria and ARES. Aligned with KICD objectives. Developed by SeaVuria; technical implementation by ARES (with AI assistance from Claude). Licensed under </w:t>
       </w:r>
-      <w:hyperlink w:history="1" r:id="rIdnakyyezsdhlmrisuf3iea">
+      <w:hyperlink w:history="1" r:id="rIdkbuhbkv__xxjl73kdtqpg">
         <w:r>
           <w:rPr>
             <w:rFonts w:ascii="Arial" w:cs="Arial" w:eastAsia="Arial" w:hAnsi="Arial"/>
@@ -8367,7 +8367,7 @@
         </w:rPr>
         <w:t xml:space="preserve"> (</w:t>
       </w:r>
-      <w:hyperlink w:history="1" r:id="rId2c1kv0ymhtchkguyepfe8">
+      <w:hyperlink w:history="1" r:id="rIdww12mp-rezg1hmvyjoswo">
         <w:r>
           <w:rPr>
             <w:rFonts w:ascii="Arial" w:cs="Arial" w:eastAsia="Arial" w:hAnsi="Arial"/>
@@ -9576,7 +9576,7 @@
               <w:spacing w:after="10" w:before="0"/>
               <w:ind w:left="120"/>
             </w:pPr>
-            <w:hyperlink w:history="1" r:id="rIdzkkzs8pw-4dnogug1imi_">
+            <w:hyperlink w:history="1" r:id="rIdeyibbssqczefxc-vep7_6">
               <w:r>
                 <w:rPr>
                   <w:rFonts w:ascii="Arial" w:cs="Arial" w:eastAsia="Arial" w:hAnsi="Arial"/>
@@ -9636,7 +9636,7 @@
             <w:pPr>
               <w:spacing w:after="20" w:before="0"/>
             </w:pPr>
-            <w:hyperlink w:history="1" r:id="rIdb_hpz9nj9vud0zkjtzjui">
+            <w:hyperlink w:history="1" r:id="rIdsii87fpjoom9jh-cstnpl">
               <w:r>
                 <w:rPr>
                   <w:rFonts w:ascii="Arial" w:cs="Arial" w:eastAsia="Arial" w:hAnsi="Arial"/>
@@ -9669,7 +9669,7 @@
               <w:spacing w:after="10" w:before="0"/>
               <w:ind w:left="120"/>
             </w:pPr>
-            <w:hyperlink w:history="1" r:id="rIdjube7v2zonvxjmhsrxscz">
+            <w:hyperlink w:history="1" r:id="rId_ckhfztcjwf5sqfmest2f">
               <w:r>
                 <w:rPr>
                   <w:rFonts w:ascii="Arial" w:cs="Arial" w:eastAsia="Arial" w:hAnsi="Arial"/>
@@ -9881,7 +9881,7 @@
               <w:spacing w:after="10" w:before="0"/>
               <w:ind w:left="120"/>
             </w:pPr>
-            <w:hyperlink w:history="1" r:id="rIdxl1stkghhn1hvanebrcz4">
+            <w:hyperlink w:history="1" r:id="rIdbbid8kdabjfbyul9tdn8d">
               <w:r>
                 <w:rPr>
                   <w:rFonts w:ascii="Arial" w:cs="Arial" w:eastAsia="Arial" w:hAnsi="Arial"/>
@@ -9941,7 +9941,7 @@
             <w:pPr>
               <w:spacing w:after="20" w:before="0"/>
             </w:pPr>
-            <w:hyperlink w:history="1" r:id="rIdfofjn0qidnbr1jnmagb6d">
+            <w:hyperlink w:history="1" r:id="rIdfn_ryuidpl6mik_cz5bpl">
               <w:r>
                 <w:rPr>
                   <w:rFonts w:ascii="Arial" w:cs="Arial" w:eastAsia="Arial" w:hAnsi="Arial"/>
@@ -9974,7 +9974,7 @@
               <w:spacing w:after="10" w:before="0"/>
               <w:ind w:left="120"/>
             </w:pPr>
-            <w:hyperlink w:history="1" r:id="rIdx_eyrsgdpdqqu-h_rysmp">
+            <w:hyperlink w:history="1" r:id="rIdpileqp8hpjbjs_bbqwgbp">
               <w:r>
                 <w:rPr>
                   <w:rFonts w:ascii="Arial" w:cs="Arial" w:eastAsia="Arial" w:hAnsi="Arial"/>
@@ -10186,7 +10186,7 @@
               <w:spacing w:after="10" w:before="0"/>
               <w:ind w:left="120"/>
             </w:pPr>
-            <w:hyperlink w:history="1" r:id="rIdz4xj997i5ggr1mm4w7fgq">
+            <w:hyperlink w:history="1" r:id="rId_-ogtcq0nuoqwybsydc3y">
               <w:r>
                 <w:rPr>
                   <w:rFonts w:ascii="Arial" w:cs="Arial" w:eastAsia="Arial" w:hAnsi="Arial"/>
@@ -10246,7 +10246,7 @@
             <w:pPr>
               <w:spacing w:after="20" w:before="0"/>
             </w:pPr>
-            <w:hyperlink w:history="1" r:id="rIdhnqq1m9anzs_-4hbmcynp">
+            <w:hyperlink w:history="1" r:id="rIdm_zxzbvtvaigrtax6zhqz">
               <w:r>
                 <w:rPr>
                   <w:rFonts w:ascii="Arial" w:cs="Arial" w:eastAsia="Arial" w:hAnsi="Arial"/>
@@ -10279,7 +10279,7 @@
               <w:spacing w:after="10" w:before="0"/>
               <w:ind w:left="120"/>
             </w:pPr>
-            <w:hyperlink w:history="1" r:id="rIdtdjjabputwg0nk2-ncznl">
+            <w:hyperlink w:history="1" r:id="rIdfoahmefswzqt5rin7jebp">
               <w:r>
                 <w:rPr>
                   <w:rFonts w:ascii="Arial" w:cs="Arial" w:eastAsia="Arial" w:hAnsi="Arial"/>
@@ -10491,7 +10491,7 @@
               <w:spacing w:after="10" w:before="0"/>
               <w:ind w:left="120"/>
             </w:pPr>
-            <w:hyperlink w:history="1" r:id="rId1lr4tmpujy2a32bboo3un">
+            <w:hyperlink w:history="1" r:id="rIdwas_veww7nxefyl0mwotw">
               <w:r>
                 <w:rPr>
                   <w:rFonts w:ascii="Arial" w:cs="Arial" w:eastAsia="Arial" w:hAnsi="Arial"/>
@@ -10551,7 +10551,7 @@
             <w:pPr>
               <w:spacing w:after="20" w:before="0"/>
             </w:pPr>
-            <w:hyperlink w:history="1" r:id="rIdnaemuvx6o_8tknhd_qf3l">
+            <w:hyperlink w:history="1" r:id="rIdfmjyyaxj91p2-s2fejzpp">
               <w:r>
                 <w:rPr>
                   <w:rFonts w:ascii="Arial" w:cs="Arial" w:eastAsia="Arial" w:hAnsi="Arial"/>
@@ -10584,7 +10584,7 @@
               <w:spacing w:after="10" w:before="0"/>
               <w:ind w:left="120"/>
             </w:pPr>
-            <w:hyperlink w:history="1" r:id="rIdu7qjyg8hqwbdeaicllflo">
+            <w:hyperlink w:history="1" r:id="rId25zgtglwnadvf6t8ysprj">
               <w:r>
                 <w:rPr>
                   <w:rFonts w:ascii="Arial" w:cs="Arial" w:eastAsia="Arial" w:hAnsi="Arial"/>
@@ -10796,7 +10796,7 @@
               <w:spacing w:after="10" w:before="0"/>
               <w:ind w:left="120"/>
             </w:pPr>
-            <w:hyperlink w:history="1" r:id="rIdtvsoun4afdvf_slqsmgq2">
+            <w:hyperlink w:history="1" r:id="rId3e5eofqm0fftxkhkltc7q">
               <w:r>
                 <w:rPr>
                   <w:rFonts w:ascii="Arial" w:cs="Arial" w:eastAsia="Arial" w:hAnsi="Arial"/>
@@ -10856,7 +10856,7 @@
             <w:pPr>
               <w:spacing w:after="20" w:before="0"/>
             </w:pPr>
-            <w:hyperlink w:history="1" r:id="rIduynvutqx8izkoz38zpgtx">
+            <w:hyperlink w:history="1" r:id="rIddkzeg6mwhvj4aeb7exys2">
               <w:r>
                 <w:rPr>
                   <w:rFonts w:ascii="Arial" w:cs="Arial" w:eastAsia="Arial" w:hAnsi="Arial"/>
@@ -10889,7 +10889,7 @@
               <w:spacing w:after="10" w:before="0"/>
               <w:ind w:left="120"/>
             </w:pPr>
-            <w:hyperlink w:history="1" r:id="rId-qcnwldtbfuuhpe01aanr">
+            <w:hyperlink w:history="1" r:id="rIdzyngpjk901zvb2ennpjei">
               <w:r>
                 <w:rPr>
                   <w:rFonts w:ascii="Arial" w:cs="Arial" w:eastAsia="Arial" w:hAnsi="Arial"/>
@@ -11477,7 +11477,7 @@
         </w:rPr>
         <w:t xml:space="preserve">© 2026 SeaVuria and ARES. Aligned with KICD objectives. Developed by SeaVuria; technical implementation by ARES (with AI assistance from Claude). Licensed under </w:t>
       </w:r>
-      <w:hyperlink w:history="1" r:id="rIdf7agjiatzeeam9phh_-su">
+      <w:hyperlink w:history="1" r:id="rId7aujunpqfyjipcqti_u-8">
         <w:r>
           <w:rPr>
             <w:rFonts w:ascii="Arial" w:cs="Arial" w:eastAsia="Arial" w:hAnsi="Arial"/>
@@ -11498,7 +11498,7 @@
         </w:rPr>
         <w:t xml:space="preserve"> (</w:t>
       </w:r>
-      <w:hyperlink w:history="1" r:id="rIdzj5_ey9aj29pcoihnygpv">
+      <w:hyperlink w:history="1" r:id="rIdd4p2mpqibuw5vfdftynqf">
         <w:r>
           <w:rPr>
             <w:rFonts w:ascii="Arial" w:cs="Arial" w:eastAsia="Arial" w:hAnsi="Arial"/>
@@ -12511,7 +12511,7 @@
             <w:pPr>
               <w:spacing w:after="20" w:before="0"/>
             </w:pPr>
-            <w:hyperlink w:history="1" r:id="rIdl1zrwswlnlbsch8z6vaxn">
+            <w:hyperlink w:history="1" r:id="rIdwajtf6wnjwcbvhfd-gqjy">
               <w:r>
                 <w:rPr>
                   <w:rFonts w:ascii="Arial" w:cs="Arial" w:eastAsia="Arial" w:hAnsi="Arial"/>
@@ -12544,7 +12544,7 @@
               <w:spacing w:after="10" w:before="0"/>
               <w:ind w:left="120"/>
             </w:pPr>
-            <w:hyperlink w:history="1" r:id="rId2rdly2hczbszkuwiz5okf">
+            <w:hyperlink w:history="1" r:id="rIdfkhttqlufeqyrgbsgwf3q">
               <w:r>
                 <w:rPr>
                   <w:rFonts w:ascii="Arial" w:cs="Arial" w:eastAsia="Arial" w:hAnsi="Arial"/>
@@ -12606,7 +12606,7 @@
               <w:spacing w:after="10" w:before="0"/>
               <w:ind w:left="120"/>
             </w:pPr>
-            <w:hyperlink w:history="1" r:id="rIdo3btvp1g9cddv7pggjpfr">
+            <w:hyperlink w:history="1" r:id="rIdwzdsypliebx78btlqmlwe">
               <w:r>
                 <w:rPr>
                   <w:rFonts w:ascii="Arial" w:cs="Arial" w:eastAsia="Arial" w:hAnsi="Arial"/>
@@ -12816,7 +12816,7 @@
             <w:pPr>
               <w:spacing w:after="20" w:before="0"/>
             </w:pPr>
-            <w:hyperlink w:history="1" r:id="rIdti7c1mi9aopt3ytlhgghl">
+            <w:hyperlink w:history="1" r:id="rIddopn6d_urzyclhnwswyqb">
               <w:r>
                 <w:rPr>
                   <w:rFonts w:ascii="Arial" w:cs="Arial" w:eastAsia="Arial" w:hAnsi="Arial"/>
@@ -12849,7 +12849,7 @@
               <w:spacing w:after="10" w:before="0"/>
               <w:ind w:left="120"/>
             </w:pPr>
-            <w:hyperlink w:history="1" r:id="rIdhiblvp_ml4faxy84c4v77">
+            <w:hyperlink w:history="1" r:id="rId0aghnofjhp1n-mlrc2zjo">
               <w:r>
                 <w:rPr>
                   <w:rFonts w:ascii="Arial" w:cs="Arial" w:eastAsia="Arial" w:hAnsi="Arial"/>
@@ -12911,7 +12911,7 @@
               <w:spacing w:after="10" w:before="0"/>
               <w:ind w:left="120"/>
             </w:pPr>
-            <w:hyperlink w:history="1" r:id="rIddabtfp0vkbczc59nq4tta">
+            <w:hyperlink w:history="1" r:id="rId0sa1ch8ftyrhlkxh6lqep">
               <w:r>
                 <w:rPr>
                   <w:rFonts w:ascii="Arial" w:cs="Arial" w:eastAsia="Arial" w:hAnsi="Arial"/>
@@ -13121,7 +13121,7 @@
             <w:pPr>
               <w:spacing w:after="20" w:before="0"/>
             </w:pPr>
-            <w:hyperlink w:history="1" r:id="rIdkneytxpvvnmkrklwljgfs">
+            <w:hyperlink w:history="1" r:id="rId4od4lyjkpidznrdt0z3bu">
               <w:r>
                 <w:rPr>
                   <w:rFonts w:ascii="Arial" w:cs="Arial" w:eastAsia="Arial" w:hAnsi="Arial"/>
@@ -13154,7 +13154,7 @@
               <w:spacing w:after="10" w:before="0"/>
               <w:ind w:left="120"/>
             </w:pPr>
-            <w:hyperlink w:history="1" r:id="rIdk1y1udg6lhv3jju05pyue">
+            <w:hyperlink w:history="1" r:id="rIdl5yfb-dz0nxnodg4naipz">
               <w:r>
                 <w:rPr>
                   <w:rFonts w:ascii="Arial" w:cs="Arial" w:eastAsia="Arial" w:hAnsi="Arial"/>
@@ -13216,7 +13216,7 @@
               <w:spacing w:after="10" w:before="0"/>
               <w:ind w:left="120"/>
             </w:pPr>
-            <w:hyperlink w:history="1" r:id="rIdtclaw8vdycpc1cwhortxs">
+            <w:hyperlink w:history="1" r:id="rIdc0ebjucrjuiuckjw3lxjl">
               <w:r>
                 <w:rPr>
                   <w:rFonts w:ascii="Arial" w:cs="Arial" w:eastAsia="Arial" w:hAnsi="Arial"/>
@@ -13426,7 +13426,7 @@
             <w:pPr>
               <w:spacing w:after="20" w:before="0"/>
             </w:pPr>
-            <w:hyperlink w:history="1" r:id="rId8wug96k0h0ic0vk1ze6i9">
+            <w:hyperlink w:history="1" r:id="rIddgljqne2qu1kcozltyjpf">
               <w:r>
                 <w:rPr>
                   <w:rFonts w:ascii="Arial" w:cs="Arial" w:eastAsia="Arial" w:hAnsi="Arial"/>
@@ -13459,7 +13459,7 @@
               <w:spacing w:after="10" w:before="0"/>
               <w:ind w:left="120"/>
             </w:pPr>
-            <w:hyperlink w:history="1" r:id="rId1ldpqopxcvkmr_7yocwfj">
+            <w:hyperlink w:history="1" r:id="rIdejrqysunb-nswkwhtzm-e">
               <w:r>
                 <w:rPr>
                   <w:rFonts w:ascii="Arial" w:cs="Arial" w:eastAsia="Arial" w:hAnsi="Arial"/>
@@ -13521,7 +13521,7 @@
               <w:spacing w:after="10" w:before="0"/>
               <w:ind w:left="120"/>
             </w:pPr>
-            <w:hyperlink w:history="1" r:id="rId7jxey0grn-q7s4wdjem2d">
+            <w:hyperlink w:history="1" r:id="rIduci6-f3lxezdsb00xdnat">
               <w:r>
                 <w:rPr>
                   <w:rFonts w:ascii="Arial" w:cs="Arial" w:eastAsia="Arial" w:hAnsi="Arial"/>
@@ -13731,7 +13731,7 @@
             <w:pPr>
               <w:spacing w:after="20" w:before="0"/>
             </w:pPr>
-            <w:hyperlink w:history="1" r:id="rIdzt-swffytgopqae0veuil">
+            <w:hyperlink w:history="1" r:id="rIdzo0z2dgzfjxxa8u1hfeeh">
               <w:r>
                 <w:rPr>
                   <w:rFonts w:ascii="Arial" w:cs="Arial" w:eastAsia="Arial" w:hAnsi="Arial"/>
@@ -13764,7 +13764,7 @@
               <w:spacing w:after="10" w:before="0"/>
               <w:ind w:left="120"/>
             </w:pPr>
-            <w:hyperlink w:history="1" r:id="rIdwd4o7slyg-qcvg5zgudsd">
+            <w:hyperlink w:history="1" r:id="rId4wnpxvfubkfgp4ocsc6gg">
               <w:r>
                 <w:rPr>
                   <w:rFonts w:ascii="Arial" w:cs="Arial" w:eastAsia="Arial" w:hAnsi="Arial"/>
@@ -13826,7 +13826,7 @@
               <w:spacing w:after="10" w:before="0"/>
               <w:ind w:left="120"/>
             </w:pPr>
-            <w:hyperlink w:history="1" r:id="rIdgv_s8lq0_umnhyerhkg2e">
+            <w:hyperlink w:history="1" r:id="rId1luplljgb1q0klkpggpag">
               <w:r>
                 <w:rPr>
                   <w:rFonts w:ascii="Arial" w:cs="Arial" w:eastAsia="Arial" w:hAnsi="Arial"/>
@@ -14353,7 +14353,7 @@
         </w:rPr>
         <w:t xml:space="preserve">© 2026 SeaVuria and ARES. Aligned with KICD objectives. Developed by SeaVuria; technical implementation by ARES (with AI assistance from Claude). Licensed under </w:t>
       </w:r>
-      <w:hyperlink w:history="1" r:id="rIdbkf_tekedcdkk-xqylqeb">
+      <w:hyperlink w:history="1" r:id="rId-2yx1drfdkxesjqukz_xr">
         <w:r>
           <w:rPr>
             <w:rFonts w:ascii="Arial" w:cs="Arial" w:eastAsia="Arial" w:hAnsi="Arial"/>
@@ -14374,7 +14374,7 @@
         </w:rPr>
         <w:t xml:space="preserve"> (</w:t>
       </w:r>
-      <w:hyperlink w:history="1" r:id="rIdo5wkgv8wyqxmfx6eo4py2">
+      <w:hyperlink w:history="1" r:id="rIdc_myr5l00hnegofekz3x2">
         <w:r>
           <w:rPr>
             <w:rFonts w:ascii="Arial" w:cs="Arial" w:eastAsia="Arial" w:hAnsi="Arial"/>
@@ -15603,7 +15603,7 @@
               <w:spacing w:after="10" w:before="0"/>
               <w:ind w:left="120"/>
             </w:pPr>
-            <w:hyperlink w:history="1" r:id="rIdqewsvmxmkcdnq80limlaj">
+            <w:hyperlink w:history="1" r:id="rIdz6k_b12lmpawat9a_cvsj">
               <w:r>
                 <w:rPr>
                   <w:rFonts w:ascii="Arial" w:cs="Arial" w:eastAsia="Arial" w:hAnsi="Arial"/>
@@ -15680,7 +15680,7 @@
               <w:spacing w:after="10" w:before="0"/>
               <w:ind w:left="120"/>
             </w:pPr>
-            <w:hyperlink w:history="1" r:id="rIdsenlff1gpgqzh34lmdgwn">
+            <w:hyperlink w:history="1" r:id="rId0po7qvqcifwtbidrd8kwk">
               <w:r>
                 <w:rPr>
                   <w:rFonts w:ascii="Arial" w:cs="Arial" w:eastAsia="Arial" w:hAnsi="Arial"/>
@@ -15907,7 +15907,7 @@
               <w:spacing w:after="10" w:before="0"/>
               <w:ind w:left="120"/>
             </w:pPr>
-            <w:hyperlink w:history="1" r:id="rIdsczsnh2pi7cryw_hhwryd">
+            <w:hyperlink w:history="1" r:id="rId1_jodlejmrjesks0-rpns">
               <w:r>
                 <w:rPr>
                   <w:rFonts w:ascii="Arial" w:cs="Arial" w:eastAsia="Arial" w:hAnsi="Arial"/>
@@ -15984,7 +15984,7 @@
               <w:spacing w:after="10" w:before="0"/>
               <w:ind w:left="120"/>
             </w:pPr>
-            <w:hyperlink w:history="1" r:id="rIdjiqrgzgljwxwbv7fh1gge">
+            <w:hyperlink w:history="1" r:id="rId2dtq-fdx4vchsq8jryrcs">
               <w:r>
                 <w:rPr>
                   <w:rFonts w:ascii="Arial" w:cs="Arial" w:eastAsia="Arial" w:hAnsi="Arial"/>
@@ -16211,7 +16211,7 @@
               <w:spacing w:after="10" w:before="0"/>
               <w:ind w:left="120"/>
             </w:pPr>
-            <w:hyperlink w:history="1" r:id="rIdxb6_xavhcljxsntmflusr">
+            <w:hyperlink w:history="1" r:id="rIdncpxoclsr3otjugylsnjf">
               <w:r>
                 <w:rPr>
                   <w:rFonts w:ascii="Arial" w:cs="Arial" w:eastAsia="Arial" w:hAnsi="Arial"/>
@@ -16288,7 +16288,7 @@
               <w:spacing w:after="10" w:before="0"/>
               <w:ind w:left="120"/>
             </w:pPr>
-            <w:hyperlink w:history="1" r:id="rId5iysk8m8zizxezgci6rjo">
+            <w:hyperlink w:history="1" r:id="rIdhlerfd-zrabkoh3v8ynlt">
               <w:r>
                 <w:rPr>
                   <w:rFonts w:ascii="Arial" w:cs="Arial" w:eastAsia="Arial" w:hAnsi="Arial"/>
@@ -16515,7 +16515,7 @@
               <w:spacing w:after="10" w:before="0"/>
               <w:ind w:left="120"/>
             </w:pPr>
-            <w:hyperlink w:history="1" r:id="rIdwqbnvyzs4zrid48nus4oh">
+            <w:hyperlink w:history="1" r:id="rIdx1x4p6ebxpqqsbwlp8xho">
               <w:r>
                 <w:rPr>
                   <w:rFonts w:ascii="Arial" w:cs="Arial" w:eastAsia="Arial" w:hAnsi="Arial"/>
@@ -16592,7 +16592,7 @@
               <w:spacing w:after="10" w:before="0"/>
               <w:ind w:left="120"/>
             </w:pPr>
-            <w:hyperlink w:history="1" r:id="rIddqlcgaejnf7voxj0smnga">
+            <w:hyperlink w:history="1" r:id="rIdl6fvtbb0b5wys8wqlsegh">
               <w:r>
                 <w:rPr>
                   <w:rFonts w:ascii="Arial" w:cs="Arial" w:eastAsia="Arial" w:hAnsi="Arial"/>
@@ -16819,7 +16819,7 @@
               <w:spacing w:after="10" w:before="0"/>
               <w:ind w:left="120"/>
             </w:pPr>
-            <w:hyperlink w:history="1" r:id="rIdzl6kof7n4mzsfdlg69zul">
+            <w:hyperlink w:history="1" r:id="rId2sb-dlolinm2lks5ltnss">
               <w:r>
                 <w:rPr>
                   <w:rFonts w:ascii="Arial" w:cs="Arial" w:eastAsia="Arial" w:hAnsi="Arial"/>
@@ -16896,7 +16896,7 @@
               <w:spacing w:after="10" w:before="0"/>
               <w:ind w:left="120"/>
             </w:pPr>
-            <w:hyperlink w:history="1" r:id="rId6ko5dbrlwhgur-ksdo8rf">
+            <w:hyperlink w:history="1" r:id="rId8386rf0oav1-3byysholi">
               <w:r>
                 <w:rPr>
                   <w:rFonts w:ascii="Arial" w:cs="Arial" w:eastAsia="Arial" w:hAnsi="Arial"/>
@@ -17499,7 +17499,7 @@
         </w:rPr>
         <w:t xml:space="preserve">© 2026 SeaVuria and ARES. Aligned with KICD objectives. Developed by SeaVuria; technical implementation by ARES (with AI assistance from Claude). Licensed under </w:t>
       </w:r>
-      <w:hyperlink w:history="1" r:id="rId6hwee8gn8kfcibnltc3en">
+      <w:hyperlink w:history="1" r:id="rIdvvl4zrvknxbvayf_9aaao">
         <w:r>
           <w:rPr>
             <w:rFonts w:ascii="Arial" w:cs="Arial" w:eastAsia="Arial" w:hAnsi="Arial"/>
@@ -17520,7 +17520,7 @@
         </w:rPr>
         <w:t xml:space="preserve"> (</w:t>
       </w:r>
-      <w:hyperlink w:history="1" r:id="rIduq2uxmople2heymiqh28x">
+      <w:hyperlink w:history="1" r:id="rIdcquz0idpkmpx25mg1fmff">
         <w:r>
           <w:rPr>
             <w:rFonts w:ascii="Arial" w:cs="Arial" w:eastAsia="Arial" w:hAnsi="Arial"/>
@@ -18712,7 +18712,7 @@
             <w:pPr>
               <w:spacing w:after="20" w:before="0"/>
             </w:pPr>
-            <w:hyperlink w:history="1" r:id="rIdnrrr8oicceivgpfukdpnw">
+            <w:hyperlink w:history="1" r:id="rIdibfhflry9etjodb7l-1ri">
               <w:r>
                 <w:rPr>
                   <w:rFonts w:ascii="Arial" w:cs="Arial" w:eastAsia="Arial" w:hAnsi="Arial"/>
@@ -18745,7 +18745,7 @@
               <w:spacing w:after="10" w:before="0"/>
               <w:ind w:left="120"/>
             </w:pPr>
-            <w:hyperlink w:history="1" r:id="rIdl8v9zz2sn9qyu7yem5oj2">
+            <w:hyperlink w:history="1" r:id="rIdtm1s1flzotnk7rriuuhh7">
               <w:r>
                 <w:rPr>
                   <w:rFonts w:ascii="Arial" w:cs="Arial" w:eastAsia="Arial" w:hAnsi="Arial"/>
@@ -18790,7 +18790,7 @@
             <w:pPr>
               <w:spacing w:after="20" w:before="0"/>
             </w:pPr>
-            <w:hyperlink w:history="1" r:id="rIdf9ar62bxcvdmhf4o5aor_">
+            <w:hyperlink w:history="1" r:id="rIdvpp6bbhv9ufppgxqlemkh">
               <w:r>
                 <w:rPr>
                   <w:rFonts w:ascii="Arial" w:cs="Arial" w:eastAsia="Arial" w:hAnsi="Arial"/>
@@ -18823,7 +18823,7 @@
               <w:spacing w:after="10" w:before="0"/>
               <w:ind w:left="120"/>
             </w:pPr>
-            <w:hyperlink w:history="1" r:id="rIdhl4zemjyanglec4wmzmby">
+            <w:hyperlink w:history="1" r:id="rIduodbdiedqm2j-zjrsld6j">
               <w:r>
                 <w:rPr>
                   <w:rFonts w:ascii="Arial" w:cs="Arial" w:eastAsia="Arial" w:hAnsi="Arial"/>
@@ -19018,7 +19018,7 @@
             <w:pPr>
               <w:spacing w:after="20" w:before="0"/>
             </w:pPr>
-            <w:hyperlink w:history="1" r:id="rId-wqifvo2gz-97eq1ocscc">
+            <w:hyperlink w:history="1" r:id="rIdvyp4af1qijhshqecpeb6e">
               <w:r>
                 <w:rPr>
                   <w:rFonts w:ascii="Arial" w:cs="Arial" w:eastAsia="Arial" w:hAnsi="Arial"/>
@@ -19051,7 +19051,7 @@
               <w:spacing w:after="10" w:before="0"/>
               <w:ind w:left="120"/>
             </w:pPr>
-            <w:hyperlink w:history="1" r:id="rIdzae-vepgtennuqh14sc1z">
+            <w:hyperlink w:history="1" r:id="rIdgjmmkaurehfc7ixa8gchi">
               <w:r>
                 <w:rPr>
                   <w:rFonts w:ascii="Arial" w:cs="Arial" w:eastAsia="Arial" w:hAnsi="Arial"/>
@@ -19096,7 +19096,7 @@
             <w:pPr>
               <w:spacing w:after="20" w:before="0"/>
             </w:pPr>
-            <w:hyperlink w:history="1" r:id="rIdmmb546fmdigkwyksfv5b4">
+            <w:hyperlink w:history="1" r:id="rId_yyfgo2ybrhbglt5azwjs">
               <w:r>
                 <w:rPr>
                   <w:rFonts w:ascii="Arial" w:cs="Arial" w:eastAsia="Arial" w:hAnsi="Arial"/>
@@ -19129,7 +19129,7 @@
               <w:spacing w:after="10" w:before="0"/>
               <w:ind w:left="120"/>
             </w:pPr>
-            <w:hyperlink w:history="1" r:id="rId0tad-xuwjyi_5qsfy8ifv">
+            <w:hyperlink w:history="1" r:id="rId9ltkuhg7ziiwt6dmnlvdr">
               <w:r>
                 <w:rPr>
                   <w:rFonts w:ascii="Arial" w:cs="Arial" w:eastAsia="Arial" w:hAnsi="Arial"/>
@@ -19324,7 +19324,7 @@
             <w:pPr>
               <w:spacing w:after="20" w:before="0"/>
             </w:pPr>
-            <w:hyperlink w:history="1" r:id="rIdm9pcydxnr3p-yxv3u20cc">
+            <w:hyperlink w:history="1" r:id="rId5dbpqszus9f7ljidb3ekt">
               <w:r>
                 <w:rPr>
                   <w:rFonts w:ascii="Arial" w:cs="Arial" w:eastAsia="Arial" w:hAnsi="Arial"/>
@@ -19357,7 +19357,7 @@
               <w:spacing w:after="10" w:before="0"/>
               <w:ind w:left="120"/>
             </w:pPr>
-            <w:hyperlink w:history="1" r:id="rId3ystnhjrtbaz0kzy2cfnn">
+            <w:hyperlink w:history="1" r:id="rId2ecobpnf0sfgfe_wthwmi">
               <w:r>
                 <w:rPr>
                   <w:rFonts w:ascii="Arial" w:cs="Arial" w:eastAsia="Arial" w:hAnsi="Arial"/>
@@ -19402,7 +19402,7 @@
             <w:pPr>
               <w:spacing w:after="20" w:before="0"/>
             </w:pPr>
-            <w:hyperlink w:history="1" r:id="rId_s5qgat6oq0y-qx8d12bl">
+            <w:hyperlink w:history="1" r:id="rIdswbrk2e4ommxmwm7nq9ys">
               <w:r>
                 <w:rPr>
                   <w:rFonts w:ascii="Arial" w:cs="Arial" w:eastAsia="Arial" w:hAnsi="Arial"/>
@@ -19435,7 +19435,7 @@
               <w:spacing w:after="10" w:before="0"/>
               <w:ind w:left="120"/>
             </w:pPr>
-            <w:hyperlink w:history="1" r:id="rId_ugo5tnpctxwrkp6fyk2x">
+            <w:hyperlink w:history="1" r:id="rId32oujk9mdvdylh3meu5-i">
               <w:r>
                 <w:rPr>
                   <w:rFonts w:ascii="Arial" w:cs="Arial" w:eastAsia="Arial" w:hAnsi="Arial"/>
@@ -19630,7 +19630,7 @@
             <w:pPr>
               <w:spacing w:after="20" w:before="0"/>
             </w:pPr>
-            <w:hyperlink w:history="1" r:id="rIdbffc0iapnomnv5qgbmjpk">
+            <w:hyperlink w:history="1" r:id="rIdpl6y8cw2viyo1qq_yt3f1">
               <w:r>
                 <w:rPr>
                   <w:rFonts w:ascii="Arial" w:cs="Arial" w:eastAsia="Arial" w:hAnsi="Arial"/>
@@ -19663,7 +19663,7 @@
               <w:spacing w:after="10" w:before="0"/>
               <w:ind w:left="120"/>
             </w:pPr>
-            <w:hyperlink w:history="1" r:id="rId6drqes9n-rtgwr_vlggu-">
+            <w:hyperlink w:history="1" r:id="rIdmrzedtuu5tgsnzlui2mey">
               <w:r>
                 <w:rPr>
                   <w:rFonts w:ascii="Arial" w:cs="Arial" w:eastAsia="Arial" w:hAnsi="Arial"/>
@@ -19708,7 +19708,7 @@
             <w:pPr>
               <w:spacing w:after="20" w:before="0"/>
             </w:pPr>
-            <w:hyperlink w:history="1" r:id="rIddioikuefplm77fx0rgbln">
+            <w:hyperlink w:history="1" r:id="rIdve6ng3xntvoka_k8gvo9g">
               <w:r>
                 <w:rPr>
                   <w:rFonts w:ascii="Arial" w:cs="Arial" w:eastAsia="Arial" w:hAnsi="Arial"/>
@@ -19741,7 +19741,7 @@
               <w:spacing w:after="10" w:before="0"/>
               <w:ind w:left="120"/>
             </w:pPr>
-            <w:hyperlink w:history="1" r:id="rIdslei8ervkk_ew_z9rsrnr">
+            <w:hyperlink w:history="1" r:id="rIdq4leog5pqmecpebepjvdj">
               <w:r>
                 <w:rPr>
                   <w:rFonts w:ascii="Arial" w:cs="Arial" w:eastAsia="Arial" w:hAnsi="Arial"/>
@@ -19936,7 +19936,7 @@
             <w:pPr>
               <w:spacing w:after="20" w:before="0"/>
             </w:pPr>
-            <w:hyperlink w:history="1" r:id="rId9avbvjd-c1n9mj_qyyloj">
+            <w:hyperlink w:history="1" r:id="rIdv4clypmc0sjabh-qh68jm">
               <w:r>
                 <w:rPr>
                   <w:rFonts w:ascii="Arial" w:cs="Arial" w:eastAsia="Arial" w:hAnsi="Arial"/>
@@ -19969,7 +19969,7 @@
               <w:spacing w:after="10" w:before="0"/>
               <w:ind w:left="120"/>
             </w:pPr>
-            <w:hyperlink w:history="1" r:id="rIdnbt73ou0auslyujvx8bww">
+            <w:hyperlink w:history="1" r:id="rIdkt11tqnber-nuvhkwbp1w">
               <w:r>
                 <w:rPr>
                   <w:rFonts w:ascii="Arial" w:cs="Arial" w:eastAsia="Arial" w:hAnsi="Arial"/>
@@ -20014,7 +20014,7 @@
             <w:pPr>
               <w:spacing w:after="20" w:before="0"/>
             </w:pPr>
-            <w:hyperlink w:history="1" r:id="rIdqqkonucpncun9xftfrspt">
+            <w:hyperlink w:history="1" r:id="rIdb1d9q3nadchklgvb3g2qc">
               <w:r>
                 <w:rPr>
                   <w:rFonts w:ascii="Arial" w:cs="Arial" w:eastAsia="Arial" w:hAnsi="Arial"/>
@@ -20047,7 +20047,7 @@
               <w:spacing w:after="10" w:before="0"/>
               <w:ind w:left="120"/>
             </w:pPr>
-            <w:hyperlink w:history="1" r:id="rIdrlpsvupw8eqwyltu96r8l">
+            <w:hyperlink w:history="1" r:id="rIdidl4lywdvczphnjwwmuas">
               <w:r>
                 <w:rPr>
                   <w:rFonts w:ascii="Arial" w:cs="Arial" w:eastAsia="Arial" w:hAnsi="Arial"/>
@@ -20711,7 +20711,7 @@
         </w:rPr>
         <w:t xml:space="preserve">© 2026 SeaVuria and ARES. Aligned with KICD objectives. Developed by SeaVuria; technical implementation by ARES (with AI assistance from Claude). Licensed under </w:t>
       </w:r>
-      <w:hyperlink w:history="1" r:id="rIdbyyxa6ufwz7u2l_h6pfye">
+      <w:hyperlink w:history="1" r:id="rIddojt8bfokhb8oy14hsyoq">
         <w:r>
           <w:rPr>
             <w:rFonts w:ascii="Arial" w:cs="Arial" w:eastAsia="Arial" w:hAnsi="Arial"/>
@@ -20732,7 +20732,7 @@
         </w:rPr>
         <w:t xml:space="preserve"> (</w:t>
       </w:r>
-      <w:hyperlink w:history="1" r:id="rIducghgksxyjafebvmi1f6x">
+      <w:hyperlink w:history="1" r:id="rIdiwyzqiodp6b1rsl-hgnqd">
         <w:r>
           <w:rPr>
             <w:rFonts w:ascii="Arial" w:cs="Arial" w:eastAsia="Arial" w:hAnsi="Arial"/>
@@ -21921,7 +21921,7 @@
               <w:spacing w:after="10" w:before="0"/>
               <w:ind w:left="120"/>
             </w:pPr>
-            <w:hyperlink w:history="1" r:id="rIdyfqqej_jsgabze1lgpbnv">
+            <w:hyperlink w:history="1" r:id="rIdof8orsuo73lfxfkdxgnbm">
               <w:r>
                 <w:rPr>
                   <w:rFonts w:ascii="Arial" w:cs="Arial" w:eastAsia="Arial" w:hAnsi="Arial"/>
@@ -21998,7 +21998,7 @@
               <w:spacing w:after="10" w:before="0"/>
               <w:ind w:left="120"/>
             </w:pPr>
-            <w:hyperlink w:history="1" r:id="rId3e52y19kq4vtjw2wfpfvv">
+            <w:hyperlink w:history="1" r:id="rIduujyfa2gwru_zsfegadpi">
               <w:r>
                 <w:rPr>
                   <w:rFonts w:ascii="Arial" w:cs="Arial" w:eastAsia="Arial" w:hAnsi="Arial"/>
@@ -22225,7 +22225,7 @@
               <w:spacing w:after="10" w:before="0"/>
               <w:ind w:left="120"/>
             </w:pPr>
-            <w:hyperlink w:history="1" r:id="rIdr1lkum1hmjcx9y3wmqmqj">
+            <w:hyperlink w:history="1" r:id="rId49tpa6bewkdsyeri_sibt">
               <w:r>
                 <w:rPr>
                   <w:rFonts w:ascii="Arial" w:cs="Arial" w:eastAsia="Arial" w:hAnsi="Arial"/>
@@ -22302,7 +22302,7 @@
               <w:spacing w:after="10" w:before="0"/>
               <w:ind w:left="120"/>
             </w:pPr>
-            <w:hyperlink w:history="1" r:id="rIdqu40sbrcbe-dgzm5oalbr">
+            <w:hyperlink w:history="1" r:id="rIdgnyz3udia3b3qhqx_k9ff">
               <w:r>
                 <w:rPr>
                   <w:rFonts w:ascii="Arial" w:cs="Arial" w:eastAsia="Arial" w:hAnsi="Arial"/>
@@ -22529,7 +22529,7 @@
               <w:spacing w:after="10" w:before="0"/>
               <w:ind w:left="120"/>
             </w:pPr>
-            <w:hyperlink w:history="1" r:id="rIddg64b6ihfrjgguhl5hm1v">
+            <w:hyperlink w:history="1" r:id="rIdumwxm5jeprswmtncv9-eq">
               <w:r>
                 <w:rPr>
                   <w:rFonts w:ascii="Arial" w:cs="Arial" w:eastAsia="Arial" w:hAnsi="Arial"/>
@@ -22606,7 +22606,7 @@
               <w:spacing w:after="10" w:before="0"/>
               <w:ind w:left="120"/>
             </w:pPr>
-            <w:hyperlink w:history="1" r:id="rIdxw8dopatvdq70jt6qotnx">
+            <w:hyperlink w:history="1" r:id="rIdlnbkmlem8u0jb-iiq0nif">
               <w:r>
                 <w:rPr>
                   <w:rFonts w:ascii="Arial" w:cs="Arial" w:eastAsia="Arial" w:hAnsi="Arial"/>
@@ -22932,7 +22932,7 @@
               <w:spacing w:after="10" w:before="0"/>
               <w:ind w:left="120"/>
             </w:pPr>
-            <w:hyperlink w:history="1" r:id="rIdkmr6fu5zxqjpwigkfwg8o">
+            <w:hyperlink w:history="1" r:id="rIdqsuiis2w48rpaf4frabmg">
               <w:r>
                 <w:rPr>
                   <w:rFonts w:ascii="Arial" w:cs="Arial" w:eastAsia="Arial" w:hAnsi="Arial"/>
@@ -23009,7 +23009,7 @@
               <w:spacing w:after="10" w:before="0"/>
               <w:ind w:left="120"/>
             </w:pPr>
-            <w:hyperlink w:history="1" r:id="rIdcjhx6goxujjlfqwsqkked">
+            <w:hyperlink w:history="1" r:id="rId7vbsbezxht2r7s_frgrus">
               <w:r>
                 <w:rPr>
                   <w:rFonts w:ascii="Arial" w:cs="Arial" w:eastAsia="Arial" w:hAnsi="Arial"/>
@@ -23236,7 +23236,7 @@
               <w:spacing w:after="10" w:before="0"/>
               <w:ind w:left="120"/>
             </w:pPr>
-            <w:hyperlink w:history="1" r:id="rIdggzddyfqimdtjy2e1z6uq">
+            <w:hyperlink w:history="1" r:id="rIdvpefcnof1pxlbgnx6xjfz">
               <w:r>
                 <w:rPr>
                   <w:rFonts w:ascii="Arial" w:cs="Arial" w:eastAsia="Arial" w:hAnsi="Arial"/>
@@ -23313,7 +23313,7 @@
               <w:spacing w:after="10" w:before="0"/>
               <w:ind w:left="120"/>
             </w:pPr>
-            <w:hyperlink w:history="1" r:id="rIdb859ebrb7bewoabezkq8d">
+            <w:hyperlink w:history="1" r:id="rIdw64citvxxnl-ofwrkctei">
               <w:r>
                 <w:rPr>
                   <w:rFonts w:ascii="Arial" w:cs="Arial" w:eastAsia="Arial" w:hAnsi="Arial"/>
@@ -23916,7 +23916,7 @@
         </w:rPr>
         <w:t xml:space="preserve">© 2026 SeaVuria and ARES. Aligned with KICD objectives. Developed by SeaVuria; technical implementation by ARES (with AI assistance from Claude). Licensed under </w:t>
       </w:r>
-      <w:hyperlink w:history="1" r:id="rIdzrcuj7isq6nsasyqk7vju">
+      <w:hyperlink w:history="1" r:id="rIdriq7yaaoy_mvzlmeuahtx">
         <w:r>
           <w:rPr>
             <w:rFonts w:ascii="Arial" w:cs="Arial" w:eastAsia="Arial" w:hAnsi="Arial"/>
@@ -23937,7 +23937,7 @@
         </w:rPr>
         <w:t xml:space="preserve"> (</w:t>
       </w:r>
-      <w:hyperlink w:history="1" r:id="rIdugre598lrz3hscft8ejcs">
+      <w:hyperlink w:history="1" r:id="rIdksbwhrrmfkd3v8voagepw">
         <w:r>
           <w:rPr>
             <w:rFonts w:ascii="Arial" w:cs="Arial" w:eastAsia="Arial" w:hAnsi="Arial"/>
@@ -25206,7 +25206,7 @@
               <w:spacing w:after="10" w:before="0"/>
               <w:ind w:left="120"/>
             </w:pPr>
-            <w:hyperlink w:history="1" r:id="rIdwvoghzevd0xkdflpnhgyk">
+            <w:hyperlink w:history="1" r:id="rId65tfryv8aavwp3nxyfzf1">
               <w:r>
                 <w:rPr>
                   <w:rFonts w:ascii="Arial" w:cs="Arial" w:eastAsia="Arial" w:hAnsi="Arial"/>
@@ -25283,7 +25283,7 @@
               <w:spacing w:after="10" w:before="0"/>
               <w:ind w:left="120"/>
             </w:pPr>
-            <w:hyperlink w:history="1" r:id="rIdzm1rqfldhglbxrzsf_a2p">
+            <w:hyperlink w:history="1" r:id="rIdw-3hslxk1sqncc8pieqou">
               <w:r>
                 <w:rPr>
                   <w:rFonts w:ascii="Arial" w:cs="Arial" w:eastAsia="Arial" w:hAnsi="Arial"/>
@@ -25510,7 +25510,7 @@
               <w:spacing w:after="10" w:before="0"/>
               <w:ind w:left="120"/>
             </w:pPr>
-            <w:hyperlink w:history="1" r:id="rIdcof-tzj7a_ixmhms9zt1l">
+            <w:hyperlink w:history="1" r:id="rId38gl1fkm9crjj1prjubzl">
               <w:r>
                 <w:rPr>
                   <w:rFonts w:ascii="Arial" w:cs="Arial" w:eastAsia="Arial" w:hAnsi="Arial"/>
@@ -25587,7 +25587,7 @@
               <w:spacing w:after="10" w:before="0"/>
               <w:ind w:left="120"/>
             </w:pPr>
-            <w:hyperlink w:history="1" r:id="rId_9n9bp3mvmes_szmlop6r">
+            <w:hyperlink w:history="1" r:id="rIdejodyyy3khcvxxyskqgme">
               <w:r>
                 <w:rPr>
                   <w:rFonts w:ascii="Arial" w:cs="Arial" w:eastAsia="Arial" w:hAnsi="Arial"/>
@@ -25814,7 +25814,7 @@
               <w:spacing w:after="10" w:before="0"/>
               <w:ind w:left="120"/>
             </w:pPr>
-            <w:hyperlink w:history="1" r:id="rIdoi4romdahdiqzle-afl_j">
+            <w:hyperlink w:history="1" r:id="rIdjy4xthlf41wslz1tl8avt">
               <w:r>
                 <w:rPr>
                   <w:rFonts w:ascii="Arial" w:cs="Arial" w:eastAsia="Arial" w:hAnsi="Arial"/>
@@ -25891,7 +25891,7 @@
               <w:spacing w:after="10" w:before="0"/>
               <w:ind w:left="120"/>
             </w:pPr>
-            <w:hyperlink w:history="1" r:id="rId_d2xmgi_g6iacfslcbzka">
+            <w:hyperlink w:history="1" r:id="rIdy31mwifnk4pkutp5suytu">
               <w:r>
                 <w:rPr>
                   <w:rFonts w:ascii="Arial" w:cs="Arial" w:eastAsia="Arial" w:hAnsi="Arial"/>
@@ -26118,7 +26118,7 @@
               <w:spacing w:after="10" w:before="0"/>
               <w:ind w:left="120"/>
             </w:pPr>
-            <w:hyperlink w:history="1" r:id="rIduuh7ym3v-hjbcihtg4ms5">
+            <w:hyperlink w:history="1" r:id="rIdyecbgkcjproub5clfj4rh">
               <w:r>
                 <w:rPr>
                   <w:rFonts w:ascii="Arial" w:cs="Arial" w:eastAsia="Arial" w:hAnsi="Arial"/>
@@ -26195,7 +26195,7 @@
               <w:spacing w:after="10" w:before="0"/>
               <w:ind w:left="120"/>
             </w:pPr>
-            <w:hyperlink w:history="1" r:id="rIdxb4v8gjvk8xmhqs-hpp87">
+            <w:hyperlink w:history="1" r:id="rIdcj6miizzhncoepdeh1myz">
               <w:r>
                 <w:rPr>
                   <w:rFonts w:ascii="Arial" w:cs="Arial" w:eastAsia="Arial" w:hAnsi="Arial"/>
@@ -26422,7 +26422,7 @@
               <w:spacing w:after="10" w:before="0"/>
               <w:ind w:left="120"/>
             </w:pPr>
-            <w:hyperlink w:history="1" r:id="rIdu22opbcvq8my6ehayj9iw">
+            <w:hyperlink w:history="1" r:id="rIdh3wvedfnxnqni3zutae9_">
               <w:r>
                 <w:rPr>
                   <w:rFonts w:ascii="Arial" w:cs="Arial" w:eastAsia="Arial" w:hAnsi="Arial"/>
@@ -26499,7 +26499,7 @@
               <w:spacing w:after="10" w:before="0"/>
               <w:ind w:left="120"/>
             </w:pPr>
-            <w:hyperlink w:history="1" r:id="rIdeszw9073rpofbgllen1zc">
+            <w:hyperlink w:history="1" r:id="rIdr-5xeudnfvwpom_cfb8ax">
               <w:r>
                 <w:rPr>
                   <w:rFonts w:ascii="Arial" w:cs="Arial" w:eastAsia="Arial" w:hAnsi="Arial"/>
@@ -27178,7 +27178,7 @@
         </w:rPr>
         <w:t xml:space="preserve">© 2026 SeaVuria and ARES. Aligned with KICD objectives. Developed by SeaVuria; technical implementation by ARES (with AI assistance from Claude). Licensed under </w:t>
       </w:r>
-      <w:hyperlink w:history="1" r:id="rIdv2cjlszsbflkdv4bagqi6">
+      <w:hyperlink w:history="1" r:id="rIdywx8qrmwnee-pkyniskz5">
         <w:r>
           <w:rPr>
             <w:rFonts w:ascii="Arial" w:cs="Arial" w:eastAsia="Arial" w:hAnsi="Arial"/>
@@ -27199,7 +27199,7 @@
         </w:rPr>
         <w:t xml:space="preserve"> (</w:t>
       </w:r>
-      <w:hyperlink w:history="1" r:id="rIdjzd-vutggi_lje7kwefcr">
+      <w:hyperlink w:history="1" r:id="rIdspe-cpqm2tvdhyurs8x0u">
         <w:r>
           <w:rPr>
             <w:rFonts w:ascii="Arial" w:cs="Arial" w:eastAsia="Arial" w:hAnsi="Arial"/>

--- a/data/outputs/v2/General_Science/SS1.3_Nutrition_in_Animals/General_Science_Nutrition_in_Animals_CBE_LessonSequence.docx
+++ b/data/outputs/v2/General_Science/SS1.3_Nutrition_in_Animals/General_Science_Nutrition_in_Animals_CBE_LessonSequence.docx
@@ -2086,7 +2086,7 @@
         </w:rPr>
         <w:t xml:space="preserve">© 2026 SeaVuria and ARES. This work is licensed under a </w:t>
       </w:r>
-      <w:hyperlink w:history="1" r:id="rIdmmzkc9thj0a0dkz1-mhjn">
+      <w:hyperlink w:history="1" r:id="rIdhxnrd_1do9ylwgaugm0ny">
         <w:r>
           <w:rPr>
             <w:rFonts w:ascii="Arial" w:cs="Arial" w:eastAsia="Arial" w:hAnsi="Arial"/>
@@ -2106,7 +2106,7 @@
         </w:rPr>
         <w:t xml:space="preserve"> (</w:t>
       </w:r>
-      <w:hyperlink w:history="1" r:id="rIdguo5rwohm7zzcjywnpuk2">
+      <w:hyperlink w:history="1" r:id="rIdcqxye8hdienkqnjkat8iu">
         <w:r>
           <w:rPr>
             <w:rFonts w:ascii="Arial" w:cs="Arial" w:eastAsia="Arial" w:hAnsi="Arial"/>
@@ -2126,7 +2126,7 @@
         </w:rPr>
         <w:t xml:space="preserve">). To view a copy of this license, visit </w:t>
       </w:r>
-      <w:hyperlink w:history="1" r:id="rIdajuv55i5snwmkdn4pvcik">
+      <w:hyperlink w:history="1" r:id="rId2bnv-z7toxoimioa_ztzt">
         <w:r>
           <w:rPr>
             <w:rFonts w:ascii="Arial" w:cs="Arial" w:eastAsia="Arial" w:hAnsi="Arial"/>
@@ -3317,7 +3317,7 @@
             <w:pPr>
               <w:spacing w:after="20" w:before="0"/>
             </w:pPr>
-            <w:hyperlink w:history="1" r:id="rIdyk5f8prdmmo0_lxebt3v-">
+            <w:hyperlink w:history="1" r:id="rId1o4lef4_f162u64bbi0jb">
               <w:r>
                 <w:rPr>
                   <w:rFonts w:ascii="Arial" w:cs="Arial" w:eastAsia="Arial" w:hAnsi="Arial"/>
@@ -3350,7 +3350,7 @@
               <w:spacing w:after="10" w:before="0"/>
               <w:ind w:left="120"/>
             </w:pPr>
-            <w:hyperlink w:history="1" r:id="rIdfghzs4jhstomdazlqotfm">
+            <w:hyperlink w:history="1" r:id="rId6r4anfwwf3y74fzwfxh88">
               <w:r>
                 <w:rPr>
                   <w:rFonts w:ascii="Arial" w:cs="Arial" w:eastAsia="Arial" w:hAnsi="Arial"/>
@@ -3395,7 +3395,7 @@
             <w:pPr>
               <w:spacing w:after="20" w:before="0"/>
             </w:pPr>
-            <w:hyperlink w:history="1" r:id="rIdcbeeyxoradhg62xtuwvsq">
+            <w:hyperlink w:history="1" r:id="rIdbn7xeyldeh92k9h41j9bi">
               <w:r>
                 <w:rPr>
                   <w:rFonts w:ascii="Arial" w:cs="Arial" w:eastAsia="Arial" w:hAnsi="Arial"/>
@@ -3428,7 +3428,7 @@
               <w:spacing w:after="10" w:before="0"/>
               <w:ind w:left="120"/>
             </w:pPr>
-            <w:hyperlink w:history="1" r:id="rIdt31qqjesn_ibjyltud1t6">
+            <w:hyperlink w:history="1" r:id="rIdtrxm_zqkamt3s1ptm90z0">
               <w:r>
                 <w:rPr>
                   <w:rFonts w:ascii="Arial" w:cs="Arial" w:eastAsia="Arial" w:hAnsi="Arial"/>
@@ -3623,7 +3623,7 @@
             <w:pPr>
               <w:spacing w:after="20" w:before="0"/>
             </w:pPr>
-            <w:hyperlink w:history="1" r:id="rIdpfs74weqbnn0dyk0f3hct">
+            <w:hyperlink w:history="1" r:id="rIdhyx2pacswsxta9l24uhcz">
               <w:r>
                 <w:rPr>
                   <w:rFonts w:ascii="Arial" w:cs="Arial" w:eastAsia="Arial" w:hAnsi="Arial"/>
@@ -3656,7 +3656,7 @@
               <w:spacing w:after="10" w:before="0"/>
               <w:ind w:left="120"/>
             </w:pPr>
-            <w:hyperlink w:history="1" r:id="rId67ra5qb5cdnbwbka8gked">
+            <w:hyperlink w:history="1" r:id="rId8fnt6atjt2zyjr-hw21t5">
               <w:r>
                 <w:rPr>
                   <w:rFonts w:ascii="Arial" w:cs="Arial" w:eastAsia="Arial" w:hAnsi="Arial"/>
@@ -3694,14 +3694,14 @@
                 <w:sz w:val="16"/>
                 <w:szCs w:val="16"/>
               </w:rPr>
-              <w:t xml:space="preserve">📖 EXERCISE:</w:t>
+              <w:t xml:space="preserve">📖 HTML:</w:t>
             </w:r>
           </w:p>
           <w:p>
             <w:pPr>
               <w:spacing w:after="20" w:before="0"/>
             </w:pPr>
-            <w:hyperlink w:history="1" r:id="rIdkhy0ybvwnhivwbf3yjplg">
+            <w:hyperlink w:history="1" r:id="rIdyjubv3ddoenez9uorrzs6">
               <w:r>
                 <w:rPr>
                   <w:rFonts w:ascii="Arial" w:cs="Arial" w:eastAsia="Arial" w:hAnsi="Arial"/>
@@ -3710,7 +3710,7 @@
                   <w:szCs w:val="16"/>
                   <w:u w:val="single" w:color="2E75B6"/>
                 </w:rPr>
-                <w:t xml:space="preserve">Human Digestive System Practice</w:t>
+                <w:t xml:space="preserve">Enzymes in the Digestive System (Flexbook)</w:t>
               </w:r>
             </w:hyperlink>
           </w:p>
@@ -3734,7 +3734,7 @@
               <w:spacing w:after="10" w:before="0"/>
               <w:ind w:left="120"/>
             </w:pPr>
-            <w:hyperlink w:history="1" r:id="rIdvhc58okvjfgnacehiikxf">
+            <w:hyperlink w:history="1" r:id="rId4nf3wfcpmong_ujcxam7c">
               <w:r>
                 <w:rPr>
                   <w:rFonts w:ascii="Arial" w:cs="Arial" w:eastAsia="Arial" w:hAnsi="Arial"/>
@@ -3929,7 +3929,329 @@
             <w:pPr>
               <w:spacing w:after="20" w:before="0"/>
             </w:pPr>
-            <w:hyperlink w:history="1" r:id="rIdviptaf0kc_yb74cn-akin">
+            <w:hyperlink w:history="1" r:id="rIdcig6zlcqps3besw3ih0pw">
+              <w:r>
+                <w:rPr>
+                  <w:rFonts w:ascii="Arial" w:cs="Arial" w:eastAsia="Arial" w:hAnsi="Arial"/>
+                  <w:color w:val="2E75B6"/>
+                  <w:sz w:val="16"/>
+                  <w:szCs w:val="16"/>
+                  <w:u w:val="single" w:color="2E75B6"/>
+                </w:rPr>
+                <w:t xml:space="preserve">16 Insects, Digestive And Excretory Systems</w:t>
+              </w:r>
+            </w:hyperlink>
+          </w:p>
+          <w:p>
+            <w:pPr>
+              <w:spacing w:after="20" w:before="0"/>
+            </w:pPr>
+            <w:r>
+              <w:rPr>
+                <w:rFonts w:ascii="Arial" w:cs="Arial" w:eastAsia="Arial" w:hAnsi="Arial"/>
+                <w:i/>
+                <w:iCs/>
+                <w:color w:val="595959"/>
+                <w:sz w:val="16"/>
+                <w:szCs w:val="16"/>
+              </w:rPr>
+              <w:t xml:space="preserve">Related topic: not an exact match for this lesson.</w:t>
+            </w:r>
+          </w:p>
+          <w:p>
+            <w:pPr>
+              <w:spacing w:after="10" w:before="0"/>
+              <w:ind w:left="120"/>
+            </w:pPr>
+            <w:r>
+              <w:rPr>
+                <w:rFonts w:ascii="Arial" w:cs="Arial" w:eastAsia="Arial" w:hAnsi="Arial"/>
+                <w:color w:val="595959"/>
+                <w:sz w:val="14"/>
+                <w:szCs w:val="14"/>
+              </w:rPr>
+              <w:t xml:space="preserve">Source: Seavuria</w:t>
+            </w:r>
+          </w:p>
+          <w:p>
+            <w:pPr>
+              <w:spacing w:after="10" w:before="0"/>
+              <w:ind w:left="120"/>
+            </w:pPr>
+            <w:hyperlink w:history="1" r:id="rIdz8fw_fuy2mitddqv7c_nf">
+              <w:r>
+                <w:rPr>
+                  <w:rFonts w:ascii="Arial" w:cs="Arial" w:eastAsia="Arial" w:hAnsi="Arial"/>
+                  <w:color w:val="595959"/>
+                  <w:sz w:val="14"/>
+                  <w:szCs w:val="14"/>
+                  <w:u w:val="single" w:color="595959"/>
+                </w:rPr>
+                <w:t xml:space="preserve">🔍 Search ARES for similar videos</w:t>
+              </w:r>
+            </w:hyperlink>
+          </w:p>
+          <w:p>
+            <w:pPr>
+              <w:spacing w:after="40" w:before="0"/>
+            </w:pPr>
+            <w:r>
+              <w:rPr>
+                <w:sz w:val="14"/>
+                <w:szCs w:val="14"/>
+              </w:rPr>
+              <w:t xml:space="preserve"/>
+            </w:r>
+          </w:p>
+          <w:p>
+            <w:pPr>
+              <w:spacing w:after="20" w:before="0"/>
+            </w:pPr>
+            <w:r>
+              <w:rPr>
+                <w:rFonts w:ascii="Arial" w:cs="Arial" w:eastAsia="Arial" w:hAnsi="Arial"/>
+                <w:b/>
+                <w:bCs/>
+                <w:color w:val="1F3864"/>
+                <w:sz w:val="16"/>
+                <w:szCs w:val="16"/>
+              </w:rPr>
+              <w:t xml:space="preserve">📖 EXERCISE:</w:t>
+            </w:r>
+          </w:p>
+          <w:p>
+            <w:pPr>
+              <w:spacing w:after="20" w:before="0"/>
+            </w:pPr>
+            <w:hyperlink w:history="1" r:id="rIditfjethiqi135w4tzotok">
+              <w:r>
+                <w:rPr>
+                  <w:rFonts w:ascii="Arial" w:cs="Arial" w:eastAsia="Arial" w:hAnsi="Arial"/>
+                  <w:color w:val="2E75B6"/>
+                  <w:sz w:val="16"/>
+                  <w:szCs w:val="16"/>
+                  <w:u w:val="single" w:color="2E75B6"/>
+                </w:rPr>
+                <w:t xml:space="preserve">Enzymes in the Digestive System Practice</w:t>
+              </w:r>
+            </w:hyperlink>
+          </w:p>
+          <w:p>
+            <w:pPr>
+              <w:spacing w:after="10" w:before="0"/>
+              <w:ind w:left="120"/>
+            </w:pPr>
+            <w:r>
+              <w:rPr>
+                <w:rFonts w:ascii="Arial" w:cs="Arial" w:eastAsia="Arial" w:hAnsi="Arial"/>
+                <w:color w:val="595959"/>
+                <w:sz w:val="14"/>
+                <w:szCs w:val="14"/>
+              </w:rPr>
+              <w:t xml:space="preserve">Source: CK-12</w:t>
+            </w:r>
+          </w:p>
+          <w:p>
+            <w:pPr>
+              <w:spacing w:after="10" w:before="0"/>
+              <w:ind w:left="120"/>
+            </w:pPr>
+            <w:hyperlink w:history="1" r:id="rId8z7jtlwczxajf4jzlr8du">
+              <w:r>
+                <w:rPr>
+                  <w:rFonts w:ascii="Arial" w:cs="Arial" w:eastAsia="Arial" w:hAnsi="Arial"/>
+                  <w:color w:val="595959"/>
+                  <w:sz w:val="14"/>
+                  <w:szCs w:val="14"/>
+                  <w:u w:val="single" w:color="595959"/>
+                </w:rPr>
+                <w:t xml:space="preserve">🔍 Search ARES for similar readings</w:t>
+              </w:r>
+            </w:hyperlink>
+          </w:p>
+        </w:tc>
+        <w:tc>
+          <w:tcPr>
+            <w:tcW w:type="dxa" w:w="3040"/>
+            <w:shd w:fill="FFFFFF" w:color="auto" w:val="clear"/>
+            <w:tcMar>
+              <w:top w:type="dxa" w:w="60"/>
+              <w:left w:type="dxa" w:w="120"/>
+              <w:bottom w:type="dxa" w:w="60"/>
+              <w:right w:type="dxa" w:w="120"/>
+            </w:tcMar>
+            <w:vAlign w:val="top"/>
+          </w:tcPr>
+          <w:p>
+            <w:pPr>
+              <w:spacing w:after="40" w:before="0"/>
+              <w:jc w:val="left"/>
+            </w:pPr>
+            <w:r>
+              <w:rPr>
+                <w:rFonts w:ascii="Arial" w:cs="Arial" w:eastAsia="Arial" w:hAnsi="Arial"/>
+                <w:b w:val="false"/>
+                <w:bCs w:val="false"/>
+                <w:i w:val="false"/>
+                <w:iCs w:val="false"/>
+                <w:color w:val="000000"/>
+                <w:sz w:val="18"/>
+                <w:szCs w:val="18"/>
+              </w:rPr>
+              <w:t xml:space="preserve">The teacher facilitates a whole-class 'What Do We Already Know?' gallery sort. Prediction phrases collected from the Predict Phase (already written on the board) are now sorted by the class into three categories: CONFIDENT WE KNOW THIS, THINK WE KNOW BUT NOT SURE, and HAVE NO IDEA. Learners stand up, walk to the board, and physically move sticky-note labels (or the teacher moves them based on learner direction) to sort the prior-knowledge claims. The class then identifies at least one piece of prior knowledge per food item that they are confident is true and will serve as an anchor — this becomes the 'Known Foundation' that the DQB will build upon.</w:t>
+            </w:r>
+          </w:p>
+        </w:tc>
+        <w:tc>
+          <w:tcPr>
+            <w:tcW w:type="dxa" w:w="3040"/>
+            <w:shd w:fill="F2F2F2" w:color="auto" w:val="clear"/>
+            <w:tcMar>
+              <w:top w:type="dxa" w:w="60"/>
+              <w:left w:type="dxa" w:w="120"/>
+              <w:bottom w:type="dxa" w:w="60"/>
+              <w:right w:type="dxa" w:w="120"/>
+            </w:tcMar>
+            <w:vAlign w:val="top"/>
+          </w:tcPr>
+          <w:p>
+            <w:pPr>
+              <w:spacing w:after="40" w:before="0"/>
+              <w:jc w:val="left"/>
+            </w:pPr>
+            <w:r>
+              <w:rPr>
+                <w:rFonts w:ascii="Arial" w:cs="Arial" w:eastAsia="Arial" w:hAnsi="Arial"/>
+                <w:b w:val="false"/>
+                <w:bCs w:val="false"/>
+                <w:i w:val="false"/>
+                <w:iCs w:val="false"/>
+                <w:color w:val="000000"/>
+                <w:sz w:val="18"/>
+                <w:szCs w:val="18"/>
+              </w:rPr>
+              <w:t xml:space="preserve">Transcribe 8–10 of the most interesting/most common prediction phrases from the board onto individual sticky notes (prepared during the Observe Phase while learners are writing). Draw three columns on a fresh section of the board: CONFIDENT | THINK SO | NO IDEA. Say: 'I have pulled out some of the things you predicted. As a class, let us sort them. I will read each one — if you think we KNOW this is true, show me a thumbs-up. If you THINK it might be true but you are not certain, show me an open hand. If you honestly have NO IDEA, show me a thumbs-down.' Read each sticky note, tally the hand signals aloud ('I see 18 thumbs-up, 7 open hands, 3 thumbs-down'), and place the sticky note in the majority column. After sorting, say: 'Look at our CONFIDENT column. These are the building blocks we already have. Now look at our NO IDEA column — that is our work for this unit.' Cold-call 2 learners from the NO IDEA column and ask: 'Can you say in one sentence what specifically you do not yet understand about this?' Apply 15-second WAIT TIME. Write their responses verbatim — these will seed the DQB. Do NOT answer any question at this stage. Say explicitly: 'I am not going to answer these today. That would spoil the investigation. But I am going to promise you this — by the end of this unit, YOU will be able to answer every single one of these questions yourself.'</w:t>
+            </w:r>
+          </w:p>
+        </w:tc>
+        <w:tc>
+          <w:tcPr>
+            <w:tcW w:type="dxa" w:w="3040"/>
+            <w:shd w:fill="FFFFFF" w:color="auto" w:val="clear"/>
+            <w:tcMar>
+              <w:top w:type="dxa" w:w="60"/>
+              <w:left w:type="dxa" w:w="120"/>
+              <w:bottom w:type="dxa" w:w="60"/>
+              <w:right w:type="dxa" w:w="120"/>
+            </w:tcMar>
+            <w:vAlign w:val="top"/>
+          </w:tcPr>
+          <w:p>
+            <w:pPr>
+              <w:spacing w:after="40" w:before="0"/>
+              <w:jc w:val="left"/>
+            </w:pPr>
+            <w:r>
+              <w:rPr>
+                <w:rFonts w:ascii="Arial" w:cs="Arial" w:eastAsia="Arial" w:hAnsi="Arial"/>
+                <w:b w:val="false"/>
+                <w:bCs w:val="false"/>
+                <w:i w:val="false"/>
+                <w:iCs w:val="false"/>
+                <w:color w:val="000000"/>
+                <w:sz w:val="18"/>
+                <w:szCs w:val="18"/>
+              </w:rPr>
+              <w:t xml:space="preserve">Collaborative Knowledge Audit (linked to NGSS Practice 7 — Engaging in Argument from Evidence): The gallery sort externalises the epistemological status of prior knowledge claims — distinguishing confident knowledge from hunches from ignorance. This metacognitive move is crucial in CBE because it develops 'learning to learn' competency. By making uncertainty visible and public, the teacher normalises intellectual humility and frames the unit as a genuine investigation rather than a transmission of known facts. The sorting process also reveals consensus vs. disagreement within the class, which the teacher will exploit in Lessons 3–5 to create productive intellectual conflict.</w:t>
+            </w:r>
+          </w:p>
+        </w:tc>
+        <w:tc>
+          <w:tcPr>
+            <w:tcW w:type="dxa" w:w="3040"/>
+            <w:shd w:fill="F2F2F2" w:color="auto" w:val="clear"/>
+            <w:tcMar>
+              <w:top w:type="dxa" w:w="60"/>
+              <w:left w:type="dxa" w:w="120"/>
+              <w:bottom w:type="dxa" w:w="60"/>
+              <w:right w:type="dxa" w:w="120"/>
+            </w:tcMar>
+            <w:vAlign w:val="top"/>
+          </w:tcPr>
+          <w:p>
+            <w:pPr>
+              <w:spacing w:after="40" w:before="0"/>
+              <w:jc w:val="left"/>
+            </w:pPr>
+            <w:r>
+              <w:rPr>
+                <w:rFonts w:ascii="Arial" w:cs="Arial" w:eastAsia="Arial" w:hAnsi="Arial"/>
+                <w:b w:val="false"/>
+                <w:bCs w:val="false"/>
+                <w:i w:val="false"/>
+                <w:iCs w:val="false"/>
+                <w:color w:val="000000"/>
+                <w:sz w:val="18"/>
+                <w:szCs w:val="18"/>
+              </w:rPr>
+              <w:t xml:space="preserve">The teacher notes which prior-knowledge claims land in the CONFIDENT column — these will be used as scaffolds in Lessons 2 and 3. The teacher specifically watches for: (a) whether learners can correctly identify that ugali is starch-based and nyama choma is protein-based — this is the chemical foundation of Lessons 4 and 5; (b) whether any learner mentions 'enzymes' — if so, the teacher writes the word on the board with a star and says 'Remember that word — we will need it'; (c) whether learners show confidence about mechanical digestion (chewing) but uncertainty about chemical digestion — this gap is the primary conceptual target of Lessons 2–4.</w:t>
+            </w:r>
+          </w:p>
+        </w:tc>
+      </w:tr>
+      <w:tr>
+        <w:tc>
+          <w:tcPr>
+            <w:tcW w:type="dxa" w:w="1520"/>
+            <w:shd w:fill="FCE4D6" w:color="auto" w:val="clear"/>
+            <w:tcMar>
+              <w:top w:type="dxa" w:w="60"/>
+              <w:left w:type="dxa" w:w="120"/>
+              <w:bottom w:type="dxa" w:w="60"/>
+              <w:right w:type="dxa" w:w="120"/>
+            </w:tcMar>
+            <w:vAlign w:val="top"/>
+          </w:tcPr>
+          <w:p>
+            <w:pPr>
+              <w:spacing w:after="40" w:before="0"/>
+              <w:jc w:val="left"/>
+            </w:pPr>
+            <w:r>
+              <w:rPr>
+                <w:rFonts w:ascii="Arial" w:cs="Arial" w:eastAsia="Arial" w:hAnsi="Arial"/>
+                <w:b/>
+                <w:bCs/>
+                <w:i w:val="false"/>
+                <w:iCs w:val="false"/>
+                <w:color w:val="000000"/>
+                <w:sz w:val="18"/>
+                <w:szCs w:val="18"/>
+              </w:rPr>
+              <w:t xml:space="preserve">Driving Question Board (DQB) Creation</w:t>
+            </w:r>
+          </w:p>
+          <w:p>
+            <w:pPr>
+              <w:spacing w:after="20" w:before="0"/>
+            </w:pPr>
+            <w:r>
+              <w:rPr>
+                <w:rFonts w:ascii="Arial" w:cs="Arial" w:eastAsia="Arial" w:hAnsi="Arial"/>
+                <w:b/>
+                <w:bCs/>
+                <w:color w:val="1F3864"/>
+                <w:sz w:val="16"/>
+                <w:szCs w:val="16"/>
+              </w:rPr>
+              <w:t xml:space="preserve">📹 VIDEO:</w:t>
+            </w:r>
+          </w:p>
+          <w:p>
+            <w:pPr>
+              <w:spacing w:after="20" w:before="0"/>
+            </w:pPr>
+            <w:hyperlink w:history="1" r:id="rIdhbqdqfc5jwvdziiwulwsm">
               <w:r>
                 <w:rPr>
                   <w:rFonts w:ascii="Arial" w:cs="Arial" w:eastAsia="Arial" w:hAnsi="Arial"/>
@@ -3962,7 +4284,7 @@
               <w:spacing w:after="10" w:before="0"/>
               <w:ind w:left="120"/>
             </w:pPr>
-            <w:hyperlink w:history="1" r:id="rIdi8hvedh5gto76pbndpirm">
+            <w:hyperlink w:history="1" r:id="rIdpwchzsscfeqp3txraetec">
               <w:r>
                 <w:rPr>
                   <w:rFonts w:ascii="Arial" w:cs="Arial" w:eastAsia="Arial" w:hAnsi="Arial"/>
@@ -4000,14 +4322,14 @@
                 <w:sz w:val="16"/>
                 <w:szCs w:val="16"/>
               </w:rPr>
-              <w:t xml:space="preserve">📖 EXERCISE:</w:t>
+              <w:t xml:space="preserve">📖 HTML:</w:t>
             </w:r>
           </w:p>
           <w:p>
             <w:pPr>
               <w:spacing w:after="20" w:before="0"/>
             </w:pPr>
-            <w:hyperlink w:history="1" r:id="rId-cfaav6qggp4gihdt_zrw">
+            <w:hyperlink w:history="1" r:id="rIdaj7ef5h2nffkeywfymxrr">
               <w:r>
                 <w:rPr>
                   <w:rFonts w:ascii="Arial" w:cs="Arial" w:eastAsia="Arial" w:hAnsi="Arial"/>
@@ -4016,7 +4338,7 @@
                   <w:szCs w:val="16"/>
                   <w:u w:val="single" w:color="2E75B6"/>
                 </w:rPr>
-                <w:t xml:space="preserve">Digestive System Organs Practice</w:t>
+                <w:t xml:space="preserve">Human Digestive System (Flexbook)</w:t>
               </w:r>
             </w:hyperlink>
           </w:p>
@@ -4040,7 +4362,7 @@
               <w:spacing w:after="10" w:before="0"/>
               <w:ind w:left="120"/>
             </w:pPr>
-            <w:hyperlink w:history="1" r:id="rIdu6fgmu1b1nx0jc23a45_m">
+            <w:hyperlink w:history="1" r:id="rIdgpcwpc8f60ectaxwei3rg">
               <w:r>
                 <w:rPr>
                   <w:rFonts w:ascii="Arial" w:cs="Arial" w:eastAsia="Arial" w:hAnsi="Arial"/>
@@ -4082,7 +4404,7 @@
                 <w:sz w:val="18"/>
                 <w:szCs w:val="18"/>
               </w:rPr>
-              <w:t xml:space="preserve">The teacher facilitates a whole-class 'What Do We Already Know?' gallery sort. Prediction phrases collected from the Predict Phase (already written on the board) are now sorted by the class into three categories: CONFIDENT WE KNOW THIS, THINK WE KNOW BUT NOT SURE, and HAVE NO IDEA. Learners stand up, walk to the board, and physically move sticky-note labels (or the teacher moves them based on learner direction) to sort the prior-knowledge claims. The class then identifies at least one piece of prior knowledge per food item that they are confident is true and will serve as an anchor — this becomes the 'Known Foundation' that the DQB will build upon.</w:t>
+              <w:t xml:space="preserve">Each learner receives three sticky notes in different colours: YELLOW = something I noticed about the meal, BLUE = something I wonder/a question I have, GREEN = something I think I already know. Learners individually write one idea per sticky note (3 minutes), then post their notes on the class DQB — a large sheet of paper or section of whiteboard divided into the three colour zones. The teacher facilitates a 5-minute whole-class clustering activity in which learners identify recurring themes and group similar questions together. The class agrees on the unit's Driving Question (pre-written by the teacher, now revealed): 'How is the human digestive system adapted to break down and absorb the nutrients in a typical Kenyan meal — and what happens when those adaptations fail?' Learners copy this into their science notebooks.</w:t>
             </w:r>
           </w:p>
         </w:tc>
@@ -4114,7 +4436,7 @@
                 <w:sz w:val="18"/>
                 <w:szCs w:val="18"/>
               </w:rPr>
-              <w:t xml:space="preserve">Transcribe 8–10 of the most interesting/most common prediction phrases from the board onto individual sticky notes (prepared during the Observe Phase while learners are writing). Draw three columns on a fresh section of the board: CONFIDENT | THINK SO | NO IDEA. Say: 'I have pulled out some of the things you predicted. As a class, let us sort them. I will read each one — if you think we KNOW this is true, show me a thumbs-up. If you THINK it might be true but you are not certain, show me an open hand. If you honestly have NO IDEA, show me a thumbs-down.' Read each sticky note, tally the hand signals aloud ('I see 18 thumbs-up, 7 open hands, 3 thumbs-down'), and place the sticky note in the majority column. After sorting, say: 'Look at our CONFIDENT column. These are the building blocks we already have. Now look at our NO IDEA column — that is our work for this unit.' Cold-call 2 learners from the NO IDEA column and ask: 'Can you say in one sentence what specifically you do not yet understand about this?' Apply 15-second WAIT TIME. Write their responses verbatim — these will seed the DQB. Do NOT answer any question at this stage. Say explicitly: 'I am not going to answer these today. That would spoil the investigation. But I am going to promise you this — by the end of this unit, YOU will be able to answer every single one of these questions yourself.'</w:t>
+              <w:t xml:space="preserve">Distribute three sticky notes per learner. Say: 'You now have three minutes to capture your thinking on these sticky notes. YELLOW — one thing you noticed about the meal that you found interesting or surprising. BLUE — one question you genuinely have about what happens to this food inside your body. GREEN — one thing you are fairly sure you already know about digestion. One idea per note. Go.' Set timer for 3 minutes. After posting, stand back and say: 'Look at our board. What patterns do you see? Are there questions that keep appearing?' Cold-call 3 learners to identify clusters. Say: 'Let me group these — I can see questions about WHERE digestion happens, questions about HOW chemicals are involved, and questions about WHAT goes wrong. Does that match what you see?' After clustering, reveal the Driving Question on a pre-prepared card or slide. Say: 'This is the question that every lesson in this unit is designed to answer. Some of you have already written versions of this question on your blue notes — which means you are already thinking like scientists.' Point to 2–3 blue notes that are close paraphrases of the driving question. Say: 'We will come back to this board every lesson and ask ourselves: what new understanding can we add today?' Instruct learners: 'Write the Driving Question at the top of a fresh page in your notebook. Below it, write your three personal questions from your blue notes. These are YOUR investigation agenda for this unit.'</w:t>
             </w:r>
           </w:p>
         </w:tc>
@@ -4146,7 +4468,7 @@
                 <w:sz w:val="18"/>
                 <w:szCs w:val="18"/>
               </w:rPr>
-              <w:t xml:space="preserve">Collaborative Knowledge Audit (linked to NGSS Practice 7 — Engaging in Argument from Evidence): The gallery sort externalises the epistemological status of prior knowledge claims — distinguishing confident knowledge from hunches from ignorance. This metacognitive move is crucial in CBE because it develops 'learning to learn' competency. By making uncertainty visible and public, the teacher normalises intellectual humility and frames the unit as a genuine investigation rather than a transmission of known facts. The sorting process also reveals consensus vs. disagreement within the class, which the teacher will exploit in Lessons 3–5 to create productive intellectual conflict.</w:t>
+              <w:t xml:space="preserve">Notice–Wonder–Know (NWK) DQB Protocol (NGSS Practice 1 — Asking Questions; Practice 8 — Obtaining, Evaluating, and Communicating Information): The three-colour DQB is a living document that will be updated every lesson. By distinguishing NOTICE (empirical observation) from WONDER (question/hypothesis) from KNOW (prior knowledge claim), the board models the epistemological structure of science itself. Clustering questions into themes previews the unit's conceptual arc and gives learners agency in the investigation — their questions, not the teacher's, are visibly driving the unit forward.</w:t>
             </w:r>
           </w:p>
         </w:tc>
@@ -4178,7 +4500,7 @@
                 <w:sz w:val="18"/>
                 <w:szCs w:val="18"/>
               </w:rPr>
-              <w:t xml:space="preserve">The teacher notes which prior-knowledge claims land in the CONFIDENT column — these will be used as scaffolds in Lessons 2 and 3. The teacher specifically watches for: (a) whether learners can correctly identify that ugali is starch-based and nyama choma is protein-based — this is the chemical foundation of Lessons 4 and 5; (b) whether any learner mentions 'enzymes' — if so, the teacher writes the word on the board with a star and says 'Remember that word — we will need it'; (c) whether learners show confidence about mechanical digestion (chewing) but uncertainty about chemical digestion — this gap is the primary conceptual target of Lessons 2–4.</w:t>
+              <w:t xml:space="preserve">The teacher photographs the completed DQB at the end of the lesson (for the ARES platform record) and scans for: (a) the sophistication of BLUE questions — are learners asking 'what happens to the food?' (surface) or 'why does the stomach not digest itself?' (deep) — this calibrates the conceptual level for Lesson 2; (b) whether any GREEN notes contain factual errors (e.g., 'the liver produces stomach acid') — these are flagged quietly and addressed in Lesson 3 without embarrassing the author; (c) whether the driving question resonates — if more than half the class has written a version of it on their blue notes, the phenomenon launch has succeeded.</w:t>
             </w:r>
           </w:p>
         </w:tc>
@@ -4187,32 +4509,32 @@
         <w:tc>
           <w:tcPr>
             <w:tcW w:type="dxa" w:w="1520"/>
-            <w:shd w:fill="FCE4D6" w:color="auto" w:val="clear"/>
-            <w:tcMar>
-              <w:top w:type="dxa" w:w="60"/>
-              <w:left w:type="dxa" w:w="120"/>
-              <w:bottom w:type="dxa" w:w="60"/>
-              <w:right w:type="dxa" w:w="120"/>
-            </w:tcMar>
-            <w:vAlign w:val="top"/>
-          </w:tcPr>
-          <w:p>
-            <w:pPr>
-              <w:spacing w:after="40" w:before="0"/>
-              <w:jc w:val="left"/>
-            </w:pPr>
-            <w:r>
-              <w:rPr>
-                <w:rFonts w:ascii="Arial" w:cs="Arial" w:eastAsia="Arial" w:hAnsi="Arial"/>
-                <w:b/>
-                <w:bCs/>
-                <w:i w:val="false"/>
-                <w:iCs w:val="false"/>
-                <w:color w:val="000000"/>
-                <w:sz w:val="18"/>
-                <w:szCs w:val="18"/>
-              </w:rPr>
-              <w:t xml:space="preserve">Driving Question Board (DQB) Creation</w:t>
+            <w:shd w:fill="D5E8F0" w:color="auto" w:val="clear"/>
+            <w:tcMar>
+              <w:top w:type="dxa" w:w="60"/>
+              <w:left w:type="dxa" w:w="120"/>
+              <w:bottom w:type="dxa" w:w="60"/>
+              <w:right w:type="dxa" w:w="120"/>
+            </w:tcMar>
+            <w:vAlign w:val="top"/>
+          </w:tcPr>
+          <w:p>
+            <w:pPr>
+              <w:spacing w:after="40" w:before="0"/>
+              <w:jc w:val="left"/>
+            </w:pPr>
+            <w:r>
+              <w:rPr>
+                <w:rFonts w:ascii="Arial" w:cs="Arial" w:eastAsia="Arial" w:hAnsi="Arial"/>
+                <w:b/>
+                <w:bCs/>
+                <w:i w:val="false"/>
+                <w:iCs w:val="false"/>
+                <w:color w:val="000000"/>
+                <w:sz w:val="18"/>
+                <w:szCs w:val="18"/>
+              </w:rPr>
+              <w:t xml:space="preserve">Model Building Phase</w:t>
             </w:r>
           </w:p>
           <w:p>
@@ -4235,7 +4557,7 @@
             <w:pPr>
               <w:spacing w:after="20" w:before="0"/>
             </w:pPr>
-            <w:hyperlink w:history="1" r:id="rIdtljram7wmtceqmxi8vyrx">
+            <w:hyperlink w:history="1" r:id="rIdnyutm9dk1s_fs0ebp8n0g">
               <w:r>
                 <w:rPr>
                   <w:rFonts w:ascii="Arial" w:cs="Arial" w:eastAsia="Arial" w:hAnsi="Arial"/>
@@ -4268,7 +4590,7 @@
               <w:spacing w:after="10" w:before="0"/>
               <w:ind w:left="120"/>
             </w:pPr>
-            <w:hyperlink w:history="1" r:id="rIdrs1vnbeaoyifug_geqea4">
+            <w:hyperlink w:history="1" r:id="rIdk-ofyzwzd40kx8gpjz0oj">
               <w:r>
                 <w:rPr>
                   <w:rFonts w:ascii="Arial" w:cs="Arial" w:eastAsia="Arial" w:hAnsi="Arial"/>
@@ -4313,7 +4635,7 @@
             <w:pPr>
               <w:spacing w:after="20" w:before="0"/>
             </w:pPr>
-            <w:hyperlink w:history="1" r:id="rId0c71wxwt2r4lukqsn6nyq">
+            <w:hyperlink w:history="1" r:id="rIdts4_jxj1hpewvgmdn1ghw">
               <w:r>
                 <w:rPr>
                   <w:rFonts w:ascii="Arial" w:cs="Arial" w:eastAsia="Arial" w:hAnsi="Arial"/>
@@ -4322,7 +4644,7 @@
                   <w:szCs w:val="16"/>
                   <w:u w:val="single" w:color="2E75B6"/>
                 </w:rPr>
-                <w:t xml:space="preserve">Digestive System Organs (Flexbook)</w:t>
+                <w:t xml:space="preserve">Enzymes in the Digestive System (Flexbook)</w:t>
               </w:r>
             </w:hyperlink>
           </w:p>
@@ -4346,313 +4668,7 @@
               <w:spacing w:after="10" w:before="0"/>
               <w:ind w:left="120"/>
             </w:pPr>
-            <w:hyperlink w:history="1" r:id="rIdmp_-yw3ekptotku5wvknk">
-              <w:r>
-                <w:rPr>
-                  <w:rFonts w:ascii="Arial" w:cs="Arial" w:eastAsia="Arial" w:hAnsi="Arial"/>
-                  <w:color w:val="595959"/>
-                  <w:sz w:val="14"/>
-                  <w:szCs w:val="14"/>
-                  <w:u w:val="single" w:color="595959"/>
-                </w:rPr>
-                <w:t xml:space="preserve">🔍 Search ARES for similar readings</w:t>
-              </w:r>
-            </w:hyperlink>
-          </w:p>
-        </w:tc>
-        <w:tc>
-          <w:tcPr>
-            <w:tcW w:type="dxa" w:w="3040"/>
-            <w:shd w:fill="FFFFFF" w:color="auto" w:val="clear"/>
-            <w:tcMar>
-              <w:top w:type="dxa" w:w="60"/>
-              <w:left w:type="dxa" w:w="120"/>
-              <w:bottom w:type="dxa" w:w="60"/>
-              <w:right w:type="dxa" w:w="120"/>
-            </w:tcMar>
-            <w:vAlign w:val="top"/>
-          </w:tcPr>
-          <w:p>
-            <w:pPr>
-              <w:spacing w:after="40" w:before="0"/>
-              <w:jc w:val="left"/>
-            </w:pPr>
-            <w:r>
-              <w:rPr>
-                <w:rFonts w:ascii="Arial" w:cs="Arial" w:eastAsia="Arial" w:hAnsi="Arial"/>
-                <w:b w:val="false"/>
-                <w:bCs w:val="false"/>
-                <w:i w:val="false"/>
-                <w:iCs w:val="false"/>
-                <w:color w:val="000000"/>
-                <w:sz w:val="18"/>
-                <w:szCs w:val="18"/>
-              </w:rPr>
-              <w:t xml:space="preserve">Each learner receives three sticky notes in different colours: YELLOW = something I noticed about the meal, BLUE = something I wonder/a question I have, GREEN = something I think I already know. Learners individually write one idea per sticky note (3 minutes), then post their notes on the class DQB — a large sheet of paper or section of whiteboard divided into the three colour zones. The teacher facilitates a 5-minute whole-class clustering activity in which learners identify recurring themes and group similar questions together. The class agrees on the unit's Driving Question (pre-written by the teacher, now revealed): 'How is the human digestive system adapted to break down and absorb the nutrients in a typical Kenyan meal — and what happens when those adaptations fail?' Learners copy this into their science notebooks.</w:t>
-            </w:r>
-          </w:p>
-        </w:tc>
-        <w:tc>
-          <w:tcPr>
-            <w:tcW w:type="dxa" w:w="3040"/>
-            <w:shd w:fill="F2F2F2" w:color="auto" w:val="clear"/>
-            <w:tcMar>
-              <w:top w:type="dxa" w:w="60"/>
-              <w:left w:type="dxa" w:w="120"/>
-              <w:bottom w:type="dxa" w:w="60"/>
-              <w:right w:type="dxa" w:w="120"/>
-            </w:tcMar>
-            <w:vAlign w:val="top"/>
-          </w:tcPr>
-          <w:p>
-            <w:pPr>
-              <w:spacing w:after="40" w:before="0"/>
-              <w:jc w:val="left"/>
-            </w:pPr>
-            <w:r>
-              <w:rPr>
-                <w:rFonts w:ascii="Arial" w:cs="Arial" w:eastAsia="Arial" w:hAnsi="Arial"/>
-                <w:b w:val="false"/>
-                <w:bCs w:val="false"/>
-                <w:i w:val="false"/>
-                <w:iCs w:val="false"/>
-                <w:color w:val="000000"/>
-                <w:sz w:val="18"/>
-                <w:szCs w:val="18"/>
-              </w:rPr>
-              <w:t xml:space="preserve">Distribute three sticky notes per learner. Say: 'You now have three minutes to capture your thinking on these sticky notes. YELLOW — one thing you noticed about the meal that you found interesting or surprising. BLUE — one question you genuinely have about what happens to this food inside your body. GREEN — one thing you are fairly sure you already know about digestion. One idea per note. Go.' Set timer for 3 minutes. After posting, stand back and say: 'Look at our board. What patterns do you see? Are there questions that keep appearing?' Cold-call 3 learners to identify clusters. Say: 'Let me group these — I can see questions about WHERE digestion happens, questions about HOW chemicals are involved, and questions about WHAT goes wrong. Does that match what you see?' After clustering, reveal the Driving Question on a pre-prepared card or slide. Say: 'This is the question that every lesson in this unit is designed to answer. Some of you have already written versions of this question on your blue notes — which means you are already thinking like scientists.' Point to 2–3 blue notes that are close paraphrases of the driving question. Say: 'We will come back to this board every lesson and ask ourselves: what new understanding can we add today?' Instruct learners: 'Write the Driving Question at the top of a fresh page in your notebook. Below it, write your three personal questions from your blue notes. These are YOUR investigation agenda for this unit.'</w:t>
-            </w:r>
-          </w:p>
-        </w:tc>
-        <w:tc>
-          <w:tcPr>
-            <w:tcW w:type="dxa" w:w="3040"/>
-            <w:shd w:fill="FFFFFF" w:color="auto" w:val="clear"/>
-            <w:tcMar>
-              <w:top w:type="dxa" w:w="60"/>
-              <w:left w:type="dxa" w:w="120"/>
-              <w:bottom w:type="dxa" w:w="60"/>
-              <w:right w:type="dxa" w:w="120"/>
-            </w:tcMar>
-            <w:vAlign w:val="top"/>
-          </w:tcPr>
-          <w:p>
-            <w:pPr>
-              <w:spacing w:after="40" w:before="0"/>
-              <w:jc w:val="left"/>
-            </w:pPr>
-            <w:r>
-              <w:rPr>
-                <w:rFonts w:ascii="Arial" w:cs="Arial" w:eastAsia="Arial" w:hAnsi="Arial"/>
-                <w:b w:val="false"/>
-                <w:bCs w:val="false"/>
-                <w:i w:val="false"/>
-                <w:iCs w:val="false"/>
-                <w:color w:val="000000"/>
-                <w:sz w:val="18"/>
-                <w:szCs w:val="18"/>
-              </w:rPr>
-              <w:t xml:space="preserve">Notice–Wonder–Know (NWK) DQB Protocol (NGSS Practice 1 — Asking Questions; Practice 8 — Obtaining, Evaluating, and Communicating Information): The three-colour DQB is a living document that will be updated every lesson. By distinguishing NOTICE (empirical observation) from WONDER (question/hypothesis) from KNOW (prior knowledge claim), the board models the epistemological structure of science itself. Clustering questions into themes previews the unit's conceptual arc and gives learners agency in the investigation — their questions, not the teacher's, are visibly driving the unit forward.</w:t>
-            </w:r>
-          </w:p>
-        </w:tc>
-        <w:tc>
-          <w:tcPr>
-            <w:tcW w:type="dxa" w:w="3040"/>
-            <w:shd w:fill="F2F2F2" w:color="auto" w:val="clear"/>
-            <w:tcMar>
-              <w:top w:type="dxa" w:w="60"/>
-              <w:left w:type="dxa" w:w="120"/>
-              <w:bottom w:type="dxa" w:w="60"/>
-              <w:right w:type="dxa" w:w="120"/>
-            </w:tcMar>
-            <w:vAlign w:val="top"/>
-          </w:tcPr>
-          <w:p>
-            <w:pPr>
-              <w:spacing w:after="40" w:before="0"/>
-              <w:jc w:val="left"/>
-            </w:pPr>
-            <w:r>
-              <w:rPr>
-                <w:rFonts w:ascii="Arial" w:cs="Arial" w:eastAsia="Arial" w:hAnsi="Arial"/>
-                <w:b w:val="false"/>
-                <w:bCs w:val="false"/>
-                <w:i w:val="false"/>
-                <w:iCs w:val="false"/>
-                <w:color w:val="000000"/>
-                <w:sz w:val="18"/>
-                <w:szCs w:val="18"/>
-              </w:rPr>
-              <w:t xml:space="preserve">The teacher photographs the completed DQB at the end of the lesson (for the ARES platform record) and scans for: (a) the sophistication of BLUE questions — are learners asking 'what happens to the food?' (surface) or 'why does the stomach not digest itself?' (deep) — this calibrates the conceptual level for Lesson 2; (b) whether any GREEN notes contain factual errors (e.g., 'the liver produces stomach acid') — these are flagged quietly and addressed in Lesson 3 without embarrassing the author; (c) whether the driving question resonates — if more than half the class has written a version of it on their blue notes, the phenomenon launch has succeeded.</w:t>
-            </w:r>
-          </w:p>
-        </w:tc>
-      </w:tr>
-      <w:tr>
-        <w:tc>
-          <w:tcPr>
-            <w:tcW w:type="dxa" w:w="1520"/>
-            <w:shd w:fill="D5E8F0" w:color="auto" w:val="clear"/>
-            <w:tcMar>
-              <w:top w:type="dxa" w:w="60"/>
-              <w:left w:type="dxa" w:w="120"/>
-              <w:bottom w:type="dxa" w:w="60"/>
-              <w:right w:type="dxa" w:w="120"/>
-            </w:tcMar>
-            <w:vAlign w:val="top"/>
-          </w:tcPr>
-          <w:p>
-            <w:pPr>
-              <w:spacing w:after="40" w:before="0"/>
-              <w:jc w:val="left"/>
-            </w:pPr>
-            <w:r>
-              <w:rPr>
-                <w:rFonts w:ascii="Arial" w:cs="Arial" w:eastAsia="Arial" w:hAnsi="Arial"/>
-                <w:b/>
-                <w:bCs/>
-                <w:i w:val="false"/>
-                <w:iCs w:val="false"/>
-                <w:color w:val="000000"/>
-                <w:sz w:val="18"/>
-                <w:szCs w:val="18"/>
-              </w:rPr>
-              <w:t xml:space="preserve">Model Building Phase</w:t>
-            </w:r>
-          </w:p>
-          <w:p>
-            <w:pPr>
-              <w:spacing w:after="20" w:before="0"/>
-            </w:pPr>
-            <w:r>
-              <w:rPr>
-                <w:rFonts w:ascii="Arial" w:cs="Arial" w:eastAsia="Arial" w:hAnsi="Arial"/>
-                <w:b/>
-                <w:bCs/>
-                <w:color w:val="1F3864"/>
-                <w:sz w:val="16"/>
-                <w:szCs w:val="16"/>
-              </w:rPr>
-              <w:t xml:space="preserve">📹 VIDEO:</w:t>
-            </w:r>
-          </w:p>
-          <w:p>
-            <w:pPr>
-              <w:spacing w:after="20" w:before="0"/>
-            </w:pPr>
-            <w:hyperlink w:history="1" r:id="rId6ib2d9j_aivauxyplcaxz">
-              <w:r>
-                <w:rPr>
-                  <w:rFonts w:ascii="Arial" w:cs="Arial" w:eastAsia="Arial" w:hAnsi="Arial"/>
-                  <w:color w:val="2E75B6"/>
-                  <w:sz w:val="16"/>
-                  <w:szCs w:val="16"/>
-                  <w:u w:val="single" w:color="2E75B6"/>
-                </w:rPr>
-                <w:t xml:space="preserve">Digestive System Structure and Function - Overview</w:t>
-              </w:r>
-            </w:hyperlink>
-          </w:p>
-          <w:p>
-            <w:pPr>
-              <w:spacing w:after="10" w:before="0"/>
-              <w:ind w:left="120"/>
-            </w:pPr>
-            <w:r>
-              <w:rPr>
-                <w:rFonts w:ascii="Arial" w:cs="Arial" w:eastAsia="Arial" w:hAnsi="Arial"/>
-                <w:color w:val="595959"/>
-                <w:sz w:val="14"/>
-                <w:szCs w:val="14"/>
-              </w:rPr>
-              <w:t xml:space="preserve">Source: CK-12</w:t>
-            </w:r>
-          </w:p>
-          <w:p>
-            <w:pPr>
-              <w:spacing w:after="10" w:before="0"/>
-              <w:ind w:left="120"/>
-            </w:pPr>
-            <w:hyperlink w:history="1" r:id="rIdrfmzxbxlnwpwips32a4ok">
-              <w:r>
-                <w:rPr>
-                  <w:rFonts w:ascii="Arial" w:cs="Arial" w:eastAsia="Arial" w:hAnsi="Arial"/>
-                  <w:color w:val="595959"/>
-                  <w:sz w:val="14"/>
-                  <w:szCs w:val="14"/>
-                  <w:u w:val="single" w:color="595959"/>
-                </w:rPr>
-                <w:t xml:space="preserve">🔍 Search ARES for similar videos</w:t>
-              </w:r>
-            </w:hyperlink>
-          </w:p>
-          <w:p>
-            <w:pPr>
-              <w:spacing w:after="40" w:before="0"/>
-            </w:pPr>
-            <w:r>
-              <w:rPr>
-                <w:sz w:val="14"/>
-                <w:szCs w:val="14"/>
-              </w:rPr>
-              <w:t xml:space="preserve"/>
-            </w:r>
-          </w:p>
-          <w:p>
-            <w:pPr>
-              <w:spacing w:after="20" w:before="0"/>
-            </w:pPr>
-            <w:r>
-              <w:rPr>
-                <w:rFonts w:ascii="Arial" w:cs="Arial" w:eastAsia="Arial" w:hAnsi="Arial"/>
-                <w:b/>
-                <w:bCs/>
-                <w:color w:val="1F3864"/>
-                <w:sz w:val="16"/>
-                <w:szCs w:val="16"/>
-              </w:rPr>
-              <w:t xml:space="preserve">📖 HTML:</w:t>
-            </w:r>
-          </w:p>
-          <w:p>
-            <w:pPr>
-              <w:spacing w:after="20" w:before="0"/>
-            </w:pPr>
-            <w:hyperlink w:history="1" r:id="rId02i9pvvdigtfrchpmrqjp">
-              <w:r>
-                <w:rPr>
-                  <w:rFonts w:ascii="Arial" w:cs="Arial" w:eastAsia="Arial" w:hAnsi="Arial"/>
-                  <w:color w:val="2E75B6"/>
-                  <w:sz w:val="16"/>
-                  <w:szCs w:val="16"/>
-                  <w:u w:val="single" w:color="2E75B6"/>
-                </w:rPr>
-                <w:t xml:space="preserve">Digestive System Diseases (Flexbook)</w:t>
-              </w:r>
-            </w:hyperlink>
-          </w:p>
-          <w:p>
-            <w:pPr>
-              <w:spacing w:after="10" w:before="0"/>
-              <w:ind w:left="120"/>
-            </w:pPr>
-            <w:r>
-              <w:rPr>
-                <w:rFonts w:ascii="Arial" w:cs="Arial" w:eastAsia="Arial" w:hAnsi="Arial"/>
-                <w:color w:val="595959"/>
-                <w:sz w:val="14"/>
-                <w:szCs w:val="14"/>
-              </w:rPr>
-              <w:t xml:space="preserve">Source: CK-12</w:t>
-            </w:r>
-          </w:p>
-          <w:p>
-            <w:pPr>
-              <w:spacing w:after="10" w:before="0"/>
-              <w:ind w:left="120"/>
-            </w:pPr>
-            <w:hyperlink w:history="1" r:id="rIdnncmluuff8n3mg93gbu4c">
+            <w:hyperlink w:history="1" r:id="rIdprmlw5yl09uo_wxt4nu0o">
               <w:r>
                 <w:rPr>
                   <w:rFonts w:ascii="Arial" w:cs="Arial" w:eastAsia="Arial" w:hAnsi="Arial"/>
@@ -5240,7 +5256,7 @@
         </w:rPr>
         <w:t xml:space="preserve">© 2026 SeaVuria and ARES. Aligned with KICD objectives. Developed by SeaVuria; technical implementation by ARES (with AI assistance from Claude). Licensed under </w:t>
       </w:r>
-      <w:hyperlink w:history="1" r:id="rIdqfo0xhlrrbgsonqopsxdp">
+      <w:hyperlink w:history="1" r:id="rIdcioibjdynwuepcjxejnac">
         <w:r>
           <w:rPr>
             <w:rFonts w:ascii="Arial" w:cs="Arial" w:eastAsia="Arial" w:hAnsi="Arial"/>
@@ -5261,7 +5277,7 @@
         </w:rPr>
         <w:t xml:space="preserve"> (</w:t>
       </w:r>
-      <w:hyperlink w:history="1" r:id="rIdumi-svmzmxfugpt2eek--">
+      <w:hyperlink w:history="1" r:id="rIdzhs6g2u5ro5giadvrncdl">
         <w:r>
           <w:rPr>
             <w:rFonts w:ascii="Arial" w:cs="Arial" w:eastAsia="Arial" w:hAnsi="Arial"/>
@@ -6450,7 +6466,7 @@
               <w:spacing w:after="10" w:before="0"/>
               <w:ind w:left="120"/>
             </w:pPr>
-            <w:hyperlink w:history="1" r:id="rId81-6aeg-skvf3mk8m6hhr">
+            <w:hyperlink w:history="1" r:id="rIdgcr5bw311aygqhkev1cko">
               <w:r>
                 <w:rPr>
                   <w:rFonts w:ascii="Arial" w:cs="Arial" w:eastAsia="Arial" w:hAnsi="Arial"/>
@@ -6527,7 +6543,7 @@
               <w:spacing w:after="10" w:before="0"/>
               <w:ind w:left="120"/>
             </w:pPr>
-            <w:hyperlink w:history="1" r:id="rIdwe8whkmzf2eolft7fw65u">
+            <w:hyperlink w:history="1" r:id="rIdopant7t2vv0qwvx8je-6r">
               <w:r>
                 <w:rPr>
                   <w:rFonts w:ascii="Arial" w:cs="Arial" w:eastAsia="Arial" w:hAnsi="Arial"/>
@@ -6754,7 +6770,7 @@
               <w:spacing w:after="10" w:before="0"/>
               <w:ind w:left="120"/>
             </w:pPr>
-            <w:hyperlink w:history="1" r:id="rIdurdasu58uk9y1mngpxejh">
+            <w:hyperlink w:history="1" r:id="rIdqvtthj3zsnvoewry7rbhm">
               <w:r>
                 <w:rPr>
                   <w:rFonts w:ascii="Arial" w:cs="Arial" w:eastAsia="Arial" w:hAnsi="Arial"/>
@@ -6831,7 +6847,7 @@
               <w:spacing w:after="10" w:before="0"/>
               <w:ind w:left="120"/>
             </w:pPr>
-            <w:hyperlink w:history="1" r:id="rIdfup6lh2yazpjspzmrce7e">
+            <w:hyperlink w:history="1" r:id="rIdkv5turhx5vokfv1twedw3">
               <w:r>
                 <w:rPr>
                   <w:rFonts w:ascii="Arial" w:cs="Arial" w:eastAsia="Arial" w:hAnsi="Arial"/>
@@ -7058,7 +7074,7 @@
               <w:spacing w:after="10" w:before="0"/>
               <w:ind w:left="120"/>
             </w:pPr>
-            <w:hyperlink w:history="1" r:id="rIdyxfdck_ggncgi8wvjlupj">
+            <w:hyperlink w:history="1" r:id="rIdqmmczruuffgbyshajxput">
               <w:r>
                 <w:rPr>
                   <w:rFonts w:ascii="Arial" w:cs="Arial" w:eastAsia="Arial" w:hAnsi="Arial"/>
@@ -7135,7 +7151,7 @@
               <w:spacing w:after="10" w:before="0"/>
               <w:ind w:left="120"/>
             </w:pPr>
-            <w:hyperlink w:history="1" r:id="rIdg6wzwzyljqnb-h3akpnjj">
+            <w:hyperlink w:history="1" r:id="rIddt3btiwduqrk_8g-vzggs">
               <w:r>
                 <w:rPr>
                   <w:rFonts w:ascii="Arial" w:cs="Arial" w:eastAsia="Arial" w:hAnsi="Arial"/>
@@ -7362,7 +7378,7 @@
               <w:spacing w:after="10" w:before="0"/>
               <w:ind w:left="120"/>
             </w:pPr>
-            <w:hyperlink w:history="1" r:id="rIdhgk9ybb6uooe2dmlbskww">
+            <w:hyperlink w:history="1" r:id="rIdzae5p9cxosz9lf9cxf8jo">
               <w:r>
                 <w:rPr>
                   <w:rFonts w:ascii="Arial" w:cs="Arial" w:eastAsia="Arial" w:hAnsi="Arial"/>
@@ -7439,7 +7455,7 @@
               <w:spacing w:after="10" w:before="0"/>
               <w:ind w:left="120"/>
             </w:pPr>
-            <w:hyperlink w:history="1" r:id="rIdmnbc_ltrlm2u1a9asvoz9">
+            <w:hyperlink w:history="1" r:id="rIdm3cieqsm8ammejsvauzkt">
               <w:r>
                 <w:rPr>
                   <w:rFonts w:ascii="Arial" w:cs="Arial" w:eastAsia="Arial" w:hAnsi="Arial"/>
@@ -7666,7 +7682,7 @@
               <w:spacing w:after="10" w:before="0"/>
               <w:ind w:left="120"/>
             </w:pPr>
-            <w:hyperlink w:history="1" r:id="rId4ezntj-5h-ejczvnjtait">
+            <w:hyperlink w:history="1" r:id="rIdkenk4uyc0zr0oqkwcaoeb">
               <w:r>
                 <w:rPr>
                   <w:rFonts w:ascii="Arial" w:cs="Arial" w:eastAsia="Arial" w:hAnsi="Arial"/>
@@ -7743,7 +7759,7 @@
               <w:spacing w:after="10" w:before="0"/>
               <w:ind w:left="120"/>
             </w:pPr>
-            <w:hyperlink w:history="1" r:id="rIdnqilz_5jlaj_j_h9c6d8i">
+            <w:hyperlink w:history="1" r:id="rIdnfaclumjuljbp3zue3diw">
               <w:r>
                 <w:rPr>
                   <w:rFonts w:ascii="Arial" w:cs="Arial" w:eastAsia="Arial" w:hAnsi="Arial"/>
@@ -8346,7 +8362,7 @@
         </w:rPr>
         <w:t xml:space="preserve">© 2026 SeaVuria and ARES. Aligned with KICD objectives. Developed by SeaVuria; technical implementation by ARES (with AI assistance from Claude). Licensed under </w:t>
       </w:r>
-      <w:hyperlink w:history="1" r:id="rIdkbuhbkv__xxjl73kdtqpg">
+      <w:hyperlink w:history="1" r:id="rIdwbhatza2rryhsakkfn-vm">
         <w:r>
           <w:rPr>
             <w:rFonts w:ascii="Arial" w:cs="Arial" w:eastAsia="Arial" w:hAnsi="Arial"/>
@@ -8367,7 +8383,7 @@
         </w:rPr>
         <w:t xml:space="preserve"> (</w:t>
       </w:r>
-      <w:hyperlink w:history="1" r:id="rIdww12mp-rezg1hmvyjoswo">
+      <w:hyperlink w:history="1" r:id="rIdsht8qdas3tczl1eamtlgu">
         <w:r>
           <w:rPr>
             <w:rFonts w:ascii="Arial" w:cs="Arial" w:eastAsia="Arial" w:hAnsi="Arial"/>
@@ -9576,7 +9592,7 @@
               <w:spacing w:after="10" w:before="0"/>
               <w:ind w:left="120"/>
             </w:pPr>
-            <w:hyperlink w:history="1" r:id="rIdeyibbssqczefxc-vep7_6">
+            <w:hyperlink w:history="1" r:id="rIdo2okscy3usmex1gqcbtxk">
               <w:r>
                 <w:rPr>
                   <w:rFonts w:ascii="Arial" w:cs="Arial" w:eastAsia="Arial" w:hAnsi="Arial"/>
@@ -9636,7 +9652,7 @@
             <w:pPr>
               <w:spacing w:after="20" w:before="0"/>
             </w:pPr>
-            <w:hyperlink w:history="1" r:id="rIdsii87fpjoom9jh-cstnpl">
+            <w:hyperlink w:history="1" r:id="rIdh4jna0-iaz1ty0ladzg-q">
               <w:r>
                 <w:rPr>
                   <w:rFonts w:ascii="Arial" w:cs="Arial" w:eastAsia="Arial" w:hAnsi="Arial"/>
@@ -9669,7 +9685,7 @@
               <w:spacing w:after="10" w:before="0"/>
               <w:ind w:left="120"/>
             </w:pPr>
-            <w:hyperlink w:history="1" r:id="rId_ckhfztcjwf5sqfmest2f">
+            <w:hyperlink w:history="1" r:id="rIdyrsapr9ul0xn3vaadnacg">
               <w:r>
                 <w:rPr>
                   <w:rFonts w:ascii="Arial" w:cs="Arial" w:eastAsia="Arial" w:hAnsi="Arial"/>
@@ -9881,7 +9897,7 @@
               <w:spacing w:after="10" w:before="0"/>
               <w:ind w:left="120"/>
             </w:pPr>
-            <w:hyperlink w:history="1" r:id="rIdbbid8kdabjfbyul9tdn8d">
+            <w:hyperlink w:history="1" r:id="rIdffmnr1zgkh1u2l5atuty2">
               <w:r>
                 <w:rPr>
                   <w:rFonts w:ascii="Arial" w:cs="Arial" w:eastAsia="Arial" w:hAnsi="Arial"/>
@@ -9941,7 +9957,7 @@
             <w:pPr>
               <w:spacing w:after="20" w:before="0"/>
             </w:pPr>
-            <w:hyperlink w:history="1" r:id="rIdfn_ryuidpl6mik_cz5bpl">
+            <w:hyperlink w:history="1" r:id="rIdrmrmtmb-ktd0yg8l97e18">
               <w:r>
                 <w:rPr>
                   <w:rFonts w:ascii="Arial" w:cs="Arial" w:eastAsia="Arial" w:hAnsi="Arial"/>
@@ -9974,7 +9990,7 @@
               <w:spacing w:after="10" w:before="0"/>
               <w:ind w:left="120"/>
             </w:pPr>
-            <w:hyperlink w:history="1" r:id="rIdpileqp8hpjbjs_bbqwgbp">
+            <w:hyperlink w:history="1" r:id="rIdosdskna02j4tyrsrd24bw">
               <w:r>
                 <w:rPr>
                   <w:rFonts w:ascii="Arial" w:cs="Arial" w:eastAsia="Arial" w:hAnsi="Arial"/>
@@ -10186,7 +10202,7 @@
               <w:spacing w:after="10" w:before="0"/>
               <w:ind w:left="120"/>
             </w:pPr>
-            <w:hyperlink w:history="1" r:id="rId_-ogtcq0nuoqwybsydc3y">
+            <w:hyperlink w:history="1" r:id="rId-gc7hpnuimaf4lqxmzsim">
               <w:r>
                 <w:rPr>
                   <w:rFonts w:ascii="Arial" w:cs="Arial" w:eastAsia="Arial" w:hAnsi="Arial"/>
@@ -10246,7 +10262,7 @@
             <w:pPr>
               <w:spacing w:after="20" w:before="0"/>
             </w:pPr>
-            <w:hyperlink w:history="1" r:id="rIdm_zxzbvtvaigrtax6zhqz">
+            <w:hyperlink w:history="1" r:id="rId7xg14igcgou8-zhtqvlib">
               <w:r>
                 <w:rPr>
                   <w:rFonts w:ascii="Arial" w:cs="Arial" w:eastAsia="Arial" w:hAnsi="Arial"/>
@@ -10279,7 +10295,7 @@
               <w:spacing w:after="10" w:before="0"/>
               <w:ind w:left="120"/>
             </w:pPr>
-            <w:hyperlink w:history="1" r:id="rIdfoahmefswzqt5rin7jebp">
+            <w:hyperlink w:history="1" r:id="rIduoulhynsgt6xjhlci8dei">
               <w:r>
                 <w:rPr>
                   <w:rFonts w:ascii="Arial" w:cs="Arial" w:eastAsia="Arial" w:hAnsi="Arial"/>
@@ -10491,7 +10507,7 @@
               <w:spacing w:after="10" w:before="0"/>
               <w:ind w:left="120"/>
             </w:pPr>
-            <w:hyperlink w:history="1" r:id="rIdwas_veww7nxefyl0mwotw">
+            <w:hyperlink w:history="1" r:id="rIdk0ird7wlh5r_fog24ivo3">
               <w:r>
                 <w:rPr>
                   <w:rFonts w:ascii="Arial" w:cs="Arial" w:eastAsia="Arial" w:hAnsi="Arial"/>
@@ -10544,6 +10560,311 @@
                 <w:sz w:val="16"/>
                 <w:szCs w:val="16"/>
               </w:rPr>
+              <w:t xml:space="preserve">📖 EXERCISE:</w:t>
+            </w:r>
+          </w:p>
+          <w:p>
+            <w:pPr>
+              <w:spacing w:after="20" w:before="0"/>
+            </w:pPr>
+            <w:hyperlink w:history="1" r:id="rIdmg6lhirewypfyuq4n7qgq">
+              <w:r>
+                <w:rPr>
+                  <w:rFonts w:ascii="Arial" w:cs="Arial" w:eastAsia="Arial" w:hAnsi="Arial"/>
+                  <w:color w:val="2E75B6"/>
+                  <w:sz w:val="16"/>
+                  <w:szCs w:val="16"/>
+                  <w:u w:val="single" w:color="2E75B6"/>
+                </w:rPr>
+                <w:t xml:space="preserve">Enzymes in the Digestive System Practice</w:t>
+              </w:r>
+            </w:hyperlink>
+          </w:p>
+          <w:p>
+            <w:pPr>
+              <w:spacing w:after="10" w:before="0"/>
+              <w:ind w:left="120"/>
+            </w:pPr>
+            <w:r>
+              <w:rPr>
+                <w:rFonts w:ascii="Arial" w:cs="Arial" w:eastAsia="Arial" w:hAnsi="Arial"/>
+                <w:color w:val="595959"/>
+                <w:sz w:val="14"/>
+                <w:szCs w:val="14"/>
+              </w:rPr>
+              <w:t xml:space="preserve">Source: CK-12</w:t>
+            </w:r>
+          </w:p>
+          <w:p>
+            <w:pPr>
+              <w:spacing w:after="10" w:before="0"/>
+              <w:ind w:left="120"/>
+            </w:pPr>
+            <w:hyperlink w:history="1" r:id="rId5qi3lzkz9vy_z3pga_uuv">
+              <w:r>
+                <w:rPr>
+                  <w:rFonts w:ascii="Arial" w:cs="Arial" w:eastAsia="Arial" w:hAnsi="Arial"/>
+                  <w:color w:val="595959"/>
+                  <w:sz w:val="14"/>
+                  <w:szCs w:val="14"/>
+                  <w:u w:val="single" w:color="595959"/>
+                </w:rPr>
+                <w:t xml:space="preserve">🔍 Search ARES for similar readings</w:t>
+              </w:r>
+            </w:hyperlink>
+          </w:p>
+        </w:tc>
+        <w:tc>
+          <w:tcPr>
+            <w:tcW w:type="dxa" w:w="3040"/>
+            <w:shd w:fill="FFFFFF" w:color="auto" w:val="clear"/>
+            <w:tcMar>
+              <w:top w:type="dxa" w:w="60"/>
+              <w:left w:type="dxa" w:w="120"/>
+              <w:bottom w:type="dxa" w:w="60"/>
+              <w:right w:type="dxa" w:w="120"/>
+            </w:tcMar>
+            <w:vAlign w:val="top"/>
+          </w:tcPr>
+          <w:p>
+            <w:pPr>
+              <w:spacing w:after="40" w:before="0"/>
+              <w:jc w:val="left"/>
+            </w:pPr>
+            <w:r>
+              <w:rPr>
+                <w:rFonts w:ascii="Arial" w:cs="Arial" w:eastAsia="Arial" w:hAnsi="Arial"/>
+                <w:b w:val="false"/>
+                <w:bCs w:val="false"/>
+                <w:i w:val="false"/>
+                <w:iCs w:val="false"/>
+                <w:color w:val="000000"/>
+                <w:sz w:val="18"/>
+                <w:szCs w:val="18"/>
+              </w:rPr>
+              <w:t xml:space="preserve">Learners revisit the Driving Question Board established in Lesson 1 and updated in Lesson 2. Working individually for 2 minutes, each learner writes on a sticky note: one question that today's enzyme research HAS answered for them and one new question that today's research has RAISED. Learners post both sticky notes on the DQB — answered questions go to a 'We Now Know' column, new questions go to the 'We Still Wonder' column. The teacher reads 3–4 new 'We Still Wonder' questions aloud and briefly acknowledges which will be addressed in upcoming lessons, with particular emphasis on: 'How does the body avoid digesting itself?' (Lesson 5) and 'What happens when enzymes are missing or not working properly?' (Lesson 6 — enzyme deficiency and digestive disease).</w:t>
+            </w:r>
+          </w:p>
+        </w:tc>
+        <w:tc>
+          <w:tcPr>
+            <w:tcW w:type="dxa" w:w="3040"/>
+            <w:shd w:fill="F2F2F2" w:color="auto" w:val="clear"/>
+            <w:tcMar>
+              <w:top w:type="dxa" w:w="60"/>
+              <w:left w:type="dxa" w:w="120"/>
+              <w:bottom w:type="dxa" w:w="60"/>
+              <w:right w:type="dxa" w:w="120"/>
+            </w:tcMar>
+            <w:vAlign w:val="top"/>
+          </w:tcPr>
+          <w:p>
+            <w:pPr>
+              <w:spacing w:after="40" w:before="0"/>
+              <w:jc w:val="left"/>
+            </w:pPr>
+            <w:r>
+              <w:rPr>
+                <w:rFonts w:ascii="Arial" w:cs="Arial" w:eastAsia="Arial" w:hAnsi="Arial"/>
+                <w:b w:val="false"/>
+                <w:bCs w:val="false"/>
+                <w:i w:val="false"/>
+                <w:iCs w:val="false"/>
+                <w:color w:val="000000"/>
+                <w:sz w:val="18"/>
+                <w:szCs w:val="18"/>
+              </w:rPr>
+              <w:t xml:space="preserve">Direct learners to the DQB: 'Take one sticky note of each colour. On the green one, write one question that today's research answered for you — be specific, not just yes or no. On the orange one, write one new question that today's work raised in your mind.' [Allow 2 minutes of silent writing — circulate and read over shoulders but do not comment yet.] After posting: 'Let me read some of our new wonders aloud.' Read 3–4 of the most scientifically rich 'We Still Wonder' notes. For each one, respond briefly: 'Great question — we will investigate that in Lesson 5' or 'That connects to something real — ulcers in the stomach happen partly because of exactly that question.' Do NOT answer the questions now — preserve the productive tension. Point to the prediction vote tally still visible on the board from the Predict phase: 'Look at our vote from the start of the lesson. How many of you who voted for stomach as the main site would now change your answer? Silent show of hands.' This closes the loop on the opening prediction.</w:t>
+            </w:r>
+          </w:p>
+        </w:tc>
+        <w:tc>
+          <w:tcPr>
+            <w:tcW w:type="dxa" w:w="3040"/>
+            <w:shd w:fill="FFFFFF" w:color="auto" w:val="clear"/>
+            <w:tcMar>
+              <w:top w:type="dxa" w:w="60"/>
+              <w:left w:type="dxa" w:w="120"/>
+              <w:bottom w:type="dxa" w:w="60"/>
+              <w:right w:type="dxa" w:w="120"/>
+            </w:tcMar>
+            <w:vAlign w:val="top"/>
+          </w:tcPr>
+          <w:p>
+            <w:pPr>
+              <w:spacing w:after="40" w:before="0"/>
+              <w:jc w:val="left"/>
+            </w:pPr>
+            <w:r>
+              <w:rPr>
+                <w:rFonts w:ascii="Arial" w:cs="Arial" w:eastAsia="Arial" w:hAnsi="Arial"/>
+                <w:b w:val="false"/>
+                <w:bCs w:val="false"/>
+                <w:i w:val="false"/>
+                <w:iCs w:val="false"/>
+                <w:color w:val="000000"/>
+                <w:sz w:val="18"/>
+                <w:szCs w:val="18"/>
+              </w:rPr>
+              <w:t xml:space="preserve">Two-Column DQB Update (We Now Know / We Still Wonder) — this strategy makes knowledge growth visible and cumulative. By requiring learners to articulate both what has been resolved AND what has been newly opened, the DQB update develops metacognitive awareness of the scientific process — knowledge generates new questions. The teacher's brief preview of upcoming lessons ('Lesson 5 addresses that') demonstrates that the unit storyline is intentionally structured, motivating learners to stay engaged across lessons. Returning to the opening prediction vote provides a satisfying cognitive closure loop that reinforces the value of evidence-based revision of ideas.</w:t>
+            </w:r>
+          </w:p>
+        </w:tc>
+        <w:tc>
+          <w:tcPr>
+            <w:tcW w:type="dxa" w:w="3040"/>
+            <w:shd w:fill="F2F2F2" w:color="auto" w:val="clear"/>
+            <w:tcMar>
+              <w:top w:type="dxa" w:w="60"/>
+              <w:left w:type="dxa" w:w="120"/>
+              <w:bottom w:type="dxa" w:w="60"/>
+              <w:right w:type="dxa" w:w="120"/>
+            </w:tcMar>
+            <w:vAlign w:val="top"/>
+          </w:tcPr>
+          <w:p>
+            <w:pPr>
+              <w:spacing w:after="40" w:before="0"/>
+              <w:jc w:val="left"/>
+            </w:pPr>
+            <w:r>
+              <w:rPr>
+                <w:rFonts w:ascii="Arial" w:cs="Arial" w:eastAsia="Arial" w:hAnsi="Arial"/>
+                <w:b w:val="false"/>
+                <w:bCs w:val="false"/>
+                <w:i w:val="false"/>
+                <w:iCs w:val="false"/>
+                <w:color w:val="000000"/>
+                <w:sz w:val="18"/>
+                <w:szCs w:val="18"/>
+              </w:rPr>
+              <w:t xml:space="preserve">Teacher reads all DQB sticky notes quickly after the lesson (or photographs them). Look for: (1) quality of 'We Now Know' statements — are learners articulating enzyme specificity at a mechanistic level or just restating vocabulary? (2) sophistication of 'We Still Wonder' questions — questions about mechanism ('why doesn't salivary amylase work in the stomach?') indicate deeper engagement than recall questions ('what is rennin?'); (3) whether the phenomenon context (ugali, nyama choma) appears in learner language on the notes, indicating genuine connection to the anchoring phenomenon. The DQB data informs the teacher's planning for Lessons 4 and 5.</w:t>
+            </w:r>
+          </w:p>
+        </w:tc>
+      </w:tr>
+      <w:tr>
+        <w:tc>
+          <w:tcPr>
+            <w:tcW w:type="dxa" w:w="1520"/>
+            <w:shd w:fill="D5E8F0" w:color="auto" w:val="clear"/>
+            <w:tcMar>
+              <w:top w:type="dxa" w:w="60"/>
+              <w:left w:type="dxa" w:w="120"/>
+              <w:bottom w:type="dxa" w:w="60"/>
+              <w:right w:type="dxa" w:w="120"/>
+            </w:tcMar>
+            <w:vAlign w:val="top"/>
+          </w:tcPr>
+          <w:p>
+            <w:pPr>
+              <w:spacing w:after="40" w:before="0"/>
+              <w:jc w:val="left"/>
+            </w:pPr>
+            <w:r>
+              <w:rPr>
+                <w:rFonts w:ascii="Arial" w:cs="Arial" w:eastAsia="Arial" w:hAnsi="Arial"/>
+                <w:b/>
+                <w:bCs/>
+                <w:i w:val="false"/>
+                <w:iCs w:val="false"/>
+                <w:color w:val="000000"/>
+                <w:sz w:val="18"/>
+                <w:szCs w:val="18"/>
+              </w:rPr>
+              <w:t xml:space="preserve">Model Building Phase</w:t>
+            </w:r>
+          </w:p>
+          <w:p>
+            <w:pPr>
+              <w:spacing w:after="20" w:before="0"/>
+            </w:pPr>
+            <w:r>
+              <w:rPr>
+                <w:rFonts w:ascii="Arial" w:cs="Arial" w:eastAsia="Arial" w:hAnsi="Arial"/>
+                <w:b/>
+                <w:bCs/>
+                <w:color w:val="1F3864"/>
+                <w:sz w:val="16"/>
+                <w:szCs w:val="16"/>
+              </w:rPr>
+              <w:t xml:space="preserve">📹 VIDEO:</w:t>
+            </w:r>
+          </w:p>
+          <w:p>
+            <w:pPr>
+              <w:spacing w:after="20" w:before="0"/>
+            </w:pPr>
+            <w:r>
+              <w:rPr>
+                <w:rFonts w:ascii="Arial" w:cs="Arial" w:eastAsia="Arial" w:hAnsi="Arial"/>
+                <w:i/>
+                <w:iCs/>
+                <w:color w:val="595959"/>
+                <w:sz w:val="16"/>
+                <w:szCs w:val="16"/>
+              </w:rPr>
+              <w:t xml:space="preserve">No closely matching video in the ARES library for this activity.</w:t>
+            </w:r>
+          </w:p>
+          <w:p>
+            <w:pPr>
+              <w:spacing w:after="10" w:before="0"/>
+              <w:ind w:left="120"/>
+            </w:pPr>
+            <w:hyperlink w:history="1" r:id="rId6g_whxlgjlaenxprtdium">
+              <w:r>
+                <w:rPr>
+                  <w:rFonts w:ascii="Arial" w:cs="Arial" w:eastAsia="Arial" w:hAnsi="Arial"/>
+                  <w:color w:val="595959"/>
+                  <w:sz w:val="14"/>
+                  <w:szCs w:val="14"/>
+                  <w:u w:val="single" w:color="595959"/>
+                </w:rPr>
+                <w:t xml:space="preserve">🔍 Search ARES for videos</w:t>
+              </w:r>
+            </w:hyperlink>
+          </w:p>
+          <w:p>
+            <w:pPr>
+              <w:spacing w:after="10" w:before="0"/>
+              <w:ind w:left="120"/>
+            </w:pPr>
+            <w:r>
+              <w:rPr>
+                <w:rFonts w:ascii="Arial" w:cs="Arial" w:eastAsia="Arial" w:hAnsi="Arial"/>
+                <w:color w:val="595959"/>
+                <w:sz w:val="14"/>
+                <w:szCs w:val="14"/>
+              </w:rPr>
+              <w:t xml:space="preserve">Search terms: nutrition animals digestive enzymes</w:t>
+            </w:r>
+          </w:p>
+          <w:p>
+            <w:pPr>
+              <w:spacing w:after="40" w:before="0"/>
+            </w:pPr>
+            <w:r>
+              <w:rPr>
+                <w:sz w:val="14"/>
+                <w:szCs w:val="14"/>
+              </w:rPr>
+              <w:t xml:space="preserve"/>
+            </w:r>
+          </w:p>
+          <w:p>
+            <w:pPr>
+              <w:spacing w:after="20" w:before="0"/>
+            </w:pPr>
+            <w:r>
+              <w:rPr>
+                <w:rFonts w:ascii="Arial" w:cs="Arial" w:eastAsia="Arial" w:hAnsi="Arial"/>
+                <w:b/>
+                <w:bCs/>
+                <w:color w:val="1F3864"/>
+                <w:sz w:val="16"/>
+                <w:szCs w:val="16"/>
+              </w:rPr>
               <w:t xml:space="preserve">📖 HTML:</w:t>
             </w:r>
           </w:p>
@@ -10551,7 +10872,7 @@
             <w:pPr>
               <w:spacing w:after="20" w:before="0"/>
             </w:pPr>
-            <w:hyperlink w:history="1" r:id="rIdfmjyyaxj91p2-s2fejzpp">
+            <w:hyperlink w:history="1" r:id="rIdvhc-c5uzvt488llkajs65">
               <w:r>
                 <w:rPr>
                   <w:rFonts w:ascii="Arial" w:cs="Arial" w:eastAsia="Arial" w:hAnsi="Arial"/>
@@ -10584,312 +10905,7 @@
               <w:spacing w:after="10" w:before="0"/>
               <w:ind w:left="120"/>
             </w:pPr>
-            <w:hyperlink w:history="1" r:id="rId25zgtglwnadvf6t8ysprj">
-              <w:r>
-                <w:rPr>
-                  <w:rFonts w:ascii="Arial" w:cs="Arial" w:eastAsia="Arial" w:hAnsi="Arial"/>
-                  <w:color w:val="595959"/>
-                  <w:sz w:val="14"/>
-                  <w:szCs w:val="14"/>
-                  <w:u w:val="single" w:color="595959"/>
-                </w:rPr>
-                <w:t xml:space="preserve">🔍 Search ARES for similar readings</w:t>
-              </w:r>
-            </w:hyperlink>
-          </w:p>
-        </w:tc>
-        <w:tc>
-          <w:tcPr>
-            <w:tcW w:type="dxa" w:w="3040"/>
-            <w:shd w:fill="FFFFFF" w:color="auto" w:val="clear"/>
-            <w:tcMar>
-              <w:top w:type="dxa" w:w="60"/>
-              <w:left w:type="dxa" w:w="120"/>
-              <w:bottom w:type="dxa" w:w="60"/>
-              <w:right w:type="dxa" w:w="120"/>
-            </w:tcMar>
-            <w:vAlign w:val="top"/>
-          </w:tcPr>
-          <w:p>
-            <w:pPr>
-              <w:spacing w:after="40" w:before="0"/>
-              <w:jc w:val="left"/>
-            </w:pPr>
-            <w:r>
-              <w:rPr>
-                <w:rFonts w:ascii="Arial" w:cs="Arial" w:eastAsia="Arial" w:hAnsi="Arial"/>
-                <w:b w:val="false"/>
-                <w:bCs w:val="false"/>
-                <w:i w:val="false"/>
-                <w:iCs w:val="false"/>
-                <w:color w:val="000000"/>
-                <w:sz w:val="18"/>
-                <w:szCs w:val="18"/>
-              </w:rPr>
-              <w:t xml:space="preserve">Learners revisit the Driving Question Board established in Lesson 1 and updated in Lesson 2. Working individually for 2 minutes, each learner writes on a sticky note: one question that today's enzyme research HAS answered for them and one new question that today's research has RAISED. Learners post both sticky notes on the DQB — answered questions go to a 'We Now Know' column, new questions go to the 'We Still Wonder' column. The teacher reads 3–4 new 'We Still Wonder' questions aloud and briefly acknowledges which will be addressed in upcoming lessons, with particular emphasis on: 'How does the body avoid digesting itself?' (Lesson 5) and 'What happens when enzymes are missing or not working properly?' (Lesson 6 — enzyme deficiency and digestive disease).</w:t>
-            </w:r>
-          </w:p>
-        </w:tc>
-        <w:tc>
-          <w:tcPr>
-            <w:tcW w:type="dxa" w:w="3040"/>
-            <w:shd w:fill="F2F2F2" w:color="auto" w:val="clear"/>
-            <w:tcMar>
-              <w:top w:type="dxa" w:w="60"/>
-              <w:left w:type="dxa" w:w="120"/>
-              <w:bottom w:type="dxa" w:w="60"/>
-              <w:right w:type="dxa" w:w="120"/>
-            </w:tcMar>
-            <w:vAlign w:val="top"/>
-          </w:tcPr>
-          <w:p>
-            <w:pPr>
-              <w:spacing w:after="40" w:before="0"/>
-              <w:jc w:val="left"/>
-            </w:pPr>
-            <w:r>
-              <w:rPr>
-                <w:rFonts w:ascii="Arial" w:cs="Arial" w:eastAsia="Arial" w:hAnsi="Arial"/>
-                <w:b w:val="false"/>
-                <w:bCs w:val="false"/>
-                <w:i w:val="false"/>
-                <w:iCs w:val="false"/>
-                <w:color w:val="000000"/>
-                <w:sz w:val="18"/>
-                <w:szCs w:val="18"/>
-              </w:rPr>
-              <w:t xml:space="preserve">Direct learners to the DQB: 'Take one sticky note of each colour. On the green one, write one question that today's research answered for you — be specific, not just yes or no. On the orange one, write one new question that today's work raised in your mind.' [Allow 2 minutes of silent writing — circulate and read over shoulders but do not comment yet.] After posting: 'Let me read some of our new wonders aloud.' Read 3–4 of the most scientifically rich 'We Still Wonder' notes. For each one, respond briefly: 'Great question — we will investigate that in Lesson 5' or 'That connects to something real — ulcers in the stomach happen partly because of exactly that question.' Do NOT answer the questions now — preserve the productive tension. Point to the prediction vote tally still visible on the board from the Predict phase: 'Look at our vote from the start of the lesson. How many of you who voted for stomach as the main site would now change your answer? Silent show of hands.' This closes the loop on the opening prediction.</w:t>
-            </w:r>
-          </w:p>
-        </w:tc>
-        <w:tc>
-          <w:tcPr>
-            <w:tcW w:type="dxa" w:w="3040"/>
-            <w:shd w:fill="FFFFFF" w:color="auto" w:val="clear"/>
-            <w:tcMar>
-              <w:top w:type="dxa" w:w="60"/>
-              <w:left w:type="dxa" w:w="120"/>
-              <w:bottom w:type="dxa" w:w="60"/>
-              <w:right w:type="dxa" w:w="120"/>
-            </w:tcMar>
-            <w:vAlign w:val="top"/>
-          </w:tcPr>
-          <w:p>
-            <w:pPr>
-              <w:spacing w:after="40" w:before="0"/>
-              <w:jc w:val="left"/>
-            </w:pPr>
-            <w:r>
-              <w:rPr>
-                <w:rFonts w:ascii="Arial" w:cs="Arial" w:eastAsia="Arial" w:hAnsi="Arial"/>
-                <w:b w:val="false"/>
-                <w:bCs w:val="false"/>
-                <w:i w:val="false"/>
-                <w:iCs w:val="false"/>
-                <w:color w:val="000000"/>
-                <w:sz w:val="18"/>
-                <w:szCs w:val="18"/>
-              </w:rPr>
-              <w:t xml:space="preserve">Two-Column DQB Update (We Now Know / We Still Wonder) — this strategy makes knowledge growth visible and cumulative. By requiring learners to articulate both what has been resolved AND what has been newly opened, the DQB update develops metacognitive awareness of the scientific process — knowledge generates new questions. The teacher's brief preview of upcoming lessons ('Lesson 5 addresses that') demonstrates that the unit storyline is intentionally structured, motivating learners to stay engaged across lessons. Returning to the opening prediction vote provides a satisfying cognitive closure loop that reinforces the value of evidence-based revision of ideas.</w:t>
-            </w:r>
-          </w:p>
-        </w:tc>
-        <w:tc>
-          <w:tcPr>
-            <w:tcW w:type="dxa" w:w="3040"/>
-            <w:shd w:fill="F2F2F2" w:color="auto" w:val="clear"/>
-            <w:tcMar>
-              <w:top w:type="dxa" w:w="60"/>
-              <w:left w:type="dxa" w:w="120"/>
-              <w:bottom w:type="dxa" w:w="60"/>
-              <w:right w:type="dxa" w:w="120"/>
-            </w:tcMar>
-            <w:vAlign w:val="top"/>
-          </w:tcPr>
-          <w:p>
-            <w:pPr>
-              <w:spacing w:after="40" w:before="0"/>
-              <w:jc w:val="left"/>
-            </w:pPr>
-            <w:r>
-              <w:rPr>
-                <w:rFonts w:ascii="Arial" w:cs="Arial" w:eastAsia="Arial" w:hAnsi="Arial"/>
-                <w:b w:val="false"/>
-                <w:bCs w:val="false"/>
-                <w:i w:val="false"/>
-                <w:iCs w:val="false"/>
-                <w:color w:val="000000"/>
-                <w:sz w:val="18"/>
-                <w:szCs w:val="18"/>
-              </w:rPr>
-              <w:t xml:space="preserve">Teacher reads all DQB sticky notes quickly after the lesson (or photographs them). Look for: (1) quality of 'We Now Know' statements — are learners articulating enzyme specificity at a mechanistic level or just restating vocabulary? (2) sophistication of 'We Still Wonder' questions — questions about mechanism ('why doesn't salivary amylase work in the stomach?') indicate deeper engagement than recall questions ('what is rennin?'); (3) whether the phenomenon context (ugali, nyama choma) appears in learner language on the notes, indicating genuine connection to the anchoring phenomenon. The DQB data informs the teacher's planning for Lessons 4 and 5.</w:t>
-            </w:r>
-          </w:p>
-        </w:tc>
-      </w:tr>
-      <w:tr>
-        <w:tc>
-          <w:tcPr>
-            <w:tcW w:type="dxa" w:w="1520"/>
-            <w:shd w:fill="D5E8F0" w:color="auto" w:val="clear"/>
-            <w:tcMar>
-              <w:top w:type="dxa" w:w="60"/>
-              <w:left w:type="dxa" w:w="120"/>
-              <w:bottom w:type="dxa" w:w="60"/>
-              <w:right w:type="dxa" w:w="120"/>
-            </w:tcMar>
-            <w:vAlign w:val="top"/>
-          </w:tcPr>
-          <w:p>
-            <w:pPr>
-              <w:spacing w:after="40" w:before="0"/>
-              <w:jc w:val="left"/>
-            </w:pPr>
-            <w:r>
-              <w:rPr>
-                <w:rFonts w:ascii="Arial" w:cs="Arial" w:eastAsia="Arial" w:hAnsi="Arial"/>
-                <w:b/>
-                <w:bCs/>
-                <w:i w:val="false"/>
-                <w:iCs w:val="false"/>
-                <w:color w:val="000000"/>
-                <w:sz w:val="18"/>
-                <w:szCs w:val="18"/>
-              </w:rPr>
-              <w:t xml:space="preserve">Model Building Phase</w:t>
-            </w:r>
-          </w:p>
-          <w:p>
-            <w:pPr>
-              <w:spacing w:after="20" w:before="0"/>
-            </w:pPr>
-            <w:r>
-              <w:rPr>
-                <w:rFonts w:ascii="Arial" w:cs="Arial" w:eastAsia="Arial" w:hAnsi="Arial"/>
-                <w:b/>
-                <w:bCs/>
-                <w:color w:val="1F3864"/>
-                <w:sz w:val="16"/>
-                <w:szCs w:val="16"/>
-              </w:rPr>
-              <w:t xml:space="preserve">📹 VIDEO:</w:t>
-            </w:r>
-          </w:p>
-          <w:p>
-            <w:pPr>
-              <w:spacing w:after="20" w:before="0"/>
-            </w:pPr>
-            <w:r>
-              <w:rPr>
-                <w:rFonts w:ascii="Arial" w:cs="Arial" w:eastAsia="Arial" w:hAnsi="Arial"/>
-                <w:i/>
-                <w:iCs/>
-                <w:color w:val="595959"/>
-                <w:sz w:val="16"/>
-                <w:szCs w:val="16"/>
-              </w:rPr>
-              <w:t xml:space="preserve">No closely matching video in the ARES library for this activity.</w:t>
-            </w:r>
-          </w:p>
-          <w:p>
-            <w:pPr>
-              <w:spacing w:after="10" w:before="0"/>
-              <w:ind w:left="120"/>
-            </w:pPr>
-            <w:hyperlink w:history="1" r:id="rId3e5eofqm0fftxkhkltc7q">
-              <w:r>
-                <w:rPr>
-                  <w:rFonts w:ascii="Arial" w:cs="Arial" w:eastAsia="Arial" w:hAnsi="Arial"/>
-                  <w:color w:val="595959"/>
-                  <w:sz w:val="14"/>
-                  <w:szCs w:val="14"/>
-                  <w:u w:val="single" w:color="595959"/>
-                </w:rPr>
-                <w:t xml:space="preserve">🔍 Search ARES for videos</w:t>
-              </w:r>
-            </w:hyperlink>
-          </w:p>
-          <w:p>
-            <w:pPr>
-              <w:spacing w:after="10" w:before="0"/>
-              <w:ind w:left="120"/>
-            </w:pPr>
-            <w:r>
-              <w:rPr>
-                <w:rFonts w:ascii="Arial" w:cs="Arial" w:eastAsia="Arial" w:hAnsi="Arial"/>
-                <w:color w:val="595959"/>
-                <w:sz w:val="14"/>
-                <w:szCs w:val="14"/>
-              </w:rPr>
-              <w:t xml:space="preserve">Search terms: nutrition animals digestive enzymes</w:t>
-            </w:r>
-          </w:p>
-          <w:p>
-            <w:pPr>
-              <w:spacing w:after="40" w:before="0"/>
-            </w:pPr>
-            <w:r>
-              <w:rPr>
-                <w:sz w:val="14"/>
-                <w:szCs w:val="14"/>
-              </w:rPr>
-              <w:t xml:space="preserve"/>
-            </w:r>
-          </w:p>
-          <w:p>
-            <w:pPr>
-              <w:spacing w:after="20" w:before="0"/>
-            </w:pPr>
-            <w:r>
-              <w:rPr>
-                <w:rFonts w:ascii="Arial" w:cs="Arial" w:eastAsia="Arial" w:hAnsi="Arial"/>
-                <w:b/>
-                <w:bCs/>
-                <w:color w:val="1F3864"/>
-                <w:sz w:val="16"/>
-                <w:szCs w:val="16"/>
-              </w:rPr>
-              <w:t xml:space="preserve">📖 HTML:</w:t>
-            </w:r>
-          </w:p>
-          <w:p>
-            <w:pPr>
-              <w:spacing w:after="20" w:before="0"/>
-            </w:pPr>
-            <w:hyperlink w:history="1" r:id="rIddkzeg6mwhvj4aeb7exys2">
-              <w:r>
-                <w:rPr>
-                  <w:rFonts w:ascii="Arial" w:cs="Arial" w:eastAsia="Arial" w:hAnsi="Arial"/>
-                  <w:color w:val="2E75B6"/>
-                  <w:sz w:val="16"/>
-                  <w:szCs w:val="16"/>
-                  <w:u w:val="single" w:color="2E75B6"/>
-                </w:rPr>
-                <w:t xml:space="preserve">Enzymes in the Digestive System (Flexbook)</w:t>
-              </w:r>
-            </w:hyperlink>
-          </w:p>
-          <w:p>
-            <w:pPr>
-              <w:spacing w:after="10" w:before="0"/>
-              <w:ind w:left="120"/>
-            </w:pPr>
-            <w:r>
-              <w:rPr>
-                <w:rFonts w:ascii="Arial" w:cs="Arial" w:eastAsia="Arial" w:hAnsi="Arial"/>
-                <w:color w:val="595959"/>
-                <w:sz w:val="14"/>
-                <w:szCs w:val="14"/>
-              </w:rPr>
-              <w:t xml:space="preserve">Source: CK-12</w:t>
-            </w:r>
-          </w:p>
-          <w:p>
-            <w:pPr>
-              <w:spacing w:after="10" w:before="0"/>
-              <w:ind w:left="120"/>
-            </w:pPr>
-            <w:hyperlink w:history="1" r:id="rIdzyngpjk901zvb2ennpjei">
+            <w:hyperlink w:history="1" r:id="rIdihcrwe_oyimnsawpzjsu-">
               <w:r>
                 <w:rPr>
                   <w:rFonts w:ascii="Arial" w:cs="Arial" w:eastAsia="Arial" w:hAnsi="Arial"/>
@@ -11477,7 +11493,7 @@
         </w:rPr>
         <w:t xml:space="preserve">© 2026 SeaVuria and ARES. Aligned with KICD objectives. Developed by SeaVuria; technical implementation by ARES (with AI assistance from Claude). Licensed under </w:t>
       </w:r>
-      <w:hyperlink w:history="1" r:id="rId7aujunpqfyjipcqti_u-8">
+      <w:hyperlink w:history="1" r:id="rIdeso1dhtdsuycfjhbgtvr4">
         <w:r>
           <w:rPr>
             <w:rFonts w:ascii="Arial" w:cs="Arial" w:eastAsia="Arial" w:hAnsi="Arial"/>
@@ -11498,7 +11514,7 @@
         </w:rPr>
         <w:t xml:space="preserve"> (</w:t>
       </w:r>
-      <w:hyperlink w:history="1" r:id="rIdd4p2mpqibuw5vfdftynqf">
+      <w:hyperlink w:history="1" r:id="rId_etzfx2appp2wctai15dg">
         <w:r>
           <w:rPr>
             <w:rFonts w:ascii="Arial" w:cs="Arial" w:eastAsia="Arial" w:hAnsi="Arial"/>
@@ -12511,7 +12527,7 @@
             <w:pPr>
               <w:spacing w:after="20" w:before="0"/>
             </w:pPr>
-            <w:hyperlink w:history="1" r:id="rIdwajtf6wnjwcbvhfd-gqjy">
+            <w:hyperlink w:history="1" r:id="rIdwcemv8d2s99m1qo9qotyz">
               <w:r>
                 <w:rPr>
                   <w:rFonts w:ascii="Arial" w:cs="Arial" w:eastAsia="Arial" w:hAnsi="Arial"/>
@@ -12526,6 +12542,22 @@
           </w:p>
           <w:p>
             <w:pPr>
+              <w:spacing w:after="20" w:before="0"/>
+            </w:pPr>
+            <w:r>
+              <w:rPr>
+                <w:rFonts w:ascii="Arial" w:cs="Arial" w:eastAsia="Arial" w:hAnsi="Arial"/>
+                <w:i/>
+                <w:iCs/>
+                <w:color w:val="595959"/>
+                <w:sz w:val="16"/>
+                <w:szCs w:val="16"/>
+              </w:rPr>
+              <w:t xml:space="preserve">Related topic: not an exact match for this lesson.</w:t>
+            </w:r>
+          </w:p>
+          <w:p>
+            <w:pPr>
               <w:spacing w:after="10" w:before="0"/>
               <w:ind w:left="120"/>
             </w:pPr>
@@ -12544,7 +12576,7 @@
               <w:spacing w:after="10" w:before="0"/>
               <w:ind w:left="120"/>
             </w:pPr>
-            <w:hyperlink w:history="1" r:id="rIdfkhttqlufeqyrgbsgwf3q">
+            <w:hyperlink w:history="1" r:id="rIdon8awrczar9f0rb3uzusb">
               <w:r>
                 <w:rPr>
                   <w:rFonts w:ascii="Arial" w:cs="Arial" w:eastAsia="Arial" w:hAnsi="Arial"/>
@@ -12606,7 +12638,7 @@
               <w:spacing w:after="10" w:before="0"/>
               <w:ind w:left="120"/>
             </w:pPr>
-            <w:hyperlink w:history="1" r:id="rIdwzdsypliebx78btlqmlwe">
+            <w:hyperlink w:history="1" r:id="rId5u48rbaw7w03ebjpcch_d">
               <w:r>
                 <w:rPr>
                   <w:rFonts w:ascii="Arial" w:cs="Arial" w:eastAsia="Arial" w:hAnsi="Arial"/>
@@ -12816,7 +12848,328 @@
             <w:pPr>
               <w:spacing w:after="20" w:before="0"/>
             </w:pPr>
-            <w:hyperlink w:history="1" r:id="rIddopn6d_urzyclhnwswyqb">
+            <w:hyperlink w:history="1" r:id="rIdxrloakinvgs1u4aakxjsh">
+              <w:r>
+                <w:rPr>
+                  <w:rFonts w:ascii="Arial" w:cs="Arial" w:eastAsia="Arial" w:hAnsi="Arial"/>
+                  <w:color w:val="2E75B6"/>
+                  <w:sz w:val="16"/>
+                  <w:szCs w:val="16"/>
+                  <w:u w:val="single" w:color="2E75B6"/>
+                </w:rPr>
+                <w:t xml:space="preserve">Hydrolysis</w:t>
+              </w:r>
+            </w:hyperlink>
+          </w:p>
+          <w:p>
+            <w:pPr>
+              <w:spacing w:after="20" w:before="0"/>
+            </w:pPr>
+            <w:r>
+              <w:rPr>
+                <w:rFonts w:ascii="Arial" w:cs="Arial" w:eastAsia="Arial" w:hAnsi="Arial"/>
+                <w:i/>
+                <w:iCs/>
+                <w:color w:val="595959"/>
+                <w:sz w:val="16"/>
+                <w:szCs w:val="16"/>
+              </w:rPr>
+              <w:t xml:space="preserve">Related topic: not an exact match for this lesson.</w:t>
+            </w:r>
+          </w:p>
+          <w:p>
+            <w:pPr>
+              <w:spacing w:after="10" w:before="0"/>
+              <w:ind w:left="120"/>
+            </w:pPr>
+            <w:r>
+              <w:rPr>
+                <w:rFonts w:ascii="Arial" w:cs="Arial" w:eastAsia="Arial" w:hAnsi="Arial"/>
+                <w:color w:val="595959"/>
+                <w:sz w:val="14"/>
+                <w:szCs w:val="14"/>
+              </w:rPr>
+              <w:t xml:space="preserve">Source: Khan Academy (English - US curriculum)</w:t>
+            </w:r>
+          </w:p>
+          <w:p>
+            <w:pPr>
+              <w:spacing w:after="10" w:before="0"/>
+              <w:ind w:left="120"/>
+            </w:pPr>
+            <w:hyperlink w:history="1" r:id="rId42fj9bd2p-goaovjlkryq">
+              <w:r>
+                <w:rPr>
+                  <w:rFonts w:ascii="Arial" w:cs="Arial" w:eastAsia="Arial" w:hAnsi="Arial"/>
+                  <w:color w:val="595959"/>
+                  <w:sz w:val="14"/>
+                  <w:szCs w:val="14"/>
+                  <w:u w:val="single" w:color="595959"/>
+                </w:rPr>
+                <w:t xml:space="preserve">🔍 Search ARES for similar videos</w:t>
+              </w:r>
+            </w:hyperlink>
+          </w:p>
+          <w:p>
+            <w:pPr>
+              <w:spacing w:after="40" w:before="0"/>
+            </w:pPr>
+            <w:r>
+              <w:rPr>
+                <w:sz w:val="14"/>
+                <w:szCs w:val="14"/>
+              </w:rPr>
+              <w:t xml:space="preserve"/>
+            </w:r>
+          </w:p>
+          <w:p>
+            <w:pPr>
+              <w:spacing w:after="20" w:before="0"/>
+            </w:pPr>
+            <w:r>
+              <w:rPr>
+                <w:rFonts w:ascii="Arial" w:cs="Arial" w:eastAsia="Arial" w:hAnsi="Arial"/>
+                <w:b/>
+                <w:bCs/>
+                <w:color w:val="1F3864"/>
+                <w:sz w:val="16"/>
+                <w:szCs w:val="16"/>
+              </w:rPr>
+              <w:t xml:space="preserve">📖 READING:</w:t>
+            </w:r>
+          </w:p>
+          <w:p>
+            <w:pPr>
+              <w:spacing w:after="20" w:before="0"/>
+            </w:pPr>
+            <w:r>
+              <w:rPr>
+                <w:rFonts w:ascii="Arial" w:cs="Arial" w:eastAsia="Arial" w:hAnsi="Arial"/>
+                <w:i/>
+                <w:iCs/>
+                <w:color w:val="595959"/>
+                <w:sz w:val="16"/>
+                <w:szCs w:val="16"/>
+              </w:rPr>
+              <w:t xml:space="preserve">No closely matching reading in the ARES library for this activity.</w:t>
+            </w:r>
+          </w:p>
+          <w:p>
+            <w:pPr>
+              <w:spacing w:after="10" w:before="0"/>
+              <w:ind w:left="120"/>
+            </w:pPr>
+            <w:hyperlink w:history="1" r:id="rIdniuz6lpeq3phn-biux0dn">
+              <w:r>
+                <w:rPr>
+                  <w:rFonts w:ascii="Arial" w:cs="Arial" w:eastAsia="Arial" w:hAnsi="Arial"/>
+                  <w:color w:val="595959"/>
+                  <w:sz w:val="14"/>
+                  <w:szCs w:val="14"/>
+                  <w:u w:val="single" w:color="595959"/>
+                </w:rPr>
+                <w:t xml:space="preserve">🔍 Search ARES for readings</w:t>
+              </w:r>
+            </w:hyperlink>
+          </w:p>
+          <w:p>
+            <w:pPr>
+              <w:spacing w:after="10" w:before="0"/>
+              <w:ind w:left="120"/>
+            </w:pPr>
+            <w:r>
+              <w:rPr>
+                <w:rFonts w:ascii="Arial" w:cs="Arial" w:eastAsia="Arial" w:hAnsi="Arial"/>
+                <w:color w:val="595959"/>
+                <w:sz w:val="14"/>
+                <w:szCs w:val="14"/>
+              </w:rPr>
+              <w:t xml:space="preserve">Search terms: nutrition animals starch reducing</w:t>
+            </w:r>
+          </w:p>
+        </w:tc>
+        <w:tc>
+          <w:tcPr>
+            <w:tcW w:type="dxa" w:w="3040"/>
+            <w:shd w:fill="FFFFFF" w:color="auto" w:val="clear"/>
+            <w:tcMar>
+              <w:top w:type="dxa" w:w="60"/>
+              <w:left w:type="dxa" w:w="120"/>
+              <w:bottom w:type="dxa" w:w="60"/>
+              <w:right w:type="dxa" w:w="120"/>
+            </w:tcMar>
+            <w:vAlign w:val="top"/>
+          </w:tcPr>
+          <w:p>
+            <w:pPr>
+              <w:spacing w:after="40" w:before="0"/>
+              <w:jc w:val="left"/>
+            </w:pPr>
+            <w:r>
+              <w:rPr>
+                <w:rFonts w:ascii="Arial" w:cs="Arial" w:eastAsia="Arial" w:hAnsi="Arial"/>
+                <w:b w:val="false"/>
+                <w:bCs w:val="false"/>
+                <w:i w:val="false"/>
+                <w:iCs w:val="false"/>
+                <w:color w:val="000000"/>
+                <w:sz w:val="18"/>
+                <w:szCs w:val="18"/>
+              </w:rPr>
+              <w:t xml:space="preserve">Groups collect a pre-prepared tray containing: five labelled test tubes (one per food sample), iodine solution in a dropper bottle, Benedict reagent, a water-bath beaker of hot water (provided by teacher, pre-heated on a kerosene stove or electric hotplate), test-tube holders, a white tile, and a results table worksheet. They carry out both tests in sequence. IODINE TEST: Each group places three drops of each food sample (or a small piece of ugali mashed in water) on the white tile, adds two drops of iodine solution, and records the colour immediately. BENEDICT TEST: Each group places 2 cm3 of each food extract into a clean test tube, adds 2 cm3 of Benedict reagent, places the tube in the hot water bath for five minutes using a test-tube holder, and records the final colour. All results are entered into the structured table with columns: Food Sample, Iodine Test Colour, Starch Present (Yes or No), Benedict Test Colour, Reducing Sugar Present (Yes or No).</w:t>
+            </w:r>
+          </w:p>
+        </w:tc>
+        <w:tc>
+          <w:tcPr>
+            <w:tcW w:type="dxa" w:w="3040"/>
+            <w:shd w:fill="F2F2F2" w:color="auto" w:val="clear"/>
+            <w:tcMar>
+              <w:top w:type="dxa" w:w="60"/>
+              <w:left w:type="dxa" w:w="120"/>
+              <w:bottom w:type="dxa" w:w="60"/>
+              <w:right w:type="dxa" w:w="120"/>
+            </w:tcMar>
+            <w:vAlign w:val="top"/>
+          </w:tcPr>
+          <w:p>
+            <w:pPr>
+              <w:spacing w:after="40" w:before="0"/>
+              <w:jc w:val="left"/>
+            </w:pPr>
+            <w:r>
+              <w:rPr>
+                <w:rFonts w:ascii="Arial" w:cs="Arial" w:eastAsia="Arial" w:hAnsi="Arial"/>
+                <w:b w:val="false"/>
+                <w:bCs w:val="false"/>
+                <w:i w:val="false"/>
+                <w:iCs w:val="false"/>
+                <w:color w:val="000000"/>
+                <w:sz w:val="18"/>
+                <w:szCs w:val="18"/>
+              </w:rPr>
+              <w:t xml:space="preserve">Teacher gives a live demonstration at the front before groups begin, narrating each step aloud: 'I am adding exactly two drops of iodine to the ugali sample on my white tile — watch the colour change now — that blue-black colour is your positive result for starch. If the tile stays brown-orange, starch is absent.' Teacher then demonstrates Benedict test safety: 'Notice I am holding the test tube at an angle, pointing away from me, using the holder. The tube is hot — I am not using my bare hand.' During group work, teacher circulates using the following targeted questions — to any group whose banana Benedict result is orange-red: 'What colour tells you reducing sugar is present? What sugar do you think is in a ripe banana — and why might an unripe banana give a different result?' To any group confused about why raw maize flour also turns blue-black: 'Salivary amylase breaks starch into maltose — does that mean starch has disappeared from the maize before you chew it? What does your iodine result tell you about raw maize?' Teacher uses a minimum 15-second wait time after each question before accepting a response. Timer is visible on the board.</w:t>
+            </w:r>
+          </w:p>
+        </w:tc>
+        <w:tc>
+          <w:tcPr>
+            <w:tcW w:type="dxa" w:w="3040"/>
+            <w:shd w:fill="FFFFFF" w:color="auto" w:val="clear"/>
+            <w:tcMar>
+              <w:top w:type="dxa" w:w="60"/>
+              <w:left w:type="dxa" w:w="120"/>
+              <w:bottom w:type="dxa" w:w="60"/>
+              <w:right w:type="dxa" w:w="120"/>
+            </w:tcMar>
+            <w:vAlign w:val="top"/>
+          </w:tcPr>
+          <w:p>
+            <w:pPr>
+              <w:spacing w:after="40" w:before="0"/>
+              <w:jc w:val="left"/>
+            </w:pPr>
+            <w:r>
+              <w:rPr>
+                <w:rFonts w:ascii="Arial" w:cs="Arial" w:eastAsia="Arial" w:hAnsi="Arial"/>
+                <w:b w:val="false"/>
+                <w:bCs w:val="false"/>
+                <w:i w:val="false"/>
+                <w:iCs w:val="false"/>
+                <w:color w:val="000000"/>
+                <w:sz w:val="18"/>
+                <w:szCs w:val="18"/>
+              </w:rPr>
+              <w:t xml:space="preserve">Structured observation table forces learners to convert continuous colour observations into categorical evidence (Yes or No), mirroring how scientists report qualitative data. The side-by-side comparison of cooked ugali versus raw maize flour is designed to surface the concept that cooking gelatinises starch but does not remove it.</w:t>
+            </w:r>
+          </w:p>
+        </w:tc>
+        <w:tc>
+          <w:tcPr>
+            <w:tcW w:type="dxa" w:w="3040"/>
+            <w:shd w:fill="F2F2F2" w:color="auto" w:val="clear"/>
+            <w:tcMar>
+              <w:top w:type="dxa" w:w="60"/>
+              <w:left w:type="dxa" w:w="120"/>
+              <w:bottom w:type="dxa" w:w="60"/>
+              <w:right w:type="dxa" w:w="120"/>
+            </w:tcMar>
+            <w:vAlign w:val="top"/>
+          </w:tcPr>
+          <w:p>
+            <w:pPr>
+              <w:spacing w:after="40" w:before="0"/>
+              <w:jc w:val="left"/>
+            </w:pPr>
+            <w:r>
+              <w:rPr>
+                <w:rFonts w:ascii="Arial" w:cs="Arial" w:eastAsia="Arial" w:hAnsi="Arial"/>
+                <w:b w:val="false"/>
+                <w:bCs w:val="false"/>
+                <w:i w:val="false"/>
+                <w:iCs w:val="false"/>
+                <w:color w:val="000000"/>
+                <w:sz w:val="18"/>
+                <w:szCs w:val="18"/>
+              </w:rPr>
+              <w:t xml:space="preserve">Teacher checks each group results table before they move to the Explain phase. Groups with incorrect categorical entries (for example, marking glucose solution as starch-positive) are asked to repeat that single test with teacher supervision before proceeding.</w:t>
+            </w:r>
+          </w:p>
+        </w:tc>
+      </w:tr>
+      <w:tr>
+        <w:tc>
+          <w:tcPr>
+            <w:tcW w:type="dxa" w:w="1520"/>
+            <w:shd w:fill="E2EFDA" w:color="auto" w:val="clear"/>
+            <w:tcMar>
+              <w:top w:type="dxa" w:w="60"/>
+              <w:left w:type="dxa" w:w="120"/>
+              <w:bottom w:type="dxa" w:w="60"/>
+              <w:right w:type="dxa" w:w="120"/>
+            </w:tcMar>
+            <w:vAlign w:val="top"/>
+          </w:tcPr>
+          <w:p>
+            <w:pPr>
+              <w:spacing w:after="40" w:before="0"/>
+              <w:jc w:val="left"/>
+            </w:pPr>
+            <w:r>
+              <w:rPr>
+                <w:rFonts w:ascii="Arial" w:cs="Arial" w:eastAsia="Arial" w:hAnsi="Arial"/>
+                <w:b/>
+                <w:bCs/>
+                <w:i w:val="false"/>
+                <w:iCs w:val="false"/>
+                <w:color w:val="000000"/>
+                <w:sz w:val="18"/>
+                <w:szCs w:val="18"/>
+              </w:rPr>
+              <w:t xml:space="preserve">Explain Phase</w:t>
+            </w:r>
+          </w:p>
+          <w:p>
+            <w:pPr>
+              <w:spacing w:after="20" w:before="0"/>
+            </w:pPr>
+            <w:r>
+              <w:rPr>
+                <w:rFonts w:ascii="Arial" w:cs="Arial" w:eastAsia="Arial" w:hAnsi="Arial"/>
+                <w:b/>
+                <w:bCs/>
+                <w:color w:val="1F3864"/>
+                <w:sz w:val="16"/>
+                <w:szCs w:val="16"/>
+              </w:rPr>
+              <w:t xml:space="preserve">📹 VIDEO:</w:t>
+            </w:r>
+          </w:p>
+          <w:p>
+            <w:pPr>
+              <w:spacing w:after="20" w:before="0"/>
+            </w:pPr>
+            <w:hyperlink w:history="1" r:id="rIdfxynu6rdciytqc0fhatnm">
               <w:r>
                 <w:rPr>
                   <w:rFonts w:ascii="Arial" w:cs="Arial" w:eastAsia="Arial" w:hAnsi="Arial"/>
@@ -12831,6 +13184,22 @@
           </w:p>
           <w:p>
             <w:pPr>
+              <w:spacing w:after="20" w:before="0"/>
+            </w:pPr>
+            <w:r>
+              <w:rPr>
+                <w:rFonts w:ascii="Arial" w:cs="Arial" w:eastAsia="Arial" w:hAnsi="Arial"/>
+                <w:i/>
+                <w:iCs/>
+                <w:color w:val="595959"/>
+                <w:sz w:val="16"/>
+                <w:szCs w:val="16"/>
+              </w:rPr>
+              <w:t xml:space="preserve">Related topic: not an exact match for this lesson.</w:t>
+            </w:r>
+          </w:p>
+          <w:p>
+            <w:pPr>
               <w:spacing w:after="10" w:before="0"/>
               <w:ind w:left="120"/>
             </w:pPr>
@@ -12849,7 +13218,7 @@
               <w:spacing w:after="10" w:before="0"/>
               <w:ind w:left="120"/>
             </w:pPr>
-            <w:hyperlink w:history="1" r:id="rId0aghnofjhp1n-mlrc2zjo">
+            <w:hyperlink w:history="1" r:id="rIdfrxqxflrym29ipfabjqsw">
               <w:r>
                 <w:rPr>
                   <w:rFonts w:ascii="Arial" w:cs="Arial" w:eastAsia="Arial" w:hAnsi="Arial"/>
@@ -12911,7 +13280,7 @@
               <w:spacing w:after="10" w:before="0"/>
               <w:ind w:left="120"/>
             </w:pPr>
-            <w:hyperlink w:history="1" r:id="rId0sa1ch8ftyrhlkxh6lqep">
+            <w:hyperlink w:history="1" r:id="rIdmczhhdqjju_m0zlere40h">
               <w:r>
                 <w:rPr>
                   <w:rFonts w:ascii="Arial" w:cs="Arial" w:eastAsia="Arial" w:hAnsi="Arial"/>
@@ -12968,7 +13337,7 @@
                 <w:sz w:val="18"/>
                 <w:szCs w:val="18"/>
               </w:rPr>
-              <w:t xml:space="preserve">Groups collect a pre-prepared tray containing: five labelled test tubes (one per food sample), iodine solution in a dropper bottle, Benedict reagent, a water-bath beaker of hot water (provided by teacher, pre-heated on a kerosene stove or electric hotplate), test-tube holders, a white tile, and a results table worksheet. They carry out both tests in sequence. IODINE TEST: Each group places three drops of each food sample (or a small piece of ugali mashed in water) on the white tile, adds two drops of iodine solution, and records the colour immediately. BENEDICT TEST: Each group places 2 cm3 of each food extract into a clean test tube, adds 2 cm3 of Benedict reagent, places the tube in the hot water bath for five minutes using a test-tube holder, and records the final colour. All results are entered into the structured table with columns: Food Sample, Iodine Test Colour, Starch Present (Yes or No), Benedict Test Colour, Reducing Sugar Present (Yes or No).</w:t>
+              <w:t xml:space="preserve">Using their completed results table, each group writes a group explanation paragraph answering three prompt questions printed on the worksheet: (1) Which foods from our school lunch contain starch, and which enzyme in the body would begin digesting that starch first? (2) Why does ripe banana give a positive Benedict result — what has happened to the starch inside the banana? (3) Why is it important that salivary amylase acts on starch in the mouth before the food even reaches the stomach? Groups then nominate one spokesperson to share their answer to one prompt with the class.</w:t>
             </w:r>
           </w:p>
         </w:tc>
@@ -13000,7 +13369,7 @@
                 <w:sz w:val="18"/>
                 <w:szCs w:val="18"/>
               </w:rPr>
-              <w:t xml:space="preserve">Teacher gives a live demonstration at the front before groups begin, narrating each step aloud: 'I am adding exactly two drops of iodine to the ugali sample on my white tile — watch the colour change now — that blue-black colour is your positive result for starch. If the tile stays brown-orange, starch is absent.' Teacher then demonstrates Benedict test safety: 'Notice I am holding the test tube at an angle, pointing away from me, using the holder. The tube is hot — I am not using my bare hand.' During group work, teacher circulates using the following targeted questions — to any group whose banana Benedict result is orange-red: 'What colour tells you reducing sugar is present? What sugar do you think is in a ripe banana — and why might an unripe banana give a different result?' To any group confused about why raw maize flour also turns blue-black: 'Salivary amylase breaks starch into maltose — does that mean starch has disappeared from the maize before you chew it? What does your iodine result tell you about raw maize?' Teacher uses a minimum 15-second wait time after each question before accepting a response. Timer is visible on the board.</w:t>
+              <w:t xml:space="preserve">Teacher cold-calls three group spokespeople — one per prompt question — without advance warning. Before calling on the first spokesperson, teacher says: 'I am going to give you fifteen seconds of silence right now to make sure your group agrees on your answer to prompt one.' Teacher counts silently, then cold-calls. After the first group shares, teacher uses probing language: 'Can another group add to that, or respectfully challenge it?' For prompt three (the mouth-to-stomach link), teacher explicitly connects back to the phenomenon: 'Think about our ugali puzzle. When a learner swallows ugali, the starch digestion has already begun in the mouth — so by the time ugali reaches the small intestine, some starch has already become maltose. How does that change what enzymes the small intestine needs to release?' Teacher uses a further 15-second wait before accepting responses. Teacher closes the Explain phase by writing on the board: EVIDENCE FROM FOOD TEST — UGALI CONTAINS STARCH — SUBSTRATE FOR SALIVARY AMYLASE AND PANCREATIC AMYLASE, and asking learners to copy this into their notebooks as a key evidence statement.</w:t>
             </w:r>
           </w:p>
         </w:tc>
@@ -13032,7 +13401,7 @@
                 <w:sz w:val="18"/>
                 <w:szCs w:val="18"/>
               </w:rPr>
-              <w:t xml:space="preserve">Structured observation table forces learners to convert continuous colour observations into categorical evidence (Yes or No), mirroring how scientists report qualitative data. The side-by-side comparison of cooked ugali versus raw maize flour is designed to surface the concept that cooking gelatinises starch but does not remove it.</w:t>
+              <w:t xml:space="preserve">The three-prompt paragraph format scaffolds learners from raw data to mechanism to function — moving up Bloom's taxonomy from recall (which test gave which colour) to analysis (why ripe banana differs from unripe) to application (why mouth digestion matters for the whole system). Cold-calling with wait time ensures that explanation is distributed across the class rather than dominated by confident learners.</w:t>
             </w:r>
           </w:p>
         </w:tc>
@@ -13064,7 +13433,7 @@
                 <w:sz w:val="18"/>
                 <w:szCs w:val="18"/>
               </w:rPr>
-              <w:t xml:space="preserve">Teacher checks each group results table before they move to the Explain phase. Groups with incorrect categorical entries (for example, marking glucose solution as starch-positive) are asked to repeat that single test with teacher supervision before proceeding.</w:t>
+              <w:t xml:space="preserve">Teacher listens for two key misconceptions during cold-call responses: (a) that starch and sugar are the same substance, and (b) that a negative Benedict result for ugali means ugali has no sugar at all. Both misconceptions are addressed in real time by redirecting groups back to their enzyme summary chart from Lesson 3.</w:t>
             </w:r>
           </w:p>
         </w:tc>
@@ -13073,32 +13442,32 @@
         <w:tc>
           <w:tcPr>
             <w:tcW w:type="dxa" w:w="1520"/>
-            <w:shd w:fill="E2EFDA" w:color="auto" w:val="clear"/>
-            <w:tcMar>
-              <w:top w:type="dxa" w:w="60"/>
-              <w:left w:type="dxa" w:w="120"/>
-              <w:bottom w:type="dxa" w:w="60"/>
-              <w:right w:type="dxa" w:w="120"/>
-            </w:tcMar>
-            <w:vAlign w:val="top"/>
-          </w:tcPr>
-          <w:p>
-            <w:pPr>
-              <w:spacing w:after="40" w:before="0"/>
-              <w:jc w:val="left"/>
-            </w:pPr>
-            <w:r>
-              <w:rPr>
-                <w:rFonts w:ascii="Arial" w:cs="Arial" w:eastAsia="Arial" w:hAnsi="Arial"/>
-                <w:b/>
-                <w:bCs/>
-                <w:i w:val="false"/>
-                <w:iCs w:val="false"/>
-                <w:color w:val="000000"/>
-                <w:sz w:val="18"/>
-                <w:szCs w:val="18"/>
-              </w:rPr>
-              <w:t xml:space="preserve">Explain Phase</w:t>
+            <w:shd w:fill="FCE4D6" w:color="auto" w:val="clear"/>
+            <w:tcMar>
+              <w:top w:type="dxa" w:w="60"/>
+              <w:left w:type="dxa" w:w="120"/>
+              <w:bottom w:type="dxa" w:w="60"/>
+              <w:right w:type="dxa" w:w="120"/>
+            </w:tcMar>
+            <w:vAlign w:val="top"/>
+          </w:tcPr>
+          <w:p>
+            <w:pPr>
+              <w:spacing w:after="40" w:before="0"/>
+              <w:jc w:val="left"/>
+            </w:pPr>
+            <w:r>
+              <w:rPr>
+                <w:rFonts w:ascii="Arial" w:cs="Arial" w:eastAsia="Arial" w:hAnsi="Arial"/>
+                <w:b/>
+                <w:bCs/>
+                <w:i w:val="false"/>
+                <w:iCs w:val="false"/>
+                <w:color w:val="000000"/>
+                <w:sz w:val="18"/>
+                <w:szCs w:val="18"/>
+              </w:rPr>
+              <w:t xml:space="preserve">Driving Question Board (DQB) Creation</w:t>
             </w:r>
           </w:p>
           <w:p>
@@ -13121,7 +13490,328 @@
             <w:pPr>
               <w:spacing w:after="20" w:before="0"/>
             </w:pPr>
-            <w:hyperlink w:history="1" r:id="rId4od4lyjkpidznrdt0z3bu">
+            <w:hyperlink w:history="1" r:id="rId-wzjarsgbhpsgf65ujje7">
+              <w:r>
+                <w:rPr>
+                  <w:rFonts w:ascii="Arial" w:cs="Arial" w:eastAsia="Arial" w:hAnsi="Arial"/>
+                  <w:color w:val="2E75B6"/>
+                  <w:sz w:val="16"/>
+                  <w:szCs w:val="16"/>
+                  <w:u w:val="single" w:color="2E75B6"/>
+                </w:rPr>
+                <w:t xml:space="preserve">Hydrolysis</w:t>
+              </w:r>
+            </w:hyperlink>
+          </w:p>
+          <w:p>
+            <w:pPr>
+              <w:spacing w:after="20" w:before="0"/>
+            </w:pPr>
+            <w:r>
+              <w:rPr>
+                <w:rFonts w:ascii="Arial" w:cs="Arial" w:eastAsia="Arial" w:hAnsi="Arial"/>
+                <w:i/>
+                <w:iCs/>
+                <w:color w:val="595959"/>
+                <w:sz w:val="16"/>
+                <w:szCs w:val="16"/>
+              </w:rPr>
+              <w:t xml:space="preserve">Related topic: not an exact match for this lesson.</w:t>
+            </w:r>
+          </w:p>
+          <w:p>
+            <w:pPr>
+              <w:spacing w:after="10" w:before="0"/>
+              <w:ind w:left="120"/>
+            </w:pPr>
+            <w:r>
+              <w:rPr>
+                <w:rFonts w:ascii="Arial" w:cs="Arial" w:eastAsia="Arial" w:hAnsi="Arial"/>
+                <w:color w:val="595959"/>
+                <w:sz w:val="14"/>
+                <w:szCs w:val="14"/>
+              </w:rPr>
+              <w:t xml:space="preserve">Source: Khan Academy (English - US curriculum)</w:t>
+            </w:r>
+          </w:p>
+          <w:p>
+            <w:pPr>
+              <w:spacing w:after="10" w:before="0"/>
+              <w:ind w:left="120"/>
+            </w:pPr>
+            <w:hyperlink w:history="1" r:id="rIdsmpoz1uijgsaf9mugzlpa">
+              <w:r>
+                <w:rPr>
+                  <w:rFonts w:ascii="Arial" w:cs="Arial" w:eastAsia="Arial" w:hAnsi="Arial"/>
+                  <w:color w:val="595959"/>
+                  <w:sz w:val="14"/>
+                  <w:szCs w:val="14"/>
+                  <w:u w:val="single" w:color="595959"/>
+                </w:rPr>
+                <w:t xml:space="preserve">🔍 Search ARES for similar videos</w:t>
+              </w:r>
+            </w:hyperlink>
+          </w:p>
+          <w:p>
+            <w:pPr>
+              <w:spacing w:after="40" w:before="0"/>
+            </w:pPr>
+            <w:r>
+              <w:rPr>
+                <w:sz w:val="14"/>
+                <w:szCs w:val="14"/>
+              </w:rPr>
+              <w:t xml:space="preserve"/>
+            </w:r>
+          </w:p>
+          <w:p>
+            <w:pPr>
+              <w:spacing w:after="20" w:before="0"/>
+            </w:pPr>
+            <w:r>
+              <w:rPr>
+                <w:rFonts w:ascii="Arial" w:cs="Arial" w:eastAsia="Arial" w:hAnsi="Arial"/>
+                <w:b/>
+                <w:bCs/>
+                <w:color w:val="1F3864"/>
+                <w:sz w:val="16"/>
+                <w:szCs w:val="16"/>
+              </w:rPr>
+              <w:t xml:space="preserve">📖 READING:</w:t>
+            </w:r>
+          </w:p>
+          <w:p>
+            <w:pPr>
+              <w:spacing w:after="20" w:before="0"/>
+            </w:pPr>
+            <w:r>
+              <w:rPr>
+                <w:rFonts w:ascii="Arial" w:cs="Arial" w:eastAsia="Arial" w:hAnsi="Arial"/>
+                <w:i/>
+                <w:iCs/>
+                <w:color w:val="595959"/>
+                <w:sz w:val="16"/>
+                <w:szCs w:val="16"/>
+              </w:rPr>
+              <w:t xml:space="preserve">No closely matching reading in the ARES library for this activity.</w:t>
+            </w:r>
+          </w:p>
+          <w:p>
+            <w:pPr>
+              <w:spacing w:after="10" w:before="0"/>
+              <w:ind w:left="120"/>
+            </w:pPr>
+            <w:hyperlink w:history="1" r:id="rIdow0v0r1mxxf_k3_v7xyya">
+              <w:r>
+                <w:rPr>
+                  <w:rFonts w:ascii="Arial" w:cs="Arial" w:eastAsia="Arial" w:hAnsi="Arial"/>
+                  <w:color w:val="595959"/>
+                  <w:sz w:val="14"/>
+                  <w:szCs w:val="14"/>
+                  <w:u w:val="single" w:color="595959"/>
+                </w:rPr>
+                <w:t xml:space="preserve">🔍 Search ARES for readings</w:t>
+              </w:r>
+            </w:hyperlink>
+          </w:p>
+          <w:p>
+            <w:pPr>
+              <w:spacing w:after="10" w:before="0"/>
+              <w:ind w:left="120"/>
+            </w:pPr>
+            <w:r>
+              <w:rPr>
+                <w:rFonts w:ascii="Arial" w:cs="Arial" w:eastAsia="Arial" w:hAnsi="Arial"/>
+                <w:color w:val="595959"/>
+                <w:sz w:val="14"/>
+                <w:szCs w:val="14"/>
+              </w:rPr>
+              <w:t xml:space="preserve">Search terms: nutrition animals starch reducing</w:t>
+            </w:r>
+          </w:p>
+        </w:tc>
+        <w:tc>
+          <w:tcPr>
+            <w:tcW w:type="dxa" w:w="3040"/>
+            <w:shd w:fill="FFFFFF" w:color="auto" w:val="clear"/>
+            <w:tcMar>
+              <w:top w:type="dxa" w:w="60"/>
+              <w:left w:type="dxa" w:w="120"/>
+              <w:bottom w:type="dxa" w:w="60"/>
+              <w:right w:type="dxa" w:w="120"/>
+            </w:tcMar>
+            <w:vAlign w:val="top"/>
+          </w:tcPr>
+          <w:p>
+            <w:pPr>
+              <w:spacing w:after="40" w:before="0"/>
+              <w:jc w:val="left"/>
+            </w:pPr>
+            <w:r>
+              <w:rPr>
+                <w:rFonts w:ascii="Arial" w:cs="Arial" w:eastAsia="Arial" w:hAnsi="Arial"/>
+                <w:b w:val="false"/>
+                <w:bCs w:val="false"/>
+                <w:i w:val="false"/>
+                <w:iCs w:val="false"/>
+                <w:color w:val="000000"/>
+                <w:sz w:val="18"/>
+                <w:szCs w:val="18"/>
+              </w:rPr>
+              <w:t xml:space="preserve">In the final five minutes of the lesson, each group writes one new sticky note (or a strip of paper) to add to the class DQB. The note must begin with one of three sentence starters: WE NOW KNOW... / WE CAN NOW EXPLAIN... / WE STILL WONDER... Groups are encouraged to use their food test evidence directly. Example contributions anticipated: WE NOW KNOW ugali contains starch and that salivary amylase is the first enzyme to act on it. WE STILL WONDER what happens to the starch that reaches the small intestine without being fully broken down — does it get wasted? WE CAN NOW EXPLAIN why ripe bananas taste sweeter than unripe ones — the starch has been converted to reducing sugars.</w:t>
+            </w:r>
+          </w:p>
+        </w:tc>
+        <w:tc>
+          <w:tcPr>
+            <w:tcW w:type="dxa" w:w="3040"/>
+            <w:shd w:fill="F2F2F2" w:color="auto" w:val="clear"/>
+            <w:tcMar>
+              <w:top w:type="dxa" w:w="60"/>
+              <w:left w:type="dxa" w:w="120"/>
+              <w:bottom w:type="dxa" w:w="60"/>
+              <w:right w:type="dxa" w:w="120"/>
+            </w:tcMar>
+            <w:vAlign w:val="top"/>
+          </w:tcPr>
+          <w:p>
+            <w:pPr>
+              <w:spacing w:after="40" w:before="0"/>
+              <w:jc w:val="left"/>
+            </w:pPr>
+            <w:r>
+              <w:rPr>
+                <w:rFonts w:ascii="Arial" w:cs="Arial" w:eastAsia="Arial" w:hAnsi="Arial"/>
+                <w:b w:val="false"/>
+                <w:bCs w:val="false"/>
+                <w:i w:val="false"/>
+                <w:iCs w:val="false"/>
+                <w:color w:val="000000"/>
+                <w:sz w:val="18"/>
+                <w:szCs w:val="18"/>
+              </w:rPr>
+              <w:t xml:space="preserve">Teacher reads two or three DQB contributions aloud, highlighting how today's chemical evidence has moved the class from prediction to proof. Teacher then bridges to the next lesson: 'Next lesson we test for proteins and fats — the nyama choma and the cooking fat from our sukuma wiki. By the end of Lesson 5, we will have chemical evidence for all three macronutrients in our school lunch, and we can begin explaining how the whole digestive system is adapted to handle each one.' Teacher leaves the DQB visible on the wall so learners can add questions between lessons.</w:t>
+            </w:r>
+          </w:p>
+        </w:tc>
+        <w:tc>
+          <w:tcPr>
+            <w:tcW w:type="dxa" w:w="3040"/>
+            <w:shd w:fill="FFFFFF" w:color="auto" w:val="clear"/>
+            <w:tcMar>
+              <w:top w:type="dxa" w:w="60"/>
+              <w:left w:type="dxa" w:w="120"/>
+              <w:bottom w:type="dxa" w:w="60"/>
+              <w:right w:type="dxa" w:w="120"/>
+            </w:tcMar>
+            <w:vAlign w:val="top"/>
+          </w:tcPr>
+          <w:p>
+            <w:pPr>
+              <w:spacing w:after="40" w:before="0"/>
+              <w:jc w:val="left"/>
+            </w:pPr>
+            <w:r>
+              <w:rPr>
+                <w:rFonts w:ascii="Arial" w:cs="Arial" w:eastAsia="Arial" w:hAnsi="Arial"/>
+                <w:b w:val="false"/>
+                <w:bCs w:val="false"/>
+                <w:i w:val="false"/>
+                <w:iCs w:val="false"/>
+                <w:color w:val="000000"/>
+                <w:sz w:val="18"/>
+                <w:szCs w:val="18"/>
+              </w:rPr>
+              <w:t xml:space="preserve">The three sentence starters structure metacognitive reflection — learners must distinguish between confirmed knowledge, explanatory progress, and remaining uncertainty. This models scientific thinking and keeps the storyline momentum visible to all learners.</w:t>
+            </w:r>
+          </w:p>
+        </w:tc>
+        <w:tc>
+          <w:tcPr>
+            <w:tcW w:type="dxa" w:w="3040"/>
+            <w:shd w:fill="F2F2F2" w:color="auto" w:val="clear"/>
+            <w:tcMar>
+              <w:top w:type="dxa" w:w="60"/>
+              <w:left w:type="dxa" w:w="120"/>
+              <w:bottom w:type="dxa" w:w="60"/>
+              <w:right w:type="dxa" w:w="120"/>
+            </w:tcMar>
+            <w:vAlign w:val="top"/>
+          </w:tcPr>
+          <w:p>
+            <w:pPr>
+              <w:spacing w:after="40" w:before="0"/>
+              <w:jc w:val="left"/>
+            </w:pPr>
+            <w:r>
+              <w:rPr>
+                <w:rFonts w:ascii="Arial" w:cs="Arial" w:eastAsia="Arial" w:hAnsi="Arial"/>
+                <w:b w:val="false"/>
+                <w:bCs w:val="false"/>
+                <w:i w:val="false"/>
+                <w:iCs w:val="false"/>
+                <w:color w:val="000000"/>
+                <w:sz w:val="18"/>
+                <w:szCs w:val="18"/>
+              </w:rPr>
+              <w:t xml:space="preserve">Teacher scans DQB additions to check that groups are connecting food test results to enzyme specificity rather than leaving them as isolated observations. Any note that mentions only colour change without linking to an enzyme or substrate is returned to the group with the prompt: 'Which body chemical acts on what you just tested? Add that link to your note.'</w:t>
+            </w:r>
+          </w:p>
+        </w:tc>
+      </w:tr>
+      <w:tr>
+        <w:tc>
+          <w:tcPr>
+            <w:tcW w:type="dxa" w:w="1520"/>
+            <w:shd w:fill="D5E8F0" w:color="auto" w:val="clear"/>
+            <w:tcMar>
+              <w:top w:type="dxa" w:w="60"/>
+              <w:left w:type="dxa" w:w="120"/>
+              <w:bottom w:type="dxa" w:w="60"/>
+              <w:right w:type="dxa" w:w="120"/>
+            </w:tcMar>
+            <w:vAlign w:val="top"/>
+          </w:tcPr>
+          <w:p>
+            <w:pPr>
+              <w:spacing w:after="40" w:before="0"/>
+              <w:jc w:val="left"/>
+            </w:pPr>
+            <w:r>
+              <w:rPr>
+                <w:rFonts w:ascii="Arial" w:cs="Arial" w:eastAsia="Arial" w:hAnsi="Arial"/>
+                <w:b/>
+                <w:bCs/>
+                <w:i w:val="false"/>
+                <w:iCs w:val="false"/>
+                <w:color w:val="000000"/>
+                <w:sz w:val="18"/>
+                <w:szCs w:val="18"/>
+              </w:rPr>
+              <w:t xml:space="preserve">Model Building Phase</w:t>
+            </w:r>
+          </w:p>
+          <w:p>
+            <w:pPr>
+              <w:spacing w:after="20" w:before="0"/>
+            </w:pPr>
+            <w:r>
+              <w:rPr>
+                <w:rFonts w:ascii="Arial" w:cs="Arial" w:eastAsia="Arial" w:hAnsi="Arial"/>
+                <w:b/>
+                <w:bCs/>
+                <w:color w:val="1F3864"/>
+                <w:sz w:val="16"/>
+                <w:szCs w:val="16"/>
+              </w:rPr>
+              <w:t xml:space="preserve">📹 VIDEO:</w:t>
+            </w:r>
+          </w:p>
+          <w:p>
+            <w:pPr>
+              <w:spacing w:after="20" w:before="0"/>
+            </w:pPr>
+            <w:hyperlink w:history="1" r:id="rIdrosyvxyxrv7ugd8m1jlkb">
               <w:r>
                 <w:rPr>
                   <w:rFonts w:ascii="Arial" w:cs="Arial" w:eastAsia="Arial" w:hAnsi="Arial"/>
@@ -13136,6 +13826,22 @@
           </w:p>
           <w:p>
             <w:pPr>
+              <w:spacing w:after="20" w:before="0"/>
+            </w:pPr>
+            <w:r>
+              <w:rPr>
+                <w:rFonts w:ascii="Arial" w:cs="Arial" w:eastAsia="Arial" w:hAnsi="Arial"/>
+                <w:i/>
+                <w:iCs/>
+                <w:color w:val="595959"/>
+                <w:sz w:val="16"/>
+                <w:szCs w:val="16"/>
+              </w:rPr>
+              <w:t xml:space="preserve">Related topic: not an exact match for this lesson.</w:t>
+            </w:r>
+          </w:p>
+          <w:p>
+            <w:pPr>
               <w:spacing w:after="10" w:before="0"/>
               <w:ind w:left="120"/>
             </w:pPr>
@@ -13154,7 +13860,7 @@
               <w:spacing w:after="10" w:before="0"/>
               <w:ind w:left="120"/>
             </w:pPr>
-            <w:hyperlink w:history="1" r:id="rIdl5yfb-dz0nxnodg4naipz">
+            <w:hyperlink w:history="1" r:id="rIdp3uplb5mj96xmhn66qtbb">
               <w:r>
                 <w:rPr>
                   <w:rFonts w:ascii="Arial" w:cs="Arial" w:eastAsia="Arial" w:hAnsi="Arial"/>
@@ -13216,617 +13922,7 @@
               <w:spacing w:after="10" w:before="0"/>
               <w:ind w:left="120"/>
             </w:pPr>
-            <w:hyperlink w:history="1" r:id="rIdc0ebjucrjuiuckjw3lxjl">
-              <w:r>
-                <w:rPr>
-                  <w:rFonts w:ascii="Arial" w:cs="Arial" w:eastAsia="Arial" w:hAnsi="Arial"/>
-                  <w:color w:val="595959"/>
-                  <w:sz w:val="14"/>
-                  <w:szCs w:val="14"/>
-                  <w:u w:val="single" w:color="595959"/>
-                </w:rPr>
-                <w:t xml:space="preserve">🔍 Search ARES for readings</w:t>
-              </w:r>
-            </w:hyperlink>
-          </w:p>
-          <w:p>
-            <w:pPr>
-              <w:spacing w:after="10" w:before="0"/>
-              <w:ind w:left="120"/>
-            </w:pPr>
-            <w:r>
-              <w:rPr>
-                <w:rFonts w:ascii="Arial" w:cs="Arial" w:eastAsia="Arial" w:hAnsi="Arial"/>
-                <w:color w:val="595959"/>
-                <w:sz w:val="14"/>
-                <w:szCs w:val="14"/>
-              </w:rPr>
-              <w:t xml:space="preserve">Search terms: nutrition animals starch reducing</w:t>
-            </w:r>
-          </w:p>
-        </w:tc>
-        <w:tc>
-          <w:tcPr>
-            <w:tcW w:type="dxa" w:w="3040"/>
-            <w:shd w:fill="FFFFFF" w:color="auto" w:val="clear"/>
-            <w:tcMar>
-              <w:top w:type="dxa" w:w="60"/>
-              <w:left w:type="dxa" w:w="120"/>
-              <w:bottom w:type="dxa" w:w="60"/>
-              <w:right w:type="dxa" w:w="120"/>
-            </w:tcMar>
-            <w:vAlign w:val="top"/>
-          </w:tcPr>
-          <w:p>
-            <w:pPr>
-              <w:spacing w:after="40" w:before="0"/>
-              <w:jc w:val="left"/>
-            </w:pPr>
-            <w:r>
-              <w:rPr>
-                <w:rFonts w:ascii="Arial" w:cs="Arial" w:eastAsia="Arial" w:hAnsi="Arial"/>
-                <w:b w:val="false"/>
-                <w:bCs w:val="false"/>
-                <w:i w:val="false"/>
-                <w:iCs w:val="false"/>
-                <w:color w:val="000000"/>
-                <w:sz w:val="18"/>
-                <w:szCs w:val="18"/>
-              </w:rPr>
-              <w:t xml:space="preserve">Using their completed results table, each group writes a group explanation paragraph answering three prompt questions printed on the worksheet: (1) Which foods from our school lunch contain starch, and which enzyme in the body would begin digesting that starch first? (2) Why does ripe banana give a positive Benedict result — what has happened to the starch inside the banana? (3) Why is it important that salivary amylase acts on starch in the mouth before the food even reaches the stomach? Groups then nominate one spokesperson to share their answer to one prompt with the class.</w:t>
-            </w:r>
-          </w:p>
-        </w:tc>
-        <w:tc>
-          <w:tcPr>
-            <w:tcW w:type="dxa" w:w="3040"/>
-            <w:shd w:fill="F2F2F2" w:color="auto" w:val="clear"/>
-            <w:tcMar>
-              <w:top w:type="dxa" w:w="60"/>
-              <w:left w:type="dxa" w:w="120"/>
-              <w:bottom w:type="dxa" w:w="60"/>
-              <w:right w:type="dxa" w:w="120"/>
-            </w:tcMar>
-            <w:vAlign w:val="top"/>
-          </w:tcPr>
-          <w:p>
-            <w:pPr>
-              <w:spacing w:after="40" w:before="0"/>
-              <w:jc w:val="left"/>
-            </w:pPr>
-            <w:r>
-              <w:rPr>
-                <w:rFonts w:ascii="Arial" w:cs="Arial" w:eastAsia="Arial" w:hAnsi="Arial"/>
-                <w:b w:val="false"/>
-                <w:bCs w:val="false"/>
-                <w:i w:val="false"/>
-                <w:iCs w:val="false"/>
-                <w:color w:val="000000"/>
-                <w:sz w:val="18"/>
-                <w:szCs w:val="18"/>
-              </w:rPr>
-              <w:t xml:space="preserve">Teacher cold-calls three group spokespeople — one per prompt question — without advance warning. Before calling on the first spokesperson, teacher says: 'I am going to give you fifteen seconds of silence right now to make sure your group agrees on your answer to prompt one.' Teacher counts silently, then cold-calls. After the first group shares, teacher uses probing language: 'Can another group add to that, or respectfully challenge it?' For prompt three (the mouth-to-stomach link), teacher explicitly connects back to the phenomenon: 'Think about our ugali puzzle. When a learner swallows ugali, the starch digestion has already begun in the mouth — so by the time ugali reaches the small intestine, some starch has already become maltose. How does that change what enzymes the small intestine needs to release?' Teacher uses a further 15-second wait before accepting responses. Teacher closes the Explain phase by writing on the board: EVIDENCE FROM FOOD TEST — UGALI CONTAINS STARCH — SUBSTRATE FOR SALIVARY AMYLASE AND PANCREATIC AMYLASE, and asking learners to copy this into their notebooks as a key evidence statement.</w:t>
-            </w:r>
-          </w:p>
-        </w:tc>
-        <w:tc>
-          <w:tcPr>
-            <w:tcW w:type="dxa" w:w="3040"/>
-            <w:shd w:fill="FFFFFF" w:color="auto" w:val="clear"/>
-            <w:tcMar>
-              <w:top w:type="dxa" w:w="60"/>
-              <w:left w:type="dxa" w:w="120"/>
-              <w:bottom w:type="dxa" w:w="60"/>
-              <w:right w:type="dxa" w:w="120"/>
-            </w:tcMar>
-            <w:vAlign w:val="top"/>
-          </w:tcPr>
-          <w:p>
-            <w:pPr>
-              <w:spacing w:after="40" w:before="0"/>
-              <w:jc w:val="left"/>
-            </w:pPr>
-            <w:r>
-              <w:rPr>
-                <w:rFonts w:ascii="Arial" w:cs="Arial" w:eastAsia="Arial" w:hAnsi="Arial"/>
-                <w:b w:val="false"/>
-                <w:bCs w:val="false"/>
-                <w:i w:val="false"/>
-                <w:iCs w:val="false"/>
-                <w:color w:val="000000"/>
-                <w:sz w:val="18"/>
-                <w:szCs w:val="18"/>
-              </w:rPr>
-              <w:t xml:space="preserve">The three-prompt paragraph format scaffolds learners from raw data to mechanism to function — moving up Bloom's taxonomy from recall (which test gave which colour) to analysis (why ripe banana differs from unripe) to application (why mouth digestion matters for the whole system). Cold-calling with wait time ensures that explanation is distributed across the class rather than dominated by confident learners.</w:t>
-            </w:r>
-          </w:p>
-        </w:tc>
-        <w:tc>
-          <w:tcPr>
-            <w:tcW w:type="dxa" w:w="3040"/>
-            <w:shd w:fill="F2F2F2" w:color="auto" w:val="clear"/>
-            <w:tcMar>
-              <w:top w:type="dxa" w:w="60"/>
-              <w:left w:type="dxa" w:w="120"/>
-              <w:bottom w:type="dxa" w:w="60"/>
-              <w:right w:type="dxa" w:w="120"/>
-            </w:tcMar>
-            <w:vAlign w:val="top"/>
-          </w:tcPr>
-          <w:p>
-            <w:pPr>
-              <w:spacing w:after="40" w:before="0"/>
-              <w:jc w:val="left"/>
-            </w:pPr>
-            <w:r>
-              <w:rPr>
-                <w:rFonts w:ascii="Arial" w:cs="Arial" w:eastAsia="Arial" w:hAnsi="Arial"/>
-                <w:b w:val="false"/>
-                <w:bCs w:val="false"/>
-                <w:i w:val="false"/>
-                <w:iCs w:val="false"/>
-                <w:color w:val="000000"/>
-                <w:sz w:val="18"/>
-                <w:szCs w:val="18"/>
-              </w:rPr>
-              <w:t xml:space="preserve">Teacher listens for two key misconceptions during cold-call responses: (a) that starch and sugar are the same substance, and (b) that a negative Benedict result for ugali means ugali has no sugar at all. Both misconceptions are addressed in real time by redirecting groups back to their enzyme summary chart from Lesson 3.</w:t>
-            </w:r>
-          </w:p>
-        </w:tc>
-      </w:tr>
-      <w:tr>
-        <w:tc>
-          <w:tcPr>
-            <w:tcW w:type="dxa" w:w="1520"/>
-            <w:shd w:fill="FCE4D6" w:color="auto" w:val="clear"/>
-            <w:tcMar>
-              <w:top w:type="dxa" w:w="60"/>
-              <w:left w:type="dxa" w:w="120"/>
-              <w:bottom w:type="dxa" w:w="60"/>
-              <w:right w:type="dxa" w:w="120"/>
-            </w:tcMar>
-            <w:vAlign w:val="top"/>
-          </w:tcPr>
-          <w:p>
-            <w:pPr>
-              <w:spacing w:after="40" w:before="0"/>
-              <w:jc w:val="left"/>
-            </w:pPr>
-            <w:r>
-              <w:rPr>
-                <w:rFonts w:ascii="Arial" w:cs="Arial" w:eastAsia="Arial" w:hAnsi="Arial"/>
-                <w:b/>
-                <w:bCs/>
-                <w:i w:val="false"/>
-                <w:iCs w:val="false"/>
-                <w:color w:val="000000"/>
-                <w:sz w:val="18"/>
-                <w:szCs w:val="18"/>
-              </w:rPr>
-              <w:t xml:space="preserve">Driving Question Board (DQB) Creation</w:t>
-            </w:r>
-          </w:p>
-          <w:p>
-            <w:pPr>
-              <w:spacing w:after="20" w:before="0"/>
-            </w:pPr>
-            <w:r>
-              <w:rPr>
-                <w:rFonts w:ascii="Arial" w:cs="Arial" w:eastAsia="Arial" w:hAnsi="Arial"/>
-                <w:b/>
-                <w:bCs/>
-                <w:color w:val="1F3864"/>
-                <w:sz w:val="16"/>
-                <w:szCs w:val="16"/>
-              </w:rPr>
-              <w:t xml:space="preserve">📹 VIDEO:</w:t>
-            </w:r>
-          </w:p>
-          <w:p>
-            <w:pPr>
-              <w:spacing w:after="20" w:before="0"/>
-            </w:pPr>
-            <w:hyperlink w:history="1" r:id="rIddgljqne2qu1kcozltyjpf">
-              <w:r>
-                <w:rPr>
-                  <w:rFonts w:ascii="Arial" w:cs="Arial" w:eastAsia="Arial" w:hAnsi="Arial"/>
-                  <w:color w:val="2E75B6"/>
-                  <w:sz w:val="16"/>
-                  <w:szCs w:val="16"/>
-                  <w:u w:val="single" w:color="2E75B6"/>
-                </w:rPr>
-                <w:t xml:space="preserve">Dehydration synthesis or a condensation reaction</w:t>
-              </w:r>
-            </w:hyperlink>
-          </w:p>
-          <w:p>
-            <w:pPr>
-              <w:spacing w:after="10" w:before="0"/>
-              <w:ind w:left="120"/>
-            </w:pPr>
-            <w:r>
-              <w:rPr>
-                <w:rFonts w:ascii="Arial" w:cs="Arial" w:eastAsia="Arial" w:hAnsi="Arial"/>
-                <w:color w:val="595959"/>
-                <w:sz w:val="14"/>
-                <w:szCs w:val="14"/>
-              </w:rPr>
-              <w:t xml:space="preserve">Source: Khan Academy (English - US curriculum)</w:t>
-            </w:r>
-          </w:p>
-          <w:p>
-            <w:pPr>
-              <w:spacing w:after="10" w:before="0"/>
-              <w:ind w:left="120"/>
-            </w:pPr>
-            <w:hyperlink w:history="1" r:id="rIdejrqysunb-nswkwhtzm-e">
-              <w:r>
-                <w:rPr>
-                  <w:rFonts w:ascii="Arial" w:cs="Arial" w:eastAsia="Arial" w:hAnsi="Arial"/>
-                  <w:color w:val="595959"/>
-                  <w:sz w:val="14"/>
-                  <w:szCs w:val="14"/>
-                  <w:u w:val="single" w:color="595959"/>
-                </w:rPr>
-                <w:t xml:space="preserve">🔍 Search ARES for similar videos</w:t>
-              </w:r>
-            </w:hyperlink>
-          </w:p>
-          <w:p>
-            <w:pPr>
-              <w:spacing w:after="40" w:before="0"/>
-            </w:pPr>
-            <w:r>
-              <w:rPr>
-                <w:sz w:val="14"/>
-                <w:szCs w:val="14"/>
-              </w:rPr>
-              <w:t xml:space="preserve"/>
-            </w:r>
-          </w:p>
-          <w:p>
-            <w:pPr>
-              <w:spacing w:after="20" w:before="0"/>
-            </w:pPr>
-            <w:r>
-              <w:rPr>
-                <w:rFonts w:ascii="Arial" w:cs="Arial" w:eastAsia="Arial" w:hAnsi="Arial"/>
-                <w:b/>
-                <w:bCs/>
-                <w:color w:val="1F3864"/>
-                <w:sz w:val="16"/>
-                <w:szCs w:val="16"/>
-              </w:rPr>
-              <w:t xml:space="preserve">📖 READING:</w:t>
-            </w:r>
-          </w:p>
-          <w:p>
-            <w:pPr>
-              <w:spacing w:after="20" w:before="0"/>
-            </w:pPr>
-            <w:r>
-              <w:rPr>
-                <w:rFonts w:ascii="Arial" w:cs="Arial" w:eastAsia="Arial" w:hAnsi="Arial"/>
-                <w:i/>
-                <w:iCs/>
-                <w:color w:val="595959"/>
-                <w:sz w:val="16"/>
-                <w:szCs w:val="16"/>
-              </w:rPr>
-              <w:t xml:space="preserve">No closely matching reading in the ARES library for this activity.</w:t>
-            </w:r>
-          </w:p>
-          <w:p>
-            <w:pPr>
-              <w:spacing w:after="10" w:before="0"/>
-              <w:ind w:left="120"/>
-            </w:pPr>
-            <w:hyperlink w:history="1" r:id="rIduci6-f3lxezdsb00xdnat">
-              <w:r>
-                <w:rPr>
-                  <w:rFonts w:ascii="Arial" w:cs="Arial" w:eastAsia="Arial" w:hAnsi="Arial"/>
-                  <w:color w:val="595959"/>
-                  <w:sz w:val="14"/>
-                  <w:szCs w:val="14"/>
-                  <w:u w:val="single" w:color="595959"/>
-                </w:rPr>
-                <w:t xml:space="preserve">🔍 Search ARES for readings</w:t>
-              </w:r>
-            </w:hyperlink>
-          </w:p>
-          <w:p>
-            <w:pPr>
-              <w:spacing w:after="10" w:before="0"/>
-              <w:ind w:left="120"/>
-            </w:pPr>
-            <w:r>
-              <w:rPr>
-                <w:rFonts w:ascii="Arial" w:cs="Arial" w:eastAsia="Arial" w:hAnsi="Arial"/>
-                <w:color w:val="595959"/>
-                <w:sz w:val="14"/>
-                <w:szCs w:val="14"/>
-              </w:rPr>
-              <w:t xml:space="preserve">Search terms: nutrition animals starch reducing</w:t>
-            </w:r>
-          </w:p>
-        </w:tc>
-        <w:tc>
-          <w:tcPr>
-            <w:tcW w:type="dxa" w:w="3040"/>
-            <w:shd w:fill="FFFFFF" w:color="auto" w:val="clear"/>
-            <w:tcMar>
-              <w:top w:type="dxa" w:w="60"/>
-              <w:left w:type="dxa" w:w="120"/>
-              <w:bottom w:type="dxa" w:w="60"/>
-              <w:right w:type="dxa" w:w="120"/>
-            </w:tcMar>
-            <w:vAlign w:val="top"/>
-          </w:tcPr>
-          <w:p>
-            <w:pPr>
-              <w:spacing w:after="40" w:before="0"/>
-              <w:jc w:val="left"/>
-            </w:pPr>
-            <w:r>
-              <w:rPr>
-                <w:rFonts w:ascii="Arial" w:cs="Arial" w:eastAsia="Arial" w:hAnsi="Arial"/>
-                <w:b w:val="false"/>
-                <w:bCs w:val="false"/>
-                <w:i w:val="false"/>
-                <w:iCs w:val="false"/>
-                <w:color w:val="000000"/>
-                <w:sz w:val="18"/>
-                <w:szCs w:val="18"/>
-              </w:rPr>
-              <w:t xml:space="preserve">In the final five minutes of the lesson, each group writes one new sticky note (or a strip of paper) to add to the class DQB. The note must begin with one of three sentence starters: WE NOW KNOW... / WE CAN NOW EXPLAIN... / WE STILL WONDER... Groups are encouraged to use their food test evidence directly. Example contributions anticipated: WE NOW KNOW ugali contains starch and that salivary amylase is the first enzyme to act on it. WE STILL WONDER what happens to the starch that reaches the small intestine without being fully broken down — does it get wasted? WE CAN NOW EXPLAIN why ripe bananas taste sweeter than unripe ones — the starch has been converted to reducing sugars.</w:t>
-            </w:r>
-          </w:p>
-        </w:tc>
-        <w:tc>
-          <w:tcPr>
-            <w:tcW w:type="dxa" w:w="3040"/>
-            <w:shd w:fill="F2F2F2" w:color="auto" w:val="clear"/>
-            <w:tcMar>
-              <w:top w:type="dxa" w:w="60"/>
-              <w:left w:type="dxa" w:w="120"/>
-              <w:bottom w:type="dxa" w:w="60"/>
-              <w:right w:type="dxa" w:w="120"/>
-            </w:tcMar>
-            <w:vAlign w:val="top"/>
-          </w:tcPr>
-          <w:p>
-            <w:pPr>
-              <w:spacing w:after="40" w:before="0"/>
-              <w:jc w:val="left"/>
-            </w:pPr>
-            <w:r>
-              <w:rPr>
-                <w:rFonts w:ascii="Arial" w:cs="Arial" w:eastAsia="Arial" w:hAnsi="Arial"/>
-                <w:b w:val="false"/>
-                <w:bCs w:val="false"/>
-                <w:i w:val="false"/>
-                <w:iCs w:val="false"/>
-                <w:color w:val="000000"/>
-                <w:sz w:val="18"/>
-                <w:szCs w:val="18"/>
-              </w:rPr>
-              <w:t xml:space="preserve">Teacher reads two or three DQB contributions aloud, highlighting how today's chemical evidence has moved the class from prediction to proof. Teacher then bridges to the next lesson: 'Next lesson we test for proteins and fats — the nyama choma and the cooking fat from our sukuma wiki. By the end of Lesson 5, we will have chemical evidence for all three macronutrients in our school lunch, and we can begin explaining how the whole digestive system is adapted to handle each one.' Teacher leaves the DQB visible on the wall so learners can add questions between lessons.</w:t>
-            </w:r>
-          </w:p>
-        </w:tc>
-        <w:tc>
-          <w:tcPr>
-            <w:tcW w:type="dxa" w:w="3040"/>
-            <w:shd w:fill="FFFFFF" w:color="auto" w:val="clear"/>
-            <w:tcMar>
-              <w:top w:type="dxa" w:w="60"/>
-              <w:left w:type="dxa" w:w="120"/>
-              <w:bottom w:type="dxa" w:w="60"/>
-              <w:right w:type="dxa" w:w="120"/>
-            </w:tcMar>
-            <w:vAlign w:val="top"/>
-          </w:tcPr>
-          <w:p>
-            <w:pPr>
-              <w:spacing w:after="40" w:before="0"/>
-              <w:jc w:val="left"/>
-            </w:pPr>
-            <w:r>
-              <w:rPr>
-                <w:rFonts w:ascii="Arial" w:cs="Arial" w:eastAsia="Arial" w:hAnsi="Arial"/>
-                <w:b w:val="false"/>
-                <w:bCs w:val="false"/>
-                <w:i w:val="false"/>
-                <w:iCs w:val="false"/>
-                <w:color w:val="000000"/>
-                <w:sz w:val="18"/>
-                <w:szCs w:val="18"/>
-              </w:rPr>
-              <w:t xml:space="preserve">The three sentence starters structure metacognitive reflection — learners must distinguish between confirmed knowledge, explanatory progress, and remaining uncertainty. This models scientific thinking and keeps the storyline momentum visible to all learners.</w:t>
-            </w:r>
-          </w:p>
-        </w:tc>
-        <w:tc>
-          <w:tcPr>
-            <w:tcW w:type="dxa" w:w="3040"/>
-            <w:shd w:fill="F2F2F2" w:color="auto" w:val="clear"/>
-            <w:tcMar>
-              <w:top w:type="dxa" w:w="60"/>
-              <w:left w:type="dxa" w:w="120"/>
-              <w:bottom w:type="dxa" w:w="60"/>
-              <w:right w:type="dxa" w:w="120"/>
-            </w:tcMar>
-            <w:vAlign w:val="top"/>
-          </w:tcPr>
-          <w:p>
-            <w:pPr>
-              <w:spacing w:after="40" w:before="0"/>
-              <w:jc w:val="left"/>
-            </w:pPr>
-            <w:r>
-              <w:rPr>
-                <w:rFonts w:ascii="Arial" w:cs="Arial" w:eastAsia="Arial" w:hAnsi="Arial"/>
-                <w:b w:val="false"/>
-                <w:bCs w:val="false"/>
-                <w:i w:val="false"/>
-                <w:iCs w:val="false"/>
-                <w:color w:val="000000"/>
-                <w:sz w:val="18"/>
-                <w:szCs w:val="18"/>
-              </w:rPr>
-              <w:t xml:space="preserve">Teacher scans DQB additions to check that groups are connecting food test results to enzyme specificity rather than leaving them as isolated observations. Any note that mentions only colour change without linking to an enzyme or substrate is returned to the group with the prompt: 'Which body chemical acts on what you just tested? Add that link to your note.'</w:t>
-            </w:r>
-          </w:p>
-        </w:tc>
-      </w:tr>
-      <w:tr>
-        <w:tc>
-          <w:tcPr>
-            <w:tcW w:type="dxa" w:w="1520"/>
-            <w:shd w:fill="D5E8F0" w:color="auto" w:val="clear"/>
-            <w:tcMar>
-              <w:top w:type="dxa" w:w="60"/>
-              <w:left w:type="dxa" w:w="120"/>
-              <w:bottom w:type="dxa" w:w="60"/>
-              <w:right w:type="dxa" w:w="120"/>
-            </w:tcMar>
-            <w:vAlign w:val="top"/>
-          </w:tcPr>
-          <w:p>
-            <w:pPr>
-              <w:spacing w:after="40" w:before="0"/>
-              <w:jc w:val="left"/>
-            </w:pPr>
-            <w:r>
-              <w:rPr>
-                <w:rFonts w:ascii="Arial" w:cs="Arial" w:eastAsia="Arial" w:hAnsi="Arial"/>
-                <w:b/>
-                <w:bCs/>
-                <w:i w:val="false"/>
-                <w:iCs w:val="false"/>
-                <w:color w:val="000000"/>
-                <w:sz w:val="18"/>
-                <w:szCs w:val="18"/>
-              </w:rPr>
-              <w:t xml:space="preserve">Model Building Phase</w:t>
-            </w:r>
-          </w:p>
-          <w:p>
-            <w:pPr>
-              <w:spacing w:after="20" w:before="0"/>
-            </w:pPr>
-            <w:r>
-              <w:rPr>
-                <w:rFonts w:ascii="Arial" w:cs="Arial" w:eastAsia="Arial" w:hAnsi="Arial"/>
-                <w:b/>
-                <w:bCs/>
-                <w:color w:val="1F3864"/>
-                <w:sz w:val="16"/>
-                <w:szCs w:val="16"/>
-              </w:rPr>
-              <w:t xml:space="preserve">📹 VIDEO:</w:t>
-            </w:r>
-          </w:p>
-          <w:p>
-            <w:pPr>
-              <w:spacing w:after="20" w:before="0"/>
-            </w:pPr>
-            <w:hyperlink w:history="1" r:id="rIdzo0z2dgzfjxxa8u1hfeeh">
-              <w:r>
-                <w:rPr>
-                  <w:rFonts w:ascii="Arial" w:cs="Arial" w:eastAsia="Arial" w:hAnsi="Arial"/>
-                  <w:color w:val="2E75B6"/>
-                  <w:sz w:val="16"/>
-                  <w:szCs w:val="16"/>
-                  <w:u w:val="single" w:color="2E75B6"/>
-                </w:rPr>
-                <w:t xml:space="preserve">Dehydration synthesis or a condensation reaction</w:t>
-              </w:r>
-            </w:hyperlink>
-          </w:p>
-          <w:p>
-            <w:pPr>
-              <w:spacing w:after="10" w:before="0"/>
-              <w:ind w:left="120"/>
-            </w:pPr>
-            <w:r>
-              <w:rPr>
-                <w:rFonts w:ascii="Arial" w:cs="Arial" w:eastAsia="Arial" w:hAnsi="Arial"/>
-                <w:color w:val="595959"/>
-                <w:sz w:val="14"/>
-                <w:szCs w:val="14"/>
-              </w:rPr>
-              <w:t xml:space="preserve">Source: Khan Academy (English - US curriculum)</w:t>
-            </w:r>
-          </w:p>
-          <w:p>
-            <w:pPr>
-              <w:spacing w:after="10" w:before="0"/>
-              <w:ind w:left="120"/>
-            </w:pPr>
-            <w:hyperlink w:history="1" r:id="rId4wnpxvfubkfgp4ocsc6gg">
-              <w:r>
-                <w:rPr>
-                  <w:rFonts w:ascii="Arial" w:cs="Arial" w:eastAsia="Arial" w:hAnsi="Arial"/>
-                  <w:color w:val="595959"/>
-                  <w:sz w:val="14"/>
-                  <w:szCs w:val="14"/>
-                  <w:u w:val="single" w:color="595959"/>
-                </w:rPr>
-                <w:t xml:space="preserve">🔍 Search ARES for similar videos</w:t>
-              </w:r>
-            </w:hyperlink>
-          </w:p>
-          <w:p>
-            <w:pPr>
-              <w:spacing w:after="40" w:before="0"/>
-            </w:pPr>
-            <w:r>
-              <w:rPr>
-                <w:sz w:val="14"/>
-                <w:szCs w:val="14"/>
-              </w:rPr>
-              <w:t xml:space="preserve"/>
-            </w:r>
-          </w:p>
-          <w:p>
-            <w:pPr>
-              <w:spacing w:after="20" w:before="0"/>
-            </w:pPr>
-            <w:r>
-              <w:rPr>
-                <w:rFonts w:ascii="Arial" w:cs="Arial" w:eastAsia="Arial" w:hAnsi="Arial"/>
-                <w:b/>
-                <w:bCs/>
-                <w:color w:val="1F3864"/>
-                <w:sz w:val="16"/>
-                <w:szCs w:val="16"/>
-              </w:rPr>
-              <w:t xml:space="preserve">📖 READING:</w:t>
-            </w:r>
-          </w:p>
-          <w:p>
-            <w:pPr>
-              <w:spacing w:after="20" w:before="0"/>
-            </w:pPr>
-            <w:r>
-              <w:rPr>
-                <w:rFonts w:ascii="Arial" w:cs="Arial" w:eastAsia="Arial" w:hAnsi="Arial"/>
-                <w:i/>
-                <w:iCs/>
-                <w:color w:val="595959"/>
-                <w:sz w:val="16"/>
-                <w:szCs w:val="16"/>
-              </w:rPr>
-              <w:t xml:space="preserve">No closely matching reading in the ARES library for this activity.</w:t>
-            </w:r>
-          </w:p>
-          <w:p>
-            <w:pPr>
-              <w:spacing w:after="10" w:before="0"/>
-              <w:ind w:left="120"/>
-            </w:pPr>
-            <w:hyperlink w:history="1" r:id="rId1luplljgb1q0klkpggpag">
+            <w:hyperlink w:history="1" r:id="rIdiclyxd6orz1mgvlfmdm08">
               <w:r>
                 <w:rPr>
                   <w:rFonts w:ascii="Arial" w:cs="Arial" w:eastAsia="Arial" w:hAnsi="Arial"/>
@@ -14353,7 +14449,7 @@
         </w:rPr>
         <w:t xml:space="preserve">© 2026 SeaVuria and ARES. Aligned with KICD objectives. Developed by SeaVuria; technical implementation by ARES (with AI assistance from Claude). Licensed under </w:t>
       </w:r>
-      <w:hyperlink w:history="1" r:id="rId-2yx1drfdkxesjqukz_xr">
+      <w:hyperlink w:history="1" r:id="rId-x-demb40sy6zetcvsvlv">
         <w:r>
           <w:rPr>
             <w:rFonts w:ascii="Arial" w:cs="Arial" w:eastAsia="Arial" w:hAnsi="Arial"/>
@@ -14374,7 +14470,7 @@
         </w:rPr>
         <w:t xml:space="preserve"> (</w:t>
       </w:r>
-      <w:hyperlink w:history="1" r:id="rIdc_myr5l00hnegofekz3x2">
+      <w:hyperlink w:history="1" r:id="rIdhovygydhtec8orwfmlrjy">
         <w:r>
           <w:rPr>
             <w:rFonts w:ascii="Arial" w:cs="Arial" w:eastAsia="Arial" w:hAnsi="Arial"/>
@@ -15603,7 +15699,7 @@
               <w:spacing w:after="10" w:before="0"/>
               <w:ind w:left="120"/>
             </w:pPr>
-            <w:hyperlink w:history="1" r:id="rIdz6k_b12lmpawat9a_cvsj">
+            <w:hyperlink w:history="1" r:id="rIdbtthkpsmxgfnet-nb5pih">
               <w:r>
                 <w:rPr>
                   <w:rFonts w:ascii="Arial" w:cs="Arial" w:eastAsia="Arial" w:hAnsi="Arial"/>
@@ -15680,7 +15776,7 @@
               <w:spacing w:after="10" w:before="0"/>
               <w:ind w:left="120"/>
             </w:pPr>
-            <w:hyperlink w:history="1" r:id="rId0po7qvqcifwtbidrd8kwk">
+            <w:hyperlink w:history="1" r:id="rIdhm6fahupo2aquifagyv-l">
               <w:r>
                 <w:rPr>
                   <w:rFonts w:ascii="Arial" w:cs="Arial" w:eastAsia="Arial" w:hAnsi="Arial"/>
@@ -15907,7 +16003,7 @@
               <w:spacing w:after="10" w:before="0"/>
               <w:ind w:left="120"/>
             </w:pPr>
-            <w:hyperlink w:history="1" r:id="rId1_jodlejmrjesks0-rpns">
+            <w:hyperlink w:history="1" r:id="rIdi4vj6-pac3ql479q_frjl">
               <w:r>
                 <w:rPr>
                   <w:rFonts w:ascii="Arial" w:cs="Arial" w:eastAsia="Arial" w:hAnsi="Arial"/>
@@ -15984,7 +16080,7 @@
               <w:spacing w:after="10" w:before="0"/>
               <w:ind w:left="120"/>
             </w:pPr>
-            <w:hyperlink w:history="1" r:id="rId2dtq-fdx4vchsq8jryrcs">
+            <w:hyperlink w:history="1" r:id="rIdr_1om55hqa_rsryujnp4j">
               <w:r>
                 <w:rPr>
                   <w:rFonts w:ascii="Arial" w:cs="Arial" w:eastAsia="Arial" w:hAnsi="Arial"/>
@@ -16211,7 +16307,7 @@
               <w:spacing w:after="10" w:before="0"/>
               <w:ind w:left="120"/>
             </w:pPr>
-            <w:hyperlink w:history="1" r:id="rIdncpxoclsr3otjugylsnjf">
+            <w:hyperlink w:history="1" r:id="rId-umhcqytkgaswx15phfip">
               <w:r>
                 <w:rPr>
                   <w:rFonts w:ascii="Arial" w:cs="Arial" w:eastAsia="Arial" w:hAnsi="Arial"/>
@@ -16288,7 +16384,7 @@
               <w:spacing w:after="10" w:before="0"/>
               <w:ind w:left="120"/>
             </w:pPr>
-            <w:hyperlink w:history="1" r:id="rIdhlerfd-zrabkoh3v8ynlt">
+            <w:hyperlink w:history="1" r:id="rIdj6o8vh_fq6dmlsgq0zxt4">
               <w:r>
                 <w:rPr>
                   <w:rFonts w:ascii="Arial" w:cs="Arial" w:eastAsia="Arial" w:hAnsi="Arial"/>
@@ -16515,7 +16611,7 @@
               <w:spacing w:after="10" w:before="0"/>
               <w:ind w:left="120"/>
             </w:pPr>
-            <w:hyperlink w:history="1" r:id="rIdx1x4p6ebxpqqsbwlp8xho">
+            <w:hyperlink w:history="1" r:id="rId-qi2b4hcesydsai_gdyzc">
               <w:r>
                 <w:rPr>
                   <w:rFonts w:ascii="Arial" w:cs="Arial" w:eastAsia="Arial" w:hAnsi="Arial"/>
@@ -16592,7 +16688,7 @@
               <w:spacing w:after="10" w:before="0"/>
               <w:ind w:left="120"/>
             </w:pPr>
-            <w:hyperlink w:history="1" r:id="rIdl6fvtbb0b5wys8wqlsegh">
+            <w:hyperlink w:history="1" r:id="rId1c3kyknf4kuxdwmpe9aeh">
               <w:r>
                 <w:rPr>
                   <w:rFonts w:ascii="Arial" w:cs="Arial" w:eastAsia="Arial" w:hAnsi="Arial"/>
@@ -16819,7 +16915,7 @@
               <w:spacing w:after="10" w:before="0"/>
               <w:ind w:left="120"/>
             </w:pPr>
-            <w:hyperlink w:history="1" r:id="rId2sb-dlolinm2lks5ltnss">
+            <w:hyperlink w:history="1" r:id="rIdvkrsauhtmr_gxkyf6lcs7">
               <w:r>
                 <w:rPr>
                   <w:rFonts w:ascii="Arial" w:cs="Arial" w:eastAsia="Arial" w:hAnsi="Arial"/>
@@ -16896,7 +16992,7 @@
               <w:spacing w:after="10" w:before="0"/>
               <w:ind w:left="120"/>
             </w:pPr>
-            <w:hyperlink w:history="1" r:id="rId8386rf0oav1-3byysholi">
+            <w:hyperlink w:history="1" r:id="rIdp8lp1w5wvbnmsbi6zxvdf">
               <w:r>
                 <w:rPr>
                   <w:rFonts w:ascii="Arial" w:cs="Arial" w:eastAsia="Arial" w:hAnsi="Arial"/>
@@ -17499,7 +17595,7 @@
         </w:rPr>
         <w:t xml:space="preserve">© 2026 SeaVuria and ARES. Aligned with KICD objectives. Developed by SeaVuria; technical implementation by ARES (with AI assistance from Claude). Licensed under </w:t>
       </w:r>
-      <w:hyperlink w:history="1" r:id="rIdvvl4zrvknxbvayf_9aaao">
+      <w:hyperlink w:history="1" r:id="rIdyr4xtxouyni-nwqbmkmjg">
         <w:r>
           <w:rPr>
             <w:rFonts w:ascii="Arial" w:cs="Arial" w:eastAsia="Arial" w:hAnsi="Arial"/>
@@ -17520,7 +17616,7 @@
         </w:rPr>
         <w:t xml:space="preserve"> (</w:t>
       </w:r>
-      <w:hyperlink w:history="1" r:id="rIdcquz0idpkmpx25mg1fmff">
+      <w:hyperlink w:history="1" r:id="rIddpkqw4zs3blra1iwyoplq">
         <w:r>
           <w:rPr>
             <w:rFonts w:ascii="Arial" w:cs="Arial" w:eastAsia="Arial" w:hAnsi="Arial"/>
@@ -18712,7 +18808,7 @@
             <w:pPr>
               <w:spacing w:after="20" w:before="0"/>
             </w:pPr>
-            <w:hyperlink w:history="1" r:id="rIdibfhflry9etjodb7l-1ri">
+            <w:hyperlink w:history="1" r:id="rIdmmxrzgpkkkellykp2dazo">
               <w:r>
                 <w:rPr>
                   <w:rFonts w:ascii="Arial" w:cs="Arial" w:eastAsia="Arial" w:hAnsi="Arial"/>
@@ -18745,7 +18841,7 @@
               <w:spacing w:after="10" w:before="0"/>
               <w:ind w:left="120"/>
             </w:pPr>
-            <w:hyperlink w:history="1" r:id="rIdtm1s1flzotnk7rriuuhh7">
+            <w:hyperlink w:history="1" r:id="rIdjuj0cndygvnhxsdz6by0x">
               <w:r>
                 <w:rPr>
                   <w:rFonts w:ascii="Arial" w:cs="Arial" w:eastAsia="Arial" w:hAnsi="Arial"/>
@@ -18790,7 +18886,7 @@
             <w:pPr>
               <w:spacing w:after="20" w:before="0"/>
             </w:pPr>
-            <w:hyperlink w:history="1" r:id="rIdvpp6bbhv9ufppgxqlemkh">
+            <w:hyperlink w:history="1" r:id="rId8szv8kwiejzcq5y-mie9e">
               <w:r>
                 <w:rPr>
                   <w:rFonts w:ascii="Arial" w:cs="Arial" w:eastAsia="Arial" w:hAnsi="Arial"/>
@@ -18805,6 +18901,22 @@
           </w:p>
           <w:p>
             <w:pPr>
+              <w:spacing w:after="20" w:before="0"/>
+            </w:pPr>
+            <w:r>
+              <w:rPr>
+                <w:rFonts w:ascii="Arial" w:cs="Arial" w:eastAsia="Arial" w:hAnsi="Arial"/>
+                <w:i/>
+                <w:iCs/>
+                <w:color w:val="595959"/>
+                <w:sz w:val="16"/>
+                <w:szCs w:val="16"/>
+              </w:rPr>
+              <w:t xml:space="preserve">Related topic: not an exact match for this lesson.</w:t>
+            </w:r>
+          </w:p>
+          <w:p>
+            <w:pPr>
               <w:spacing w:after="10" w:before="0"/>
               <w:ind w:left="120"/>
             </w:pPr>
@@ -18823,7 +18935,7 @@
               <w:spacing w:after="10" w:before="0"/>
               <w:ind w:left="120"/>
             </w:pPr>
-            <w:hyperlink w:history="1" r:id="rIduodbdiedqm2j-zjrsld6j">
+            <w:hyperlink w:history="1" r:id="rIduhklclracs2unmrusy4sd">
               <w:r>
                 <w:rPr>
                   <w:rFonts w:ascii="Arial" w:cs="Arial" w:eastAsia="Arial" w:hAnsi="Arial"/>
@@ -19018,7 +19130,7 @@
             <w:pPr>
               <w:spacing w:after="20" w:before="0"/>
             </w:pPr>
-            <w:hyperlink w:history="1" r:id="rIdvyp4af1qijhshqecpeb6e">
+            <w:hyperlink w:history="1" r:id="rIdo03k6bx1yeco6n33faqt5">
               <w:r>
                 <w:rPr>
                   <w:rFonts w:ascii="Arial" w:cs="Arial" w:eastAsia="Arial" w:hAnsi="Arial"/>
@@ -19051,7 +19163,7 @@
               <w:spacing w:after="10" w:before="0"/>
               <w:ind w:left="120"/>
             </w:pPr>
-            <w:hyperlink w:history="1" r:id="rIdgjmmkaurehfc7ixa8gchi">
+            <w:hyperlink w:history="1" r:id="rIdqcppvmuzq7aiq76rer2xb">
               <w:r>
                 <w:rPr>
                   <w:rFonts w:ascii="Arial" w:cs="Arial" w:eastAsia="Arial" w:hAnsi="Arial"/>
@@ -19096,7 +19208,7 @@
             <w:pPr>
               <w:spacing w:after="20" w:before="0"/>
             </w:pPr>
-            <w:hyperlink w:history="1" r:id="rId_yyfgo2ybrhbglt5azwjs">
+            <w:hyperlink w:history="1" r:id="rIdtxxhvlcq11ebqknv5agl5">
               <w:r>
                 <w:rPr>
                   <w:rFonts w:ascii="Arial" w:cs="Arial" w:eastAsia="Arial" w:hAnsi="Arial"/>
@@ -19111,6 +19223,22 @@
           </w:p>
           <w:p>
             <w:pPr>
+              <w:spacing w:after="20" w:before="0"/>
+            </w:pPr>
+            <w:r>
+              <w:rPr>
+                <w:rFonts w:ascii="Arial" w:cs="Arial" w:eastAsia="Arial" w:hAnsi="Arial"/>
+                <w:i/>
+                <w:iCs/>
+                <w:color w:val="595959"/>
+                <w:sz w:val="16"/>
+                <w:szCs w:val="16"/>
+              </w:rPr>
+              <w:t xml:space="preserve">Related topic: not an exact match for this lesson.</w:t>
+            </w:r>
+          </w:p>
+          <w:p>
+            <w:pPr>
               <w:spacing w:after="10" w:before="0"/>
               <w:ind w:left="120"/>
             </w:pPr>
@@ -19129,7 +19257,7 @@
               <w:spacing w:after="10" w:before="0"/>
               <w:ind w:left="120"/>
             </w:pPr>
-            <w:hyperlink w:history="1" r:id="rId9ltkuhg7ziiwt6dmnlvdr">
+            <w:hyperlink w:history="1" r:id="rIdmprljaqg444h5ks7hr3cr">
               <w:r>
                 <w:rPr>
                   <w:rFonts w:ascii="Arial" w:cs="Arial" w:eastAsia="Arial" w:hAnsi="Arial"/>
@@ -19324,7 +19452,7 @@
             <w:pPr>
               <w:spacing w:after="20" w:before="0"/>
             </w:pPr>
-            <w:hyperlink w:history="1" r:id="rId5dbpqszus9f7ljidb3ekt">
+            <w:hyperlink w:history="1" r:id="rIdiqpejj2apk3_luhcpkgde">
               <w:r>
                 <w:rPr>
                   <w:rFonts w:ascii="Arial" w:cs="Arial" w:eastAsia="Arial" w:hAnsi="Arial"/>
@@ -19357,7 +19485,7 @@
               <w:spacing w:after="10" w:before="0"/>
               <w:ind w:left="120"/>
             </w:pPr>
-            <w:hyperlink w:history="1" r:id="rId2ecobpnf0sfgfe_wthwmi">
+            <w:hyperlink w:history="1" r:id="rIdy2tigcrtusrfhnogthdid">
               <w:r>
                 <w:rPr>
                   <w:rFonts w:ascii="Arial" w:cs="Arial" w:eastAsia="Arial" w:hAnsi="Arial"/>
@@ -19402,7 +19530,7 @@
             <w:pPr>
               <w:spacing w:after="20" w:before="0"/>
             </w:pPr>
-            <w:hyperlink w:history="1" r:id="rIdswbrk2e4ommxmwm7nq9ys">
+            <w:hyperlink w:history="1" r:id="rIdgxs_zy9z7nzdsjsyrcui8">
               <w:r>
                 <w:rPr>
                   <w:rFonts w:ascii="Arial" w:cs="Arial" w:eastAsia="Arial" w:hAnsi="Arial"/>
@@ -19417,6 +19545,22 @@
           </w:p>
           <w:p>
             <w:pPr>
+              <w:spacing w:after="20" w:before="0"/>
+            </w:pPr>
+            <w:r>
+              <w:rPr>
+                <w:rFonts w:ascii="Arial" w:cs="Arial" w:eastAsia="Arial" w:hAnsi="Arial"/>
+                <w:i/>
+                <w:iCs/>
+                <w:color w:val="595959"/>
+                <w:sz w:val="16"/>
+                <w:szCs w:val="16"/>
+              </w:rPr>
+              <w:t xml:space="preserve">Related topic: not an exact match for this lesson.</w:t>
+            </w:r>
+          </w:p>
+          <w:p>
+            <w:pPr>
               <w:spacing w:after="10" w:before="0"/>
               <w:ind w:left="120"/>
             </w:pPr>
@@ -19435,7 +19579,7 @@
               <w:spacing w:after="10" w:before="0"/>
               <w:ind w:left="120"/>
             </w:pPr>
-            <w:hyperlink w:history="1" r:id="rId32oujk9mdvdylh3meu5-i">
+            <w:hyperlink w:history="1" r:id="rId84sk9k9djrnidopri8vcy">
               <w:r>
                 <w:rPr>
                   <w:rFonts w:ascii="Arial" w:cs="Arial" w:eastAsia="Arial" w:hAnsi="Arial"/>
@@ -19630,7 +19774,7 @@
             <w:pPr>
               <w:spacing w:after="20" w:before="0"/>
             </w:pPr>
-            <w:hyperlink w:history="1" r:id="rIdpl6y8cw2viyo1qq_yt3f1">
+            <w:hyperlink w:history="1" r:id="rId_xwl6kan15pkqn9m1oqr_">
               <w:r>
                 <w:rPr>
                   <w:rFonts w:ascii="Arial" w:cs="Arial" w:eastAsia="Arial" w:hAnsi="Arial"/>
@@ -19663,7 +19807,7 @@
               <w:spacing w:after="10" w:before="0"/>
               <w:ind w:left="120"/>
             </w:pPr>
-            <w:hyperlink w:history="1" r:id="rIdmrzedtuu5tgsnzlui2mey">
+            <w:hyperlink w:history="1" r:id="rId381lagj_qxdsrlbilitja">
               <w:r>
                 <w:rPr>
                   <w:rFonts w:ascii="Arial" w:cs="Arial" w:eastAsia="Arial" w:hAnsi="Arial"/>
@@ -19708,7 +19852,7 @@
             <w:pPr>
               <w:spacing w:after="20" w:before="0"/>
             </w:pPr>
-            <w:hyperlink w:history="1" r:id="rIdve6ng3xntvoka_k8gvo9g">
+            <w:hyperlink w:history="1" r:id="rIdq9ylin4uw_pqzzbdmedqb">
               <w:r>
                 <w:rPr>
                   <w:rFonts w:ascii="Arial" w:cs="Arial" w:eastAsia="Arial" w:hAnsi="Arial"/>
@@ -19723,6 +19867,22 @@
           </w:p>
           <w:p>
             <w:pPr>
+              <w:spacing w:after="20" w:before="0"/>
+            </w:pPr>
+            <w:r>
+              <w:rPr>
+                <w:rFonts w:ascii="Arial" w:cs="Arial" w:eastAsia="Arial" w:hAnsi="Arial"/>
+                <w:i/>
+                <w:iCs/>
+                <w:color w:val="595959"/>
+                <w:sz w:val="16"/>
+                <w:szCs w:val="16"/>
+              </w:rPr>
+              <w:t xml:space="preserve">Related topic: not an exact match for this lesson.</w:t>
+            </w:r>
+          </w:p>
+          <w:p>
+            <w:pPr>
               <w:spacing w:after="10" w:before="0"/>
               <w:ind w:left="120"/>
             </w:pPr>
@@ -19741,7 +19901,7 @@
               <w:spacing w:after="10" w:before="0"/>
               <w:ind w:left="120"/>
             </w:pPr>
-            <w:hyperlink w:history="1" r:id="rIdq4leog5pqmecpebepjvdj">
+            <w:hyperlink w:history="1" r:id="rIdfighxmknofok5gyczgwio">
               <w:r>
                 <w:rPr>
                   <w:rFonts w:ascii="Arial" w:cs="Arial" w:eastAsia="Arial" w:hAnsi="Arial"/>
@@ -19936,7 +20096,7 @@
             <w:pPr>
               <w:spacing w:after="20" w:before="0"/>
             </w:pPr>
-            <w:hyperlink w:history="1" r:id="rIdv4clypmc0sjabh-qh68jm">
+            <w:hyperlink w:history="1" r:id="rIdomkakxaovrvpvl2y76noy">
               <w:r>
                 <w:rPr>
                   <w:rFonts w:ascii="Arial" w:cs="Arial" w:eastAsia="Arial" w:hAnsi="Arial"/>
@@ -19969,7 +20129,7 @@
               <w:spacing w:after="10" w:before="0"/>
               <w:ind w:left="120"/>
             </w:pPr>
-            <w:hyperlink w:history="1" r:id="rIdkt11tqnber-nuvhkwbp1w">
+            <w:hyperlink w:history="1" r:id="rIdskjq3m0sfxhwfvejqdymd">
               <w:r>
                 <w:rPr>
                   <w:rFonts w:ascii="Arial" w:cs="Arial" w:eastAsia="Arial" w:hAnsi="Arial"/>
@@ -20007,14 +20167,14 @@
                 <w:sz w:val="16"/>
                 <w:szCs w:val="16"/>
               </w:rPr>
-              <w:t xml:space="preserve">📖 HTML:</w:t>
+              <w:t xml:space="preserve">📖 EXERCISE:</w:t>
             </w:r>
           </w:p>
           <w:p>
             <w:pPr>
               <w:spacing w:after="20" w:before="0"/>
             </w:pPr>
-            <w:hyperlink w:history="1" r:id="rIdb1d9q3nadchklgvb3g2qc">
+            <w:hyperlink w:history="1" r:id="rId-tcrggmzs2i-cini4ldwj">
               <w:r>
                 <w:rPr>
                   <w:rFonts w:ascii="Arial" w:cs="Arial" w:eastAsia="Arial" w:hAnsi="Arial"/>
@@ -20023,9 +20183,25 @@
                   <w:szCs w:val="16"/>
                   <w:u w:val="single" w:color="2E75B6"/>
                 </w:rPr>
-                <w:t xml:space="preserve">Digestive System Diseases (Flexbook)</w:t>
+                <w:t xml:space="preserve">Digestive System Diseases Practice</w:t>
               </w:r>
             </w:hyperlink>
+          </w:p>
+          <w:p>
+            <w:pPr>
+              <w:spacing w:after="20" w:before="0"/>
+            </w:pPr>
+            <w:r>
+              <w:rPr>
+                <w:rFonts w:ascii="Arial" w:cs="Arial" w:eastAsia="Arial" w:hAnsi="Arial"/>
+                <w:i/>
+                <w:iCs/>
+                <w:color w:val="595959"/>
+                <w:sz w:val="16"/>
+                <w:szCs w:val="16"/>
+              </w:rPr>
+              <w:t xml:space="preserve">Related topic: not an exact match for this lesson.</w:t>
+            </w:r>
           </w:p>
           <w:p>
             <w:pPr>
@@ -20047,7 +20223,7 @@
               <w:spacing w:after="10" w:before="0"/>
               <w:ind w:left="120"/>
             </w:pPr>
-            <w:hyperlink w:history="1" r:id="rIdidl4lywdvczphnjwwmuas">
+            <w:hyperlink w:history="1" r:id="rIded1x1lzwawuz9xb1csgeh">
               <w:r>
                 <w:rPr>
                   <w:rFonts w:ascii="Arial" w:cs="Arial" w:eastAsia="Arial" w:hAnsi="Arial"/>
@@ -20711,7 +20887,7 @@
         </w:rPr>
         <w:t xml:space="preserve">© 2026 SeaVuria and ARES. Aligned with KICD objectives. Developed by SeaVuria; technical implementation by ARES (with AI assistance from Claude). Licensed under </w:t>
       </w:r>
-      <w:hyperlink w:history="1" r:id="rIddojt8bfokhb8oy14hsyoq">
+      <w:hyperlink w:history="1" r:id="rIdfgwou77ipbqwvpixjqysk">
         <w:r>
           <w:rPr>
             <w:rFonts w:ascii="Arial" w:cs="Arial" w:eastAsia="Arial" w:hAnsi="Arial"/>
@@ -20732,7 +20908,7 @@
         </w:rPr>
         <w:t xml:space="preserve"> (</w:t>
       </w:r>
-      <w:hyperlink w:history="1" r:id="rIdiwyzqiodp6b1rsl-hgnqd">
+      <w:hyperlink w:history="1" r:id="rIdsm1po9xvm5u1nplnoid5y">
         <w:r>
           <w:rPr>
             <w:rFonts w:ascii="Arial" w:cs="Arial" w:eastAsia="Arial" w:hAnsi="Arial"/>
@@ -21921,7 +22097,7 @@
               <w:spacing w:after="10" w:before="0"/>
               <w:ind w:left="120"/>
             </w:pPr>
-            <w:hyperlink w:history="1" r:id="rIdof8orsuo73lfxfkdxgnbm">
+            <w:hyperlink w:history="1" r:id="rIdxojywj3_jguio_t5z4ah9">
               <w:r>
                 <w:rPr>
                   <w:rFonts w:ascii="Arial" w:cs="Arial" w:eastAsia="Arial" w:hAnsi="Arial"/>
@@ -21974,31 +22150,47 @@
                 <w:sz w:val="16"/>
                 <w:szCs w:val="16"/>
               </w:rPr>
-              <w:t xml:space="preserve">📖 READING:</w:t>
+              <w:t xml:space="preserve">📖 HTML:</w:t>
             </w:r>
           </w:p>
           <w:p>
             <w:pPr>
               <w:spacing w:after="20" w:before="0"/>
             </w:pPr>
-            <w:r>
-              <w:rPr>
-                <w:rFonts w:ascii="Arial" w:cs="Arial" w:eastAsia="Arial" w:hAnsi="Arial"/>
-                <w:i/>
-                <w:iCs/>
-                <w:color w:val="595959"/>
-                <w:sz w:val="16"/>
-                <w:szCs w:val="16"/>
-              </w:rPr>
-              <w:t xml:space="preserve">No closely matching reading in the ARES library for this activity.</w:t>
-            </w:r>
+            <w:hyperlink w:history="1" r:id="rIdl63elln64uosucwhn91l6">
+              <w:r>
+                <w:rPr>
+                  <w:rFonts w:ascii="Arial" w:cs="Arial" w:eastAsia="Arial" w:hAnsi="Arial"/>
+                  <w:color w:val="2E75B6"/>
+                  <w:sz w:val="16"/>
+                  <w:szCs w:val="16"/>
+                  <w:u w:val="single" w:color="2E75B6"/>
+                </w:rPr>
+                <w:t xml:space="preserve">Human Digestive System (Flexbook)</w:t>
+              </w:r>
+            </w:hyperlink>
           </w:p>
           <w:p>
             <w:pPr>
               <w:spacing w:after="10" w:before="0"/>
               <w:ind w:left="120"/>
             </w:pPr>
-            <w:hyperlink w:history="1" r:id="rIduujyfa2gwru_zsfegadpi">
+            <w:r>
+              <w:rPr>
+                <w:rFonts w:ascii="Arial" w:cs="Arial" w:eastAsia="Arial" w:hAnsi="Arial"/>
+                <w:color w:val="595959"/>
+                <w:sz w:val="14"/>
+                <w:szCs w:val="14"/>
+              </w:rPr>
+              <w:t xml:space="preserve">Source: CK-12</w:t>
+            </w:r>
+          </w:p>
+          <w:p>
+            <w:pPr>
+              <w:spacing w:after="10" w:before="0"/>
+              <w:ind w:left="120"/>
+            </w:pPr>
+            <w:hyperlink w:history="1" r:id="rIdohnjcg6ydtze70nvkxsnr">
               <w:r>
                 <w:rPr>
                   <w:rFonts w:ascii="Arial" w:cs="Arial" w:eastAsia="Arial" w:hAnsi="Arial"/>
@@ -22007,24 +22199,9 @@
                   <w:szCs w:val="14"/>
                   <w:u w:val="single" w:color="595959"/>
                 </w:rPr>
-                <w:t xml:space="preserve">🔍 Search ARES for readings</w:t>
+                <w:t xml:space="preserve">🔍 Search ARES for similar readings</w:t>
               </w:r>
             </w:hyperlink>
-          </w:p>
-          <w:p>
-            <w:pPr>
-              <w:spacing w:after="10" w:before="0"/>
-              <w:ind w:left="120"/>
-            </w:pPr>
-            <w:r>
-              <w:rPr>
-                <w:rFonts w:ascii="Arial" w:cs="Arial" w:eastAsia="Arial" w:hAnsi="Arial"/>
-                <w:color w:val="595959"/>
-                <w:sz w:val="14"/>
-                <w:szCs w:val="14"/>
-              </w:rPr>
-              <w:t xml:space="preserve">Search terms: nutrition animals alimentary canal</w:t>
-            </w:r>
           </w:p>
         </w:tc>
         <w:tc>
@@ -22225,7 +22402,7 @@
               <w:spacing w:after="10" w:before="0"/>
               <w:ind w:left="120"/>
             </w:pPr>
-            <w:hyperlink w:history="1" r:id="rId49tpa6bewkdsyeri_sibt">
+            <w:hyperlink w:history="1" r:id="rId748ecncew_tbazcgfnozd">
               <w:r>
                 <w:rPr>
                   <w:rFonts w:ascii="Arial" w:cs="Arial" w:eastAsia="Arial" w:hAnsi="Arial"/>
@@ -22278,31 +22455,47 @@
                 <w:sz w:val="16"/>
                 <w:szCs w:val="16"/>
               </w:rPr>
-              <w:t xml:space="preserve">📖 READING:</w:t>
+              <w:t xml:space="preserve">📖 HTML:</w:t>
             </w:r>
           </w:p>
           <w:p>
             <w:pPr>
               <w:spacing w:after="20" w:before="0"/>
             </w:pPr>
-            <w:r>
-              <w:rPr>
-                <w:rFonts w:ascii="Arial" w:cs="Arial" w:eastAsia="Arial" w:hAnsi="Arial"/>
-                <w:i/>
-                <w:iCs/>
-                <w:color w:val="595959"/>
-                <w:sz w:val="16"/>
-                <w:szCs w:val="16"/>
-              </w:rPr>
-              <w:t xml:space="preserve">No closely matching reading in the ARES library for this activity.</w:t>
-            </w:r>
+            <w:hyperlink w:history="1" r:id="rIds64mvdewgd8axjrxmi19z">
+              <w:r>
+                <w:rPr>
+                  <w:rFonts w:ascii="Arial" w:cs="Arial" w:eastAsia="Arial" w:hAnsi="Arial"/>
+                  <w:color w:val="2E75B6"/>
+                  <w:sz w:val="16"/>
+                  <w:szCs w:val="16"/>
+                  <w:u w:val="single" w:color="2E75B6"/>
+                </w:rPr>
+                <w:t xml:space="preserve">Human Digestive System (Flexbook)</w:t>
+              </w:r>
+            </w:hyperlink>
           </w:p>
           <w:p>
             <w:pPr>
               <w:spacing w:after="10" w:before="0"/>
               <w:ind w:left="120"/>
             </w:pPr>
-            <w:hyperlink w:history="1" r:id="rIdgnyz3udia3b3qhqx_k9ff">
+            <w:r>
+              <w:rPr>
+                <w:rFonts w:ascii="Arial" w:cs="Arial" w:eastAsia="Arial" w:hAnsi="Arial"/>
+                <w:color w:val="595959"/>
+                <w:sz w:val="14"/>
+                <w:szCs w:val="14"/>
+              </w:rPr>
+              <w:t xml:space="preserve">Source: CK-12</w:t>
+            </w:r>
+          </w:p>
+          <w:p>
+            <w:pPr>
+              <w:spacing w:after="10" w:before="0"/>
+              <w:ind w:left="120"/>
+            </w:pPr>
+            <w:hyperlink w:history="1" r:id="rIdh_mfxlpwrojg1ipte9n6f">
               <w:r>
                 <w:rPr>
                   <w:rFonts w:ascii="Arial" w:cs="Arial" w:eastAsia="Arial" w:hAnsi="Arial"/>
@@ -22311,24 +22504,9 @@
                   <w:szCs w:val="14"/>
                   <w:u w:val="single" w:color="595959"/>
                 </w:rPr>
-                <w:t xml:space="preserve">🔍 Search ARES for readings</w:t>
+                <w:t xml:space="preserve">🔍 Search ARES for similar readings</w:t>
               </w:r>
             </w:hyperlink>
-          </w:p>
-          <w:p>
-            <w:pPr>
-              <w:spacing w:after="10" w:before="0"/>
-              <w:ind w:left="120"/>
-            </w:pPr>
-            <w:r>
-              <w:rPr>
-                <w:rFonts w:ascii="Arial" w:cs="Arial" w:eastAsia="Arial" w:hAnsi="Arial"/>
-                <w:color w:val="595959"/>
-                <w:sz w:val="14"/>
-                <w:szCs w:val="14"/>
-              </w:rPr>
-              <w:t xml:space="preserve">Search terms: nutrition animals alimentary canal</w:t>
-            </w:r>
           </w:p>
         </w:tc>
         <w:tc>
@@ -22529,7 +22707,7 @@
               <w:spacing w:after="10" w:before="0"/>
               <w:ind w:left="120"/>
             </w:pPr>
-            <w:hyperlink w:history="1" r:id="rIdumwxm5jeprswmtncv9-eq">
+            <w:hyperlink w:history="1" r:id="rIdqczhkro5ewvnsj5gg7d7d">
               <w:r>
                 <w:rPr>
                   <w:rFonts w:ascii="Arial" w:cs="Arial" w:eastAsia="Arial" w:hAnsi="Arial"/>
@@ -22582,8 +22760,25 @@
                 <w:sz w:val="16"/>
                 <w:szCs w:val="16"/>
               </w:rPr>
-              <w:t xml:space="preserve">📖 READING:</w:t>
-            </w:r>
+              <w:t xml:space="preserve">📖 EXERCISE:</w:t>
+            </w:r>
+          </w:p>
+          <w:p>
+            <w:pPr>
+              <w:spacing w:after="20" w:before="0"/>
+            </w:pPr>
+            <w:hyperlink w:history="1" r:id="rIdg7qqzaw_jyyq03evls19t">
+              <w:r>
+                <w:rPr>
+                  <w:rFonts w:ascii="Arial" w:cs="Arial" w:eastAsia="Arial" w:hAnsi="Arial"/>
+                  <w:color w:val="2E75B6"/>
+                  <w:sz w:val="16"/>
+                  <w:szCs w:val="16"/>
+                  <w:u w:val="single" w:color="2E75B6"/>
+                </w:rPr>
+                <w:t xml:space="preserve">Human Digestive System Practice</w:t>
+              </w:r>
+            </w:hyperlink>
           </w:p>
           <w:p>
             <w:pPr>
@@ -22598,7 +22793,7 @@
                 <w:sz w:val="16"/>
                 <w:szCs w:val="16"/>
               </w:rPr>
-              <w:t xml:space="preserve">No closely matching reading in the ARES library for this activity.</w:t>
+              <w:t xml:space="preserve">Related topic: not an exact match for this lesson.</w:t>
             </w:r>
           </w:p>
           <w:p>
@@ -22606,7 +22801,22 @@
               <w:spacing w:after="10" w:before="0"/>
               <w:ind w:left="120"/>
             </w:pPr>
-            <w:hyperlink w:history="1" r:id="rIdlnbkmlem8u0jb-iiq0nif">
+            <w:r>
+              <w:rPr>
+                <w:rFonts w:ascii="Arial" w:cs="Arial" w:eastAsia="Arial" w:hAnsi="Arial"/>
+                <w:color w:val="595959"/>
+                <w:sz w:val="14"/>
+                <w:szCs w:val="14"/>
+              </w:rPr>
+              <w:t xml:space="preserve">Source: CK-12</w:t>
+            </w:r>
+          </w:p>
+          <w:p>
+            <w:pPr>
+              <w:spacing w:after="10" w:before="0"/>
+              <w:ind w:left="120"/>
+            </w:pPr>
+            <w:hyperlink w:history="1" r:id="rIda3u29dx1wybjyc8clbzri">
               <w:r>
                 <w:rPr>
                   <w:rFonts w:ascii="Arial" w:cs="Arial" w:eastAsia="Arial" w:hAnsi="Arial"/>
@@ -22615,24 +22825,9 @@
                   <w:szCs w:val="14"/>
                   <w:u w:val="single" w:color="595959"/>
                 </w:rPr>
-                <w:t xml:space="preserve">🔍 Search ARES for readings</w:t>
+                <w:t xml:space="preserve">🔍 Search ARES for similar readings</w:t>
               </w:r>
             </w:hyperlink>
-          </w:p>
-          <w:p>
-            <w:pPr>
-              <w:spacing w:after="10" w:before="0"/>
-              <w:ind w:left="120"/>
-            </w:pPr>
-            <w:r>
-              <w:rPr>
-                <w:rFonts w:ascii="Arial" w:cs="Arial" w:eastAsia="Arial" w:hAnsi="Arial"/>
-                <w:color w:val="595959"/>
-                <w:sz w:val="14"/>
-                <w:szCs w:val="14"/>
-              </w:rPr>
-              <w:t xml:space="preserve">Search terms: nutrition animals alimentary canal</w:t>
-            </w:r>
           </w:p>
         </w:tc>
         <w:tc>
@@ -22932,7 +23127,7 @@
               <w:spacing w:after="10" w:before="0"/>
               <w:ind w:left="120"/>
             </w:pPr>
-            <w:hyperlink w:history="1" r:id="rIdqsuiis2w48rpaf4frabmg">
+            <w:hyperlink w:history="1" r:id="rId6bnpcx6q_xk4oyxgbnblj">
               <w:r>
                 <w:rPr>
                   <w:rFonts w:ascii="Arial" w:cs="Arial" w:eastAsia="Arial" w:hAnsi="Arial"/>
@@ -22985,31 +23180,47 @@
                 <w:sz w:val="16"/>
                 <w:szCs w:val="16"/>
               </w:rPr>
-              <w:t xml:space="preserve">📖 READING:</w:t>
+              <w:t xml:space="preserve">📖 HTML:</w:t>
             </w:r>
           </w:p>
           <w:p>
             <w:pPr>
               <w:spacing w:after="20" w:before="0"/>
             </w:pPr>
-            <w:r>
-              <w:rPr>
-                <w:rFonts w:ascii="Arial" w:cs="Arial" w:eastAsia="Arial" w:hAnsi="Arial"/>
-                <w:i/>
-                <w:iCs/>
-                <w:color w:val="595959"/>
-                <w:sz w:val="16"/>
-                <w:szCs w:val="16"/>
-              </w:rPr>
-              <w:t xml:space="preserve">No closely matching reading in the ARES library for this activity.</w:t>
-            </w:r>
+            <w:hyperlink w:history="1" r:id="rIdt6q7k5tj9qlsrlnxjdj4q">
+              <w:r>
+                <w:rPr>
+                  <w:rFonts w:ascii="Arial" w:cs="Arial" w:eastAsia="Arial" w:hAnsi="Arial"/>
+                  <w:color w:val="2E75B6"/>
+                  <w:sz w:val="16"/>
+                  <w:szCs w:val="16"/>
+                  <w:u w:val="single" w:color="2E75B6"/>
+                </w:rPr>
+                <w:t xml:space="preserve">Human Digestive System (Flexbook)</w:t>
+              </w:r>
+            </w:hyperlink>
           </w:p>
           <w:p>
             <w:pPr>
               <w:spacing w:after="10" w:before="0"/>
               <w:ind w:left="120"/>
             </w:pPr>
-            <w:hyperlink w:history="1" r:id="rId7vbsbezxht2r7s_frgrus">
+            <w:r>
+              <w:rPr>
+                <w:rFonts w:ascii="Arial" w:cs="Arial" w:eastAsia="Arial" w:hAnsi="Arial"/>
+                <w:color w:val="595959"/>
+                <w:sz w:val="14"/>
+                <w:szCs w:val="14"/>
+              </w:rPr>
+              <w:t xml:space="preserve">Source: CK-12</w:t>
+            </w:r>
+          </w:p>
+          <w:p>
+            <w:pPr>
+              <w:spacing w:after="10" w:before="0"/>
+              <w:ind w:left="120"/>
+            </w:pPr>
+            <w:hyperlink w:history="1" r:id="rIdju23g1f7tlyeg2btcsdco">
               <w:r>
                 <w:rPr>
                   <w:rFonts w:ascii="Arial" w:cs="Arial" w:eastAsia="Arial" w:hAnsi="Arial"/>
@@ -23018,24 +23229,9 @@
                   <w:szCs w:val="14"/>
                   <w:u w:val="single" w:color="595959"/>
                 </w:rPr>
-                <w:t xml:space="preserve">🔍 Search ARES for readings</w:t>
+                <w:t xml:space="preserve">🔍 Search ARES for similar readings</w:t>
               </w:r>
             </w:hyperlink>
-          </w:p>
-          <w:p>
-            <w:pPr>
-              <w:spacing w:after="10" w:before="0"/>
-              <w:ind w:left="120"/>
-            </w:pPr>
-            <w:r>
-              <w:rPr>
-                <w:rFonts w:ascii="Arial" w:cs="Arial" w:eastAsia="Arial" w:hAnsi="Arial"/>
-                <w:color w:val="595959"/>
-                <w:sz w:val="14"/>
-                <w:szCs w:val="14"/>
-              </w:rPr>
-              <w:t xml:space="preserve">Search terms: nutrition animals alimentary canal</w:t>
-            </w:r>
           </w:p>
         </w:tc>
         <w:tc>
@@ -23236,7 +23432,7 @@
               <w:spacing w:after="10" w:before="0"/>
               <w:ind w:left="120"/>
             </w:pPr>
-            <w:hyperlink w:history="1" r:id="rIdvpefcnof1pxlbgnx6xjfz">
+            <w:hyperlink w:history="1" r:id="rId0qkovqbgz0n519jtqbzes">
               <w:r>
                 <w:rPr>
                   <w:rFonts w:ascii="Arial" w:cs="Arial" w:eastAsia="Arial" w:hAnsi="Arial"/>
@@ -23289,31 +23485,47 @@
                 <w:sz w:val="16"/>
                 <w:szCs w:val="16"/>
               </w:rPr>
-              <w:t xml:space="preserve">📖 READING:</w:t>
+              <w:t xml:space="preserve">📖 HTML:</w:t>
             </w:r>
           </w:p>
           <w:p>
             <w:pPr>
               <w:spacing w:after="20" w:before="0"/>
             </w:pPr>
-            <w:r>
-              <w:rPr>
-                <w:rFonts w:ascii="Arial" w:cs="Arial" w:eastAsia="Arial" w:hAnsi="Arial"/>
-                <w:i/>
-                <w:iCs/>
-                <w:color w:val="595959"/>
-                <w:sz w:val="16"/>
-                <w:szCs w:val="16"/>
-              </w:rPr>
-              <w:t xml:space="preserve">No closely matching reading in the ARES library for this activity.</w:t>
-            </w:r>
+            <w:hyperlink w:history="1" r:id="rIdqv66b--rsfqm8mk_ntpb4">
+              <w:r>
+                <w:rPr>
+                  <w:rFonts w:ascii="Arial" w:cs="Arial" w:eastAsia="Arial" w:hAnsi="Arial"/>
+                  <w:color w:val="2E75B6"/>
+                  <w:sz w:val="16"/>
+                  <w:szCs w:val="16"/>
+                  <w:u w:val="single" w:color="2E75B6"/>
+                </w:rPr>
+                <w:t xml:space="preserve">Human Digestive System (Flexbook)</w:t>
+              </w:r>
+            </w:hyperlink>
           </w:p>
           <w:p>
             <w:pPr>
               <w:spacing w:after="10" w:before="0"/>
               <w:ind w:left="120"/>
             </w:pPr>
-            <w:hyperlink w:history="1" r:id="rIdw64citvxxnl-ofwrkctei">
+            <w:r>
+              <w:rPr>
+                <w:rFonts w:ascii="Arial" w:cs="Arial" w:eastAsia="Arial" w:hAnsi="Arial"/>
+                <w:color w:val="595959"/>
+                <w:sz w:val="14"/>
+                <w:szCs w:val="14"/>
+              </w:rPr>
+              <w:t xml:space="preserve">Source: CK-12</w:t>
+            </w:r>
+          </w:p>
+          <w:p>
+            <w:pPr>
+              <w:spacing w:after="10" w:before="0"/>
+              <w:ind w:left="120"/>
+            </w:pPr>
+            <w:hyperlink w:history="1" r:id="rIdc0qozhipfu5taqtlcesqh">
               <w:r>
                 <w:rPr>
                   <w:rFonts w:ascii="Arial" w:cs="Arial" w:eastAsia="Arial" w:hAnsi="Arial"/>
@@ -23322,24 +23534,9 @@
                   <w:szCs w:val="14"/>
                   <w:u w:val="single" w:color="595959"/>
                 </w:rPr>
-                <w:t xml:space="preserve">🔍 Search ARES for readings</w:t>
+                <w:t xml:space="preserve">🔍 Search ARES for similar readings</w:t>
               </w:r>
             </w:hyperlink>
-          </w:p>
-          <w:p>
-            <w:pPr>
-              <w:spacing w:after="10" w:before="0"/>
-              <w:ind w:left="120"/>
-            </w:pPr>
-            <w:r>
-              <w:rPr>
-                <w:rFonts w:ascii="Arial" w:cs="Arial" w:eastAsia="Arial" w:hAnsi="Arial"/>
-                <w:color w:val="595959"/>
-                <w:sz w:val="14"/>
-                <w:szCs w:val="14"/>
-              </w:rPr>
-              <w:t xml:space="preserve">Search terms: nutrition animals alimentary canal</w:t>
-            </w:r>
           </w:p>
         </w:tc>
         <w:tc>
@@ -23916,7 +24113,7 @@
         </w:rPr>
         <w:t xml:space="preserve">© 2026 SeaVuria and ARES. Aligned with KICD objectives. Developed by SeaVuria; technical implementation by ARES (with AI assistance from Claude). Licensed under </w:t>
       </w:r>
-      <w:hyperlink w:history="1" r:id="rIdriq7yaaoy_mvzlmeuahtx">
+      <w:hyperlink w:history="1" r:id="rId0fvq2og02wvbqgunmbl1l">
         <w:r>
           <w:rPr>
             <w:rFonts w:ascii="Arial" w:cs="Arial" w:eastAsia="Arial" w:hAnsi="Arial"/>
@@ -23937,7 +24134,7 @@
         </w:rPr>
         <w:t xml:space="preserve"> (</w:t>
       </w:r>
-      <w:hyperlink w:history="1" r:id="rIdksbwhrrmfkd3v8voagepw">
+      <w:hyperlink w:history="1" r:id="rId1cv1tys6h7xffu1-9j6u7">
         <w:r>
           <w:rPr>
             <w:rFonts w:ascii="Arial" w:cs="Arial" w:eastAsia="Arial" w:hAnsi="Arial"/>
@@ -25206,7 +25403,7 @@
               <w:spacing w:after="10" w:before="0"/>
               <w:ind w:left="120"/>
             </w:pPr>
-            <w:hyperlink w:history="1" r:id="rId65tfryv8aavwp3nxyfzf1">
+            <w:hyperlink w:history="1" r:id="rIdhlyll_o29dklw2qzih0wr">
               <w:r>
                 <w:rPr>
                   <w:rFonts w:ascii="Arial" w:cs="Arial" w:eastAsia="Arial" w:hAnsi="Arial"/>
@@ -25283,7 +25480,7 @@
               <w:spacing w:after="10" w:before="0"/>
               <w:ind w:left="120"/>
             </w:pPr>
-            <w:hyperlink w:history="1" r:id="rIdw-3hslxk1sqncc8pieqou">
+            <w:hyperlink w:history="1" r:id="rIdr97jev7ddeho-qbv4pv3y">
               <w:r>
                 <w:rPr>
                   <w:rFonts w:ascii="Arial" w:cs="Arial" w:eastAsia="Arial" w:hAnsi="Arial"/>
@@ -25510,7 +25707,7 @@
               <w:spacing w:after="10" w:before="0"/>
               <w:ind w:left="120"/>
             </w:pPr>
-            <w:hyperlink w:history="1" r:id="rId38gl1fkm9crjj1prjubzl">
+            <w:hyperlink w:history="1" r:id="rId93tdhrlbjroztxobuvsnb">
               <w:r>
                 <w:rPr>
                   <w:rFonts w:ascii="Arial" w:cs="Arial" w:eastAsia="Arial" w:hAnsi="Arial"/>
@@ -25587,7 +25784,7 @@
               <w:spacing w:after="10" w:before="0"/>
               <w:ind w:left="120"/>
             </w:pPr>
-            <w:hyperlink w:history="1" r:id="rIdejodyyy3khcvxxyskqgme">
+            <w:hyperlink w:history="1" r:id="rIdcurg02lwhuobteteazg-m">
               <w:r>
                 <w:rPr>
                   <w:rFonts w:ascii="Arial" w:cs="Arial" w:eastAsia="Arial" w:hAnsi="Arial"/>
@@ -25814,7 +26011,7 @@
               <w:spacing w:after="10" w:before="0"/>
               <w:ind w:left="120"/>
             </w:pPr>
-            <w:hyperlink w:history="1" r:id="rIdjy4xthlf41wslz1tl8avt">
+            <w:hyperlink w:history="1" r:id="rIddjesstr4e9szic6nmmlph">
               <w:r>
                 <w:rPr>
                   <w:rFonts w:ascii="Arial" w:cs="Arial" w:eastAsia="Arial" w:hAnsi="Arial"/>
@@ -25891,7 +26088,7 @@
               <w:spacing w:after="10" w:before="0"/>
               <w:ind w:left="120"/>
             </w:pPr>
-            <w:hyperlink w:history="1" r:id="rIdy31mwifnk4pkutp5suytu">
+            <w:hyperlink w:history="1" r:id="rIdmhwnyoufruhesfj26b0vc">
               <w:r>
                 <w:rPr>
                   <w:rFonts w:ascii="Arial" w:cs="Arial" w:eastAsia="Arial" w:hAnsi="Arial"/>
@@ -26118,7 +26315,7 @@
               <w:spacing w:after="10" w:before="0"/>
               <w:ind w:left="120"/>
             </w:pPr>
-            <w:hyperlink w:history="1" r:id="rIdyecbgkcjproub5clfj4rh">
+            <w:hyperlink w:history="1" r:id="rIdulc-ar7cu2imjb52qhmd0">
               <w:r>
                 <w:rPr>
                   <w:rFonts w:ascii="Arial" w:cs="Arial" w:eastAsia="Arial" w:hAnsi="Arial"/>
@@ -26195,7 +26392,7 @@
               <w:spacing w:after="10" w:before="0"/>
               <w:ind w:left="120"/>
             </w:pPr>
-            <w:hyperlink w:history="1" r:id="rIdcj6miizzhncoepdeh1myz">
+            <w:hyperlink w:history="1" r:id="rIdqstx2jo8dwy4paep8o7_b">
               <w:r>
                 <w:rPr>
                   <w:rFonts w:ascii="Arial" w:cs="Arial" w:eastAsia="Arial" w:hAnsi="Arial"/>
@@ -26422,7 +26619,7 @@
               <w:spacing w:after="10" w:before="0"/>
               <w:ind w:left="120"/>
             </w:pPr>
-            <w:hyperlink w:history="1" r:id="rIdh3wvedfnxnqni3zutae9_">
+            <w:hyperlink w:history="1" r:id="rIdmf70uehmmwqi9hkepxaac">
               <w:r>
                 <w:rPr>
                   <w:rFonts w:ascii="Arial" w:cs="Arial" w:eastAsia="Arial" w:hAnsi="Arial"/>
@@ -26499,7 +26696,7 @@
               <w:spacing w:after="10" w:before="0"/>
               <w:ind w:left="120"/>
             </w:pPr>
-            <w:hyperlink w:history="1" r:id="rIdr-5xeudnfvwpom_cfb8ax">
+            <w:hyperlink w:history="1" r:id="rIdi-hy6mo_4mnh6wuog24oq">
               <w:r>
                 <w:rPr>
                   <w:rFonts w:ascii="Arial" w:cs="Arial" w:eastAsia="Arial" w:hAnsi="Arial"/>
@@ -27178,7 +27375,7 @@
         </w:rPr>
         <w:t xml:space="preserve">© 2026 SeaVuria and ARES. Aligned with KICD objectives. Developed by SeaVuria; technical implementation by ARES (with AI assistance from Claude). Licensed under </w:t>
       </w:r>
-      <w:hyperlink w:history="1" r:id="rIdywx8qrmwnee-pkyniskz5">
+      <w:hyperlink w:history="1" r:id="rIdl2oxfmihqfgvaukoa2pze">
         <w:r>
           <w:rPr>
             <w:rFonts w:ascii="Arial" w:cs="Arial" w:eastAsia="Arial" w:hAnsi="Arial"/>
@@ -27199,7 +27396,7 @@
         </w:rPr>
         <w:t xml:space="preserve"> (</w:t>
       </w:r>
-      <w:hyperlink w:history="1" r:id="rIdspe-cpqm2tvdhyurs8x0u">
+      <w:hyperlink w:history="1" r:id="rIdgcvv0uo7abuzuty7zxrnr">
         <w:r>
           <w:rPr>
             <w:rFonts w:ascii="Arial" w:cs="Arial" w:eastAsia="Arial" w:hAnsi="Arial"/>

--- a/data/outputs/v2/General_Science/SS1.3_Nutrition_in_Animals/General_Science_Nutrition_in_Animals_CBE_LessonSequence.docx
+++ b/data/outputs/v2/General_Science/SS1.3_Nutrition_in_Animals/General_Science_Nutrition_in_Animals_CBE_LessonSequence.docx
@@ -2086,7 +2086,7 @@
         </w:rPr>
         <w:t xml:space="preserve">© 2026 SeaVuria and ARES. This work is licensed under a </w:t>
       </w:r>
-      <w:hyperlink w:history="1" r:id="rIdhxnrd_1do9ylwgaugm0ny">
+      <w:hyperlink w:history="1" r:id="rIdehbxz8_owuw7zm6crc18y">
         <w:r>
           <w:rPr>
             <w:rFonts w:ascii="Arial" w:cs="Arial" w:eastAsia="Arial" w:hAnsi="Arial"/>
@@ -2106,7 +2106,7 @@
         </w:rPr>
         <w:t xml:space="preserve"> (</w:t>
       </w:r>
-      <w:hyperlink w:history="1" r:id="rIdcqxye8hdienkqnjkat8iu">
+      <w:hyperlink w:history="1" r:id="rIdy360oxruxyewxl26yg0ln">
         <w:r>
           <w:rPr>
             <w:rFonts w:ascii="Arial" w:cs="Arial" w:eastAsia="Arial" w:hAnsi="Arial"/>
@@ -2126,7 +2126,7 @@
         </w:rPr>
         <w:t xml:space="preserve">). To view a copy of this license, visit </w:t>
       </w:r>
-      <w:hyperlink w:history="1" r:id="rId2bnv-z7toxoimioa_ztzt">
+      <w:hyperlink w:history="1" r:id="rIdlxs20hxtxtt0ecuzkgdy_">
         <w:r>
           <w:rPr>
             <w:rFonts w:ascii="Arial" w:cs="Arial" w:eastAsia="Arial" w:hAnsi="Arial"/>
@@ -3317,7 +3317,7 @@
             <w:pPr>
               <w:spacing w:after="20" w:before="0"/>
             </w:pPr>
-            <w:hyperlink w:history="1" r:id="rId1o4lef4_f162u64bbi0jb">
+            <w:hyperlink w:history="1" r:id="rId4thwqoae6aiebxidtomod">
               <w:r>
                 <w:rPr>
                   <w:rFonts w:ascii="Arial" w:cs="Arial" w:eastAsia="Arial" w:hAnsi="Arial"/>
@@ -3350,7 +3350,7 @@
               <w:spacing w:after="10" w:before="0"/>
               <w:ind w:left="120"/>
             </w:pPr>
-            <w:hyperlink w:history="1" r:id="rId6r4anfwwf3y74fzwfxh88">
+            <w:hyperlink w:history="1" r:id="rIdbao98itvx76sxafjhvuxr">
               <w:r>
                 <w:rPr>
                   <w:rFonts w:ascii="Arial" w:cs="Arial" w:eastAsia="Arial" w:hAnsi="Arial"/>
@@ -3395,7 +3395,7 @@
             <w:pPr>
               <w:spacing w:after="20" w:before="0"/>
             </w:pPr>
-            <w:hyperlink w:history="1" r:id="rIdbn7xeyldeh92k9h41j9bi">
+            <w:hyperlink w:history="1" r:id="rIdhg2g6u5cpi3tjwqulvf_o">
               <w:r>
                 <w:rPr>
                   <w:rFonts w:ascii="Arial" w:cs="Arial" w:eastAsia="Arial" w:hAnsi="Arial"/>
@@ -3428,7 +3428,7 @@
               <w:spacing w:after="10" w:before="0"/>
               <w:ind w:left="120"/>
             </w:pPr>
-            <w:hyperlink w:history="1" r:id="rIdtrxm_zqkamt3s1ptm90z0">
+            <w:hyperlink w:history="1" r:id="rIdmdwcnf3aajcnmdjy7guo9">
               <w:r>
                 <w:rPr>
                   <w:rFonts w:ascii="Arial" w:cs="Arial" w:eastAsia="Arial" w:hAnsi="Arial"/>
@@ -3623,7 +3623,7 @@
             <w:pPr>
               <w:spacing w:after="20" w:before="0"/>
             </w:pPr>
-            <w:hyperlink w:history="1" r:id="rIdhyx2pacswsxta9l24uhcz">
+            <w:hyperlink w:history="1" r:id="rIdiabbjghbahquhlka5wo-r">
               <w:r>
                 <w:rPr>
                   <w:rFonts w:ascii="Arial" w:cs="Arial" w:eastAsia="Arial" w:hAnsi="Arial"/>
@@ -3656,7 +3656,7 @@
               <w:spacing w:after="10" w:before="0"/>
               <w:ind w:left="120"/>
             </w:pPr>
-            <w:hyperlink w:history="1" r:id="rId8fnt6atjt2zyjr-hw21t5">
+            <w:hyperlink w:history="1" r:id="rIdkur4pipforhjph9aww9um">
               <w:r>
                 <w:rPr>
                   <w:rFonts w:ascii="Arial" w:cs="Arial" w:eastAsia="Arial" w:hAnsi="Arial"/>
@@ -3701,7 +3701,7 @@
             <w:pPr>
               <w:spacing w:after="20" w:before="0"/>
             </w:pPr>
-            <w:hyperlink w:history="1" r:id="rIdyjubv3ddoenez9uorrzs6">
+            <w:hyperlink w:history="1" r:id="rId-vfidph70pzodvczz8yj4">
               <w:r>
                 <w:rPr>
                   <w:rFonts w:ascii="Arial" w:cs="Arial" w:eastAsia="Arial" w:hAnsi="Arial"/>
@@ -3734,7 +3734,7 @@
               <w:spacing w:after="10" w:before="0"/>
               <w:ind w:left="120"/>
             </w:pPr>
-            <w:hyperlink w:history="1" r:id="rId4nf3wfcpmong_ujcxam7c">
+            <w:hyperlink w:history="1" r:id="rIdi2ffangyg9rdlchft53zx">
               <w:r>
                 <w:rPr>
                   <w:rFonts w:ascii="Arial" w:cs="Arial" w:eastAsia="Arial" w:hAnsi="Arial"/>
@@ -3929,7 +3929,7 @@
             <w:pPr>
               <w:spacing w:after="20" w:before="0"/>
             </w:pPr>
-            <w:hyperlink w:history="1" r:id="rIdcig6zlcqps3besw3ih0pw">
+            <w:hyperlink w:history="1" r:id="rIdz24hgdpa1dq88qmnqsnry">
               <w:r>
                 <w:rPr>
                   <w:rFonts w:ascii="Arial" w:cs="Arial" w:eastAsia="Arial" w:hAnsi="Arial"/>
@@ -3978,7 +3978,7 @@
               <w:spacing w:after="10" w:before="0"/>
               <w:ind w:left="120"/>
             </w:pPr>
-            <w:hyperlink w:history="1" r:id="rIdz8fw_fuy2mitddqv7c_nf">
+            <w:hyperlink w:history="1" r:id="rIdwypvomchfzawoy1jmlsht">
               <w:r>
                 <w:rPr>
                   <w:rFonts w:ascii="Arial" w:cs="Arial" w:eastAsia="Arial" w:hAnsi="Arial"/>
@@ -4023,7 +4023,7 @@
             <w:pPr>
               <w:spacing w:after="20" w:before="0"/>
             </w:pPr>
-            <w:hyperlink w:history="1" r:id="rIditfjethiqi135w4tzotok">
+            <w:hyperlink w:history="1" r:id="rIdqg-8kx4npvzn01i4yp0zh">
               <w:r>
                 <w:rPr>
                   <w:rFonts w:ascii="Arial" w:cs="Arial" w:eastAsia="Arial" w:hAnsi="Arial"/>
@@ -4056,7 +4056,7 @@
               <w:spacing w:after="10" w:before="0"/>
               <w:ind w:left="120"/>
             </w:pPr>
-            <w:hyperlink w:history="1" r:id="rId8z7jtlwczxajf4jzlr8du">
+            <w:hyperlink w:history="1" r:id="rIdzyieqbgami_vw8yuzdyop">
               <w:r>
                 <w:rPr>
                   <w:rFonts w:ascii="Arial" w:cs="Arial" w:eastAsia="Arial" w:hAnsi="Arial"/>
@@ -4251,7 +4251,7 @@
             <w:pPr>
               <w:spacing w:after="20" w:before="0"/>
             </w:pPr>
-            <w:hyperlink w:history="1" r:id="rIdhbqdqfc5jwvdziiwulwsm">
+            <w:hyperlink w:history="1" r:id="rIdniqwpch1fm1xp4i6e2arz">
               <w:r>
                 <w:rPr>
                   <w:rFonts w:ascii="Arial" w:cs="Arial" w:eastAsia="Arial" w:hAnsi="Arial"/>
@@ -4284,7 +4284,7 @@
               <w:spacing w:after="10" w:before="0"/>
               <w:ind w:left="120"/>
             </w:pPr>
-            <w:hyperlink w:history="1" r:id="rIdpwchzsscfeqp3txraetec">
+            <w:hyperlink w:history="1" r:id="rIdl6lahbo5cg5liyxa6avlp">
               <w:r>
                 <w:rPr>
                   <w:rFonts w:ascii="Arial" w:cs="Arial" w:eastAsia="Arial" w:hAnsi="Arial"/>
@@ -4329,7 +4329,7 @@
             <w:pPr>
               <w:spacing w:after="20" w:before="0"/>
             </w:pPr>
-            <w:hyperlink w:history="1" r:id="rIdaj7ef5h2nffkeywfymxrr">
+            <w:hyperlink w:history="1" r:id="rIdhj7_gxplmmxwqx07u1f9h">
               <w:r>
                 <w:rPr>
                   <w:rFonts w:ascii="Arial" w:cs="Arial" w:eastAsia="Arial" w:hAnsi="Arial"/>
@@ -4362,7 +4362,7 @@
               <w:spacing w:after="10" w:before="0"/>
               <w:ind w:left="120"/>
             </w:pPr>
-            <w:hyperlink w:history="1" r:id="rIdgpcwpc8f60ectaxwei3rg">
+            <w:hyperlink w:history="1" r:id="rIdqnbbxrpqmzovlaahcs7gw">
               <w:r>
                 <w:rPr>
                   <w:rFonts w:ascii="Arial" w:cs="Arial" w:eastAsia="Arial" w:hAnsi="Arial"/>
@@ -4557,7 +4557,7 @@
             <w:pPr>
               <w:spacing w:after="20" w:before="0"/>
             </w:pPr>
-            <w:hyperlink w:history="1" r:id="rIdnyutm9dk1s_fs0ebp8n0g">
+            <w:hyperlink w:history="1" r:id="rIdecasthplieh21ljhaxts3">
               <w:r>
                 <w:rPr>
                   <w:rFonts w:ascii="Arial" w:cs="Arial" w:eastAsia="Arial" w:hAnsi="Arial"/>
@@ -4590,7 +4590,7 @@
               <w:spacing w:after="10" w:before="0"/>
               <w:ind w:left="120"/>
             </w:pPr>
-            <w:hyperlink w:history="1" r:id="rIdk-ofyzwzd40kx8gpjz0oj">
+            <w:hyperlink w:history="1" r:id="rId-drwtovuawicuuz4z5xpd">
               <w:r>
                 <w:rPr>
                   <w:rFonts w:ascii="Arial" w:cs="Arial" w:eastAsia="Arial" w:hAnsi="Arial"/>
@@ -4635,7 +4635,7 @@
             <w:pPr>
               <w:spacing w:after="20" w:before="0"/>
             </w:pPr>
-            <w:hyperlink w:history="1" r:id="rIdts4_jxj1hpewvgmdn1ghw">
+            <w:hyperlink w:history="1" r:id="rIdtbd6d1bxjrdisuhnxqagy">
               <w:r>
                 <w:rPr>
                   <w:rFonts w:ascii="Arial" w:cs="Arial" w:eastAsia="Arial" w:hAnsi="Arial"/>
@@ -4668,7 +4668,7 @@
               <w:spacing w:after="10" w:before="0"/>
               <w:ind w:left="120"/>
             </w:pPr>
-            <w:hyperlink w:history="1" r:id="rIdprmlw5yl09uo_wxt4nu0o">
+            <w:hyperlink w:history="1" r:id="rIdsf42o5bjmx65xirodfg2r">
               <w:r>
                 <w:rPr>
                   <w:rFonts w:ascii="Arial" w:cs="Arial" w:eastAsia="Arial" w:hAnsi="Arial"/>
@@ -4710,7 +4710,7 @@
                 <w:sz w:val="18"/>
                 <w:szCs w:val="18"/>
               </w:rPr>
-              <w:t xml:space="preserve">Learners spend the final 6 minutes of the lesson sketching their first 'Food Journey Map' — a personal diagram showing what they currently believe happens to the ugali, sukuma wiki, and nyama choma from the moment they enter the mouth to the moment waste leaves the body. The map must include: (1) at least three labelled body regions, (2) at least one arrow showing direction of movement, and (3) at least one annotation explaining what the learner thinks is happening at each region. Learners write the date and the label 'DRAFT 1 — Before Investigation' on the map. The map is stored in the learner's science notebook and will be revised at the end of Lessons 3, 5, and 8.</w:t>
+              <w:t xml:space="preserve">Learners spend the final 6 minutes of the lesson sketching their first 'Food Journey Map' — a personal diagram showing what they currently believe happens to the ugali, sukuma wiki, and nyama choma from the moment they enter the mouth to the moment waste leaves the body. The map must include: (1) at least three labelled body regions, (2) at least one arrow showing direction of movement, and (3) at least one annotation explaining what the learner thinks is happening at each region. Learners write the date and the label 'DRAFT 1 — Before Investigation' on the map. The map is stored in the learner's science notebook and will be revised as the unit progresses.</w:t>
             </w:r>
           </w:p>
         </w:tc>
@@ -5256,7 +5256,7 @@
         </w:rPr>
         <w:t xml:space="preserve">© 2026 SeaVuria and ARES. Aligned with KICD objectives. Developed by SeaVuria; technical implementation by ARES (with AI assistance from Claude). Licensed under </w:t>
       </w:r>
-      <w:hyperlink w:history="1" r:id="rIdcioibjdynwuepcjxejnac">
+      <w:hyperlink w:history="1" r:id="rId6w-hweldrvnmxbq0ii0rk">
         <w:r>
           <w:rPr>
             <w:rFonts w:ascii="Arial" w:cs="Arial" w:eastAsia="Arial" w:hAnsi="Arial"/>
@@ -5277,7 +5277,7 @@
         </w:rPr>
         <w:t xml:space="preserve"> (</w:t>
       </w:r>
-      <w:hyperlink w:history="1" r:id="rIdzhs6g2u5ro5giadvrncdl">
+      <w:hyperlink w:history="1" r:id="rId62jv80q8cidfnvf3qqqb0">
         <w:r>
           <w:rPr>
             <w:rFonts w:ascii="Arial" w:cs="Arial" w:eastAsia="Arial" w:hAnsi="Arial"/>
@@ -6466,7 +6466,7 @@
               <w:spacing w:after="10" w:before="0"/>
               <w:ind w:left="120"/>
             </w:pPr>
-            <w:hyperlink w:history="1" r:id="rIdgcr5bw311aygqhkev1cko">
+            <w:hyperlink w:history="1" r:id="rIddkweshsuajy-hjllswuti">
               <w:r>
                 <w:rPr>
                   <w:rFonts w:ascii="Arial" w:cs="Arial" w:eastAsia="Arial" w:hAnsi="Arial"/>
@@ -6543,7 +6543,7 @@
               <w:spacing w:after="10" w:before="0"/>
               <w:ind w:left="120"/>
             </w:pPr>
-            <w:hyperlink w:history="1" r:id="rIdopant7t2vv0qwvx8je-6r">
+            <w:hyperlink w:history="1" r:id="rIdnrvbnszhsiwcpl7jwi_p1">
               <w:r>
                 <w:rPr>
                   <w:rFonts w:ascii="Arial" w:cs="Arial" w:eastAsia="Arial" w:hAnsi="Arial"/>
@@ -6770,7 +6770,7 @@
               <w:spacing w:after="10" w:before="0"/>
               <w:ind w:left="120"/>
             </w:pPr>
-            <w:hyperlink w:history="1" r:id="rIdqvtthj3zsnvoewry7rbhm">
+            <w:hyperlink w:history="1" r:id="rIdk7fxzwpnd9lg-a9ayjcer">
               <w:r>
                 <w:rPr>
                   <w:rFonts w:ascii="Arial" w:cs="Arial" w:eastAsia="Arial" w:hAnsi="Arial"/>
@@ -6847,7 +6847,7 @@
               <w:spacing w:after="10" w:before="0"/>
               <w:ind w:left="120"/>
             </w:pPr>
-            <w:hyperlink w:history="1" r:id="rIdkv5turhx5vokfv1twedw3">
+            <w:hyperlink w:history="1" r:id="rIdqb6agmghzhx2zb77femyf">
               <w:r>
                 <w:rPr>
                   <w:rFonts w:ascii="Arial" w:cs="Arial" w:eastAsia="Arial" w:hAnsi="Arial"/>
@@ -7074,7 +7074,7 @@
               <w:spacing w:after="10" w:before="0"/>
               <w:ind w:left="120"/>
             </w:pPr>
-            <w:hyperlink w:history="1" r:id="rIdqmmczruuffgbyshajxput">
+            <w:hyperlink w:history="1" r:id="rIditm6dzjbxr75yuwk1oxru">
               <w:r>
                 <w:rPr>
                   <w:rFonts w:ascii="Arial" w:cs="Arial" w:eastAsia="Arial" w:hAnsi="Arial"/>
@@ -7151,7 +7151,7 @@
               <w:spacing w:after="10" w:before="0"/>
               <w:ind w:left="120"/>
             </w:pPr>
-            <w:hyperlink w:history="1" r:id="rIddt3btiwduqrk_8g-vzggs">
+            <w:hyperlink w:history="1" r:id="rIdfwqecd4dggqxmyp9zlxy4">
               <w:r>
                 <w:rPr>
                   <w:rFonts w:ascii="Arial" w:cs="Arial" w:eastAsia="Arial" w:hAnsi="Arial"/>
@@ -7378,7 +7378,7 @@
               <w:spacing w:after="10" w:before="0"/>
               <w:ind w:left="120"/>
             </w:pPr>
-            <w:hyperlink w:history="1" r:id="rIdzae5p9cxosz9lf9cxf8jo">
+            <w:hyperlink w:history="1" r:id="rIdmrqlnpolostjdu6yvxkbq">
               <w:r>
                 <w:rPr>
                   <w:rFonts w:ascii="Arial" w:cs="Arial" w:eastAsia="Arial" w:hAnsi="Arial"/>
@@ -7455,7 +7455,7 @@
               <w:spacing w:after="10" w:before="0"/>
               <w:ind w:left="120"/>
             </w:pPr>
-            <w:hyperlink w:history="1" r:id="rIdm3cieqsm8ammejsvauzkt">
+            <w:hyperlink w:history="1" r:id="rIdg3jxfgrtgyf7i9atfaidc">
               <w:r>
                 <w:rPr>
                   <w:rFonts w:ascii="Arial" w:cs="Arial" w:eastAsia="Arial" w:hAnsi="Arial"/>
@@ -7682,7 +7682,7 @@
               <w:spacing w:after="10" w:before="0"/>
               <w:ind w:left="120"/>
             </w:pPr>
-            <w:hyperlink w:history="1" r:id="rIdkenk4uyc0zr0oqkwcaoeb">
+            <w:hyperlink w:history="1" r:id="rIdmgjnjcpjwkbqpvdle6vrb">
               <w:r>
                 <w:rPr>
                   <w:rFonts w:ascii="Arial" w:cs="Arial" w:eastAsia="Arial" w:hAnsi="Arial"/>
@@ -7759,7 +7759,7 @@
               <w:spacing w:after="10" w:before="0"/>
               <w:ind w:left="120"/>
             </w:pPr>
-            <w:hyperlink w:history="1" r:id="rIdnfaclumjuljbp3zue3diw">
+            <w:hyperlink w:history="1" r:id="rIdreduhecldzw6by8cjhx_7">
               <w:r>
                 <w:rPr>
                   <w:rFonts w:ascii="Arial" w:cs="Arial" w:eastAsia="Arial" w:hAnsi="Arial"/>
@@ -8362,7 +8362,7 @@
         </w:rPr>
         <w:t xml:space="preserve">© 2026 SeaVuria and ARES. Aligned with KICD objectives. Developed by SeaVuria; technical implementation by ARES (with AI assistance from Claude). Licensed under </w:t>
       </w:r>
-      <w:hyperlink w:history="1" r:id="rIdwbhatza2rryhsakkfn-vm">
+      <w:hyperlink w:history="1" r:id="rId0mhwviisyvamrkxbll9_v">
         <w:r>
           <w:rPr>
             <w:rFonts w:ascii="Arial" w:cs="Arial" w:eastAsia="Arial" w:hAnsi="Arial"/>
@@ -8383,7 +8383,7 @@
         </w:rPr>
         <w:t xml:space="preserve"> (</w:t>
       </w:r>
-      <w:hyperlink w:history="1" r:id="rIdsht8qdas3tczl1eamtlgu">
+      <w:hyperlink w:history="1" r:id="rIdmindsbotn16z1wxlrsk6n">
         <w:r>
           <w:rPr>
             <w:rFonts w:ascii="Arial" w:cs="Arial" w:eastAsia="Arial" w:hAnsi="Arial"/>
@@ -9057,7 +9057,7 @@
                 <w:sz w:val="18"/>
                 <w:szCs w:val="18"/>
               </w:rPr>
-              <w:t xml:space="preserve">Lessons 1 and 2 established that the body uses mechanical and chemical strategies to break down food, but left unanswered the mystery of HOW the body 'knows' which chemical to release at each stage. Lesson 3 directly attacks that mystery: learners discover that specific enzymes are deployed in a precise regional sequence along the alimentary canal, moving the class from 'the body does something chemical' to 'specific enzymes act on specific substrates in specific locations — and this is why the ugali's starch, the nyama choma's protein, and the sukuma wiki's fats are each handled differently.'</w:t>
+              <w:t xml:space="preserve">Lessons 1 and 2 established that the body uses mechanical and chemical strategies to break down food, but left unanswered the mystery of HOW the body 'knows' which chemical to release at each stage. Lesson 3 directly attacks that mystery: learners discover that specific enzymes are deployed in a precise regional sequence along the alimentary canal, moving the class from 'the body does something chemical' to 'specific enzymes act on specific substrates in specific locations — and this is why the ugali's starch, the nyama choma's protein, and the fat in the cooking oil are each handled differently.'</w:t>
             </w:r>
           </w:p>
         </w:tc>
@@ -9292,7 +9292,7 @@
                 <w:sz w:val="18"/>
                 <w:szCs w:val="18"/>
               </w:rPr>
-              <w:t xml:space="preserve">This lesson is deliberately placed before the food-test experiments (Lesson 4) so that learners develop conceptual understanding of enzyme specificity before they generate their own empirical data. The enzyme chart produced today will serve as a reference anchor for all remaining lessons. The DQB is updated to capture newly answered questions and newly surfaced ones — particularly the question of how the body avoids digesting itself (the role of mucus and enzyme activation), which will be revisited in Lesson 5.</w:t>
+              <w:t xml:space="preserve">This lesson is deliberately placed before the food-test experiments (Lesson 4) so that learners develop conceptual understanding of enzyme specificity before they generate their own empirical data. The enzyme chart produced today will serve as a reference anchor for all remaining lessons. The DQB is updated to capture newly answered questions and newly surfaced ones — particularly the question of how the body avoids digesting itself (the role of mucus and enzyme activation), which will be revisited in Lesson 6.</w:t>
             </w:r>
           </w:p>
         </w:tc>
@@ -9592,7 +9592,7 @@
               <w:spacing w:after="10" w:before="0"/>
               <w:ind w:left="120"/>
             </w:pPr>
-            <w:hyperlink w:history="1" r:id="rIdo2okscy3usmex1gqcbtxk">
+            <w:hyperlink w:history="1" r:id="rId39mas83hhtgc7dc7fjqns">
               <w:r>
                 <w:rPr>
                   <w:rFonts w:ascii="Arial" w:cs="Arial" w:eastAsia="Arial" w:hAnsi="Arial"/>
@@ -9652,7 +9652,7 @@
             <w:pPr>
               <w:spacing w:after="20" w:before="0"/>
             </w:pPr>
-            <w:hyperlink w:history="1" r:id="rIdh4jna0-iaz1ty0ladzg-q">
+            <w:hyperlink w:history="1" r:id="rIdc1lxe7wjylrvrv9hmrlao">
               <w:r>
                 <w:rPr>
                   <w:rFonts w:ascii="Arial" w:cs="Arial" w:eastAsia="Arial" w:hAnsi="Arial"/>
@@ -9685,7 +9685,7 @@
               <w:spacing w:after="10" w:before="0"/>
               <w:ind w:left="120"/>
             </w:pPr>
-            <w:hyperlink w:history="1" r:id="rIdyrsapr9ul0xn3vaadnacg">
+            <w:hyperlink w:history="1" r:id="rId_wa4f7ufrdcuqw8phmu7o">
               <w:r>
                 <w:rPr>
                   <w:rFonts w:ascii="Arial" w:cs="Arial" w:eastAsia="Arial" w:hAnsi="Arial"/>
@@ -9897,7 +9897,7 @@
               <w:spacing w:after="10" w:before="0"/>
               <w:ind w:left="120"/>
             </w:pPr>
-            <w:hyperlink w:history="1" r:id="rIdffmnr1zgkh1u2l5atuty2">
+            <w:hyperlink w:history="1" r:id="rId7qxbop4o02wx60ovooapu">
               <w:r>
                 <w:rPr>
                   <w:rFonts w:ascii="Arial" w:cs="Arial" w:eastAsia="Arial" w:hAnsi="Arial"/>
@@ -9957,7 +9957,7 @@
             <w:pPr>
               <w:spacing w:after="20" w:before="0"/>
             </w:pPr>
-            <w:hyperlink w:history="1" r:id="rIdrmrmtmb-ktd0yg8l97e18">
+            <w:hyperlink w:history="1" r:id="rId5zjd6fyzpnbwbgnymalsz">
               <w:r>
                 <w:rPr>
                   <w:rFonts w:ascii="Arial" w:cs="Arial" w:eastAsia="Arial" w:hAnsi="Arial"/>
@@ -9990,7 +9990,7 @@
               <w:spacing w:after="10" w:before="0"/>
               <w:ind w:left="120"/>
             </w:pPr>
-            <w:hyperlink w:history="1" r:id="rIdosdskna02j4tyrsrd24bw">
+            <w:hyperlink w:history="1" r:id="rIdbjzyorhfoee79zzbosa4a">
               <w:r>
                 <w:rPr>
                   <w:rFonts w:ascii="Arial" w:cs="Arial" w:eastAsia="Arial" w:hAnsi="Arial"/>
@@ -10202,7 +10202,7 @@
               <w:spacing w:after="10" w:before="0"/>
               <w:ind w:left="120"/>
             </w:pPr>
-            <w:hyperlink w:history="1" r:id="rId-gc7hpnuimaf4lqxmzsim">
+            <w:hyperlink w:history="1" r:id="rIdbuz8lt_flvfyzxb9r9ghx">
               <w:r>
                 <w:rPr>
                   <w:rFonts w:ascii="Arial" w:cs="Arial" w:eastAsia="Arial" w:hAnsi="Arial"/>
@@ -10262,7 +10262,7 @@
             <w:pPr>
               <w:spacing w:after="20" w:before="0"/>
             </w:pPr>
-            <w:hyperlink w:history="1" r:id="rId7xg14igcgou8-zhtqvlib">
+            <w:hyperlink w:history="1" r:id="rIdvx1gn_tkpgpp6yzbs3rqd">
               <w:r>
                 <w:rPr>
                   <w:rFonts w:ascii="Arial" w:cs="Arial" w:eastAsia="Arial" w:hAnsi="Arial"/>
@@ -10295,7 +10295,7 @@
               <w:spacing w:after="10" w:before="0"/>
               <w:ind w:left="120"/>
             </w:pPr>
-            <w:hyperlink w:history="1" r:id="rIduoulhynsgt6xjhlci8dei">
+            <w:hyperlink w:history="1" r:id="rIdgbkwhqxsnxealsbapas-a">
               <w:r>
                 <w:rPr>
                   <w:rFonts w:ascii="Arial" w:cs="Arial" w:eastAsia="Arial" w:hAnsi="Arial"/>
@@ -10507,7 +10507,7 @@
               <w:spacing w:after="10" w:before="0"/>
               <w:ind w:left="120"/>
             </w:pPr>
-            <w:hyperlink w:history="1" r:id="rIdk0ird7wlh5r_fog24ivo3">
+            <w:hyperlink w:history="1" r:id="rIdn-ctixzy6ui8l9uwzwo58">
               <w:r>
                 <w:rPr>
                   <w:rFonts w:ascii="Arial" w:cs="Arial" w:eastAsia="Arial" w:hAnsi="Arial"/>
@@ -10567,7 +10567,7 @@
             <w:pPr>
               <w:spacing w:after="20" w:before="0"/>
             </w:pPr>
-            <w:hyperlink w:history="1" r:id="rIdmg6lhirewypfyuq4n7qgq">
+            <w:hyperlink w:history="1" r:id="rId9e9_rmntqj0hw4jekvyoa">
               <w:r>
                 <w:rPr>
                   <w:rFonts w:ascii="Arial" w:cs="Arial" w:eastAsia="Arial" w:hAnsi="Arial"/>
@@ -10600,7 +10600,7 @@
               <w:spacing w:after="10" w:before="0"/>
               <w:ind w:left="120"/>
             </w:pPr>
-            <w:hyperlink w:history="1" r:id="rId5qi3lzkz9vy_z3pga_uuv">
+            <w:hyperlink w:history="1" r:id="rIdv8r2wc738jwden_g8nhqj">
               <w:r>
                 <w:rPr>
                   <w:rFonts w:ascii="Arial" w:cs="Arial" w:eastAsia="Arial" w:hAnsi="Arial"/>
@@ -10812,7 +10812,7 @@
               <w:spacing w:after="10" w:before="0"/>
               <w:ind w:left="120"/>
             </w:pPr>
-            <w:hyperlink w:history="1" r:id="rId6g_whxlgjlaenxprtdium">
+            <w:hyperlink w:history="1" r:id="rIdfvtl4imagoflr_cqjj23b">
               <w:r>
                 <w:rPr>
                   <w:rFonts w:ascii="Arial" w:cs="Arial" w:eastAsia="Arial" w:hAnsi="Arial"/>
@@ -10872,7 +10872,7 @@
             <w:pPr>
               <w:spacing w:after="20" w:before="0"/>
             </w:pPr>
-            <w:hyperlink w:history="1" r:id="rIdvhc-c5uzvt488llkajs65">
+            <w:hyperlink w:history="1" r:id="rId-efuaawmxdcrfflaeo3pt">
               <w:r>
                 <w:rPr>
                   <w:rFonts w:ascii="Arial" w:cs="Arial" w:eastAsia="Arial" w:hAnsi="Arial"/>
@@ -10905,7 +10905,7 @@
               <w:spacing w:after="10" w:before="0"/>
               <w:ind w:left="120"/>
             </w:pPr>
-            <w:hyperlink w:history="1" r:id="rIdihcrwe_oyimnsawpzjsu-">
+            <w:hyperlink w:history="1" r:id="rId6euz9zomtmtozj15dceae">
               <w:r>
                 <w:rPr>
                   <w:rFonts w:ascii="Arial" w:cs="Arial" w:eastAsia="Arial" w:hAnsi="Arial"/>
@@ -11471,7 +11471,7 @@
                 <w:sz w:val="18"/>
                 <w:szCs w:val="18"/>
               </w:rPr>
-              <w:t xml:space="preserve">This explains the first major puzzle from the anchoring phenomenon: the body does NOT release one general-purpose chemical into the digestive system. Instead, it 'knows' which chemical to deploy at each stage because specific enzymes are produced by specific glands and secreted only at specific locations along the alimentary canal. The ugali's starch, the nyama choma's protein, and the sukuma wiki's fats are each handled by different enzymes in different regions — this regional chemical specialisation is the body's solution to the challenge of digesting a complex, mixed Kenyan meal.</w:t>
+              <w:t xml:space="preserve">This explains the first major puzzle from the anchoring phenomenon: the body does NOT release one general-purpose chemical into the digestive system. Instead, it 'knows' which chemical to deploy at each stage because specific enzymes are produced by specific glands and secreted only at specific locations along the alimentary canal. The ugali's starch, the nyama choma's protein, and the fat in the cooking oil are each handled by different enzymes in different regions — this regional chemical specialisation is the body's solution to the challenge of digesting a complex, mixed Kenyan meal.</w:t>
             </w:r>
           </w:p>
         </w:tc>
@@ -11493,7 +11493,7 @@
         </w:rPr>
         <w:t xml:space="preserve">© 2026 SeaVuria and ARES. Aligned with KICD objectives. Developed by SeaVuria; technical implementation by ARES (with AI assistance from Claude). Licensed under </w:t>
       </w:r>
-      <w:hyperlink w:history="1" r:id="rIdeso1dhtdsuycfjhbgtvr4">
+      <w:hyperlink w:history="1" r:id="rIdufjtucy4xgsjr_h0zlkca">
         <w:r>
           <w:rPr>
             <w:rFonts w:ascii="Arial" w:cs="Arial" w:eastAsia="Arial" w:hAnsi="Arial"/>
@@ -11514,7 +11514,7 @@
         </w:rPr>
         <w:t xml:space="preserve"> (</w:t>
       </w:r>
-      <w:hyperlink w:history="1" r:id="rId_etzfx2appp2wctai15dg">
+      <w:hyperlink w:history="1" r:id="rId6ib0n2h-y5zgcpiavyrkh">
         <w:r>
           <w:rPr>
             <w:rFonts w:ascii="Arial" w:cs="Arial" w:eastAsia="Arial" w:hAnsi="Arial"/>
@@ -12527,7 +12527,7 @@
             <w:pPr>
               <w:spacing w:after="20" w:before="0"/>
             </w:pPr>
-            <w:hyperlink w:history="1" r:id="rIdwcemv8d2s99m1qo9qotyz">
+            <w:hyperlink w:history="1" r:id="rIdgtclqmrxcb4zj2rmbu3rs">
               <w:r>
                 <w:rPr>
                   <w:rFonts w:ascii="Arial" w:cs="Arial" w:eastAsia="Arial" w:hAnsi="Arial"/>
@@ -12576,7 +12576,7 @@
               <w:spacing w:after="10" w:before="0"/>
               <w:ind w:left="120"/>
             </w:pPr>
-            <w:hyperlink w:history="1" r:id="rIdon8awrczar9f0rb3uzusb">
+            <w:hyperlink w:history="1" r:id="rIdzm26ong5v_katn7ygypmn">
               <w:r>
                 <w:rPr>
                   <w:rFonts w:ascii="Arial" w:cs="Arial" w:eastAsia="Arial" w:hAnsi="Arial"/>
@@ -12638,7 +12638,7 @@
               <w:spacing w:after="10" w:before="0"/>
               <w:ind w:left="120"/>
             </w:pPr>
-            <w:hyperlink w:history="1" r:id="rId5u48rbaw7w03ebjpcch_d">
+            <w:hyperlink w:history="1" r:id="rIdvwvugdqay90p9by5ocukz">
               <w:r>
                 <w:rPr>
                   <w:rFonts w:ascii="Arial" w:cs="Arial" w:eastAsia="Arial" w:hAnsi="Arial"/>
@@ -12848,7 +12848,7 @@
             <w:pPr>
               <w:spacing w:after="20" w:before="0"/>
             </w:pPr>
-            <w:hyperlink w:history="1" r:id="rIdxrloakinvgs1u4aakxjsh">
+            <w:hyperlink w:history="1" r:id="rIdwnilzn8lfghujdu_vn_-6">
               <w:r>
                 <w:rPr>
                   <w:rFonts w:ascii="Arial" w:cs="Arial" w:eastAsia="Arial" w:hAnsi="Arial"/>
@@ -12897,7 +12897,7 @@
               <w:spacing w:after="10" w:before="0"/>
               <w:ind w:left="120"/>
             </w:pPr>
-            <w:hyperlink w:history="1" r:id="rId42fj9bd2p-goaovjlkryq">
+            <w:hyperlink w:history="1" r:id="rIdkfqtdmvekn_crpe20romo">
               <w:r>
                 <w:rPr>
                   <w:rFonts w:ascii="Arial" w:cs="Arial" w:eastAsia="Arial" w:hAnsi="Arial"/>
@@ -12959,7 +12959,7 @@
               <w:spacing w:after="10" w:before="0"/>
               <w:ind w:left="120"/>
             </w:pPr>
-            <w:hyperlink w:history="1" r:id="rIdniuz6lpeq3phn-biux0dn">
+            <w:hyperlink w:history="1" r:id="rId0qz7mndszdrrtndcj6zjh">
               <w:r>
                 <w:rPr>
                   <w:rFonts w:ascii="Arial" w:cs="Arial" w:eastAsia="Arial" w:hAnsi="Arial"/>
@@ -13169,7 +13169,7 @@
             <w:pPr>
               <w:spacing w:after="20" w:before="0"/>
             </w:pPr>
-            <w:hyperlink w:history="1" r:id="rIdfxynu6rdciytqc0fhatnm">
+            <w:hyperlink w:history="1" r:id="rIdy9wus8obqdxjret9wwkkc">
               <w:r>
                 <w:rPr>
                   <w:rFonts w:ascii="Arial" w:cs="Arial" w:eastAsia="Arial" w:hAnsi="Arial"/>
@@ -13218,7 +13218,7 @@
               <w:spacing w:after="10" w:before="0"/>
               <w:ind w:left="120"/>
             </w:pPr>
-            <w:hyperlink w:history="1" r:id="rIdfrxqxflrym29ipfabjqsw">
+            <w:hyperlink w:history="1" r:id="rIdtsiqxtsspdtiaywwtnp3b">
               <w:r>
                 <w:rPr>
                   <w:rFonts w:ascii="Arial" w:cs="Arial" w:eastAsia="Arial" w:hAnsi="Arial"/>
@@ -13280,7 +13280,7 @@
               <w:spacing w:after="10" w:before="0"/>
               <w:ind w:left="120"/>
             </w:pPr>
-            <w:hyperlink w:history="1" r:id="rIdmczhhdqjju_m0zlere40h">
+            <w:hyperlink w:history="1" r:id="rIdzgrcs7zdlnwrqne1zjpge">
               <w:r>
                 <w:rPr>
                   <w:rFonts w:ascii="Arial" w:cs="Arial" w:eastAsia="Arial" w:hAnsi="Arial"/>
@@ -13490,7 +13490,7 @@
             <w:pPr>
               <w:spacing w:after="20" w:before="0"/>
             </w:pPr>
-            <w:hyperlink w:history="1" r:id="rId-wzjarsgbhpsgf65ujje7">
+            <w:hyperlink w:history="1" r:id="rIdqdalgtteez7-9zeyrmslk">
               <w:r>
                 <w:rPr>
                   <w:rFonts w:ascii="Arial" w:cs="Arial" w:eastAsia="Arial" w:hAnsi="Arial"/>
@@ -13539,7 +13539,7 @@
               <w:spacing w:after="10" w:before="0"/>
               <w:ind w:left="120"/>
             </w:pPr>
-            <w:hyperlink w:history="1" r:id="rIdsmpoz1uijgsaf9mugzlpa">
+            <w:hyperlink w:history="1" r:id="rId7_-r7scuulh5lbagtdpcq">
               <w:r>
                 <w:rPr>
                   <w:rFonts w:ascii="Arial" w:cs="Arial" w:eastAsia="Arial" w:hAnsi="Arial"/>
@@ -13601,7 +13601,7 @@
               <w:spacing w:after="10" w:before="0"/>
               <w:ind w:left="120"/>
             </w:pPr>
-            <w:hyperlink w:history="1" r:id="rIdow0v0r1mxxf_k3_v7xyya">
+            <w:hyperlink w:history="1" r:id="rId6jeex9i-6_kpubotqc6dw">
               <w:r>
                 <w:rPr>
                   <w:rFonts w:ascii="Arial" w:cs="Arial" w:eastAsia="Arial" w:hAnsi="Arial"/>
@@ -13811,7 +13811,7 @@
             <w:pPr>
               <w:spacing w:after="20" w:before="0"/>
             </w:pPr>
-            <w:hyperlink w:history="1" r:id="rIdrosyvxyxrv7ugd8m1jlkb">
+            <w:hyperlink w:history="1" r:id="rIdgwulja-afbfcukigud9yt">
               <w:r>
                 <w:rPr>
                   <w:rFonts w:ascii="Arial" w:cs="Arial" w:eastAsia="Arial" w:hAnsi="Arial"/>
@@ -13860,7 +13860,7 @@
               <w:spacing w:after="10" w:before="0"/>
               <w:ind w:left="120"/>
             </w:pPr>
-            <w:hyperlink w:history="1" r:id="rIdp3uplb5mj96xmhn66qtbb">
+            <w:hyperlink w:history="1" r:id="rIdocff6kppglly11pg22gmy">
               <w:r>
                 <w:rPr>
                   <w:rFonts w:ascii="Arial" w:cs="Arial" w:eastAsia="Arial" w:hAnsi="Arial"/>
@@ -13922,7 +13922,7 @@
               <w:spacing w:after="10" w:before="0"/>
               <w:ind w:left="120"/>
             </w:pPr>
-            <w:hyperlink w:history="1" r:id="rIdiclyxd6orz1mgvlfmdm08">
+            <w:hyperlink w:history="1" r:id="rId8hf8r8rratwdozz8mafjr">
               <w:r>
                 <w:rPr>
                   <w:rFonts w:ascii="Arial" w:cs="Arial" w:eastAsia="Arial" w:hAnsi="Arial"/>
@@ -14449,7 +14449,7 @@
         </w:rPr>
         <w:t xml:space="preserve">© 2026 SeaVuria and ARES. Aligned with KICD objectives. Developed by SeaVuria; technical implementation by ARES (with AI assistance from Claude). Licensed under </w:t>
       </w:r>
-      <w:hyperlink w:history="1" r:id="rId-x-demb40sy6zetcvsvlv">
+      <w:hyperlink w:history="1" r:id="rIdxdbnb8ffuyrmzozsqsdnq">
         <w:r>
           <w:rPr>
             <w:rFonts w:ascii="Arial" w:cs="Arial" w:eastAsia="Arial" w:hAnsi="Arial"/>
@@ -14470,7 +14470,7 @@
         </w:rPr>
         <w:t xml:space="preserve"> (</w:t>
       </w:r>
-      <w:hyperlink w:history="1" r:id="rIdhovygydhtec8orwfmlrjy">
+      <w:hyperlink w:history="1" r:id="rIdmfwr81nbqlcs7gn8_kyel">
         <w:r>
           <w:rPr>
             <w:rFonts w:ascii="Arial" w:cs="Arial" w:eastAsia="Arial" w:hAnsi="Arial"/>
@@ -15323,7 +15323,7 @@
                 <w:sz w:val="18"/>
                 <w:szCs w:val="18"/>
               </w:rPr>
-              <w:t xml:space="preserve">This lesson is the second of two food-test practicals in the evidence-gathering sequence. Learners enter having already confirmed the presence of starch (iodine test) and reducing sugars (Benedict's test) in ugali and sukuma wiki in the preceding lesson. The remaining puzzle is: what about the nyama choma (protein) and the cooking fat used in the meal? Today learners perform two classical biochemical tests — the Biuret test for proteins and the ethanol emulsion test for fats — on a carefully chosen set of food samples that mirror the anchoring phenomenon: nyama choma extract, bean broth (from githeri), milk (a familiar protein-and-fat source), butter, cooking oil, and a sukuma wiki leaf extract. By the end of the practical, every group has a complete evidence table covering all four major nutrient classes across the Kenyan meal.</w:t>
+              <w:t xml:space="preserve">This lesson is the second of two food-test practicals in the evidence-gathering sequence. Learners enter having already confirmed the presence of starch (iodine test) in ugali and reducing sugars (Benedict's test) in ripe banana in the preceding lesson. The remaining puzzle is: what about the nyama choma (protein) and the cooking fat used in the meal? Today learners perform two classical biochemical tests — the Biuret test for proteins and the ethanol emulsion test for fats — on a carefully chosen set of food samples that mirror the anchoring phenomenon: nyama choma extract, bean broth (from githeri), milk (a familiar protein-and-fat source), butter, cooking oil, and a sukuma wiki leaf extract. By the end of the practical, every group has a complete evidence table covering all four major nutrient classes across the Kenyan meal.</w:t>
             </w:r>
           </w:p>
           <w:p>
@@ -15699,7 +15699,7 @@
               <w:spacing w:after="10" w:before="0"/>
               <w:ind w:left="120"/>
             </w:pPr>
-            <w:hyperlink w:history="1" r:id="rIdbtthkpsmxgfnet-nb5pih">
+            <w:hyperlink w:history="1" r:id="rIdkcn5fkhdwztcvnqjfvvnd">
               <w:r>
                 <w:rPr>
                   <w:rFonts w:ascii="Arial" w:cs="Arial" w:eastAsia="Arial" w:hAnsi="Arial"/>
@@ -15776,7 +15776,7 @@
               <w:spacing w:after="10" w:before="0"/>
               <w:ind w:left="120"/>
             </w:pPr>
-            <w:hyperlink w:history="1" r:id="rIdhm6fahupo2aquifagyv-l">
+            <w:hyperlink w:history="1" r:id="rIdl6g_qa-pxhispzu_ozymw">
               <w:r>
                 <w:rPr>
                   <w:rFonts w:ascii="Arial" w:cs="Arial" w:eastAsia="Arial" w:hAnsi="Arial"/>
@@ -15833,7 +15833,7 @@
                 <w:sz w:val="18"/>
                 <w:szCs w:val="18"/>
               </w:rPr>
-              <w:t xml:space="preserve">Learners are shown a photograph (or the actual samples, covered) of the five test substances: nyama choma extract, bean broth, a small cup of milk, a small piece of butter, cooking oil, and a sukuma wiki leaf extract. Without touching or testing anything, each learner individually writes on a sticky note or in their exercise book: (a) which samples they predict will test positive for protein, (b) which will test positive for fat, and (c) one reason for each prediction. Learners then share predictions in pairs (Think-Pair-Share) before two pairs report to the class.</w:t>
+              <w:t xml:space="preserve">Learners are shown a photograph (or the actual samples, covered) of the six test substances: nyama choma extract, bean broth, a small cup of milk, a small piece of butter, cooking oil, and a sukuma wiki leaf extract. Without touching or testing anything, each learner individually writes on a sticky note or in their exercise book: (a) which samples they predict will test positive for protein, (b) which will test positive for fat, and (c) one reason for each prediction. Learners then share predictions in pairs (Think-Pair-Share) before two pairs report to the class.</w:t>
             </w:r>
           </w:p>
         </w:tc>
@@ -16003,7 +16003,7 @@
               <w:spacing w:after="10" w:before="0"/>
               <w:ind w:left="120"/>
             </w:pPr>
-            <w:hyperlink w:history="1" r:id="rIdi4vj6-pac3ql479q_frjl">
+            <w:hyperlink w:history="1" r:id="rIdwv6wsb56yor-d5wtqnpza">
               <w:r>
                 <w:rPr>
                   <w:rFonts w:ascii="Arial" w:cs="Arial" w:eastAsia="Arial" w:hAnsi="Arial"/>
@@ -16080,7 +16080,7 @@
               <w:spacing w:after="10" w:before="0"/>
               <w:ind w:left="120"/>
             </w:pPr>
-            <w:hyperlink w:history="1" r:id="rIdr_1om55hqa_rsryujnp4j">
+            <w:hyperlink w:history="1" r:id="rIdzhbttgqf-zoncvkfyy5cm">
               <w:r>
                 <w:rPr>
                   <w:rFonts w:ascii="Arial" w:cs="Arial" w:eastAsia="Arial" w:hAnsi="Arial"/>
@@ -16307,7 +16307,7 @@
               <w:spacing w:after="10" w:before="0"/>
               <w:ind w:left="120"/>
             </w:pPr>
-            <w:hyperlink w:history="1" r:id="rId-umhcqytkgaswx15phfip">
+            <w:hyperlink w:history="1" r:id="rIdqgjbr25w3nrghcpkf7uw-">
               <w:r>
                 <w:rPr>
                   <w:rFonts w:ascii="Arial" w:cs="Arial" w:eastAsia="Arial" w:hAnsi="Arial"/>
@@ -16384,7 +16384,7 @@
               <w:spacing w:after="10" w:before="0"/>
               <w:ind w:left="120"/>
             </w:pPr>
-            <w:hyperlink w:history="1" r:id="rIdj6o8vh_fq6dmlsgq0zxt4">
+            <w:hyperlink w:history="1" r:id="rId579jjgwrftivzya4e8t-m">
               <w:r>
                 <w:rPr>
                   <w:rFonts w:ascii="Arial" w:cs="Arial" w:eastAsia="Arial" w:hAnsi="Arial"/>
@@ -16611,7 +16611,7 @@
               <w:spacing w:after="10" w:before="0"/>
               <w:ind w:left="120"/>
             </w:pPr>
-            <w:hyperlink w:history="1" r:id="rId-qi2b4hcesydsai_gdyzc">
+            <w:hyperlink w:history="1" r:id="rIdjx8676sc4nwiyx23qtgw0">
               <w:r>
                 <w:rPr>
                   <w:rFonts w:ascii="Arial" w:cs="Arial" w:eastAsia="Arial" w:hAnsi="Arial"/>
@@ -16688,7 +16688,7 @@
               <w:spacing w:after="10" w:before="0"/>
               <w:ind w:left="120"/>
             </w:pPr>
-            <w:hyperlink w:history="1" r:id="rId1c3kyknf4kuxdwmpe9aeh">
+            <w:hyperlink w:history="1" r:id="rIdlohnzu8fgtbcelho2hfur">
               <w:r>
                 <w:rPr>
                   <w:rFonts w:ascii="Arial" w:cs="Arial" w:eastAsia="Arial" w:hAnsi="Arial"/>
@@ -16915,7 +16915,7 @@
               <w:spacing w:after="10" w:before="0"/>
               <w:ind w:left="120"/>
             </w:pPr>
-            <w:hyperlink w:history="1" r:id="rIdvkrsauhtmr_gxkyf6lcs7">
+            <w:hyperlink w:history="1" r:id="rIdrofwd6rrla10s93xwi5p3">
               <w:r>
                 <w:rPr>
                   <w:rFonts w:ascii="Arial" w:cs="Arial" w:eastAsia="Arial" w:hAnsi="Arial"/>
@@ -16992,7 +16992,7 @@
               <w:spacing w:after="10" w:before="0"/>
               <w:ind w:left="120"/>
             </w:pPr>
-            <w:hyperlink w:history="1" r:id="rIdp8lp1w5wvbnmsbi6zxvdf">
+            <w:hyperlink w:history="1" r:id="rIdeqb8vyhju_6_i0ewrobhl">
               <w:r>
                 <w:rPr>
                   <w:rFonts w:ascii="Arial" w:cs="Arial" w:eastAsia="Arial" w:hAnsi="Arial"/>
@@ -17595,7 +17595,7 @@
         </w:rPr>
         <w:t xml:space="preserve">© 2026 SeaVuria and ARES. Aligned with KICD objectives. Developed by SeaVuria; technical implementation by ARES (with AI assistance from Claude). Licensed under </w:t>
       </w:r>
-      <w:hyperlink w:history="1" r:id="rIdyr4xtxouyni-nwqbmkmjg">
+      <w:hyperlink w:history="1" r:id="rIdatkwehm3fqqr2umegixwf">
         <w:r>
           <w:rPr>
             <w:rFonts w:ascii="Arial" w:cs="Arial" w:eastAsia="Arial" w:hAnsi="Arial"/>
@@ -17616,7 +17616,7 @@
         </w:rPr>
         <w:t xml:space="preserve"> (</w:t>
       </w:r>
-      <w:hyperlink w:history="1" r:id="rIddpkqw4zs3blra1iwyoplq">
+      <w:hyperlink w:history="1" r:id="rId3tkqqkcrbcthliy1xbr-n">
         <w:r>
           <w:rPr>
             <w:rFonts w:ascii="Arial" w:cs="Arial" w:eastAsia="Arial" w:hAnsi="Arial"/>
@@ -18808,7 +18808,7 @@
             <w:pPr>
               <w:spacing w:after="20" w:before="0"/>
             </w:pPr>
-            <w:hyperlink w:history="1" r:id="rIdmmxrzgpkkkellykp2dazo">
+            <w:hyperlink w:history="1" r:id="rId1ldqhgx8dm2vnqa7mv1_n">
               <w:r>
                 <w:rPr>
                   <w:rFonts w:ascii="Arial" w:cs="Arial" w:eastAsia="Arial" w:hAnsi="Arial"/>
@@ -18841,7 +18841,7 @@
               <w:spacing w:after="10" w:before="0"/>
               <w:ind w:left="120"/>
             </w:pPr>
-            <w:hyperlink w:history="1" r:id="rIdjuj0cndygvnhxsdz6by0x">
+            <w:hyperlink w:history="1" r:id="rIdqxad0kjqav8ys5efzexy_">
               <w:r>
                 <w:rPr>
                   <w:rFonts w:ascii="Arial" w:cs="Arial" w:eastAsia="Arial" w:hAnsi="Arial"/>
@@ -18886,7 +18886,7 @@
             <w:pPr>
               <w:spacing w:after="20" w:before="0"/>
             </w:pPr>
-            <w:hyperlink w:history="1" r:id="rId8szv8kwiejzcq5y-mie9e">
+            <w:hyperlink w:history="1" r:id="rIdo_2mluxreooexpqlddqr_">
               <w:r>
                 <w:rPr>
                   <w:rFonts w:ascii="Arial" w:cs="Arial" w:eastAsia="Arial" w:hAnsi="Arial"/>
@@ -18935,7 +18935,7 @@
               <w:spacing w:after="10" w:before="0"/>
               <w:ind w:left="120"/>
             </w:pPr>
-            <w:hyperlink w:history="1" r:id="rIduhklclracs2unmrusy4sd">
+            <w:hyperlink w:history="1" r:id="rIdo8q5d2r7yyulez-jt1wsv">
               <w:r>
                 <w:rPr>
                   <w:rFonts w:ascii="Arial" w:cs="Arial" w:eastAsia="Arial" w:hAnsi="Arial"/>
@@ -19130,7 +19130,7 @@
             <w:pPr>
               <w:spacing w:after="20" w:before="0"/>
             </w:pPr>
-            <w:hyperlink w:history="1" r:id="rIdo03k6bx1yeco6n33faqt5">
+            <w:hyperlink w:history="1" r:id="rId4y_rsgdzqawfmt15klzal">
               <w:r>
                 <w:rPr>
                   <w:rFonts w:ascii="Arial" w:cs="Arial" w:eastAsia="Arial" w:hAnsi="Arial"/>
@@ -19163,7 +19163,7 @@
               <w:spacing w:after="10" w:before="0"/>
               <w:ind w:left="120"/>
             </w:pPr>
-            <w:hyperlink w:history="1" r:id="rIdqcppvmuzq7aiq76rer2xb">
+            <w:hyperlink w:history="1" r:id="rIdelmzeyju4czpz_kz-ygsp">
               <w:r>
                 <w:rPr>
                   <w:rFonts w:ascii="Arial" w:cs="Arial" w:eastAsia="Arial" w:hAnsi="Arial"/>
@@ -19208,7 +19208,7 @@
             <w:pPr>
               <w:spacing w:after="20" w:before="0"/>
             </w:pPr>
-            <w:hyperlink w:history="1" r:id="rIdtxxhvlcq11ebqknv5agl5">
+            <w:hyperlink w:history="1" r:id="rIdoymnp9wqyvyvdcdiir0f0">
               <w:r>
                 <w:rPr>
                   <w:rFonts w:ascii="Arial" w:cs="Arial" w:eastAsia="Arial" w:hAnsi="Arial"/>
@@ -19257,7 +19257,7 @@
               <w:spacing w:after="10" w:before="0"/>
               <w:ind w:left="120"/>
             </w:pPr>
-            <w:hyperlink w:history="1" r:id="rIdmprljaqg444h5ks7hr3cr">
+            <w:hyperlink w:history="1" r:id="rIdj4cnkiror9t_htzl9qwos">
               <w:r>
                 <w:rPr>
                   <w:rFonts w:ascii="Arial" w:cs="Arial" w:eastAsia="Arial" w:hAnsi="Arial"/>
@@ -19452,7 +19452,7 @@
             <w:pPr>
               <w:spacing w:after="20" w:before="0"/>
             </w:pPr>
-            <w:hyperlink w:history="1" r:id="rIdiqpejj2apk3_luhcpkgde">
+            <w:hyperlink w:history="1" r:id="rIdt9_kwaot85o8h9qgli1fh">
               <w:r>
                 <w:rPr>
                   <w:rFonts w:ascii="Arial" w:cs="Arial" w:eastAsia="Arial" w:hAnsi="Arial"/>
@@ -19485,7 +19485,7 @@
               <w:spacing w:after="10" w:before="0"/>
               <w:ind w:left="120"/>
             </w:pPr>
-            <w:hyperlink w:history="1" r:id="rIdy2tigcrtusrfhnogthdid">
+            <w:hyperlink w:history="1" r:id="rIdv-vsvwhfj83hxwxoxtwgn">
               <w:r>
                 <w:rPr>
                   <w:rFonts w:ascii="Arial" w:cs="Arial" w:eastAsia="Arial" w:hAnsi="Arial"/>
@@ -19530,7 +19530,7 @@
             <w:pPr>
               <w:spacing w:after="20" w:before="0"/>
             </w:pPr>
-            <w:hyperlink w:history="1" r:id="rIdgxs_zy9z7nzdsjsyrcui8">
+            <w:hyperlink w:history="1" r:id="rIdk30o8a-olnxacqcz4mkan">
               <w:r>
                 <w:rPr>
                   <w:rFonts w:ascii="Arial" w:cs="Arial" w:eastAsia="Arial" w:hAnsi="Arial"/>
@@ -19579,7 +19579,7 @@
               <w:spacing w:after="10" w:before="0"/>
               <w:ind w:left="120"/>
             </w:pPr>
-            <w:hyperlink w:history="1" r:id="rId84sk9k9djrnidopri8vcy">
+            <w:hyperlink w:history="1" r:id="rId6p4slhlkv4ojixpi0yc6p">
               <w:r>
                 <w:rPr>
                   <w:rFonts w:ascii="Arial" w:cs="Arial" w:eastAsia="Arial" w:hAnsi="Arial"/>
@@ -19774,7 +19774,7 @@
             <w:pPr>
               <w:spacing w:after="20" w:before="0"/>
             </w:pPr>
-            <w:hyperlink w:history="1" r:id="rId_xwl6kan15pkqn9m1oqr_">
+            <w:hyperlink w:history="1" r:id="rIdxzot1_pnnfdpoljni46zm">
               <w:r>
                 <w:rPr>
                   <w:rFonts w:ascii="Arial" w:cs="Arial" w:eastAsia="Arial" w:hAnsi="Arial"/>
@@ -19807,7 +19807,7 @@
               <w:spacing w:after="10" w:before="0"/>
               <w:ind w:left="120"/>
             </w:pPr>
-            <w:hyperlink w:history="1" r:id="rId381lagj_qxdsrlbilitja">
+            <w:hyperlink w:history="1" r:id="rIds7ltpzuwzokkpoctwqroh">
               <w:r>
                 <w:rPr>
                   <w:rFonts w:ascii="Arial" w:cs="Arial" w:eastAsia="Arial" w:hAnsi="Arial"/>
@@ -19852,7 +19852,7 @@
             <w:pPr>
               <w:spacing w:after="20" w:before="0"/>
             </w:pPr>
-            <w:hyperlink w:history="1" r:id="rIdq9ylin4uw_pqzzbdmedqb">
+            <w:hyperlink w:history="1" r:id="rIdspzpxrebz14e1r65r-if8">
               <w:r>
                 <w:rPr>
                   <w:rFonts w:ascii="Arial" w:cs="Arial" w:eastAsia="Arial" w:hAnsi="Arial"/>
@@ -19901,7 +19901,7 @@
               <w:spacing w:after="10" w:before="0"/>
               <w:ind w:left="120"/>
             </w:pPr>
-            <w:hyperlink w:history="1" r:id="rIdfighxmknofok5gyczgwio">
+            <w:hyperlink w:history="1" r:id="rIdscjbllrvrjrbpc6j-qatk">
               <w:r>
                 <w:rPr>
                   <w:rFonts w:ascii="Arial" w:cs="Arial" w:eastAsia="Arial" w:hAnsi="Arial"/>
@@ -20096,7 +20096,7 @@
             <w:pPr>
               <w:spacing w:after="20" w:before="0"/>
             </w:pPr>
-            <w:hyperlink w:history="1" r:id="rIdomkakxaovrvpvl2y76noy">
+            <w:hyperlink w:history="1" r:id="rIdagkfuvu8kia5z7cifmepa">
               <w:r>
                 <w:rPr>
                   <w:rFonts w:ascii="Arial" w:cs="Arial" w:eastAsia="Arial" w:hAnsi="Arial"/>
@@ -20129,7 +20129,7 @@
               <w:spacing w:after="10" w:before="0"/>
               <w:ind w:left="120"/>
             </w:pPr>
-            <w:hyperlink w:history="1" r:id="rIdskjq3m0sfxhwfvejqdymd">
+            <w:hyperlink w:history="1" r:id="rIdhiiigs5jmjt2srtoxjjj8">
               <w:r>
                 <w:rPr>
                   <w:rFonts w:ascii="Arial" w:cs="Arial" w:eastAsia="Arial" w:hAnsi="Arial"/>
@@ -20174,7 +20174,7 @@
             <w:pPr>
               <w:spacing w:after="20" w:before="0"/>
             </w:pPr>
-            <w:hyperlink w:history="1" r:id="rId-tcrggmzs2i-cini4ldwj">
+            <w:hyperlink w:history="1" r:id="rIdo4u4fl59ljfdeujtjhlqf">
               <w:r>
                 <w:rPr>
                   <w:rFonts w:ascii="Arial" w:cs="Arial" w:eastAsia="Arial" w:hAnsi="Arial"/>
@@ -20223,7 +20223,7 @@
               <w:spacing w:after="10" w:before="0"/>
               <w:ind w:left="120"/>
             </w:pPr>
-            <w:hyperlink w:history="1" r:id="rIded1x1lzwawuz9xb1csgeh">
+            <w:hyperlink w:history="1" r:id="rIdr5u1b9qzx14prs-1mj-2i">
               <w:r>
                 <w:rPr>
                   <w:rFonts w:ascii="Arial" w:cs="Arial" w:eastAsia="Arial" w:hAnsi="Arial"/>
@@ -20887,7 +20887,7 @@
         </w:rPr>
         <w:t xml:space="preserve">© 2026 SeaVuria and ARES. Aligned with KICD objectives. Developed by SeaVuria; technical implementation by ARES (with AI assistance from Claude). Licensed under </w:t>
       </w:r>
-      <w:hyperlink w:history="1" r:id="rIdfgwou77ipbqwvpixjqysk">
+      <w:hyperlink w:history="1" r:id="rIde2iryaqjiorkc7emxzs6w">
         <w:r>
           <w:rPr>
             <w:rFonts w:ascii="Arial" w:cs="Arial" w:eastAsia="Arial" w:hAnsi="Arial"/>
@@ -20908,7 +20908,7 @@
         </w:rPr>
         <w:t xml:space="preserve"> (</w:t>
       </w:r>
-      <w:hyperlink w:history="1" r:id="rIdsm1po9xvm5u1nplnoid5y">
+      <w:hyperlink w:history="1" r:id="rIdi0h7cle77psseyz90rom6">
         <w:r>
           <w:rPr>
             <w:rFonts w:ascii="Arial" w:cs="Arial" w:eastAsia="Arial" w:hAnsi="Arial"/>
@@ -22097,7 +22097,7 @@
               <w:spacing w:after="10" w:before="0"/>
               <w:ind w:left="120"/>
             </w:pPr>
-            <w:hyperlink w:history="1" r:id="rIdxojywj3_jguio_t5z4ah9">
+            <w:hyperlink w:history="1" r:id="rIdzbynz2v20rxjfxgf6i7lc">
               <w:r>
                 <w:rPr>
                   <w:rFonts w:ascii="Arial" w:cs="Arial" w:eastAsia="Arial" w:hAnsi="Arial"/>
@@ -22157,7 +22157,7 @@
             <w:pPr>
               <w:spacing w:after="20" w:before="0"/>
             </w:pPr>
-            <w:hyperlink w:history="1" r:id="rIdl63elln64uosucwhn91l6">
+            <w:hyperlink w:history="1" r:id="rIdq7ookbx1ksc2efvvsnphd">
               <w:r>
                 <w:rPr>
                   <w:rFonts w:ascii="Arial" w:cs="Arial" w:eastAsia="Arial" w:hAnsi="Arial"/>
@@ -22190,7 +22190,7 @@
               <w:spacing w:after="10" w:before="0"/>
               <w:ind w:left="120"/>
             </w:pPr>
-            <w:hyperlink w:history="1" r:id="rIdohnjcg6ydtze70nvkxsnr">
+            <w:hyperlink w:history="1" r:id="rIdlughtkbwzguh4x-v1rwme">
               <w:r>
                 <w:rPr>
                   <w:rFonts w:ascii="Arial" w:cs="Arial" w:eastAsia="Arial" w:hAnsi="Arial"/>
@@ -22402,7 +22402,7 @@
               <w:spacing w:after="10" w:before="0"/>
               <w:ind w:left="120"/>
             </w:pPr>
-            <w:hyperlink w:history="1" r:id="rId748ecncew_tbazcgfnozd">
+            <w:hyperlink w:history="1" r:id="rIddsnejtfzusxggivznpqjw">
               <w:r>
                 <w:rPr>
                   <w:rFonts w:ascii="Arial" w:cs="Arial" w:eastAsia="Arial" w:hAnsi="Arial"/>
@@ -22462,7 +22462,7 @@
             <w:pPr>
               <w:spacing w:after="20" w:before="0"/>
             </w:pPr>
-            <w:hyperlink w:history="1" r:id="rIds64mvdewgd8axjrxmi19z">
+            <w:hyperlink w:history="1" r:id="rId3hysb26yfnfjl6hv8bdvj">
               <w:r>
                 <w:rPr>
                   <w:rFonts w:ascii="Arial" w:cs="Arial" w:eastAsia="Arial" w:hAnsi="Arial"/>
@@ -22495,7 +22495,7 @@
               <w:spacing w:after="10" w:before="0"/>
               <w:ind w:left="120"/>
             </w:pPr>
-            <w:hyperlink w:history="1" r:id="rIdh_mfxlpwrojg1ipte9n6f">
+            <w:hyperlink w:history="1" r:id="rIdpywqvart9temvsgiazz3a">
               <w:r>
                 <w:rPr>
                   <w:rFonts w:ascii="Arial" w:cs="Arial" w:eastAsia="Arial" w:hAnsi="Arial"/>
@@ -22707,7 +22707,7 @@
               <w:spacing w:after="10" w:before="0"/>
               <w:ind w:left="120"/>
             </w:pPr>
-            <w:hyperlink w:history="1" r:id="rIdqczhkro5ewvnsj5gg7d7d">
+            <w:hyperlink w:history="1" r:id="rIdbyqaify_gp-l9txrifjkt">
               <w:r>
                 <w:rPr>
                   <w:rFonts w:ascii="Arial" w:cs="Arial" w:eastAsia="Arial" w:hAnsi="Arial"/>
@@ -22767,7 +22767,7 @@
             <w:pPr>
               <w:spacing w:after="20" w:before="0"/>
             </w:pPr>
-            <w:hyperlink w:history="1" r:id="rIdg7qqzaw_jyyq03evls19t">
+            <w:hyperlink w:history="1" r:id="rIde3ezom5banuxeej7m6qbh">
               <w:r>
                 <w:rPr>
                   <w:rFonts w:ascii="Arial" w:cs="Arial" w:eastAsia="Arial" w:hAnsi="Arial"/>
@@ -22816,7 +22816,7 @@
               <w:spacing w:after="10" w:before="0"/>
               <w:ind w:left="120"/>
             </w:pPr>
-            <w:hyperlink w:history="1" r:id="rIda3u29dx1wybjyc8clbzri">
+            <w:hyperlink w:history="1" r:id="rIdo86lo2orsxdvhbywye_nj">
               <w:r>
                 <w:rPr>
                   <w:rFonts w:ascii="Arial" w:cs="Arial" w:eastAsia="Arial" w:hAnsi="Arial"/>
@@ -23127,7 +23127,7 @@
               <w:spacing w:after="10" w:before="0"/>
               <w:ind w:left="120"/>
             </w:pPr>
-            <w:hyperlink w:history="1" r:id="rId6bnpcx6q_xk4oyxgbnblj">
+            <w:hyperlink w:history="1" r:id="rIdugrncarjdsk_cmllryr66">
               <w:r>
                 <w:rPr>
                   <w:rFonts w:ascii="Arial" w:cs="Arial" w:eastAsia="Arial" w:hAnsi="Arial"/>
@@ -23187,7 +23187,7 @@
             <w:pPr>
               <w:spacing w:after="20" w:before="0"/>
             </w:pPr>
-            <w:hyperlink w:history="1" r:id="rIdt6q7k5tj9qlsrlnxjdj4q">
+            <w:hyperlink w:history="1" r:id="rId7bkdbg4jd5minsmo3is3q">
               <w:r>
                 <w:rPr>
                   <w:rFonts w:ascii="Arial" w:cs="Arial" w:eastAsia="Arial" w:hAnsi="Arial"/>
@@ -23220,7 +23220,7 @@
               <w:spacing w:after="10" w:before="0"/>
               <w:ind w:left="120"/>
             </w:pPr>
-            <w:hyperlink w:history="1" r:id="rIdju23g1f7tlyeg2btcsdco">
+            <w:hyperlink w:history="1" r:id="rIdgkvrehm5z1z1mtcebovnl">
               <w:r>
                 <w:rPr>
                   <w:rFonts w:ascii="Arial" w:cs="Arial" w:eastAsia="Arial" w:hAnsi="Arial"/>
@@ -23432,7 +23432,7 @@
               <w:spacing w:after="10" w:before="0"/>
               <w:ind w:left="120"/>
             </w:pPr>
-            <w:hyperlink w:history="1" r:id="rId0qkovqbgz0n519jtqbzes">
+            <w:hyperlink w:history="1" r:id="rIdov1b06gspkkzbltt8stoh">
               <w:r>
                 <w:rPr>
                   <w:rFonts w:ascii="Arial" w:cs="Arial" w:eastAsia="Arial" w:hAnsi="Arial"/>
@@ -23492,7 +23492,7 @@
             <w:pPr>
               <w:spacing w:after="20" w:before="0"/>
             </w:pPr>
-            <w:hyperlink w:history="1" r:id="rIdqv66b--rsfqm8mk_ntpb4">
+            <w:hyperlink w:history="1" r:id="rIdcs_bsimqmxqijbz5shnli">
               <w:r>
                 <w:rPr>
                   <w:rFonts w:ascii="Arial" w:cs="Arial" w:eastAsia="Arial" w:hAnsi="Arial"/>
@@ -23525,7 +23525,7 @@
               <w:spacing w:after="10" w:before="0"/>
               <w:ind w:left="120"/>
             </w:pPr>
-            <w:hyperlink w:history="1" r:id="rIdc0qozhipfu5taqtlcesqh">
+            <w:hyperlink w:history="1" r:id="rIdx6jvmpem1nsrmnzv2keqk">
               <w:r>
                 <w:rPr>
                   <w:rFonts w:ascii="Arial" w:cs="Arial" w:eastAsia="Arial" w:hAnsi="Arial"/>
@@ -24113,7 +24113,7 @@
         </w:rPr>
         <w:t xml:space="preserve">© 2026 SeaVuria and ARES. Aligned with KICD objectives. Developed by SeaVuria; technical implementation by ARES (with AI assistance from Claude). Licensed under </w:t>
       </w:r>
-      <w:hyperlink w:history="1" r:id="rId0fvq2og02wvbqgunmbl1l">
+      <w:hyperlink w:history="1" r:id="rIduo0iss24ahjj1f7l-e_xh">
         <w:r>
           <w:rPr>
             <w:rFonts w:ascii="Arial" w:cs="Arial" w:eastAsia="Arial" w:hAnsi="Arial"/>
@@ -24134,7 +24134,7 @@
         </w:rPr>
         <w:t xml:space="preserve"> (</w:t>
       </w:r>
-      <w:hyperlink w:history="1" r:id="rId1cv1tys6h7xffu1-9j6u7">
+      <w:hyperlink w:history="1" r:id="rIdfbihspk3peuetf3zd6jhx">
         <w:r>
           <w:rPr>
             <w:rFonts w:ascii="Arial" w:cs="Arial" w:eastAsia="Arial" w:hAnsi="Arial"/>
@@ -25403,7 +25403,7 @@
               <w:spacing w:after="10" w:before="0"/>
               <w:ind w:left="120"/>
             </w:pPr>
-            <w:hyperlink w:history="1" r:id="rIdhlyll_o29dklw2qzih0wr">
+            <w:hyperlink w:history="1" r:id="rIdfyhu1airchkovwji6ub40">
               <w:r>
                 <w:rPr>
                   <w:rFonts w:ascii="Arial" w:cs="Arial" w:eastAsia="Arial" w:hAnsi="Arial"/>
@@ -25480,7 +25480,7 @@
               <w:spacing w:after="10" w:before="0"/>
               <w:ind w:left="120"/>
             </w:pPr>
-            <w:hyperlink w:history="1" r:id="rIdr97jev7ddeho-qbv4pv3y">
+            <w:hyperlink w:history="1" r:id="rIdpijeqgzs3cqs4uh3rx4ak">
               <w:r>
                 <w:rPr>
                   <w:rFonts w:ascii="Arial" w:cs="Arial" w:eastAsia="Arial" w:hAnsi="Arial"/>
@@ -25707,7 +25707,7 @@
               <w:spacing w:after="10" w:before="0"/>
               <w:ind w:left="120"/>
             </w:pPr>
-            <w:hyperlink w:history="1" r:id="rId93tdhrlbjroztxobuvsnb">
+            <w:hyperlink w:history="1" r:id="rIdexuiyr86qqqbgwnjdqicd">
               <w:r>
                 <w:rPr>
                   <w:rFonts w:ascii="Arial" w:cs="Arial" w:eastAsia="Arial" w:hAnsi="Arial"/>
@@ -25784,7 +25784,7 @@
               <w:spacing w:after="10" w:before="0"/>
               <w:ind w:left="120"/>
             </w:pPr>
-            <w:hyperlink w:history="1" r:id="rIdcurg02lwhuobteteazg-m">
+            <w:hyperlink w:history="1" r:id="rIdcjqrxfnec_u2h5gj0m6fv">
               <w:r>
                 <w:rPr>
                   <w:rFonts w:ascii="Arial" w:cs="Arial" w:eastAsia="Arial" w:hAnsi="Arial"/>
@@ -25873,7 +25873,7 @@
                 <w:sz w:val="18"/>
                 <w:szCs w:val="18"/>
               </w:rPr>
-              <w:t xml:space="preserve">Set up water baths before learners arrive — the practical window is tight (8 minutes). As learners settle, say: 'This is your practical assessment for the unit. You will work in pairs, but each person records results independently on their own sheet. The procedure is the four steps you know from Lessons 4 and 5 — I want to see each step done correctly and safely.' Demonstrate Step 3 once — 'Use the holder like this. Do NOT hold the test tube with your bare hand over the hot water bath. Do NOT bring the mouth of the test tube toward your face.' Circulate during the practical. Do NOT tell learners what colour to expect — observe independently. At the 5-minute mark, say: 'If your water bath is working correctly, you should be seeing a change by now. If you see NO change, check: did you mix after adding Benedict's solution? Is the test tube actually in the water?' Cold-call 2 pairs to report results aloud: 'Kioni and Baraka — what colour did you observe and what does it tell you?' WAIT TIME: 10 seconds. After results are shared, say: 'Now answer the two written questions on your sheet. These are part of your assessment — answer independently.' Allow 3 minutes for written questions. Collect observation sheets.</w:t>
+              <w:t xml:space="preserve">Set up water baths before learners arrive — the practical window is tight (8 minutes). As learners settle, say: 'This is your practical assessment for the unit. You will work in pairs, but each person records results independently on their own sheet. The procedure is the four steps you know from Lesson 4 — I want to see each step done correctly and safely.' Demonstrate Step 3 once — 'Use the holder like this. Do NOT hold the test tube with your bare hand over the hot water bath. Do NOT bring the mouth of the test tube toward your face.' Circulate during the practical. Do NOT tell learners what colour to expect — observe independently. At the 5-minute mark, say: 'If your water bath is working correctly, you should be seeing a change by now. If you see NO change, check: did you mix after adding Benedict's solution? Is the test tube actually in the water?' Cold-call 2 pairs to report results aloud: 'Kioni and Baraka — what colour did you observe and what does it tell you?' WAIT TIME: 10 seconds. After results are shared, say: 'Now answer the two written questions on your sheet. These are part of your assessment — answer independently.' Allow 3 minutes for written questions. Collect observation sheets.</w:t>
             </w:r>
           </w:p>
         </w:tc>
@@ -26011,7 +26011,7 @@
               <w:spacing w:after="10" w:before="0"/>
               <w:ind w:left="120"/>
             </w:pPr>
-            <w:hyperlink w:history="1" r:id="rIddjesstr4e9szic6nmmlph">
+            <w:hyperlink w:history="1" r:id="rIdvr4ree9xkizm4ospswawa">
               <w:r>
                 <w:rPr>
                   <w:rFonts w:ascii="Arial" w:cs="Arial" w:eastAsia="Arial" w:hAnsi="Arial"/>
@@ -26088,7 +26088,7 @@
               <w:spacing w:after="10" w:before="0"/>
               <w:ind w:left="120"/>
             </w:pPr>
-            <w:hyperlink w:history="1" r:id="rIdmhwnyoufruhesfj26b0vc">
+            <w:hyperlink w:history="1" r:id="rIdimwjnzv_gc54qh4vu8l9c">
               <w:r>
                 <w:rPr>
                   <w:rFonts w:ascii="Arial" w:cs="Arial" w:eastAsia="Arial" w:hAnsi="Arial"/>
@@ -26315,7 +26315,7 @@
               <w:spacing w:after="10" w:before="0"/>
               <w:ind w:left="120"/>
             </w:pPr>
-            <w:hyperlink w:history="1" r:id="rIdulc-ar7cu2imjb52qhmd0">
+            <w:hyperlink w:history="1" r:id="rIdzfjv2xq7fsovvyc9a5qru">
               <w:r>
                 <w:rPr>
                   <w:rFonts w:ascii="Arial" w:cs="Arial" w:eastAsia="Arial" w:hAnsi="Arial"/>
@@ -26392,7 +26392,7 @@
               <w:spacing w:after="10" w:before="0"/>
               <w:ind w:left="120"/>
             </w:pPr>
-            <w:hyperlink w:history="1" r:id="rIdqstx2jo8dwy4paep8o7_b">
+            <w:hyperlink w:history="1" r:id="rIduox6wsk-eoxgm1ck7csq2">
               <w:r>
                 <w:rPr>
                   <w:rFonts w:ascii="Arial" w:cs="Arial" w:eastAsia="Arial" w:hAnsi="Arial"/>
@@ -26619,7 +26619,7 @@
               <w:spacing w:after="10" w:before="0"/>
               <w:ind w:left="120"/>
             </w:pPr>
-            <w:hyperlink w:history="1" r:id="rIdmf70uehmmwqi9hkepxaac">
+            <w:hyperlink w:history="1" r:id="rIdxq3v488phv6tvi4_bnzsb">
               <w:r>
                 <w:rPr>
                   <w:rFonts w:ascii="Arial" w:cs="Arial" w:eastAsia="Arial" w:hAnsi="Arial"/>
@@ -26696,7 +26696,7 @@
               <w:spacing w:after="10" w:before="0"/>
               <w:ind w:left="120"/>
             </w:pPr>
-            <w:hyperlink w:history="1" r:id="rIdi-hy6mo_4mnh6wuog24oq">
+            <w:hyperlink w:history="1" r:id="rIdhj_ifd5wvx1lpcundhvof">
               <w:r>
                 <w:rPr>
                   <w:rFonts w:ascii="Arial" w:cs="Arial" w:eastAsia="Arial" w:hAnsi="Arial"/>
@@ -27375,7 +27375,7 @@
         </w:rPr>
         <w:t xml:space="preserve">© 2026 SeaVuria and ARES. Aligned with KICD objectives. Developed by SeaVuria; technical implementation by ARES (with AI assistance from Claude). Licensed under </w:t>
       </w:r>
-      <w:hyperlink w:history="1" r:id="rIdl2oxfmihqfgvaukoa2pze">
+      <w:hyperlink w:history="1" r:id="rIdl-oqc_joks4t1imwux_7q">
         <w:r>
           <w:rPr>
             <w:rFonts w:ascii="Arial" w:cs="Arial" w:eastAsia="Arial" w:hAnsi="Arial"/>
@@ -27396,7 +27396,7 @@
         </w:rPr>
         <w:t xml:space="preserve"> (</w:t>
       </w:r>
-      <w:hyperlink w:history="1" r:id="rIdgcvv0uo7abuzuty7zxrnr">
+      <w:hyperlink w:history="1" r:id="rId2jmggcrj6ph9z91ueszg6">
         <w:r>
           <w:rPr>
             <w:rFonts w:ascii="Arial" w:cs="Arial" w:eastAsia="Arial" w:hAnsi="Arial"/>

--- a/data/outputs/v2/General_Science/SS1.3_Nutrition_in_Animals/General_Science_Nutrition_in_Animals_CBE_LessonSequence.docx
+++ b/data/outputs/v2/General_Science/SS1.3_Nutrition_in_Animals/General_Science_Nutrition_in_Animals_CBE_LessonSequence.docx
@@ -2086,7 +2086,7 @@
         </w:rPr>
         <w:t xml:space="preserve">© 2026 SeaVuria and ARES. This work is licensed under a </w:t>
       </w:r>
-      <w:hyperlink w:history="1" r:id="rIdehbxz8_owuw7zm6crc18y">
+      <w:hyperlink w:history="1" r:id="rId_bqpitppagks9erjetjk9">
         <w:r>
           <w:rPr>
             <w:rFonts w:ascii="Arial" w:cs="Arial" w:eastAsia="Arial" w:hAnsi="Arial"/>
@@ -2106,7 +2106,7 @@
         </w:rPr>
         <w:t xml:space="preserve"> (</w:t>
       </w:r>
-      <w:hyperlink w:history="1" r:id="rIdy360oxruxyewxl26yg0ln">
+      <w:hyperlink w:history="1" r:id="rId_ulew7t99ritav1cjgz4b">
         <w:r>
           <w:rPr>
             <w:rFonts w:ascii="Arial" w:cs="Arial" w:eastAsia="Arial" w:hAnsi="Arial"/>
@@ -2126,7 +2126,7 @@
         </w:rPr>
         <w:t xml:space="preserve">). To view a copy of this license, visit </w:t>
       </w:r>
-      <w:hyperlink w:history="1" r:id="rIdlxs20hxtxtt0ecuzkgdy_">
+      <w:hyperlink w:history="1" r:id="rIdjjvf8ab2n8aqyeeqs4inw">
         <w:r>
           <w:rPr>
             <w:rFonts w:ascii="Arial" w:cs="Arial" w:eastAsia="Arial" w:hAnsi="Arial"/>
@@ -3317,7 +3317,7 @@
             <w:pPr>
               <w:spacing w:after="20" w:before="0"/>
             </w:pPr>
-            <w:hyperlink w:history="1" r:id="rId4thwqoae6aiebxidtomod">
+            <w:hyperlink w:history="1" r:id="rIdwxpesqgbbocm138hccarh">
               <w:r>
                 <w:rPr>
                   <w:rFonts w:ascii="Arial" w:cs="Arial" w:eastAsia="Arial" w:hAnsi="Arial"/>
@@ -3350,7 +3350,7 @@
               <w:spacing w:after="10" w:before="0"/>
               <w:ind w:left="120"/>
             </w:pPr>
-            <w:hyperlink w:history="1" r:id="rIdbao98itvx76sxafjhvuxr">
+            <w:hyperlink w:history="1" r:id="rIdx1kcmbowedv4htqukmzxj">
               <w:r>
                 <w:rPr>
                   <w:rFonts w:ascii="Arial" w:cs="Arial" w:eastAsia="Arial" w:hAnsi="Arial"/>
@@ -3395,7 +3395,7 @@
             <w:pPr>
               <w:spacing w:after="20" w:before="0"/>
             </w:pPr>
-            <w:hyperlink w:history="1" r:id="rIdhg2g6u5cpi3tjwqulvf_o">
+            <w:hyperlink w:history="1" r:id="rIdy1siellhce_narnfnfxat">
               <w:r>
                 <w:rPr>
                   <w:rFonts w:ascii="Arial" w:cs="Arial" w:eastAsia="Arial" w:hAnsi="Arial"/>
@@ -3428,7 +3428,7 @@
               <w:spacing w:after="10" w:before="0"/>
               <w:ind w:left="120"/>
             </w:pPr>
-            <w:hyperlink w:history="1" r:id="rIdmdwcnf3aajcnmdjy7guo9">
+            <w:hyperlink w:history="1" r:id="rIdzjotg1j8dyefzw4n3icj-">
               <w:r>
                 <w:rPr>
                   <w:rFonts w:ascii="Arial" w:cs="Arial" w:eastAsia="Arial" w:hAnsi="Arial"/>
@@ -3623,7 +3623,7 @@
             <w:pPr>
               <w:spacing w:after="20" w:before="0"/>
             </w:pPr>
-            <w:hyperlink w:history="1" r:id="rIdiabbjghbahquhlka5wo-r">
+            <w:hyperlink w:history="1" r:id="rIdeerlgjjiz_auw3djqe4ir">
               <w:r>
                 <w:rPr>
                   <w:rFonts w:ascii="Arial" w:cs="Arial" w:eastAsia="Arial" w:hAnsi="Arial"/>
@@ -3656,7 +3656,7 @@
               <w:spacing w:after="10" w:before="0"/>
               <w:ind w:left="120"/>
             </w:pPr>
-            <w:hyperlink w:history="1" r:id="rIdkur4pipforhjph9aww9um">
+            <w:hyperlink w:history="1" r:id="rIdr6eqsjbaetk4p3pfc_hui">
               <w:r>
                 <w:rPr>
                   <w:rFonts w:ascii="Arial" w:cs="Arial" w:eastAsia="Arial" w:hAnsi="Arial"/>
@@ -3701,7 +3701,7 @@
             <w:pPr>
               <w:spacing w:after="20" w:before="0"/>
             </w:pPr>
-            <w:hyperlink w:history="1" r:id="rId-vfidph70pzodvczz8yj4">
+            <w:hyperlink w:history="1" r:id="rId3wtu3y3axzrxx99cm5klm">
               <w:r>
                 <w:rPr>
                   <w:rFonts w:ascii="Arial" w:cs="Arial" w:eastAsia="Arial" w:hAnsi="Arial"/>
@@ -3734,7 +3734,7 @@
               <w:spacing w:after="10" w:before="0"/>
               <w:ind w:left="120"/>
             </w:pPr>
-            <w:hyperlink w:history="1" r:id="rIdi2ffangyg9rdlchft53zx">
+            <w:hyperlink w:history="1" r:id="rId78gexgav1x4ipyshwpv9o">
               <w:r>
                 <w:rPr>
                   <w:rFonts w:ascii="Arial" w:cs="Arial" w:eastAsia="Arial" w:hAnsi="Arial"/>
@@ -3929,7 +3929,7 @@
             <w:pPr>
               <w:spacing w:after="20" w:before="0"/>
             </w:pPr>
-            <w:hyperlink w:history="1" r:id="rIdz24hgdpa1dq88qmnqsnry">
+            <w:hyperlink w:history="1" r:id="rIdx7nlfxtdxzdeqwimfkccl">
               <w:r>
                 <w:rPr>
                   <w:rFonts w:ascii="Arial" w:cs="Arial" w:eastAsia="Arial" w:hAnsi="Arial"/>
@@ -3978,7 +3978,7 @@
               <w:spacing w:after="10" w:before="0"/>
               <w:ind w:left="120"/>
             </w:pPr>
-            <w:hyperlink w:history="1" r:id="rIdwypvomchfzawoy1jmlsht">
+            <w:hyperlink w:history="1" r:id="rIdlmi23y-wfw7qiclhvnlwk">
               <w:r>
                 <w:rPr>
                   <w:rFonts w:ascii="Arial" w:cs="Arial" w:eastAsia="Arial" w:hAnsi="Arial"/>
@@ -4023,7 +4023,7 @@
             <w:pPr>
               <w:spacing w:after="20" w:before="0"/>
             </w:pPr>
-            <w:hyperlink w:history="1" r:id="rIdqg-8kx4npvzn01i4yp0zh">
+            <w:hyperlink w:history="1" r:id="rIdnipc1ecj-5vwgyrvzdkvi">
               <w:r>
                 <w:rPr>
                   <w:rFonts w:ascii="Arial" w:cs="Arial" w:eastAsia="Arial" w:hAnsi="Arial"/>
@@ -4056,7 +4056,7 @@
               <w:spacing w:after="10" w:before="0"/>
               <w:ind w:left="120"/>
             </w:pPr>
-            <w:hyperlink w:history="1" r:id="rIdzyieqbgami_vw8yuzdyop">
+            <w:hyperlink w:history="1" r:id="rIdw-c8ykavas3gmj2ak5nx8">
               <w:r>
                 <w:rPr>
                   <w:rFonts w:ascii="Arial" w:cs="Arial" w:eastAsia="Arial" w:hAnsi="Arial"/>
@@ -4251,7 +4251,7 @@
             <w:pPr>
               <w:spacing w:after="20" w:before="0"/>
             </w:pPr>
-            <w:hyperlink w:history="1" r:id="rIdniqwpch1fm1xp4i6e2arz">
+            <w:hyperlink w:history="1" r:id="rIdtckvobeosdfyil_dpvhic">
               <w:r>
                 <w:rPr>
                   <w:rFonts w:ascii="Arial" w:cs="Arial" w:eastAsia="Arial" w:hAnsi="Arial"/>
@@ -4284,7 +4284,7 @@
               <w:spacing w:after="10" w:before="0"/>
               <w:ind w:left="120"/>
             </w:pPr>
-            <w:hyperlink w:history="1" r:id="rIdl6lahbo5cg5liyxa6avlp">
+            <w:hyperlink w:history="1" r:id="rIdyyjkyfb1kkavyuqqog0ka">
               <w:r>
                 <w:rPr>
                   <w:rFonts w:ascii="Arial" w:cs="Arial" w:eastAsia="Arial" w:hAnsi="Arial"/>
@@ -4329,7 +4329,7 @@
             <w:pPr>
               <w:spacing w:after="20" w:before="0"/>
             </w:pPr>
-            <w:hyperlink w:history="1" r:id="rIdhj7_gxplmmxwqx07u1f9h">
+            <w:hyperlink w:history="1" r:id="rIdbgk4rpvzko2jeuxref4ut">
               <w:r>
                 <w:rPr>
                   <w:rFonts w:ascii="Arial" w:cs="Arial" w:eastAsia="Arial" w:hAnsi="Arial"/>
@@ -4362,7 +4362,7 @@
               <w:spacing w:after="10" w:before="0"/>
               <w:ind w:left="120"/>
             </w:pPr>
-            <w:hyperlink w:history="1" r:id="rIdqnbbxrpqmzovlaahcs7gw">
+            <w:hyperlink w:history="1" r:id="rIdf8pe2myjfn_qupreebkhk">
               <w:r>
                 <w:rPr>
                   <w:rFonts w:ascii="Arial" w:cs="Arial" w:eastAsia="Arial" w:hAnsi="Arial"/>
@@ -4557,7 +4557,7 @@
             <w:pPr>
               <w:spacing w:after="20" w:before="0"/>
             </w:pPr>
-            <w:hyperlink w:history="1" r:id="rIdecasthplieh21ljhaxts3">
+            <w:hyperlink w:history="1" r:id="rIdqan_-fc02btydmmrc-i4o">
               <w:r>
                 <w:rPr>
                   <w:rFonts w:ascii="Arial" w:cs="Arial" w:eastAsia="Arial" w:hAnsi="Arial"/>
@@ -4590,7 +4590,7 @@
               <w:spacing w:after="10" w:before="0"/>
               <w:ind w:left="120"/>
             </w:pPr>
-            <w:hyperlink w:history="1" r:id="rId-drwtovuawicuuz4z5xpd">
+            <w:hyperlink w:history="1" r:id="rIdhcqknhgeviqk-cfst0qa6">
               <w:r>
                 <w:rPr>
                   <w:rFonts w:ascii="Arial" w:cs="Arial" w:eastAsia="Arial" w:hAnsi="Arial"/>
@@ -4635,7 +4635,7 @@
             <w:pPr>
               <w:spacing w:after="20" w:before="0"/>
             </w:pPr>
-            <w:hyperlink w:history="1" r:id="rIdtbd6d1bxjrdisuhnxqagy">
+            <w:hyperlink w:history="1" r:id="rIdy1kwnco0nve_fuzqw5hvv">
               <w:r>
                 <w:rPr>
                   <w:rFonts w:ascii="Arial" w:cs="Arial" w:eastAsia="Arial" w:hAnsi="Arial"/>
@@ -4668,7 +4668,7 @@
               <w:spacing w:after="10" w:before="0"/>
               <w:ind w:left="120"/>
             </w:pPr>
-            <w:hyperlink w:history="1" r:id="rIdsf42o5bjmx65xirodfg2r">
+            <w:hyperlink w:history="1" r:id="rIdzgcilk0qaaisv70sh10x7">
               <w:r>
                 <w:rPr>
                   <w:rFonts w:ascii="Arial" w:cs="Arial" w:eastAsia="Arial" w:hAnsi="Arial"/>
@@ -5256,7 +5256,7 @@
         </w:rPr>
         <w:t xml:space="preserve">© 2026 SeaVuria and ARES. Aligned with KICD objectives. Developed by SeaVuria; technical implementation by ARES (with AI assistance from Claude). Licensed under </w:t>
       </w:r>
-      <w:hyperlink w:history="1" r:id="rId6w-hweldrvnmxbq0ii0rk">
+      <w:hyperlink w:history="1" r:id="rIdgsfwspqkdatqnhlur3eyy">
         <w:r>
           <w:rPr>
             <w:rFonts w:ascii="Arial" w:cs="Arial" w:eastAsia="Arial" w:hAnsi="Arial"/>
@@ -5277,7 +5277,7 @@
         </w:rPr>
         <w:t xml:space="preserve"> (</w:t>
       </w:r>
-      <w:hyperlink w:history="1" r:id="rId62jv80q8cidfnvf3qqqb0">
+      <w:hyperlink w:history="1" r:id="rIdwtf9xukmxbft9t9pesfcw">
         <w:r>
           <w:rPr>
             <w:rFonts w:ascii="Arial" w:cs="Arial" w:eastAsia="Arial" w:hAnsi="Arial"/>
@@ -6466,7 +6466,7 @@
               <w:spacing w:after="10" w:before="0"/>
               <w:ind w:left="120"/>
             </w:pPr>
-            <w:hyperlink w:history="1" r:id="rIddkweshsuajy-hjllswuti">
+            <w:hyperlink w:history="1" r:id="rIdlsq8z4y4yv-pswmowwgrq">
               <w:r>
                 <w:rPr>
                   <w:rFonts w:ascii="Arial" w:cs="Arial" w:eastAsia="Arial" w:hAnsi="Arial"/>
@@ -6543,7 +6543,7 @@
               <w:spacing w:after="10" w:before="0"/>
               <w:ind w:left="120"/>
             </w:pPr>
-            <w:hyperlink w:history="1" r:id="rIdnrvbnszhsiwcpl7jwi_p1">
+            <w:hyperlink w:history="1" r:id="rIdq5z0tkjujr9m080puyvcg">
               <w:r>
                 <w:rPr>
                   <w:rFonts w:ascii="Arial" w:cs="Arial" w:eastAsia="Arial" w:hAnsi="Arial"/>
@@ -6770,7 +6770,7 @@
               <w:spacing w:after="10" w:before="0"/>
               <w:ind w:left="120"/>
             </w:pPr>
-            <w:hyperlink w:history="1" r:id="rIdk7fxzwpnd9lg-a9ayjcer">
+            <w:hyperlink w:history="1" r:id="rId4dpnzupgrhtzamaqpz0bb">
               <w:r>
                 <w:rPr>
                   <w:rFonts w:ascii="Arial" w:cs="Arial" w:eastAsia="Arial" w:hAnsi="Arial"/>
@@ -6847,7 +6847,7 @@
               <w:spacing w:after="10" w:before="0"/>
               <w:ind w:left="120"/>
             </w:pPr>
-            <w:hyperlink w:history="1" r:id="rIdqb6agmghzhx2zb77femyf">
+            <w:hyperlink w:history="1" r:id="rIdfc87k7-cicgjjdcrff7tp">
               <w:r>
                 <w:rPr>
                   <w:rFonts w:ascii="Arial" w:cs="Arial" w:eastAsia="Arial" w:hAnsi="Arial"/>
@@ -7074,7 +7074,7 @@
               <w:spacing w:after="10" w:before="0"/>
               <w:ind w:left="120"/>
             </w:pPr>
-            <w:hyperlink w:history="1" r:id="rIditm6dzjbxr75yuwk1oxru">
+            <w:hyperlink w:history="1" r:id="rIdpcaknzcjhg4hruvgdrpp-">
               <w:r>
                 <w:rPr>
                   <w:rFonts w:ascii="Arial" w:cs="Arial" w:eastAsia="Arial" w:hAnsi="Arial"/>
@@ -7151,7 +7151,7 @@
               <w:spacing w:after="10" w:before="0"/>
               <w:ind w:left="120"/>
             </w:pPr>
-            <w:hyperlink w:history="1" r:id="rIdfwqecd4dggqxmyp9zlxy4">
+            <w:hyperlink w:history="1" r:id="rIdgktiiejo8zt8bp3x1zeua">
               <w:r>
                 <w:rPr>
                   <w:rFonts w:ascii="Arial" w:cs="Arial" w:eastAsia="Arial" w:hAnsi="Arial"/>
@@ -7378,7 +7378,7 @@
               <w:spacing w:after="10" w:before="0"/>
               <w:ind w:left="120"/>
             </w:pPr>
-            <w:hyperlink w:history="1" r:id="rIdmrqlnpolostjdu6yvxkbq">
+            <w:hyperlink w:history="1" r:id="rIdyby4wm1zl0wfajt33bm_y">
               <w:r>
                 <w:rPr>
                   <w:rFonts w:ascii="Arial" w:cs="Arial" w:eastAsia="Arial" w:hAnsi="Arial"/>
@@ -7455,7 +7455,7 @@
               <w:spacing w:after="10" w:before="0"/>
               <w:ind w:left="120"/>
             </w:pPr>
-            <w:hyperlink w:history="1" r:id="rIdg3jxfgrtgyf7i9atfaidc">
+            <w:hyperlink w:history="1" r:id="rIdvjt40d5cjyofxi4t2z2bf">
               <w:r>
                 <w:rPr>
                   <w:rFonts w:ascii="Arial" w:cs="Arial" w:eastAsia="Arial" w:hAnsi="Arial"/>
@@ -7682,7 +7682,7 @@
               <w:spacing w:after="10" w:before="0"/>
               <w:ind w:left="120"/>
             </w:pPr>
-            <w:hyperlink w:history="1" r:id="rIdmgjnjcpjwkbqpvdle6vrb">
+            <w:hyperlink w:history="1" r:id="rId0qn3rnr-zif1_kmo-ocou">
               <w:r>
                 <w:rPr>
                   <w:rFonts w:ascii="Arial" w:cs="Arial" w:eastAsia="Arial" w:hAnsi="Arial"/>
@@ -7759,7 +7759,7 @@
               <w:spacing w:after="10" w:before="0"/>
               <w:ind w:left="120"/>
             </w:pPr>
-            <w:hyperlink w:history="1" r:id="rIdreduhecldzw6by8cjhx_7">
+            <w:hyperlink w:history="1" r:id="rIdri6cg9kco14stmhrsrzvj">
               <w:r>
                 <w:rPr>
                   <w:rFonts w:ascii="Arial" w:cs="Arial" w:eastAsia="Arial" w:hAnsi="Arial"/>
@@ -8362,7 +8362,7 @@
         </w:rPr>
         <w:t xml:space="preserve">© 2026 SeaVuria and ARES. Aligned with KICD objectives. Developed by SeaVuria; technical implementation by ARES (with AI assistance from Claude). Licensed under </w:t>
       </w:r>
-      <w:hyperlink w:history="1" r:id="rId0mhwviisyvamrkxbll9_v">
+      <w:hyperlink w:history="1" r:id="rIdq0liyzlcdfpd3_dz-4uny">
         <w:r>
           <w:rPr>
             <w:rFonts w:ascii="Arial" w:cs="Arial" w:eastAsia="Arial" w:hAnsi="Arial"/>
@@ -8383,7 +8383,7 @@
         </w:rPr>
         <w:t xml:space="preserve"> (</w:t>
       </w:r>
-      <w:hyperlink w:history="1" r:id="rIdmindsbotn16z1wxlrsk6n">
+      <w:hyperlink w:history="1" r:id="rIdhakp5_puuj5iya2-rb1il">
         <w:r>
           <w:rPr>
             <w:rFonts w:ascii="Arial" w:cs="Arial" w:eastAsia="Arial" w:hAnsi="Arial"/>
@@ -9592,7 +9592,7 @@
               <w:spacing w:after="10" w:before="0"/>
               <w:ind w:left="120"/>
             </w:pPr>
-            <w:hyperlink w:history="1" r:id="rId39mas83hhtgc7dc7fjqns">
+            <w:hyperlink w:history="1" r:id="rId1tinh-gup4vvdfgukx2m8">
               <w:r>
                 <w:rPr>
                   <w:rFonts w:ascii="Arial" w:cs="Arial" w:eastAsia="Arial" w:hAnsi="Arial"/>
@@ -9652,7 +9652,7 @@
             <w:pPr>
               <w:spacing w:after="20" w:before="0"/>
             </w:pPr>
-            <w:hyperlink w:history="1" r:id="rIdc1lxe7wjylrvrv9hmrlao">
+            <w:hyperlink w:history="1" r:id="rIdtj0krkra_0urhmeg5tg4m">
               <w:r>
                 <w:rPr>
                   <w:rFonts w:ascii="Arial" w:cs="Arial" w:eastAsia="Arial" w:hAnsi="Arial"/>
@@ -9685,7 +9685,7 @@
               <w:spacing w:after="10" w:before="0"/>
               <w:ind w:left="120"/>
             </w:pPr>
-            <w:hyperlink w:history="1" r:id="rId_wa4f7ufrdcuqw8phmu7o">
+            <w:hyperlink w:history="1" r:id="rIdqgvgq0xzotcdkvvcsstcd">
               <w:r>
                 <w:rPr>
                   <w:rFonts w:ascii="Arial" w:cs="Arial" w:eastAsia="Arial" w:hAnsi="Arial"/>
@@ -9897,7 +9897,7 @@
               <w:spacing w:after="10" w:before="0"/>
               <w:ind w:left="120"/>
             </w:pPr>
-            <w:hyperlink w:history="1" r:id="rId7qxbop4o02wx60ovooapu">
+            <w:hyperlink w:history="1" r:id="rIdawi2swo2nlajd7ttlzkc9">
               <w:r>
                 <w:rPr>
                   <w:rFonts w:ascii="Arial" w:cs="Arial" w:eastAsia="Arial" w:hAnsi="Arial"/>
@@ -9957,7 +9957,7 @@
             <w:pPr>
               <w:spacing w:after="20" w:before="0"/>
             </w:pPr>
-            <w:hyperlink w:history="1" r:id="rId5zjd6fyzpnbwbgnymalsz">
+            <w:hyperlink w:history="1" r:id="rId6liluvtuhgtwmxggey8rd">
               <w:r>
                 <w:rPr>
                   <w:rFonts w:ascii="Arial" w:cs="Arial" w:eastAsia="Arial" w:hAnsi="Arial"/>
@@ -9990,7 +9990,7 @@
               <w:spacing w:after="10" w:before="0"/>
               <w:ind w:left="120"/>
             </w:pPr>
-            <w:hyperlink w:history="1" r:id="rIdbjzyorhfoee79zzbosa4a">
+            <w:hyperlink w:history="1" r:id="rIdbijm8eyv74fwur1zmzrf6">
               <w:r>
                 <w:rPr>
                   <w:rFonts w:ascii="Arial" w:cs="Arial" w:eastAsia="Arial" w:hAnsi="Arial"/>
@@ -10202,7 +10202,7 @@
               <w:spacing w:after="10" w:before="0"/>
               <w:ind w:left="120"/>
             </w:pPr>
-            <w:hyperlink w:history="1" r:id="rIdbuz8lt_flvfyzxb9r9ghx">
+            <w:hyperlink w:history="1" r:id="rId0bqeihmdhjxqa0tix4sgk">
               <w:r>
                 <w:rPr>
                   <w:rFonts w:ascii="Arial" w:cs="Arial" w:eastAsia="Arial" w:hAnsi="Arial"/>
@@ -10262,7 +10262,7 @@
             <w:pPr>
               <w:spacing w:after="20" w:before="0"/>
             </w:pPr>
-            <w:hyperlink w:history="1" r:id="rIdvx1gn_tkpgpp6yzbs3rqd">
+            <w:hyperlink w:history="1" r:id="rId581zt8sjlt8v9zj-dy_va">
               <w:r>
                 <w:rPr>
                   <w:rFonts w:ascii="Arial" w:cs="Arial" w:eastAsia="Arial" w:hAnsi="Arial"/>
@@ -10295,7 +10295,7 @@
               <w:spacing w:after="10" w:before="0"/>
               <w:ind w:left="120"/>
             </w:pPr>
-            <w:hyperlink w:history="1" r:id="rIdgbkwhqxsnxealsbapas-a">
+            <w:hyperlink w:history="1" r:id="rIdvxfpyily66uurhz6wqod4">
               <w:r>
                 <w:rPr>
                   <w:rFonts w:ascii="Arial" w:cs="Arial" w:eastAsia="Arial" w:hAnsi="Arial"/>
@@ -10337,7 +10337,7 @@
                 <w:sz w:val="18"/>
                 <w:szCs w:val="18"/>
               </w:rPr>
-              <w:t xml:space="preserve">Groups return to their seats. The teacher leads a whole-class debrief structured around cold-called group presentations. Three groups are cold-called, each asked to explain ONE specific enzyme from their chart in detail, connecting it to the ugali-sukuma wiki-nyama choma phenomenon. After each cold-called explanation, the class is invited to add, correct, or question. The teacher then delivers a 5-minute consolidating explanation using the completed charts on the wall as reference, explicitly addressing: (1) why enzyme specificity matters — why salivary amylase cannot break down protein; (2) the sequential logic of enzyme deployment — why it is adaptive that protein digestion begins in the acid environment of the stomach rather than the mouth; (3) the introduction (first mention) of the concept that enzymes are specific to their substrates, connecting to the puzzle question of how the body avoids digesting itself (mucus lining — flagged for Lesson 5). Learners annotate their own charts with corrections and additions in a different coloured pen.</w:t>
+              <w:t xml:space="preserve">Groups return to their seats. The teacher leads a whole-class debrief structured around cold-called group presentations. Three groups are cold-called, each asked to explain ONE specific enzyme from their chart in detail, connecting it to the ugali-sukuma wiki-nyama choma phenomenon. After each cold-called explanation, the class is invited to add, correct, or question. The teacher then delivers a 5-minute consolidating explanation using the completed charts on the wall as reference, explicitly addressing: (1) why enzyme specificity matters — why salivary amylase cannot break down protein; (2) the sequential logic of enzyme deployment — why it is adaptive that protein digestion begins in the acid environment of the stomach rather than the mouth; (3) the introduction (first mention) of the concept that enzymes are specific to their substrates, connecting to the puzzle question of how the body avoids digesting itself (mucus lining — flagged for Lesson 6). Learners annotate their own charts with corrections and additions in a different coloured pen.</w:t>
             </w:r>
           </w:p>
         </w:tc>
@@ -10507,7 +10507,7 @@
               <w:spacing w:after="10" w:before="0"/>
               <w:ind w:left="120"/>
             </w:pPr>
-            <w:hyperlink w:history="1" r:id="rIdn-ctixzy6ui8l9uwzwo58">
+            <w:hyperlink w:history="1" r:id="rId6wh-xfvwlbsinsolqurbd">
               <w:r>
                 <w:rPr>
                   <w:rFonts w:ascii="Arial" w:cs="Arial" w:eastAsia="Arial" w:hAnsi="Arial"/>
@@ -10567,7 +10567,7 @@
             <w:pPr>
               <w:spacing w:after="20" w:before="0"/>
             </w:pPr>
-            <w:hyperlink w:history="1" r:id="rId9e9_rmntqj0hw4jekvyoa">
+            <w:hyperlink w:history="1" r:id="rIdlrfc98suky3sr7bgloajy">
               <w:r>
                 <w:rPr>
                   <w:rFonts w:ascii="Arial" w:cs="Arial" w:eastAsia="Arial" w:hAnsi="Arial"/>
@@ -10600,7 +10600,7 @@
               <w:spacing w:after="10" w:before="0"/>
               <w:ind w:left="120"/>
             </w:pPr>
-            <w:hyperlink w:history="1" r:id="rIdv8r2wc738jwden_g8nhqj">
+            <w:hyperlink w:history="1" r:id="rIdecq4igteflrhlmg9q1yca">
               <w:r>
                 <w:rPr>
                   <w:rFonts w:ascii="Arial" w:cs="Arial" w:eastAsia="Arial" w:hAnsi="Arial"/>
@@ -10642,7 +10642,7 @@
                 <w:sz w:val="18"/>
                 <w:szCs w:val="18"/>
               </w:rPr>
-              <w:t xml:space="preserve">Learners revisit the Driving Question Board established in Lesson 1 and updated in Lesson 2. Working individually for 2 minutes, each learner writes on a sticky note: one question that today's enzyme research HAS answered for them and one new question that today's research has RAISED. Learners post both sticky notes on the DQB — answered questions go to a 'We Now Know' column, new questions go to the 'We Still Wonder' column. The teacher reads 3–4 new 'We Still Wonder' questions aloud and briefly acknowledges which will be addressed in upcoming lessons, with particular emphasis on: 'How does the body avoid digesting itself?' (Lesson 5) and 'What happens when enzymes are missing or not working properly?' (Lesson 6 — enzyme deficiency and digestive disease).</w:t>
+              <w:t xml:space="preserve">Learners revisit the Driving Question Board established in Lesson 1 and updated in Lesson 2. Working individually for 2 minutes, each learner writes on a sticky note: one question that today's enzyme research HAS answered for them and one new question that today's research has RAISED. Learners post both sticky notes on the DQB — answered questions go to a 'We Now Know' column, new questions go to the 'We Still Wonder' column. The teacher reads 3–4 new 'We Still Wonder' questions aloud and briefly acknowledges which will be addressed in upcoming lessons, with particular emphasis on: 'How does the body avoid digesting itself?' (Lesson 6) and 'What happens when enzymes are missing or not working properly?' (Lesson 6 — enzyme deficiency and digestive disease).</w:t>
             </w:r>
           </w:p>
         </w:tc>
@@ -10812,7 +10812,7 @@
               <w:spacing w:after="10" w:before="0"/>
               <w:ind w:left="120"/>
             </w:pPr>
-            <w:hyperlink w:history="1" r:id="rIdfvtl4imagoflr_cqjj23b">
+            <w:hyperlink w:history="1" r:id="rIdw-zw5_p4unriqn-50nyzd">
               <w:r>
                 <w:rPr>
                   <w:rFonts w:ascii="Arial" w:cs="Arial" w:eastAsia="Arial" w:hAnsi="Arial"/>
@@ -10872,7 +10872,7 @@
             <w:pPr>
               <w:spacing w:after="20" w:before="0"/>
             </w:pPr>
-            <w:hyperlink w:history="1" r:id="rId-efuaawmxdcrfflaeo3pt">
+            <w:hyperlink w:history="1" r:id="rId4oj3ckxltxvm4s8hixpls">
               <w:r>
                 <w:rPr>
                   <w:rFonts w:ascii="Arial" w:cs="Arial" w:eastAsia="Arial" w:hAnsi="Arial"/>
@@ -10905,7 +10905,7 @@
               <w:spacing w:after="10" w:before="0"/>
               <w:ind w:left="120"/>
             </w:pPr>
-            <w:hyperlink w:history="1" r:id="rId6euz9zomtmtozj15dceae">
+            <w:hyperlink w:history="1" r:id="rIdsf3r4cbuqdfqfoahlwop5">
               <w:r>
                 <w:rPr>
                   <w:rFonts w:ascii="Arial" w:cs="Arial" w:eastAsia="Arial" w:hAnsi="Arial"/>
@@ -11493,7 +11493,7 @@
         </w:rPr>
         <w:t xml:space="preserve">© 2026 SeaVuria and ARES. Aligned with KICD objectives. Developed by SeaVuria; technical implementation by ARES (with AI assistance from Claude). Licensed under </w:t>
       </w:r>
-      <w:hyperlink w:history="1" r:id="rIdufjtucy4xgsjr_h0zlkca">
+      <w:hyperlink w:history="1" r:id="rIdwkvayud5t7pynm1bhbnzs">
         <w:r>
           <w:rPr>
             <w:rFonts w:ascii="Arial" w:cs="Arial" w:eastAsia="Arial" w:hAnsi="Arial"/>
@@ -11514,7 +11514,7 @@
         </w:rPr>
         <w:t xml:space="preserve"> (</w:t>
       </w:r>
-      <w:hyperlink w:history="1" r:id="rId6ib0n2h-y5zgcpiavyrkh">
+      <w:hyperlink w:history="1" r:id="rIdopsi2duddm9ggwpoe2jy5">
         <w:r>
           <w:rPr>
             <w:rFonts w:ascii="Arial" w:cs="Arial" w:eastAsia="Arial" w:hAnsi="Arial"/>
@@ -12527,7 +12527,7 @@
             <w:pPr>
               <w:spacing w:after="20" w:before="0"/>
             </w:pPr>
-            <w:hyperlink w:history="1" r:id="rIdgtclqmrxcb4zj2rmbu3rs">
+            <w:hyperlink w:history="1" r:id="rIdvjldrz8dy2lcqdqghcfv9">
               <w:r>
                 <w:rPr>
                   <w:rFonts w:ascii="Arial" w:cs="Arial" w:eastAsia="Arial" w:hAnsi="Arial"/>
@@ -12576,7 +12576,7 @@
               <w:spacing w:after="10" w:before="0"/>
               <w:ind w:left="120"/>
             </w:pPr>
-            <w:hyperlink w:history="1" r:id="rIdzm26ong5v_katn7ygypmn">
+            <w:hyperlink w:history="1" r:id="rIdhznvo7hv61jijnxvfmmij">
               <w:r>
                 <w:rPr>
                   <w:rFonts w:ascii="Arial" w:cs="Arial" w:eastAsia="Arial" w:hAnsi="Arial"/>
@@ -12638,7 +12638,7 @@
               <w:spacing w:after="10" w:before="0"/>
               <w:ind w:left="120"/>
             </w:pPr>
-            <w:hyperlink w:history="1" r:id="rIdvwvugdqay90p9by5ocukz">
+            <w:hyperlink w:history="1" r:id="rIddtk7k7k1araiituu6dmgg">
               <w:r>
                 <w:rPr>
                   <w:rFonts w:ascii="Arial" w:cs="Arial" w:eastAsia="Arial" w:hAnsi="Arial"/>
@@ -12848,7 +12848,7 @@
             <w:pPr>
               <w:spacing w:after="20" w:before="0"/>
             </w:pPr>
-            <w:hyperlink w:history="1" r:id="rIdwnilzn8lfghujdu_vn_-6">
+            <w:hyperlink w:history="1" r:id="rId5kvx_tyef0gpvr0osgrn0">
               <w:r>
                 <w:rPr>
                   <w:rFonts w:ascii="Arial" w:cs="Arial" w:eastAsia="Arial" w:hAnsi="Arial"/>
@@ -12897,7 +12897,7 @@
               <w:spacing w:after="10" w:before="0"/>
               <w:ind w:left="120"/>
             </w:pPr>
-            <w:hyperlink w:history="1" r:id="rIdkfqtdmvekn_crpe20romo">
+            <w:hyperlink w:history="1" r:id="rIdjgjn2nsz-3asjp6qbyccv">
               <w:r>
                 <w:rPr>
                   <w:rFonts w:ascii="Arial" w:cs="Arial" w:eastAsia="Arial" w:hAnsi="Arial"/>
@@ -12959,7 +12959,7 @@
               <w:spacing w:after="10" w:before="0"/>
               <w:ind w:left="120"/>
             </w:pPr>
-            <w:hyperlink w:history="1" r:id="rId0qz7mndszdrrtndcj6zjh">
+            <w:hyperlink w:history="1" r:id="rIdpdzejtvjjd2xyqnppl_rx">
               <w:r>
                 <w:rPr>
                   <w:rFonts w:ascii="Arial" w:cs="Arial" w:eastAsia="Arial" w:hAnsi="Arial"/>
@@ -13169,7 +13169,7 @@
             <w:pPr>
               <w:spacing w:after="20" w:before="0"/>
             </w:pPr>
-            <w:hyperlink w:history="1" r:id="rIdy9wus8obqdxjret9wwkkc">
+            <w:hyperlink w:history="1" r:id="rIdqskj6lsi5tizelufe7_aj">
               <w:r>
                 <w:rPr>
                   <w:rFonts w:ascii="Arial" w:cs="Arial" w:eastAsia="Arial" w:hAnsi="Arial"/>
@@ -13218,7 +13218,7 @@
               <w:spacing w:after="10" w:before="0"/>
               <w:ind w:left="120"/>
             </w:pPr>
-            <w:hyperlink w:history="1" r:id="rIdtsiqxtsspdtiaywwtnp3b">
+            <w:hyperlink w:history="1" r:id="rIdtxfwonpk0yxjghmv9yapw">
               <w:r>
                 <w:rPr>
                   <w:rFonts w:ascii="Arial" w:cs="Arial" w:eastAsia="Arial" w:hAnsi="Arial"/>
@@ -13280,7 +13280,7 @@
               <w:spacing w:after="10" w:before="0"/>
               <w:ind w:left="120"/>
             </w:pPr>
-            <w:hyperlink w:history="1" r:id="rIdzgrcs7zdlnwrqne1zjpge">
+            <w:hyperlink w:history="1" r:id="rIdlwwyt1lphf2y89sk0hwaz">
               <w:r>
                 <w:rPr>
                   <w:rFonts w:ascii="Arial" w:cs="Arial" w:eastAsia="Arial" w:hAnsi="Arial"/>
@@ -13490,7 +13490,7 @@
             <w:pPr>
               <w:spacing w:after="20" w:before="0"/>
             </w:pPr>
-            <w:hyperlink w:history="1" r:id="rIdqdalgtteez7-9zeyrmslk">
+            <w:hyperlink w:history="1" r:id="rId0amzq0z0czsszwpikisyq">
               <w:r>
                 <w:rPr>
                   <w:rFonts w:ascii="Arial" w:cs="Arial" w:eastAsia="Arial" w:hAnsi="Arial"/>
@@ -13539,7 +13539,7 @@
               <w:spacing w:after="10" w:before="0"/>
               <w:ind w:left="120"/>
             </w:pPr>
-            <w:hyperlink w:history="1" r:id="rId7_-r7scuulh5lbagtdpcq">
+            <w:hyperlink w:history="1" r:id="rIdcew9f9s6c0yf0dako2wqu">
               <w:r>
                 <w:rPr>
                   <w:rFonts w:ascii="Arial" w:cs="Arial" w:eastAsia="Arial" w:hAnsi="Arial"/>
@@ -13601,7 +13601,7 @@
               <w:spacing w:after="10" w:before="0"/>
               <w:ind w:left="120"/>
             </w:pPr>
-            <w:hyperlink w:history="1" r:id="rId6jeex9i-6_kpubotqc6dw">
+            <w:hyperlink w:history="1" r:id="rIddlh3nhnyrprm5hwpjnjgz">
               <w:r>
                 <w:rPr>
                   <w:rFonts w:ascii="Arial" w:cs="Arial" w:eastAsia="Arial" w:hAnsi="Arial"/>
@@ -13811,7 +13811,7 @@
             <w:pPr>
               <w:spacing w:after="20" w:before="0"/>
             </w:pPr>
-            <w:hyperlink w:history="1" r:id="rIdgwulja-afbfcukigud9yt">
+            <w:hyperlink w:history="1" r:id="rId59f66urhpyuwsg-5s3yxs">
               <w:r>
                 <w:rPr>
                   <w:rFonts w:ascii="Arial" w:cs="Arial" w:eastAsia="Arial" w:hAnsi="Arial"/>
@@ -13860,7 +13860,7 @@
               <w:spacing w:after="10" w:before="0"/>
               <w:ind w:left="120"/>
             </w:pPr>
-            <w:hyperlink w:history="1" r:id="rIdocff6kppglly11pg22gmy">
+            <w:hyperlink w:history="1" r:id="rIdj5zo1vhqjau1rvldbgjpc">
               <w:r>
                 <w:rPr>
                   <w:rFonts w:ascii="Arial" w:cs="Arial" w:eastAsia="Arial" w:hAnsi="Arial"/>
@@ -13922,7 +13922,7 @@
               <w:spacing w:after="10" w:before="0"/>
               <w:ind w:left="120"/>
             </w:pPr>
-            <w:hyperlink w:history="1" r:id="rId8hf8r8rratwdozz8mafjr">
+            <w:hyperlink w:history="1" r:id="rIdhjbhwylqgwhy9qnbiihes">
               <w:r>
                 <w:rPr>
                   <w:rFonts w:ascii="Arial" w:cs="Arial" w:eastAsia="Arial" w:hAnsi="Arial"/>
@@ -14449,7 +14449,7 @@
         </w:rPr>
         <w:t xml:space="preserve">© 2026 SeaVuria and ARES. Aligned with KICD objectives. Developed by SeaVuria; technical implementation by ARES (with AI assistance from Claude). Licensed under </w:t>
       </w:r>
-      <w:hyperlink w:history="1" r:id="rIdxdbnb8ffuyrmzozsqsdnq">
+      <w:hyperlink w:history="1" r:id="rIdgvpya7emudccdkzjfgngp">
         <w:r>
           <w:rPr>
             <w:rFonts w:ascii="Arial" w:cs="Arial" w:eastAsia="Arial" w:hAnsi="Arial"/>
@@ -14470,7 +14470,7 @@
         </w:rPr>
         <w:t xml:space="preserve"> (</w:t>
       </w:r>
-      <w:hyperlink w:history="1" r:id="rIdmfwr81nbqlcs7gn8_kyel">
+      <w:hyperlink w:history="1" r:id="rIdlcauw33kze-tzjh-s9wss">
         <w:r>
           <w:rPr>
             <w:rFonts w:ascii="Arial" w:cs="Arial" w:eastAsia="Arial" w:hAnsi="Arial"/>
@@ -15699,7 +15699,7 @@
               <w:spacing w:after="10" w:before="0"/>
               <w:ind w:left="120"/>
             </w:pPr>
-            <w:hyperlink w:history="1" r:id="rIdkcn5fkhdwztcvnqjfvvnd">
+            <w:hyperlink w:history="1" r:id="rIdhryiphlwur8cw2f2mrtp6">
               <w:r>
                 <w:rPr>
                   <w:rFonts w:ascii="Arial" w:cs="Arial" w:eastAsia="Arial" w:hAnsi="Arial"/>
@@ -15776,7 +15776,7 @@
               <w:spacing w:after="10" w:before="0"/>
               <w:ind w:left="120"/>
             </w:pPr>
-            <w:hyperlink w:history="1" r:id="rIdl6g_qa-pxhispzu_ozymw">
+            <w:hyperlink w:history="1" r:id="rId2ktsw56z4aajtzd5cuipv">
               <w:r>
                 <w:rPr>
                   <w:rFonts w:ascii="Arial" w:cs="Arial" w:eastAsia="Arial" w:hAnsi="Arial"/>
@@ -16003,7 +16003,7 @@
               <w:spacing w:after="10" w:before="0"/>
               <w:ind w:left="120"/>
             </w:pPr>
-            <w:hyperlink w:history="1" r:id="rIdwv6wsb56yor-d5wtqnpza">
+            <w:hyperlink w:history="1" r:id="rIdtriap_wienlherzvq0wpc">
               <w:r>
                 <w:rPr>
                   <w:rFonts w:ascii="Arial" w:cs="Arial" w:eastAsia="Arial" w:hAnsi="Arial"/>
@@ -16080,7 +16080,7 @@
               <w:spacing w:after="10" w:before="0"/>
               <w:ind w:left="120"/>
             </w:pPr>
-            <w:hyperlink w:history="1" r:id="rIdzhbttgqf-zoncvkfyy5cm">
+            <w:hyperlink w:history="1" r:id="rIdji-q7ufxhxoxoomgx4idz">
               <w:r>
                 <w:rPr>
                   <w:rFonts w:ascii="Arial" w:cs="Arial" w:eastAsia="Arial" w:hAnsi="Arial"/>
@@ -16307,7 +16307,7 @@
               <w:spacing w:after="10" w:before="0"/>
               <w:ind w:left="120"/>
             </w:pPr>
-            <w:hyperlink w:history="1" r:id="rIdqgjbr25w3nrghcpkf7uw-">
+            <w:hyperlink w:history="1" r:id="rIdxdtpngtmbbrqig9nkdh2t">
               <w:r>
                 <w:rPr>
                   <w:rFonts w:ascii="Arial" w:cs="Arial" w:eastAsia="Arial" w:hAnsi="Arial"/>
@@ -16384,7 +16384,7 @@
               <w:spacing w:after="10" w:before="0"/>
               <w:ind w:left="120"/>
             </w:pPr>
-            <w:hyperlink w:history="1" r:id="rId579jjgwrftivzya4e8t-m">
+            <w:hyperlink w:history="1" r:id="rIdqam6dhdgk0icbjsjo9k7s">
               <w:r>
                 <w:rPr>
                   <w:rFonts w:ascii="Arial" w:cs="Arial" w:eastAsia="Arial" w:hAnsi="Arial"/>
@@ -16611,7 +16611,7 @@
               <w:spacing w:after="10" w:before="0"/>
               <w:ind w:left="120"/>
             </w:pPr>
-            <w:hyperlink w:history="1" r:id="rIdjx8676sc4nwiyx23qtgw0">
+            <w:hyperlink w:history="1" r:id="rIdqx7xjutfwtqcxytwzp9te">
               <w:r>
                 <w:rPr>
                   <w:rFonts w:ascii="Arial" w:cs="Arial" w:eastAsia="Arial" w:hAnsi="Arial"/>
@@ -16688,7 +16688,7 @@
               <w:spacing w:after="10" w:before="0"/>
               <w:ind w:left="120"/>
             </w:pPr>
-            <w:hyperlink w:history="1" r:id="rIdlohnzu8fgtbcelho2hfur">
+            <w:hyperlink w:history="1" r:id="rIdcavaggdx3jcicivhnmzu2">
               <w:r>
                 <w:rPr>
                   <w:rFonts w:ascii="Arial" w:cs="Arial" w:eastAsia="Arial" w:hAnsi="Arial"/>
@@ -16915,7 +16915,7 @@
               <w:spacing w:after="10" w:before="0"/>
               <w:ind w:left="120"/>
             </w:pPr>
-            <w:hyperlink w:history="1" r:id="rIdrofwd6rrla10s93xwi5p3">
+            <w:hyperlink w:history="1" r:id="rIdydde2ifudsb6ujfikppec">
               <w:r>
                 <w:rPr>
                   <w:rFonts w:ascii="Arial" w:cs="Arial" w:eastAsia="Arial" w:hAnsi="Arial"/>
@@ -16992,7 +16992,7 @@
               <w:spacing w:after="10" w:before="0"/>
               <w:ind w:left="120"/>
             </w:pPr>
-            <w:hyperlink w:history="1" r:id="rIdeqb8vyhju_6_i0ewrobhl">
+            <w:hyperlink w:history="1" r:id="rIdubtd6hnqnqiy7nsyok4yh">
               <w:r>
                 <w:rPr>
                   <w:rFonts w:ascii="Arial" w:cs="Arial" w:eastAsia="Arial" w:hAnsi="Arial"/>
@@ -17595,7 +17595,7 @@
         </w:rPr>
         <w:t xml:space="preserve">© 2026 SeaVuria and ARES. Aligned with KICD objectives. Developed by SeaVuria; technical implementation by ARES (with AI assistance from Claude). Licensed under </w:t>
       </w:r>
-      <w:hyperlink w:history="1" r:id="rIdatkwehm3fqqr2umegixwf">
+      <w:hyperlink w:history="1" r:id="rIdhsiuu0_cxajbqpdaxq7bd">
         <w:r>
           <w:rPr>
             <w:rFonts w:ascii="Arial" w:cs="Arial" w:eastAsia="Arial" w:hAnsi="Arial"/>
@@ -17616,7 +17616,7 @@
         </w:rPr>
         <w:t xml:space="preserve"> (</w:t>
       </w:r>
-      <w:hyperlink w:history="1" r:id="rId3tkqqkcrbcthliy1xbr-n">
+      <w:hyperlink w:history="1" r:id="rIdm5s6l4pebelfmuiltptdn">
         <w:r>
           <w:rPr>
             <w:rFonts w:ascii="Arial" w:cs="Arial" w:eastAsia="Arial" w:hAnsi="Arial"/>
@@ -18808,7 +18808,7 @@
             <w:pPr>
               <w:spacing w:after="20" w:before="0"/>
             </w:pPr>
-            <w:hyperlink w:history="1" r:id="rId1ldqhgx8dm2vnqa7mv1_n">
+            <w:hyperlink w:history="1" r:id="rId6f5cwnc_fk307pzd-2go3">
               <w:r>
                 <w:rPr>
                   <w:rFonts w:ascii="Arial" w:cs="Arial" w:eastAsia="Arial" w:hAnsi="Arial"/>
@@ -18841,7 +18841,7 @@
               <w:spacing w:after="10" w:before="0"/>
               <w:ind w:left="120"/>
             </w:pPr>
-            <w:hyperlink w:history="1" r:id="rIdqxad0kjqav8ys5efzexy_">
+            <w:hyperlink w:history="1" r:id="rIdji93-_e9nt2i9gsei5xwp">
               <w:r>
                 <w:rPr>
                   <w:rFonts w:ascii="Arial" w:cs="Arial" w:eastAsia="Arial" w:hAnsi="Arial"/>
@@ -18886,7 +18886,7 @@
             <w:pPr>
               <w:spacing w:after="20" w:before="0"/>
             </w:pPr>
-            <w:hyperlink w:history="1" r:id="rIdo_2mluxreooexpqlddqr_">
+            <w:hyperlink w:history="1" r:id="rIdw34jkairsroakdygkxcge">
               <w:r>
                 <w:rPr>
                   <w:rFonts w:ascii="Arial" w:cs="Arial" w:eastAsia="Arial" w:hAnsi="Arial"/>
@@ -18935,7 +18935,7 @@
               <w:spacing w:after="10" w:before="0"/>
               <w:ind w:left="120"/>
             </w:pPr>
-            <w:hyperlink w:history="1" r:id="rIdo8q5d2r7yyulez-jt1wsv">
+            <w:hyperlink w:history="1" r:id="rId-oxiyewrsb-f2s8v62ypd">
               <w:r>
                 <w:rPr>
                   <w:rFonts w:ascii="Arial" w:cs="Arial" w:eastAsia="Arial" w:hAnsi="Arial"/>
@@ -19130,7 +19130,7 @@
             <w:pPr>
               <w:spacing w:after="20" w:before="0"/>
             </w:pPr>
-            <w:hyperlink w:history="1" r:id="rId4y_rsgdzqawfmt15klzal">
+            <w:hyperlink w:history="1" r:id="rId7ydqynjnvriwwsd-arug9">
               <w:r>
                 <w:rPr>
                   <w:rFonts w:ascii="Arial" w:cs="Arial" w:eastAsia="Arial" w:hAnsi="Arial"/>
@@ -19163,7 +19163,7 @@
               <w:spacing w:after="10" w:before="0"/>
               <w:ind w:left="120"/>
             </w:pPr>
-            <w:hyperlink w:history="1" r:id="rIdelmzeyju4czpz_kz-ygsp">
+            <w:hyperlink w:history="1" r:id="rIdx5e6iedvtuuq6lkw5ic0y">
               <w:r>
                 <w:rPr>
                   <w:rFonts w:ascii="Arial" w:cs="Arial" w:eastAsia="Arial" w:hAnsi="Arial"/>
@@ -19208,7 +19208,7 @@
             <w:pPr>
               <w:spacing w:after="20" w:before="0"/>
             </w:pPr>
-            <w:hyperlink w:history="1" r:id="rIdoymnp9wqyvyvdcdiir0f0">
+            <w:hyperlink w:history="1" r:id="rIde6o8ar2hkdwefxaqtxwyi">
               <w:r>
                 <w:rPr>
                   <w:rFonts w:ascii="Arial" w:cs="Arial" w:eastAsia="Arial" w:hAnsi="Arial"/>
@@ -19257,7 +19257,7 @@
               <w:spacing w:after="10" w:before="0"/>
               <w:ind w:left="120"/>
             </w:pPr>
-            <w:hyperlink w:history="1" r:id="rIdj4cnkiror9t_htzl9qwos">
+            <w:hyperlink w:history="1" r:id="rIdb0mu8okpig9pw-fhwuzyr">
               <w:r>
                 <w:rPr>
                   <w:rFonts w:ascii="Arial" w:cs="Arial" w:eastAsia="Arial" w:hAnsi="Arial"/>
@@ -19452,7 +19452,7 @@
             <w:pPr>
               <w:spacing w:after="20" w:before="0"/>
             </w:pPr>
-            <w:hyperlink w:history="1" r:id="rIdt9_kwaot85o8h9qgli1fh">
+            <w:hyperlink w:history="1" r:id="rIdacve_urrhfz31jb9mx-gg">
               <w:r>
                 <w:rPr>
                   <w:rFonts w:ascii="Arial" w:cs="Arial" w:eastAsia="Arial" w:hAnsi="Arial"/>
@@ -19485,7 +19485,7 @@
               <w:spacing w:after="10" w:before="0"/>
               <w:ind w:left="120"/>
             </w:pPr>
-            <w:hyperlink w:history="1" r:id="rIdv-vsvwhfj83hxwxoxtwgn">
+            <w:hyperlink w:history="1" r:id="rIdddwtjicfvov4p0yr-9j9h">
               <w:r>
                 <w:rPr>
                   <w:rFonts w:ascii="Arial" w:cs="Arial" w:eastAsia="Arial" w:hAnsi="Arial"/>
@@ -19530,7 +19530,7 @@
             <w:pPr>
               <w:spacing w:after="20" w:before="0"/>
             </w:pPr>
-            <w:hyperlink w:history="1" r:id="rIdk30o8a-olnxacqcz4mkan">
+            <w:hyperlink w:history="1" r:id="rId5gjs_svmci5tdz67zm0ix">
               <w:r>
                 <w:rPr>
                   <w:rFonts w:ascii="Arial" w:cs="Arial" w:eastAsia="Arial" w:hAnsi="Arial"/>
@@ -19579,7 +19579,7 @@
               <w:spacing w:after="10" w:before="0"/>
               <w:ind w:left="120"/>
             </w:pPr>
-            <w:hyperlink w:history="1" r:id="rId6p4slhlkv4ojixpi0yc6p">
+            <w:hyperlink w:history="1" r:id="rIdc-axbhtgel87u852rewfd">
               <w:r>
                 <w:rPr>
                   <w:rFonts w:ascii="Arial" w:cs="Arial" w:eastAsia="Arial" w:hAnsi="Arial"/>
@@ -19774,7 +19774,7 @@
             <w:pPr>
               <w:spacing w:after="20" w:before="0"/>
             </w:pPr>
-            <w:hyperlink w:history="1" r:id="rIdxzot1_pnnfdpoljni46zm">
+            <w:hyperlink w:history="1" r:id="rId3rzp8gza37mvdnlszhn7p">
               <w:r>
                 <w:rPr>
                   <w:rFonts w:ascii="Arial" w:cs="Arial" w:eastAsia="Arial" w:hAnsi="Arial"/>
@@ -19807,7 +19807,7 @@
               <w:spacing w:after="10" w:before="0"/>
               <w:ind w:left="120"/>
             </w:pPr>
-            <w:hyperlink w:history="1" r:id="rIds7ltpzuwzokkpoctwqroh">
+            <w:hyperlink w:history="1" r:id="rIddifdwde17q_s7lo0t1ib4">
               <w:r>
                 <w:rPr>
                   <w:rFonts w:ascii="Arial" w:cs="Arial" w:eastAsia="Arial" w:hAnsi="Arial"/>
@@ -19852,7 +19852,7 @@
             <w:pPr>
               <w:spacing w:after="20" w:before="0"/>
             </w:pPr>
-            <w:hyperlink w:history="1" r:id="rIdspzpxrebz14e1r65r-if8">
+            <w:hyperlink w:history="1" r:id="rIdulerdln-b9vksd4gk3ghy">
               <w:r>
                 <w:rPr>
                   <w:rFonts w:ascii="Arial" w:cs="Arial" w:eastAsia="Arial" w:hAnsi="Arial"/>
@@ -19901,7 +19901,7 @@
               <w:spacing w:after="10" w:before="0"/>
               <w:ind w:left="120"/>
             </w:pPr>
-            <w:hyperlink w:history="1" r:id="rIdscjbllrvrjrbpc6j-qatk">
+            <w:hyperlink w:history="1" r:id="rIdkoyft5vwdfhas4cp3laqx">
               <w:r>
                 <w:rPr>
                   <w:rFonts w:ascii="Arial" w:cs="Arial" w:eastAsia="Arial" w:hAnsi="Arial"/>
@@ -20096,7 +20096,7 @@
             <w:pPr>
               <w:spacing w:after="20" w:before="0"/>
             </w:pPr>
-            <w:hyperlink w:history="1" r:id="rIdagkfuvu8kia5z7cifmepa">
+            <w:hyperlink w:history="1" r:id="rIdp4xgip7p8l42sjf-awcap">
               <w:r>
                 <w:rPr>
                   <w:rFonts w:ascii="Arial" w:cs="Arial" w:eastAsia="Arial" w:hAnsi="Arial"/>
@@ -20129,7 +20129,7 @@
               <w:spacing w:after="10" w:before="0"/>
               <w:ind w:left="120"/>
             </w:pPr>
-            <w:hyperlink w:history="1" r:id="rIdhiiigs5jmjt2srtoxjjj8">
+            <w:hyperlink w:history="1" r:id="rIdcb4fdqotsgsz-2licrm_l">
               <w:r>
                 <w:rPr>
                   <w:rFonts w:ascii="Arial" w:cs="Arial" w:eastAsia="Arial" w:hAnsi="Arial"/>
@@ -20174,7 +20174,7 @@
             <w:pPr>
               <w:spacing w:after="20" w:before="0"/>
             </w:pPr>
-            <w:hyperlink w:history="1" r:id="rIdo4u4fl59ljfdeujtjhlqf">
+            <w:hyperlink w:history="1" r:id="rIdnvmckbq7mz-hoxczrvoku">
               <w:r>
                 <w:rPr>
                   <w:rFonts w:ascii="Arial" w:cs="Arial" w:eastAsia="Arial" w:hAnsi="Arial"/>
@@ -20223,7 +20223,7 @@
               <w:spacing w:after="10" w:before="0"/>
               <w:ind w:left="120"/>
             </w:pPr>
-            <w:hyperlink w:history="1" r:id="rIdr5u1b9qzx14prs-1mj-2i">
+            <w:hyperlink w:history="1" r:id="rIdkcqgwkjivvgssuwtnxhjv">
               <w:r>
                 <w:rPr>
                   <w:rFonts w:ascii="Arial" w:cs="Arial" w:eastAsia="Arial" w:hAnsi="Arial"/>
@@ -20887,7 +20887,7 @@
         </w:rPr>
         <w:t xml:space="preserve">© 2026 SeaVuria and ARES. Aligned with KICD objectives. Developed by SeaVuria; technical implementation by ARES (with AI assistance from Claude). Licensed under </w:t>
       </w:r>
-      <w:hyperlink w:history="1" r:id="rIde2iryaqjiorkc7emxzs6w">
+      <w:hyperlink w:history="1" r:id="rIdp1z1ovos21fmx4eq9qek4">
         <w:r>
           <w:rPr>
             <w:rFonts w:ascii="Arial" w:cs="Arial" w:eastAsia="Arial" w:hAnsi="Arial"/>
@@ -20908,7 +20908,7 @@
         </w:rPr>
         <w:t xml:space="preserve"> (</w:t>
       </w:r>
-      <w:hyperlink w:history="1" r:id="rIdi0h7cle77psseyz90rom6">
+      <w:hyperlink w:history="1" r:id="rIdbjeojvohlnz7gionccb51">
         <w:r>
           <w:rPr>
             <w:rFonts w:ascii="Arial" w:cs="Arial" w:eastAsia="Arial" w:hAnsi="Arial"/>
@@ -22097,7 +22097,7 @@
               <w:spacing w:after="10" w:before="0"/>
               <w:ind w:left="120"/>
             </w:pPr>
-            <w:hyperlink w:history="1" r:id="rIdzbynz2v20rxjfxgf6i7lc">
+            <w:hyperlink w:history="1" r:id="rIddcirben9u17wugnwn00pr">
               <w:r>
                 <w:rPr>
                   <w:rFonts w:ascii="Arial" w:cs="Arial" w:eastAsia="Arial" w:hAnsi="Arial"/>
@@ -22157,7 +22157,7 @@
             <w:pPr>
               <w:spacing w:after="20" w:before="0"/>
             </w:pPr>
-            <w:hyperlink w:history="1" r:id="rIdq7ookbx1ksc2efvvsnphd">
+            <w:hyperlink w:history="1" r:id="rIdi87pby4c24_uh86foejpr">
               <w:r>
                 <w:rPr>
                   <w:rFonts w:ascii="Arial" w:cs="Arial" w:eastAsia="Arial" w:hAnsi="Arial"/>
@@ -22190,7 +22190,7 @@
               <w:spacing w:after="10" w:before="0"/>
               <w:ind w:left="120"/>
             </w:pPr>
-            <w:hyperlink w:history="1" r:id="rIdlughtkbwzguh4x-v1rwme">
+            <w:hyperlink w:history="1" r:id="rIdiabtl0gjkjyww32hqibzb">
               <w:r>
                 <w:rPr>
                   <w:rFonts w:ascii="Arial" w:cs="Arial" w:eastAsia="Arial" w:hAnsi="Arial"/>
@@ -22402,7 +22402,7 @@
               <w:spacing w:after="10" w:before="0"/>
               <w:ind w:left="120"/>
             </w:pPr>
-            <w:hyperlink w:history="1" r:id="rIddsnejtfzusxggivznpqjw">
+            <w:hyperlink w:history="1" r:id="rIdufln4nszxrtviivlclsir">
               <w:r>
                 <w:rPr>
                   <w:rFonts w:ascii="Arial" w:cs="Arial" w:eastAsia="Arial" w:hAnsi="Arial"/>
@@ -22462,7 +22462,7 @@
             <w:pPr>
               <w:spacing w:after="20" w:before="0"/>
             </w:pPr>
-            <w:hyperlink w:history="1" r:id="rId3hysb26yfnfjl6hv8bdvj">
+            <w:hyperlink w:history="1" r:id="rIdqtsj8xvt38ldapyyymkxj">
               <w:r>
                 <w:rPr>
                   <w:rFonts w:ascii="Arial" w:cs="Arial" w:eastAsia="Arial" w:hAnsi="Arial"/>
@@ -22495,7 +22495,7 @@
               <w:spacing w:after="10" w:before="0"/>
               <w:ind w:left="120"/>
             </w:pPr>
-            <w:hyperlink w:history="1" r:id="rIdpywqvart9temvsgiazz3a">
+            <w:hyperlink w:history="1" r:id="rIdw_s5tauynmgn6ce0y86ik">
               <w:r>
                 <w:rPr>
                   <w:rFonts w:ascii="Arial" w:cs="Arial" w:eastAsia="Arial" w:hAnsi="Arial"/>
@@ -22707,7 +22707,7 @@
               <w:spacing w:after="10" w:before="0"/>
               <w:ind w:left="120"/>
             </w:pPr>
-            <w:hyperlink w:history="1" r:id="rIdbyqaify_gp-l9txrifjkt">
+            <w:hyperlink w:history="1" r:id="rIdhhcajzfjrb_boni7l-uyz">
               <w:r>
                 <w:rPr>
                   <w:rFonts w:ascii="Arial" w:cs="Arial" w:eastAsia="Arial" w:hAnsi="Arial"/>
@@ -22767,7 +22767,7 @@
             <w:pPr>
               <w:spacing w:after="20" w:before="0"/>
             </w:pPr>
-            <w:hyperlink w:history="1" r:id="rIde3ezom5banuxeej7m6qbh">
+            <w:hyperlink w:history="1" r:id="rIdtg83dt7vr_qtirmu3aj_g">
               <w:r>
                 <w:rPr>
                   <w:rFonts w:ascii="Arial" w:cs="Arial" w:eastAsia="Arial" w:hAnsi="Arial"/>
@@ -22816,7 +22816,7 @@
               <w:spacing w:after="10" w:before="0"/>
               <w:ind w:left="120"/>
             </w:pPr>
-            <w:hyperlink w:history="1" r:id="rIdo86lo2orsxdvhbywye_nj">
+            <w:hyperlink w:history="1" r:id="rIdja4bliubdbidahomqqx87">
               <w:r>
                 <w:rPr>
                   <w:rFonts w:ascii="Arial" w:cs="Arial" w:eastAsia="Arial" w:hAnsi="Arial"/>
@@ -23127,7 +23127,7 @@
               <w:spacing w:after="10" w:before="0"/>
               <w:ind w:left="120"/>
             </w:pPr>
-            <w:hyperlink w:history="1" r:id="rIdugrncarjdsk_cmllryr66">
+            <w:hyperlink w:history="1" r:id="rId2a4zkbhtrnj0no0h426ut">
               <w:r>
                 <w:rPr>
                   <w:rFonts w:ascii="Arial" w:cs="Arial" w:eastAsia="Arial" w:hAnsi="Arial"/>
@@ -23187,7 +23187,7 @@
             <w:pPr>
               <w:spacing w:after="20" w:before="0"/>
             </w:pPr>
-            <w:hyperlink w:history="1" r:id="rId7bkdbg4jd5minsmo3is3q">
+            <w:hyperlink w:history="1" r:id="rIdk6l4x3aselp3c8azx_9c_">
               <w:r>
                 <w:rPr>
                   <w:rFonts w:ascii="Arial" w:cs="Arial" w:eastAsia="Arial" w:hAnsi="Arial"/>
@@ -23220,7 +23220,7 @@
               <w:spacing w:after="10" w:before="0"/>
               <w:ind w:left="120"/>
             </w:pPr>
-            <w:hyperlink w:history="1" r:id="rIdgkvrehm5z1z1mtcebovnl">
+            <w:hyperlink w:history="1" r:id="rIdgxgejbiaa32qorrzcqs0d">
               <w:r>
                 <w:rPr>
                   <w:rFonts w:ascii="Arial" w:cs="Arial" w:eastAsia="Arial" w:hAnsi="Arial"/>
@@ -23432,7 +23432,7 @@
               <w:spacing w:after="10" w:before="0"/>
               <w:ind w:left="120"/>
             </w:pPr>
-            <w:hyperlink w:history="1" r:id="rIdov1b06gspkkzbltt8stoh">
+            <w:hyperlink w:history="1" r:id="rIdfw9dyaxzfc4abx2fxxovq">
               <w:r>
                 <w:rPr>
                   <w:rFonts w:ascii="Arial" w:cs="Arial" w:eastAsia="Arial" w:hAnsi="Arial"/>
@@ -23492,7 +23492,7 @@
             <w:pPr>
               <w:spacing w:after="20" w:before="0"/>
             </w:pPr>
-            <w:hyperlink w:history="1" r:id="rIdcs_bsimqmxqijbz5shnli">
+            <w:hyperlink w:history="1" r:id="rIddechnnywkfb5ljjdk2_uu">
               <w:r>
                 <w:rPr>
                   <w:rFonts w:ascii="Arial" w:cs="Arial" w:eastAsia="Arial" w:hAnsi="Arial"/>
@@ -23525,7 +23525,7 @@
               <w:spacing w:after="10" w:before="0"/>
               <w:ind w:left="120"/>
             </w:pPr>
-            <w:hyperlink w:history="1" r:id="rIdx6jvmpem1nsrmnzv2keqk">
+            <w:hyperlink w:history="1" r:id="rIdfzirlyzvnw7zvtopwdhni">
               <w:r>
                 <w:rPr>
                   <w:rFonts w:ascii="Arial" w:cs="Arial" w:eastAsia="Arial" w:hAnsi="Arial"/>
@@ -24113,7 +24113,7 @@
         </w:rPr>
         <w:t xml:space="preserve">© 2026 SeaVuria and ARES. Aligned with KICD objectives. Developed by SeaVuria; technical implementation by ARES (with AI assistance from Claude). Licensed under </w:t>
       </w:r>
-      <w:hyperlink w:history="1" r:id="rIduo0iss24ahjj1f7l-e_xh">
+      <w:hyperlink w:history="1" r:id="rIdckdc7u1e12-x9rultnlaz">
         <w:r>
           <w:rPr>
             <w:rFonts w:ascii="Arial" w:cs="Arial" w:eastAsia="Arial" w:hAnsi="Arial"/>
@@ -24134,7 +24134,7 @@
         </w:rPr>
         <w:t xml:space="preserve"> (</w:t>
       </w:r>
-      <w:hyperlink w:history="1" r:id="rIdfbihspk3peuetf3zd6jhx">
+      <w:hyperlink w:history="1" r:id="rIdxqhhd_p2k9rbvjdn2tpv0">
         <w:r>
           <w:rPr>
             <w:rFonts w:ascii="Arial" w:cs="Arial" w:eastAsia="Arial" w:hAnsi="Arial"/>
@@ -25403,7 +25403,7 @@
               <w:spacing w:after="10" w:before="0"/>
               <w:ind w:left="120"/>
             </w:pPr>
-            <w:hyperlink w:history="1" r:id="rIdfyhu1airchkovwji6ub40">
+            <w:hyperlink w:history="1" r:id="rId07fbvf3_mug28n4t1hn_f">
               <w:r>
                 <w:rPr>
                   <w:rFonts w:ascii="Arial" w:cs="Arial" w:eastAsia="Arial" w:hAnsi="Arial"/>
@@ -25480,7 +25480,7 @@
               <w:spacing w:after="10" w:before="0"/>
               <w:ind w:left="120"/>
             </w:pPr>
-            <w:hyperlink w:history="1" r:id="rIdpijeqgzs3cqs4uh3rx4ak">
+            <w:hyperlink w:history="1" r:id="rIdvouhc2d8kb36pgxafsgbf">
               <w:r>
                 <w:rPr>
                   <w:rFonts w:ascii="Arial" w:cs="Arial" w:eastAsia="Arial" w:hAnsi="Arial"/>
@@ -25707,7 +25707,7 @@
               <w:spacing w:after="10" w:before="0"/>
               <w:ind w:left="120"/>
             </w:pPr>
-            <w:hyperlink w:history="1" r:id="rIdexuiyr86qqqbgwnjdqicd">
+            <w:hyperlink w:history="1" r:id="rId3pbr0m2s4hjttrbe4xx0x">
               <w:r>
                 <w:rPr>
                   <w:rFonts w:ascii="Arial" w:cs="Arial" w:eastAsia="Arial" w:hAnsi="Arial"/>
@@ -25784,7 +25784,7 @@
               <w:spacing w:after="10" w:before="0"/>
               <w:ind w:left="120"/>
             </w:pPr>
-            <w:hyperlink w:history="1" r:id="rIdcjqrxfnec_u2h5gj0m6fv">
+            <w:hyperlink w:history="1" r:id="rIdgytntuo5eygipamjycrdh">
               <w:r>
                 <w:rPr>
                   <w:rFonts w:ascii="Arial" w:cs="Arial" w:eastAsia="Arial" w:hAnsi="Arial"/>
@@ -26011,7 +26011,7 @@
               <w:spacing w:after="10" w:before="0"/>
               <w:ind w:left="120"/>
             </w:pPr>
-            <w:hyperlink w:history="1" r:id="rIdvr4ree9xkizm4ospswawa">
+            <w:hyperlink w:history="1" r:id="rIdal5ervx-_d8wib3m7shxq">
               <w:r>
                 <w:rPr>
                   <w:rFonts w:ascii="Arial" w:cs="Arial" w:eastAsia="Arial" w:hAnsi="Arial"/>
@@ -26088,7 +26088,7 @@
               <w:spacing w:after="10" w:before="0"/>
               <w:ind w:left="120"/>
             </w:pPr>
-            <w:hyperlink w:history="1" r:id="rIdimwjnzv_gc54qh4vu8l9c">
+            <w:hyperlink w:history="1" r:id="rIdrfzvx5xyujj3wcz98o66s">
               <w:r>
                 <w:rPr>
                   <w:rFonts w:ascii="Arial" w:cs="Arial" w:eastAsia="Arial" w:hAnsi="Arial"/>
@@ -26315,7 +26315,7 @@
               <w:spacing w:after="10" w:before="0"/>
               <w:ind w:left="120"/>
             </w:pPr>
-            <w:hyperlink w:history="1" r:id="rIdzfjv2xq7fsovvyc9a5qru">
+            <w:hyperlink w:history="1" r:id="rIdfn9gwss2dbbxwog0fn2w4">
               <w:r>
                 <w:rPr>
                   <w:rFonts w:ascii="Arial" w:cs="Arial" w:eastAsia="Arial" w:hAnsi="Arial"/>
@@ -26392,7 +26392,7 @@
               <w:spacing w:after="10" w:before="0"/>
               <w:ind w:left="120"/>
             </w:pPr>
-            <w:hyperlink w:history="1" r:id="rIduox6wsk-eoxgm1ck7csq2">
+            <w:hyperlink w:history="1" r:id="rIdpi0z2cbktmlq4ecclgazt">
               <w:r>
                 <w:rPr>
                   <w:rFonts w:ascii="Arial" w:cs="Arial" w:eastAsia="Arial" w:hAnsi="Arial"/>
@@ -26619,7 +26619,7 @@
               <w:spacing w:after="10" w:before="0"/>
               <w:ind w:left="120"/>
             </w:pPr>
-            <w:hyperlink w:history="1" r:id="rIdxq3v488phv6tvi4_bnzsb">
+            <w:hyperlink w:history="1" r:id="rIddlggvrefrfojwndna7ubp">
               <w:r>
                 <w:rPr>
                   <w:rFonts w:ascii="Arial" w:cs="Arial" w:eastAsia="Arial" w:hAnsi="Arial"/>
@@ -26696,7 +26696,7 @@
               <w:spacing w:after="10" w:before="0"/>
               <w:ind w:left="120"/>
             </w:pPr>
-            <w:hyperlink w:history="1" r:id="rIdhj_ifd5wvx1lpcundhvof">
+            <w:hyperlink w:history="1" r:id="rId_o08gyieeuyjetsrqitow">
               <w:r>
                 <w:rPr>
                   <w:rFonts w:ascii="Arial" w:cs="Arial" w:eastAsia="Arial" w:hAnsi="Arial"/>
@@ -27375,7 +27375,7 @@
         </w:rPr>
         <w:t xml:space="preserve">© 2026 SeaVuria and ARES. Aligned with KICD objectives. Developed by SeaVuria; technical implementation by ARES (with AI assistance from Claude). Licensed under </w:t>
       </w:r>
-      <w:hyperlink w:history="1" r:id="rIdl-oqc_joks4t1imwux_7q">
+      <w:hyperlink w:history="1" r:id="rIdnwncnzqrobmdmpnwnzojt">
         <w:r>
           <w:rPr>
             <w:rFonts w:ascii="Arial" w:cs="Arial" w:eastAsia="Arial" w:hAnsi="Arial"/>
@@ -27396,7 +27396,7 @@
         </w:rPr>
         <w:t xml:space="preserve"> (</w:t>
       </w:r>
-      <w:hyperlink w:history="1" r:id="rId2jmggcrj6ph9z91ueszg6">
+      <w:hyperlink w:history="1" r:id="rIdc-bocj3ffycaz5rwiogs3">
         <w:r>
           <w:rPr>
             <w:rFonts w:ascii="Arial" w:cs="Arial" w:eastAsia="Arial" w:hAnsi="Arial"/>

--- a/data/outputs/v2/General_Science/SS1.3_Nutrition_in_Animals/General_Science_Nutrition_in_Animals_CBE_LessonSequence.docx
+++ b/data/outputs/v2/General_Science/SS1.3_Nutrition_in_Animals/General_Science_Nutrition_in_Animals_CBE_LessonSequence.docx
@@ -2086,7 +2086,7 @@
         </w:rPr>
         <w:t xml:space="preserve">© 2026 SeaVuria and ARES. This work is licensed under a </w:t>
       </w:r>
-      <w:hyperlink w:history="1" r:id="rId_bqpitppagks9erjetjk9">
+      <w:hyperlink w:history="1" r:id="rIdpeq8lvcwps16gclv7ccj-">
         <w:r>
           <w:rPr>
             <w:rFonts w:ascii="Arial" w:cs="Arial" w:eastAsia="Arial" w:hAnsi="Arial"/>
@@ -2106,7 +2106,7 @@
         </w:rPr>
         <w:t xml:space="preserve"> (</w:t>
       </w:r>
-      <w:hyperlink w:history="1" r:id="rId_ulew7t99ritav1cjgz4b">
+      <w:hyperlink w:history="1" r:id="rIdeft475bpgwtu4h-aee502">
         <w:r>
           <w:rPr>
             <w:rFonts w:ascii="Arial" w:cs="Arial" w:eastAsia="Arial" w:hAnsi="Arial"/>
@@ -2126,7 +2126,7 @@
         </w:rPr>
         <w:t xml:space="preserve">). To view a copy of this license, visit </w:t>
       </w:r>
-      <w:hyperlink w:history="1" r:id="rIdjjvf8ab2n8aqyeeqs4inw">
+      <w:hyperlink w:history="1" r:id="rIdk9aqf4zmjtx0zubvkpctl">
         <w:r>
           <w:rPr>
             <w:rFonts w:ascii="Arial" w:cs="Arial" w:eastAsia="Arial" w:hAnsi="Arial"/>
@@ -3317,7 +3317,7 @@
             <w:pPr>
               <w:spacing w:after="20" w:before="0"/>
             </w:pPr>
-            <w:hyperlink w:history="1" r:id="rIdwxpesqgbbocm138hccarh">
+            <w:hyperlink w:history="1" r:id="rIdhz_c9nwc0cd0uwicoxjes">
               <w:r>
                 <w:rPr>
                   <w:rFonts w:ascii="Arial" w:cs="Arial" w:eastAsia="Arial" w:hAnsi="Arial"/>
@@ -3350,7 +3350,7 @@
               <w:spacing w:after="10" w:before="0"/>
               <w:ind w:left="120"/>
             </w:pPr>
-            <w:hyperlink w:history="1" r:id="rIdx1kcmbowedv4htqukmzxj">
+            <w:hyperlink w:history="1" r:id="rIdgk1xfe6izbhpdoz5nazl0">
               <w:r>
                 <w:rPr>
                   <w:rFonts w:ascii="Arial" w:cs="Arial" w:eastAsia="Arial" w:hAnsi="Arial"/>
@@ -3395,7 +3395,7 @@
             <w:pPr>
               <w:spacing w:after="20" w:before="0"/>
             </w:pPr>
-            <w:hyperlink w:history="1" r:id="rIdy1siellhce_narnfnfxat">
+            <w:hyperlink w:history="1" r:id="rIdhszyd7crg56bbatnmsxzf">
               <w:r>
                 <w:rPr>
                   <w:rFonts w:ascii="Arial" w:cs="Arial" w:eastAsia="Arial" w:hAnsi="Arial"/>
@@ -3428,7 +3428,7 @@
               <w:spacing w:after="10" w:before="0"/>
               <w:ind w:left="120"/>
             </w:pPr>
-            <w:hyperlink w:history="1" r:id="rIdzjotg1j8dyefzw4n3icj-">
+            <w:hyperlink w:history="1" r:id="rIdpg_agvuhwfzofmqhwnm7f">
               <w:r>
                 <w:rPr>
                   <w:rFonts w:ascii="Arial" w:cs="Arial" w:eastAsia="Arial" w:hAnsi="Arial"/>
@@ -3623,7 +3623,7 @@
             <w:pPr>
               <w:spacing w:after="20" w:before="0"/>
             </w:pPr>
-            <w:hyperlink w:history="1" r:id="rIdeerlgjjiz_auw3djqe4ir">
+            <w:hyperlink w:history="1" r:id="rIdzuqmajtqvakuzh_ucxgdr">
               <w:r>
                 <w:rPr>
                   <w:rFonts w:ascii="Arial" w:cs="Arial" w:eastAsia="Arial" w:hAnsi="Arial"/>
@@ -3656,7 +3656,7 @@
               <w:spacing w:after="10" w:before="0"/>
               <w:ind w:left="120"/>
             </w:pPr>
-            <w:hyperlink w:history="1" r:id="rIdr6eqsjbaetk4p3pfc_hui">
+            <w:hyperlink w:history="1" r:id="rIduz2d2sods5avl-c2kkxcw">
               <w:r>
                 <w:rPr>
                   <w:rFonts w:ascii="Arial" w:cs="Arial" w:eastAsia="Arial" w:hAnsi="Arial"/>
@@ -3701,7 +3701,7 @@
             <w:pPr>
               <w:spacing w:after="20" w:before="0"/>
             </w:pPr>
-            <w:hyperlink w:history="1" r:id="rId3wtu3y3axzrxx99cm5klm">
+            <w:hyperlink w:history="1" r:id="rIdemuvyptv77zrcxt5q3prt">
               <w:r>
                 <w:rPr>
                   <w:rFonts w:ascii="Arial" w:cs="Arial" w:eastAsia="Arial" w:hAnsi="Arial"/>
@@ -3734,7 +3734,7 @@
               <w:spacing w:after="10" w:before="0"/>
               <w:ind w:left="120"/>
             </w:pPr>
-            <w:hyperlink w:history="1" r:id="rId78gexgav1x4ipyshwpv9o">
+            <w:hyperlink w:history="1" r:id="rIdem9wjfotxbypofm-kyued">
               <w:r>
                 <w:rPr>
                   <w:rFonts w:ascii="Arial" w:cs="Arial" w:eastAsia="Arial" w:hAnsi="Arial"/>
@@ -3929,7 +3929,7 @@
             <w:pPr>
               <w:spacing w:after="20" w:before="0"/>
             </w:pPr>
-            <w:hyperlink w:history="1" r:id="rIdx7nlfxtdxzdeqwimfkccl">
+            <w:hyperlink w:history="1" r:id="rIdoxjovrpnmt7bozqslppif">
               <w:r>
                 <w:rPr>
                   <w:rFonts w:ascii="Arial" w:cs="Arial" w:eastAsia="Arial" w:hAnsi="Arial"/>
@@ -3978,7 +3978,7 @@
               <w:spacing w:after="10" w:before="0"/>
               <w:ind w:left="120"/>
             </w:pPr>
-            <w:hyperlink w:history="1" r:id="rIdlmi23y-wfw7qiclhvnlwk">
+            <w:hyperlink w:history="1" r:id="rIdsv0km20p69qeiatw8val1">
               <w:r>
                 <w:rPr>
                   <w:rFonts w:ascii="Arial" w:cs="Arial" w:eastAsia="Arial" w:hAnsi="Arial"/>
@@ -4023,7 +4023,7 @@
             <w:pPr>
               <w:spacing w:after="20" w:before="0"/>
             </w:pPr>
-            <w:hyperlink w:history="1" r:id="rIdnipc1ecj-5vwgyrvzdkvi">
+            <w:hyperlink w:history="1" r:id="rId75dwh4sp7qeydrshltd7c">
               <w:r>
                 <w:rPr>
                   <w:rFonts w:ascii="Arial" w:cs="Arial" w:eastAsia="Arial" w:hAnsi="Arial"/>
@@ -4056,7 +4056,7 @@
               <w:spacing w:after="10" w:before="0"/>
               <w:ind w:left="120"/>
             </w:pPr>
-            <w:hyperlink w:history="1" r:id="rIdw-c8ykavas3gmj2ak5nx8">
+            <w:hyperlink w:history="1" r:id="rId94huzta4oxf2npya8qmqq">
               <w:r>
                 <w:rPr>
                   <w:rFonts w:ascii="Arial" w:cs="Arial" w:eastAsia="Arial" w:hAnsi="Arial"/>
@@ -4251,7 +4251,7 @@
             <w:pPr>
               <w:spacing w:after="20" w:before="0"/>
             </w:pPr>
-            <w:hyperlink w:history="1" r:id="rIdtckvobeosdfyil_dpvhic">
+            <w:hyperlink w:history="1" r:id="rIdef1is9erdrn_hknczscr4">
               <w:r>
                 <w:rPr>
                   <w:rFonts w:ascii="Arial" w:cs="Arial" w:eastAsia="Arial" w:hAnsi="Arial"/>
@@ -4284,7 +4284,7 @@
               <w:spacing w:after="10" w:before="0"/>
               <w:ind w:left="120"/>
             </w:pPr>
-            <w:hyperlink w:history="1" r:id="rIdyyjkyfb1kkavyuqqog0ka">
+            <w:hyperlink w:history="1" r:id="rIdi7gir0jhmsvgmkaetjueb">
               <w:r>
                 <w:rPr>
                   <w:rFonts w:ascii="Arial" w:cs="Arial" w:eastAsia="Arial" w:hAnsi="Arial"/>
@@ -4329,7 +4329,7 @@
             <w:pPr>
               <w:spacing w:after="20" w:before="0"/>
             </w:pPr>
-            <w:hyperlink w:history="1" r:id="rIdbgk4rpvzko2jeuxref4ut">
+            <w:hyperlink w:history="1" r:id="rIdkjjoyfavs51bop8w0kpjv">
               <w:r>
                 <w:rPr>
                   <w:rFonts w:ascii="Arial" w:cs="Arial" w:eastAsia="Arial" w:hAnsi="Arial"/>
@@ -4362,7 +4362,7 @@
               <w:spacing w:after="10" w:before="0"/>
               <w:ind w:left="120"/>
             </w:pPr>
-            <w:hyperlink w:history="1" r:id="rIdf8pe2myjfn_qupreebkhk">
+            <w:hyperlink w:history="1" r:id="rIdvxyxjjgukglvloyc2pdm4">
               <w:r>
                 <w:rPr>
                   <w:rFonts w:ascii="Arial" w:cs="Arial" w:eastAsia="Arial" w:hAnsi="Arial"/>
@@ -4557,7 +4557,7 @@
             <w:pPr>
               <w:spacing w:after="20" w:before="0"/>
             </w:pPr>
-            <w:hyperlink w:history="1" r:id="rIdqan_-fc02btydmmrc-i4o">
+            <w:hyperlink w:history="1" r:id="rIdsqjapef2wixkw-zgyd23g">
               <w:r>
                 <w:rPr>
                   <w:rFonts w:ascii="Arial" w:cs="Arial" w:eastAsia="Arial" w:hAnsi="Arial"/>
@@ -4590,7 +4590,7 @@
               <w:spacing w:after="10" w:before="0"/>
               <w:ind w:left="120"/>
             </w:pPr>
-            <w:hyperlink w:history="1" r:id="rIdhcqknhgeviqk-cfst0qa6">
+            <w:hyperlink w:history="1" r:id="rIdcqqtusuqiicyqvgq65b-d">
               <w:r>
                 <w:rPr>
                   <w:rFonts w:ascii="Arial" w:cs="Arial" w:eastAsia="Arial" w:hAnsi="Arial"/>
@@ -4635,7 +4635,7 @@
             <w:pPr>
               <w:spacing w:after="20" w:before="0"/>
             </w:pPr>
-            <w:hyperlink w:history="1" r:id="rIdy1kwnco0nve_fuzqw5hvv">
+            <w:hyperlink w:history="1" r:id="rIdjjktiy707pznmnommlq-k">
               <w:r>
                 <w:rPr>
                   <w:rFonts w:ascii="Arial" w:cs="Arial" w:eastAsia="Arial" w:hAnsi="Arial"/>
@@ -4668,7 +4668,7 @@
               <w:spacing w:after="10" w:before="0"/>
               <w:ind w:left="120"/>
             </w:pPr>
-            <w:hyperlink w:history="1" r:id="rIdzgcilk0qaaisv70sh10x7">
+            <w:hyperlink w:history="1" r:id="rIdumu4ngtbnfdamog9q8vbx">
               <w:r>
                 <w:rPr>
                   <w:rFonts w:ascii="Arial" w:cs="Arial" w:eastAsia="Arial" w:hAnsi="Arial"/>
@@ -5256,7 +5256,7 @@
         </w:rPr>
         <w:t xml:space="preserve">© 2026 SeaVuria and ARES. Aligned with KICD objectives. Developed by SeaVuria; technical implementation by ARES (with AI assistance from Claude). Licensed under </w:t>
       </w:r>
-      <w:hyperlink w:history="1" r:id="rIdgsfwspqkdatqnhlur3eyy">
+      <w:hyperlink w:history="1" r:id="rIdwon8vh7ndc_729nuacmbv">
         <w:r>
           <w:rPr>
             <w:rFonts w:ascii="Arial" w:cs="Arial" w:eastAsia="Arial" w:hAnsi="Arial"/>
@@ -5277,7 +5277,7 @@
         </w:rPr>
         <w:t xml:space="preserve"> (</w:t>
       </w:r>
-      <w:hyperlink w:history="1" r:id="rIdwtf9xukmxbft9t9pesfcw">
+      <w:hyperlink w:history="1" r:id="rIdkweanracokbm4vgmbgzhr">
         <w:r>
           <w:rPr>
             <w:rFonts w:ascii="Arial" w:cs="Arial" w:eastAsia="Arial" w:hAnsi="Arial"/>
@@ -6466,7 +6466,7 @@
               <w:spacing w:after="10" w:before="0"/>
               <w:ind w:left="120"/>
             </w:pPr>
-            <w:hyperlink w:history="1" r:id="rIdlsq8z4y4yv-pswmowwgrq">
+            <w:hyperlink w:history="1" r:id="rIdyaftwe3-efl2qnhca6twr">
               <w:r>
                 <w:rPr>
                   <w:rFonts w:ascii="Arial" w:cs="Arial" w:eastAsia="Arial" w:hAnsi="Arial"/>
@@ -6543,7 +6543,7 @@
               <w:spacing w:after="10" w:before="0"/>
               <w:ind w:left="120"/>
             </w:pPr>
-            <w:hyperlink w:history="1" r:id="rIdq5z0tkjujr9m080puyvcg">
+            <w:hyperlink w:history="1" r:id="rIdwo3olnwrpoeaclfjr_kgc">
               <w:r>
                 <w:rPr>
                   <w:rFonts w:ascii="Arial" w:cs="Arial" w:eastAsia="Arial" w:hAnsi="Arial"/>
@@ -6770,7 +6770,7 @@
               <w:spacing w:after="10" w:before="0"/>
               <w:ind w:left="120"/>
             </w:pPr>
-            <w:hyperlink w:history="1" r:id="rId4dpnzupgrhtzamaqpz0bb">
+            <w:hyperlink w:history="1" r:id="rIdioq5a8cmprs2x07mrkn0w">
               <w:r>
                 <w:rPr>
                   <w:rFonts w:ascii="Arial" w:cs="Arial" w:eastAsia="Arial" w:hAnsi="Arial"/>
@@ -6847,7 +6847,7 @@
               <w:spacing w:after="10" w:before="0"/>
               <w:ind w:left="120"/>
             </w:pPr>
-            <w:hyperlink w:history="1" r:id="rIdfc87k7-cicgjjdcrff7tp">
+            <w:hyperlink w:history="1" r:id="rIdika2d2grzxbwmdnssjfjo">
               <w:r>
                 <w:rPr>
                   <w:rFonts w:ascii="Arial" w:cs="Arial" w:eastAsia="Arial" w:hAnsi="Arial"/>
@@ -7074,7 +7074,7 @@
               <w:spacing w:after="10" w:before="0"/>
               <w:ind w:left="120"/>
             </w:pPr>
-            <w:hyperlink w:history="1" r:id="rIdpcaknzcjhg4hruvgdrpp-">
+            <w:hyperlink w:history="1" r:id="rId8pvaeud981-yj-sriyflx">
               <w:r>
                 <w:rPr>
                   <w:rFonts w:ascii="Arial" w:cs="Arial" w:eastAsia="Arial" w:hAnsi="Arial"/>
@@ -7151,7 +7151,7 @@
               <w:spacing w:after="10" w:before="0"/>
               <w:ind w:left="120"/>
             </w:pPr>
-            <w:hyperlink w:history="1" r:id="rIdgktiiejo8zt8bp3x1zeua">
+            <w:hyperlink w:history="1" r:id="rIdggr2b_wua2lusdawtmpsd">
               <w:r>
                 <w:rPr>
                   <w:rFonts w:ascii="Arial" w:cs="Arial" w:eastAsia="Arial" w:hAnsi="Arial"/>
@@ -7378,7 +7378,7 @@
               <w:spacing w:after="10" w:before="0"/>
               <w:ind w:left="120"/>
             </w:pPr>
-            <w:hyperlink w:history="1" r:id="rIdyby4wm1zl0wfajt33bm_y">
+            <w:hyperlink w:history="1" r:id="rIdw_chf5touttcv6vtvspzl">
               <w:r>
                 <w:rPr>
                   <w:rFonts w:ascii="Arial" w:cs="Arial" w:eastAsia="Arial" w:hAnsi="Arial"/>
@@ -7455,7 +7455,7 @@
               <w:spacing w:after="10" w:before="0"/>
               <w:ind w:left="120"/>
             </w:pPr>
-            <w:hyperlink w:history="1" r:id="rIdvjt40d5cjyofxi4t2z2bf">
+            <w:hyperlink w:history="1" r:id="rIdhyihy5tfod-aichsm4p5m">
               <w:r>
                 <w:rPr>
                   <w:rFonts w:ascii="Arial" w:cs="Arial" w:eastAsia="Arial" w:hAnsi="Arial"/>
@@ -7682,7 +7682,7 @@
               <w:spacing w:after="10" w:before="0"/>
               <w:ind w:left="120"/>
             </w:pPr>
-            <w:hyperlink w:history="1" r:id="rId0qn3rnr-zif1_kmo-ocou">
+            <w:hyperlink w:history="1" r:id="rIddpuplyjyuah1wody5qxew">
               <w:r>
                 <w:rPr>
                   <w:rFonts w:ascii="Arial" w:cs="Arial" w:eastAsia="Arial" w:hAnsi="Arial"/>
@@ -7759,7 +7759,7 @@
               <w:spacing w:after="10" w:before="0"/>
               <w:ind w:left="120"/>
             </w:pPr>
-            <w:hyperlink w:history="1" r:id="rIdri6cg9kco14stmhrsrzvj">
+            <w:hyperlink w:history="1" r:id="rId4g5albmbvybyav8mq3kfm">
               <w:r>
                 <w:rPr>
                   <w:rFonts w:ascii="Arial" w:cs="Arial" w:eastAsia="Arial" w:hAnsi="Arial"/>
@@ -8362,7 +8362,7 @@
         </w:rPr>
         <w:t xml:space="preserve">© 2026 SeaVuria and ARES. Aligned with KICD objectives. Developed by SeaVuria; technical implementation by ARES (with AI assistance from Claude). Licensed under </w:t>
       </w:r>
-      <w:hyperlink w:history="1" r:id="rIdq0liyzlcdfpd3_dz-4uny">
+      <w:hyperlink w:history="1" r:id="rIdsrtw4q5n3t07hlzmbrzdk">
         <w:r>
           <w:rPr>
             <w:rFonts w:ascii="Arial" w:cs="Arial" w:eastAsia="Arial" w:hAnsi="Arial"/>
@@ -8383,7 +8383,7 @@
         </w:rPr>
         <w:t xml:space="preserve"> (</w:t>
       </w:r>
-      <w:hyperlink w:history="1" r:id="rIdhakp5_puuj5iya2-rb1il">
+      <w:hyperlink w:history="1" r:id="rIdrqojg_5goplvdlaochygx">
         <w:r>
           <w:rPr>
             <w:rFonts w:ascii="Arial" w:cs="Arial" w:eastAsia="Arial" w:hAnsi="Arial"/>
@@ -9592,7 +9592,7 @@
               <w:spacing w:after="10" w:before="0"/>
               <w:ind w:left="120"/>
             </w:pPr>
-            <w:hyperlink w:history="1" r:id="rId1tinh-gup4vvdfgukx2m8">
+            <w:hyperlink w:history="1" r:id="rIdgtd_tfd3u_-0jc6cipn8s">
               <w:r>
                 <w:rPr>
                   <w:rFonts w:ascii="Arial" w:cs="Arial" w:eastAsia="Arial" w:hAnsi="Arial"/>
@@ -9652,7 +9652,7 @@
             <w:pPr>
               <w:spacing w:after="20" w:before="0"/>
             </w:pPr>
-            <w:hyperlink w:history="1" r:id="rIdtj0krkra_0urhmeg5tg4m">
+            <w:hyperlink w:history="1" r:id="rIdkshs75az7l64cp5htejal">
               <w:r>
                 <w:rPr>
                   <w:rFonts w:ascii="Arial" w:cs="Arial" w:eastAsia="Arial" w:hAnsi="Arial"/>
@@ -9685,7 +9685,7 @@
               <w:spacing w:after="10" w:before="0"/>
               <w:ind w:left="120"/>
             </w:pPr>
-            <w:hyperlink w:history="1" r:id="rIdqgvgq0xzotcdkvvcsstcd">
+            <w:hyperlink w:history="1" r:id="rIdgujzpdwg6m8kv5kpuzy5m">
               <w:r>
                 <w:rPr>
                   <w:rFonts w:ascii="Arial" w:cs="Arial" w:eastAsia="Arial" w:hAnsi="Arial"/>
@@ -9897,7 +9897,7 @@
               <w:spacing w:after="10" w:before="0"/>
               <w:ind w:left="120"/>
             </w:pPr>
-            <w:hyperlink w:history="1" r:id="rIdawi2swo2nlajd7ttlzkc9">
+            <w:hyperlink w:history="1" r:id="rId1qmyyvjsyybuhg_gnkoim">
               <w:r>
                 <w:rPr>
                   <w:rFonts w:ascii="Arial" w:cs="Arial" w:eastAsia="Arial" w:hAnsi="Arial"/>
@@ -9957,7 +9957,7 @@
             <w:pPr>
               <w:spacing w:after="20" w:before="0"/>
             </w:pPr>
-            <w:hyperlink w:history="1" r:id="rId6liluvtuhgtwmxggey8rd">
+            <w:hyperlink w:history="1" r:id="rIdnjjcxh-xerzswjabjnvb2">
               <w:r>
                 <w:rPr>
                   <w:rFonts w:ascii="Arial" w:cs="Arial" w:eastAsia="Arial" w:hAnsi="Arial"/>
@@ -9990,7 +9990,7 @@
               <w:spacing w:after="10" w:before="0"/>
               <w:ind w:left="120"/>
             </w:pPr>
-            <w:hyperlink w:history="1" r:id="rIdbijm8eyv74fwur1zmzrf6">
+            <w:hyperlink w:history="1" r:id="rIdee5mqoegderywgnk6ovw8">
               <w:r>
                 <w:rPr>
                   <w:rFonts w:ascii="Arial" w:cs="Arial" w:eastAsia="Arial" w:hAnsi="Arial"/>
@@ -10202,7 +10202,7 @@
               <w:spacing w:after="10" w:before="0"/>
               <w:ind w:left="120"/>
             </w:pPr>
-            <w:hyperlink w:history="1" r:id="rId0bqeihmdhjxqa0tix4sgk">
+            <w:hyperlink w:history="1" r:id="rIdbtv2uqvmeonokiaijjxgo">
               <w:r>
                 <w:rPr>
                   <w:rFonts w:ascii="Arial" w:cs="Arial" w:eastAsia="Arial" w:hAnsi="Arial"/>
@@ -10262,7 +10262,7 @@
             <w:pPr>
               <w:spacing w:after="20" w:before="0"/>
             </w:pPr>
-            <w:hyperlink w:history="1" r:id="rId581zt8sjlt8v9zj-dy_va">
+            <w:hyperlink w:history="1" r:id="rIdaffoyf8he-uullx0dcrqo">
               <w:r>
                 <w:rPr>
                   <w:rFonts w:ascii="Arial" w:cs="Arial" w:eastAsia="Arial" w:hAnsi="Arial"/>
@@ -10295,7 +10295,7 @@
               <w:spacing w:after="10" w:before="0"/>
               <w:ind w:left="120"/>
             </w:pPr>
-            <w:hyperlink w:history="1" r:id="rIdvxfpyily66uurhz6wqod4">
+            <w:hyperlink w:history="1" r:id="rIdd6q4qce5e4dtcypr50f-u">
               <w:r>
                 <w:rPr>
                   <w:rFonts w:ascii="Arial" w:cs="Arial" w:eastAsia="Arial" w:hAnsi="Arial"/>
@@ -10507,7 +10507,7 @@
               <w:spacing w:after="10" w:before="0"/>
               <w:ind w:left="120"/>
             </w:pPr>
-            <w:hyperlink w:history="1" r:id="rId6wh-xfvwlbsinsolqurbd">
+            <w:hyperlink w:history="1" r:id="rIdzc5-wmg9kp9gg3z6lp8zn">
               <w:r>
                 <w:rPr>
                   <w:rFonts w:ascii="Arial" w:cs="Arial" w:eastAsia="Arial" w:hAnsi="Arial"/>
@@ -10567,7 +10567,7 @@
             <w:pPr>
               <w:spacing w:after="20" w:before="0"/>
             </w:pPr>
-            <w:hyperlink w:history="1" r:id="rIdlrfc98suky3sr7bgloajy">
+            <w:hyperlink w:history="1" r:id="rIdaojp_dwvdgzihu97agzd5">
               <w:r>
                 <w:rPr>
                   <w:rFonts w:ascii="Arial" w:cs="Arial" w:eastAsia="Arial" w:hAnsi="Arial"/>
@@ -10600,7 +10600,7 @@
               <w:spacing w:after="10" w:before="0"/>
               <w:ind w:left="120"/>
             </w:pPr>
-            <w:hyperlink w:history="1" r:id="rIdecq4igteflrhlmg9q1yca">
+            <w:hyperlink w:history="1" r:id="rIdzpk4a0kfylse8bpkeyrmz">
               <w:r>
                 <w:rPr>
                   <w:rFonts w:ascii="Arial" w:cs="Arial" w:eastAsia="Arial" w:hAnsi="Arial"/>
@@ -10812,7 +10812,7 @@
               <w:spacing w:after="10" w:before="0"/>
               <w:ind w:left="120"/>
             </w:pPr>
-            <w:hyperlink w:history="1" r:id="rIdw-zw5_p4unriqn-50nyzd">
+            <w:hyperlink w:history="1" r:id="rIdk4qitls-xncytnpa1es9u">
               <w:r>
                 <w:rPr>
                   <w:rFonts w:ascii="Arial" w:cs="Arial" w:eastAsia="Arial" w:hAnsi="Arial"/>
@@ -10872,7 +10872,7 @@
             <w:pPr>
               <w:spacing w:after="20" w:before="0"/>
             </w:pPr>
-            <w:hyperlink w:history="1" r:id="rId4oj3ckxltxvm4s8hixpls">
+            <w:hyperlink w:history="1" r:id="rIdfdesaualflubtutxge8_z">
               <w:r>
                 <w:rPr>
                   <w:rFonts w:ascii="Arial" w:cs="Arial" w:eastAsia="Arial" w:hAnsi="Arial"/>
@@ -10905,7 +10905,7 @@
               <w:spacing w:after="10" w:before="0"/>
               <w:ind w:left="120"/>
             </w:pPr>
-            <w:hyperlink w:history="1" r:id="rIdsf3r4cbuqdfqfoahlwop5">
+            <w:hyperlink w:history="1" r:id="rIdvujaoyk_krvdp65jr0lkm">
               <w:r>
                 <w:rPr>
                   <w:rFonts w:ascii="Arial" w:cs="Arial" w:eastAsia="Arial" w:hAnsi="Arial"/>
@@ -11493,7 +11493,7 @@
         </w:rPr>
         <w:t xml:space="preserve">© 2026 SeaVuria and ARES. Aligned with KICD objectives. Developed by SeaVuria; technical implementation by ARES (with AI assistance from Claude). Licensed under </w:t>
       </w:r>
-      <w:hyperlink w:history="1" r:id="rIdwkvayud5t7pynm1bhbnzs">
+      <w:hyperlink w:history="1" r:id="rIdn04ut99ql3osanbczxzjq">
         <w:r>
           <w:rPr>
             <w:rFonts w:ascii="Arial" w:cs="Arial" w:eastAsia="Arial" w:hAnsi="Arial"/>
@@ -11514,7 +11514,7 @@
         </w:rPr>
         <w:t xml:space="preserve"> (</w:t>
       </w:r>
-      <w:hyperlink w:history="1" r:id="rIdopsi2duddm9ggwpoe2jy5">
+      <w:hyperlink w:history="1" r:id="rIdrterrpzhfcbnrhd6366gl">
         <w:r>
           <w:rPr>
             <w:rFonts w:ascii="Arial" w:cs="Arial" w:eastAsia="Arial" w:hAnsi="Arial"/>
@@ -12527,7 +12527,7 @@
             <w:pPr>
               <w:spacing w:after="20" w:before="0"/>
             </w:pPr>
-            <w:hyperlink w:history="1" r:id="rIdvjldrz8dy2lcqdqghcfv9">
+            <w:hyperlink w:history="1" r:id="rIdsw-ea0vem3omcdoxw23sh">
               <w:r>
                 <w:rPr>
                   <w:rFonts w:ascii="Arial" w:cs="Arial" w:eastAsia="Arial" w:hAnsi="Arial"/>
@@ -12576,7 +12576,7 @@
               <w:spacing w:after="10" w:before="0"/>
               <w:ind w:left="120"/>
             </w:pPr>
-            <w:hyperlink w:history="1" r:id="rIdhznvo7hv61jijnxvfmmij">
+            <w:hyperlink w:history="1" r:id="rIdc8ynuscwmhiyzdur-o7ky">
               <w:r>
                 <w:rPr>
                   <w:rFonts w:ascii="Arial" w:cs="Arial" w:eastAsia="Arial" w:hAnsi="Arial"/>
@@ -12638,7 +12638,7 @@
               <w:spacing w:after="10" w:before="0"/>
               <w:ind w:left="120"/>
             </w:pPr>
-            <w:hyperlink w:history="1" r:id="rIddtk7k7k1araiituu6dmgg">
+            <w:hyperlink w:history="1" r:id="rIdlxaarf7jukfnsp7rcfxlq">
               <w:r>
                 <w:rPr>
                   <w:rFonts w:ascii="Arial" w:cs="Arial" w:eastAsia="Arial" w:hAnsi="Arial"/>
@@ -12848,7 +12848,7 @@
             <w:pPr>
               <w:spacing w:after="20" w:before="0"/>
             </w:pPr>
-            <w:hyperlink w:history="1" r:id="rId5kvx_tyef0gpvr0osgrn0">
+            <w:hyperlink w:history="1" r:id="rIdfjnzhfqc21e42ahpl0rea">
               <w:r>
                 <w:rPr>
                   <w:rFonts w:ascii="Arial" w:cs="Arial" w:eastAsia="Arial" w:hAnsi="Arial"/>
@@ -12897,7 +12897,7 @@
               <w:spacing w:after="10" w:before="0"/>
               <w:ind w:left="120"/>
             </w:pPr>
-            <w:hyperlink w:history="1" r:id="rIdjgjn2nsz-3asjp6qbyccv">
+            <w:hyperlink w:history="1" r:id="rIdmp4obhonnutit4l0vovta">
               <w:r>
                 <w:rPr>
                   <w:rFonts w:ascii="Arial" w:cs="Arial" w:eastAsia="Arial" w:hAnsi="Arial"/>
@@ -12959,7 +12959,7 @@
               <w:spacing w:after="10" w:before="0"/>
               <w:ind w:left="120"/>
             </w:pPr>
-            <w:hyperlink w:history="1" r:id="rIdpdzejtvjjd2xyqnppl_rx">
+            <w:hyperlink w:history="1" r:id="rIdfbna1o4aiwzfsowycecvn">
               <w:r>
                 <w:rPr>
                   <w:rFonts w:ascii="Arial" w:cs="Arial" w:eastAsia="Arial" w:hAnsi="Arial"/>
@@ -13169,7 +13169,7 @@
             <w:pPr>
               <w:spacing w:after="20" w:before="0"/>
             </w:pPr>
-            <w:hyperlink w:history="1" r:id="rIdqskj6lsi5tizelufe7_aj">
+            <w:hyperlink w:history="1" r:id="rIdx1smozagsdtvrge4lo-uh">
               <w:r>
                 <w:rPr>
                   <w:rFonts w:ascii="Arial" w:cs="Arial" w:eastAsia="Arial" w:hAnsi="Arial"/>
@@ -13218,7 +13218,7 @@
               <w:spacing w:after="10" w:before="0"/>
               <w:ind w:left="120"/>
             </w:pPr>
-            <w:hyperlink w:history="1" r:id="rIdtxfwonpk0yxjghmv9yapw">
+            <w:hyperlink w:history="1" r:id="rIdztoncx5m4bn1im2ag3_r6">
               <w:r>
                 <w:rPr>
                   <w:rFonts w:ascii="Arial" w:cs="Arial" w:eastAsia="Arial" w:hAnsi="Arial"/>
@@ -13280,7 +13280,7 @@
               <w:spacing w:after="10" w:before="0"/>
               <w:ind w:left="120"/>
             </w:pPr>
-            <w:hyperlink w:history="1" r:id="rIdlwwyt1lphf2y89sk0hwaz">
+            <w:hyperlink w:history="1" r:id="rIdnwbkm0wewbypxudzs_fgq">
               <w:r>
                 <w:rPr>
                   <w:rFonts w:ascii="Arial" w:cs="Arial" w:eastAsia="Arial" w:hAnsi="Arial"/>
@@ -13490,7 +13490,7 @@
             <w:pPr>
               <w:spacing w:after="20" w:before="0"/>
             </w:pPr>
-            <w:hyperlink w:history="1" r:id="rId0amzq0z0czsszwpikisyq">
+            <w:hyperlink w:history="1" r:id="rIdktxquziebmgxlrot7g-1u">
               <w:r>
                 <w:rPr>
                   <w:rFonts w:ascii="Arial" w:cs="Arial" w:eastAsia="Arial" w:hAnsi="Arial"/>
@@ -13539,7 +13539,7 @@
               <w:spacing w:after="10" w:before="0"/>
               <w:ind w:left="120"/>
             </w:pPr>
-            <w:hyperlink w:history="1" r:id="rIdcew9f9s6c0yf0dako2wqu">
+            <w:hyperlink w:history="1" r:id="rIdm1pcaatzg7iukmh8_xv5f">
               <w:r>
                 <w:rPr>
                   <w:rFonts w:ascii="Arial" w:cs="Arial" w:eastAsia="Arial" w:hAnsi="Arial"/>
@@ -13601,7 +13601,7 @@
               <w:spacing w:after="10" w:before="0"/>
               <w:ind w:left="120"/>
             </w:pPr>
-            <w:hyperlink w:history="1" r:id="rIddlh3nhnyrprm5hwpjnjgz">
+            <w:hyperlink w:history="1" r:id="rIdgl67rwp0syxe6_fea8qix">
               <w:r>
                 <w:rPr>
                   <w:rFonts w:ascii="Arial" w:cs="Arial" w:eastAsia="Arial" w:hAnsi="Arial"/>
@@ -13811,7 +13811,7 @@
             <w:pPr>
               <w:spacing w:after="20" w:before="0"/>
             </w:pPr>
-            <w:hyperlink w:history="1" r:id="rId59f66urhpyuwsg-5s3yxs">
+            <w:hyperlink w:history="1" r:id="rIdzittc14s5hya5t8juvcy9">
               <w:r>
                 <w:rPr>
                   <w:rFonts w:ascii="Arial" w:cs="Arial" w:eastAsia="Arial" w:hAnsi="Arial"/>
@@ -13860,7 +13860,7 @@
               <w:spacing w:after="10" w:before="0"/>
               <w:ind w:left="120"/>
             </w:pPr>
-            <w:hyperlink w:history="1" r:id="rIdj5zo1vhqjau1rvldbgjpc">
+            <w:hyperlink w:history="1" r:id="rIdxi8frr2-w0rjn7a7nblst">
               <w:r>
                 <w:rPr>
                   <w:rFonts w:ascii="Arial" w:cs="Arial" w:eastAsia="Arial" w:hAnsi="Arial"/>
@@ -13922,7 +13922,7 @@
               <w:spacing w:after="10" w:before="0"/>
               <w:ind w:left="120"/>
             </w:pPr>
-            <w:hyperlink w:history="1" r:id="rIdhjbhwylqgwhy9qnbiihes">
+            <w:hyperlink w:history="1" r:id="rIdgaazofbzshflmuzshwoot">
               <w:r>
                 <w:rPr>
                   <w:rFonts w:ascii="Arial" w:cs="Arial" w:eastAsia="Arial" w:hAnsi="Arial"/>
@@ -14449,7 +14449,7 @@
         </w:rPr>
         <w:t xml:space="preserve">© 2026 SeaVuria and ARES. Aligned with KICD objectives. Developed by SeaVuria; technical implementation by ARES (with AI assistance from Claude). Licensed under </w:t>
       </w:r>
-      <w:hyperlink w:history="1" r:id="rIdgvpya7emudccdkzjfgngp">
+      <w:hyperlink w:history="1" r:id="rIdk-0v6giq1qzeflazjstbv">
         <w:r>
           <w:rPr>
             <w:rFonts w:ascii="Arial" w:cs="Arial" w:eastAsia="Arial" w:hAnsi="Arial"/>
@@ -14470,7 +14470,7 @@
         </w:rPr>
         <w:t xml:space="preserve"> (</w:t>
       </w:r>
-      <w:hyperlink w:history="1" r:id="rIdlcauw33kze-tzjh-s9wss">
+      <w:hyperlink w:history="1" r:id="rIdawcftktfj1wmx8cdh7kyc">
         <w:r>
           <w:rPr>
             <w:rFonts w:ascii="Arial" w:cs="Arial" w:eastAsia="Arial" w:hAnsi="Arial"/>
@@ -15699,7 +15699,7 @@
               <w:spacing w:after="10" w:before="0"/>
               <w:ind w:left="120"/>
             </w:pPr>
-            <w:hyperlink w:history="1" r:id="rIdhryiphlwur8cw2f2mrtp6">
+            <w:hyperlink w:history="1" r:id="rId0te9jwthv8wuhxfkvcfgc">
               <w:r>
                 <w:rPr>
                   <w:rFonts w:ascii="Arial" w:cs="Arial" w:eastAsia="Arial" w:hAnsi="Arial"/>
@@ -15776,7 +15776,7 @@
               <w:spacing w:after="10" w:before="0"/>
               <w:ind w:left="120"/>
             </w:pPr>
-            <w:hyperlink w:history="1" r:id="rId2ktsw56z4aajtzd5cuipv">
+            <w:hyperlink w:history="1" r:id="rIdt1zc_v7ruzpruxtypqwzu">
               <w:r>
                 <w:rPr>
                   <w:rFonts w:ascii="Arial" w:cs="Arial" w:eastAsia="Arial" w:hAnsi="Arial"/>
@@ -16003,7 +16003,7 @@
               <w:spacing w:after="10" w:before="0"/>
               <w:ind w:left="120"/>
             </w:pPr>
-            <w:hyperlink w:history="1" r:id="rIdtriap_wienlherzvq0wpc">
+            <w:hyperlink w:history="1" r:id="rId-g2jqhujcksw8vvgvwwjh">
               <w:r>
                 <w:rPr>
                   <w:rFonts w:ascii="Arial" w:cs="Arial" w:eastAsia="Arial" w:hAnsi="Arial"/>
@@ -16080,7 +16080,7 @@
               <w:spacing w:after="10" w:before="0"/>
               <w:ind w:left="120"/>
             </w:pPr>
-            <w:hyperlink w:history="1" r:id="rIdji-q7ufxhxoxoomgx4idz">
+            <w:hyperlink w:history="1" r:id="rIdr6li0gozwwvs9jzqzka69">
               <w:r>
                 <w:rPr>
                   <w:rFonts w:ascii="Arial" w:cs="Arial" w:eastAsia="Arial" w:hAnsi="Arial"/>
@@ -16307,7 +16307,7 @@
               <w:spacing w:after="10" w:before="0"/>
               <w:ind w:left="120"/>
             </w:pPr>
-            <w:hyperlink w:history="1" r:id="rIdxdtpngtmbbrqig9nkdh2t">
+            <w:hyperlink w:history="1" r:id="rIdrzmk67moziyr-krm-qe1p">
               <w:r>
                 <w:rPr>
                   <w:rFonts w:ascii="Arial" w:cs="Arial" w:eastAsia="Arial" w:hAnsi="Arial"/>
@@ -16384,7 +16384,7 @@
               <w:spacing w:after="10" w:before="0"/>
               <w:ind w:left="120"/>
             </w:pPr>
-            <w:hyperlink w:history="1" r:id="rIdqam6dhdgk0icbjsjo9k7s">
+            <w:hyperlink w:history="1" r:id="rIdjjaga_joejyfp9rjp7jx_">
               <w:r>
                 <w:rPr>
                   <w:rFonts w:ascii="Arial" w:cs="Arial" w:eastAsia="Arial" w:hAnsi="Arial"/>
@@ -16611,7 +16611,7 @@
               <w:spacing w:after="10" w:before="0"/>
               <w:ind w:left="120"/>
             </w:pPr>
-            <w:hyperlink w:history="1" r:id="rIdqx7xjutfwtqcxytwzp9te">
+            <w:hyperlink w:history="1" r:id="rIdpua4ctq11klgwkeerqcuc">
               <w:r>
                 <w:rPr>
                   <w:rFonts w:ascii="Arial" w:cs="Arial" w:eastAsia="Arial" w:hAnsi="Arial"/>
@@ -16688,7 +16688,7 @@
               <w:spacing w:after="10" w:before="0"/>
               <w:ind w:left="120"/>
             </w:pPr>
-            <w:hyperlink w:history="1" r:id="rIdcavaggdx3jcicivhnmzu2">
+            <w:hyperlink w:history="1" r:id="rIdhmm5dz4xr6efkitl5xm_a">
               <w:r>
                 <w:rPr>
                   <w:rFonts w:ascii="Arial" w:cs="Arial" w:eastAsia="Arial" w:hAnsi="Arial"/>
@@ -16915,7 +16915,7 @@
               <w:spacing w:after="10" w:before="0"/>
               <w:ind w:left="120"/>
             </w:pPr>
-            <w:hyperlink w:history="1" r:id="rIdydde2ifudsb6ujfikppec">
+            <w:hyperlink w:history="1" r:id="rIde9g-3fsdtvhw_z6sfarap">
               <w:r>
                 <w:rPr>
                   <w:rFonts w:ascii="Arial" w:cs="Arial" w:eastAsia="Arial" w:hAnsi="Arial"/>
@@ -16992,7 +16992,7 @@
               <w:spacing w:after="10" w:before="0"/>
               <w:ind w:left="120"/>
             </w:pPr>
-            <w:hyperlink w:history="1" r:id="rIdubtd6hnqnqiy7nsyok4yh">
+            <w:hyperlink w:history="1" r:id="rId051_l7wyl6mos3v_-tx5e">
               <w:r>
                 <w:rPr>
                   <w:rFonts w:ascii="Arial" w:cs="Arial" w:eastAsia="Arial" w:hAnsi="Arial"/>
@@ -17595,7 +17595,7 @@
         </w:rPr>
         <w:t xml:space="preserve">© 2026 SeaVuria and ARES. Aligned with KICD objectives. Developed by SeaVuria; technical implementation by ARES (with AI assistance from Claude). Licensed under </w:t>
       </w:r>
-      <w:hyperlink w:history="1" r:id="rIdhsiuu0_cxajbqpdaxq7bd">
+      <w:hyperlink w:history="1" r:id="rIdp9moqhblxxvsggkity1v-">
         <w:r>
           <w:rPr>
             <w:rFonts w:ascii="Arial" w:cs="Arial" w:eastAsia="Arial" w:hAnsi="Arial"/>
@@ -17616,7 +17616,7 @@
         </w:rPr>
         <w:t xml:space="preserve"> (</w:t>
       </w:r>
-      <w:hyperlink w:history="1" r:id="rIdm5s6l4pebelfmuiltptdn">
+      <w:hyperlink w:history="1" r:id="rIdlgup6rhgxumsjtjsgz90i">
         <w:r>
           <w:rPr>
             <w:rFonts w:ascii="Arial" w:cs="Arial" w:eastAsia="Arial" w:hAnsi="Arial"/>
@@ -18808,7 +18808,7 @@
             <w:pPr>
               <w:spacing w:after="20" w:before="0"/>
             </w:pPr>
-            <w:hyperlink w:history="1" r:id="rId6f5cwnc_fk307pzd-2go3">
+            <w:hyperlink w:history="1" r:id="rIdkaehs2k_smc4f4bgd7ca2">
               <w:r>
                 <w:rPr>
                   <w:rFonts w:ascii="Arial" w:cs="Arial" w:eastAsia="Arial" w:hAnsi="Arial"/>
@@ -18841,7 +18841,7 @@
               <w:spacing w:after="10" w:before="0"/>
               <w:ind w:left="120"/>
             </w:pPr>
-            <w:hyperlink w:history="1" r:id="rIdji93-_e9nt2i9gsei5xwp">
+            <w:hyperlink w:history="1" r:id="rIdwtl0sg3g8yxcdchvk2owf">
               <w:r>
                 <w:rPr>
                   <w:rFonts w:ascii="Arial" w:cs="Arial" w:eastAsia="Arial" w:hAnsi="Arial"/>
@@ -18886,7 +18886,7 @@
             <w:pPr>
               <w:spacing w:after="20" w:before="0"/>
             </w:pPr>
-            <w:hyperlink w:history="1" r:id="rIdw34jkairsroakdygkxcge">
+            <w:hyperlink w:history="1" r:id="rId6blju_9xcsjnfpr6aow6i">
               <w:r>
                 <w:rPr>
                   <w:rFonts w:ascii="Arial" w:cs="Arial" w:eastAsia="Arial" w:hAnsi="Arial"/>
@@ -18935,7 +18935,7 @@
               <w:spacing w:after="10" w:before="0"/>
               <w:ind w:left="120"/>
             </w:pPr>
-            <w:hyperlink w:history="1" r:id="rId-oxiyewrsb-f2s8v62ypd">
+            <w:hyperlink w:history="1" r:id="rIdw20-tnzalzrnppvfbdztf">
               <w:r>
                 <w:rPr>
                   <w:rFonts w:ascii="Arial" w:cs="Arial" w:eastAsia="Arial" w:hAnsi="Arial"/>
@@ -19130,7 +19130,7 @@
             <w:pPr>
               <w:spacing w:after="20" w:before="0"/>
             </w:pPr>
-            <w:hyperlink w:history="1" r:id="rId7ydqynjnvriwwsd-arug9">
+            <w:hyperlink w:history="1" r:id="rIdnqj-gu0gr1b-zifwinjkl">
               <w:r>
                 <w:rPr>
                   <w:rFonts w:ascii="Arial" w:cs="Arial" w:eastAsia="Arial" w:hAnsi="Arial"/>
@@ -19163,7 +19163,7 @@
               <w:spacing w:after="10" w:before="0"/>
               <w:ind w:left="120"/>
             </w:pPr>
-            <w:hyperlink w:history="1" r:id="rIdx5e6iedvtuuq6lkw5ic0y">
+            <w:hyperlink w:history="1" r:id="rIdbuty_r8pubnt6dqa9dx0c">
               <w:r>
                 <w:rPr>
                   <w:rFonts w:ascii="Arial" w:cs="Arial" w:eastAsia="Arial" w:hAnsi="Arial"/>
@@ -19208,7 +19208,7 @@
             <w:pPr>
               <w:spacing w:after="20" w:before="0"/>
             </w:pPr>
-            <w:hyperlink w:history="1" r:id="rIde6o8ar2hkdwefxaqtxwyi">
+            <w:hyperlink w:history="1" r:id="rIdr3odgba6md_zm56p3mrui">
               <w:r>
                 <w:rPr>
                   <w:rFonts w:ascii="Arial" w:cs="Arial" w:eastAsia="Arial" w:hAnsi="Arial"/>
@@ -19257,7 +19257,7 @@
               <w:spacing w:after="10" w:before="0"/>
               <w:ind w:left="120"/>
             </w:pPr>
-            <w:hyperlink w:history="1" r:id="rIdb0mu8okpig9pw-fhwuzyr">
+            <w:hyperlink w:history="1" r:id="rIdhel6lqgoyz43hlm5apcjo">
               <w:r>
                 <w:rPr>
                   <w:rFonts w:ascii="Arial" w:cs="Arial" w:eastAsia="Arial" w:hAnsi="Arial"/>
@@ -19452,7 +19452,7 @@
             <w:pPr>
               <w:spacing w:after="20" w:before="0"/>
             </w:pPr>
-            <w:hyperlink w:history="1" r:id="rIdacve_urrhfz31jb9mx-gg">
+            <w:hyperlink w:history="1" r:id="rId6o9zynplzpxvn2mkechen">
               <w:r>
                 <w:rPr>
                   <w:rFonts w:ascii="Arial" w:cs="Arial" w:eastAsia="Arial" w:hAnsi="Arial"/>
@@ -19485,7 +19485,7 @@
               <w:spacing w:after="10" w:before="0"/>
               <w:ind w:left="120"/>
             </w:pPr>
-            <w:hyperlink w:history="1" r:id="rIdddwtjicfvov4p0yr-9j9h">
+            <w:hyperlink w:history="1" r:id="rIdx7tf0-zbbokyg7j1maszf">
               <w:r>
                 <w:rPr>
                   <w:rFonts w:ascii="Arial" w:cs="Arial" w:eastAsia="Arial" w:hAnsi="Arial"/>
@@ -19530,7 +19530,7 @@
             <w:pPr>
               <w:spacing w:after="20" w:before="0"/>
             </w:pPr>
-            <w:hyperlink w:history="1" r:id="rId5gjs_svmci5tdz67zm0ix">
+            <w:hyperlink w:history="1" r:id="rId0weah5an79o9p2fqaruqv">
               <w:r>
                 <w:rPr>
                   <w:rFonts w:ascii="Arial" w:cs="Arial" w:eastAsia="Arial" w:hAnsi="Arial"/>
@@ -19579,7 +19579,7 @@
               <w:spacing w:after="10" w:before="0"/>
               <w:ind w:left="120"/>
             </w:pPr>
-            <w:hyperlink w:history="1" r:id="rIdc-axbhtgel87u852rewfd">
+            <w:hyperlink w:history="1" r:id="rIdmnhtovcywepn7xsfxctyb">
               <w:r>
                 <w:rPr>
                   <w:rFonts w:ascii="Arial" w:cs="Arial" w:eastAsia="Arial" w:hAnsi="Arial"/>
@@ -19774,7 +19774,7 @@
             <w:pPr>
               <w:spacing w:after="20" w:before="0"/>
             </w:pPr>
-            <w:hyperlink w:history="1" r:id="rId3rzp8gza37mvdnlszhn7p">
+            <w:hyperlink w:history="1" r:id="rIdxtw5drpbkfy1yp7ye1zao">
               <w:r>
                 <w:rPr>
                   <w:rFonts w:ascii="Arial" w:cs="Arial" w:eastAsia="Arial" w:hAnsi="Arial"/>
@@ -19807,7 +19807,7 @@
               <w:spacing w:after="10" w:before="0"/>
               <w:ind w:left="120"/>
             </w:pPr>
-            <w:hyperlink w:history="1" r:id="rIddifdwde17q_s7lo0t1ib4">
+            <w:hyperlink w:history="1" r:id="rIdyg4hrnxbto0pyzn286csj">
               <w:r>
                 <w:rPr>
                   <w:rFonts w:ascii="Arial" w:cs="Arial" w:eastAsia="Arial" w:hAnsi="Arial"/>
@@ -19852,7 +19852,7 @@
             <w:pPr>
               <w:spacing w:after="20" w:before="0"/>
             </w:pPr>
-            <w:hyperlink w:history="1" r:id="rIdulerdln-b9vksd4gk3ghy">
+            <w:hyperlink w:history="1" r:id="rId1f7vpq_uvuvlknidwhbg-">
               <w:r>
                 <w:rPr>
                   <w:rFonts w:ascii="Arial" w:cs="Arial" w:eastAsia="Arial" w:hAnsi="Arial"/>
@@ -19901,7 +19901,7 @@
               <w:spacing w:after="10" w:before="0"/>
               <w:ind w:left="120"/>
             </w:pPr>
-            <w:hyperlink w:history="1" r:id="rIdkoyft5vwdfhas4cp3laqx">
+            <w:hyperlink w:history="1" r:id="rIdblszmfemdlsspf_lhosrw">
               <w:r>
                 <w:rPr>
                   <w:rFonts w:ascii="Arial" w:cs="Arial" w:eastAsia="Arial" w:hAnsi="Arial"/>
@@ -20096,7 +20096,7 @@
             <w:pPr>
               <w:spacing w:after="20" w:before="0"/>
             </w:pPr>
-            <w:hyperlink w:history="1" r:id="rIdp4xgip7p8l42sjf-awcap">
+            <w:hyperlink w:history="1" r:id="rIdcntkyrbbnzn5hrgyf0cr2">
               <w:r>
                 <w:rPr>
                   <w:rFonts w:ascii="Arial" w:cs="Arial" w:eastAsia="Arial" w:hAnsi="Arial"/>
@@ -20129,7 +20129,7 @@
               <w:spacing w:after="10" w:before="0"/>
               <w:ind w:left="120"/>
             </w:pPr>
-            <w:hyperlink w:history="1" r:id="rIdcb4fdqotsgsz-2licrm_l">
+            <w:hyperlink w:history="1" r:id="rIdh_cxyvklh9w4ppqbs_lvn">
               <w:r>
                 <w:rPr>
                   <w:rFonts w:ascii="Arial" w:cs="Arial" w:eastAsia="Arial" w:hAnsi="Arial"/>
@@ -20174,7 +20174,7 @@
             <w:pPr>
               <w:spacing w:after="20" w:before="0"/>
             </w:pPr>
-            <w:hyperlink w:history="1" r:id="rIdnvmckbq7mz-hoxczrvoku">
+            <w:hyperlink w:history="1" r:id="rIdvlleboh6l6rl0u_cyim-e">
               <w:r>
                 <w:rPr>
                   <w:rFonts w:ascii="Arial" w:cs="Arial" w:eastAsia="Arial" w:hAnsi="Arial"/>
@@ -20223,7 +20223,7 @@
               <w:spacing w:after="10" w:before="0"/>
               <w:ind w:left="120"/>
             </w:pPr>
-            <w:hyperlink w:history="1" r:id="rIdkcqgwkjivvgssuwtnxhjv">
+            <w:hyperlink w:history="1" r:id="rIdicy9maoe0wxur9fuyzmwa">
               <w:r>
                 <w:rPr>
                   <w:rFonts w:ascii="Arial" w:cs="Arial" w:eastAsia="Arial" w:hAnsi="Arial"/>
@@ -20887,7 +20887,7 @@
         </w:rPr>
         <w:t xml:space="preserve">© 2026 SeaVuria and ARES. Aligned with KICD objectives. Developed by SeaVuria; technical implementation by ARES (with AI assistance from Claude). Licensed under </w:t>
       </w:r>
-      <w:hyperlink w:history="1" r:id="rIdp1z1ovos21fmx4eq9qek4">
+      <w:hyperlink w:history="1" r:id="rIdaliydzb90i26zqlt-3d8x">
         <w:r>
           <w:rPr>
             <w:rFonts w:ascii="Arial" w:cs="Arial" w:eastAsia="Arial" w:hAnsi="Arial"/>
@@ -20908,7 +20908,7 @@
         </w:rPr>
         <w:t xml:space="preserve"> (</w:t>
       </w:r>
-      <w:hyperlink w:history="1" r:id="rIdbjeojvohlnz7gionccb51">
+      <w:hyperlink w:history="1" r:id="rIdebjdfuoutfqqkav5wdnza">
         <w:r>
           <w:rPr>
             <w:rFonts w:ascii="Arial" w:cs="Arial" w:eastAsia="Arial" w:hAnsi="Arial"/>
@@ -22097,7 +22097,7 @@
               <w:spacing w:after="10" w:before="0"/>
               <w:ind w:left="120"/>
             </w:pPr>
-            <w:hyperlink w:history="1" r:id="rIddcirben9u17wugnwn00pr">
+            <w:hyperlink w:history="1" r:id="rId0iaf7h_4yw9n2vwiti-xt">
               <w:r>
                 <w:rPr>
                   <w:rFonts w:ascii="Arial" w:cs="Arial" w:eastAsia="Arial" w:hAnsi="Arial"/>
@@ -22157,7 +22157,7 @@
             <w:pPr>
               <w:spacing w:after="20" w:before="0"/>
             </w:pPr>
-            <w:hyperlink w:history="1" r:id="rIdi87pby4c24_uh86foejpr">
+            <w:hyperlink w:history="1" r:id="rIdggrxexfm1cwyg3uo9pi-n">
               <w:r>
                 <w:rPr>
                   <w:rFonts w:ascii="Arial" w:cs="Arial" w:eastAsia="Arial" w:hAnsi="Arial"/>
@@ -22190,7 +22190,7 @@
               <w:spacing w:after="10" w:before="0"/>
               <w:ind w:left="120"/>
             </w:pPr>
-            <w:hyperlink w:history="1" r:id="rIdiabtl0gjkjyww32hqibzb">
+            <w:hyperlink w:history="1" r:id="rIdq7pak6yehxtnhpy512zh9">
               <w:r>
                 <w:rPr>
                   <w:rFonts w:ascii="Arial" w:cs="Arial" w:eastAsia="Arial" w:hAnsi="Arial"/>
@@ -22402,7 +22402,7 @@
               <w:spacing w:after="10" w:before="0"/>
               <w:ind w:left="120"/>
             </w:pPr>
-            <w:hyperlink w:history="1" r:id="rIdufln4nszxrtviivlclsir">
+            <w:hyperlink w:history="1" r:id="rIdjzxnw3uuf13yvnzceekpe">
               <w:r>
                 <w:rPr>
                   <w:rFonts w:ascii="Arial" w:cs="Arial" w:eastAsia="Arial" w:hAnsi="Arial"/>
@@ -22462,7 +22462,7 @@
             <w:pPr>
               <w:spacing w:after="20" w:before="0"/>
             </w:pPr>
-            <w:hyperlink w:history="1" r:id="rIdqtsj8xvt38ldapyyymkxj">
+            <w:hyperlink w:history="1" r:id="rIdga1qshnwv3m_lljrgvabm">
               <w:r>
                 <w:rPr>
                   <w:rFonts w:ascii="Arial" w:cs="Arial" w:eastAsia="Arial" w:hAnsi="Arial"/>
@@ -22495,7 +22495,7 @@
               <w:spacing w:after="10" w:before="0"/>
               <w:ind w:left="120"/>
             </w:pPr>
-            <w:hyperlink w:history="1" r:id="rIdw_s5tauynmgn6ce0y86ik">
+            <w:hyperlink w:history="1" r:id="rIdgqk25l9vwwaqlp9fz8pgj">
               <w:r>
                 <w:rPr>
                   <w:rFonts w:ascii="Arial" w:cs="Arial" w:eastAsia="Arial" w:hAnsi="Arial"/>
@@ -22707,7 +22707,7 @@
               <w:spacing w:after="10" w:before="0"/>
               <w:ind w:left="120"/>
             </w:pPr>
-            <w:hyperlink w:history="1" r:id="rIdhhcajzfjrb_boni7l-uyz">
+            <w:hyperlink w:history="1" r:id="rIdlppqf1fy8v-72iim5qtla">
               <w:r>
                 <w:rPr>
                   <w:rFonts w:ascii="Arial" w:cs="Arial" w:eastAsia="Arial" w:hAnsi="Arial"/>
@@ -22767,7 +22767,7 @@
             <w:pPr>
               <w:spacing w:after="20" w:before="0"/>
             </w:pPr>
-            <w:hyperlink w:history="1" r:id="rIdtg83dt7vr_qtirmu3aj_g">
+            <w:hyperlink w:history="1" r:id="rIdw8zhbtdu7wgigr1elrujq">
               <w:r>
                 <w:rPr>
                   <w:rFonts w:ascii="Arial" w:cs="Arial" w:eastAsia="Arial" w:hAnsi="Arial"/>
@@ -22816,7 +22816,7 @@
               <w:spacing w:after="10" w:before="0"/>
               <w:ind w:left="120"/>
             </w:pPr>
-            <w:hyperlink w:history="1" r:id="rIdja4bliubdbidahomqqx87">
+            <w:hyperlink w:history="1" r:id="rIdch7t1uynyakqt1kem-hmi">
               <w:r>
                 <w:rPr>
                   <w:rFonts w:ascii="Arial" w:cs="Arial" w:eastAsia="Arial" w:hAnsi="Arial"/>
@@ -23127,7 +23127,7 @@
               <w:spacing w:after="10" w:before="0"/>
               <w:ind w:left="120"/>
             </w:pPr>
-            <w:hyperlink w:history="1" r:id="rId2a4zkbhtrnj0no0h426ut">
+            <w:hyperlink w:history="1" r:id="rIdndv2gq8cpajvvt1-s-z29">
               <w:r>
                 <w:rPr>
                   <w:rFonts w:ascii="Arial" w:cs="Arial" w:eastAsia="Arial" w:hAnsi="Arial"/>
@@ -23187,7 +23187,7 @@
             <w:pPr>
               <w:spacing w:after="20" w:before="0"/>
             </w:pPr>
-            <w:hyperlink w:history="1" r:id="rIdk6l4x3aselp3c8azx_9c_">
+            <w:hyperlink w:history="1" r:id="rIdlnu7qeelwqe1okcoc_bcg">
               <w:r>
                 <w:rPr>
                   <w:rFonts w:ascii="Arial" w:cs="Arial" w:eastAsia="Arial" w:hAnsi="Arial"/>
@@ -23220,7 +23220,7 @@
               <w:spacing w:after="10" w:before="0"/>
               <w:ind w:left="120"/>
             </w:pPr>
-            <w:hyperlink w:history="1" r:id="rIdgxgejbiaa32qorrzcqs0d">
+            <w:hyperlink w:history="1" r:id="rIdabhyf9di-rdzktuxwtqfa">
               <w:r>
                 <w:rPr>
                   <w:rFonts w:ascii="Arial" w:cs="Arial" w:eastAsia="Arial" w:hAnsi="Arial"/>
@@ -23432,7 +23432,7 @@
               <w:spacing w:after="10" w:before="0"/>
               <w:ind w:left="120"/>
             </w:pPr>
-            <w:hyperlink w:history="1" r:id="rIdfw9dyaxzfc4abx2fxxovq">
+            <w:hyperlink w:history="1" r:id="rIdudbpolcmw8xgtqtkjnvg4">
               <w:r>
                 <w:rPr>
                   <w:rFonts w:ascii="Arial" w:cs="Arial" w:eastAsia="Arial" w:hAnsi="Arial"/>
@@ -23492,7 +23492,7 @@
             <w:pPr>
               <w:spacing w:after="20" w:before="0"/>
             </w:pPr>
-            <w:hyperlink w:history="1" r:id="rIddechnnywkfb5ljjdk2_uu">
+            <w:hyperlink w:history="1" r:id="rId6troirvfc3duoafvvr7cq">
               <w:r>
                 <w:rPr>
                   <w:rFonts w:ascii="Arial" w:cs="Arial" w:eastAsia="Arial" w:hAnsi="Arial"/>
@@ -23525,7 +23525,7 @@
               <w:spacing w:after="10" w:before="0"/>
               <w:ind w:left="120"/>
             </w:pPr>
-            <w:hyperlink w:history="1" r:id="rIdfzirlyzvnw7zvtopwdhni">
+            <w:hyperlink w:history="1" r:id="rIdxskrusjnpgkwtrh5afzcr">
               <w:r>
                 <w:rPr>
                   <w:rFonts w:ascii="Arial" w:cs="Arial" w:eastAsia="Arial" w:hAnsi="Arial"/>
@@ -24113,7 +24113,7 @@
         </w:rPr>
         <w:t xml:space="preserve">© 2026 SeaVuria and ARES. Aligned with KICD objectives. Developed by SeaVuria; technical implementation by ARES (with AI assistance from Claude). Licensed under </w:t>
       </w:r>
-      <w:hyperlink w:history="1" r:id="rIdckdc7u1e12-x9rultnlaz">
+      <w:hyperlink w:history="1" r:id="rIdrbvimut22_j7yxvefoqex">
         <w:r>
           <w:rPr>
             <w:rFonts w:ascii="Arial" w:cs="Arial" w:eastAsia="Arial" w:hAnsi="Arial"/>
@@ -24134,7 +24134,7 @@
         </w:rPr>
         <w:t xml:space="preserve"> (</w:t>
       </w:r>
-      <w:hyperlink w:history="1" r:id="rIdxqhhd_p2k9rbvjdn2tpv0">
+      <w:hyperlink w:history="1" r:id="rIdhyj5uf5lzh-ksk75qtceg">
         <w:r>
           <w:rPr>
             <w:rFonts w:ascii="Arial" w:cs="Arial" w:eastAsia="Arial" w:hAnsi="Arial"/>
@@ -25403,7 +25403,7 @@
               <w:spacing w:after="10" w:before="0"/>
               <w:ind w:left="120"/>
             </w:pPr>
-            <w:hyperlink w:history="1" r:id="rId07fbvf3_mug28n4t1hn_f">
+            <w:hyperlink w:history="1" r:id="rIddmhz7bvrmgj8ujkioxgx3">
               <w:r>
                 <w:rPr>
                   <w:rFonts w:ascii="Arial" w:cs="Arial" w:eastAsia="Arial" w:hAnsi="Arial"/>
@@ -25480,7 +25480,7 @@
               <w:spacing w:after="10" w:before="0"/>
               <w:ind w:left="120"/>
             </w:pPr>
-            <w:hyperlink w:history="1" r:id="rIdvouhc2d8kb36pgxafsgbf">
+            <w:hyperlink w:history="1" r:id="rId7ms2k10sgzpcvb9vdwbyv">
               <w:r>
                 <w:rPr>
                   <w:rFonts w:ascii="Arial" w:cs="Arial" w:eastAsia="Arial" w:hAnsi="Arial"/>
@@ -25707,7 +25707,7 @@
               <w:spacing w:after="10" w:before="0"/>
               <w:ind w:left="120"/>
             </w:pPr>
-            <w:hyperlink w:history="1" r:id="rId3pbr0m2s4hjttrbe4xx0x">
+            <w:hyperlink w:history="1" r:id="rIdlclnigs5m-7qniahacurf">
               <w:r>
                 <w:rPr>
                   <w:rFonts w:ascii="Arial" w:cs="Arial" w:eastAsia="Arial" w:hAnsi="Arial"/>
@@ -25784,7 +25784,7 @@
               <w:spacing w:after="10" w:before="0"/>
               <w:ind w:left="120"/>
             </w:pPr>
-            <w:hyperlink w:history="1" r:id="rIdgytntuo5eygipamjycrdh">
+            <w:hyperlink w:history="1" r:id="rIdvd4uw_nlvavd5mopvzp_u">
               <w:r>
                 <w:rPr>
                   <w:rFonts w:ascii="Arial" w:cs="Arial" w:eastAsia="Arial" w:hAnsi="Arial"/>
@@ -26011,7 +26011,7 @@
               <w:spacing w:after="10" w:before="0"/>
               <w:ind w:left="120"/>
             </w:pPr>
-            <w:hyperlink w:history="1" r:id="rIdal5ervx-_d8wib3m7shxq">
+            <w:hyperlink w:history="1" r:id="rIdoaacoxlmqg012n_dtknzb">
               <w:r>
                 <w:rPr>
                   <w:rFonts w:ascii="Arial" w:cs="Arial" w:eastAsia="Arial" w:hAnsi="Arial"/>
@@ -26088,7 +26088,7 @@
               <w:spacing w:after="10" w:before="0"/>
               <w:ind w:left="120"/>
             </w:pPr>
-            <w:hyperlink w:history="1" r:id="rIdrfzvx5xyujj3wcz98o66s">
+            <w:hyperlink w:history="1" r:id="rIdoirmyyhjz4yqak0lcqnwm">
               <w:r>
                 <w:rPr>
                   <w:rFonts w:ascii="Arial" w:cs="Arial" w:eastAsia="Arial" w:hAnsi="Arial"/>
@@ -26315,7 +26315,7 @@
               <w:spacing w:after="10" w:before="0"/>
               <w:ind w:left="120"/>
             </w:pPr>
-            <w:hyperlink w:history="1" r:id="rIdfn9gwss2dbbxwog0fn2w4">
+            <w:hyperlink w:history="1" r:id="rIdjj-tjvajhyauffj-rhdpi">
               <w:r>
                 <w:rPr>
                   <w:rFonts w:ascii="Arial" w:cs="Arial" w:eastAsia="Arial" w:hAnsi="Arial"/>
@@ -26392,7 +26392,7 @@
               <w:spacing w:after="10" w:before="0"/>
               <w:ind w:left="120"/>
             </w:pPr>
-            <w:hyperlink w:history="1" r:id="rIdpi0z2cbktmlq4ecclgazt">
+            <w:hyperlink w:history="1" r:id="rId1ayr7pmge02zhkzbcatnu">
               <w:r>
                 <w:rPr>
                   <w:rFonts w:ascii="Arial" w:cs="Arial" w:eastAsia="Arial" w:hAnsi="Arial"/>
@@ -26619,7 +26619,7 @@
               <w:spacing w:after="10" w:before="0"/>
               <w:ind w:left="120"/>
             </w:pPr>
-            <w:hyperlink w:history="1" r:id="rIddlggvrefrfojwndna7ubp">
+            <w:hyperlink w:history="1" r:id="rIdufeym7czruqq5enqf1ap-">
               <w:r>
                 <w:rPr>
                   <w:rFonts w:ascii="Arial" w:cs="Arial" w:eastAsia="Arial" w:hAnsi="Arial"/>
@@ -26696,7 +26696,7 @@
               <w:spacing w:after="10" w:before="0"/>
               <w:ind w:left="120"/>
             </w:pPr>
-            <w:hyperlink w:history="1" r:id="rId_o08gyieeuyjetsrqitow">
+            <w:hyperlink w:history="1" r:id="rId0enhzgnbpu7ekkhbvn-n1">
               <w:r>
                 <w:rPr>
                   <w:rFonts w:ascii="Arial" w:cs="Arial" w:eastAsia="Arial" w:hAnsi="Arial"/>
@@ -27375,7 +27375,7 @@
         </w:rPr>
         <w:t xml:space="preserve">© 2026 SeaVuria and ARES. Aligned with KICD objectives. Developed by SeaVuria; technical implementation by ARES (with AI assistance from Claude). Licensed under </w:t>
       </w:r>
-      <w:hyperlink w:history="1" r:id="rIdnwncnzqrobmdmpnwnzojt">
+      <w:hyperlink w:history="1" r:id="rIdmg0lnpmoqv_dz9mtgx7dz">
         <w:r>
           <w:rPr>
             <w:rFonts w:ascii="Arial" w:cs="Arial" w:eastAsia="Arial" w:hAnsi="Arial"/>
@@ -27396,7 +27396,7 @@
         </w:rPr>
         <w:t xml:space="preserve"> (</w:t>
       </w:r>
-      <w:hyperlink w:history="1" r:id="rIdc-bocj3ffycaz5rwiogs3">
+      <w:hyperlink w:history="1" r:id="rIdbq9zldylzesy5nf1ffatz">
         <w:r>
           <w:rPr>
             <w:rFonts w:ascii="Arial" w:cs="Arial" w:eastAsia="Arial" w:hAnsi="Arial"/>

--- a/data/outputs/v2/General_Science/SS1.3_Nutrition_in_Animals/General_Science_Nutrition_in_Animals_CBE_LessonSequence.docx
+++ b/data/outputs/v2/General_Science/SS1.3_Nutrition_in_Animals/General_Science_Nutrition_in_Animals_CBE_LessonSequence.docx
@@ -2086,7 +2086,7 @@
         </w:rPr>
         <w:t xml:space="preserve">© 2026 SeaVuria and ARES. This work is licensed under a </w:t>
       </w:r>
-      <w:hyperlink w:history="1" r:id="rIdpeq8lvcwps16gclv7ccj-">
+      <w:hyperlink w:history="1" r:id="rIdxbmxs68az6zp_gqtt5mm5">
         <w:r>
           <w:rPr>
             <w:rFonts w:ascii="Arial" w:cs="Arial" w:eastAsia="Arial" w:hAnsi="Arial"/>
@@ -2106,7 +2106,7 @@
         </w:rPr>
         <w:t xml:space="preserve"> (</w:t>
       </w:r>
-      <w:hyperlink w:history="1" r:id="rIdeft475bpgwtu4h-aee502">
+      <w:hyperlink w:history="1" r:id="rIdjx2p59udstrbrhi38tpti">
         <w:r>
           <w:rPr>
             <w:rFonts w:ascii="Arial" w:cs="Arial" w:eastAsia="Arial" w:hAnsi="Arial"/>
@@ -2126,7 +2126,7 @@
         </w:rPr>
         <w:t xml:space="preserve">). To view a copy of this license, visit </w:t>
       </w:r>
-      <w:hyperlink w:history="1" r:id="rIdk9aqf4zmjtx0zubvkpctl">
+      <w:hyperlink w:history="1" r:id="rId5syi4hyszvjaddintxxrv">
         <w:r>
           <w:rPr>
             <w:rFonts w:ascii="Arial" w:cs="Arial" w:eastAsia="Arial" w:hAnsi="Arial"/>
@@ -3317,7 +3317,7 @@
             <w:pPr>
               <w:spacing w:after="20" w:before="0"/>
             </w:pPr>
-            <w:hyperlink w:history="1" r:id="rIdhz_c9nwc0cd0uwicoxjes">
+            <w:hyperlink w:history="1" r:id="rIdpwdin57zvlfkckzqdzwxd">
               <w:r>
                 <w:rPr>
                   <w:rFonts w:ascii="Arial" w:cs="Arial" w:eastAsia="Arial" w:hAnsi="Arial"/>
@@ -3350,7 +3350,7 @@
               <w:spacing w:after="10" w:before="0"/>
               <w:ind w:left="120"/>
             </w:pPr>
-            <w:hyperlink w:history="1" r:id="rIdgk1xfe6izbhpdoz5nazl0">
+            <w:hyperlink w:history="1" r:id="rIdryk-isu0vhl-7nvio3fvm">
               <w:r>
                 <w:rPr>
                   <w:rFonts w:ascii="Arial" w:cs="Arial" w:eastAsia="Arial" w:hAnsi="Arial"/>
@@ -3395,7 +3395,7 @@
             <w:pPr>
               <w:spacing w:after="20" w:before="0"/>
             </w:pPr>
-            <w:hyperlink w:history="1" r:id="rIdhszyd7crg56bbatnmsxzf">
+            <w:hyperlink w:history="1" r:id="rIdfq3t1xbjncn2ijpwuioqt">
               <w:r>
                 <w:rPr>
                   <w:rFonts w:ascii="Arial" w:cs="Arial" w:eastAsia="Arial" w:hAnsi="Arial"/>
@@ -3428,7 +3428,7 @@
               <w:spacing w:after="10" w:before="0"/>
               <w:ind w:left="120"/>
             </w:pPr>
-            <w:hyperlink w:history="1" r:id="rIdpg_agvuhwfzofmqhwnm7f">
+            <w:hyperlink w:history="1" r:id="rIdx92ge18o5kksajdm1ou-l">
               <w:r>
                 <w:rPr>
                   <w:rFonts w:ascii="Arial" w:cs="Arial" w:eastAsia="Arial" w:hAnsi="Arial"/>
@@ -3623,7 +3623,7 @@
             <w:pPr>
               <w:spacing w:after="20" w:before="0"/>
             </w:pPr>
-            <w:hyperlink w:history="1" r:id="rIdzuqmajtqvakuzh_ucxgdr">
+            <w:hyperlink w:history="1" r:id="rIdipvauoydptcyw3ev3w736">
               <w:r>
                 <w:rPr>
                   <w:rFonts w:ascii="Arial" w:cs="Arial" w:eastAsia="Arial" w:hAnsi="Arial"/>
@@ -3656,7 +3656,7 @@
               <w:spacing w:after="10" w:before="0"/>
               <w:ind w:left="120"/>
             </w:pPr>
-            <w:hyperlink w:history="1" r:id="rIduz2d2sods5avl-c2kkxcw">
+            <w:hyperlink w:history="1" r:id="rIdgnjsppjtjb-m0vv_f78rh">
               <w:r>
                 <w:rPr>
                   <w:rFonts w:ascii="Arial" w:cs="Arial" w:eastAsia="Arial" w:hAnsi="Arial"/>
@@ -3701,7 +3701,7 @@
             <w:pPr>
               <w:spacing w:after="20" w:before="0"/>
             </w:pPr>
-            <w:hyperlink w:history="1" r:id="rIdemuvyptv77zrcxt5q3prt">
+            <w:hyperlink w:history="1" r:id="rIdspjjb_bgh6jbbgnm5rvmr">
               <w:r>
                 <w:rPr>
                   <w:rFonts w:ascii="Arial" w:cs="Arial" w:eastAsia="Arial" w:hAnsi="Arial"/>
@@ -3734,7 +3734,7 @@
               <w:spacing w:after="10" w:before="0"/>
               <w:ind w:left="120"/>
             </w:pPr>
-            <w:hyperlink w:history="1" r:id="rIdem9wjfotxbypofm-kyued">
+            <w:hyperlink w:history="1" r:id="rIdjuvfnihvcbtwtvgxmtmlk">
               <w:r>
                 <w:rPr>
                   <w:rFonts w:ascii="Arial" w:cs="Arial" w:eastAsia="Arial" w:hAnsi="Arial"/>
@@ -3929,7 +3929,7 @@
             <w:pPr>
               <w:spacing w:after="20" w:before="0"/>
             </w:pPr>
-            <w:hyperlink w:history="1" r:id="rIdoxjovrpnmt7bozqslppif">
+            <w:hyperlink w:history="1" r:id="rIdsyfdnkbjmsuonqwskphyp">
               <w:r>
                 <w:rPr>
                   <w:rFonts w:ascii="Arial" w:cs="Arial" w:eastAsia="Arial" w:hAnsi="Arial"/>
@@ -3978,7 +3978,7 @@
               <w:spacing w:after="10" w:before="0"/>
               <w:ind w:left="120"/>
             </w:pPr>
-            <w:hyperlink w:history="1" r:id="rIdsv0km20p69qeiatw8val1">
+            <w:hyperlink w:history="1" r:id="rIdpwfus8uwo9v1j9h2iek8a">
               <w:r>
                 <w:rPr>
                   <w:rFonts w:ascii="Arial" w:cs="Arial" w:eastAsia="Arial" w:hAnsi="Arial"/>
@@ -4023,7 +4023,7 @@
             <w:pPr>
               <w:spacing w:after="20" w:before="0"/>
             </w:pPr>
-            <w:hyperlink w:history="1" r:id="rId75dwh4sp7qeydrshltd7c">
+            <w:hyperlink w:history="1" r:id="rIdruuhs0drhvquzldxzfdam">
               <w:r>
                 <w:rPr>
                   <w:rFonts w:ascii="Arial" w:cs="Arial" w:eastAsia="Arial" w:hAnsi="Arial"/>
@@ -4056,7 +4056,7 @@
               <w:spacing w:after="10" w:before="0"/>
               <w:ind w:left="120"/>
             </w:pPr>
-            <w:hyperlink w:history="1" r:id="rId94huzta4oxf2npya8qmqq">
+            <w:hyperlink w:history="1" r:id="rIdeeec22t9i5uj7ihb0cdwz">
               <w:r>
                 <w:rPr>
                   <w:rFonts w:ascii="Arial" w:cs="Arial" w:eastAsia="Arial" w:hAnsi="Arial"/>
@@ -4251,7 +4251,7 @@
             <w:pPr>
               <w:spacing w:after="20" w:before="0"/>
             </w:pPr>
-            <w:hyperlink w:history="1" r:id="rIdef1is9erdrn_hknczscr4">
+            <w:hyperlink w:history="1" r:id="rId_jgerb1eebvkc0x5essot">
               <w:r>
                 <w:rPr>
                   <w:rFonts w:ascii="Arial" w:cs="Arial" w:eastAsia="Arial" w:hAnsi="Arial"/>
@@ -4284,7 +4284,7 @@
               <w:spacing w:after="10" w:before="0"/>
               <w:ind w:left="120"/>
             </w:pPr>
-            <w:hyperlink w:history="1" r:id="rIdi7gir0jhmsvgmkaetjueb">
+            <w:hyperlink w:history="1" r:id="rId7gjp0anx4qbz_d_th8k8z">
               <w:r>
                 <w:rPr>
                   <w:rFonts w:ascii="Arial" w:cs="Arial" w:eastAsia="Arial" w:hAnsi="Arial"/>
@@ -4329,7 +4329,7 @@
             <w:pPr>
               <w:spacing w:after="20" w:before="0"/>
             </w:pPr>
-            <w:hyperlink w:history="1" r:id="rIdkjjoyfavs51bop8w0kpjv">
+            <w:hyperlink w:history="1" r:id="rIdxqoztcciknuo78c3wt2ti">
               <w:r>
                 <w:rPr>
                   <w:rFonts w:ascii="Arial" w:cs="Arial" w:eastAsia="Arial" w:hAnsi="Arial"/>
@@ -4362,7 +4362,7 @@
               <w:spacing w:after="10" w:before="0"/>
               <w:ind w:left="120"/>
             </w:pPr>
-            <w:hyperlink w:history="1" r:id="rIdvxyxjjgukglvloyc2pdm4">
+            <w:hyperlink w:history="1" r:id="rIdej5g9uj0hfnvvjeblznyn">
               <w:r>
                 <w:rPr>
                   <w:rFonts w:ascii="Arial" w:cs="Arial" w:eastAsia="Arial" w:hAnsi="Arial"/>
@@ -4557,7 +4557,7 @@
             <w:pPr>
               <w:spacing w:after="20" w:before="0"/>
             </w:pPr>
-            <w:hyperlink w:history="1" r:id="rIdsqjapef2wixkw-zgyd23g">
+            <w:hyperlink w:history="1" r:id="rIdmtj53hzvkipux-bwvv82j">
               <w:r>
                 <w:rPr>
                   <w:rFonts w:ascii="Arial" w:cs="Arial" w:eastAsia="Arial" w:hAnsi="Arial"/>
@@ -4590,7 +4590,7 @@
               <w:spacing w:after="10" w:before="0"/>
               <w:ind w:left="120"/>
             </w:pPr>
-            <w:hyperlink w:history="1" r:id="rIdcqqtusuqiicyqvgq65b-d">
+            <w:hyperlink w:history="1" r:id="rIdqmn2_la0yd2avgjyjzgko">
               <w:r>
                 <w:rPr>
                   <w:rFonts w:ascii="Arial" w:cs="Arial" w:eastAsia="Arial" w:hAnsi="Arial"/>
@@ -4635,7 +4635,7 @@
             <w:pPr>
               <w:spacing w:after="20" w:before="0"/>
             </w:pPr>
-            <w:hyperlink w:history="1" r:id="rIdjjktiy707pznmnommlq-k">
+            <w:hyperlink w:history="1" r:id="rId-uuvdejs3x3swctvnrwnt">
               <w:r>
                 <w:rPr>
                   <w:rFonts w:ascii="Arial" w:cs="Arial" w:eastAsia="Arial" w:hAnsi="Arial"/>
@@ -4668,7 +4668,7 @@
               <w:spacing w:after="10" w:before="0"/>
               <w:ind w:left="120"/>
             </w:pPr>
-            <w:hyperlink w:history="1" r:id="rIdumu4ngtbnfdamog9q8vbx">
+            <w:hyperlink w:history="1" r:id="rIdg5rumo_t9rkmi-mmrzutt">
               <w:r>
                 <w:rPr>
                   <w:rFonts w:ascii="Arial" w:cs="Arial" w:eastAsia="Arial" w:hAnsi="Arial"/>
@@ -5256,7 +5256,7 @@
         </w:rPr>
         <w:t xml:space="preserve">© 2026 SeaVuria and ARES. Aligned with KICD objectives. Developed by SeaVuria; technical implementation by ARES (with AI assistance from Claude). Licensed under </w:t>
       </w:r>
-      <w:hyperlink w:history="1" r:id="rIdwon8vh7ndc_729nuacmbv">
+      <w:hyperlink w:history="1" r:id="rId_yetn5npxknsmh-5zwixi">
         <w:r>
           <w:rPr>
             <w:rFonts w:ascii="Arial" w:cs="Arial" w:eastAsia="Arial" w:hAnsi="Arial"/>
@@ -5277,7 +5277,7 @@
         </w:rPr>
         <w:t xml:space="preserve"> (</w:t>
       </w:r>
-      <w:hyperlink w:history="1" r:id="rIdkweanracokbm4vgmbgzhr">
+      <w:hyperlink w:history="1" r:id="rId1a5m3m59lbmr_6m4yqyqx">
         <w:r>
           <w:rPr>
             <w:rFonts w:ascii="Arial" w:cs="Arial" w:eastAsia="Arial" w:hAnsi="Arial"/>
@@ -6466,7 +6466,7 @@
               <w:spacing w:after="10" w:before="0"/>
               <w:ind w:left="120"/>
             </w:pPr>
-            <w:hyperlink w:history="1" r:id="rIdyaftwe3-efl2qnhca6twr">
+            <w:hyperlink w:history="1" r:id="rIdh7qvcqjwieyvqhlr_q3eh">
               <w:r>
                 <w:rPr>
                   <w:rFonts w:ascii="Arial" w:cs="Arial" w:eastAsia="Arial" w:hAnsi="Arial"/>
@@ -6543,7 +6543,7 @@
               <w:spacing w:after="10" w:before="0"/>
               <w:ind w:left="120"/>
             </w:pPr>
-            <w:hyperlink w:history="1" r:id="rIdwo3olnwrpoeaclfjr_kgc">
+            <w:hyperlink w:history="1" r:id="rIddvih2ws3fad_yykhxgidx">
               <w:r>
                 <w:rPr>
                   <w:rFonts w:ascii="Arial" w:cs="Arial" w:eastAsia="Arial" w:hAnsi="Arial"/>
@@ -6770,7 +6770,7 @@
               <w:spacing w:after="10" w:before="0"/>
               <w:ind w:left="120"/>
             </w:pPr>
-            <w:hyperlink w:history="1" r:id="rIdioq5a8cmprs2x07mrkn0w">
+            <w:hyperlink w:history="1" r:id="rIdmdjinzwplladw6qrsoymy">
               <w:r>
                 <w:rPr>
                   <w:rFonts w:ascii="Arial" w:cs="Arial" w:eastAsia="Arial" w:hAnsi="Arial"/>
@@ -6847,7 +6847,7 @@
               <w:spacing w:after="10" w:before="0"/>
               <w:ind w:left="120"/>
             </w:pPr>
-            <w:hyperlink w:history="1" r:id="rIdika2d2grzxbwmdnssjfjo">
+            <w:hyperlink w:history="1" r:id="rIdx7pbpdga1ngc-3_gfw7bo">
               <w:r>
                 <w:rPr>
                   <w:rFonts w:ascii="Arial" w:cs="Arial" w:eastAsia="Arial" w:hAnsi="Arial"/>
@@ -7074,7 +7074,7 @@
               <w:spacing w:after="10" w:before="0"/>
               <w:ind w:left="120"/>
             </w:pPr>
-            <w:hyperlink w:history="1" r:id="rId8pvaeud981-yj-sriyflx">
+            <w:hyperlink w:history="1" r:id="rId2oowy_eourraoscgy_ken">
               <w:r>
                 <w:rPr>
                   <w:rFonts w:ascii="Arial" w:cs="Arial" w:eastAsia="Arial" w:hAnsi="Arial"/>
@@ -7151,7 +7151,7 @@
               <w:spacing w:after="10" w:before="0"/>
               <w:ind w:left="120"/>
             </w:pPr>
-            <w:hyperlink w:history="1" r:id="rIdggr2b_wua2lusdawtmpsd">
+            <w:hyperlink w:history="1" r:id="rId1ey73uihn_vjpobacrpin">
               <w:r>
                 <w:rPr>
                   <w:rFonts w:ascii="Arial" w:cs="Arial" w:eastAsia="Arial" w:hAnsi="Arial"/>
@@ -7378,7 +7378,7 @@
               <w:spacing w:after="10" w:before="0"/>
               <w:ind w:left="120"/>
             </w:pPr>
-            <w:hyperlink w:history="1" r:id="rIdw_chf5touttcv6vtvspzl">
+            <w:hyperlink w:history="1" r:id="rId_51suwmvazsssw2jug0b9">
               <w:r>
                 <w:rPr>
                   <w:rFonts w:ascii="Arial" w:cs="Arial" w:eastAsia="Arial" w:hAnsi="Arial"/>
@@ -7455,7 +7455,7 @@
               <w:spacing w:after="10" w:before="0"/>
               <w:ind w:left="120"/>
             </w:pPr>
-            <w:hyperlink w:history="1" r:id="rIdhyihy5tfod-aichsm4p5m">
+            <w:hyperlink w:history="1" r:id="rId8m4meioncj0mkest0l5bp">
               <w:r>
                 <w:rPr>
                   <w:rFonts w:ascii="Arial" w:cs="Arial" w:eastAsia="Arial" w:hAnsi="Arial"/>
@@ -7682,7 +7682,7 @@
               <w:spacing w:after="10" w:before="0"/>
               <w:ind w:left="120"/>
             </w:pPr>
-            <w:hyperlink w:history="1" r:id="rIddpuplyjyuah1wody5qxew">
+            <w:hyperlink w:history="1" r:id="rIdizszbxgut8qqsfyoipbzt">
               <w:r>
                 <w:rPr>
                   <w:rFonts w:ascii="Arial" w:cs="Arial" w:eastAsia="Arial" w:hAnsi="Arial"/>
@@ -7759,7 +7759,7 @@
               <w:spacing w:after="10" w:before="0"/>
               <w:ind w:left="120"/>
             </w:pPr>
-            <w:hyperlink w:history="1" r:id="rId4g5albmbvybyav8mq3kfm">
+            <w:hyperlink w:history="1" r:id="rIdw0vx9a5scxmz83sr-uett">
               <w:r>
                 <w:rPr>
                   <w:rFonts w:ascii="Arial" w:cs="Arial" w:eastAsia="Arial" w:hAnsi="Arial"/>
@@ -8362,7 +8362,7 @@
         </w:rPr>
         <w:t xml:space="preserve">© 2026 SeaVuria and ARES. Aligned with KICD objectives. Developed by SeaVuria; technical implementation by ARES (with AI assistance from Claude). Licensed under </w:t>
       </w:r>
-      <w:hyperlink w:history="1" r:id="rIdsrtw4q5n3t07hlzmbrzdk">
+      <w:hyperlink w:history="1" r:id="rIdlaudkfj5uwpq6odgohepb">
         <w:r>
           <w:rPr>
             <w:rFonts w:ascii="Arial" w:cs="Arial" w:eastAsia="Arial" w:hAnsi="Arial"/>
@@ -8383,7 +8383,7 @@
         </w:rPr>
         <w:t xml:space="preserve"> (</w:t>
       </w:r>
-      <w:hyperlink w:history="1" r:id="rIdrqojg_5goplvdlaochygx">
+      <w:hyperlink w:history="1" r:id="rId8d6im2do88pomj7ttzcu3">
         <w:r>
           <w:rPr>
             <w:rFonts w:ascii="Arial" w:cs="Arial" w:eastAsia="Arial" w:hAnsi="Arial"/>
@@ -9592,7 +9592,7 @@
               <w:spacing w:after="10" w:before="0"/>
               <w:ind w:left="120"/>
             </w:pPr>
-            <w:hyperlink w:history="1" r:id="rIdgtd_tfd3u_-0jc6cipn8s">
+            <w:hyperlink w:history="1" r:id="rIdu1tjofpbxirod_cuhd5do">
               <w:r>
                 <w:rPr>
                   <w:rFonts w:ascii="Arial" w:cs="Arial" w:eastAsia="Arial" w:hAnsi="Arial"/>
@@ -9652,7 +9652,7 @@
             <w:pPr>
               <w:spacing w:after="20" w:before="0"/>
             </w:pPr>
-            <w:hyperlink w:history="1" r:id="rIdkshs75az7l64cp5htejal">
+            <w:hyperlink w:history="1" r:id="rIdwqh4yxkq9xdr5moshsg3o">
               <w:r>
                 <w:rPr>
                   <w:rFonts w:ascii="Arial" w:cs="Arial" w:eastAsia="Arial" w:hAnsi="Arial"/>
@@ -9685,7 +9685,7 @@
               <w:spacing w:after="10" w:before="0"/>
               <w:ind w:left="120"/>
             </w:pPr>
-            <w:hyperlink w:history="1" r:id="rIdgujzpdwg6m8kv5kpuzy5m">
+            <w:hyperlink w:history="1" r:id="rIdwkniibc92yuj8cx3_rycs">
               <w:r>
                 <w:rPr>
                   <w:rFonts w:ascii="Arial" w:cs="Arial" w:eastAsia="Arial" w:hAnsi="Arial"/>
@@ -9897,7 +9897,7 @@
               <w:spacing w:after="10" w:before="0"/>
               <w:ind w:left="120"/>
             </w:pPr>
-            <w:hyperlink w:history="1" r:id="rId1qmyyvjsyybuhg_gnkoim">
+            <w:hyperlink w:history="1" r:id="rIdbginidv0ivtipvyzuxqyq">
               <w:r>
                 <w:rPr>
                   <w:rFonts w:ascii="Arial" w:cs="Arial" w:eastAsia="Arial" w:hAnsi="Arial"/>
@@ -9957,7 +9957,7 @@
             <w:pPr>
               <w:spacing w:after="20" w:before="0"/>
             </w:pPr>
-            <w:hyperlink w:history="1" r:id="rIdnjjcxh-xerzswjabjnvb2">
+            <w:hyperlink w:history="1" r:id="rIdlfhvyybw8_ei-bjgcdhqj">
               <w:r>
                 <w:rPr>
                   <w:rFonts w:ascii="Arial" w:cs="Arial" w:eastAsia="Arial" w:hAnsi="Arial"/>
@@ -9990,7 +9990,7 @@
               <w:spacing w:after="10" w:before="0"/>
               <w:ind w:left="120"/>
             </w:pPr>
-            <w:hyperlink w:history="1" r:id="rIdee5mqoegderywgnk6ovw8">
+            <w:hyperlink w:history="1" r:id="rIdnxma_5eaemjsn_off1dds">
               <w:r>
                 <w:rPr>
                   <w:rFonts w:ascii="Arial" w:cs="Arial" w:eastAsia="Arial" w:hAnsi="Arial"/>
@@ -10202,7 +10202,7 @@
               <w:spacing w:after="10" w:before="0"/>
               <w:ind w:left="120"/>
             </w:pPr>
-            <w:hyperlink w:history="1" r:id="rIdbtv2uqvmeonokiaijjxgo">
+            <w:hyperlink w:history="1" r:id="rIdkfihgtt14aojfuqmx_zbu">
               <w:r>
                 <w:rPr>
                   <w:rFonts w:ascii="Arial" w:cs="Arial" w:eastAsia="Arial" w:hAnsi="Arial"/>
@@ -10262,7 +10262,7 @@
             <w:pPr>
               <w:spacing w:after="20" w:before="0"/>
             </w:pPr>
-            <w:hyperlink w:history="1" r:id="rIdaffoyf8he-uullx0dcrqo">
+            <w:hyperlink w:history="1" r:id="rIdz2ehhl5zvoeybjl1lof8k">
               <w:r>
                 <w:rPr>
                   <w:rFonts w:ascii="Arial" w:cs="Arial" w:eastAsia="Arial" w:hAnsi="Arial"/>
@@ -10295,7 +10295,7 @@
               <w:spacing w:after="10" w:before="0"/>
               <w:ind w:left="120"/>
             </w:pPr>
-            <w:hyperlink w:history="1" r:id="rIdd6q4qce5e4dtcypr50f-u">
+            <w:hyperlink w:history="1" r:id="rIdvcudaqyjqzdyq47vpujpz">
               <w:r>
                 <w:rPr>
                   <w:rFonts w:ascii="Arial" w:cs="Arial" w:eastAsia="Arial" w:hAnsi="Arial"/>
@@ -10507,7 +10507,7 @@
               <w:spacing w:after="10" w:before="0"/>
               <w:ind w:left="120"/>
             </w:pPr>
-            <w:hyperlink w:history="1" r:id="rIdzc5-wmg9kp9gg3z6lp8zn">
+            <w:hyperlink w:history="1" r:id="rIdibzy_st1xig2dxurnnu8z">
               <w:r>
                 <w:rPr>
                   <w:rFonts w:ascii="Arial" w:cs="Arial" w:eastAsia="Arial" w:hAnsi="Arial"/>
@@ -10567,7 +10567,7 @@
             <w:pPr>
               <w:spacing w:after="20" w:before="0"/>
             </w:pPr>
-            <w:hyperlink w:history="1" r:id="rIdaojp_dwvdgzihu97agzd5">
+            <w:hyperlink w:history="1" r:id="rIdz-qdwfcgnazjxhsvvwsum">
               <w:r>
                 <w:rPr>
                   <w:rFonts w:ascii="Arial" w:cs="Arial" w:eastAsia="Arial" w:hAnsi="Arial"/>
@@ -10600,7 +10600,7 @@
               <w:spacing w:after="10" w:before="0"/>
               <w:ind w:left="120"/>
             </w:pPr>
-            <w:hyperlink w:history="1" r:id="rIdzpk4a0kfylse8bpkeyrmz">
+            <w:hyperlink w:history="1" r:id="rIdycdxfnfpasy3lm1csygaa">
               <w:r>
                 <w:rPr>
                   <w:rFonts w:ascii="Arial" w:cs="Arial" w:eastAsia="Arial" w:hAnsi="Arial"/>
@@ -10812,7 +10812,7 @@
               <w:spacing w:after="10" w:before="0"/>
               <w:ind w:left="120"/>
             </w:pPr>
-            <w:hyperlink w:history="1" r:id="rIdk4qitls-xncytnpa1es9u">
+            <w:hyperlink w:history="1" r:id="rIde4p0kj9kvdyymmw-9uiav">
               <w:r>
                 <w:rPr>
                   <w:rFonts w:ascii="Arial" w:cs="Arial" w:eastAsia="Arial" w:hAnsi="Arial"/>
@@ -10872,7 +10872,7 @@
             <w:pPr>
               <w:spacing w:after="20" w:before="0"/>
             </w:pPr>
-            <w:hyperlink w:history="1" r:id="rIdfdesaualflubtutxge8_z">
+            <w:hyperlink w:history="1" r:id="rIdrak2qq_eo0kv_uaxus4jv">
               <w:r>
                 <w:rPr>
                   <w:rFonts w:ascii="Arial" w:cs="Arial" w:eastAsia="Arial" w:hAnsi="Arial"/>
@@ -10905,7 +10905,7 @@
               <w:spacing w:after="10" w:before="0"/>
               <w:ind w:left="120"/>
             </w:pPr>
-            <w:hyperlink w:history="1" r:id="rIdvujaoyk_krvdp65jr0lkm">
+            <w:hyperlink w:history="1" r:id="rIdx8taralmlfpmybk8959hj">
               <w:r>
                 <w:rPr>
                   <w:rFonts w:ascii="Arial" w:cs="Arial" w:eastAsia="Arial" w:hAnsi="Arial"/>
@@ -11493,7 +11493,7 @@
         </w:rPr>
         <w:t xml:space="preserve">© 2026 SeaVuria and ARES. Aligned with KICD objectives. Developed by SeaVuria; technical implementation by ARES (with AI assistance from Claude). Licensed under </w:t>
       </w:r>
-      <w:hyperlink w:history="1" r:id="rIdn04ut99ql3osanbczxzjq">
+      <w:hyperlink w:history="1" r:id="rId8br5ns0f-aazy6eir-ncd">
         <w:r>
           <w:rPr>
             <w:rFonts w:ascii="Arial" w:cs="Arial" w:eastAsia="Arial" w:hAnsi="Arial"/>
@@ -11514,7 +11514,7 @@
         </w:rPr>
         <w:t xml:space="preserve"> (</w:t>
       </w:r>
-      <w:hyperlink w:history="1" r:id="rIdrterrpzhfcbnrhd6366gl">
+      <w:hyperlink w:history="1" r:id="rIdy0bt7a0tspi_7ea179ap8">
         <w:r>
           <w:rPr>
             <w:rFonts w:ascii="Arial" w:cs="Arial" w:eastAsia="Arial" w:hAnsi="Arial"/>
@@ -12527,7 +12527,7 @@
             <w:pPr>
               <w:spacing w:after="20" w:before="0"/>
             </w:pPr>
-            <w:hyperlink w:history="1" r:id="rIdsw-ea0vem3omcdoxw23sh">
+            <w:hyperlink w:history="1" r:id="rIdnsreuuw1lpwtrldbrja9s">
               <w:r>
                 <w:rPr>
                   <w:rFonts w:ascii="Arial" w:cs="Arial" w:eastAsia="Arial" w:hAnsi="Arial"/>
@@ -12576,7 +12576,7 @@
               <w:spacing w:after="10" w:before="0"/>
               <w:ind w:left="120"/>
             </w:pPr>
-            <w:hyperlink w:history="1" r:id="rIdc8ynuscwmhiyzdur-o7ky">
+            <w:hyperlink w:history="1" r:id="rIdt0-57duhuiyajwe7cppq5">
               <w:r>
                 <w:rPr>
                   <w:rFonts w:ascii="Arial" w:cs="Arial" w:eastAsia="Arial" w:hAnsi="Arial"/>
@@ -12638,7 +12638,7 @@
               <w:spacing w:after="10" w:before="0"/>
               <w:ind w:left="120"/>
             </w:pPr>
-            <w:hyperlink w:history="1" r:id="rIdlxaarf7jukfnsp7rcfxlq">
+            <w:hyperlink w:history="1" r:id="rIdeqy-gvtiiqi-zoz4lwtne">
               <w:r>
                 <w:rPr>
                   <w:rFonts w:ascii="Arial" w:cs="Arial" w:eastAsia="Arial" w:hAnsi="Arial"/>
@@ -12848,7 +12848,7 @@
             <w:pPr>
               <w:spacing w:after="20" w:before="0"/>
             </w:pPr>
-            <w:hyperlink w:history="1" r:id="rIdfjnzhfqc21e42ahpl0rea">
+            <w:hyperlink w:history="1" r:id="rId5hxc2bdw90zqrr5cyhccc">
               <w:r>
                 <w:rPr>
                   <w:rFonts w:ascii="Arial" w:cs="Arial" w:eastAsia="Arial" w:hAnsi="Arial"/>
@@ -12897,7 +12897,7 @@
               <w:spacing w:after="10" w:before="0"/>
               <w:ind w:left="120"/>
             </w:pPr>
-            <w:hyperlink w:history="1" r:id="rIdmp4obhonnutit4l0vovta">
+            <w:hyperlink w:history="1" r:id="rId_kmu3eu2_hv5iysskgwum">
               <w:r>
                 <w:rPr>
                   <w:rFonts w:ascii="Arial" w:cs="Arial" w:eastAsia="Arial" w:hAnsi="Arial"/>
@@ -12959,7 +12959,7 @@
               <w:spacing w:after="10" w:before="0"/>
               <w:ind w:left="120"/>
             </w:pPr>
-            <w:hyperlink w:history="1" r:id="rIdfbna1o4aiwzfsowycecvn">
+            <w:hyperlink w:history="1" r:id="rIdknjaefi3qesvgbagllwva">
               <w:r>
                 <w:rPr>
                   <w:rFonts w:ascii="Arial" w:cs="Arial" w:eastAsia="Arial" w:hAnsi="Arial"/>
@@ -13169,7 +13169,7 @@
             <w:pPr>
               <w:spacing w:after="20" w:before="0"/>
             </w:pPr>
-            <w:hyperlink w:history="1" r:id="rIdx1smozagsdtvrge4lo-uh">
+            <w:hyperlink w:history="1" r:id="rIdeogfmwe26vkmfsmrv__qy">
               <w:r>
                 <w:rPr>
                   <w:rFonts w:ascii="Arial" w:cs="Arial" w:eastAsia="Arial" w:hAnsi="Arial"/>
@@ -13218,7 +13218,7 @@
               <w:spacing w:after="10" w:before="0"/>
               <w:ind w:left="120"/>
             </w:pPr>
-            <w:hyperlink w:history="1" r:id="rIdztoncx5m4bn1im2ag3_r6">
+            <w:hyperlink w:history="1" r:id="rIdowxrsved4rs7duoynaffu">
               <w:r>
                 <w:rPr>
                   <w:rFonts w:ascii="Arial" w:cs="Arial" w:eastAsia="Arial" w:hAnsi="Arial"/>
@@ -13280,7 +13280,7 @@
               <w:spacing w:after="10" w:before="0"/>
               <w:ind w:left="120"/>
             </w:pPr>
-            <w:hyperlink w:history="1" r:id="rIdnwbkm0wewbypxudzs_fgq">
+            <w:hyperlink w:history="1" r:id="rIdscmc15p31sfennkbdmekt">
               <w:r>
                 <w:rPr>
                   <w:rFonts w:ascii="Arial" w:cs="Arial" w:eastAsia="Arial" w:hAnsi="Arial"/>
@@ -13490,7 +13490,7 @@
             <w:pPr>
               <w:spacing w:after="20" w:before="0"/>
             </w:pPr>
-            <w:hyperlink w:history="1" r:id="rIdktxquziebmgxlrot7g-1u">
+            <w:hyperlink w:history="1" r:id="rIdudccz7atlo7rdv9h7flht">
               <w:r>
                 <w:rPr>
                   <w:rFonts w:ascii="Arial" w:cs="Arial" w:eastAsia="Arial" w:hAnsi="Arial"/>
@@ -13539,7 +13539,7 @@
               <w:spacing w:after="10" w:before="0"/>
               <w:ind w:left="120"/>
             </w:pPr>
-            <w:hyperlink w:history="1" r:id="rIdm1pcaatzg7iukmh8_xv5f">
+            <w:hyperlink w:history="1" r:id="rIdy3fyfrzywgcxslltxvuxw">
               <w:r>
                 <w:rPr>
                   <w:rFonts w:ascii="Arial" w:cs="Arial" w:eastAsia="Arial" w:hAnsi="Arial"/>
@@ -13601,7 +13601,7 @@
               <w:spacing w:after="10" w:before="0"/>
               <w:ind w:left="120"/>
             </w:pPr>
-            <w:hyperlink w:history="1" r:id="rIdgl67rwp0syxe6_fea8qix">
+            <w:hyperlink w:history="1" r:id="rIdqnefo9upy_v6awgtrxuse">
               <w:r>
                 <w:rPr>
                   <w:rFonts w:ascii="Arial" w:cs="Arial" w:eastAsia="Arial" w:hAnsi="Arial"/>
@@ -13811,7 +13811,7 @@
             <w:pPr>
               <w:spacing w:after="20" w:before="0"/>
             </w:pPr>
-            <w:hyperlink w:history="1" r:id="rIdzittc14s5hya5t8juvcy9">
+            <w:hyperlink w:history="1" r:id="rIdyjtwen35cenoqhe7hbp3n">
               <w:r>
                 <w:rPr>
                   <w:rFonts w:ascii="Arial" w:cs="Arial" w:eastAsia="Arial" w:hAnsi="Arial"/>
@@ -13860,7 +13860,7 @@
               <w:spacing w:after="10" w:before="0"/>
               <w:ind w:left="120"/>
             </w:pPr>
-            <w:hyperlink w:history="1" r:id="rIdxi8frr2-w0rjn7a7nblst">
+            <w:hyperlink w:history="1" r:id="rId4qfyynnswszqhuujltj8w">
               <w:r>
                 <w:rPr>
                   <w:rFonts w:ascii="Arial" w:cs="Arial" w:eastAsia="Arial" w:hAnsi="Arial"/>
@@ -13922,7 +13922,7 @@
               <w:spacing w:after="10" w:before="0"/>
               <w:ind w:left="120"/>
             </w:pPr>
-            <w:hyperlink w:history="1" r:id="rIdgaazofbzshflmuzshwoot">
+            <w:hyperlink w:history="1" r:id="rIdakpentuwqmnxlitw0kz3k">
               <w:r>
                 <w:rPr>
                   <w:rFonts w:ascii="Arial" w:cs="Arial" w:eastAsia="Arial" w:hAnsi="Arial"/>
@@ -14449,7 +14449,7 @@
         </w:rPr>
         <w:t xml:space="preserve">© 2026 SeaVuria and ARES. Aligned with KICD objectives. Developed by SeaVuria; technical implementation by ARES (with AI assistance from Claude). Licensed under </w:t>
       </w:r>
-      <w:hyperlink w:history="1" r:id="rIdk-0v6giq1qzeflazjstbv">
+      <w:hyperlink w:history="1" r:id="rIdeci2paahweqvet2jvezb-">
         <w:r>
           <w:rPr>
             <w:rFonts w:ascii="Arial" w:cs="Arial" w:eastAsia="Arial" w:hAnsi="Arial"/>
@@ -14470,7 +14470,7 @@
         </w:rPr>
         <w:t xml:space="preserve"> (</w:t>
       </w:r>
-      <w:hyperlink w:history="1" r:id="rIdawcftktfj1wmx8cdh7kyc">
+      <w:hyperlink w:history="1" r:id="rIdpgzirfkcz4bmxau73eysu">
         <w:r>
           <w:rPr>
             <w:rFonts w:ascii="Arial" w:cs="Arial" w:eastAsia="Arial" w:hAnsi="Arial"/>
@@ -15699,7 +15699,7 @@
               <w:spacing w:after="10" w:before="0"/>
               <w:ind w:left="120"/>
             </w:pPr>
-            <w:hyperlink w:history="1" r:id="rId0te9jwthv8wuhxfkvcfgc">
+            <w:hyperlink w:history="1" r:id="rIdvgxbncub-dj6jcdgs9etu">
               <w:r>
                 <w:rPr>
                   <w:rFonts w:ascii="Arial" w:cs="Arial" w:eastAsia="Arial" w:hAnsi="Arial"/>
@@ -15776,7 +15776,7 @@
               <w:spacing w:after="10" w:before="0"/>
               <w:ind w:left="120"/>
             </w:pPr>
-            <w:hyperlink w:history="1" r:id="rIdt1zc_v7ruzpruxtypqwzu">
+            <w:hyperlink w:history="1" r:id="rIdbhqs1asrlzrvikuoksv61">
               <w:r>
                 <w:rPr>
                   <w:rFonts w:ascii="Arial" w:cs="Arial" w:eastAsia="Arial" w:hAnsi="Arial"/>
@@ -16003,7 +16003,7 @@
               <w:spacing w:after="10" w:before="0"/>
               <w:ind w:left="120"/>
             </w:pPr>
-            <w:hyperlink w:history="1" r:id="rId-g2jqhujcksw8vvgvwwjh">
+            <w:hyperlink w:history="1" r:id="rIdjeq9t--_owel2bi6rbevr">
               <w:r>
                 <w:rPr>
                   <w:rFonts w:ascii="Arial" w:cs="Arial" w:eastAsia="Arial" w:hAnsi="Arial"/>
@@ -16080,7 +16080,7 @@
               <w:spacing w:after="10" w:before="0"/>
               <w:ind w:left="120"/>
             </w:pPr>
-            <w:hyperlink w:history="1" r:id="rIdr6li0gozwwvs9jzqzka69">
+            <w:hyperlink w:history="1" r:id="rIdaih4rrycmnaglyxxtfp9b">
               <w:r>
                 <w:rPr>
                   <w:rFonts w:ascii="Arial" w:cs="Arial" w:eastAsia="Arial" w:hAnsi="Arial"/>
@@ -16307,7 +16307,7 @@
               <w:spacing w:after="10" w:before="0"/>
               <w:ind w:left="120"/>
             </w:pPr>
-            <w:hyperlink w:history="1" r:id="rIdrzmk67moziyr-krm-qe1p">
+            <w:hyperlink w:history="1" r:id="rIdmgmkaqrnmpype0ll6s-8v">
               <w:r>
                 <w:rPr>
                   <w:rFonts w:ascii="Arial" w:cs="Arial" w:eastAsia="Arial" w:hAnsi="Arial"/>
@@ -16384,7 +16384,7 @@
               <w:spacing w:after="10" w:before="0"/>
               <w:ind w:left="120"/>
             </w:pPr>
-            <w:hyperlink w:history="1" r:id="rIdjjaga_joejyfp9rjp7jx_">
+            <w:hyperlink w:history="1" r:id="rId9qutsenf0v_tyuqg6mfb-">
               <w:r>
                 <w:rPr>
                   <w:rFonts w:ascii="Arial" w:cs="Arial" w:eastAsia="Arial" w:hAnsi="Arial"/>
@@ -16611,7 +16611,7 @@
               <w:spacing w:after="10" w:before="0"/>
               <w:ind w:left="120"/>
             </w:pPr>
-            <w:hyperlink w:history="1" r:id="rIdpua4ctq11klgwkeerqcuc">
+            <w:hyperlink w:history="1" r:id="rId3tcszhytrrjqak8isyfu-">
               <w:r>
                 <w:rPr>
                   <w:rFonts w:ascii="Arial" w:cs="Arial" w:eastAsia="Arial" w:hAnsi="Arial"/>
@@ -16688,7 +16688,7 @@
               <w:spacing w:after="10" w:before="0"/>
               <w:ind w:left="120"/>
             </w:pPr>
-            <w:hyperlink w:history="1" r:id="rIdhmm5dz4xr6efkitl5xm_a">
+            <w:hyperlink w:history="1" r:id="rId5m0rfexe9g00amudmfydl">
               <w:r>
                 <w:rPr>
                   <w:rFonts w:ascii="Arial" w:cs="Arial" w:eastAsia="Arial" w:hAnsi="Arial"/>
@@ -16915,7 +16915,7 @@
               <w:spacing w:after="10" w:before="0"/>
               <w:ind w:left="120"/>
             </w:pPr>
-            <w:hyperlink w:history="1" r:id="rIde9g-3fsdtvhw_z6sfarap">
+            <w:hyperlink w:history="1" r:id="rIdqyopgujv2ns3nacu4oxzw">
               <w:r>
                 <w:rPr>
                   <w:rFonts w:ascii="Arial" w:cs="Arial" w:eastAsia="Arial" w:hAnsi="Arial"/>
@@ -16992,7 +16992,7 @@
               <w:spacing w:after="10" w:before="0"/>
               <w:ind w:left="120"/>
             </w:pPr>
-            <w:hyperlink w:history="1" r:id="rId051_l7wyl6mos3v_-tx5e">
+            <w:hyperlink w:history="1" r:id="rIdtxuoenp3tv9tlsvyvym_e">
               <w:r>
                 <w:rPr>
                   <w:rFonts w:ascii="Arial" w:cs="Arial" w:eastAsia="Arial" w:hAnsi="Arial"/>
@@ -17595,7 +17595,7 @@
         </w:rPr>
         <w:t xml:space="preserve">© 2026 SeaVuria and ARES. Aligned with KICD objectives. Developed by SeaVuria; technical implementation by ARES (with AI assistance from Claude). Licensed under </w:t>
       </w:r>
-      <w:hyperlink w:history="1" r:id="rIdp9moqhblxxvsggkity1v-">
+      <w:hyperlink w:history="1" r:id="rId66fef5lppyzvgtewmvbdl">
         <w:r>
           <w:rPr>
             <w:rFonts w:ascii="Arial" w:cs="Arial" w:eastAsia="Arial" w:hAnsi="Arial"/>
@@ -17616,7 +17616,7 @@
         </w:rPr>
         <w:t xml:space="preserve"> (</w:t>
       </w:r>
-      <w:hyperlink w:history="1" r:id="rIdlgup6rhgxumsjtjsgz90i">
+      <w:hyperlink w:history="1" r:id="rIdpu5kasct433psvbc055j9">
         <w:r>
           <w:rPr>
             <w:rFonts w:ascii="Arial" w:cs="Arial" w:eastAsia="Arial" w:hAnsi="Arial"/>
@@ -18808,7 +18808,7 @@
             <w:pPr>
               <w:spacing w:after="20" w:before="0"/>
             </w:pPr>
-            <w:hyperlink w:history="1" r:id="rIdkaehs2k_smc4f4bgd7ca2">
+            <w:hyperlink w:history="1" r:id="rId8rxtonnf2mixvqffyifet">
               <w:r>
                 <w:rPr>
                   <w:rFonts w:ascii="Arial" w:cs="Arial" w:eastAsia="Arial" w:hAnsi="Arial"/>
@@ -18841,7 +18841,7 @@
               <w:spacing w:after="10" w:before="0"/>
               <w:ind w:left="120"/>
             </w:pPr>
-            <w:hyperlink w:history="1" r:id="rIdwtl0sg3g8yxcdchvk2owf">
+            <w:hyperlink w:history="1" r:id="rIdwmss4nihq4uymon9dugff">
               <w:r>
                 <w:rPr>
                   <w:rFonts w:ascii="Arial" w:cs="Arial" w:eastAsia="Arial" w:hAnsi="Arial"/>
@@ -18886,7 +18886,7 @@
             <w:pPr>
               <w:spacing w:after="20" w:before="0"/>
             </w:pPr>
-            <w:hyperlink w:history="1" r:id="rId6blju_9xcsjnfpr6aow6i">
+            <w:hyperlink w:history="1" r:id="rIdfdgucx8lofhc824gyof3i">
               <w:r>
                 <w:rPr>
                   <w:rFonts w:ascii="Arial" w:cs="Arial" w:eastAsia="Arial" w:hAnsi="Arial"/>
@@ -18935,7 +18935,7 @@
               <w:spacing w:after="10" w:before="0"/>
               <w:ind w:left="120"/>
             </w:pPr>
-            <w:hyperlink w:history="1" r:id="rIdw20-tnzalzrnppvfbdztf">
+            <w:hyperlink w:history="1" r:id="rIduiguzjoypc-cwytj5woez">
               <w:r>
                 <w:rPr>
                   <w:rFonts w:ascii="Arial" w:cs="Arial" w:eastAsia="Arial" w:hAnsi="Arial"/>
@@ -19130,7 +19130,7 @@
             <w:pPr>
               <w:spacing w:after="20" w:before="0"/>
             </w:pPr>
-            <w:hyperlink w:history="1" r:id="rIdnqj-gu0gr1b-zifwinjkl">
+            <w:hyperlink w:history="1" r:id="rIdopw2-7xls92-r3wmktmrr">
               <w:r>
                 <w:rPr>
                   <w:rFonts w:ascii="Arial" w:cs="Arial" w:eastAsia="Arial" w:hAnsi="Arial"/>
@@ -19163,7 +19163,7 @@
               <w:spacing w:after="10" w:before="0"/>
               <w:ind w:left="120"/>
             </w:pPr>
-            <w:hyperlink w:history="1" r:id="rIdbuty_r8pubnt6dqa9dx0c">
+            <w:hyperlink w:history="1" r:id="rIdn-3g50rgrn3znwyrk_clu">
               <w:r>
                 <w:rPr>
                   <w:rFonts w:ascii="Arial" w:cs="Arial" w:eastAsia="Arial" w:hAnsi="Arial"/>
@@ -19208,7 +19208,7 @@
             <w:pPr>
               <w:spacing w:after="20" w:before="0"/>
             </w:pPr>
-            <w:hyperlink w:history="1" r:id="rIdr3odgba6md_zm56p3mrui">
+            <w:hyperlink w:history="1" r:id="rIdky9fmcw0p6lxx5yvrvrqd">
               <w:r>
                 <w:rPr>
                   <w:rFonts w:ascii="Arial" w:cs="Arial" w:eastAsia="Arial" w:hAnsi="Arial"/>
@@ -19257,7 +19257,7 @@
               <w:spacing w:after="10" w:before="0"/>
               <w:ind w:left="120"/>
             </w:pPr>
-            <w:hyperlink w:history="1" r:id="rIdhel6lqgoyz43hlm5apcjo">
+            <w:hyperlink w:history="1" r:id="rIdfwsd92dybyovdfp92uppo">
               <w:r>
                 <w:rPr>
                   <w:rFonts w:ascii="Arial" w:cs="Arial" w:eastAsia="Arial" w:hAnsi="Arial"/>
@@ -19452,7 +19452,7 @@
             <w:pPr>
               <w:spacing w:after="20" w:before="0"/>
             </w:pPr>
-            <w:hyperlink w:history="1" r:id="rId6o9zynplzpxvn2mkechen">
+            <w:hyperlink w:history="1" r:id="rIdictph692r2wwzwceyprrw">
               <w:r>
                 <w:rPr>
                   <w:rFonts w:ascii="Arial" w:cs="Arial" w:eastAsia="Arial" w:hAnsi="Arial"/>
@@ -19485,7 +19485,7 @@
               <w:spacing w:after="10" w:before="0"/>
               <w:ind w:left="120"/>
             </w:pPr>
-            <w:hyperlink w:history="1" r:id="rIdx7tf0-zbbokyg7j1maszf">
+            <w:hyperlink w:history="1" r:id="rIdeyygvgzorxnwtdsjk7fcd">
               <w:r>
                 <w:rPr>
                   <w:rFonts w:ascii="Arial" w:cs="Arial" w:eastAsia="Arial" w:hAnsi="Arial"/>
@@ -19530,7 +19530,7 @@
             <w:pPr>
               <w:spacing w:after="20" w:before="0"/>
             </w:pPr>
-            <w:hyperlink w:history="1" r:id="rId0weah5an79o9p2fqaruqv">
+            <w:hyperlink w:history="1" r:id="rId-q19ljit46t8p4pvamqbj">
               <w:r>
                 <w:rPr>
                   <w:rFonts w:ascii="Arial" w:cs="Arial" w:eastAsia="Arial" w:hAnsi="Arial"/>
@@ -19579,7 +19579,7 @@
               <w:spacing w:after="10" w:before="0"/>
               <w:ind w:left="120"/>
             </w:pPr>
-            <w:hyperlink w:history="1" r:id="rIdmnhtovcywepn7xsfxctyb">
+            <w:hyperlink w:history="1" r:id="rId1-ctg9vui_vbvahqvoejg">
               <w:r>
                 <w:rPr>
                   <w:rFonts w:ascii="Arial" w:cs="Arial" w:eastAsia="Arial" w:hAnsi="Arial"/>
@@ -19774,7 +19774,7 @@
             <w:pPr>
               <w:spacing w:after="20" w:before="0"/>
             </w:pPr>
-            <w:hyperlink w:history="1" r:id="rIdxtw5drpbkfy1yp7ye1zao">
+            <w:hyperlink w:history="1" r:id="rIdhnqbdzxb8ezb1tjhin8x9">
               <w:r>
                 <w:rPr>
                   <w:rFonts w:ascii="Arial" w:cs="Arial" w:eastAsia="Arial" w:hAnsi="Arial"/>
@@ -19807,7 +19807,7 @@
               <w:spacing w:after="10" w:before="0"/>
               <w:ind w:left="120"/>
             </w:pPr>
-            <w:hyperlink w:history="1" r:id="rIdyg4hrnxbto0pyzn286csj">
+            <w:hyperlink w:history="1" r:id="rIdp9yv-a2vebbhhinucmuyw">
               <w:r>
                 <w:rPr>
                   <w:rFonts w:ascii="Arial" w:cs="Arial" w:eastAsia="Arial" w:hAnsi="Arial"/>
@@ -19852,7 +19852,7 @@
             <w:pPr>
               <w:spacing w:after="20" w:before="0"/>
             </w:pPr>
-            <w:hyperlink w:history="1" r:id="rId1f7vpq_uvuvlknidwhbg-">
+            <w:hyperlink w:history="1" r:id="rIdrtkg49dbxsmdwgt1-lups">
               <w:r>
                 <w:rPr>
                   <w:rFonts w:ascii="Arial" w:cs="Arial" w:eastAsia="Arial" w:hAnsi="Arial"/>
@@ -19901,7 +19901,7 @@
               <w:spacing w:after="10" w:before="0"/>
               <w:ind w:left="120"/>
             </w:pPr>
-            <w:hyperlink w:history="1" r:id="rIdblszmfemdlsspf_lhosrw">
+            <w:hyperlink w:history="1" r:id="rId7fw7eik98uh3ss-fxx3ij">
               <w:r>
                 <w:rPr>
                   <w:rFonts w:ascii="Arial" w:cs="Arial" w:eastAsia="Arial" w:hAnsi="Arial"/>
@@ -20096,7 +20096,7 @@
             <w:pPr>
               <w:spacing w:after="20" w:before="0"/>
             </w:pPr>
-            <w:hyperlink w:history="1" r:id="rIdcntkyrbbnzn5hrgyf0cr2">
+            <w:hyperlink w:history="1" r:id="rIda3lqqrsqiqqi9z6kpy8m2">
               <w:r>
                 <w:rPr>
                   <w:rFonts w:ascii="Arial" w:cs="Arial" w:eastAsia="Arial" w:hAnsi="Arial"/>
@@ -20129,7 +20129,7 @@
               <w:spacing w:after="10" w:before="0"/>
               <w:ind w:left="120"/>
             </w:pPr>
-            <w:hyperlink w:history="1" r:id="rIdh_cxyvklh9w4ppqbs_lvn">
+            <w:hyperlink w:history="1" r:id="rId-fsuhkslhhqpfkwck3fpr">
               <w:r>
                 <w:rPr>
                   <w:rFonts w:ascii="Arial" w:cs="Arial" w:eastAsia="Arial" w:hAnsi="Arial"/>
@@ -20174,7 +20174,7 @@
             <w:pPr>
               <w:spacing w:after="20" w:before="0"/>
             </w:pPr>
-            <w:hyperlink w:history="1" r:id="rIdvlleboh6l6rl0u_cyim-e">
+            <w:hyperlink w:history="1" r:id="rIdhgn9xaosgaidpt-6dkkoe">
               <w:r>
                 <w:rPr>
                   <w:rFonts w:ascii="Arial" w:cs="Arial" w:eastAsia="Arial" w:hAnsi="Arial"/>
@@ -20223,7 +20223,7 @@
               <w:spacing w:after="10" w:before="0"/>
               <w:ind w:left="120"/>
             </w:pPr>
-            <w:hyperlink w:history="1" r:id="rIdicy9maoe0wxur9fuyzmwa">
+            <w:hyperlink w:history="1" r:id="rIdw52pycucnk5apq9shpuqi">
               <w:r>
                 <w:rPr>
                   <w:rFonts w:ascii="Arial" w:cs="Arial" w:eastAsia="Arial" w:hAnsi="Arial"/>
@@ -20887,7 +20887,7 @@
         </w:rPr>
         <w:t xml:space="preserve">© 2026 SeaVuria and ARES. Aligned with KICD objectives. Developed by SeaVuria; technical implementation by ARES (with AI assistance from Claude). Licensed under </w:t>
       </w:r>
-      <w:hyperlink w:history="1" r:id="rIdaliydzb90i26zqlt-3d8x">
+      <w:hyperlink w:history="1" r:id="rIdfgcis7ipbzjhupkirbp2j">
         <w:r>
           <w:rPr>
             <w:rFonts w:ascii="Arial" w:cs="Arial" w:eastAsia="Arial" w:hAnsi="Arial"/>
@@ -20908,7 +20908,7 @@
         </w:rPr>
         <w:t xml:space="preserve"> (</w:t>
       </w:r>
-      <w:hyperlink w:history="1" r:id="rIdebjdfuoutfqqkav5wdnza">
+      <w:hyperlink w:history="1" r:id="rIdzb_tdqyuoayyywr7iow2x">
         <w:r>
           <w:rPr>
             <w:rFonts w:ascii="Arial" w:cs="Arial" w:eastAsia="Arial" w:hAnsi="Arial"/>
@@ -22097,7 +22097,7 @@
               <w:spacing w:after="10" w:before="0"/>
               <w:ind w:left="120"/>
             </w:pPr>
-            <w:hyperlink w:history="1" r:id="rId0iaf7h_4yw9n2vwiti-xt">
+            <w:hyperlink w:history="1" r:id="rIdzhfedrhrklm-gkcutu2yt">
               <w:r>
                 <w:rPr>
                   <w:rFonts w:ascii="Arial" w:cs="Arial" w:eastAsia="Arial" w:hAnsi="Arial"/>
@@ -22157,7 +22157,7 @@
             <w:pPr>
               <w:spacing w:after="20" w:before="0"/>
             </w:pPr>
-            <w:hyperlink w:history="1" r:id="rIdggrxexfm1cwyg3uo9pi-n">
+            <w:hyperlink w:history="1" r:id="rIdic3roi1p5oj3mxc9t3o7t">
               <w:r>
                 <w:rPr>
                   <w:rFonts w:ascii="Arial" w:cs="Arial" w:eastAsia="Arial" w:hAnsi="Arial"/>
@@ -22190,7 +22190,7 @@
               <w:spacing w:after="10" w:before="0"/>
               <w:ind w:left="120"/>
             </w:pPr>
-            <w:hyperlink w:history="1" r:id="rIdq7pak6yehxtnhpy512zh9">
+            <w:hyperlink w:history="1" r:id="rId-0kdku2259nxozljoq1wq">
               <w:r>
                 <w:rPr>
                   <w:rFonts w:ascii="Arial" w:cs="Arial" w:eastAsia="Arial" w:hAnsi="Arial"/>
@@ -22402,7 +22402,7 @@
               <w:spacing w:after="10" w:before="0"/>
               <w:ind w:left="120"/>
             </w:pPr>
-            <w:hyperlink w:history="1" r:id="rIdjzxnw3uuf13yvnzceekpe">
+            <w:hyperlink w:history="1" r:id="rIdnxutd1ptvtneesvt8aytg">
               <w:r>
                 <w:rPr>
                   <w:rFonts w:ascii="Arial" w:cs="Arial" w:eastAsia="Arial" w:hAnsi="Arial"/>
@@ -22462,7 +22462,7 @@
             <w:pPr>
               <w:spacing w:after="20" w:before="0"/>
             </w:pPr>
-            <w:hyperlink w:history="1" r:id="rIdga1qshnwv3m_lljrgvabm">
+            <w:hyperlink w:history="1" r:id="rId4zt2tggkednb7z7i4mgez">
               <w:r>
                 <w:rPr>
                   <w:rFonts w:ascii="Arial" w:cs="Arial" w:eastAsia="Arial" w:hAnsi="Arial"/>
@@ -22495,7 +22495,7 @@
               <w:spacing w:after="10" w:before="0"/>
               <w:ind w:left="120"/>
             </w:pPr>
-            <w:hyperlink w:history="1" r:id="rIdgqk25l9vwwaqlp9fz8pgj">
+            <w:hyperlink w:history="1" r:id="rIdzsilonfyhdpuqpjj4s3cl">
               <w:r>
                 <w:rPr>
                   <w:rFonts w:ascii="Arial" w:cs="Arial" w:eastAsia="Arial" w:hAnsi="Arial"/>
@@ -22707,7 +22707,7 @@
               <w:spacing w:after="10" w:before="0"/>
               <w:ind w:left="120"/>
             </w:pPr>
-            <w:hyperlink w:history="1" r:id="rIdlppqf1fy8v-72iim5qtla">
+            <w:hyperlink w:history="1" r:id="rIdxdrcssh03-wjo8len5u2b">
               <w:r>
                 <w:rPr>
                   <w:rFonts w:ascii="Arial" w:cs="Arial" w:eastAsia="Arial" w:hAnsi="Arial"/>
@@ -22767,7 +22767,7 @@
             <w:pPr>
               <w:spacing w:after="20" w:before="0"/>
             </w:pPr>
-            <w:hyperlink w:history="1" r:id="rIdw8zhbtdu7wgigr1elrujq">
+            <w:hyperlink w:history="1" r:id="rIdjsuqgqa9r0y8fu75jprxg">
               <w:r>
                 <w:rPr>
                   <w:rFonts w:ascii="Arial" w:cs="Arial" w:eastAsia="Arial" w:hAnsi="Arial"/>
@@ -22816,7 +22816,7 @@
               <w:spacing w:after="10" w:before="0"/>
               <w:ind w:left="120"/>
             </w:pPr>
-            <w:hyperlink w:history="1" r:id="rIdch7t1uynyakqt1kem-hmi">
+            <w:hyperlink w:history="1" r:id="rId3koire7qynjumb74miets">
               <w:r>
                 <w:rPr>
                   <w:rFonts w:ascii="Arial" w:cs="Arial" w:eastAsia="Arial" w:hAnsi="Arial"/>
@@ -23127,7 +23127,7 @@
               <w:spacing w:after="10" w:before="0"/>
               <w:ind w:left="120"/>
             </w:pPr>
-            <w:hyperlink w:history="1" r:id="rIdndv2gq8cpajvvt1-s-z29">
+            <w:hyperlink w:history="1" r:id="rIdbvkrhahmp8bxhu1ixlkn5">
               <w:r>
                 <w:rPr>
                   <w:rFonts w:ascii="Arial" w:cs="Arial" w:eastAsia="Arial" w:hAnsi="Arial"/>
@@ -23187,7 +23187,7 @@
             <w:pPr>
               <w:spacing w:after="20" w:before="0"/>
             </w:pPr>
-            <w:hyperlink w:history="1" r:id="rIdlnu7qeelwqe1okcoc_bcg">
+            <w:hyperlink w:history="1" r:id="rId-vxzjspfv4yayltuarcmd">
               <w:r>
                 <w:rPr>
                   <w:rFonts w:ascii="Arial" w:cs="Arial" w:eastAsia="Arial" w:hAnsi="Arial"/>
@@ -23220,7 +23220,7 @@
               <w:spacing w:after="10" w:before="0"/>
               <w:ind w:left="120"/>
             </w:pPr>
-            <w:hyperlink w:history="1" r:id="rIdabhyf9di-rdzktuxwtqfa">
+            <w:hyperlink w:history="1" r:id="rId4cgwntqwx9pgqtuju681y">
               <w:r>
                 <w:rPr>
                   <w:rFonts w:ascii="Arial" w:cs="Arial" w:eastAsia="Arial" w:hAnsi="Arial"/>
@@ -23432,7 +23432,7 @@
               <w:spacing w:after="10" w:before="0"/>
               <w:ind w:left="120"/>
             </w:pPr>
-            <w:hyperlink w:history="1" r:id="rIdudbpolcmw8xgtqtkjnvg4">
+            <w:hyperlink w:history="1" r:id="rIdzdgzo1zqxopwj-jg1hcux">
               <w:r>
                 <w:rPr>
                   <w:rFonts w:ascii="Arial" w:cs="Arial" w:eastAsia="Arial" w:hAnsi="Arial"/>
@@ -23492,7 +23492,7 @@
             <w:pPr>
               <w:spacing w:after="20" w:before="0"/>
             </w:pPr>
-            <w:hyperlink w:history="1" r:id="rId6troirvfc3duoafvvr7cq">
+            <w:hyperlink w:history="1" r:id="rIdvihigxyvtqssm7fyijmgr">
               <w:r>
                 <w:rPr>
                   <w:rFonts w:ascii="Arial" w:cs="Arial" w:eastAsia="Arial" w:hAnsi="Arial"/>
@@ -23525,7 +23525,7 @@
               <w:spacing w:after="10" w:before="0"/>
               <w:ind w:left="120"/>
             </w:pPr>
-            <w:hyperlink w:history="1" r:id="rIdxskrusjnpgkwtrh5afzcr">
+            <w:hyperlink w:history="1" r:id="rIdm9228boqat__sse9nly8z">
               <w:r>
                 <w:rPr>
                   <w:rFonts w:ascii="Arial" w:cs="Arial" w:eastAsia="Arial" w:hAnsi="Arial"/>
@@ -24113,7 +24113,7 @@
         </w:rPr>
         <w:t xml:space="preserve">© 2026 SeaVuria and ARES. Aligned with KICD objectives. Developed by SeaVuria; technical implementation by ARES (with AI assistance from Claude). Licensed under </w:t>
       </w:r>
-      <w:hyperlink w:history="1" r:id="rIdrbvimut22_j7yxvefoqex">
+      <w:hyperlink w:history="1" r:id="rIdewxacavsp_baqdf16d--a">
         <w:r>
           <w:rPr>
             <w:rFonts w:ascii="Arial" w:cs="Arial" w:eastAsia="Arial" w:hAnsi="Arial"/>
@@ -24134,7 +24134,7 @@
         </w:rPr>
         <w:t xml:space="preserve"> (</w:t>
       </w:r>
-      <w:hyperlink w:history="1" r:id="rIdhyj5uf5lzh-ksk75qtceg">
+      <w:hyperlink w:history="1" r:id="rIdore1-0wwcvqmghtxzc_-g">
         <w:r>
           <w:rPr>
             <w:rFonts w:ascii="Arial" w:cs="Arial" w:eastAsia="Arial" w:hAnsi="Arial"/>
@@ -25403,7 +25403,7 @@
               <w:spacing w:after="10" w:before="0"/>
               <w:ind w:left="120"/>
             </w:pPr>
-            <w:hyperlink w:history="1" r:id="rIddmhz7bvrmgj8ujkioxgx3">
+            <w:hyperlink w:history="1" r:id="rIdagkv2eepup3_ztaf_vei6">
               <w:r>
                 <w:rPr>
                   <w:rFonts w:ascii="Arial" w:cs="Arial" w:eastAsia="Arial" w:hAnsi="Arial"/>
@@ -25480,7 +25480,7 @@
               <w:spacing w:after="10" w:before="0"/>
               <w:ind w:left="120"/>
             </w:pPr>
-            <w:hyperlink w:history="1" r:id="rId7ms2k10sgzpcvb9vdwbyv">
+            <w:hyperlink w:history="1" r:id="rIdmrn51ltau6jw5uzjimyhl">
               <w:r>
                 <w:rPr>
                   <w:rFonts w:ascii="Arial" w:cs="Arial" w:eastAsia="Arial" w:hAnsi="Arial"/>
@@ -25707,7 +25707,7 @@
               <w:spacing w:after="10" w:before="0"/>
               <w:ind w:left="120"/>
             </w:pPr>
-            <w:hyperlink w:history="1" r:id="rIdlclnigs5m-7qniahacurf">
+            <w:hyperlink w:history="1" r:id="rIdk8qemcpws4uc_1ci1r1gr">
               <w:r>
                 <w:rPr>
                   <w:rFonts w:ascii="Arial" w:cs="Arial" w:eastAsia="Arial" w:hAnsi="Arial"/>
@@ -25784,7 +25784,7 @@
               <w:spacing w:after="10" w:before="0"/>
               <w:ind w:left="120"/>
             </w:pPr>
-            <w:hyperlink w:history="1" r:id="rIdvd4uw_nlvavd5mopvzp_u">
+            <w:hyperlink w:history="1" r:id="rIdiujyisgrypnpizedcdkaq">
               <w:r>
                 <w:rPr>
                   <w:rFonts w:ascii="Arial" w:cs="Arial" w:eastAsia="Arial" w:hAnsi="Arial"/>
@@ -26011,7 +26011,7 @@
               <w:spacing w:after="10" w:before="0"/>
               <w:ind w:left="120"/>
             </w:pPr>
-            <w:hyperlink w:history="1" r:id="rIdoaacoxlmqg012n_dtknzb">
+            <w:hyperlink w:history="1" r:id="rIdhrt3kkb4gigagpuiwb5mk">
               <w:r>
                 <w:rPr>
                   <w:rFonts w:ascii="Arial" w:cs="Arial" w:eastAsia="Arial" w:hAnsi="Arial"/>
@@ -26088,7 +26088,7 @@
               <w:spacing w:after="10" w:before="0"/>
               <w:ind w:left="120"/>
             </w:pPr>
-            <w:hyperlink w:history="1" r:id="rIdoirmyyhjz4yqak0lcqnwm">
+            <w:hyperlink w:history="1" r:id="rIdq2vocww7wl5m8bppw2o49">
               <w:r>
                 <w:rPr>
                   <w:rFonts w:ascii="Arial" w:cs="Arial" w:eastAsia="Arial" w:hAnsi="Arial"/>
@@ -26315,7 +26315,7 @@
               <w:spacing w:after="10" w:before="0"/>
               <w:ind w:left="120"/>
             </w:pPr>
-            <w:hyperlink w:history="1" r:id="rIdjj-tjvajhyauffj-rhdpi">
+            <w:hyperlink w:history="1" r:id="rId0nzx_5hsh53nryh5zvfkk">
               <w:r>
                 <w:rPr>
                   <w:rFonts w:ascii="Arial" w:cs="Arial" w:eastAsia="Arial" w:hAnsi="Arial"/>
@@ -26392,7 +26392,7 @@
               <w:spacing w:after="10" w:before="0"/>
               <w:ind w:left="120"/>
             </w:pPr>
-            <w:hyperlink w:history="1" r:id="rId1ayr7pmge02zhkzbcatnu">
+            <w:hyperlink w:history="1" r:id="rIdb6msg-qznld_ns3ou2dib">
               <w:r>
                 <w:rPr>
                   <w:rFonts w:ascii="Arial" w:cs="Arial" w:eastAsia="Arial" w:hAnsi="Arial"/>
@@ -26619,7 +26619,7 @@
               <w:spacing w:after="10" w:before="0"/>
               <w:ind w:left="120"/>
             </w:pPr>
-            <w:hyperlink w:history="1" r:id="rIdufeym7czruqq5enqf1ap-">
+            <w:hyperlink w:history="1" r:id="rIdblvtvr2vdkd5dmqu9rt8b">
               <w:r>
                 <w:rPr>
                   <w:rFonts w:ascii="Arial" w:cs="Arial" w:eastAsia="Arial" w:hAnsi="Arial"/>
@@ -26696,7 +26696,7 @@
               <w:spacing w:after="10" w:before="0"/>
               <w:ind w:left="120"/>
             </w:pPr>
-            <w:hyperlink w:history="1" r:id="rId0enhzgnbpu7ekkhbvn-n1">
+            <w:hyperlink w:history="1" r:id="rIdlcxzhjhajtehmq3unyrqz">
               <w:r>
                 <w:rPr>
                   <w:rFonts w:ascii="Arial" w:cs="Arial" w:eastAsia="Arial" w:hAnsi="Arial"/>
@@ -27375,7 +27375,7 @@
         </w:rPr>
         <w:t xml:space="preserve">© 2026 SeaVuria and ARES. Aligned with KICD objectives. Developed by SeaVuria; technical implementation by ARES (with AI assistance from Claude). Licensed under </w:t>
       </w:r>
-      <w:hyperlink w:history="1" r:id="rIdmg0lnpmoqv_dz9mtgx7dz">
+      <w:hyperlink w:history="1" r:id="rId1hxacjbo9c_i5v03xclyg">
         <w:r>
           <w:rPr>
             <w:rFonts w:ascii="Arial" w:cs="Arial" w:eastAsia="Arial" w:hAnsi="Arial"/>
@@ -27396,7 +27396,7 @@
         </w:rPr>
         <w:t xml:space="preserve"> (</w:t>
       </w:r>
-      <w:hyperlink w:history="1" r:id="rIdbq9zldylzesy5nf1ffatz">
+      <w:hyperlink w:history="1" r:id="rIdhgcjfnxwhc3dgxf345hhs">
         <w:r>
           <w:rPr>
             <w:rFonts w:ascii="Arial" w:cs="Arial" w:eastAsia="Arial" w:hAnsi="Arial"/>

--- a/data/outputs/v2/General_Science/SS1.3_Nutrition_in_Animals/General_Science_Nutrition_in_Animals_CBE_LessonSequence.docx
+++ b/data/outputs/v2/General_Science/SS1.3_Nutrition_in_Animals/General_Science_Nutrition_in_Animals_CBE_LessonSequence.docx
@@ -4,6 +4,7 @@
   <w:body>
     <w:p>
       <w:pPr>
+        <w:keepNext w:val="false"/>
         <w:spacing w:after="30" w:before="0"/>
         <w:jc w:val="center"/>
       </w:pPr>
@@ -23,6 +24,7 @@
     </w:p>
     <w:p>
       <w:pPr>
+        <w:keepNext w:val="false"/>
         <w:spacing w:after="60" w:before="0"/>
         <w:jc w:val="center"/>
       </w:pPr>
@@ -81,6 +83,7 @@
           </w:tcPr>
           <w:p>
             <w:pPr>
+              <w:keepNext w:val="false"/>
               <w:spacing w:after="40" w:before="0"/>
               <w:jc w:val="center"/>
             </w:pPr>
@@ -115,6 +118,7 @@
           </w:tcPr>
           <w:p>
             <w:pPr>
+              <w:keepNext w:val="false"/>
               <w:spacing w:after="40" w:before="0"/>
               <w:jc w:val="left"/>
             </w:pPr>
@@ -147,6 +151,7 @@
           </w:tcPr>
           <w:p>
             <w:pPr>
+              <w:keepNext w:val="false"/>
               <w:spacing w:after="40" w:before="0"/>
               <w:jc w:val="left"/>
             </w:pPr>
@@ -181,6 +186,7 @@
           </w:tcPr>
           <w:p>
             <w:pPr>
+              <w:keepNext w:val="false"/>
               <w:spacing w:after="40" w:before="0"/>
               <w:jc w:val="left"/>
             </w:pPr>
@@ -213,6 +219,7 @@
           </w:tcPr>
           <w:p>
             <w:pPr>
+              <w:keepNext w:val="false"/>
               <w:spacing w:after="40" w:before="0"/>
               <w:jc w:val="left"/>
             </w:pPr>
@@ -247,6 +254,7 @@
           </w:tcPr>
           <w:p>
             <w:pPr>
+              <w:keepNext w:val="false"/>
               <w:spacing w:after="40" w:before="0"/>
               <w:jc w:val="left"/>
             </w:pPr>
@@ -279,6 +287,7 @@
           </w:tcPr>
           <w:p>
             <w:pPr>
+              <w:keepNext w:val="false"/>
               <w:spacing w:after="40" w:before="0"/>
               <w:jc w:val="left"/>
             </w:pPr>
@@ -313,6 +322,7 @@
           </w:tcPr>
           <w:p>
             <w:pPr>
+              <w:keepNext w:val="false"/>
               <w:spacing w:after="40" w:before="0"/>
               <w:jc w:val="left"/>
             </w:pPr>
@@ -345,6 +355,7 @@
           </w:tcPr>
           <w:p>
             <w:pPr>
+              <w:keepNext w:val="false"/>
               <w:spacing w:after="40" w:before="0"/>
               <w:jc w:val="left"/>
             </w:pPr>
@@ -379,6 +390,7 @@
           </w:tcPr>
           <w:p>
             <w:pPr>
+              <w:keepNext w:val="false"/>
               <w:spacing w:after="40" w:before="0"/>
               <w:jc w:val="left"/>
             </w:pPr>
@@ -411,6 +423,7 @@
           </w:tcPr>
           <w:p>
             <w:pPr>
+              <w:keepNext w:val="false"/>
               <w:spacing w:after="40" w:before="0"/>
               <w:jc w:val="left"/>
             </w:pPr>
@@ -445,6 +458,7 @@
           </w:tcPr>
           <w:p>
             <w:pPr>
+              <w:keepNext w:val="false"/>
               <w:spacing w:after="40" w:before="0"/>
               <w:jc w:val="left"/>
             </w:pPr>
@@ -552,6 +566,7 @@
           </w:tcPr>
           <w:p>
             <w:pPr>
+              <w:keepNext w:val="false"/>
               <w:spacing w:after="40" w:before="0"/>
               <w:jc w:val="left"/>
             </w:pPr>
@@ -584,6 +599,7 @@
           </w:tcPr>
           <w:p>
             <w:pPr>
+              <w:keepNext w:val="false"/>
               <w:spacing w:after="40" w:before="0"/>
               <w:jc w:val="left"/>
             </w:pPr>
@@ -603,6 +619,7 @@
           </w:p>
           <w:p>
             <w:pPr>
+              <w:keepNext w:val="false"/>
               <w:spacing w:after="40" w:before="0"/>
               <w:jc w:val="left"/>
             </w:pPr>
@@ -622,6 +639,7 @@
           </w:p>
           <w:p>
             <w:pPr>
+              <w:keepNext w:val="false"/>
               <w:spacing w:after="40" w:before="0"/>
               <w:jc w:val="left"/>
             </w:pPr>
@@ -641,6 +659,7 @@
           </w:p>
           <w:p>
             <w:pPr>
+              <w:keepNext w:val="false"/>
               <w:spacing w:after="40" w:before="0"/>
               <w:jc w:val="left"/>
             </w:pPr>
@@ -660,6 +679,7 @@
           </w:p>
           <w:p>
             <w:pPr>
+              <w:keepNext w:val="false"/>
               <w:spacing w:after="40" w:before="0"/>
               <w:jc w:val="left"/>
             </w:pPr>
@@ -694,6 +714,7 @@
           </w:tcPr>
           <w:p>
             <w:pPr>
+              <w:keepNext w:val="false"/>
               <w:spacing w:after="40" w:before="0"/>
               <w:jc w:val="left"/>
             </w:pPr>
@@ -781,6 +802,7 @@
           </w:tcPr>
           <w:p>
             <w:pPr>
+              <w:keepNext w:val="false"/>
               <w:spacing w:after="40" w:before="0"/>
               <w:jc w:val="left"/>
             </w:pPr>
@@ -868,6 +890,7 @@
           </w:tcPr>
           <w:p>
             <w:pPr>
+              <w:keepNext w:val="false"/>
               <w:spacing w:after="40" w:before="0"/>
               <w:jc w:val="left"/>
             </w:pPr>
@@ -1015,6 +1038,7 @@
           </w:tcPr>
           <w:p>
             <w:pPr>
+              <w:keepNext w:val="false"/>
               <w:spacing w:after="40" w:before="0"/>
               <w:jc w:val="left"/>
             </w:pPr>
@@ -1082,6 +1106,7 @@
           </w:tcPr>
           <w:p>
             <w:pPr>
+              <w:keepNext w:val="false"/>
               <w:spacing w:after="40" w:before="0"/>
               <w:jc w:val="left"/>
             </w:pPr>
@@ -1249,6 +1274,7 @@
           </w:tcPr>
           <w:p>
             <w:pPr>
+              <w:keepNext w:val="false"/>
               <w:spacing w:after="40" w:before="0"/>
               <w:jc w:val="left"/>
             </w:pPr>
@@ -1281,6 +1307,7 @@
           </w:tcPr>
           <w:p>
             <w:pPr>
+              <w:keepNext w:val="false"/>
               <w:spacing w:after="40" w:before="0"/>
               <w:jc w:val="left"/>
             </w:pPr>
@@ -1315,6 +1342,7 @@
           </w:tcPr>
           <w:p>
             <w:pPr>
+              <w:keepNext w:val="false"/>
               <w:spacing w:after="40" w:before="0"/>
               <w:jc w:val="left"/>
             </w:pPr>
@@ -1347,6 +1375,7 @@
           </w:tcPr>
           <w:p>
             <w:pPr>
+              <w:keepNext w:val="false"/>
               <w:spacing w:after="40" w:before="0"/>
               <w:jc w:val="left"/>
             </w:pPr>
@@ -1366,6 +1395,7 @@
           </w:p>
           <w:p>
             <w:pPr>
+              <w:keepNext w:val="false"/>
               <w:spacing w:after="40" w:before="0"/>
               <w:jc w:val="left"/>
             </w:pPr>
@@ -1385,6 +1415,7 @@
           </w:p>
           <w:p>
             <w:pPr>
+              <w:keepNext w:val="false"/>
               <w:spacing w:after="40" w:before="0"/>
               <w:jc w:val="left"/>
             </w:pPr>
@@ -1404,6 +1435,7 @@
           </w:p>
           <w:p>
             <w:pPr>
+              <w:keepNext w:val="false"/>
               <w:spacing w:after="40" w:before="0"/>
               <w:jc w:val="left"/>
             </w:pPr>
@@ -1438,6 +1470,7 @@
           </w:tcPr>
           <w:p>
             <w:pPr>
+              <w:keepNext w:val="false"/>
               <w:spacing w:after="40" w:before="0"/>
               <w:jc w:val="left"/>
             </w:pPr>
@@ -1470,6 +1503,7 @@
           </w:tcPr>
           <w:p>
             <w:pPr>
+              <w:keepNext w:val="false"/>
               <w:spacing w:after="40" w:before="0"/>
               <w:jc w:val="left"/>
             </w:pPr>
@@ -1489,6 +1523,7 @@
           </w:p>
           <w:p>
             <w:pPr>
+              <w:keepNext w:val="false"/>
               <w:spacing w:after="40" w:before="0"/>
               <w:jc w:val="left"/>
             </w:pPr>
@@ -1523,6 +1558,7 @@
           </w:tcPr>
           <w:p>
             <w:pPr>
+              <w:keepNext w:val="false"/>
               <w:spacing w:after="40" w:before="0"/>
               <w:jc w:val="left"/>
             </w:pPr>
@@ -1555,6 +1591,7 @@
           </w:tcPr>
           <w:p>
             <w:pPr>
+              <w:keepNext w:val="false"/>
               <w:spacing w:after="40" w:before="0"/>
               <w:jc w:val="left"/>
             </w:pPr>
@@ -1574,6 +1611,7 @@
           </w:p>
           <w:p>
             <w:pPr>
+              <w:keepNext w:val="false"/>
               <w:spacing w:after="40" w:before="0"/>
               <w:jc w:val="left"/>
             </w:pPr>
@@ -1593,6 +1631,7 @@
           </w:p>
           <w:p>
             <w:pPr>
+              <w:keepNext w:val="false"/>
               <w:spacing w:after="40" w:before="0"/>
               <w:jc w:val="left"/>
             </w:pPr>
@@ -1612,6 +1651,7 @@
           </w:p>
           <w:p>
             <w:pPr>
+              <w:keepNext w:val="false"/>
               <w:spacing w:after="40" w:before="0"/>
               <w:jc w:val="left"/>
             </w:pPr>
@@ -1631,6 +1671,7 @@
           </w:p>
           <w:p>
             <w:pPr>
+              <w:keepNext w:val="false"/>
               <w:spacing w:after="40" w:before="0"/>
               <w:jc w:val="left"/>
             </w:pPr>
@@ -1650,6 +1691,7 @@
           </w:p>
           <w:p>
             <w:pPr>
+              <w:keepNext w:val="false"/>
               <w:spacing w:after="40" w:before="0"/>
               <w:jc w:val="left"/>
             </w:pPr>
@@ -1669,6 +1711,7 @@
           </w:p>
           <w:p>
             <w:pPr>
+              <w:keepNext w:val="false"/>
               <w:spacing w:after="40" w:before="0"/>
               <w:jc w:val="left"/>
             </w:pPr>
@@ -1688,6 +1731,7 @@
           </w:p>
           <w:p>
             <w:pPr>
+              <w:keepNext w:val="false"/>
               <w:spacing w:after="40" w:before="0"/>
               <w:jc w:val="left"/>
             </w:pPr>
@@ -1707,6 +1751,7 @@
           </w:p>
           <w:p>
             <w:pPr>
+              <w:keepNext w:val="false"/>
               <w:spacing w:after="40" w:before="0"/>
               <w:jc w:val="left"/>
             </w:pPr>
@@ -1726,6 +1771,7 @@
           </w:p>
           <w:p>
             <w:pPr>
+              <w:keepNext w:val="false"/>
               <w:spacing w:after="40" w:before="0"/>
               <w:jc w:val="left"/>
             </w:pPr>
@@ -1745,6 +1791,7 @@
           </w:p>
           <w:p>
             <w:pPr>
+              <w:keepNext w:val="false"/>
               <w:spacing w:after="40" w:before="0"/>
               <w:jc w:val="left"/>
             </w:pPr>
@@ -1764,6 +1811,7 @@
           </w:p>
           <w:p>
             <w:pPr>
+              <w:keepNext w:val="false"/>
               <w:spacing w:after="40" w:before="0"/>
               <w:jc w:val="left"/>
             </w:pPr>
@@ -1783,6 +1831,7 @@
           </w:p>
           <w:p>
             <w:pPr>
+              <w:keepNext w:val="false"/>
               <w:spacing w:after="40" w:before="0"/>
               <w:jc w:val="left"/>
             </w:pPr>
@@ -1802,6 +1851,7 @@
           </w:p>
           <w:p>
             <w:pPr>
+              <w:keepNext w:val="false"/>
               <w:spacing w:after="40" w:before="0"/>
               <w:jc w:val="left"/>
             </w:pPr>
@@ -1821,6 +1871,7 @@
           </w:p>
           <w:p>
             <w:pPr>
+              <w:keepNext w:val="false"/>
               <w:spacing w:after="40" w:before="0"/>
               <w:jc w:val="left"/>
             </w:pPr>
@@ -1855,6 +1906,7 @@
           </w:tcPr>
           <w:p>
             <w:pPr>
+              <w:keepNext w:val="false"/>
               <w:spacing w:after="40" w:before="0"/>
               <w:jc w:val="left"/>
             </w:pPr>
@@ -2086,7 +2138,7 @@
         </w:rPr>
         <w:t xml:space="preserve">© 2026 SeaVuria and ARES. This work is licensed under a </w:t>
       </w:r>
-      <w:hyperlink w:history="1" r:id="rIdxbmxs68az6zp_gqtt5mm5">
+      <w:hyperlink w:history="1" r:id="rIdonqbpo29omqx3hthtg9xm">
         <w:r>
           <w:rPr>
             <w:rFonts w:ascii="Arial" w:cs="Arial" w:eastAsia="Arial" w:hAnsi="Arial"/>
@@ -2106,7 +2158,7 @@
         </w:rPr>
         <w:t xml:space="preserve"> (</w:t>
       </w:r>
-      <w:hyperlink w:history="1" r:id="rIdjx2p59udstrbrhi38tpti">
+      <w:hyperlink w:history="1" r:id="rIdfoogubbuuanewjannm5jh">
         <w:r>
           <w:rPr>
             <w:rFonts w:ascii="Arial" w:cs="Arial" w:eastAsia="Arial" w:hAnsi="Arial"/>
@@ -2126,7 +2178,7 @@
         </w:rPr>
         <w:t xml:space="preserve">). To view a copy of this license, visit </w:t>
       </w:r>
-      <w:hyperlink w:history="1" r:id="rId5syi4hyszvjaddintxxrv">
+      <w:hyperlink w:history="1" r:id="rIdj2xcffhfeohduvrdu5wki">
         <w:r>
           <w:rPr>
             <w:rFonts w:ascii="Arial" w:cs="Arial" w:eastAsia="Arial" w:hAnsi="Arial"/>
@@ -2185,6 +2237,7 @@
           </w:tcPr>
           <w:p>
             <w:pPr>
+              <w:keepNext w:val="false"/>
               <w:spacing w:after="40" w:before="0"/>
               <w:jc w:val="center"/>
             </w:pPr>
@@ -2220,6 +2273,7 @@
           </w:tcPr>
           <w:p>
             <w:pPr>
+              <w:keepNext w:val="false"/>
               <w:spacing w:after="40" w:before="0"/>
               <w:jc w:val="center"/>
             </w:pPr>
@@ -2254,6 +2308,7 @@
           </w:tcPr>
           <w:p>
             <w:pPr>
+              <w:keepNext w:val="false"/>
               <w:spacing w:after="40" w:before="0"/>
               <w:jc w:val="left"/>
             </w:pPr>
@@ -2286,6 +2341,7 @@
           </w:tcPr>
           <w:p>
             <w:pPr>
+              <w:keepNext w:val="false"/>
               <w:spacing w:after="40" w:before="0"/>
               <w:jc w:val="left"/>
             </w:pPr>
@@ -2320,6 +2376,7 @@
           </w:tcPr>
           <w:p>
             <w:pPr>
+              <w:keepNext w:val="false"/>
               <w:spacing w:after="40" w:before="0"/>
               <w:jc w:val="left"/>
             </w:pPr>
@@ -2352,6 +2409,7 @@
           </w:tcPr>
           <w:p>
             <w:pPr>
+              <w:keepNext w:val="false"/>
               <w:spacing w:after="40" w:before="0"/>
               <w:jc w:val="left"/>
             </w:pPr>
@@ -2386,6 +2444,7 @@
           </w:tcPr>
           <w:p>
             <w:pPr>
+              <w:keepNext w:val="false"/>
               <w:spacing w:after="40" w:before="0"/>
               <w:jc w:val="left"/>
             </w:pPr>
@@ -2493,6 +2552,7 @@
           </w:tcPr>
           <w:p>
             <w:pPr>
+              <w:keepNext w:val="false"/>
               <w:spacing w:after="40" w:before="0"/>
               <w:jc w:val="left"/>
             </w:pPr>
@@ -2600,6 +2660,7 @@
           </w:tcPr>
           <w:p>
             <w:pPr>
+              <w:keepNext w:val="false"/>
               <w:spacing w:after="40" w:before="0"/>
               <w:jc w:val="left"/>
             </w:pPr>
@@ -2687,6 +2748,7 @@
           </w:tcPr>
           <w:p>
             <w:pPr>
+              <w:keepNext w:val="false"/>
               <w:spacing w:after="40" w:before="0"/>
               <w:jc w:val="left"/>
             </w:pPr>
@@ -2719,6 +2781,7 @@
           </w:tcPr>
           <w:p>
             <w:pPr>
+              <w:keepNext w:val="false"/>
               <w:spacing w:after="40" w:before="0"/>
               <w:jc w:val="left"/>
             </w:pPr>
@@ -2753,6 +2816,7 @@
           </w:tcPr>
           <w:p>
             <w:pPr>
+              <w:keepNext w:val="false"/>
               <w:spacing w:after="40" w:before="0"/>
               <w:jc w:val="left"/>
             </w:pPr>
@@ -2785,6 +2849,7 @@
           </w:tcPr>
           <w:p>
             <w:pPr>
+              <w:keepNext w:val="false"/>
               <w:spacing w:after="40" w:before="0"/>
               <w:jc w:val="left"/>
             </w:pPr>
@@ -2819,6 +2884,7 @@
           </w:tcPr>
           <w:p>
             <w:pPr>
+              <w:keepNext w:val="false"/>
               <w:spacing w:after="40" w:before="0"/>
               <w:jc w:val="left"/>
             </w:pPr>
@@ -2851,6 +2917,7 @@
           </w:tcPr>
           <w:p>
             <w:pPr>
+              <w:keepNext w:val="false"/>
               <w:spacing w:after="40" w:before="0"/>
               <w:jc w:val="left"/>
             </w:pPr>
@@ -2910,6 +2977,7 @@
           </w:tcPr>
           <w:p>
             <w:pPr>
+              <w:keepNext w:val="false"/>
               <w:spacing w:after="40" w:before="0"/>
               <w:jc w:val="center"/>
             </w:pPr>
@@ -2944,6 +3012,7 @@
           </w:tcPr>
           <w:p>
             <w:pPr>
+              <w:keepNext w:val="false"/>
               <w:spacing w:after="40" w:before="0"/>
               <w:jc w:val="left"/>
             </w:pPr>
@@ -2963,6 +3032,7 @@
           </w:p>
           <w:p>
             <w:pPr>
+              <w:keepNext w:val="false"/>
               <w:spacing w:after="40" w:before="0"/>
               <w:jc w:val="left"/>
             </w:pPr>
@@ -2982,6 +3052,7 @@
           </w:p>
           <w:p>
             <w:pPr>
+              <w:keepNext w:val="false"/>
               <w:spacing w:after="40" w:before="0"/>
               <w:jc w:val="left"/>
             </w:pPr>
@@ -3001,6 +3072,7 @@
           </w:p>
           <w:p>
             <w:pPr>
+              <w:keepNext w:val="false"/>
               <w:spacing w:after="40" w:before="0"/>
               <w:jc w:val="left"/>
             </w:pPr>
@@ -3020,6 +3092,7 @@
           </w:p>
           <w:p>
             <w:pPr>
+              <w:keepNext w:val="false"/>
               <w:spacing w:after="40" w:before="0"/>
               <w:jc w:val="left"/>
             </w:pPr>
@@ -3084,6 +3157,7 @@
           </w:tcPr>
           <w:p>
             <w:pPr>
+              <w:keepNext w:val="false"/>
               <w:spacing w:after="40" w:before="0"/>
               <w:jc w:val="center"/>
             </w:pPr>
@@ -3118,6 +3192,7 @@
           </w:tcPr>
           <w:p>
             <w:pPr>
+              <w:keepNext w:val="false"/>
               <w:spacing w:after="40" w:before="0"/>
               <w:jc w:val="left"/>
             </w:pPr>
@@ -3150,6 +3225,7 @@
           </w:tcPr>
           <w:p>
             <w:pPr>
+              <w:keepNext w:val="false"/>
               <w:spacing w:after="40" w:before="0"/>
               <w:jc w:val="left"/>
             </w:pPr>
@@ -3182,6 +3258,7 @@
           </w:tcPr>
           <w:p>
             <w:pPr>
+              <w:keepNext w:val="false"/>
               <w:spacing w:after="40" w:before="0"/>
               <w:jc w:val="left"/>
             </w:pPr>
@@ -3214,6 +3291,7 @@
           </w:tcPr>
           <w:p>
             <w:pPr>
+              <w:keepNext w:val="false"/>
               <w:spacing w:after="40" w:before="0"/>
               <w:jc w:val="left"/>
             </w:pPr>
@@ -3246,6 +3324,7 @@
           </w:tcPr>
           <w:p>
             <w:pPr>
+              <w:keepNext w:val="false"/>
               <w:spacing w:after="40" w:before="0"/>
               <w:jc w:val="left"/>
             </w:pPr>
@@ -3280,6 +3359,7 @@
           </w:tcPr>
           <w:p>
             <w:pPr>
+              <w:keepNext w:val="false"/>
               <w:spacing w:after="40" w:before="0"/>
               <w:jc w:val="left"/>
             </w:pPr>
@@ -3317,7 +3397,7 @@
             <w:pPr>
               <w:spacing w:after="20" w:before="0"/>
             </w:pPr>
-            <w:hyperlink w:history="1" r:id="rIdpwdin57zvlfkckzqdzwxd">
+            <w:hyperlink w:history="1" r:id="rIdi_xinyqgfs3imdy3tcqee">
               <w:r>
                 <w:rPr>
                   <w:rFonts w:ascii="Arial" w:cs="Arial" w:eastAsia="Arial" w:hAnsi="Arial"/>
@@ -3350,7 +3430,7 @@
               <w:spacing w:after="10" w:before="0"/>
               <w:ind w:left="120"/>
             </w:pPr>
-            <w:hyperlink w:history="1" r:id="rIdryk-isu0vhl-7nvio3fvm">
+            <w:hyperlink w:history="1" r:id="rIdcw-2m0sltpsvmqlu4kdj5">
               <w:r>
                 <w:rPr>
                   <w:rFonts w:ascii="Arial" w:cs="Arial" w:eastAsia="Arial" w:hAnsi="Arial"/>
@@ -3395,7 +3475,7 @@
             <w:pPr>
               <w:spacing w:after="20" w:before="0"/>
             </w:pPr>
-            <w:hyperlink w:history="1" r:id="rIdfq3t1xbjncn2ijpwuioqt">
+            <w:hyperlink w:history="1" r:id="rIdh_rsl1qqrgk8cdun4fee3">
               <w:r>
                 <w:rPr>
                   <w:rFonts w:ascii="Arial" w:cs="Arial" w:eastAsia="Arial" w:hAnsi="Arial"/>
@@ -3428,7 +3508,7 @@
               <w:spacing w:after="10" w:before="0"/>
               <w:ind w:left="120"/>
             </w:pPr>
-            <w:hyperlink w:history="1" r:id="rIdx92ge18o5kksajdm1ou-l">
+            <w:hyperlink w:history="1" r:id="rIdavef6x36bucw6c5qj4ihp">
               <w:r>
                 <w:rPr>
                   <w:rFonts w:ascii="Arial" w:cs="Arial" w:eastAsia="Arial" w:hAnsi="Arial"/>
@@ -3456,6 +3536,7 @@
           </w:tcPr>
           <w:p>
             <w:pPr>
+              <w:keepNext w:val="false"/>
               <w:spacing w:after="40" w:before="0"/>
               <w:jc w:val="left"/>
             </w:pPr>
@@ -3488,6 +3569,7 @@
           </w:tcPr>
           <w:p>
             <w:pPr>
+              <w:keepNext w:val="false"/>
               <w:spacing w:after="40" w:before="0"/>
               <w:jc w:val="left"/>
             </w:pPr>
@@ -3520,6 +3602,7 @@
           </w:tcPr>
           <w:p>
             <w:pPr>
+              <w:keepNext w:val="false"/>
               <w:spacing w:after="40" w:before="0"/>
               <w:jc w:val="left"/>
             </w:pPr>
@@ -3552,6 +3635,7 @@
           </w:tcPr>
           <w:p>
             <w:pPr>
+              <w:keepNext w:val="false"/>
               <w:spacing w:after="40" w:before="0"/>
               <w:jc w:val="left"/>
             </w:pPr>
@@ -3586,6 +3670,7 @@
           </w:tcPr>
           <w:p>
             <w:pPr>
+              <w:keepNext w:val="false"/>
               <w:spacing w:after="40" w:before="0"/>
               <w:jc w:val="left"/>
             </w:pPr>
@@ -3623,7 +3708,7 @@
             <w:pPr>
               <w:spacing w:after="20" w:before="0"/>
             </w:pPr>
-            <w:hyperlink w:history="1" r:id="rIdipvauoydptcyw3ev3w736">
+            <w:hyperlink w:history="1" r:id="rIdz4n1xxivc2rxduqdd7wnj">
               <w:r>
                 <w:rPr>
                   <w:rFonts w:ascii="Arial" w:cs="Arial" w:eastAsia="Arial" w:hAnsi="Arial"/>
@@ -3656,7 +3741,7 @@
               <w:spacing w:after="10" w:before="0"/>
               <w:ind w:left="120"/>
             </w:pPr>
-            <w:hyperlink w:history="1" r:id="rIdgnjsppjtjb-m0vv_f78rh">
+            <w:hyperlink w:history="1" r:id="rIdkkp-yrfcxuiroiyofqpdj">
               <w:r>
                 <w:rPr>
                   <w:rFonts w:ascii="Arial" w:cs="Arial" w:eastAsia="Arial" w:hAnsi="Arial"/>
@@ -3701,7 +3786,7 @@
             <w:pPr>
               <w:spacing w:after="20" w:before="0"/>
             </w:pPr>
-            <w:hyperlink w:history="1" r:id="rIdspjjb_bgh6jbbgnm5rvmr">
+            <w:hyperlink w:history="1" r:id="rIds7k0yyo_osaspdnsyqimv">
               <w:r>
                 <w:rPr>
                   <w:rFonts w:ascii="Arial" w:cs="Arial" w:eastAsia="Arial" w:hAnsi="Arial"/>
@@ -3734,7 +3819,7 @@
               <w:spacing w:after="10" w:before="0"/>
               <w:ind w:left="120"/>
             </w:pPr>
-            <w:hyperlink w:history="1" r:id="rIdjuvfnihvcbtwtvgxmtmlk">
+            <w:hyperlink w:history="1" r:id="rIdkjbeckhxbapvgaalwpi0e">
               <w:r>
                 <w:rPr>
                   <w:rFonts w:ascii="Arial" w:cs="Arial" w:eastAsia="Arial" w:hAnsi="Arial"/>
@@ -3762,6 +3847,7 @@
           </w:tcPr>
           <w:p>
             <w:pPr>
+              <w:keepNext w:val="false"/>
               <w:spacing w:after="40" w:before="0"/>
               <w:jc w:val="left"/>
             </w:pPr>
@@ -3794,6 +3880,7 @@
           </w:tcPr>
           <w:p>
             <w:pPr>
+              <w:keepNext w:val="false"/>
               <w:spacing w:after="40" w:before="0"/>
               <w:jc w:val="left"/>
             </w:pPr>
@@ -3826,6 +3913,7 @@
           </w:tcPr>
           <w:p>
             <w:pPr>
+              <w:keepNext w:val="false"/>
               <w:spacing w:after="40" w:before="0"/>
               <w:jc w:val="left"/>
             </w:pPr>
@@ -3858,6 +3946,7 @@
           </w:tcPr>
           <w:p>
             <w:pPr>
+              <w:keepNext w:val="false"/>
               <w:spacing w:after="40" w:before="0"/>
               <w:jc w:val="left"/>
             </w:pPr>
@@ -3892,6 +3981,7 @@
           </w:tcPr>
           <w:p>
             <w:pPr>
+              <w:keepNext w:val="false"/>
               <w:spacing w:after="40" w:before="0"/>
               <w:jc w:val="left"/>
             </w:pPr>
@@ -3929,7 +4019,7 @@
             <w:pPr>
               <w:spacing w:after="20" w:before="0"/>
             </w:pPr>
-            <w:hyperlink w:history="1" r:id="rIdsyfdnkbjmsuonqwskphyp">
+            <w:hyperlink w:history="1" r:id="rIda4mroa6hxu-egcvpwuf4u">
               <w:r>
                 <w:rPr>
                   <w:rFonts w:ascii="Arial" w:cs="Arial" w:eastAsia="Arial" w:hAnsi="Arial"/>
@@ -3978,7 +4068,7 @@
               <w:spacing w:after="10" w:before="0"/>
               <w:ind w:left="120"/>
             </w:pPr>
-            <w:hyperlink w:history="1" r:id="rIdpwfus8uwo9v1j9h2iek8a">
+            <w:hyperlink w:history="1" r:id="rIdtgdycksulcsjzithw0t3d">
               <w:r>
                 <w:rPr>
                   <w:rFonts w:ascii="Arial" w:cs="Arial" w:eastAsia="Arial" w:hAnsi="Arial"/>
@@ -4023,7 +4113,7 @@
             <w:pPr>
               <w:spacing w:after="20" w:before="0"/>
             </w:pPr>
-            <w:hyperlink w:history="1" r:id="rIdruuhs0drhvquzldxzfdam">
+            <w:hyperlink w:history="1" r:id="rId6brmmrtwrzr9fj8upijs1">
               <w:r>
                 <w:rPr>
                   <w:rFonts w:ascii="Arial" w:cs="Arial" w:eastAsia="Arial" w:hAnsi="Arial"/>
@@ -4056,7 +4146,7 @@
               <w:spacing w:after="10" w:before="0"/>
               <w:ind w:left="120"/>
             </w:pPr>
-            <w:hyperlink w:history="1" r:id="rIdeeec22t9i5uj7ihb0cdwz">
+            <w:hyperlink w:history="1" r:id="rIdlkzabyrw72xkxlllkpf1-">
               <w:r>
                 <w:rPr>
                   <w:rFonts w:ascii="Arial" w:cs="Arial" w:eastAsia="Arial" w:hAnsi="Arial"/>
@@ -4084,6 +4174,7 @@
           </w:tcPr>
           <w:p>
             <w:pPr>
+              <w:keepNext w:val="false"/>
               <w:spacing w:after="40" w:before="0"/>
               <w:jc w:val="left"/>
             </w:pPr>
@@ -4116,6 +4207,7 @@
           </w:tcPr>
           <w:p>
             <w:pPr>
+              <w:keepNext w:val="false"/>
               <w:spacing w:after="40" w:before="0"/>
               <w:jc w:val="left"/>
             </w:pPr>
@@ -4148,6 +4240,7 @@
           </w:tcPr>
           <w:p>
             <w:pPr>
+              <w:keepNext w:val="false"/>
               <w:spacing w:after="40" w:before="0"/>
               <w:jc w:val="left"/>
             </w:pPr>
@@ -4180,6 +4273,7 @@
           </w:tcPr>
           <w:p>
             <w:pPr>
+              <w:keepNext w:val="false"/>
               <w:spacing w:after="40" w:before="0"/>
               <w:jc w:val="left"/>
             </w:pPr>
@@ -4214,6 +4308,7 @@
           </w:tcPr>
           <w:p>
             <w:pPr>
+              <w:keepNext w:val="false"/>
               <w:spacing w:after="40" w:before="0"/>
               <w:jc w:val="left"/>
             </w:pPr>
@@ -4251,7 +4346,7 @@
             <w:pPr>
               <w:spacing w:after="20" w:before="0"/>
             </w:pPr>
-            <w:hyperlink w:history="1" r:id="rId_jgerb1eebvkc0x5essot">
+            <w:hyperlink w:history="1" r:id="rIdfdhy2jhkkqmel7npuob_u">
               <w:r>
                 <w:rPr>
                   <w:rFonts w:ascii="Arial" w:cs="Arial" w:eastAsia="Arial" w:hAnsi="Arial"/>
@@ -4284,7 +4379,7 @@
               <w:spacing w:after="10" w:before="0"/>
               <w:ind w:left="120"/>
             </w:pPr>
-            <w:hyperlink w:history="1" r:id="rId7gjp0anx4qbz_d_th8k8z">
+            <w:hyperlink w:history="1" r:id="rId8c_8yi4xauac3ittiaph4">
               <w:r>
                 <w:rPr>
                   <w:rFonts w:ascii="Arial" w:cs="Arial" w:eastAsia="Arial" w:hAnsi="Arial"/>
@@ -4329,7 +4424,7 @@
             <w:pPr>
               <w:spacing w:after="20" w:before="0"/>
             </w:pPr>
-            <w:hyperlink w:history="1" r:id="rIdxqoztcciknuo78c3wt2ti">
+            <w:hyperlink w:history="1" r:id="rIdz61go5e9z3gllgiigbfv_">
               <w:r>
                 <w:rPr>
                   <w:rFonts w:ascii="Arial" w:cs="Arial" w:eastAsia="Arial" w:hAnsi="Arial"/>
@@ -4362,7 +4457,7 @@
               <w:spacing w:after="10" w:before="0"/>
               <w:ind w:left="120"/>
             </w:pPr>
-            <w:hyperlink w:history="1" r:id="rIdej5g9uj0hfnvvjeblznyn">
+            <w:hyperlink w:history="1" r:id="rIdf7u1s8q-wpt_luug-y-p6">
               <w:r>
                 <w:rPr>
                   <w:rFonts w:ascii="Arial" w:cs="Arial" w:eastAsia="Arial" w:hAnsi="Arial"/>
@@ -4390,6 +4485,7 @@
           </w:tcPr>
           <w:p>
             <w:pPr>
+              <w:keepNext w:val="false"/>
               <w:spacing w:after="40" w:before="0"/>
               <w:jc w:val="left"/>
             </w:pPr>
@@ -4422,6 +4518,7 @@
           </w:tcPr>
           <w:p>
             <w:pPr>
+              <w:keepNext w:val="false"/>
               <w:spacing w:after="40" w:before="0"/>
               <w:jc w:val="left"/>
             </w:pPr>
@@ -4454,6 +4551,7 @@
           </w:tcPr>
           <w:p>
             <w:pPr>
+              <w:keepNext w:val="false"/>
               <w:spacing w:after="40" w:before="0"/>
               <w:jc w:val="left"/>
             </w:pPr>
@@ -4486,6 +4584,7 @@
           </w:tcPr>
           <w:p>
             <w:pPr>
+              <w:keepNext w:val="false"/>
               <w:spacing w:after="40" w:before="0"/>
               <w:jc w:val="left"/>
             </w:pPr>
@@ -4520,6 +4619,7 @@
           </w:tcPr>
           <w:p>
             <w:pPr>
+              <w:keepNext w:val="false"/>
               <w:spacing w:after="40" w:before="0"/>
               <w:jc w:val="left"/>
             </w:pPr>
@@ -4557,7 +4657,7 @@
             <w:pPr>
               <w:spacing w:after="20" w:before="0"/>
             </w:pPr>
-            <w:hyperlink w:history="1" r:id="rIdmtj53hzvkipux-bwvv82j">
+            <w:hyperlink w:history="1" r:id="rIdnkxvipcotqv2wn8vaekgh">
               <w:r>
                 <w:rPr>
                   <w:rFonts w:ascii="Arial" w:cs="Arial" w:eastAsia="Arial" w:hAnsi="Arial"/>
@@ -4590,7 +4690,7 @@
               <w:spacing w:after="10" w:before="0"/>
               <w:ind w:left="120"/>
             </w:pPr>
-            <w:hyperlink w:history="1" r:id="rIdqmn2_la0yd2avgjyjzgko">
+            <w:hyperlink w:history="1" r:id="rId0r2v60_mcs3wz_eupsrzn">
               <w:r>
                 <w:rPr>
                   <w:rFonts w:ascii="Arial" w:cs="Arial" w:eastAsia="Arial" w:hAnsi="Arial"/>
@@ -4635,7 +4735,7 @@
             <w:pPr>
               <w:spacing w:after="20" w:before="0"/>
             </w:pPr>
-            <w:hyperlink w:history="1" r:id="rId-uuvdejs3x3swctvnrwnt">
+            <w:hyperlink w:history="1" r:id="rIdrtdhmlmsyx1riby-td05a">
               <w:r>
                 <w:rPr>
                   <w:rFonts w:ascii="Arial" w:cs="Arial" w:eastAsia="Arial" w:hAnsi="Arial"/>
@@ -4668,7 +4768,7 @@
               <w:spacing w:after="10" w:before="0"/>
               <w:ind w:left="120"/>
             </w:pPr>
-            <w:hyperlink w:history="1" r:id="rIdg5rumo_t9rkmi-mmrzutt">
+            <w:hyperlink w:history="1" r:id="rIdqvulvubydsv8vbaxn39xj">
               <w:r>
                 <w:rPr>
                   <w:rFonts w:ascii="Arial" w:cs="Arial" w:eastAsia="Arial" w:hAnsi="Arial"/>
@@ -4696,6 +4796,7 @@
           </w:tcPr>
           <w:p>
             <w:pPr>
+              <w:keepNext w:val="false"/>
               <w:spacing w:after="40" w:before="0"/>
               <w:jc w:val="left"/>
             </w:pPr>
@@ -4728,6 +4829,7 @@
           </w:tcPr>
           <w:p>
             <w:pPr>
+              <w:keepNext w:val="false"/>
               <w:spacing w:after="40" w:before="0"/>
               <w:jc w:val="left"/>
             </w:pPr>
@@ -4760,6 +4862,7 @@
           </w:tcPr>
           <w:p>
             <w:pPr>
+              <w:keepNext w:val="false"/>
               <w:spacing w:after="40" w:before="0"/>
               <w:jc w:val="left"/>
             </w:pPr>
@@ -4792,6 +4895,7 @@
           </w:tcPr>
           <w:p>
             <w:pPr>
+              <w:keepNext w:val="false"/>
               <w:spacing w:after="40" w:before="0"/>
               <w:jc w:val="left"/>
             </w:pPr>
@@ -4851,6 +4955,7 @@
           </w:tcPr>
           <w:p>
             <w:pPr>
+              <w:keepNext w:val="false"/>
               <w:spacing w:after="40" w:before="0"/>
               <w:jc w:val="center"/>
             </w:pPr>
@@ -4885,6 +4990,7 @@
           </w:tcPr>
           <w:p>
             <w:pPr>
+              <w:keepNext w:val="false"/>
               <w:spacing w:after="40" w:before="0"/>
               <w:jc w:val="left"/>
             </w:pPr>
@@ -4904,6 +5010,7 @@
           </w:p>
           <w:p>
             <w:pPr>
+              <w:keepNext w:val="false"/>
               <w:spacing w:after="40" w:before="0"/>
               <w:jc w:val="left"/>
             </w:pPr>
@@ -4923,6 +5030,7 @@
           </w:p>
           <w:p>
             <w:pPr>
+              <w:keepNext w:val="false"/>
               <w:spacing w:after="40" w:before="0"/>
               <w:jc w:val="left"/>
             </w:pPr>
@@ -4942,6 +5050,7 @@
           </w:p>
           <w:p>
             <w:pPr>
+              <w:keepNext w:val="false"/>
               <w:spacing w:after="40" w:before="0"/>
               <w:jc w:val="left"/>
             </w:pPr>
@@ -4961,6 +5070,7 @@
           </w:p>
           <w:p>
             <w:pPr>
+              <w:keepNext w:val="false"/>
               <w:spacing w:after="40" w:before="0"/>
               <w:jc w:val="left"/>
             </w:pPr>
@@ -5022,6 +5132,7 @@
           </w:tcPr>
           <w:p>
             <w:pPr>
+              <w:keepNext w:val="false"/>
               <w:spacing w:after="40" w:before="0"/>
               <w:jc w:val="center"/>
             </w:pPr>
@@ -5056,6 +5167,7 @@
           </w:tcPr>
           <w:p>
             <w:pPr>
+              <w:keepNext w:val="false"/>
               <w:spacing w:after="40" w:before="0"/>
               <w:jc w:val="left"/>
             </w:pPr>
@@ -5088,6 +5200,7 @@
           </w:tcPr>
           <w:p>
             <w:pPr>
+              <w:keepNext w:val="false"/>
               <w:spacing w:after="40" w:before="0"/>
               <w:jc w:val="left"/>
             </w:pPr>
@@ -5122,6 +5235,7 @@
           </w:tcPr>
           <w:p>
             <w:pPr>
+              <w:keepNext w:val="false"/>
               <w:spacing w:after="40" w:before="0"/>
               <w:jc w:val="left"/>
             </w:pPr>
@@ -5154,6 +5268,7 @@
           </w:tcPr>
           <w:p>
             <w:pPr>
+              <w:keepNext w:val="false"/>
               <w:spacing w:after="40" w:before="0"/>
               <w:jc w:val="left"/>
             </w:pPr>
@@ -5188,6 +5303,7 @@
           </w:tcPr>
           <w:p>
             <w:pPr>
+              <w:keepNext w:val="false"/>
               <w:spacing w:after="40" w:before="0"/>
               <w:jc w:val="left"/>
             </w:pPr>
@@ -5220,6 +5336,7 @@
           </w:tcPr>
           <w:p>
             <w:pPr>
+              <w:keepNext w:val="false"/>
               <w:spacing w:after="40" w:before="0"/>
               <w:jc w:val="left"/>
             </w:pPr>
@@ -5256,7 +5373,7 @@
         </w:rPr>
         <w:t xml:space="preserve">© 2026 SeaVuria and ARES. Aligned with KICD objectives. Developed by SeaVuria; technical implementation by ARES (with AI assistance from Claude). Licensed under </w:t>
       </w:r>
-      <w:hyperlink w:history="1" r:id="rId_yetn5npxknsmh-5zwixi">
+      <w:hyperlink w:history="1" r:id="rIdxsd8uqd-lbkw4q0eki8xj">
         <w:r>
           <w:rPr>
             <w:rFonts w:ascii="Arial" w:cs="Arial" w:eastAsia="Arial" w:hAnsi="Arial"/>
@@ -5277,7 +5394,7 @@
         </w:rPr>
         <w:t xml:space="preserve"> (</w:t>
       </w:r>
-      <w:hyperlink w:history="1" r:id="rId1a5m3m59lbmr_6m4yqyqx">
+      <w:hyperlink w:history="1" r:id="rIdwqfhinamqveqngnx3zjh9">
         <w:r>
           <w:rPr>
             <w:rFonts w:ascii="Arial" w:cs="Arial" w:eastAsia="Arial" w:hAnsi="Arial"/>
@@ -5337,6 +5454,7 @@
           </w:tcPr>
           <w:p>
             <w:pPr>
+              <w:keepNext w:val="false"/>
               <w:spacing w:after="40" w:before="0"/>
               <w:jc w:val="center"/>
             </w:pPr>
@@ -5372,6 +5490,7 @@
           </w:tcPr>
           <w:p>
             <w:pPr>
+              <w:keepNext w:val="false"/>
               <w:spacing w:after="40" w:before="0"/>
               <w:jc w:val="center"/>
             </w:pPr>
@@ -5406,6 +5525,7 @@
           </w:tcPr>
           <w:p>
             <w:pPr>
+              <w:keepNext w:val="false"/>
               <w:spacing w:after="40" w:before="0"/>
               <w:jc w:val="left"/>
             </w:pPr>
@@ -5438,6 +5558,7 @@
           </w:tcPr>
           <w:p>
             <w:pPr>
+              <w:keepNext w:val="false"/>
               <w:spacing w:after="40" w:before="0"/>
               <w:jc w:val="left"/>
             </w:pPr>
@@ -5472,6 +5593,7 @@
           </w:tcPr>
           <w:p>
             <w:pPr>
+              <w:keepNext w:val="false"/>
               <w:spacing w:after="40" w:before="0"/>
               <w:jc w:val="left"/>
             </w:pPr>
@@ -5504,6 +5626,7 @@
           </w:tcPr>
           <w:p>
             <w:pPr>
+              <w:keepNext w:val="false"/>
               <w:spacing w:after="40" w:before="0"/>
               <w:jc w:val="left"/>
             </w:pPr>
@@ -5538,6 +5661,7 @@
           </w:tcPr>
           <w:p>
             <w:pPr>
+              <w:keepNext w:val="false"/>
               <w:spacing w:after="40" w:before="0"/>
               <w:jc w:val="left"/>
             </w:pPr>
@@ -5645,6 +5769,7 @@
           </w:tcPr>
           <w:p>
             <w:pPr>
+              <w:keepNext w:val="false"/>
               <w:spacing w:after="40" w:before="0"/>
               <w:jc w:val="left"/>
             </w:pPr>
@@ -5732,6 +5857,7 @@
           </w:tcPr>
           <w:p>
             <w:pPr>
+              <w:keepNext w:val="false"/>
               <w:spacing w:after="40" w:before="0"/>
               <w:jc w:val="left"/>
             </w:pPr>
@@ -5819,6 +5945,7 @@
           </w:tcPr>
           <w:p>
             <w:pPr>
+              <w:keepNext w:val="false"/>
               <w:spacing w:after="40" w:before="0"/>
               <w:jc w:val="left"/>
             </w:pPr>
@@ -5851,6 +5978,7 @@
           </w:tcPr>
           <w:p>
             <w:pPr>
+              <w:keepNext w:val="false"/>
               <w:spacing w:after="40" w:before="0"/>
               <w:jc w:val="left"/>
             </w:pPr>
@@ -5885,6 +6013,7 @@
           </w:tcPr>
           <w:p>
             <w:pPr>
+              <w:keepNext w:val="false"/>
               <w:spacing w:after="40" w:before="0"/>
               <w:jc w:val="left"/>
             </w:pPr>
@@ -5917,6 +6046,7 @@
           </w:tcPr>
           <w:p>
             <w:pPr>
+              <w:keepNext w:val="false"/>
               <w:spacing w:after="40" w:before="0"/>
               <w:jc w:val="left"/>
             </w:pPr>
@@ -5951,6 +6081,7 @@
           </w:tcPr>
           <w:p>
             <w:pPr>
+              <w:keepNext w:val="false"/>
               <w:spacing w:after="40" w:before="0"/>
               <w:jc w:val="left"/>
             </w:pPr>
@@ -5983,6 +6114,7 @@
           </w:tcPr>
           <w:p>
             <w:pPr>
+              <w:keepNext w:val="false"/>
               <w:spacing w:after="40" w:before="0"/>
               <w:jc w:val="left"/>
             </w:pPr>
@@ -6042,6 +6174,7 @@
           </w:tcPr>
           <w:p>
             <w:pPr>
+              <w:keepNext w:val="false"/>
               <w:spacing w:after="40" w:before="0"/>
               <w:jc w:val="center"/>
             </w:pPr>
@@ -6076,6 +6209,7 @@
           </w:tcPr>
           <w:p>
             <w:pPr>
+              <w:keepNext w:val="false"/>
               <w:spacing w:after="40" w:before="0"/>
               <w:jc w:val="left"/>
             </w:pPr>
@@ -6095,6 +6229,7 @@
           </w:p>
           <w:p>
             <w:pPr>
+              <w:keepNext w:val="false"/>
               <w:spacing w:after="40" w:before="0"/>
               <w:jc w:val="left"/>
             </w:pPr>
@@ -6114,6 +6249,7 @@
           </w:p>
           <w:p>
             <w:pPr>
+              <w:keepNext w:val="false"/>
               <w:spacing w:after="40" w:before="0"/>
               <w:jc w:val="left"/>
             </w:pPr>
@@ -6133,6 +6269,7 @@
           </w:p>
           <w:p>
             <w:pPr>
+              <w:keepNext w:val="false"/>
               <w:spacing w:after="40" w:before="0"/>
               <w:jc w:val="left"/>
             </w:pPr>
@@ -6152,6 +6289,7 @@
           </w:p>
           <w:p>
             <w:pPr>
+              <w:keepNext w:val="false"/>
               <w:spacing w:after="40" w:before="0"/>
               <w:jc w:val="left"/>
             </w:pPr>
@@ -6216,6 +6354,7 @@
           </w:tcPr>
           <w:p>
             <w:pPr>
+              <w:keepNext w:val="false"/>
               <w:spacing w:after="40" w:before="0"/>
               <w:jc w:val="center"/>
             </w:pPr>
@@ -6250,6 +6389,7 @@
           </w:tcPr>
           <w:p>
             <w:pPr>
+              <w:keepNext w:val="false"/>
               <w:spacing w:after="40" w:before="0"/>
               <w:jc w:val="left"/>
             </w:pPr>
@@ -6282,6 +6422,7 @@
           </w:tcPr>
           <w:p>
             <w:pPr>
+              <w:keepNext w:val="false"/>
               <w:spacing w:after="40" w:before="0"/>
               <w:jc w:val="left"/>
             </w:pPr>
@@ -6314,6 +6455,7 @@
           </w:tcPr>
           <w:p>
             <w:pPr>
+              <w:keepNext w:val="false"/>
               <w:spacing w:after="40" w:before="0"/>
               <w:jc w:val="left"/>
             </w:pPr>
@@ -6346,6 +6488,7 @@
           </w:tcPr>
           <w:p>
             <w:pPr>
+              <w:keepNext w:val="false"/>
               <w:spacing w:after="40" w:before="0"/>
               <w:jc w:val="left"/>
             </w:pPr>
@@ -6378,6 +6521,7 @@
           </w:tcPr>
           <w:p>
             <w:pPr>
+              <w:keepNext w:val="false"/>
               <w:spacing w:after="40" w:before="0"/>
               <w:jc w:val="left"/>
             </w:pPr>
@@ -6412,6 +6556,7 @@
           </w:tcPr>
           <w:p>
             <w:pPr>
+              <w:keepNext w:val="false"/>
               <w:spacing w:after="40" w:before="0"/>
               <w:jc w:val="left"/>
             </w:pPr>
@@ -6466,7 +6611,7 @@
               <w:spacing w:after="10" w:before="0"/>
               <w:ind w:left="120"/>
             </w:pPr>
-            <w:hyperlink w:history="1" r:id="rIdh7qvcqjwieyvqhlr_q3eh">
+            <w:hyperlink w:history="1" r:id="rIdm_xf5u1j3744g-nh28-dc">
               <w:r>
                 <w:rPr>
                   <w:rFonts w:ascii="Arial" w:cs="Arial" w:eastAsia="Arial" w:hAnsi="Arial"/>
@@ -6543,7 +6688,7 @@
               <w:spacing w:after="10" w:before="0"/>
               <w:ind w:left="120"/>
             </w:pPr>
-            <w:hyperlink w:history="1" r:id="rIddvih2ws3fad_yykhxgidx">
+            <w:hyperlink w:history="1" r:id="rId42jcwi-yru-iogtvfduo-">
               <w:r>
                 <w:rPr>
                   <w:rFonts w:ascii="Arial" w:cs="Arial" w:eastAsia="Arial" w:hAnsi="Arial"/>
@@ -6586,6 +6731,7 @@
           </w:tcPr>
           <w:p>
             <w:pPr>
+              <w:keepNext w:val="false"/>
               <w:spacing w:after="40" w:before="0"/>
               <w:jc w:val="left"/>
             </w:pPr>
@@ -6618,6 +6764,7 @@
           </w:tcPr>
           <w:p>
             <w:pPr>
+              <w:keepNext w:val="false"/>
               <w:spacing w:after="40" w:before="0"/>
               <w:jc w:val="left"/>
             </w:pPr>
@@ -6650,6 +6797,7 @@
           </w:tcPr>
           <w:p>
             <w:pPr>
+              <w:keepNext w:val="false"/>
               <w:spacing w:after="40" w:before="0"/>
               <w:jc w:val="left"/>
             </w:pPr>
@@ -6682,6 +6830,7 @@
           </w:tcPr>
           <w:p>
             <w:pPr>
+              <w:keepNext w:val="false"/>
               <w:spacing w:after="40" w:before="0"/>
               <w:jc w:val="left"/>
             </w:pPr>
@@ -6716,6 +6865,7 @@
           </w:tcPr>
           <w:p>
             <w:pPr>
+              <w:keepNext w:val="false"/>
               <w:spacing w:after="40" w:before="0"/>
               <w:jc w:val="left"/>
             </w:pPr>
@@ -6770,7 +6920,7 @@
               <w:spacing w:after="10" w:before="0"/>
               <w:ind w:left="120"/>
             </w:pPr>
-            <w:hyperlink w:history="1" r:id="rIdmdjinzwplladw6qrsoymy">
+            <w:hyperlink w:history="1" r:id="rIdggisusuat3tg23dg6v4kk">
               <w:r>
                 <w:rPr>
                   <w:rFonts w:ascii="Arial" w:cs="Arial" w:eastAsia="Arial" w:hAnsi="Arial"/>
@@ -6847,7 +6997,7 @@
               <w:spacing w:after="10" w:before="0"/>
               <w:ind w:left="120"/>
             </w:pPr>
-            <w:hyperlink w:history="1" r:id="rIdx7pbpdga1ngc-3_gfw7bo">
+            <w:hyperlink w:history="1" r:id="rIdam2pu5ct-pmsyesnpzzvc">
               <w:r>
                 <w:rPr>
                   <w:rFonts w:ascii="Arial" w:cs="Arial" w:eastAsia="Arial" w:hAnsi="Arial"/>
@@ -6890,6 +7040,7 @@
           </w:tcPr>
           <w:p>
             <w:pPr>
+              <w:keepNext w:val="false"/>
               <w:spacing w:after="40" w:before="0"/>
               <w:jc w:val="left"/>
             </w:pPr>
@@ -6922,6 +7073,7 @@
           </w:tcPr>
           <w:p>
             <w:pPr>
+              <w:keepNext w:val="false"/>
               <w:spacing w:after="40" w:before="0"/>
               <w:jc w:val="left"/>
             </w:pPr>
@@ -6954,6 +7106,7 @@
           </w:tcPr>
           <w:p>
             <w:pPr>
+              <w:keepNext w:val="false"/>
               <w:spacing w:after="40" w:before="0"/>
               <w:jc w:val="left"/>
             </w:pPr>
@@ -6986,6 +7139,7 @@
           </w:tcPr>
           <w:p>
             <w:pPr>
+              <w:keepNext w:val="false"/>
               <w:spacing w:after="40" w:before="0"/>
               <w:jc w:val="left"/>
             </w:pPr>
@@ -7020,6 +7174,7 @@
           </w:tcPr>
           <w:p>
             <w:pPr>
+              <w:keepNext w:val="false"/>
               <w:spacing w:after="40" w:before="0"/>
               <w:jc w:val="left"/>
             </w:pPr>
@@ -7074,7 +7229,7 @@
               <w:spacing w:after="10" w:before="0"/>
               <w:ind w:left="120"/>
             </w:pPr>
-            <w:hyperlink w:history="1" r:id="rId2oowy_eourraoscgy_ken">
+            <w:hyperlink w:history="1" r:id="rIdv0keyrylnkdbrqa6j42mc">
               <w:r>
                 <w:rPr>
                   <w:rFonts w:ascii="Arial" w:cs="Arial" w:eastAsia="Arial" w:hAnsi="Arial"/>
@@ -7151,7 +7306,7 @@
               <w:spacing w:after="10" w:before="0"/>
               <w:ind w:left="120"/>
             </w:pPr>
-            <w:hyperlink w:history="1" r:id="rId1ey73uihn_vjpobacrpin">
+            <w:hyperlink w:history="1" r:id="rIdsb_tvokusmi0pn588op-7">
               <w:r>
                 <w:rPr>
                   <w:rFonts w:ascii="Arial" w:cs="Arial" w:eastAsia="Arial" w:hAnsi="Arial"/>
@@ -7194,6 +7349,7 @@
           </w:tcPr>
           <w:p>
             <w:pPr>
+              <w:keepNext w:val="false"/>
               <w:spacing w:after="40" w:before="0"/>
               <w:jc w:val="left"/>
             </w:pPr>
@@ -7226,6 +7382,7 @@
           </w:tcPr>
           <w:p>
             <w:pPr>
+              <w:keepNext w:val="false"/>
               <w:spacing w:after="40" w:before="0"/>
               <w:jc w:val="left"/>
             </w:pPr>
@@ -7258,6 +7415,7 @@
           </w:tcPr>
           <w:p>
             <w:pPr>
+              <w:keepNext w:val="false"/>
               <w:spacing w:after="40" w:before="0"/>
               <w:jc w:val="left"/>
             </w:pPr>
@@ -7290,6 +7448,7 @@
           </w:tcPr>
           <w:p>
             <w:pPr>
+              <w:keepNext w:val="false"/>
               <w:spacing w:after="40" w:before="0"/>
               <w:jc w:val="left"/>
             </w:pPr>
@@ -7324,6 +7483,7 @@
           </w:tcPr>
           <w:p>
             <w:pPr>
+              <w:keepNext w:val="false"/>
               <w:spacing w:after="40" w:before="0"/>
               <w:jc w:val="left"/>
             </w:pPr>
@@ -7378,7 +7538,7 @@
               <w:spacing w:after="10" w:before="0"/>
               <w:ind w:left="120"/>
             </w:pPr>
-            <w:hyperlink w:history="1" r:id="rId_51suwmvazsssw2jug0b9">
+            <w:hyperlink w:history="1" r:id="rIdycoj4wb07pjtnzi0fx1qy">
               <w:r>
                 <w:rPr>
                   <w:rFonts w:ascii="Arial" w:cs="Arial" w:eastAsia="Arial" w:hAnsi="Arial"/>
@@ -7455,7 +7615,7 @@
               <w:spacing w:after="10" w:before="0"/>
               <w:ind w:left="120"/>
             </w:pPr>
-            <w:hyperlink w:history="1" r:id="rId8m4meioncj0mkest0l5bp">
+            <w:hyperlink w:history="1" r:id="rIddoxocgimeq9qttl87ih4m">
               <w:r>
                 <w:rPr>
                   <w:rFonts w:ascii="Arial" w:cs="Arial" w:eastAsia="Arial" w:hAnsi="Arial"/>
@@ -7498,6 +7658,7 @@
           </w:tcPr>
           <w:p>
             <w:pPr>
+              <w:keepNext w:val="false"/>
               <w:spacing w:after="40" w:before="0"/>
               <w:jc w:val="left"/>
             </w:pPr>
@@ -7530,6 +7691,7 @@
           </w:tcPr>
           <w:p>
             <w:pPr>
+              <w:keepNext w:val="false"/>
               <w:spacing w:after="40" w:before="0"/>
               <w:jc w:val="left"/>
             </w:pPr>
@@ -7562,6 +7724,7 @@
           </w:tcPr>
           <w:p>
             <w:pPr>
+              <w:keepNext w:val="false"/>
               <w:spacing w:after="40" w:before="0"/>
               <w:jc w:val="left"/>
             </w:pPr>
@@ -7594,6 +7757,7 @@
           </w:tcPr>
           <w:p>
             <w:pPr>
+              <w:keepNext w:val="false"/>
               <w:spacing w:after="40" w:before="0"/>
               <w:jc w:val="left"/>
             </w:pPr>
@@ -7628,6 +7792,7 @@
           </w:tcPr>
           <w:p>
             <w:pPr>
+              <w:keepNext w:val="false"/>
               <w:spacing w:after="40" w:before="0"/>
               <w:jc w:val="left"/>
             </w:pPr>
@@ -7682,7 +7847,7 @@
               <w:spacing w:after="10" w:before="0"/>
               <w:ind w:left="120"/>
             </w:pPr>
-            <w:hyperlink w:history="1" r:id="rIdizszbxgut8qqsfyoipbzt">
+            <w:hyperlink w:history="1" r:id="rId8u00eqb47pnyzigffv1o9">
               <w:r>
                 <w:rPr>
                   <w:rFonts w:ascii="Arial" w:cs="Arial" w:eastAsia="Arial" w:hAnsi="Arial"/>
@@ -7759,7 +7924,7 @@
               <w:spacing w:after="10" w:before="0"/>
               <w:ind w:left="120"/>
             </w:pPr>
-            <w:hyperlink w:history="1" r:id="rIdw0vx9a5scxmz83sr-uett">
+            <w:hyperlink w:history="1" r:id="rIdi8fybwdprqbysuewvw7vv">
               <w:r>
                 <w:rPr>
                   <w:rFonts w:ascii="Arial" w:cs="Arial" w:eastAsia="Arial" w:hAnsi="Arial"/>
@@ -7802,6 +7967,7 @@
           </w:tcPr>
           <w:p>
             <w:pPr>
+              <w:keepNext w:val="false"/>
               <w:spacing w:after="40" w:before="0"/>
               <w:jc w:val="left"/>
             </w:pPr>
@@ -7834,6 +8000,7 @@
           </w:tcPr>
           <w:p>
             <w:pPr>
+              <w:keepNext w:val="false"/>
               <w:spacing w:after="40" w:before="0"/>
               <w:jc w:val="left"/>
             </w:pPr>
@@ -7866,6 +8033,7 @@
           </w:tcPr>
           <w:p>
             <w:pPr>
+              <w:keepNext w:val="false"/>
               <w:spacing w:after="40" w:before="0"/>
               <w:jc w:val="left"/>
             </w:pPr>
@@ -7898,6 +8066,7 @@
           </w:tcPr>
           <w:p>
             <w:pPr>
+              <w:keepNext w:val="false"/>
               <w:spacing w:after="40" w:before="0"/>
               <w:jc w:val="left"/>
             </w:pPr>
@@ -7957,6 +8126,7 @@
           </w:tcPr>
           <w:p>
             <w:pPr>
+              <w:keepNext w:val="false"/>
               <w:spacing w:after="40" w:before="0"/>
               <w:jc w:val="center"/>
             </w:pPr>
@@ -7991,6 +8161,7 @@
           </w:tcPr>
           <w:p>
             <w:pPr>
+              <w:keepNext w:val="false"/>
               <w:spacing w:after="40" w:before="0"/>
               <w:jc w:val="left"/>
             </w:pPr>
@@ -8010,6 +8181,7 @@
           </w:p>
           <w:p>
             <w:pPr>
+              <w:keepNext w:val="false"/>
               <w:spacing w:after="40" w:before="0"/>
               <w:jc w:val="left"/>
             </w:pPr>
@@ -8029,6 +8201,7 @@
           </w:p>
           <w:p>
             <w:pPr>
+              <w:keepNext w:val="false"/>
               <w:spacing w:after="40" w:before="0"/>
               <w:jc w:val="left"/>
             </w:pPr>
@@ -8048,6 +8221,7 @@
           </w:p>
           <w:p>
             <w:pPr>
+              <w:keepNext w:val="false"/>
               <w:spacing w:after="40" w:before="0"/>
               <w:jc w:val="left"/>
             </w:pPr>
@@ -8067,6 +8241,7 @@
           </w:p>
           <w:p>
             <w:pPr>
+              <w:keepNext w:val="false"/>
               <w:spacing w:after="40" w:before="0"/>
               <w:jc w:val="left"/>
             </w:pPr>
@@ -8128,6 +8303,7 @@
           </w:tcPr>
           <w:p>
             <w:pPr>
+              <w:keepNext w:val="false"/>
               <w:spacing w:after="40" w:before="0"/>
               <w:jc w:val="center"/>
             </w:pPr>
@@ -8162,6 +8338,7 @@
           </w:tcPr>
           <w:p>
             <w:pPr>
+              <w:keepNext w:val="false"/>
               <w:spacing w:after="40" w:before="0"/>
               <w:jc w:val="left"/>
             </w:pPr>
@@ -8194,6 +8371,7 @@
           </w:tcPr>
           <w:p>
             <w:pPr>
+              <w:keepNext w:val="false"/>
               <w:spacing w:after="40" w:before="0"/>
               <w:jc w:val="left"/>
             </w:pPr>
@@ -8228,6 +8406,7 @@
           </w:tcPr>
           <w:p>
             <w:pPr>
+              <w:keepNext w:val="false"/>
               <w:spacing w:after="40" w:before="0"/>
               <w:jc w:val="left"/>
             </w:pPr>
@@ -8260,6 +8439,7 @@
           </w:tcPr>
           <w:p>
             <w:pPr>
+              <w:keepNext w:val="false"/>
               <w:spacing w:after="40" w:before="0"/>
               <w:jc w:val="left"/>
             </w:pPr>
@@ -8294,6 +8474,7 @@
           </w:tcPr>
           <w:p>
             <w:pPr>
+              <w:keepNext w:val="false"/>
               <w:spacing w:after="40" w:before="0"/>
               <w:jc w:val="left"/>
             </w:pPr>
@@ -8326,6 +8507,7 @@
           </w:tcPr>
           <w:p>
             <w:pPr>
+              <w:keepNext w:val="false"/>
               <w:spacing w:after="40" w:before="0"/>
               <w:jc w:val="left"/>
             </w:pPr>
@@ -8362,7 +8544,7 @@
         </w:rPr>
         <w:t xml:space="preserve">© 2026 SeaVuria and ARES. Aligned with KICD objectives. Developed by SeaVuria; technical implementation by ARES (with AI assistance from Claude). Licensed under </w:t>
       </w:r>
-      <w:hyperlink w:history="1" r:id="rIdlaudkfj5uwpq6odgohepb">
+      <w:hyperlink w:history="1" r:id="rId9smdglkw4x7heeubapbka">
         <w:r>
           <w:rPr>
             <w:rFonts w:ascii="Arial" w:cs="Arial" w:eastAsia="Arial" w:hAnsi="Arial"/>
@@ -8383,7 +8565,7 @@
         </w:rPr>
         <w:t xml:space="preserve"> (</w:t>
       </w:r>
-      <w:hyperlink w:history="1" r:id="rId8d6im2do88pomj7ttzcu3">
+      <w:hyperlink w:history="1" r:id="rIdlme0wbzngdjee_qxeygob">
         <w:r>
           <w:rPr>
             <w:rFonts w:ascii="Arial" w:cs="Arial" w:eastAsia="Arial" w:hAnsi="Arial"/>
@@ -8443,6 +8625,7 @@
           </w:tcPr>
           <w:p>
             <w:pPr>
+              <w:keepNext w:val="false"/>
               <w:spacing w:after="40" w:before="0"/>
               <w:jc w:val="center"/>
             </w:pPr>
@@ -8478,6 +8661,7 @@
           </w:tcPr>
           <w:p>
             <w:pPr>
+              <w:keepNext w:val="false"/>
               <w:spacing w:after="40" w:before="0"/>
               <w:jc w:val="center"/>
             </w:pPr>
@@ -8512,6 +8696,7 @@
           </w:tcPr>
           <w:p>
             <w:pPr>
+              <w:keepNext w:val="false"/>
               <w:spacing w:after="40" w:before="0"/>
               <w:jc w:val="left"/>
             </w:pPr>
@@ -8544,6 +8729,7 @@
           </w:tcPr>
           <w:p>
             <w:pPr>
+              <w:keepNext w:val="false"/>
               <w:spacing w:after="40" w:before="0"/>
               <w:jc w:val="left"/>
             </w:pPr>
@@ -8578,6 +8764,7 @@
           </w:tcPr>
           <w:p>
             <w:pPr>
+              <w:keepNext w:val="false"/>
               <w:spacing w:after="40" w:before="0"/>
               <w:jc w:val="left"/>
             </w:pPr>
@@ -8610,6 +8797,7 @@
           </w:tcPr>
           <w:p>
             <w:pPr>
+              <w:keepNext w:val="false"/>
               <w:spacing w:after="40" w:before="0"/>
               <w:jc w:val="left"/>
             </w:pPr>
@@ -8644,6 +8832,7 @@
           </w:tcPr>
           <w:p>
             <w:pPr>
+              <w:keepNext w:val="false"/>
               <w:spacing w:after="40" w:before="0"/>
               <w:jc w:val="left"/>
             </w:pPr>
@@ -8751,6 +8940,7 @@
           </w:tcPr>
           <w:p>
             <w:pPr>
+              <w:keepNext w:val="false"/>
               <w:spacing w:after="40" w:before="0"/>
               <w:jc w:val="left"/>
             </w:pPr>
@@ -8858,6 +9048,7 @@
           </w:tcPr>
           <w:p>
             <w:pPr>
+              <w:keepNext w:val="false"/>
               <w:spacing w:after="40" w:before="0"/>
               <w:jc w:val="left"/>
             </w:pPr>
@@ -8945,6 +9136,7 @@
           </w:tcPr>
           <w:p>
             <w:pPr>
+              <w:keepNext w:val="false"/>
               <w:spacing w:after="40" w:before="0"/>
               <w:jc w:val="left"/>
             </w:pPr>
@@ -8977,6 +9169,7 @@
           </w:tcPr>
           <w:p>
             <w:pPr>
+              <w:keepNext w:val="false"/>
               <w:spacing w:after="40" w:before="0"/>
               <w:jc w:val="left"/>
             </w:pPr>
@@ -9011,6 +9204,7 @@
           </w:tcPr>
           <w:p>
             <w:pPr>
+              <w:keepNext w:val="false"/>
               <w:spacing w:after="40" w:before="0"/>
               <w:jc w:val="left"/>
             </w:pPr>
@@ -9043,6 +9237,7 @@
           </w:tcPr>
           <w:p>
             <w:pPr>
+              <w:keepNext w:val="false"/>
               <w:spacing w:after="40" w:before="0"/>
               <w:jc w:val="left"/>
             </w:pPr>
@@ -9077,6 +9272,7 @@
           </w:tcPr>
           <w:p>
             <w:pPr>
+              <w:keepNext w:val="false"/>
               <w:spacing w:after="40" w:before="0"/>
               <w:jc w:val="left"/>
             </w:pPr>
@@ -9109,6 +9305,7 @@
           </w:tcPr>
           <w:p>
             <w:pPr>
+              <w:keepNext w:val="false"/>
               <w:spacing w:after="40" w:before="0"/>
               <w:jc w:val="left"/>
             </w:pPr>
@@ -9168,6 +9365,7 @@
           </w:tcPr>
           <w:p>
             <w:pPr>
+              <w:keepNext w:val="false"/>
               <w:spacing w:after="40" w:before="0"/>
               <w:jc w:val="center"/>
             </w:pPr>
@@ -9202,6 +9400,7 @@
           </w:tcPr>
           <w:p>
             <w:pPr>
+              <w:keepNext w:val="false"/>
               <w:spacing w:after="40" w:before="0"/>
               <w:jc w:val="left"/>
             </w:pPr>
@@ -9221,6 +9420,7 @@
           </w:p>
           <w:p>
             <w:pPr>
+              <w:keepNext w:val="false"/>
               <w:spacing w:after="40" w:before="0"/>
               <w:jc w:val="left"/>
             </w:pPr>
@@ -9240,6 +9440,7 @@
           </w:p>
           <w:p>
             <w:pPr>
+              <w:keepNext w:val="false"/>
               <w:spacing w:after="40" w:before="0"/>
               <w:jc w:val="left"/>
             </w:pPr>
@@ -9259,6 +9460,7 @@
           </w:p>
           <w:p>
             <w:pPr>
+              <w:keepNext w:val="false"/>
               <w:spacing w:after="40" w:before="0"/>
               <w:jc w:val="left"/>
             </w:pPr>
@@ -9278,6 +9480,7 @@
           </w:p>
           <w:p>
             <w:pPr>
+              <w:keepNext w:val="false"/>
               <w:spacing w:after="40" w:before="0"/>
               <w:jc w:val="left"/>
             </w:pPr>
@@ -9342,6 +9545,7 @@
           </w:tcPr>
           <w:p>
             <w:pPr>
+              <w:keepNext w:val="false"/>
               <w:spacing w:after="40" w:before="0"/>
               <w:jc w:val="center"/>
             </w:pPr>
@@ -9376,6 +9580,7 @@
           </w:tcPr>
           <w:p>
             <w:pPr>
+              <w:keepNext w:val="false"/>
               <w:spacing w:after="40" w:before="0"/>
               <w:jc w:val="left"/>
             </w:pPr>
@@ -9408,6 +9613,7 @@
           </w:tcPr>
           <w:p>
             <w:pPr>
+              <w:keepNext w:val="false"/>
               <w:spacing w:after="40" w:before="0"/>
               <w:jc w:val="left"/>
             </w:pPr>
@@ -9440,6 +9646,7 @@
           </w:tcPr>
           <w:p>
             <w:pPr>
+              <w:keepNext w:val="false"/>
               <w:spacing w:after="40" w:before="0"/>
               <w:jc w:val="left"/>
             </w:pPr>
@@ -9472,6 +9679,7 @@
           </w:tcPr>
           <w:p>
             <w:pPr>
+              <w:keepNext w:val="false"/>
               <w:spacing w:after="40" w:before="0"/>
               <w:jc w:val="left"/>
             </w:pPr>
@@ -9504,6 +9712,7 @@
           </w:tcPr>
           <w:p>
             <w:pPr>
+              <w:keepNext w:val="false"/>
               <w:spacing w:after="40" w:before="0"/>
               <w:jc w:val="left"/>
             </w:pPr>
@@ -9538,6 +9747,7 @@
           </w:tcPr>
           <w:p>
             <w:pPr>
+              <w:keepNext w:val="false"/>
               <w:spacing w:after="40" w:before="0"/>
               <w:jc w:val="left"/>
             </w:pPr>
@@ -9592,7 +9802,7 @@
               <w:spacing w:after="10" w:before="0"/>
               <w:ind w:left="120"/>
             </w:pPr>
-            <w:hyperlink w:history="1" r:id="rIdu1tjofpbxirod_cuhd5do">
+            <w:hyperlink w:history="1" r:id="rIdtnxsg79puzue9jdqinrpa">
               <w:r>
                 <w:rPr>
                   <w:rFonts w:ascii="Arial" w:cs="Arial" w:eastAsia="Arial" w:hAnsi="Arial"/>
@@ -9652,7 +9862,7 @@
             <w:pPr>
               <w:spacing w:after="20" w:before="0"/>
             </w:pPr>
-            <w:hyperlink w:history="1" r:id="rIdwqh4yxkq9xdr5moshsg3o">
+            <w:hyperlink w:history="1" r:id="rIdjnnmoeciw2si2plpqzcfv">
               <w:r>
                 <w:rPr>
                   <w:rFonts w:ascii="Arial" w:cs="Arial" w:eastAsia="Arial" w:hAnsi="Arial"/>
@@ -9685,7 +9895,7 @@
               <w:spacing w:after="10" w:before="0"/>
               <w:ind w:left="120"/>
             </w:pPr>
-            <w:hyperlink w:history="1" r:id="rIdwkniibc92yuj8cx3_rycs">
+            <w:hyperlink w:history="1" r:id="rIdbwir5gymvj37as1gv_ald">
               <w:r>
                 <w:rPr>
                   <w:rFonts w:ascii="Arial" w:cs="Arial" w:eastAsia="Arial" w:hAnsi="Arial"/>
@@ -9713,6 +9923,7 @@
           </w:tcPr>
           <w:p>
             <w:pPr>
+              <w:keepNext w:val="false"/>
               <w:spacing w:after="40" w:before="0"/>
               <w:jc w:val="left"/>
             </w:pPr>
@@ -9745,6 +9956,7 @@
           </w:tcPr>
           <w:p>
             <w:pPr>
+              <w:keepNext w:val="false"/>
               <w:spacing w:after="40" w:before="0"/>
               <w:jc w:val="left"/>
             </w:pPr>
@@ -9777,6 +9989,7 @@
           </w:tcPr>
           <w:p>
             <w:pPr>
+              <w:keepNext w:val="false"/>
               <w:spacing w:after="40" w:before="0"/>
               <w:jc w:val="left"/>
             </w:pPr>
@@ -9809,6 +10022,7 @@
           </w:tcPr>
           <w:p>
             <w:pPr>
+              <w:keepNext w:val="false"/>
               <w:spacing w:after="40" w:before="0"/>
               <w:jc w:val="left"/>
             </w:pPr>
@@ -9843,6 +10057,7 @@
           </w:tcPr>
           <w:p>
             <w:pPr>
+              <w:keepNext w:val="false"/>
               <w:spacing w:after="40" w:before="0"/>
               <w:jc w:val="left"/>
             </w:pPr>
@@ -9897,7 +10112,7 @@
               <w:spacing w:after="10" w:before="0"/>
               <w:ind w:left="120"/>
             </w:pPr>
-            <w:hyperlink w:history="1" r:id="rIdbginidv0ivtipvyzuxqyq">
+            <w:hyperlink w:history="1" r:id="rIdt8ju7dg6t3hwtntbrxovf">
               <w:r>
                 <w:rPr>
                   <w:rFonts w:ascii="Arial" w:cs="Arial" w:eastAsia="Arial" w:hAnsi="Arial"/>
@@ -9957,7 +10172,7 @@
             <w:pPr>
               <w:spacing w:after="20" w:before="0"/>
             </w:pPr>
-            <w:hyperlink w:history="1" r:id="rIdlfhvyybw8_ei-bjgcdhqj">
+            <w:hyperlink w:history="1" r:id="rId-b36lyhd3oe9nikd5h6v7">
               <w:r>
                 <w:rPr>
                   <w:rFonts w:ascii="Arial" w:cs="Arial" w:eastAsia="Arial" w:hAnsi="Arial"/>
@@ -9990,7 +10205,7 @@
               <w:spacing w:after="10" w:before="0"/>
               <w:ind w:left="120"/>
             </w:pPr>
-            <w:hyperlink w:history="1" r:id="rIdnxma_5eaemjsn_off1dds">
+            <w:hyperlink w:history="1" r:id="rIduz-e8ozwyj132b4js6ywo">
               <w:r>
                 <w:rPr>
                   <w:rFonts w:ascii="Arial" w:cs="Arial" w:eastAsia="Arial" w:hAnsi="Arial"/>
@@ -10018,6 +10233,7 @@
           </w:tcPr>
           <w:p>
             <w:pPr>
+              <w:keepNext w:val="false"/>
               <w:spacing w:after="40" w:before="0"/>
               <w:jc w:val="left"/>
             </w:pPr>
@@ -10050,6 +10266,7 @@
           </w:tcPr>
           <w:p>
             <w:pPr>
+              <w:keepNext w:val="false"/>
               <w:spacing w:after="40" w:before="0"/>
               <w:jc w:val="left"/>
             </w:pPr>
@@ -10082,6 +10299,7 @@
           </w:tcPr>
           <w:p>
             <w:pPr>
+              <w:keepNext w:val="false"/>
               <w:spacing w:after="40" w:before="0"/>
               <w:jc w:val="left"/>
             </w:pPr>
@@ -10114,6 +10332,7 @@
           </w:tcPr>
           <w:p>
             <w:pPr>
+              <w:keepNext w:val="false"/>
               <w:spacing w:after="40" w:before="0"/>
               <w:jc w:val="left"/>
             </w:pPr>
@@ -10148,6 +10367,7 @@
           </w:tcPr>
           <w:p>
             <w:pPr>
+              <w:keepNext w:val="false"/>
               <w:spacing w:after="40" w:before="0"/>
               <w:jc w:val="left"/>
             </w:pPr>
@@ -10202,7 +10422,7 @@
               <w:spacing w:after="10" w:before="0"/>
               <w:ind w:left="120"/>
             </w:pPr>
-            <w:hyperlink w:history="1" r:id="rIdkfihgtt14aojfuqmx_zbu">
+            <w:hyperlink w:history="1" r:id="rIdvjask5vjw0ti03e9cgtp6">
               <w:r>
                 <w:rPr>
                   <w:rFonts w:ascii="Arial" w:cs="Arial" w:eastAsia="Arial" w:hAnsi="Arial"/>
@@ -10262,7 +10482,7 @@
             <w:pPr>
               <w:spacing w:after="20" w:before="0"/>
             </w:pPr>
-            <w:hyperlink w:history="1" r:id="rIdz2ehhl5zvoeybjl1lof8k">
+            <w:hyperlink w:history="1" r:id="rIdtvxjlsnaz5jrkyusfjtlg">
               <w:r>
                 <w:rPr>
                   <w:rFonts w:ascii="Arial" w:cs="Arial" w:eastAsia="Arial" w:hAnsi="Arial"/>
@@ -10295,7 +10515,7 @@
               <w:spacing w:after="10" w:before="0"/>
               <w:ind w:left="120"/>
             </w:pPr>
-            <w:hyperlink w:history="1" r:id="rIdvcudaqyjqzdyq47vpujpz">
+            <w:hyperlink w:history="1" r:id="rId4ixxiwkit-geqfdct1cmd">
               <w:r>
                 <w:rPr>
                   <w:rFonts w:ascii="Arial" w:cs="Arial" w:eastAsia="Arial" w:hAnsi="Arial"/>
@@ -10323,6 +10543,7 @@
           </w:tcPr>
           <w:p>
             <w:pPr>
+              <w:keepNext w:val="false"/>
               <w:spacing w:after="40" w:before="0"/>
               <w:jc w:val="left"/>
             </w:pPr>
@@ -10355,6 +10576,7 @@
           </w:tcPr>
           <w:p>
             <w:pPr>
+              <w:keepNext w:val="false"/>
               <w:spacing w:after="40" w:before="0"/>
               <w:jc w:val="left"/>
             </w:pPr>
@@ -10387,6 +10609,7 @@
           </w:tcPr>
           <w:p>
             <w:pPr>
+              <w:keepNext w:val="false"/>
               <w:spacing w:after="40" w:before="0"/>
               <w:jc w:val="left"/>
             </w:pPr>
@@ -10419,6 +10642,7 @@
           </w:tcPr>
           <w:p>
             <w:pPr>
+              <w:keepNext w:val="false"/>
               <w:spacing w:after="40" w:before="0"/>
               <w:jc w:val="left"/>
             </w:pPr>
@@ -10453,6 +10677,7 @@
           </w:tcPr>
           <w:p>
             <w:pPr>
+              <w:keepNext w:val="false"/>
               <w:spacing w:after="40" w:before="0"/>
               <w:jc w:val="left"/>
             </w:pPr>
@@ -10507,7 +10732,7 @@
               <w:spacing w:after="10" w:before="0"/>
               <w:ind w:left="120"/>
             </w:pPr>
-            <w:hyperlink w:history="1" r:id="rIdibzy_st1xig2dxurnnu8z">
+            <w:hyperlink w:history="1" r:id="rIdqtjv-cz0nbaoiwmcclm7q">
               <w:r>
                 <w:rPr>
                   <w:rFonts w:ascii="Arial" w:cs="Arial" w:eastAsia="Arial" w:hAnsi="Arial"/>
@@ -10567,7 +10792,7 @@
             <w:pPr>
               <w:spacing w:after="20" w:before="0"/>
             </w:pPr>
-            <w:hyperlink w:history="1" r:id="rIdz-qdwfcgnazjxhsvvwsum">
+            <w:hyperlink w:history="1" r:id="rIdswlyq06vklfj7uukxxizv">
               <w:r>
                 <w:rPr>
                   <w:rFonts w:ascii="Arial" w:cs="Arial" w:eastAsia="Arial" w:hAnsi="Arial"/>
@@ -10600,7 +10825,7 @@
               <w:spacing w:after="10" w:before="0"/>
               <w:ind w:left="120"/>
             </w:pPr>
-            <w:hyperlink w:history="1" r:id="rIdycdxfnfpasy3lm1csygaa">
+            <w:hyperlink w:history="1" r:id="rIdvawg_p2rnq4uy_aubldwl">
               <w:r>
                 <w:rPr>
                   <w:rFonts w:ascii="Arial" w:cs="Arial" w:eastAsia="Arial" w:hAnsi="Arial"/>
@@ -10628,6 +10853,7 @@
           </w:tcPr>
           <w:p>
             <w:pPr>
+              <w:keepNext w:val="false"/>
               <w:spacing w:after="40" w:before="0"/>
               <w:jc w:val="left"/>
             </w:pPr>
@@ -10660,6 +10886,7 @@
           </w:tcPr>
           <w:p>
             <w:pPr>
+              <w:keepNext w:val="false"/>
               <w:spacing w:after="40" w:before="0"/>
               <w:jc w:val="left"/>
             </w:pPr>
@@ -10692,6 +10919,7 @@
           </w:tcPr>
           <w:p>
             <w:pPr>
+              <w:keepNext w:val="false"/>
               <w:spacing w:after="40" w:before="0"/>
               <w:jc w:val="left"/>
             </w:pPr>
@@ -10724,6 +10952,7 @@
           </w:tcPr>
           <w:p>
             <w:pPr>
+              <w:keepNext w:val="false"/>
               <w:spacing w:after="40" w:before="0"/>
               <w:jc w:val="left"/>
             </w:pPr>
@@ -10758,6 +10987,7 @@
           </w:tcPr>
           <w:p>
             <w:pPr>
+              <w:keepNext w:val="false"/>
               <w:spacing w:after="40" w:before="0"/>
               <w:jc w:val="left"/>
             </w:pPr>
@@ -10812,7 +11042,7 @@
               <w:spacing w:after="10" w:before="0"/>
               <w:ind w:left="120"/>
             </w:pPr>
-            <w:hyperlink w:history="1" r:id="rIde4p0kj9kvdyymmw-9uiav">
+            <w:hyperlink w:history="1" r:id="rId6wkv4-8n3kv9fkqmorvjh">
               <w:r>
                 <w:rPr>
                   <w:rFonts w:ascii="Arial" w:cs="Arial" w:eastAsia="Arial" w:hAnsi="Arial"/>
@@ -10872,7 +11102,7 @@
             <w:pPr>
               <w:spacing w:after="20" w:before="0"/>
             </w:pPr>
-            <w:hyperlink w:history="1" r:id="rIdrak2qq_eo0kv_uaxus4jv">
+            <w:hyperlink w:history="1" r:id="rIdfalapxwjddsbu2qbbd_ey">
               <w:r>
                 <w:rPr>
                   <w:rFonts w:ascii="Arial" w:cs="Arial" w:eastAsia="Arial" w:hAnsi="Arial"/>
@@ -10905,7 +11135,7 @@
               <w:spacing w:after="10" w:before="0"/>
               <w:ind w:left="120"/>
             </w:pPr>
-            <w:hyperlink w:history="1" r:id="rIdx8taralmlfpmybk8959hj">
+            <w:hyperlink w:history="1" r:id="rIdbi9z06wazvmtyhjbhxlvw">
               <w:r>
                 <w:rPr>
                   <w:rFonts w:ascii="Arial" w:cs="Arial" w:eastAsia="Arial" w:hAnsi="Arial"/>
@@ -10933,6 +11163,7 @@
           </w:tcPr>
           <w:p>
             <w:pPr>
+              <w:keepNext w:val="false"/>
               <w:spacing w:after="40" w:before="0"/>
               <w:jc w:val="left"/>
             </w:pPr>
@@ -10965,6 +11196,7 @@
           </w:tcPr>
           <w:p>
             <w:pPr>
+              <w:keepNext w:val="false"/>
               <w:spacing w:after="40" w:before="0"/>
               <w:jc w:val="left"/>
             </w:pPr>
@@ -10997,6 +11229,7 @@
           </w:tcPr>
           <w:p>
             <w:pPr>
+              <w:keepNext w:val="false"/>
               <w:spacing w:after="40" w:before="0"/>
               <w:jc w:val="left"/>
             </w:pPr>
@@ -11029,6 +11262,7 @@
           </w:tcPr>
           <w:p>
             <w:pPr>
+              <w:keepNext w:val="false"/>
               <w:spacing w:after="40" w:before="0"/>
               <w:jc w:val="left"/>
             </w:pPr>
@@ -11088,6 +11322,7 @@
           </w:tcPr>
           <w:p>
             <w:pPr>
+              <w:keepNext w:val="false"/>
               <w:spacing w:after="40" w:before="0"/>
               <w:jc w:val="center"/>
             </w:pPr>
@@ -11122,6 +11357,7 @@
           </w:tcPr>
           <w:p>
             <w:pPr>
+              <w:keepNext w:val="false"/>
               <w:spacing w:after="40" w:before="0"/>
               <w:jc w:val="left"/>
             </w:pPr>
@@ -11141,6 +11377,7 @@
           </w:p>
           <w:p>
             <w:pPr>
+              <w:keepNext w:val="false"/>
               <w:spacing w:after="40" w:before="0"/>
               <w:jc w:val="left"/>
             </w:pPr>
@@ -11160,6 +11397,7 @@
           </w:p>
           <w:p>
             <w:pPr>
+              <w:keepNext w:val="false"/>
               <w:spacing w:after="40" w:before="0"/>
               <w:jc w:val="left"/>
             </w:pPr>
@@ -11179,6 +11417,7 @@
           </w:p>
           <w:p>
             <w:pPr>
+              <w:keepNext w:val="false"/>
               <w:spacing w:after="40" w:before="0"/>
               <w:jc w:val="left"/>
             </w:pPr>
@@ -11198,6 +11437,7 @@
           </w:p>
           <w:p>
             <w:pPr>
+              <w:keepNext w:val="false"/>
               <w:spacing w:after="40" w:before="0"/>
               <w:jc w:val="left"/>
             </w:pPr>
@@ -11259,6 +11499,7 @@
           </w:tcPr>
           <w:p>
             <w:pPr>
+              <w:keepNext w:val="false"/>
               <w:spacing w:after="40" w:before="0"/>
               <w:jc w:val="center"/>
             </w:pPr>
@@ -11293,6 +11534,7 @@
           </w:tcPr>
           <w:p>
             <w:pPr>
+              <w:keepNext w:val="false"/>
               <w:spacing w:after="40" w:before="0"/>
               <w:jc w:val="left"/>
             </w:pPr>
@@ -11325,6 +11567,7 @@
           </w:tcPr>
           <w:p>
             <w:pPr>
+              <w:keepNext w:val="false"/>
               <w:spacing w:after="40" w:before="0"/>
               <w:jc w:val="left"/>
             </w:pPr>
@@ -11359,6 +11602,7 @@
           </w:tcPr>
           <w:p>
             <w:pPr>
+              <w:keepNext w:val="false"/>
               <w:spacing w:after="40" w:before="0"/>
               <w:jc w:val="left"/>
             </w:pPr>
@@ -11391,6 +11635,7 @@
           </w:tcPr>
           <w:p>
             <w:pPr>
+              <w:keepNext w:val="false"/>
               <w:spacing w:after="40" w:before="0"/>
               <w:jc w:val="left"/>
             </w:pPr>
@@ -11425,6 +11670,7 @@
           </w:tcPr>
           <w:p>
             <w:pPr>
+              <w:keepNext w:val="false"/>
               <w:spacing w:after="40" w:before="0"/>
               <w:jc w:val="left"/>
             </w:pPr>
@@ -11457,6 +11703,7 @@
           </w:tcPr>
           <w:p>
             <w:pPr>
+              <w:keepNext w:val="false"/>
               <w:spacing w:after="40" w:before="0"/>
               <w:jc w:val="left"/>
             </w:pPr>
@@ -11493,7 +11740,7 @@
         </w:rPr>
         <w:t xml:space="preserve">© 2026 SeaVuria and ARES. Aligned with KICD objectives. Developed by SeaVuria; technical implementation by ARES (with AI assistance from Claude). Licensed under </w:t>
       </w:r>
-      <w:hyperlink w:history="1" r:id="rId8br5ns0f-aazy6eir-ncd">
+      <w:hyperlink w:history="1" r:id="rIdazk4ommhq3uyrnwahskd6">
         <w:r>
           <w:rPr>
             <w:rFonts w:ascii="Arial" w:cs="Arial" w:eastAsia="Arial" w:hAnsi="Arial"/>
@@ -11514,7 +11761,7 @@
         </w:rPr>
         <w:t xml:space="preserve"> (</w:t>
       </w:r>
-      <w:hyperlink w:history="1" r:id="rIdy0bt7a0tspi_7ea179ap8">
+      <w:hyperlink w:history="1" r:id="rIddmq7enkwx47tyakuhmqii">
         <w:r>
           <w:rPr>
             <w:rFonts w:ascii="Arial" w:cs="Arial" w:eastAsia="Arial" w:hAnsi="Arial"/>
@@ -11574,6 +11821,7 @@
           </w:tcPr>
           <w:p>
             <w:pPr>
+              <w:keepNext w:val="false"/>
               <w:spacing w:after="40" w:before="0"/>
               <w:jc w:val="center"/>
             </w:pPr>
@@ -11609,6 +11857,7 @@
           </w:tcPr>
           <w:p>
             <w:pPr>
+              <w:keepNext w:val="false"/>
               <w:spacing w:after="40" w:before="0"/>
               <w:jc w:val="center"/>
             </w:pPr>
@@ -11643,6 +11892,7 @@
           </w:tcPr>
           <w:p>
             <w:pPr>
+              <w:keepNext w:val="false"/>
               <w:spacing w:after="40" w:before="0"/>
               <w:jc w:val="left"/>
             </w:pPr>
@@ -11675,6 +11925,7 @@
           </w:tcPr>
           <w:p>
             <w:pPr>
+              <w:keepNext w:val="false"/>
               <w:spacing w:after="40" w:before="0"/>
               <w:jc w:val="left"/>
             </w:pPr>
@@ -11709,6 +11960,7 @@
           </w:tcPr>
           <w:p>
             <w:pPr>
+              <w:keepNext w:val="false"/>
               <w:spacing w:after="40" w:before="0"/>
               <w:jc w:val="left"/>
             </w:pPr>
@@ -11741,6 +11993,7 @@
           </w:tcPr>
           <w:p>
             <w:pPr>
+              <w:keepNext w:val="false"/>
               <w:spacing w:after="40" w:before="0"/>
               <w:jc w:val="left"/>
             </w:pPr>
@@ -11775,6 +12028,7 @@
           </w:tcPr>
           <w:p>
             <w:pPr>
+              <w:keepNext w:val="false"/>
               <w:spacing w:after="40" w:before="0"/>
               <w:jc w:val="left"/>
             </w:pPr>
@@ -11807,6 +12061,7 @@
           </w:tcPr>
           <w:p>
             <w:pPr>
+              <w:keepNext w:val="false"/>
               <w:spacing w:after="40" w:before="0"/>
               <w:jc w:val="left"/>
             </w:pPr>
@@ -11841,6 +12096,7 @@
           </w:tcPr>
           <w:p>
             <w:pPr>
+              <w:keepNext w:val="false"/>
               <w:spacing w:after="40" w:before="0"/>
               <w:jc w:val="left"/>
             </w:pPr>
@@ -11873,6 +12129,7 @@
           </w:tcPr>
           <w:p>
             <w:pPr>
+              <w:keepNext w:val="false"/>
               <w:spacing w:after="40" w:before="0"/>
               <w:jc w:val="left"/>
             </w:pPr>
@@ -11907,6 +12164,7 @@
           </w:tcPr>
           <w:p>
             <w:pPr>
+              <w:keepNext w:val="false"/>
               <w:spacing w:after="40" w:before="0"/>
               <w:jc w:val="left"/>
             </w:pPr>
@@ -11939,6 +12197,7 @@
           </w:tcPr>
           <w:p>
             <w:pPr>
+              <w:keepNext w:val="false"/>
               <w:spacing w:after="40" w:before="0"/>
               <w:jc w:val="left"/>
             </w:pPr>
@@ -11973,6 +12232,7 @@
           </w:tcPr>
           <w:p>
             <w:pPr>
+              <w:keepNext w:val="false"/>
               <w:spacing w:after="40" w:before="0"/>
               <w:jc w:val="left"/>
             </w:pPr>
@@ -12005,6 +12265,7 @@
           </w:tcPr>
           <w:p>
             <w:pPr>
+              <w:keepNext w:val="false"/>
               <w:spacing w:after="40" w:before="0"/>
               <w:jc w:val="left"/>
             </w:pPr>
@@ -12039,6 +12300,7 @@
           </w:tcPr>
           <w:p>
             <w:pPr>
+              <w:keepNext w:val="false"/>
               <w:spacing w:after="40" w:before="0"/>
               <w:jc w:val="left"/>
             </w:pPr>
@@ -12071,6 +12333,7 @@
           </w:tcPr>
           <w:p>
             <w:pPr>
+              <w:keepNext w:val="false"/>
               <w:spacing w:after="40" w:before="0"/>
               <w:jc w:val="left"/>
             </w:pPr>
@@ -12105,6 +12368,7 @@
           </w:tcPr>
           <w:p>
             <w:pPr>
+              <w:keepNext w:val="false"/>
               <w:spacing w:after="40" w:before="0"/>
               <w:jc w:val="left"/>
             </w:pPr>
@@ -12137,6 +12401,7 @@
           </w:tcPr>
           <w:p>
             <w:pPr>
+              <w:keepNext w:val="false"/>
               <w:spacing w:after="40" w:before="0"/>
               <w:jc w:val="left"/>
             </w:pPr>
@@ -12196,6 +12461,7 @@
           </w:tcPr>
           <w:p>
             <w:pPr>
+              <w:keepNext w:val="false"/>
               <w:spacing w:after="40" w:before="0"/>
               <w:jc w:val="center"/>
             </w:pPr>
@@ -12230,6 +12496,7 @@
           </w:tcPr>
           <w:p>
             <w:pPr>
+              <w:keepNext w:val="false"/>
               <w:spacing w:after="40" w:before="0"/>
               <w:jc w:val="left"/>
             </w:pPr>
@@ -12294,6 +12561,7 @@
           </w:tcPr>
           <w:p>
             <w:pPr>
+              <w:keepNext w:val="false"/>
               <w:spacing w:after="40" w:before="0"/>
               <w:jc w:val="center"/>
             </w:pPr>
@@ -12328,6 +12596,7 @@
           </w:tcPr>
           <w:p>
             <w:pPr>
+              <w:keepNext w:val="false"/>
               <w:spacing w:after="40" w:before="0"/>
               <w:jc w:val="left"/>
             </w:pPr>
@@ -12360,6 +12629,7 @@
           </w:tcPr>
           <w:p>
             <w:pPr>
+              <w:keepNext w:val="false"/>
               <w:spacing w:after="40" w:before="0"/>
               <w:jc w:val="left"/>
             </w:pPr>
@@ -12392,6 +12662,7 @@
           </w:tcPr>
           <w:p>
             <w:pPr>
+              <w:keepNext w:val="false"/>
               <w:spacing w:after="40" w:before="0"/>
               <w:jc w:val="left"/>
             </w:pPr>
@@ -12424,6 +12695,7 @@
           </w:tcPr>
           <w:p>
             <w:pPr>
+              <w:keepNext w:val="false"/>
               <w:spacing w:after="40" w:before="0"/>
               <w:jc w:val="left"/>
             </w:pPr>
@@ -12456,6 +12728,7 @@
           </w:tcPr>
           <w:p>
             <w:pPr>
+              <w:keepNext w:val="false"/>
               <w:spacing w:after="40" w:before="0"/>
               <w:jc w:val="left"/>
             </w:pPr>
@@ -12490,6 +12763,7 @@
           </w:tcPr>
           <w:p>
             <w:pPr>
+              <w:keepNext w:val="false"/>
               <w:spacing w:after="40" w:before="0"/>
               <w:jc w:val="left"/>
             </w:pPr>
@@ -12527,7 +12801,7 @@
             <w:pPr>
               <w:spacing w:after="20" w:before="0"/>
             </w:pPr>
-            <w:hyperlink w:history="1" r:id="rIdnsreuuw1lpwtrldbrja9s">
+            <w:hyperlink w:history="1" r:id="rIdk4wchr2gseq1_fgu0u0ve">
               <w:r>
                 <w:rPr>
                   <w:rFonts w:ascii="Arial" w:cs="Arial" w:eastAsia="Arial" w:hAnsi="Arial"/>
@@ -12576,7 +12850,7 @@
               <w:spacing w:after="10" w:before="0"/>
               <w:ind w:left="120"/>
             </w:pPr>
-            <w:hyperlink w:history="1" r:id="rIdt0-57duhuiyajwe7cppq5">
+            <w:hyperlink w:history="1" r:id="rIdh8-o4my2nwy2paxcdgqm6">
               <w:r>
                 <w:rPr>
                   <w:rFonts w:ascii="Arial" w:cs="Arial" w:eastAsia="Arial" w:hAnsi="Arial"/>
@@ -12638,7 +12912,7 @@
               <w:spacing w:after="10" w:before="0"/>
               <w:ind w:left="120"/>
             </w:pPr>
-            <w:hyperlink w:history="1" r:id="rIdeqy-gvtiiqi-zoz4lwtne">
+            <w:hyperlink w:history="1" r:id="rIdlnubzy59cu3tsvvjlnqsr">
               <w:r>
                 <w:rPr>
                   <w:rFonts w:ascii="Arial" w:cs="Arial" w:eastAsia="Arial" w:hAnsi="Arial"/>
@@ -12681,6 +12955,7 @@
           </w:tcPr>
           <w:p>
             <w:pPr>
+              <w:keepNext w:val="false"/>
               <w:spacing w:after="40" w:before="0"/>
               <w:jc w:val="left"/>
             </w:pPr>
@@ -12713,6 +12988,7 @@
           </w:tcPr>
           <w:p>
             <w:pPr>
+              <w:keepNext w:val="false"/>
               <w:spacing w:after="40" w:before="0"/>
               <w:jc w:val="left"/>
             </w:pPr>
@@ -12745,6 +13021,7 @@
           </w:tcPr>
           <w:p>
             <w:pPr>
+              <w:keepNext w:val="false"/>
               <w:spacing w:after="40" w:before="0"/>
               <w:jc w:val="left"/>
             </w:pPr>
@@ -12777,6 +13054,7 @@
           </w:tcPr>
           <w:p>
             <w:pPr>
+              <w:keepNext w:val="false"/>
               <w:spacing w:after="40" w:before="0"/>
               <w:jc w:val="left"/>
             </w:pPr>
@@ -12811,6 +13089,7 @@
           </w:tcPr>
           <w:p>
             <w:pPr>
+              <w:keepNext w:val="false"/>
               <w:spacing w:after="40" w:before="0"/>
               <w:jc w:val="left"/>
             </w:pPr>
@@ -12848,7 +13127,7 @@
             <w:pPr>
               <w:spacing w:after="20" w:before="0"/>
             </w:pPr>
-            <w:hyperlink w:history="1" r:id="rId5hxc2bdw90zqrr5cyhccc">
+            <w:hyperlink w:history="1" r:id="rIdeis1ca3d7hloc0gocgvnd">
               <w:r>
                 <w:rPr>
                   <w:rFonts w:ascii="Arial" w:cs="Arial" w:eastAsia="Arial" w:hAnsi="Arial"/>
@@ -12897,7 +13176,7 @@
               <w:spacing w:after="10" w:before="0"/>
               <w:ind w:left="120"/>
             </w:pPr>
-            <w:hyperlink w:history="1" r:id="rId_kmu3eu2_hv5iysskgwum">
+            <w:hyperlink w:history="1" r:id="rIdrpxpxpkf1jw07-ezkquum">
               <w:r>
                 <w:rPr>
                   <w:rFonts w:ascii="Arial" w:cs="Arial" w:eastAsia="Arial" w:hAnsi="Arial"/>
@@ -12959,7 +13238,7 @@
               <w:spacing w:after="10" w:before="0"/>
               <w:ind w:left="120"/>
             </w:pPr>
-            <w:hyperlink w:history="1" r:id="rIdknjaefi3qesvgbagllwva">
+            <w:hyperlink w:history="1" r:id="rIdsepv9pyrhtb3mfmreuc0v">
               <w:r>
                 <w:rPr>
                   <w:rFonts w:ascii="Arial" w:cs="Arial" w:eastAsia="Arial" w:hAnsi="Arial"/>
@@ -13002,6 +13281,7 @@
           </w:tcPr>
           <w:p>
             <w:pPr>
+              <w:keepNext w:val="false"/>
               <w:spacing w:after="40" w:before="0"/>
               <w:jc w:val="left"/>
             </w:pPr>
@@ -13034,6 +13314,7 @@
           </w:tcPr>
           <w:p>
             <w:pPr>
+              <w:keepNext w:val="false"/>
               <w:spacing w:after="40" w:before="0"/>
               <w:jc w:val="left"/>
             </w:pPr>
@@ -13066,6 +13347,7 @@
           </w:tcPr>
           <w:p>
             <w:pPr>
+              <w:keepNext w:val="false"/>
               <w:spacing w:after="40" w:before="0"/>
               <w:jc w:val="left"/>
             </w:pPr>
@@ -13098,6 +13380,7 @@
           </w:tcPr>
           <w:p>
             <w:pPr>
+              <w:keepNext w:val="false"/>
               <w:spacing w:after="40" w:before="0"/>
               <w:jc w:val="left"/>
             </w:pPr>
@@ -13132,6 +13415,7 @@
           </w:tcPr>
           <w:p>
             <w:pPr>
+              <w:keepNext w:val="false"/>
               <w:spacing w:after="40" w:before="0"/>
               <w:jc w:val="left"/>
             </w:pPr>
@@ -13169,7 +13453,7 @@
             <w:pPr>
               <w:spacing w:after="20" w:before="0"/>
             </w:pPr>
-            <w:hyperlink w:history="1" r:id="rIdeogfmwe26vkmfsmrv__qy">
+            <w:hyperlink w:history="1" r:id="rIdufzbm2_jckuc4rc_ebftr">
               <w:r>
                 <w:rPr>
                   <w:rFonts w:ascii="Arial" w:cs="Arial" w:eastAsia="Arial" w:hAnsi="Arial"/>
@@ -13218,7 +13502,7 @@
               <w:spacing w:after="10" w:before="0"/>
               <w:ind w:left="120"/>
             </w:pPr>
-            <w:hyperlink w:history="1" r:id="rIdowxrsved4rs7duoynaffu">
+            <w:hyperlink w:history="1" r:id="rIdzjsetlsemqeuui0hvazh8">
               <w:r>
                 <w:rPr>
                   <w:rFonts w:ascii="Arial" w:cs="Arial" w:eastAsia="Arial" w:hAnsi="Arial"/>
@@ -13280,7 +13564,7 @@
               <w:spacing w:after="10" w:before="0"/>
               <w:ind w:left="120"/>
             </w:pPr>
-            <w:hyperlink w:history="1" r:id="rIdscmc15p31sfennkbdmekt">
+            <w:hyperlink w:history="1" r:id="rIdtzoegkw7le-cmywa9fn-7">
               <w:r>
                 <w:rPr>
                   <w:rFonts w:ascii="Arial" w:cs="Arial" w:eastAsia="Arial" w:hAnsi="Arial"/>
@@ -13323,6 +13607,7 @@
           </w:tcPr>
           <w:p>
             <w:pPr>
+              <w:keepNext w:val="false"/>
               <w:spacing w:after="40" w:before="0"/>
               <w:jc w:val="left"/>
             </w:pPr>
@@ -13355,6 +13640,7 @@
           </w:tcPr>
           <w:p>
             <w:pPr>
+              <w:keepNext w:val="false"/>
               <w:spacing w:after="40" w:before="0"/>
               <w:jc w:val="left"/>
             </w:pPr>
@@ -13387,6 +13673,7 @@
           </w:tcPr>
           <w:p>
             <w:pPr>
+              <w:keepNext w:val="false"/>
               <w:spacing w:after="40" w:before="0"/>
               <w:jc w:val="left"/>
             </w:pPr>
@@ -13419,6 +13706,7 @@
           </w:tcPr>
           <w:p>
             <w:pPr>
+              <w:keepNext w:val="false"/>
               <w:spacing w:after="40" w:before="0"/>
               <w:jc w:val="left"/>
             </w:pPr>
@@ -13453,6 +13741,7 @@
           </w:tcPr>
           <w:p>
             <w:pPr>
+              <w:keepNext w:val="false"/>
               <w:spacing w:after="40" w:before="0"/>
               <w:jc w:val="left"/>
             </w:pPr>
@@ -13490,7 +13779,7 @@
             <w:pPr>
               <w:spacing w:after="20" w:before="0"/>
             </w:pPr>
-            <w:hyperlink w:history="1" r:id="rIdudccz7atlo7rdv9h7flht">
+            <w:hyperlink w:history="1" r:id="rIdlavpvev7n4clwp6dnd2yd">
               <w:r>
                 <w:rPr>
                   <w:rFonts w:ascii="Arial" w:cs="Arial" w:eastAsia="Arial" w:hAnsi="Arial"/>
@@ -13539,7 +13828,7 @@
               <w:spacing w:after="10" w:before="0"/>
               <w:ind w:left="120"/>
             </w:pPr>
-            <w:hyperlink w:history="1" r:id="rIdy3fyfrzywgcxslltxvuxw">
+            <w:hyperlink w:history="1" r:id="rIdpix7nxgw8eluql0sohito">
               <w:r>
                 <w:rPr>
                   <w:rFonts w:ascii="Arial" w:cs="Arial" w:eastAsia="Arial" w:hAnsi="Arial"/>
@@ -13601,7 +13890,7 @@
               <w:spacing w:after="10" w:before="0"/>
               <w:ind w:left="120"/>
             </w:pPr>
-            <w:hyperlink w:history="1" r:id="rIdqnefo9upy_v6awgtrxuse">
+            <w:hyperlink w:history="1" r:id="rIdpaaz3ya4syjlnzafzgkep">
               <w:r>
                 <w:rPr>
                   <w:rFonts w:ascii="Arial" w:cs="Arial" w:eastAsia="Arial" w:hAnsi="Arial"/>
@@ -13644,6 +13933,7 @@
           </w:tcPr>
           <w:p>
             <w:pPr>
+              <w:keepNext w:val="false"/>
               <w:spacing w:after="40" w:before="0"/>
               <w:jc w:val="left"/>
             </w:pPr>
@@ -13676,6 +13966,7 @@
           </w:tcPr>
           <w:p>
             <w:pPr>
+              <w:keepNext w:val="false"/>
               <w:spacing w:after="40" w:before="0"/>
               <w:jc w:val="left"/>
             </w:pPr>
@@ -13708,6 +13999,7 @@
           </w:tcPr>
           <w:p>
             <w:pPr>
+              <w:keepNext w:val="false"/>
               <w:spacing w:after="40" w:before="0"/>
               <w:jc w:val="left"/>
             </w:pPr>
@@ -13740,6 +14032,7 @@
           </w:tcPr>
           <w:p>
             <w:pPr>
+              <w:keepNext w:val="false"/>
               <w:spacing w:after="40" w:before="0"/>
               <w:jc w:val="left"/>
             </w:pPr>
@@ -13774,6 +14067,7 @@
           </w:tcPr>
           <w:p>
             <w:pPr>
+              <w:keepNext w:val="false"/>
               <w:spacing w:after="40" w:before="0"/>
               <w:jc w:val="left"/>
             </w:pPr>
@@ -13811,7 +14105,7 @@
             <w:pPr>
               <w:spacing w:after="20" w:before="0"/>
             </w:pPr>
-            <w:hyperlink w:history="1" r:id="rIdyjtwen35cenoqhe7hbp3n">
+            <w:hyperlink w:history="1" r:id="rIdknkiuq6ltjxdymzkzottk">
               <w:r>
                 <w:rPr>
                   <w:rFonts w:ascii="Arial" w:cs="Arial" w:eastAsia="Arial" w:hAnsi="Arial"/>
@@ -13860,7 +14154,7 @@
               <w:spacing w:after="10" w:before="0"/>
               <w:ind w:left="120"/>
             </w:pPr>
-            <w:hyperlink w:history="1" r:id="rId4qfyynnswszqhuujltj8w">
+            <w:hyperlink w:history="1" r:id="rId_b8ya5_nigf3mcyjvzu-4">
               <w:r>
                 <w:rPr>
                   <w:rFonts w:ascii="Arial" w:cs="Arial" w:eastAsia="Arial" w:hAnsi="Arial"/>
@@ -13922,7 +14216,7 @@
               <w:spacing w:after="10" w:before="0"/>
               <w:ind w:left="120"/>
             </w:pPr>
-            <w:hyperlink w:history="1" r:id="rIdakpentuwqmnxlitw0kz3k">
+            <w:hyperlink w:history="1" r:id="rIduwcypffelviku7pbiugx4">
               <w:r>
                 <w:rPr>
                   <w:rFonts w:ascii="Arial" w:cs="Arial" w:eastAsia="Arial" w:hAnsi="Arial"/>
@@ -13965,6 +14259,7 @@
           </w:tcPr>
           <w:p>
             <w:pPr>
+              <w:keepNext w:val="false"/>
               <w:spacing w:after="40" w:before="0"/>
               <w:jc w:val="left"/>
             </w:pPr>
@@ -13997,6 +14292,7 @@
           </w:tcPr>
           <w:p>
             <w:pPr>
+              <w:keepNext w:val="false"/>
               <w:spacing w:after="40" w:before="0"/>
               <w:jc w:val="left"/>
             </w:pPr>
@@ -14029,6 +14325,7 @@
           </w:tcPr>
           <w:p>
             <w:pPr>
+              <w:keepNext w:val="false"/>
               <w:spacing w:after="40" w:before="0"/>
               <w:jc w:val="left"/>
             </w:pPr>
@@ -14061,6 +14358,7 @@
           </w:tcPr>
           <w:p>
             <w:pPr>
+              <w:keepNext w:val="false"/>
               <w:spacing w:after="40" w:before="0"/>
               <w:jc w:val="left"/>
             </w:pPr>
@@ -14120,6 +14418,7 @@
           </w:tcPr>
           <w:p>
             <w:pPr>
+              <w:keepNext w:val="false"/>
               <w:spacing w:after="40" w:before="0"/>
               <w:jc w:val="center"/>
             </w:pPr>
@@ -14154,6 +14453,7 @@
           </w:tcPr>
           <w:p>
             <w:pPr>
+              <w:keepNext w:val="false"/>
               <w:spacing w:after="40" w:before="0"/>
               <w:jc w:val="left"/>
             </w:pPr>
@@ -14215,6 +14515,7 @@
           </w:tcPr>
           <w:p>
             <w:pPr>
+              <w:keepNext w:val="false"/>
               <w:spacing w:after="40" w:before="0"/>
               <w:jc w:val="center"/>
             </w:pPr>
@@ -14249,6 +14550,7 @@
           </w:tcPr>
           <w:p>
             <w:pPr>
+              <w:keepNext w:val="false"/>
               <w:spacing w:after="40" w:before="0"/>
               <w:jc w:val="left"/>
             </w:pPr>
@@ -14281,6 +14583,7 @@
           </w:tcPr>
           <w:p>
             <w:pPr>
+              <w:keepNext w:val="false"/>
               <w:spacing w:after="40" w:before="0"/>
               <w:jc w:val="left"/>
             </w:pPr>
@@ -14315,6 +14618,7 @@
           </w:tcPr>
           <w:p>
             <w:pPr>
+              <w:keepNext w:val="false"/>
               <w:spacing w:after="40" w:before="0"/>
               <w:jc w:val="left"/>
             </w:pPr>
@@ -14347,6 +14651,7 @@
           </w:tcPr>
           <w:p>
             <w:pPr>
+              <w:keepNext w:val="false"/>
               <w:spacing w:after="40" w:before="0"/>
               <w:jc w:val="left"/>
             </w:pPr>
@@ -14381,6 +14686,7 @@
           </w:tcPr>
           <w:p>
             <w:pPr>
+              <w:keepNext w:val="false"/>
               <w:spacing w:after="40" w:before="0"/>
               <w:jc w:val="left"/>
             </w:pPr>
@@ -14413,6 +14719,7 @@
           </w:tcPr>
           <w:p>
             <w:pPr>
+              <w:keepNext w:val="false"/>
               <w:spacing w:after="40" w:before="0"/>
               <w:jc w:val="left"/>
             </w:pPr>
@@ -14449,7 +14756,7 @@
         </w:rPr>
         <w:t xml:space="preserve">© 2026 SeaVuria and ARES. Aligned with KICD objectives. Developed by SeaVuria; technical implementation by ARES (with AI assistance from Claude). Licensed under </w:t>
       </w:r>
-      <w:hyperlink w:history="1" r:id="rIdeci2paahweqvet2jvezb-">
+      <w:hyperlink w:history="1" r:id="rIdxitgpa63nwfisog7xmf0w">
         <w:r>
           <w:rPr>
             <w:rFonts w:ascii="Arial" w:cs="Arial" w:eastAsia="Arial" w:hAnsi="Arial"/>
@@ -14470,7 +14777,7 @@
         </w:rPr>
         <w:t xml:space="preserve"> (</w:t>
       </w:r>
-      <w:hyperlink w:history="1" r:id="rIdpgzirfkcz4bmxau73eysu">
+      <w:hyperlink w:history="1" r:id="rIdxgjylefl9gfh7r5elfunx">
         <w:r>
           <w:rPr>
             <w:rFonts w:ascii="Arial" w:cs="Arial" w:eastAsia="Arial" w:hAnsi="Arial"/>
@@ -14530,6 +14837,7 @@
           </w:tcPr>
           <w:p>
             <w:pPr>
+              <w:keepNext w:val="false"/>
               <w:spacing w:after="40" w:before="0"/>
               <w:jc w:val="center"/>
             </w:pPr>
@@ -14565,6 +14873,7 @@
           </w:tcPr>
           <w:p>
             <w:pPr>
+              <w:keepNext w:val="false"/>
               <w:spacing w:after="40" w:before="0"/>
               <w:jc w:val="center"/>
             </w:pPr>
@@ -14599,6 +14908,7 @@
           </w:tcPr>
           <w:p>
             <w:pPr>
+              <w:keepNext w:val="false"/>
               <w:spacing w:after="40" w:before="0"/>
               <w:jc w:val="left"/>
             </w:pPr>
@@ -14631,6 +14941,7 @@
           </w:tcPr>
           <w:p>
             <w:pPr>
+              <w:keepNext w:val="false"/>
               <w:spacing w:after="40" w:before="0"/>
               <w:jc w:val="left"/>
             </w:pPr>
@@ -14665,6 +14976,7 @@
           </w:tcPr>
           <w:p>
             <w:pPr>
+              <w:keepNext w:val="false"/>
               <w:spacing w:after="40" w:before="0"/>
               <w:jc w:val="left"/>
             </w:pPr>
@@ -14697,6 +15009,7 @@
           </w:tcPr>
           <w:p>
             <w:pPr>
+              <w:keepNext w:val="false"/>
               <w:spacing w:after="40" w:before="0"/>
               <w:jc w:val="left"/>
             </w:pPr>
@@ -14731,6 +15044,7 @@
           </w:tcPr>
           <w:p>
             <w:pPr>
+              <w:keepNext w:val="false"/>
               <w:spacing w:after="40" w:before="0"/>
               <w:jc w:val="left"/>
             </w:pPr>
@@ -14858,6 +15172,7 @@
           </w:tcPr>
           <w:p>
             <w:pPr>
+              <w:keepNext w:val="false"/>
               <w:spacing w:after="40" w:before="0"/>
               <w:jc w:val="left"/>
             </w:pPr>
@@ -14965,6 +15280,7 @@
           </w:tcPr>
           <w:p>
             <w:pPr>
+              <w:keepNext w:val="false"/>
               <w:spacing w:after="40" w:before="0"/>
               <w:jc w:val="left"/>
             </w:pPr>
@@ -15052,6 +15368,7 @@
           </w:tcPr>
           <w:p>
             <w:pPr>
+              <w:keepNext w:val="false"/>
               <w:spacing w:after="40" w:before="0"/>
               <w:jc w:val="left"/>
             </w:pPr>
@@ -15084,6 +15401,7 @@
           </w:tcPr>
           <w:p>
             <w:pPr>
+              <w:keepNext w:val="false"/>
               <w:spacing w:after="40" w:before="0"/>
               <w:jc w:val="left"/>
             </w:pPr>
@@ -15118,6 +15436,7 @@
           </w:tcPr>
           <w:p>
             <w:pPr>
+              <w:keepNext w:val="false"/>
               <w:spacing w:after="40" w:before="0"/>
               <w:jc w:val="left"/>
             </w:pPr>
@@ -15150,6 +15469,7 @@
           </w:tcPr>
           <w:p>
             <w:pPr>
+              <w:keepNext w:val="false"/>
               <w:spacing w:after="40" w:before="0"/>
               <w:jc w:val="left"/>
             </w:pPr>
@@ -15184,6 +15504,7 @@
           </w:tcPr>
           <w:p>
             <w:pPr>
+              <w:keepNext w:val="false"/>
               <w:spacing w:after="40" w:before="0"/>
               <w:jc w:val="left"/>
             </w:pPr>
@@ -15216,6 +15537,7 @@
           </w:tcPr>
           <w:p>
             <w:pPr>
+              <w:keepNext w:val="false"/>
               <w:spacing w:after="40" w:before="0"/>
               <w:jc w:val="left"/>
             </w:pPr>
@@ -15275,6 +15597,7 @@
           </w:tcPr>
           <w:p>
             <w:pPr>
+              <w:keepNext w:val="false"/>
               <w:spacing w:after="40" w:before="0"/>
               <w:jc w:val="center"/>
             </w:pPr>
@@ -15309,6 +15632,7 @@
           </w:tcPr>
           <w:p>
             <w:pPr>
+              <w:keepNext w:val="false"/>
               <w:spacing w:after="40" w:before="0"/>
               <w:jc w:val="left"/>
             </w:pPr>
@@ -15328,6 +15652,7 @@
           </w:p>
           <w:p>
             <w:pPr>
+              <w:keepNext w:val="false"/>
               <w:spacing w:after="40" w:before="0"/>
               <w:jc w:val="left"/>
             </w:pPr>
@@ -15347,6 +15672,7 @@
           </w:p>
           <w:p>
             <w:pPr>
+              <w:keepNext w:val="false"/>
               <w:spacing w:after="40" w:before="0"/>
               <w:jc w:val="left"/>
             </w:pPr>
@@ -15366,6 +15692,7 @@
           </w:p>
           <w:p>
             <w:pPr>
+              <w:keepNext w:val="false"/>
               <w:spacing w:after="40" w:before="0"/>
               <w:jc w:val="left"/>
             </w:pPr>
@@ -15385,6 +15712,7 @@
           </w:p>
           <w:p>
             <w:pPr>
+              <w:keepNext w:val="false"/>
               <w:spacing w:after="40" w:before="0"/>
               <w:jc w:val="left"/>
             </w:pPr>
@@ -15449,6 +15777,7 @@
           </w:tcPr>
           <w:p>
             <w:pPr>
+              <w:keepNext w:val="false"/>
               <w:spacing w:after="40" w:before="0"/>
               <w:jc w:val="center"/>
             </w:pPr>
@@ -15483,6 +15812,7 @@
           </w:tcPr>
           <w:p>
             <w:pPr>
+              <w:keepNext w:val="false"/>
               <w:spacing w:after="40" w:before="0"/>
               <w:jc w:val="left"/>
             </w:pPr>
@@ -15515,6 +15845,7 @@
           </w:tcPr>
           <w:p>
             <w:pPr>
+              <w:keepNext w:val="false"/>
               <w:spacing w:after="40" w:before="0"/>
               <w:jc w:val="left"/>
             </w:pPr>
@@ -15547,6 +15878,7 @@
           </w:tcPr>
           <w:p>
             <w:pPr>
+              <w:keepNext w:val="false"/>
               <w:spacing w:after="40" w:before="0"/>
               <w:jc w:val="left"/>
             </w:pPr>
@@ -15579,6 +15911,7 @@
           </w:tcPr>
           <w:p>
             <w:pPr>
+              <w:keepNext w:val="false"/>
               <w:spacing w:after="40" w:before="0"/>
               <w:jc w:val="left"/>
             </w:pPr>
@@ -15611,6 +15944,7 @@
           </w:tcPr>
           <w:p>
             <w:pPr>
+              <w:keepNext w:val="false"/>
               <w:spacing w:after="40" w:before="0"/>
               <w:jc w:val="left"/>
             </w:pPr>
@@ -15645,6 +15979,7 @@
           </w:tcPr>
           <w:p>
             <w:pPr>
+              <w:keepNext w:val="false"/>
               <w:spacing w:after="40" w:before="0"/>
               <w:jc w:val="left"/>
             </w:pPr>
@@ -15699,7 +16034,7 @@
               <w:spacing w:after="10" w:before="0"/>
               <w:ind w:left="120"/>
             </w:pPr>
-            <w:hyperlink w:history="1" r:id="rIdvgxbncub-dj6jcdgs9etu">
+            <w:hyperlink w:history="1" r:id="rIdu1qpzqccgvrjsfcdynv0e">
               <w:r>
                 <w:rPr>
                   <w:rFonts w:ascii="Arial" w:cs="Arial" w:eastAsia="Arial" w:hAnsi="Arial"/>
@@ -15776,7 +16111,7 @@
               <w:spacing w:after="10" w:before="0"/>
               <w:ind w:left="120"/>
             </w:pPr>
-            <w:hyperlink w:history="1" r:id="rIdbhqs1asrlzrvikuoksv61">
+            <w:hyperlink w:history="1" r:id="rId53eigx-xeuesnzoizwhm7">
               <w:r>
                 <w:rPr>
                   <w:rFonts w:ascii="Arial" w:cs="Arial" w:eastAsia="Arial" w:hAnsi="Arial"/>
@@ -15819,6 +16154,7 @@
           </w:tcPr>
           <w:p>
             <w:pPr>
+              <w:keepNext w:val="false"/>
               <w:spacing w:after="40" w:before="0"/>
               <w:jc w:val="left"/>
             </w:pPr>
@@ -15851,6 +16187,7 @@
           </w:tcPr>
           <w:p>
             <w:pPr>
+              <w:keepNext w:val="false"/>
               <w:spacing w:after="40" w:before="0"/>
               <w:jc w:val="left"/>
             </w:pPr>
@@ -15883,6 +16220,7 @@
           </w:tcPr>
           <w:p>
             <w:pPr>
+              <w:keepNext w:val="false"/>
               <w:spacing w:after="40" w:before="0"/>
               <w:jc w:val="left"/>
             </w:pPr>
@@ -15915,6 +16253,7 @@
           </w:tcPr>
           <w:p>
             <w:pPr>
+              <w:keepNext w:val="false"/>
               <w:spacing w:after="40" w:before="0"/>
               <w:jc w:val="left"/>
             </w:pPr>
@@ -15949,6 +16288,7 @@
           </w:tcPr>
           <w:p>
             <w:pPr>
+              <w:keepNext w:val="false"/>
               <w:spacing w:after="40" w:before="0"/>
               <w:jc w:val="left"/>
             </w:pPr>
@@ -16003,7 +16343,7 @@
               <w:spacing w:after="10" w:before="0"/>
               <w:ind w:left="120"/>
             </w:pPr>
-            <w:hyperlink w:history="1" r:id="rIdjeq9t--_owel2bi6rbevr">
+            <w:hyperlink w:history="1" r:id="rIdnvti6iah7svwwwbv185bh">
               <w:r>
                 <w:rPr>
                   <w:rFonts w:ascii="Arial" w:cs="Arial" w:eastAsia="Arial" w:hAnsi="Arial"/>
@@ -16080,7 +16420,7 @@
               <w:spacing w:after="10" w:before="0"/>
               <w:ind w:left="120"/>
             </w:pPr>
-            <w:hyperlink w:history="1" r:id="rIdaih4rrycmnaglyxxtfp9b">
+            <w:hyperlink w:history="1" r:id="rIdpjhbanbod7vufp8rzxs8d">
               <w:r>
                 <w:rPr>
                   <w:rFonts w:ascii="Arial" w:cs="Arial" w:eastAsia="Arial" w:hAnsi="Arial"/>
@@ -16123,6 +16463,7 @@
           </w:tcPr>
           <w:p>
             <w:pPr>
+              <w:keepNext w:val="false"/>
               <w:spacing w:after="40" w:before="0"/>
               <w:jc w:val="left"/>
             </w:pPr>
@@ -16155,6 +16496,7 @@
           </w:tcPr>
           <w:p>
             <w:pPr>
+              <w:keepNext w:val="false"/>
               <w:spacing w:after="40" w:before="0"/>
               <w:jc w:val="left"/>
             </w:pPr>
@@ -16187,6 +16529,7 @@
           </w:tcPr>
           <w:p>
             <w:pPr>
+              <w:keepNext w:val="false"/>
               <w:spacing w:after="40" w:before="0"/>
               <w:jc w:val="left"/>
             </w:pPr>
@@ -16219,6 +16562,7 @@
           </w:tcPr>
           <w:p>
             <w:pPr>
+              <w:keepNext w:val="false"/>
               <w:spacing w:after="40" w:before="0"/>
               <w:jc w:val="left"/>
             </w:pPr>
@@ -16253,6 +16597,7 @@
           </w:tcPr>
           <w:p>
             <w:pPr>
+              <w:keepNext w:val="false"/>
               <w:spacing w:after="40" w:before="0"/>
               <w:jc w:val="left"/>
             </w:pPr>
@@ -16307,7 +16652,7 @@
               <w:spacing w:after="10" w:before="0"/>
               <w:ind w:left="120"/>
             </w:pPr>
-            <w:hyperlink w:history="1" r:id="rIdmgmkaqrnmpype0ll6s-8v">
+            <w:hyperlink w:history="1" r:id="rIdnzhyphycudfth5vt82zuo">
               <w:r>
                 <w:rPr>
                   <w:rFonts w:ascii="Arial" w:cs="Arial" w:eastAsia="Arial" w:hAnsi="Arial"/>
@@ -16384,7 +16729,7 @@
               <w:spacing w:after="10" w:before="0"/>
               <w:ind w:left="120"/>
             </w:pPr>
-            <w:hyperlink w:history="1" r:id="rId9qutsenf0v_tyuqg6mfb-">
+            <w:hyperlink w:history="1" r:id="rIdcsip6-_gostq3y5k-6exc">
               <w:r>
                 <w:rPr>
                   <w:rFonts w:ascii="Arial" w:cs="Arial" w:eastAsia="Arial" w:hAnsi="Arial"/>
@@ -16427,6 +16772,7 @@
           </w:tcPr>
           <w:p>
             <w:pPr>
+              <w:keepNext w:val="false"/>
               <w:spacing w:after="40" w:before="0"/>
               <w:jc w:val="left"/>
             </w:pPr>
@@ -16459,6 +16805,7 @@
           </w:tcPr>
           <w:p>
             <w:pPr>
+              <w:keepNext w:val="false"/>
               <w:spacing w:after="40" w:before="0"/>
               <w:jc w:val="left"/>
             </w:pPr>
@@ -16491,6 +16838,7 @@
           </w:tcPr>
           <w:p>
             <w:pPr>
+              <w:keepNext w:val="false"/>
               <w:spacing w:after="40" w:before="0"/>
               <w:jc w:val="left"/>
             </w:pPr>
@@ -16523,6 +16871,7 @@
           </w:tcPr>
           <w:p>
             <w:pPr>
+              <w:keepNext w:val="false"/>
               <w:spacing w:after="40" w:before="0"/>
               <w:jc w:val="left"/>
             </w:pPr>
@@ -16557,6 +16906,7 @@
           </w:tcPr>
           <w:p>
             <w:pPr>
+              <w:keepNext w:val="false"/>
               <w:spacing w:after="40" w:before="0"/>
               <w:jc w:val="left"/>
             </w:pPr>
@@ -16611,7 +16961,7 @@
               <w:spacing w:after="10" w:before="0"/>
               <w:ind w:left="120"/>
             </w:pPr>
-            <w:hyperlink w:history="1" r:id="rId3tcszhytrrjqak8isyfu-">
+            <w:hyperlink w:history="1" r:id="rIdi0sxrtr0pdbzhx0ef-gem">
               <w:r>
                 <w:rPr>
                   <w:rFonts w:ascii="Arial" w:cs="Arial" w:eastAsia="Arial" w:hAnsi="Arial"/>
@@ -16688,7 +17038,7 @@
               <w:spacing w:after="10" w:before="0"/>
               <w:ind w:left="120"/>
             </w:pPr>
-            <w:hyperlink w:history="1" r:id="rId5m0rfexe9g00amudmfydl">
+            <w:hyperlink w:history="1" r:id="rIdzglwpb0h3uilg9vnkpkm_">
               <w:r>
                 <w:rPr>
                   <w:rFonts w:ascii="Arial" w:cs="Arial" w:eastAsia="Arial" w:hAnsi="Arial"/>
@@ -16731,6 +17081,7 @@
           </w:tcPr>
           <w:p>
             <w:pPr>
+              <w:keepNext w:val="false"/>
               <w:spacing w:after="40" w:before="0"/>
               <w:jc w:val="left"/>
             </w:pPr>
@@ -16763,6 +17114,7 @@
           </w:tcPr>
           <w:p>
             <w:pPr>
+              <w:keepNext w:val="false"/>
               <w:spacing w:after="40" w:before="0"/>
               <w:jc w:val="left"/>
             </w:pPr>
@@ -16795,6 +17147,7 @@
           </w:tcPr>
           <w:p>
             <w:pPr>
+              <w:keepNext w:val="false"/>
               <w:spacing w:after="40" w:before="0"/>
               <w:jc w:val="left"/>
             </w:pPr>
@@ -16827,6 +17180,7 @@
           </w:tcPr>
           <w:p>
             <w:pPr>
+              <w:keepNext w:val="false"/>
               <w:spacing w:after="40" w:before="0"/>
               <w:jc w:val="left"/>
             </w:pPr>
@@ -16861,6 +17215,7 @@
           </w:tcPr>
           <w:p>
             <w:pPr>
+              <w:keepNext w:val="false"/>
               <w:spacing w:after="40" w:before="0"/>
               <w:jc w:val="left"/>
             </w:pPr>
@@ -16915,7 +17270,7 @@
               <w:spacing w:after="10" w:before="0"/>
               <w:ind w:left="120"/>
             </w:pPr>
-            <w:hyperlink w:history="1" r:id="rIdqyopgujv2ns3nacu4oxzw">
+            <w:hyperlink w:history="1" r:id="rIdegozeu8wxo_b90k-levex">
               <w:r>
                 <w:rPr>
                   <w:rFonts w:ascii="Arial" w:cs="Arial" w:eastAsia="Arial" w:hAnsi="Arial"/>
@@ -16992,7 +17347,7 @@
               <w:spacing w:after="10" w:before="0"/>
               <w:ind w:left="120"/>
             </w:pPr>
-            <w:hyperlink w:history="1" r:id="rIdtxuoenp3tv9tlsvyvym_e">
+            <w:hyperlink w:history="1" r:id="rIdhwghalwvypeufvlcqyiqo">
               <w:r>
                 <w:rPr>
                   <w:rFonts w:ascii="Arial" w:cs="Arial" w:eastAsia="Arial" w:hAnsi="Arial"/>
@@ -17035,6 +17390,7 @@
           </w:tcPr>
           <w:p>
             <w:pPr>
+              <w:keepNext w:val="false"/>
               <w:spacing w:after="40" w:before="0"/>
               <w:jc w:val="left"/>
             </w:pPr>
@@ -17067,6 +17423,7 @@
           </w:tcPr>
           <w:p>
             <w:pPr>
+              <w:keepNext w:val="false"/>
               <w:spacing w:after="40" w:before="0"/>
               <w:jc w:val="left"/>
             </w:pPr>
@@ -17099,6 +17456,7 @@
           </w:tcPr>
           <w:p>
             <w:pPr>
+              <w:keepNext w:val="false"/>
               <w:spacing w:after="40" w:before="0"/>
               <w:jc w:val="left"/>
             </w:pPr>
@@ -17131,6 +17489,7 @@
           </w:tcPr>
           <w:p>
             <w:pPr>
+              <w:keepNext w:val="false"/>
               <w:spacing w:after="40" w:before="0"/>
               <w:jc w:val="left"/>
             </w:pPr>
@@ -17190,6 +17549,7 @@
           </w:tcPr>
           <w:p>
             <w:pPr>
+              <w:keepNext w:val="false"/>
               <w:spacing w:after="40" w:before="0"/>
               <w:jc w:val="center"/>
             </w:pPr>
@@ -17224,6 +17584,7 @@
           </w:tcPr>
           <w:p>
             <w:pPr>
+              <w:keepNext w:val="false"/>
               <w:spacing w:after="40" w:before="0"/>
               <w:jc w:val="left"/>
             </w:pPr>
@@ -17243,6 +17604,7 @@
           </w:p>
           <w:p>
             <w:pPr>
+              <w:keepNext w:val="false"/>
               <w:spacing w:after="40" w:before="0"/>
               <w:jc w:val="left"/>
             </w:pPr>
@@ -17262,6 +17624,7 @@
           </w:p>
           <w:p>
             <w:pPr>
+              <w:keepNext w:val="false"/>
               <w:spacing w:after="40" w:before="0"/>
               <w:jc w:val="left"/>
             </w:pPr>
@@ -17281,6 +17644,7 @@
           </w:p>
           <w:p>
             <w:pPr>
+              <w:keepNext w:val="false"/>
               <w:spacing w:after="40" w:before="0"/>
               <w:jc w:val="left"/>
             </w:pPr>
@@ -17300,6 +17664,7 @@
           </w:p>
           <w:p>
             <w:pPr>
+              <w:keepNext w:val="false"/>
               <w:spacing w:after="40" w:before="0"/>
               <w:jc w:val="left"/>
             </w:pPr>
@@ -17361,6 +17726,7 @@
           </w:tcPr>
           <w:p>
             <w:pPr>
+              <w:keepNext w:val="false"/>
               <w:spacing w:after="40" w:before="0"/>
               <w:jc w:val="center"/>
             </w:pPr>
@@ -17395,6 +17761,7 @@
           </w:tcPr>
           <w:p>
             <w:pPr>
+              <w:keepNext w:val="false"/>
               <w:spacing w:after="40" w:before="0"/>
               <w:jc w:val="left"/>
             </w:pPr>
@@ -17427,6 +17794,7 @@
           </w:tcPr>
           <w:p>
             <w:pPr>
+              <w:keepNext w:val="false"/>
               <w:spacing w:after="40" w:before="0"/>
               <w:jc w:val="left"/>
             </w:pPr>
@@ -17461,6 +17829,7 @@
           </w:tcPr>
           <w:p>
             <w:pPr>
+              <w:keepNext w:val="false"/>
               <w:spacing w:after="40" w:before="0"/>
               <w:jc w:val="left"/>
             </w:pPr>
@@ -17493,6 +17862,7 @@
           </w:tcPr>
           <w:p>
             <w:pPr>
+              <w:keepNext w:val="false"/>
               <w:spacing w:after="40" w:before="0"/>
               <w:jc w:val="left"/>
             </w:pPr>
@@ -17527,6 +17897,7 @@
           </w:tcPr>
           <w:p>
             <w:pPr>
+              <w:keepNext w:val="false"/>
               <w:spacing w:after="40" w:before="0"/>
               <w:jc w:val="left"/>
             </w:pPr>
@@ -17559,6 +17930,7 @@
           </w:tcPr>
           <w:p>
             <w:pPr>
+              <w:keepNext w:val="false"/>
               <w:spacing w:after="40" w:before="0"/>
               <w:jc w:val="left"/>
             </w:pPr>
@@ -17595,7 +17967,7 @@
         </w:rPr>
         <w:t xml:space="preserve">© 2026 SeaVuria and ARES. Aligned with KICD objectives. Developed by SeaVuria; technical implementation by ARES (with AI assistance from Claude). Licensed under </w:t>
       </w:r>
-      <w:hyperlink w:history="1" r:id="rId66fef5lppyzvgtewmvbdl">
+      <w:hyperlink w:history="1" r:id="rIdftvgnk80twinpd_6an137">
         <w:r>
           <w:rPr>
             <w:rFonts w:ascii="Arial" w:cs="Arial" w:eastAsia="Arial" w:hAnsi="Arial"/>
@@ -17616,7 +17988,7 @@
         </w:rPr>
         <w:t xml:space="preserve"> (</w:t>
       </w:r>
-      <w:hyperlink w:history="1" r:id="rIdpu5kasct433psvbc055j9">
+      <w:hyperlink w:history="1" r:id="rId8_mefny4gqvrvs2k_zthn">
         <w:r>
           <w:rPr>
             <w:rFonts w:ascii="Arial" w:cs="Arial" w:eastAsia="Arial" w:hAnsi="Arial"/>
@@ -17676,6 +18048,7 @@
           </w:tcPr>
           <w:p>
             <w:pPr>
+              <w:keepNext w:val="false"/>
               <w:spacing w:after="40" w:before="0"/>
               <w:jc w:val="center"/>
             </w:pPr>
@@ -17711,6 +18084,7 @@
           </w:tcPr>
           <w:p>
             <w:pPr>
+              <w:keepNext w:val="false"/>
               <w:spacing w:after="40" w:before="0"/>
               <w:jc w:val="center"/>
             </w:pPr>
@@ -17745,6 +18119,7 @@
           </w:tcPr>
           <w:p>
             <w:pPr>
+              <w:keepNext w:val="false"/>
               <w:spacing w:after="40" w:before="0"/>
               <w:jc w:val="left"/>
             </w:pPr>
@@ -17777,6 +18152,7 @@
           </w:tcPr>
           <w:p>
             <w:pPr>
+              <w:keepNext w:val="false"/>
               <w:spacing w:after="40" w:before="0"/>
               <w:jc w:val="left"/>
             </w:pPr>
@@ -17811,6 +18187,7 @@
           </w:tcPr>
           <w:p>
             <w:pPr>
+              <w:keepNext w:val="false"/>
               <w:spacing w:after="40" w:before="0"/>
               <w:jc w:val="left"/>
             </w:pPr>
@@ -17843,6 +18220,7 @@
           </w:tcPr>
           <w:p>
             <w:pPr>
+              <w:keepNext w:val="false"/>
               <w:spacing w:after="40" w:before="0"/>
               <w:jc w:val="left"/>
             </w:pPr>
@@ -17877,6 +18255,7 @@
           </w:tcPr>
           <w:p>
             <w:pPr>
+              <w:keepNext w:val="false"/>
               <w:spacing w:after="40" w:before="0"/>
               <w:jc w:val="left"/>
             </w:pPr>
@@ -18004,6 +18383,7 @@
           </w:tcPr>
           <w:p>
             <w:pPr>
+              <w:keepNext w:val="false"/>
               <w:spacing w:after="40" w:before="0"/>
               <w:jc w:val="left"/>
             </w:pPr>
@@ -18091,6 +18471,7 @@
           </w:tcPr>
           <w:p>
             <w:pPr>
+              <w:keepNext w:val="false"/>
               <w:spacing w:after="40" w:before="0"/>
               <w:jc w:val="left"/>
             </w:pPr>
@@ -18178,6 +18559,7 @@
           </w:tcPr>
           <w:p>
             <w:pPr>
+              <w:keepNext w:val="false"/>
               <w:spacing w:after="40" w:before="0"/>
               <w:jc w:val="left"/>
             </w:pPr>
@@ -18210,6 +18592,7 @@
           </w:tcPr>
           <w:p>
             <w:pPr>
+              <w:keepNext w:val="false"/>
               <w:spacing w:after="40" w:before="0"/>
               <w:jc w:val="left"/>
             </w:pPr>
@@ -18244,6 +18627,7 @@
           </w:tcPr>
           <w:p>
             <w:pPr>
+              <w:keepNext w:val="false"/>
               <w:spacing w:after="40" w:before="0"/>
               <w:jc w:val="left"/>
             </w:pPr>
@@ -18276,6 +18660,7 @@
           </w:tcPr>
           <w:p>
             <w:pPr>
+              <w:keepNext w:val="false"/>
               <w:spacing w:after="40" w:before="0"/>
               <w:jc w:val="left"/>
             </w:pPr>
@@ -18310,6 +18695,7 @@
           </w:tcPr>
           <w:p>
             <w:pPr>
+              <w:keepNext w:val="false"/>
               <w:spacing w:after="40" w:before="0"/>
               <w:jc w:val="left"/>
             </w:pPr>
@@ -18342,6 +18728,7 @@
           </w:tcPr>
           <w:p>
             <w:pPr>
+              <w:keepNext w:val="false"/>
               <w:spacing w:after="40" w:before="0"/>
               <w:jc w:val="left"/>
             </w:pPr>
@@ -18401,6 +18788,7 @@
           </w:tcPr>
           <w:p>
             <w:pPr>
+              <w:keepNext w:val="false"/>
               <w:spacing w:after="40" w:before="0"/>
               <w:jc w:val="center"/>
             </w:pPr>
@@ -18435,6 +18823,7 @@
           </w:tcPr>
           <w:p>
             <w:pPr>
+              <w:keepNext w:val="false"/>
               <w:spacing w:after="40" w:before="0"/>
               <w:jc w:val="left"/>
             </w:pPr>
@@ -18454,6 +18843,7 @@
           </w:p>
           <w:p>
             <w:pPr>
+              <w:keepNext w:val="false"/>
               <w:spacing w:after="40" w:before="0"/>
               <w:jc w:val="left"/>
             </w:pPr>
@@ -18473,6 +18863,7 @@
           </w:p>
           <w:p>
             <w:pPr>
+              <w:keepNext w:val="false"/>
               <w:spacing w:after="40" w:before="0"/>
               <w:jc w:val="left"/>
             </w:pPr>
@@ -18492,6 +18883,7 @@
           </w:p>
           <w:p>
             <w:pPr>
+              <w:keepNext w:val="false"/>
               <w:spacing w:after="40" w:before="0"/>
               <w:jc w:val="left"/>
             </w:pPr>
@@ -18511,6 +18903,7 @@
           </w:p>
           <w:p>
             <w:pPr>
+              <w:keepNext w:val="false"/>
               <w:spacing w:after="40" w:before="0"/>
               <w:jc w:val="left"/>
             </w:pPr>
@@ -18575,6 +18968,7 @@
           </w:tcPr>
           <w:p>
             <w:pPr>
+              <w:keepNext w:val="false"/>
               <w:spacing w:after="40" w:before="0"/>
               <w:jc w:val="center"/>
             </w:pPr>
@@ -18609,6 +19003,7 @@
           </w:tcPr>
           <w:p>
             <w:pPr>
+              <w:keepNext w:val="false"/>
               <w:spacing w:after="40" w:before="0"/>
               <w:jc w:val="left"/>
             </w:pPr>
@@ -18641,6 +19036,7 @@
           </w:tcPr>
           <w:p>
             <w:pPr>
+              <w:keepNext w:val="false"/>
               <w:spacing w:after="40" w:before="0"/>
               <w:jc w:val="left"/>
             </w:pPr>
@@ -18673,6 +19069,7 @@
           </w:tcPr>
           <w:p>
             <w:pPr>
+              <w:keepNext w:val="false"/>
               <w:spacing w:after="40" w:before="0"/>
               <w:jc w:val="left"/>
             </w:pPr>
@@ -18705,6 +19102,7 @@
           </w:tcPr>
           <w:p>
             <w:pPr>
+              <w:keepNext w:val="false"/>
               <w:spacing w:after="40" w:before="0"/>
               <w:jc w:val="left"/>
             </w:pPr>
@@ -18737,6 +19135,7 @@
           </w:tcPr>
           <w:p>
             <w:pPr>
+              <w:keepNext w:val="false"/>
               <w:spacing w:after="40" w:before="0"/>
               <w:jc w:val="left"/>
             </w:pPr>
@@ -18771,6 +19170,7 @@
           </w:tcPr>
           <w:p>
             <w:pPr>
+              <w:keepNext w:val="false"/>
               <w:spacing w:after="40" w:before="0"/>
               <w:jc w:val="left"/>
             </w:pPr>
@@ -18808,7 +19208,7 @@
             <w:pPr>
               <w:spacing w:after="20" w:before="0"/>
             </w:pPr>
-            <w:hyperlink w:history="1" r:id="rId8rxtonnf2mixvqffyifet">
+            <w:hyperlink w:history="1" r:id="rIdc6lhkd28zu8r1ik6sggj2">
               <w:r>
                 <w:rPr>
                   <w:rFonts w:ascii="Arial" w:cs="Arial" w:eastAsia="Arial" w:hAnsi="Arial"/>
@@ -18841,7 +19241,7 @@
               <w:spacing w:after="10" w:before="0"/>
               <w:ind w:left="120"/>
             </w:pPr>
-            <w:hyperlink w:history="1" r:id="rIdwmss4nihq4uymon9dugff">
+            <w:hyperlink w:history="1" r:id="rIdliiodyprqp85afqgifdzf">
               <w:r>
                 <w:rPr>
                   <w:rFonts w:ascii="Arial" w:cs="Arial" w:eastAsia="Arial" w:hAnsi="Arial"/>
@@ -18886,7 +19286,7 @@
             <w:pPr>
               <w:spacing w:after="20" w:before="0"/>
             </w:pPr>
-            <w:hyperlink w:history="1" r:id="rIdfdgucx8lofhc824gyof3i">
+            <w:hyperlink w:history="1" r:id="rIdvvavgbbjkvurqtj8znnd_">
               <w:r>
                 <w:rPr>
                   <w:rFonts w:ascii="Arial" w:cs="Arial" w:eastAsia="Arial" w:hAnsi="Arial"/>
@@ -18935,7 +19335,7 @@
               <w:spacing w:after="10" w:before="0"/>
               <w:ind w:left="120"/>
             </w:pPr>
-            <w:hyperlink w:history="1" r:id="rIduiguzjoypc-cwytj5woez">
+            <w:hyperlink w:history="1" r:id="rId5lgvl_toktej6pnppjcox">
               <w:r>
                 <w:rPr>
                   <w:rFonts w:ascii="Arial" w:cs="Arial" w:eastAsia="Arial" w:hAnsi="Arial"/>
@@ -18963,6 +19363,7 @@
           </w:tcPr>
           <w:p>
             <w:pPr>
+              <w:keepNext w:val="false"/>
               <w:spacing w:after="40" w:before="0"/>
               <w:jc w:val="left"/>
             </w:pPr>
@@ -18995,6 +19396,7 @@
           </w:tcPr>
           <w:p>
             <w:pPr>
+              <w:keepNext w:val="false"/>
               <w:spacing w:after="40" w:before="0"/>
               <w:jc w:val="left"/>
             </w:pPr>
@@ -19027,6 +19429,7 @@
           </w:tcPr>
           <w:p>
             <w:pPr>
+              <w:keepNext w:val="false"/>
               <w:spacing w:after="40" w:before="0"/>
               <w:jc w:val="left"/>
             </w:pPr>
@@ -19059,6 +19462,7 @@
           </w:tcPr>
           <w:p>
             <w:pPr>
+              <w:keepNext w:val="false"/>
               <w:spacing w:after="40" w:before="0"/>
               <w:jc w:val="left"/>
             </w:pPr>
@@ -19093,6 +19497,7 @@
           </w:tcPr>
           <w:p>
             <w:pPr>
+              <w:keepNext w:val="false"/>
               <w:spacing w:after="40" w:before="0"/>
               <w:jc w:val="left"/>
             </w:pPr>
@@ -19130,7 +19535,7 @@
             <w:pPr>
               <w:spacing w:after="20" w:before="0"/>
             </w:pPr>
-            <w:hyperlink w:history="1" r:id="rIdopw2-7xls92-r3wmktmrr">
+            <w:hyperlink w:history="1" r:id="rIdyr3xkulnydbkbuwgje5te">
               <w:r>
                 <w:rPr>
                   <w:rFonts w:ascii="Arial" w:cs="Arial" w:eastAsia="Arial" w:hAnsi="Arial"/>
@@ -19163,7 +19568,7 @@
               <w:spacing w:after="10" w:before="0"/>
               <w:ind w:left="120"/>
             </w:pPr>
-            <w:hyperlink w:history="1" r:id="rIdn-3g50rgrn3znwyrk_clu">
+            <w:hyperlink w:history="1" r:id="rIdeardbhjylgdhvudww138p">
               <w:r>
                 <w:rPr>
                   <w:rFonts w:ascii="Arial" w:cs="Arial" w:eastAsia="Arial" w:hAnsi="Arial"/>
@@ -19208,7 +19613,7 @@
             <w:pPr>
               <w:spacing w:after="20" w:before="0"/>
             </w:pPr>
-            <w:hyperlink w:history="1" r:id="rIdky9fmcw0p6lxx5yvrvrqd">
+            <w:hyperlink w:history="1" r:id="rIdgqcof6tlug6rtekanlv52">
               <w:r>
                 <w:rPr>
                   <w:rFonts w:ascii="Arial" w:cs="Arial" w:eastAsia="Arial" w:hAnsi="Arial"/>
@@ -19257,7 +19662,7 @@
               <w:spacing w:after="10" w:before="0"/>
               <w:ind w:left="120"/>
             </w:pPr>
-            <w:hyperlink w:history="1" r:id="rIdfwsd92dybyovdfp92uppo">
+            <w:hyperlink w:history="1" r:id="rIdiwvczleclgik7v0uzn7le">
               <w:r>
                 <w:rPr>
                   <w:rFonts w:ascii="Arial" w:cs="Arial" w:eastAsia="Arial" w:hAnsi="Arial"/>
@@ -19285,6 +19690,7 @@
           </w:tcPr>
           <w:p>
             <w:pPr>
+              <w:keepNext w:val="false"/>
               <w:spacing w:after="40" w:before="0"/>
               <w:jc w:val="left"/>
             </w:pPr>
@@ -19317,6 +19723,7 @@
           </w:tcPr>
           <w:p>
             <w:pPr>
+              <w:keepNext w:val="false"/>
               <w:spacing w:after="40" w:before="0"/>
               <w:jc w:val="left"/>
             </w:pPr>
@@ -19349,6 +19756,7 @@
           </w:tcPr>
           <w:p>
             <w:pPr>
+              <w:keepNext w:val="false"/>
               <w:spacing w:after="40" w:before="0"/>
               <w:jc w:val="left"/>
             </w:pPr>
@@ -19381,6 +19789,7 @@
           </w:tcPr>
           <w:p>
             <w:pPr>
+              <w:keepNext w:val="false"/>
               <w:spacing w:after="40" w:before="0"/>
               <w:jc w:val="left"/>
             </w:pPr>
@@ -19415,6 +19824,7 @@
           </w:tcPr>
           <w:p>
             <w:pPr>
+              <w:keepNext w:val="false"/>
               <w:spacing w:after="40" w:before="0"/>
               <w:jc w:val="left"/>
             </w:pPr>
@@ -19452,7 +19862,7 @@
             <w:pPr>
               <w:spacing w:after="20" w:before="0"/>
             </w:pPr>
-            <w:hyperlink w:history="1" r:id="rIdictph692r2wwzwceyprrw">
+            <w:hyperlink w:history="1" r:id="rIduftqso-e8pl5kmeqk9vwl">
               <w:r>
                 <w:rPr>
                   <w:rFonts w:ascii="Arial" w:cs="Arial" w:eastAsia="Arial" w:hAnsi="Arial"/>
@@ -19485,7 +19895,7 @@
               <w:spacing w:after="10" w:before="0"/>
               <w:ind w:left="120"/>
             </w:pPr>
-            <w:hyperlink w:history="1" r:id="rIdeyygvgzorxnwtdsjk7fcd">
+            <w:hyperlink w:history="1" r:id="rIdsztvz0efj7zkt45b-okkr">
               <w:r>
                 <w:rPr>
                   <w:rFonts w:ascii="Arial" w:cs="Arial" w:eastAsia="Arial" w:hAnsi="Arial"/>
@@ -19530,7 +19940,7 @@
             <w:pPr>
               <w:spacing w:after="20" w:before="0"/>
             </w:pPr>
-            <w:hyperlink w:history="1" r:id="rId-q19ljit46t8p4pvamqbj">
+            <w:hyperlink w:history="1" r:id="rIdhzoptfojffk2fuo2a6a9a">
               <w:r>
                 <w:rPr>
                   <w:rFonts w:ascii="Arial" w:cs="Arial" w:eastAsia="Arial" w:hAnsi="Arial"/>
@@ -19579,7 +19989,7 @@
               <w:spacing w:after="10" w:before="0"/>
               <w:ind w:left="120"/>
             </w:pPr>
-            <w:hyperlink w:history="1" r:id="rId1-ctg9vui_vbvahqvoejg">
+            <w:hyperlink w:history="1" r:id="rIdmzph5yaq7uvh8miq24ge9">
               <w:r>
                 <w:rPr>
                   <w:rFonts w:ascii="Arial" w:cs="Arial" w:eastAsia="Arial" w:hAnsi="Arial"/>
@@ -19607,6 +20017,7 @@
           </w:tcPr>
           <w:p>
             <w:pPr>
+              <w:keepNext w:val="false"/>
               <w:spacing w:after="40" w:before="0"/>
               <w:jc w:val="left"/>
             </w:pPr>
@@ -19639,6 +20050,7 @@
           </w:tcPr>
           <w:p>
             <w:pPr>
+              <w:keepNext w:val="false"/>
               <w:spacing w:after="40" w:before="0"/>
               <w:jc w:val="left"/>
             </w:pPr>
@@ -19671,6 +20083,7 @@
           </w:tcPr>
           <w:p>
             <w:pPr>
+              <w:keepNext w:val="false"/>
               <w:spacing w:after="40" w:before="0"/>
               <w:jc w:val="left"/>
             </w:pPr>
@@ -19703,6 +20116,7 @@
           </w:tcPr>
           <w:p>
             <w:pPr>
+              <w:keepNext w:val="false"/>
               <w:spacing w:after="40" w:before="0"/>
               <w:jc w:val="left"/>
             </w:pPr>
@@ -19737,6 +20151,7 @@
           </w:tcPr>
           <w:p>
             <w:pPr>
+              <w:keepNext w:val="false"/>
               <w:spacing w:after="40" w:before="0"/>
               <w:jc w:val="left"/>
             </w:pPr>
@@ -19774,7 +20189,7 @@
             <w:pPr>
               <w:spacing w:after="20" w:before="0"/>
             </w:pPr>
-            <w:hyperlink w:history="1" r:id="rIdhnqbdzxb8ezb1tjhin8x9">
+            <w:hyperlink w:history="1" r:id="rIdlh-er9hot7fl3anltgf3i">
               <w:r>
                 <w:rPr>
                   <w:rFonts w:ascii="Arial" w:cs="Arial" w:eastAsia="Arial" w:hAnsi="Arial"/>
@@ -19807,7 +20222,7 @@
               <w:spacing w:after="10" w:before="0"/>
               <w:ind w:left="120"/>
             </w:pPr>
-            <w:hyperlink w:history="1" r:id="rIdp9yv-a2vebbhhinucmuyw">
+            <w:hyperlink w:history="1" r:id="rIdsldcitdfysw9jmxnxf_wr">
               <w:r>
                 <w:rPr>
                   <w:rFonts w:ascii="Arial" w:cs="Arial" w:eastAsia="Arial" w:hAnsi="Arial"/>
@@ -19852,7 +20267,7 @@
             <w:pPr>
               <w:spacing w:after="20" w:before="0"/>
             </w:pPr>
-            <w:hyperlink w:history="1" r:id="rIdrtkg49dbxsmdwgt1-lups">
+            <w:hyperlink w:history="1" r:id="rIdpnvko9gztdl2x7wvcnjdk">
               <w:r>
                 <w:rPr>
                   <w:rFonts w:ascii="Arial" w:cs="Arial" w:eastAsia="Arial" w:hAnsi="Arial"/>
@@ -19901,7 +20316,7 @@
               <w:spacing w:after="10" w:before="0"/>
               <w:ind w:left="120"/>
             </w:pPr>
-            <w:hyperlink w:history="1" r:id="rId7fw7eik98uh3ss-fxx3ij">
+            <w:hyperlink w:history="1" r:id="rIdvu1mqj4ahtx5jg-fvrq2c">
               <w:r>
                 <w:rPr>
                   <w:rFonts w:ascii="Arial" w:cs="Arial" w:eastAsia="Arial" w:hAnsi="Arial"/>
@@ -19929,6 +20344,7 @@
           </w:tcPr>
           <w:p>
             <w:pPr>
+              <w:keepNext w:val="false"/>
               <w:spacing w:after="40" w:before="0"/>
               <w:jc w:val="left"/>
             </w:pPr>
@@ -19961,6 +20377,7 @@
           </w:tcPr>
           <w:p>
             <w:pPr>
+              <w:keepNext w:val="false"/>
               <w:spacing w:after="40" w:before="0"/>
               <w:jc w:val="left"/>
             </w:pPr>
@@ -19993,6 +20410,7 @@
           </w:tcPr>
           <w:p>
             <w:pPr>
+              <w:keepNext w:val="false"/>
               <w:spacing w:after="40" w:before="0"/>
               <w:jc w:val="left"/>
             </w:pPr>
@@ -20025,6 +20443,7 @@
           </w:tcPr>
           <w:p>
             <w:pPr>
+              <w:keepNext w:val="false"/>
               <w:spacing w:after="40" w:before="0"/>
               <w:jc w:val="left"/>
             </w:pPr>
@@ -20059,6 +20478,7 @@
           </w:tcPr>
           <w:p>
             <w:pPr>
+              <w:keepNext w:val="false"/>
               <w:spacing w:after="40" w:before="0"/>
               <w:jc w:val="left"/>
             </w:pPr>
@@ -20096,7 +20516,7 @@
             <w:pPr>
               <w:spacing w:after="20" w:before="0"/>
             </w:pPr>
-            <w:hyperlink w:history="1" r:id="rIda3lqqrsqiqqi9z6kpy8m2">
+            <w:hyperlink w:history="1" r:id="rIdyzihqhrkya87chrmhaycy">
               <w:r>
                 <w:rPr>
                   <w:rFonts w:ascii="Arial" w:cs="Arial" w:eastAsia="Arial" w:hAnsi="Arial"/>
@@ -20129,7 +20549,7 @@
               <w:spacing w:after="10" w:before="0"/>
               <w:ind w:left="120"/>
             </w:pPr>
-            <w:hyperlink w:history="1" r:id="rId-fsuhkslhhqpfkwck3fpr">
+            <w:hyperlink w:history="1" r:id="rIdc2bzqwic7aj_4v2exlqci">
               <w:r>
                 <w:rPr>
                   <w:rFonts w:ascii="Arial" w:cs="Arial" w:eastAsia="Arial" w:hAnsi="Arial"/>
@@ -20174,7 +20594,7 @@
             <w:pPr>
               <w:spacing w:after="20" w:before="0"/>
             </w:pPr>
-            <w:hyperlink w:history="1" r:id="rIdhgn9xaosgaidpt-6dkkoe">
+            <w:hyperlink w:history="1" r:id="rId45rizvj1auoyojij-mlcx">
               <w:r>
                 <w:rPr>
                   <w:rFonts w:ascii="Arial" w:cs="Arial" w:eastAsia="Arial" w:hAnsi="Arial"/>
@@ -20223,7 +20643,7 @@
               <w:spacing w:after="10" w:before="0"/>
               <w:ind w:left="120"/>
             </w:pPr>
-            <w:hyperlink w:history="1" r:id="rIdw52pycucnk5apq9shpuqi">
+            <w:hyperlink w:history="1" r:id="rIdty-jyvxtrlw8wtuzskj-o">
               <w:r>
                 <w:rPr>
                   <w:rFonts w:ascii="Arial" w:cs="Arial" w:eastAsia="Arial" w:hAnsi="Arial"/>
@@ -20251,6 +20671,7 @@
           </w:tcPr>
           <w:p>
             <w:pPr>
+              <w:keepNext w:val="false"/>
               <w:spacing w:after="40" w:before="0"/>
               <w:jc w:val="left"/>
             </w:pPr>
@@ -20283,6 +20704,7 @@
           </w:tcPr>
           <w:p>
             <w:pPr>
+              <w:keepNext w:val="false"/>
               <w:spacing w:after="40" w:before="0"/>
               <w:jc w:val="left"/>
             </w:pPr>
@@ -20315,6 +20737,7 @@
           </w:tcPr>
           <w:p>
             <w:pPr>
+              <w:keepNext w:val="false"/>
               <w:spacing w:after="40" w:before="0"/>
               <w:jc w:val="left"/>
             </w:pPr>
@@ -20347,6 +20770,7 @@
           </w:tcPr>
           <w:p>
             <w:pPr>
+              <w:keepNext w:val="false"/>
               <w:spacing w:after="40" w:before="0"/>
               <w:jc w:val="left"/>
             </w:pPr>
@@ -20406,6 +20830,7 @@
           </w:tcPr>
           <w:p>
             <w:pPr>
+              <w:keepNext w:val="false"/>
               <w:spacing w:after="40" w:before="0"/>
               <w:jc w:val="center"/>
             </w:pPr>
@@ -20440,6 +20865,7 @@
           </w:tcPr>
           <w:p>
             <w:pPr>
+              <w:keepNext w:val="false"/>
               <w:spacing w:after="40" w:before="0"/>
               <w:jc w:val="left"/>
             </w:pPr>
@@ -20459,6 +20885,7 @@
           </w:p>
           <w:p>
             <w:pPr>
+              <w:keepNext w:val="false"/>
               <w:spacing w:after="40" w:before="0"/>
               <w:jc w:val="left"/>
             </w:pPr>
@@ -20478,6 +20905,7 @@
           </w:p>
           <w:p>
             <w:pPr>
+              <w:keepNext w:val="false"/>
               <w:spacing w:after="40" w:before="0"/>
               <w:jc w:val="left"/>
             </w:pPr>
@@ -20497,6 +20925,7 @@
           </w:p>
           <w:p>
             <w:pPr>
+              <w:keepNext w:val="false"/>
               <w:spacing w:after="40" w:before="0"/>
               <w:jc w:val="left"/>
             </w:pPr>
@@ -20516,6 +20945,7 @@
           </w:p>
           <w:p>
             <w:pPr>
+              <w:keepNext w:val="false"/>
               <w:spacing w:after="40" w:before="0"/>
               <w:jc w:val="left"/>
             </w:pPr>
@@ -20535,6 +20965,7 @@
           </w:p>
           <w:p>
             <w:pPr>
+              <w:keepNext w:val="false"/>
               <w:spacing w:after="40" w:before="0"/>
               <w:jc w:val="left"/>
             </w:pPr>
@@ -20554,6 +20985,7 @@
           </w:p>
           <w:p>
             <w:pPr>
+              <w:keepNext w:val="false"/>
               <w:spacing w:after="40" w:before="0"/>
               <w:jc w:val="left"/>
             </w:pPr>
@@ -20573,6 +21005,7 @@
           </w:p>
           <w:p>
             <w:pPr>
+              <w:keepNext w:val="false"/>
               <w:spacing w:after="40" w:before="0"/>
               <w:jc w:val="left"/>
             </w:pPr>
@@ -20592,6 +21025,7 @@
           </w:p>
           <w:p>
             <w:pPr>
+              <w:keepNext w:val="false"/>
               <w:spacing w:after="40" w:before="0"/>
               <w:jc w:val="left"/>
             </w:pPr>
@@ -20653,6 +21087,7 @@
           </w:tcPr>
           <w:p>
             <w:pPr>
+              <w:keepNext w:val="false"/>
               <w:spacing w:after="40" w:before="0"/>
               <w:jc w:val="center"/>
             </w:pPr>
@@ -20687,6 +21122,7 @@
           </w:tcPr>
           <w:p>
             <w:pPr>
+              <w:keepNext w:val="false"/>
               <w:spacing w:after="40" w:before="0"/>
               <w:jc w:val="left"/>
             </w:pPr>
@@ -20719,6 +21155,7 @@
           </w:tcPr>
           <w:p>
             <w:pPr>
+              <w:keepNext w:val="false"/>
               <w:spacing w:after="40" w:before="0"/>
               <w:jc w:val="left"/>
             </w:pPr>
@@ -20753,6 +21190,7 @@
           </w:tcPr>
           <w:p>
             <w:pPr>
+              <w:keepNext w:val="false"/>
               <w:spacing w:after="40" w:before="0"/>
               <w:jc w:val="left"/>
             </w:pPr>
@@ -20785,6 +21223,7 @@
           </w:tcPr>
           <w:p>
             <w:pPr>
+              <w:keepNext w:val="false"/>
               <w:spacing w:after="40" w:before="0"/>
               <w:jc w:val="left"/>
             </w:pPr>
@@ -20819,6 +21258,7 @@
           </w:tcPr>
           <w:p>
             <w:pPr>
+              <w:keepNext w:val="false"/>
               <w:spacing w:after="40" w:before="0"/>
               <w:jc w:val="left"/>
             </w:pPr>
@@ -20851,6 +21291,7 @@
           </w:tcPr>
           <w:p>
             <w:pPr>
+              <w:keepNext w:val="false"/>
               <w:spacing w:after="40" w:before="0"/>
               <w:jc w:val="left"/>
             </w:pPr>
@@ -20887,7 +21328,7 @@
         </w:rPr>
         <w:t xml:space="preserve">© 2026 SeaVuria and ARES. Aligned with KICD objectives. Developed by SeaVuria; technical implementation by ARES (with AI assistance from Claude). Licensed under </w:t>
       </w:r>
-      <w:hyperlink w:history="1" r:id="rIdfgcis7ipbzjhupkirbp2j">
+      <w:hyperlink w:history="1" r:id="rId7pvgprqzr78mclgytfxrk">
         <w:r>
           <w:rPr>
             <w:rFonts w:ascii="Arial" w:cs="Arial" w:eastAsia="Arial" w:hAnsi="Arial"/>
@@ -20908,7 +21349,7 @@
         </w:rPr>
         <w:t xml:space="preserve"> (</w:t>
       </w:r>
-      <w:hyperlink w:history="1" r:id="rIdzb_tdqyuoayyywr7iow2x">
+      <w:hyperlink w:history="1" r:id="rIdg1wrta2oeg81p6xmkfvcq">
         <w:r>
           <w:rPr>
             <w:rFonts w:ascii="Arial" w:cs="Arial" w:eastAsia="Arial" w:hAnsi="Arial"/>
@@ -20968,6 +21409,7 @@
           </w:tcPr>
           <w:p>
             <w:pPr>
+              <w:keepNext w:val="false"/>
               <w:spacing w:after="40" w:before="0"/>
               <w:jc w:val="center"/>
             </w:pPr>
@@ -21003,6 +21445,7 @@
           </w:tcPr>
           <w:p>
             <w:pPr>
+              <w:keepNext w:val="false"/>
               <w:spacing w:after="40" w:before="0"/>
               <w:jc w:val="center"/>
             </w:pPr>
@@ -21037,6 +21480,7 @@
           </w:tcPr>
           <w:p>
             <w:pPr>
+              <w:keepNext w:val="false"/>
               <w:spacing w:after="40" w:before="0"/>
               <w:jc w:val="left"/>
             </w:pPr>
@@ -21069,6 +21513,7 @@
           </w:tcPr>
           <w:p>
             <w:pPr>
+              <w:keepNext w:val="false"/>
               <w:spacing w:after="40" w:before="0"/>
               <w:jc w:val="left"/>
             </w:pPr>
@@ -21103,6 +21548,7 @@
           </w:tcPr>
           <w:p>
             <w:pPr>
+              <w:keepNext w:val="false"/>
               <w:spacing w:after="40" w:before="0"/>
               <w:jc w:val="left"/>
             </w:pPr>
@@ -21135,6 +21581,7 @@
           </w:tcPr>
           <w:p>
             <w:pPr>
+              <w:keepNext w:val="false"/>
               <w:spacing w:after="40" w:before="0"/>
               <w:jc w:val="left"/>
             </w:pPr>
@@ -21169,6 +21616,7 @@
           </w:tcPr>
           <w:p>
             <w:pPr>
+              <w:keepNext w:val="false"/>
               <w:spacing w:after="40" w:before="0"/>
               <w:jc w:val="left"/>
             </w:pPr>
@@ -21276,6 +21724,7 @@
           </w:tcPr>
           <w:p>
             <w:pPr>
+              <w:keepNext w:val="false"/>
               <w:spacing w:after="40" w:before="0"/>
               <w:jc w:val="left"/>
             </w:pPr>
@@ -21363,6 +21812,7 @@
           </w:tcPr>
           <w:p>
             <w:pPr>
+              <w:keepNext w:val="false"/>
               <w:spacing w:after="40" w:before="0"/>
               <w:jc w:val="left"/>
             </w:pPr>
@@ -21450,6 +21900,7 @@
           </w:tcPr>
           <w:p>
             <w:pPr>
+              <w:keepNext w:val="false"/>
               <w:spacing w:after="40" w:before="0"/>
               <w:jc w:val="left"/>
             </w:pPr>
@@ -21482,6 +21933,7 @@
           </w:tcPr>
           <w:p>
             <w:pPr>
+              <w:keepNext w:val="false"/>
               <w:spacing w:after="40" w:before="0"/>
               <w:jc w:val="left"/>
             </w:pPr>
@@ -21516,6 +21968,7 @@
           </w:tcPr>
           <w:p>
             <w:pPr>
+              <w:keepNext w:val="false"/>
               <w:spacing w:after="40" w:before="0"/>
               <w:jc w:val="left"/>
             </w:pPr>
@@ -21548,6 +22001,7 @@
           </w:tcPr>
           <w:p>
             <w:pPr>
+              <w:keepNext w:val="false"/>
               <w:spacing w:after="40" w:before="0"/>
               <w:jc w:val="left"/>
             </w:pPr>
@@ -21582,6 +22036,7 @@
           </w:tcPr>
           <w:p>
             <w:pPr>
+              <w:keepNext w:val="false"/>
               <w:spacing w:after="40" w:before="0"/>
               <w:jc w:val="left"/>
             </w:pPr>
@@ -21614,6 +22069,7 @@
           </w:tcPr>
           <w:p>
             <w:pPr>
+              <w:keepNext w:val="false"/>
               <w:spacing w:after="40" w:before="0"/>
               <w:jc w:val="left"/>
             </w:pPr>
@@ -21673,6 +22129,7 @@
           </w:tcPr>
           <w:p>
             <w:pPr>
+              <w:keepNext w:val="false"/>
               <w:spacing w:after="40" w:before="0"/>
               <w:jc w:val="center"/>
             </w:pPr>
@@ -21707,6 +22164,7 @@
           </w:tcPr>
           <w:p>
             <w:pPr>
+              <w:keepNext w:val="false"/>
               <w:spacing w:after="40" w:before="0"/>
               <w:jc w:val="left"/>
             </w:pPr>
@@ -21726,6 +22184,7 @@
           </w:p>
           <w:p>
             <w:pPr>
+              <w:keepNext w:val="false"/>
               <w:spacing w:after="40" w:before="0"/>
               <w:jc w:val="left"/>
             </w:pPr>
@@ -21745,6 +22204,7 @@
           </w:p>
           <w:p>
             <w:pPr>
+              <w:keepNext w:val="false"/>
               <w:spacing w:after="40" w:before="0"/>
               <w:jc w:val="left"/>
             </w:pPr>
@@ -21764,6 +22224,7 @@
           </w:p>
           <w:p>
             <w:pPr>
+              <w:keepNext w:val="false"/>
               <w:spacing w:after="40" w:before="0"/>
               <w:jc w:val="left"/>
             </w:pPr>
@@ -21783,6 +22244,7 @@
           </w:p>
           <w:p>
             <w:pPr>
+              <w:keepNext w:val="false"/>
               <w:spacing w:after="40" w:before="0"/>
               <w:jc w:val="left"/>
             </w:pPr>
@@ -21847,6 +22309,7 @@
           </w:tcPr>
           <w:p>
             <w:pPr>
+              <w:keepNext w:val="false"/>
               <w:spacing w:after="40" w:before="0"/>
               <w:jc w:val="center"/>
             </w:pPr>
@@ -21881,6 +22344,7 @@
           </w:tcPr>
           <w:p>
             <w:pPr>
+              <w:keepNext w:val="false"/>
               <w:spacing w:after="40" w:before="0"/>
               <w:jc w:val="left"/>
             </w:pPr>
@@ -21913,6 +22377,7 @@
           </w:tcPr>
           <w:p>
             <w:pPr>
+              <w:keepNext w:val="false"/>
               <w:spacing w:after="40" w:before="0"/>
               <w:jc w:val="left"/>
             </w:pPr>
@@ -21945,6 +22410,7 @@
           </w:tcPr>
           <w:p>
             <w:pPr>
+              <w:keepNext w:val="false"/>
               <w:spacing w:after="40" w:before="0"/>
               <w:jc w:val="left"/>
             </w:pPr>
@@ -21977,6 +22443,7 @@
           </w:tcPr>
           <w:p>
             <w:pPr>
+              <w:keepNext w:val="false"/>
               <w:spacing w:after="40" w:before="0"/>
               <w:jc w:val="left"/>
             </w:pPr>
@@ -22009,6 +22476,7 @@
           </w:tcPr>
           <w:p>
             <w:pPr>
+              <w:keepNext w:val="false"/>
               <w:spacing w:after="40" w:before="0"/>
               <w:jc w:val="left"/>
             </w:pPr>
@@ -22043,6 +22511,7 @@
           </w:tcPr>
           <w:p>
             <w:pPr>
+              <w:keepNext w:val="false"/>
               <w:spacing w:after="40" w:before="0"/>
               <w:jc w:val="left"/>
             </w:pPr>
@@ -22097,7 +22566,7 @@
               <w:spacing w:after="10" w:before="0"/>
               <w:ind w:left="120"/>
             </w:pPr>
-            <w:hyperlink w:history="1" r:id="rIdzhfedrhrklm-gkcutu2yt">
+            <w:hyperlink w:history="1" r:id="rIdea6uwkhf9ptgxe4glgn3q">
               <w:r>
                 <w:rPr>
                   <w:rFonts w:ascii="Arial" w:cs="Arial" w:eastAsia="Arial" w:hAnsi="Arial"/>
@@ -22157,7 +22626,7 @@
             <w:pPr>
               <w:spacing w:after="20" w:before="0"/>
             </w:pPr>
-            <w:hyperlink w:history="1" r:id="rIdic3roi1p5oj3mxc9t3o7t">
+            <w:hyperlink w:history="1" r:id="rIdm1verjbvejtptzrqcvoub">
               <w:r>
                 <w:rPr>
                   <w:rFonts w:ascii="Arial" w:cs="Arial" w:eastAsia="Arial" w:hAnsi="Arial"/>
@@ -22190,7 +22659,7 @@
               <w:spacing w:after="10" w:before="0"/>
               <w:ind w:left="120"/>
             </w:pPr>
-            <w:hyperlink w:history="1" r:id="rId-0kdku2259nxozljoq1wq">
+            <w:hyperlink w:history="1" r:id="rIdjjhtdkgz9mf054ezgaq47">
               <w:r>
                 <w:rPr>
                   <w:rFonts w:ascii="Arial" w:cs="Arial" w:eastAsia="Arial" w:hAnsi="Arial"/>
@@ -22218,6 +22687,7 @@
           </w:tcPr>
           <w:p>
             <w:pPr>
+              <w:keepNext w:val="false"/>
               <w:spacing w:after="40" w:before="0"/>
               <w:jc w:val="left"/>
             </w:pPr>
@@ -22250,6 +22720,7 @@
           </w:tcPr>
           <w:p>
             <w:pPr>
+              <w:keepNext w:val="false"/>
               <w:spacing w:after="40" w:before="0"/>
               <w:jc w:val="left"/>
             </w:pPr>
@@ -22282,6 +22753,7 @@
           </w:tcPr>
           <w:p>
             <w:pPr>
+              <w:keepNext w:val="false"/>
               <w:spacing w:after="40" w:before="0"/>
               <w:jc w:val="left"/>
             </w:pPr>
@@ -22314,6 +22786,7 @@
           </w:tcPr>
           <w:p>
             <w:pPr>
+              <w:keepNext w:val="false"/>
               <w:spacing w:after="40" w:before="0"/>
               <w:jc w:val="left"/>
             </w:pPr>
@@ -22348,6 +22821,7 @@
           </w:tcPr>
           <w:p>
             <w:pPr>
+              <w:keepNext w:val="false"/>
               <w:spacing w:after="40" w:before="0"/>
               <w:jc w:val="left"/>
             </w:pPr>
@@ -22402,7 +22876,7 @@
               <w:spacing w:after="10" w:before="0"/>
               <w:ind w:left="120"/>
             </w:pPr>
-            <w:hyperlink w:history="1" r:id="rIdnxutd1ptvtneesvt8aytg">
+            <w:hyperlink w:history="1" r:id="rIdia9fph4zm6sjnujsotdzk">
               <w:r>
                 <w:rPr>
                   <w:rFonts w:ascii="Arial" w:cs="Arial" w:eastAsia="Arial" w:hAnsi="Arial"/>
@@ -22462,7 +22936,7 @@
             <w:pPr>
               <w:spacing w:after="20" w:before="0"/>
             </w:pPr>
-            <w:hyperlink w:history="1" r:id="rId4zt2tggkednb7z7i4mgez">
+            <w:hyperlink w:history="1" r:id="rIdrtxprjncj07r52unmaom1">
               <w:r>
                 <w:rPr>
                   <w:rFonts w:ascii="Arial" w:cs="Arial" w:eastAsia="Arial" w:hAnsi="Arial"/>
@@ -22495,7 +22969,7 @@
               <w:spacing w:after="10" w:before="0"/>
               <w:ind w:left="120"/>
             </w:pPr>
-            <w:hyperlink w:history="1" r:id="rIdzsilonfyhdpuqpjj4s3cl">
+            <w:hyperlink w:history="1" r:id="rIdbv5fh_3thsisbe8vzyns3">
               <w:r>
                 <w:rPr>
                   <w:rFonts w:ascii="Arial" w:cs="Arial" w:eastAsia="Arial" w:hAnsi="Arial"/>
@@ -22523,6 +22997,7 @@
           </w:tcPr>
           <w:p>
             <w:pPr>
+              <w:keepNext w:val="false"/>
               <w:spacing w:after="40" w:before="0"/>
               <w:jc w:val="left"/>
             </w:pPr>
@@ -22555,6 +23030,7 @@
           </w:tcPr>
           <w:p>
             <w:pPr>
+              <w:keepNext w:val="false"/>
               <w:spacing w:after="40" w:before="0"/>
               <w:jc w:val="left"/>
             </w:pPr>
@@ -22587,6 +23063,7 @@
           </w:tcPr>
           <w:p>
             <w:pPr>
+              <w:keepNext w:val="false"/>
               <w:spacing w:after="40" w:before="0"/>
               <w:jc w:val="left"/>
             </w:pPr>
@@ -22619,6 +23096,7 @@
           </w:tcPr>
           <w:p>
             <w:pPr>
+              <w:keepNext w:val="false"/>
               <w:spacing w:after="40" w:before="0"/>
               <w:jc w:val="left"/>
             </w:pPr>
@@ -22653,6 +23131,7 @@
           </w:tcPr>
           <w:p>
             <w:pPr>
+              <w:keepNext w:val="false"/>
               <w:spacing w:after="40" w:before="0"/>
               <w:jc w:val="left"/>
             </w:pPr>
@@ -22707,7 +23186,7 @@
               <w:spacing w:after="10" w:before="0"/>
               <w:ind w:left="120"/>
             </w:pPr>
-            <w:hyperlink w:history="1" r:id="rIdxdrcssh03-wjo8len5u2b">
+            <w:hyperlink w:history="1" r:id="rIdznjxiygh2fstizvq91krp">
               <w:r>
                 <w:rPr>
                   <w:rFonts w:ascii="Arial" w:cs="Arial" w:eastAsia="Arial" w:hAnsi="Arial"/>
@@ -22767,7 +23246,7 @@
             <w:pPr>
               <w:spacing w:after="20" w:before="0"/>
             </w:pPr>
-            <w:hyperlink w:history="1" r:id="rIdjsuqgqa9r0y8fu75jprxg">
+            <w:hyperlink w:history="1" r:id="rIdgin4aj7gj-ggwfbw_in3-">
               <w:r>
                 <w:rPr>
                   <w:rFonts w:ascii="Arial" w:cs="Arial" w:eastAsia="Arial" w:hAnsi="Arial"/>
@@ -22816,7 +23295,7 @@
               <w:spacing w:after="10" w:before="0"/>
               <w:ind w:left="120"/>
             </w:pPr>
-            <w:hyperlink w:history="1" r:id="rId3koire7qynjumb74miets">
+            <w:hyperlink w:history="1" r:id="rIdiqiw-6c40e_sif6fjjg2r">
               <w:r>
                 <w:rPr>
                   <w:rFonts w:ascii="Arial" w:cs="Arial" w:eastAsia="Arial" w:hAnsi="Arial"/>
@@ -22844,6 +23323,7 @@
           </w:tcPr>
           <w:p>
             <w:pPr>
+              <w:keepNext w:val="false"/>
               <w:spacing w:after="40" w:before="0"/>
               <w:jc w:val="left"/>
             </w:pPr>
@@ -22876,6 +23356,7 @@
           </w:tcPr>
           <w:p>
             <w:pPr>
+              <w:keepNext w:val="false"/>
               <w:spacing w:after="40" w:before="0"/>
               <w:jc w:val="left"/>
             </w:pPr>
@@ -22975,6 +23456,7 @@
           </w:p>
           <w:p>
             <w:pPr>
+              <w:keepNext w:val="false"/>
               <w:spacing w:after="40" w:before="0"/>
               <w:jc w:val="left"/>
             </w:pPr>
@@ -23007,6 +23489,7 @@
           </w:tcPr>
           <w:p>
             <w:pPr>
+              <w:keepNext w:val="false"/>
               <w:spacing w:after="40" w:before="0"/>
               <w:jc w:val="left"/>
             </w:pPr>
@@ -23039,6 +23522,7 @@
           </w:tcPr>
           <w:p>
             <w:pPr>
+              <w:keepNext w:val="false"/>
               <w:spacing w:after="40" w:before="0"/>
               <w:jc w:val="left"/>
             </w:pPr>
@@ -23073,6 +23557,7 @@
           </w:tcPr>
           <w:p>
             <w:pPr>
+              <w:keepNext w:val="false"/>
               <w:spacing w:after="40" w:before="0"/>
               <w:jc w:val="left"/>
             </w:pPr>
@@ -23127,7 +23612,7 @@
               <w:spacing w:after="10" w:before="0"/>
               <w:ind w:left="120"/>
             </w:pPr>
-            <w:hyperlink w:history="1" r:id="rIdbvkrhahmp8bxhu1ixlkn5">
+            <w:hyperlink w:history="1" r:id="rIduiahoq6cozmde0rjwcxlf">
               <w:r>
                 <w:rPr>
                   <w:rFonts w:ascii="Arial" w:cs="Arial" w:eastAsia="Arial" w:hAnsi="Arial"/>
@@ -23187,7 +23672,7 @@
             <w:pPr>
               <w:spacing w:after="20" w:before="0"/>
             </w:pPr>
-            <w:hyperlink w:history="1" r:id="rId-vxzjspfv4yayltuarcmd">
+            <w:hyperlink w:history="1" r:id="rIdszpwhj4ftg33vg6prcdj6">
               <w:r>
                 <w:rPr>
                   <w:rFonts w:ascii="Arial" w:cs="Arial" w:eastAsia="Arial" w:hAnsi="Arial"/>
@@ -23220,7 +23705,7 @@
               <w:spacing w:after="10" w:before="0"/>
               <w:ind w:left="120"/>
             </w:pPr>
-            <w:hyperlink w:history="1" r:id="rId4cgwntqwx9pgqtuju681y">
+            <w:hyperlink w:history="1" r:id="rId8e5qjjw_mwao2ntb4gnus">
               <w:r>
                 <w:rPr>
                   <w:rFonts w:ascii="Arial" w:cs="Arial" w:eastAsia="Arial" w:hAnsi="Arial"/>
@@ -23248,6 +23733,7 @@
           </w:tcPr>
           <w:p>
             <w:pPr>
+              <w:keepNext w:val="false"/>
               <w:spacing w:after="40" w:before="0"/>
               <w:jc w:val="left"/>
             </w:pPr>
@@ -23280,6 +23766,7 @@
           </w:tcPr>
           <w:p>
             <w:pPr>
+              <w:keepNext w:val="false"/>
               <w:spacing w:after="40" w:before="0"/>
               <w:jc w:val="left"/>
             </w:pPr>
@@ -23312,6 +23799,7 @@
           </w:tcPr>
           <w:p>
             <w:pPr>
+              <w:keepNext w:val="false"/>
               <w:spacing w:after="40" w:before="0"/>
               <w:jc w:val="left"/>
             </w:pPr>
@@ -23344,6 +23832,7 @@
           </w:tcPr>
           <w:p>
             <w:pPr>
+              <w:keepNext w:val="false"/>
               <w:spacing w:after="40" w:before="0"/>
               <w:jc w:val="left"/>
             </w:pPr>
@@ -23378,6 +23867,7 @@
           </w:tcPr>
           <w:p>
             <w:pPr>
+              <w:keepNext w:val="false"/>
               <w:spacing w:after="40" w:before="0"/>
               <w:jc w:val="left"/>
             </w:pPr>
@@ -23432,7 +23922,7 @@
               <w:spacing w:after="10" w:before="0"/>
               <w:ind w:left="120"/>
             </w:pPr>
-            <w:hyperlink w:history="1" r:id="rIdzdgzo1zqxopwj-jg1hcux">
+            <w:hyperlink w:history="1" r:id="rIdutznjbdvqncihxhmuicii">
               <w:r>
                 <w:rPr>
                   <w:rFonts w:ascii="Arial" w:cs="Arial" w:eastAsia="Arial" w:hAnsi="Arial"/>
@@ -23492,7 +23982,7 @@
             <w:pPr>
               <w:spacing w:after="20" w:before="0"/>
             </w:pPr>
-            <w:hyperlink w:history="1" r:id="rIdvihigxyvtqssm7fyijmgr">
+            <w:hyperlink w:history="1" r:id="rIdrdkxg4mw0nh5elodylde5">
               <w:r>
                 <w:rPr>
                   <w:rFonts w:ascii="Arial" w:cs="Arial" w:eastAsia="Arial" w:hAnsi="Arial"/>
@@ -23525,7 +24015,7 @@
               <w:spacing w:after="10" w:before="0"/>
               <w:ind w:left="120"/>
             </w:pPr>
-            <w:hyperlink w:history="1" r:id="rIdm9228boqat__sse9nly8z">
+            <w:hyperlink w:history="1" r:id="rId5ks7g_ryossqbmeggteay">
               <w:r>
                 <w:rPr>
                   <w:rFonts w:ascii="Arial" w:cs="Arial" w:eastAsia="Arial" w:hAnsi="Arial"/>
@@ -23553,6 +24043,7 @@
           </w:tcPr>
           <w:p>
             <w:pPr>
+              <w:keepNext w:val="false"/>
               <w:spacing w:after="40" w:before="0"/>
               <w:jc w:val="left"/>
             </w:pPr>
@@ -23585,6 +24076,7 @@
           </w:tcPr>
           <w:p>
             <w:pPr>
+              <w:keepNext w:val="false"/>
               <w:spacing w:after="40" w:before="0"/>
               <w:jc w:val="left"/>
             </w:pPr>
@@ -23617,6 +24109,7 @@
           </w:tcPr>
           <w:p>
             <w:pPr>
+              <w:keepNext w:val="false"/>
               <w:spacing w:after="40" w:before="0"/>
               <w:jc w:val="left"/>
             </w:pPr>
@@ -23649,6 +24142,7 @@
           </w:tcPr>
           <w:p>
             <w:pPr>
+              <w:keepNext w:val="false"/>
               <w:spacing w:after="40" w:before="0"/>
               <w:jc w:val="left"/>
             </w:pPr>
@@ -23708,6 +24202,7 @@
           </w:tcPr>
           <w:p>
             <w:pPr>
+              <w:keepNext w:val="false"/>
               <w:spacing w:after="40" w:before="0"/>
               <w:jc w:val="center"/>
             </w:pPr>
@@ -23742,6 +24237,7 @@
           </w:tcPr>
           <w:p>
             <w:pPr>
+              <w:keepNext w:val="false"/>
               <w:spacing w:after="40" w:before="0"/>
               <w:jc w:val="left"/>
             </w:pPr>
@@ -23761,6 +24257,7 @@
           </w:p>
           <w:p>
             <w:pPr>
+              <w:keepNext w:val="false"/>
               <w:spacing w:after="40" w:before="0"/>
               <w:jc w:val="left"/>
             </w:pPr>
@@ -23780,6 +24277,7 @@
           </w:p>
           <w:p>
             <w:pPr>
+              <w:keepNext w:val="false"/>
               <w:spacing w:after="40" w:before="0"/>
               <w:jc w:val="left"/>
             </w:pPr>
@@ -23799,6 +24297,7 @@
           </w:p>
           <w:p>
             <w:pPr>
+              <w:keepNext w:val="false"/>
               <w:spacing w:after="40" w:before="0"/>
               <w:jc w:val="left"/>
             </w:pPr>
@@ -23818,6 +24317,7 @@
           </w:p>
           <w:p>
             <w:pPr>
+              <w:keepNext w:val="false"/>
               <w:spacing w:after="40" w:before="0"/>
               <w:jc w:val="left"/>
             </w:pPr>
@@ -23879,6 +24379,7 @@
           </w:tcPr>
           <w:p>
             <w:pPr>
+              <w:keepNext w:val="false"/>
               <w:spacing w:after="40" w:before="0"/>
               <w:jc w:val="center"/>
             </w:pPr>
@@ -23913,6 +24414,7 @@
           </w:tcPr>
           <w:p>
             <w:pPr>
+              <w:keepNext w:val="false"/>
               <w:spacing w:after="40" w:before="0"/>
               <w:jc w:val="left"/>
             </w:pPr>
@@ -23945,6 +24447,7 @@
           </w:tcPr>
           <w:p>
             <w:pPr>
+              <w:keepNext w:val="false"/>
               <w:spacing w:after="40" w:before="0"/>
               <w:jc w:val="left"/>
             </w:pPr>
@@ -23979,6 +24482,7 @@
           </w:tcPr>
           <w:p>
             <w:pPr>
+              <w:keepNext w:val="false"/>
               <w:spacing w:after="40" w:before="0"/>
               <w:jc w:val="left"/>
             </w:pPr>
@@ -24011,6 +24515,7 @@
           </w:tcPr>
           <w:p>
             <w:pPr>
+              <w:keepNext w:val="false"/>
               <w:spacing w:after="40" w:before="0"/>
               <w:jc w:val="left"/>
             </w:pPr>
@@ -24045,6 +24550,7 @@
           </w:tcPr>
           <w:p>
             <w:pPr>
+              <w:keepNext w:val="false"/>
               <w:spacing w:after="40" w:before="0"/>
               <w:jc w:val="left"/>
             </w:pPr>
@@ -24077,6 +24583,7 @@
           </w:tcPr>
           <w:p>
             <w:pPr>
+              <w:keepNext w:val="false"/>
               <w:spacing w:after="40" w:before="0"/>
               <w:jc w:val="left"/>
             </w:pPr>
@@ -24113,7 +24620,7 @@
         </w:rPr>
         <w:t xml:space="preserve">© 2026 SeaVuria and ARES. Aligned with KICD objectives. Developed by SeaVuria; technical implementation by ARES (with AI assistance from Claude). Licensed under </w:t>
       </w:r>
-      <w:hyperlink w:history="1" r:id="rIdewxacavsp_baqdf16d--a">
+      <w:hyperlink w:history="1" r:id="rIdfblsout0nz4wwry963ji9">
         <w:r>
           <w:rPr>
             <w:rFonts w:ascii="Arial" w:cs="Arial" w:eastAsia="Arial" w:hAnsi="Arial"/>
@@ -24134,7 +24641,7 @@
         </w:rPr>
         <w:t xml:space="preserve"> (</w:t>
       </w:r>
-      <w:hyperlink w:history="1" r:id="rIdore1-0wwcvqmghtxzc_-g">
+      <w:hyperlink w:history="1" r:id="rId2gwupg1ao1yxhkc0_qak9">
         <w:r>
           <w:rPr>
             <w:rFonts w:ascii="Arial" w:cs="Arial" w:eastAsia="Arial" w:hAnsi="Arial"/>
@@ -24194,6 +24701,7 @@
           </w:tcPr>
           <w:p>
             <w:pPr>
+              <w:keepNext w:val="false"/>
               <w:spacing w:after="40" w:before="0"/>
               <w:jc w:val="center"/>
             </w:pPr>
@@ -24229,6 +24737,7 @@
           </w:tcPr>
           <w:p>
             <w:pPr>
+              <w:keepNext w:val="false"/>
               <w:spacing w:after="40" w:before="0"/>
               <w:jc w:val="center"/>
             </w:pPr>
@@ -24263,6 +24772,7 @@
           </w:tcPr>
           <w:p>
             <w:pPr>
+              <w:keepNext w:val="false"/>
               <w:spacing w:after="40" w:before="0"/>
               <w:jc w:val="left"/>
             </w:pPr>
@@ -24295,6 +24805,7 @@
           </w:tcPr>
           <w:p>
             <w:pPr>
+              <w:keepNext w:val="false"/>
               <w:spacing w:after="40" w:before="0"/>
               <w:jc w:val="left"/>
             </w:pPr>
@@ -24329,6 +24840,7 @@
           </w:tcPr>
           <w:p>
             <w:pPr>
+              <w:keepNext w:val="false"/>
               <w:spacing w:after="40" w:before="0"/>
               <w:jc w:val="left"/>
             </w:pPr>
@@ -24361,6 +24873,7 @@
           </w:tcPr>
           <w:p>
             <w:pPr>
+              <w:keepNext w:val="false"/>
               <w:spacing w:after="40" w:before="0"/>
               <w:jc w:val="left"/>
             </w:pPr>
@@ -24395,6 +24908,7 @@
           </w:tcPr>
           <w:p>
             <w:pPr>
+              <w:keepNext w:val="false"/>
               <w:spacing w:after="40" w:before="0"/>
               <w:jc w:val="left"/>
             </w:pPr>
@@ -24542,6 +25056,7 @@
           </w:tcPr>
           <w:p>
             <w:pPr>
+              <w:keepNext w:val="false"/>
               <w:spacing w:after="40" w:before="0"/>
               <w:jc w:val="left"/>
             </w:pPr>
@@ -24669,6 +25184,7 @@
           </w:tcPr>
           <w:p>
             <w:pPr>
+              <w:keepNext w:val="false"/>
               <w:spacing w:after="40" w:before="0"/>
               <w:jc w:val="left"/>
             </w:pPr>
@@ -24756,6 +25272,7 @@
           </w:tcPr>
           <w:p>
             <w:pPr>
+              <w:keepNext w:val="false"/>
               <w:spacing w:after="40" w:before="0"/>
               <w:jc w:val="left"/>
             </w:pPr>
@@ -24788,6 +25305,7 @@
           </w:tcPr>
           <w:p>
             <w:pPr>
+              <w:keepNext w:val="false"/>
               <w:spacing w:after="40" w:before="0"/>
               <w:jc w:val="left"/>
             </w:pPr>
@@ -24822,6 +25340,7 @@
           </w:tcPr>
           <w:p>
             <w:pPr>
+              <w:keepNext w:val="false"/>
               <w:spacing w:after="40" w:before="0"/>
               <w:jc w:val="left"/>
             </w:pPr>
@@ -24854,6 +25373,7 @@
           </w:tcPr>
           <w:p>
             <w:pPr>
+              <w:keepNext w:val="false"/>
               <w:spacing w:after="40" w:before="0"/>
               <w:jc w:val="left"/>
             </w:pPr>
@@ -24888,6 +25408,7 @@
           </w:tcPr>
           <w:p>
             <w:pPr>
+              <w:keepNext w:val="false"/>
               <w:spacing w:after="40" w:before="0"/>
               <w:jc w:val="left"/>
             </w:pPr>
@@ -24920,6 +25441,7 @@
           </w:tcPr>
           <w:p>
             <w:pPr>
+              <w:keepNext w:val="false"/>
               <w:spacing w:after="40" w:before="0"/>
               <w:jc w:val="left"/>
             </w:pPr>
@@ -24979,6 +25501,7 @@
           </w:tcPr>
           <w:p>
             <w:pPr>
+              <w:keepNext w:val="false"/>
               <w:spacing w:after="40" w:before="0"/>
               <w:jc w:val="center"/>
             </w:pPr>
@@ -25013,6 +25536,7 @@
           </w:tcPr>
           <w:p>
             <w:pPr>
+              <w:keepNext w:val="false"/>
               <w:spacing w:after="40" w:before="0"/>
               <w:jc w:val="left"/>
             </w:pPr>
@@ -25032,6 +25556,7 @@
           </w:p>
           <w:p>
             <w:pPr>
+              <w:keepNext w:val="false"/>
               <w:spacing w:after="40" w:before="0"/>
               <w:jc w:val="left"/>
             </w:pPr>
@@ -25051,6 +25576,7 @@
           </w:p>
           <w:p>
             <w:pPr>
+              <w:keepNext w:val="false"/>
               <w:spacing w:after="40" w:before="0"/>
               <w:jc w:val="left"/>
             </w:pPr>
@@ -25070,6 +25596,7 @@
           </w:p>
           <w:p>
             <w:pPr>
+              <w:keepNext w:val="false"/>
               <w:spacing w:after="40" w:before="0"/>
               <w:jc w:val="left"/>
             </w:pPr>
@@ -25089,6 +25616,7 @@
           </w:p>
           <w:p>
             <w:pPr>
+              <w:keepNext w:val="false"/>
               <w:spacing w:after="40" w:before="0"/>
               <w:jc w:val="left"/>
             </w:pPr>
@@ -25153,6 +25681,7 @@
           </w:tcPr>
           <w:p>
             <w:pPr>
+              <w:keepNext w:val="false"/>
               <w:spacing w:after="40" w:before="0"/>
               <w:jc w:val="center"/>
             </w:pPr>
@@ -25187,6 +25716,7 @@
           </w:tcPr>
           <w:p>
             <w:pPr>
+              <w:keepNext w:val="false"/>
               <w:spacing w:after="40" w:before="0"/>
               <w:jc w:val="left"/>
             </w:pPr>
@@ -25219,6 +25749,7 @@
           </w:tcPr>
           <w:p>
             <w:pPr>
+              <w:keepNext w:val="false"/>
               <w:spacing w:after="40" w:before="0"/>
               <w:jc w:val="left"/>
             </w:pPr>
@@ -25251,6 +25782,7 @@
           </w:tcPr>
           <w:p>
             <w:pPr>
+              <w:keepNext w:val="false"/>
               <w:spacing w:after="40" w:before="0"/>
               <w:jc w:val="left"/>
             </w:pPr>
@@ -25283,6 +25815,7 @@
           </w:tcPr>
           <w:p>
             <w:pPr>
+              <w:keepNext w:val="false"/>
               <w:spacing w:after="40" w:before="0"/>
               <w:jc w:val="left"/>
             </w:pPr>
@@ -25315,6 +25848,7 @@
           </w:tcPr>
           <w:p>
             <w:pPr>
+              <w:keepNext w:val="false"/>
               <w:spacing w:after="40" w:before="0"/>
               <w:jc w:val="left"/>
             </w:pPr>
@@ -25349,6 +25883,7 @@
           </w:tcPr>
           <w:p>
             <w:pPr>
+              <w:keepNext w:val="false"/>
               <w:spacing w:after="40" w:before="0"/>
               <w:jc w:val="left"/>
             </w:pPr>
@@ -25403,7 +25938,7 @@
               <w:spacing w:after="10" w:before="0"/>
               <w:ind w:left="120"/>
             </w:pPr>
-            <w:hyperlink w:history="1" r:id="rIdagkv2eepup3_ztaf_vei6">
+            <w:hyperlink w:history="1" r:id="rIdallpuxvfukzpz7ysmfzwj">
               <w:r>
                 <w:rPr>
                   <w:rFonts w:ascii="Arial" w:cs="Arial" w:eastAsia="Arial" w:hAnsi="Arial"/>
@@ -25480,7 +26015,7 @@
               <w:spacing w:after="10" w:before="0"/>
               <w:ind w:left="120"/>
             </w:pPr>
-            <w:hyperlink w:history="1" r:id="rIdmrn51ltau6jw5uzjimyhl">
+            <w:hyperlink w:history="1" r:id="rIdzictvuhzi9sqnw7lu2cf8">
               <w:r>
                 <w:rPr>
                   <w:rFonts w:ascii="Arial" w:cs="Arial" w:eastAsia="Arial" w:hAnsi="Arial"/>
@@ -25523,6 +26058,7 @@
           </w:tcPr>
           <w:p>
             <w:pPr>
+              <w:keepNext w:val="false"/>
               <w:spacing w:after="40" w:before="0"/>
               <w:jc w:val="left"/>
             </w:pPr>
@@ -25555,6 +26091,7 @@
           </w:tcPr>
           <w:p>
             <w:pPr>
+              <w:keepNext w:val="false"/>
               <w:spacing w:after="40" w:before="0"/>
               <w:jc w:val="left"/>
             </w:pPr>
@@ -25587,6 +26124,7 @@
           </w:tcPr>
           <w:p>
             <w:pPr>
+              <w:keepNext w:val="false"/>
               <w:spacing w:after="40" w:before="0"/>
               <w:jc w:val="left"/>
             </w:pPr>
@@ -25619,6 +26157,7 @@
           </w:tcPr>
           <w:p>
             <w:pPr>
+              <w:keepNext w:val="false"/>
               <w:spacing w:after="40" w:before="0"/>
               <w:jc w:val="left"/>
             </w:pPr>
@@ -25653,6 +26192,7 @@
           </w:tcPr>
           <w:p>
             <w:pPr>
+              <w:keepNext w:val="false"/>
               <w:spacing w:after="40" w:before="0"/>
               <w:jc w:val="left"/>
             </w:pPr>
@@ -25707,7 +26247,7 @@
               <w:spacing w:after="10" w:before="0"/>
               <w:ind w:left="120"/>
             </w:pPr>
-            <w:hyperlink w:history="1" r:id="rIdk8qemcpws4uc_1ci1r1gr">
+            <w:hyperlink w:history="1" r:id="rId4ljowc8yuhp3zlpnjbq3a">
               <w:r>
                 <w:rPr>
                   <w:rFonts w:ascii="Arial" w:cs="Arial" w:eastAsia="Arial" w:hAnsi="Arial"/>
@@ -25784,7 +26324,7 @@
               <w:spacing w:after="10" w:before="0"/>
               <w:ind w:left="120"/>
             </w:pPr>
-            <w:hyperlink w:history="1" r:id="rIdiujyisgrypnpizedcdkaq">
+            <w:hyperlink w:history="1" r:id="rIdft23v5pjloqdrnjim7zye">
               <w:r>
                 <w:rPr>
                   <w:rFonts w:ascii="Arial" w:cs="Arial" w:eastAsia="Arial" w:hAnsi="Arial"/>
@@ -25827,6 +26367,7 @@
           </w:tcPr>
           <w:p>
             <w:pPr>
+              <w:keepNext w:val="false"/>
               <w:spacing w:after="40" w:before="0"/>
               <w:jc w:val="left"/>
             </w:pPr>
@@ -25859,6 +26400,7 @@
           </w:tcPr>
           <w:p>
             <w:pPr>
+              <w:keepNext w:val="false"/>
               <w:spacing w:after="40" w:before="0"/>
               <w:jc w:val="left"/>
             </w:pPr>
@@ -25891,6 +26433,7 @@
           </w:tcPr>
           <w:p>
             <w:pPr>
+              <w:keepNext w:val="false"/>
               <w:spacing w:after="40" w:before="0"/>
               <w:jc w:val="left"/>
             </w:pPr>
@@ -25923,6 +26466,7 @@
           </w:tcPr>
           <w:p>
             <w:pPr>
+              <w:keepNext w:val="false"/>
               <w:spacing w:after="40" w:before="0"/>
               <w:jc w:val="left"/>
             </w:pPr>
@@ -25957,6 +26501,7 @@
           </w:tcPr>
           <w:p>
             <w:pPr>
+              <w:keepNext w:val="false"/>
               <w:spacing w:after="40" w:before="0"/>
               <w:jc w:val="left"/>
             </w:pPr>
@@ -26011,7 +26556,7 @@
               <w:spacing w:after="10" w:before="0"/>
               <w:ind w:left="120"/>
             </w:pPr>
-            <w:hyperlink w:history="1" r:id="rIdhrt3kkb4gigagpuiwb5mk">
+            <w:hyperlink w:history="1" r:id="rIdwpor9yjsibvkk1omec2sb">
               <w:r>
                 <w:rPr>
                   <w:rFonts w:ascii="Arial" w:cs="Arial" w:eastAsia="Arial" w:hAnsi="Arial"/>
@@ -26088,7 +26633,7 @@
               <w:spacing w:after="10" w:before="0"/>
               <w:ind w:left="120"/>
             </w:pPr>
-            <w:hyperlink w:history="1" r:id="rIdq2vocww7wl5m8bppw2o49">
+            <w:hyperlink w:history="1" r:id="rIdcbkt1oq_y5xh_5npvdjiy">
               <w:r>
                 <w:rPr>
                   <w:rFonts w:ascii="Arial" w:cs="Arial" w:eastAsia="Arial" w:hAnsi="Arial"/>
@@ -26131,6 +26676,7 @@
           </w:tcPr>
           <w:p>
             <w:pPr>
+              <w:keepNext w:val="false"/>
               <w:spacing w:after="40" w:before="0"/>
               <w:jc w:val="left"/>
             </w:pPr>
@@ -26163,6 +26709,7 @@
           </w:tcPr>
           <w:p>
             <w:pPr>
+              <w:keepNext w:val="false"/>
               <w:spacing w:after="40" w:before="0"/>
               <w:jc w:val="left"/>
             </w:pPr>
@@ -26195,6 +26742,7 @@
           </w:tcPr>
           <w:p>
             <w:pPr>
+              <w:keepNext w:val="false"/>
               <w:spacing w:after="40" w:before="0"/>
               <w:jc w:val="left"/>
             </w:pPr>
@@ -26227,6 +26775,7 @@
           </w:tcPr>
           <w:p>
             <w:pPr>
+              <w:keepNext w:val="false"/>
               <w:spacing w:after="40" w:before="0"/>
               <w:jc w:val="left"/>
             </w:pPr>
@@ -26261,6 +26810,7 @@
           </w:tcPr>
           <w:p>
             <w:pPr>
+              <w:keepNext w:val="false"/>
               <w:spacing w:after="40" w:before="0"/>
               <w:jc w:val="left"/>
             </w:pPr>
@@ -26315,7 +26865,7 @@
               <w:spacing w:after="10" w:before="0"/>
               <w:ind w:left="120"/>
             </w:pPr>
-            <w:hyperlink w:history="1" r:id="rId0nzx_5hsh53nryh5zvfkk">
+            <w:hyperlink w:history="1" r:id="rIdpn2eocty5bpvj570ulksh">
               <w:r>
                 <w:rPr>
                   <w:rFonts w:ascii="Arial" w:cs="Arial" w:eastAsia="Arial" w:hAnsi="Arial"/>
@@ -26392,7 +26942,7 @@
               <w:spacing w:after="10" w:before="0"/>
               <w:ind w:left="120"/>
             </w:pPr>
-            <w:hyperlink w:history="1" r:id="rIdb6msg-qznld_ns3ou2dib">
+            <w:hyperlink w:history="1" r:id="rIdtn0wd72zbcvdrwi_nmkv-">
               <w:r>
                 <w:rPr>
                   <w:rFonts w:ascii="Arial" w:cs="Arial" w:eastAsia="Arial" w:hAnsi="Arial"/>
@@ -26435,6 +26985,7 @@
           </w:tcPr>
           <w:p>
             <w:pPr>
+              <w:keepNext w:val="false"/>
               <w:spacing w:after="40" w:before="0"/>
               <w:jc w:val="left"/>
             </w:pPr>
@@ -26467,6 +27018,7 @@
           </w:tcPr>
           <w:p>
             <w:pPr>
+              <w:keepNext w:val="false"/>
               <w:spacing w:after="40" w:before="0"/>
               <w:jc w:val="left"/>
             </w:pPr>
@@ -26499,6 +27051,7 @@
           </w:tcPr>
           <w:p>
             <w:pPr>
+              <w:keepNext w:val="false"/>
               <w:spacing w:after="40" w:before="0"/>
               <w:jc w:val="left"/>
             </w:pPr>
@@ -26531,6 +27084,7 @@
           </w:tcPr>
           <w:p>
             <w:pPr>
+              <w:keepNext w:val="false"/>
               <w:spacing w:after="40" w:before="0"/>
               <w:jc w:val="left"/>
             </w:pPr>
@@ -26565,6 +27119,7 @@
           </w:tcPr>
           <w:p>
             <w:pPr>
+              <w:keepNext w:val="false"/>
               <w:spacing w:after="40" w:before="0"/>
               <w:jc w:val="left"/>
             </w:pPr>
@@ -26619,7 +27174,7 @@
               <w:spacing w:after="10" w:before="0"/>
               <w:ind w:left="120"/>
             </w:pPr>
-            <w:hyperlink w:history="1" r:id="rIdblvtvr2vdkd5dmqu9rt8b">
+            <w:hyperlink w:history="1" r:id="rId5jztbibfh5w4e8qciz3bz">
               <w:r>
                 <w:rPr>
                   <w:rFonts w:ascii="Arial" w:cs="Arial" w:eastAsia="Arial" w:hAnsi="Arial"/>
@@ -26696,7 +27251,7 @@
               <w:spacing w:after="10" w:before="0"/>
               <w:ind w:left="120"/>
             </w:pPr>
-            <w:hyperlink w:history="1" r:id="rIdlcxzhjhajtehmq3unyrqz">
+            <w:hyperlink w:history="1" r:id="rId_jd1geid480zpzmhl6dng">
               <w:r>
                 <w:rPr>
                   <w:rFonts w:ascii="Arial" w:cs="Arial" w:eastAsia="Arial" w:hAnsi="Arial"/>
@@ -26739,6 +27294,7 @@
           </w:tcPr>
           <w:p>
             <w:pPr>
+              <w:keepNext w:val="false"/>
               <w:spacing w:after="40" w:before="0"/>
               <w:jc w:val="left"/>
             </w:pPr>
@@ -26771,6 +27327,7 @@
           </w:tcPr>
           <w:p>
             <w:pPr>
+              <w:keepNext w:val="false"/>
               <w:spacing w:after="40" w:before="0"/>
               <w:jc w:val="left"/>
             </w:pPr>
@@ -26803,6 +27360,7 @@
           </w:tcPr>
           <w:p>
             <w:pPr>
+              <w:keepNext w:val="false"/>
               <w:spacing w:after="40" w:before="0"/>
               <w:jc w:val="left"/>
             </w:pPr>
@@ -26835,6 +27393,7 @@
           </w:tcPr>
           <w:p>
             <w:pPr>
+              <w:keepNext w:val="false"/>
               <w:spacing w:after="40" w:before="0"/>
               <w:jc w:val="left"/>
             </w:pPr>
@@ -26894,6 +27453,7 @@
           </w:tcPr>
           <w:p>
             <w:pPr>
+              <w:keepNext w:val="false"/>
               <w:spacing w:after="40" w:before="0"/>
               <w:jc w:val="center"/>
             </w:pPr>
@@ -26928,6 +27488,7 @@
           </w:tcPr>
           <w:p>
             <w:pPr>
+              <w:keepNext w:val="false"/>
               <w:spacing w:after="40" w:before="0"/>
               <w:jc w:val="left"/>
             </w:pPr>
@@ -26947,6 +27508,7 @@
           </w:p>
           <w:p>
             <w:pPr>
+              <w:keepNext w:val="false"/>
               <w:spacing w:after="40" w:before="0"/>
               <w:jc w:val="left"/>
             </w:pPr>
@@ -26966,6 +27528,7 @@
           </w:p>
           <w:p>
             <w:pPr>
+              <w:keepNext w:val="false"/>
               <w:spacing w:after="40" w:before="0"/>
               <w:jc w:val="left"/>
             </w:pPr>
@@ -26985,6 +27548,7 @@
           </w:p>
           <w:p>
             <w:pPr>
+              <w:keepNext w:val="false"/>
               <w:spacing w:after="40" w:before="0"/>
               <w:jc w:val="left"/>
             </w:pPr>
@@ -27004,6 +27568,7 @@
           </w:p>
           <w:p>
             <w:pPr>
+              <w:keepNext w:val="false"/>
               <w:spacing w:after="40" w:before="0"/>
               <w:jc w:val="left"/>
             </w:pPr>
@@ -27023,6 +27588,7 @@
           </w:p>
           <w:p>
             <w:pPr>
+              <w:keepNext w:val="false"/>
               <w:spacing w:after="40" w:before="0"/>
               <w:jc w:val="left"/>
             </w:pPr>
@@ -27042,6 +27608,7 @@
           </w:p>
           <w:p>
             <w:pPr>
+              <w:keepNext w:val="false"/>
               <w:spacing w:after="40" w:before="0"/>
               <w:jc w:val="left"/>
             </w:pPr>
@@ -27061,6 +27628,7 @@
           </w:p>
           <w:p>
             <w:pPr>
+              <w:keepNext w:val="false"/>
               <w:spacing w:after="40" w:before="0"/>
               <w:jc w:val="left"/>
             </w:pPr>
@@ -27080,6 +27648,7 @@
           </w:p>
           <w:p>
             <w:pPr>
+              <w:keepNext w:val="false"/>
               <w:spacing w:after="40" w:before="0"/>
               <w:jc w:val="left"/>
             </w:pPr>
@@ -27141,6 +27710,7 @@
           </w:tcPr>
           <w:p>
             <w:pPr>
+              <w:keepNext w:val="false"/>
               <w:spacing w:after="40" w:before="0"/>
               <w:jc w:val="center"/>
             </w:pPr>
@@ -27175,6 +27745,7 @@
           </w:tcPr>
           <w:p>
             <w:pPr>
+              <w:keepNext w:val="false"/>
               <w:spacing w:after="40" w:before="0"/>
               <w:jc w:val="left"/>
             </w:pPr>
@@ -27207,6 +27778,7 @@
           </w:tcPr>
           <w:p>
             <w:pPr>
+              <w:keepNext w:val="false"/>
               <w:spacing w:after="40" w:before="0"/>
               <w:jc w:val="left"/>
             </w:pPr>
@@ -27241,6 +27813,7 @@
           </w:tcPr>
           <w:p>
             <w:pPr>
+              <w:keepNext w:val="false"/>
               <w:spacing w:after="40" w:before="0"/>
               <w:jc w:val="left"/>
             </w:pPr>
@@ -27273,6 +27846,7 @@
           </w:tcPr>
           <w:p>
             <w:pPr>
+              <w:keepNext w:val="false"/>
               <w:spacing w:after="40" w:before="0"/>
               <w:jc w:val="left"/>
             </w:pPr>
@@ -27307,6 +27881,7 @@
           </w:tcPr>
           <w:p>
             <w:pPr>
+              <w:keepNext w:val="false"/>
               <w:spacing w:after="40" w:before="0"/>
               <w:jc w:val="left"/>
             </w:pPr>
@@ -27339,6 +27914,7 @@
           </w:tcPr>
           <w:p>
             <w:pPr>
+              <w:keepNext w:val="false"/>
               <w:spacing w:after="40" w:before="0"/>
               <w:jc w:val="left"/>
             </w:pPr>
@@ -27375,7 +27951,7 @@
         </w:rPr>
         <w:t xml:space="preserve">© 2026 SeaVuria and ARES. Aligned with KICD objectives. Developed by SeaVuria; technical implementation by ARES (with AI assistance from Claude). Licensed under </w:t>
       </w:r>
-      <w:hyperlink w:history="1" r:id="rId1hxacjbo9c_i5v03xclyg">
+      <w:hyperlink w:history="1" r:id="rIduhn9vwa6quu8b1ykao7w2">
         <w:r>
           <w:rPr>
             <w:rFonts w:ascii="Arial" w:cs="Arial" w:eastAsia="Arial" w:hAnsi="Arial"/>
@@ -27396,7 +27972,7 @@
         </w:rPr>
         <w:t xml:space="preserve"> (</w:t>
       </w:r>
-      <w:hyperlink w:history="1" r:id="rIdhgcjfnxwhc3dgxf345hhs">
+      <w:hyperlink w:history="1" r:id="rIde3ij_cepdss7ul_dp5c1_">
         <w:r>
           <w:rPr>
             <w:rFonts w:ascii="Arial" w:cs="Arial" w:eastAsia="Arial" w:hAnsi="Arial"/>
@@ -27457,6 +28033,7 @@
           </w:tcPr>
           <w:p>
             <w:pPr>
+              <w:keepNext w:val="false"/>
               <w:spacing w:after="40" w:before="0"/>
               <w:jc w:val="center"/>
             </w:pPr>
@@ -27491,6 +28068,7 @@
           </w:tcPr>
           <w:p>
             <w:pPr>
+              <w:keepNext w:val="false"/>
               <w:spacing w:after="40" w:before="0"/>
               <w:jc w:val="left"/>
             </w:pPr>
@@ -27523,6 +28101,7 @@
           </w:tcPr>
           <w:p>
             <w:pPr>
+              <w:keepNext w:val="false"/>
               <w:spacing w:after="40" w:before="0"/>
               <w:jc w:val="left"/>
             </w:pPr>
@@ -27555,6 +28134,7 @@
           </w:tcPr>
           <w:p>
             <w:pPr>
+              <w:keepNext w:val="false"/>
               <w:spacing w:after="40" w:before="0"/>
               <w:jc w:val="left"/>
             </w:pPr>
@@ -27589,6 +28169,7 @@
           </w:tcPr>
           <w:p>
             <w:pPr>
+              <w:keepNext w:val="false"/>
               <w:spacing w:after="40" w:before="0"/>
               <w:jc w:val="left"/>
             </w:pPr>
@@ -27621,6 +28202,7 @@
           </w:tcPr>
           <w:p>
             <w:pPr>
+              <w:keepNext w:val="false"/>
               <w:spacing w:after="40" w:before="0"/>
               <w:jc w:val="left"/>
             </w:pPr>
@@ -27653,6 +28235,7 @@
           </w:tcPr>
           <w:p>
             <w:pPr>
+              <w:keepNext w:val="false"/>
               <w:spacing w:after="40" w:before="0"/>
               <w:jc w:val="left"/>
             </w:pPr>
@@ -27687,6 +28270,7 @@
           </w:tcPr>
           <w:p>
             <w:pPr>
+              <w:keepNext w:val="false"/>
               <w:spacing w:after="40" w:before="0"/>
               <w:jc w:val="left"/>
             </w:pPr>
@@ -27719,6 +28303,7 @@
           </w:tcPr>
           <w:p>
             <w:pPr>
+              <w:keepNext w:val="false"/>
               <w:spacing w:after="40" w:before="0"/>
               <w:jc w:val="left"/>
             </w:pPr>
@@ -27751,6 +28336,7 @@
           </w:tcPr>
           <w:p>
             <w:pPr>
+              <w:keepNext w:val="false"/>
               <w:spacing w:after="40" w:before="0"/>
               <w:jc w:val="left"/>
             </w:pPr>
@@ -27785,6 +28371,7 @@
           </w:tcPr>
           <w:p>
             <w:pPr>
+              <w:keepNext w:val="false"/>
               <w:spacing w:after="40" w:before="0"/>
               <w:jc w:val="left"/>
             </w:pPr>
@@ -27817,6 +28404,7 @@
           </w:tcPr>
           <w:p>
             <w:pPr>
+              <w:keepNext w:val="false"/>
               <w:spacing w:after="40" w:before="0"/>
               <w:jc w:val="left"/>
             </w:pPr>
@@ -27849,6 +28437,7 @@
           </w:tcPr>
           <w:p>
             <w:pPr>
+              <w:keepNext w:val="false"/>
               <w:spacing w:after="40" w:before="0"/>
               <w:jc w:val="left"/>
             </w:pPr>

--- a/data/outputs/v2/General_Science/SS1.3_Nutrition_in_Animals/General_Science_Nutrition_in_Animals_CBE_LessonSequence.docx
+++ b/data/outputs/v2/General_Science/SS1.3_Nutrition_in_Animals/General_Science_Nutrition_in_Animals_CBE_LessonSequence.docx
@@ -2138,7 +2138,7 @@
         </w:rPr>
         <w:t xml:space="preserve">© 2026 SeaVuria and ARES. This work is licensed under a </w:t>
       </w:r>
-      <w:hyperlink w:history="1" r:id="rIdonqbpo29omqx3hthtg9xm">
+      <w:hyperlink w:history="1" r:id="rIdprr5s4ug04tp_xiudg7oe">
         <w:r>
           <w:rPr>
             <w:rFonts w:ascii="Arial" w:cs="Arial" w:eastAsia="Arial" w:hAnsi="Arial"/>
@@ -2158,7 +2158,7 @@
         </w:rPr>
         <w:t xml:space="preserve"> (</w:t>
       </w:r>
-      <w:hyperlink w:history="1" r:id="rIdfoogubbuuanewjannm5jh">
+      <w:hyperlink w:history="1" r:id="rId_47-csyi7e9jaswzdspvj">
         <w:r>
           <w:rPr>
             <w:rFonts w:ascii="Arial" w:cs="Arial" w:eastAsia="Arial" w:hAnsi="Arial"/>
@@ -2178,7 +2178,7 @@
         </w:rPr>
         <w:t xml:space="preserve">). To view a copy of this license, visit </w:t>
       </w:r>
-      <w:hyperlink w:history="1" r:id="rIdj2xcffhfeohduvrdu5wki">
+      <w:hyperlink w:history="1" r:id="rIdehxsgd67acsnpwzytjtkk">
         <w:r>
           <w:rPr>
             <w:rFonts w:ascii="Arial" w:cs="Arial" w:eastAsia="Arial" w:hAnsi="Arial"/>
@@ -3397,7 +3397,7 @@
             <w:pPr>
               <w:spacing w:after="20" w:before="0"/>
             </w:pPr>
-            <w:hyperlink w:history="1" r:id="rIdi_xinyqgfs3imdy3tcqee">
+            <w:hyperlink w:history="1" r:id="rIdmsd5cacf--6xkzoqqwpmo">
               <w:r>
                 <w:rPr>
                   <w:rFonts w:ascii="Arial" w:cs="Arial" w:eastAsia="Arial" w:hAnsi="Arial"/>
@@ -3430,7 +3430,7 @@
               <w:spacing w:after="10" w:before="0"/>
               <w:ind w:left="120"/>
             </w:pPr>
-            <w:hyperlink w:history="1" r:id="rIdcw-2m0sltpsvmqlu4kdj5">
+            <w:hyperlink w:history="1" r:id="rIdkonckwnqd260hlnu6ykie">
               <w:r>
                 <w:rPr>
                   <w:rFonts w:ascii="Arial" w:cs="Arial" w:eastAsia="Arial" w:hAnsi="Arial"/>
@@ -3475,7 +3475,7 @@
             <w:pPr>
               <w:spacing w:after="20" w:before="0"/>
             </w:pPr>
-            <w:hyperlink w:history="1" r:id="rIdh_rsl1qqrgk8cdun4fee3">
+            <w:hyperlink w:history="1" r:id="rIdqv94a0h0u_tnzpc36l2xc">
               <w:r>
                 <w:rPr>
                   <w:rFonts w:ascii="Arial" w:cs="Arial" w:eastAsia="Arial" w:hAnsi="Arial"/>
@@ -3508,7 +3508,7 @@
               <w:spacing w:after="10" w:before="0"/>
               <w:ind w:left="120"/>
             </w:pPr>
-            <w:hyperlink w:history="1" r:id="rIdavef6x36bucw6c5qj4ihp">
+            <w:hyperlink w:history="1" r:id="rId9bz635jv2ha2f2ktnzjeq">
               <w:r>
                 <w:rPr>
                   <w:rFonts w:ascii="Arial" w:cs="Arial" w:eastAsia="Arial" w:hAnsi="Arial"/>
@@ -3708,7 +3708,7 @@
             <w:pPr>
               <w:spacing w:after="20" w:before="0"/>
             </w:pPr>
-            <w:hyperlink w:history="1" r:id="rIdz4n1xxivc2rxduqdd7wnj">
+            <w:hyperlink w:history="1" r:id="rIdufxjscqd_cxwz7bw2spbf">
               <w:r>
                 <w:rPr>
                   <w:rFonts w:ascii="Arial" w:cs="Arial" w:eastAsia="Arial" w:hAnsi="Arial"/>
@@ -3741,7 +3741,7 @@
               <w:spacing w:after="10" w:before="0"/>
               <w:ind w:left="120"/>
             </w:pPr>
-            <w:hyperlink w:history="1" r:id="rIdkkp-yrfcxuiroiyofqpdj">
+            <w:hyperlink w:history="1" r:id="rIdxmagmb2kwzmxcebrfjndi">
               <w:r>
                 <w:rPr>
                   <w:rFonts w:ascii="Arial" w:cs="Arial" w:eastAsia="Arial" w:hAnsi="Arial"/>
@@ -3786,7 +3786,7 @@
             <w:pPr>
               <w:spacing w:after="20" w:before="0"/>
             </w:pPr>
-            <w:hyperlink w:history="1" r:id="rIds7k0yyo_osaspdnsyqimv">
+            <w:hyperlink w:history="1" r:id="rId67hvgijszsrznhc83oop8">
               <w:r>
                 <w:rPr>
                   <w:rFonts w:ascii="Arial" w:cs="Arial" w:eastAsia="Arial" w:hAnsi="Arial"/>
@@ -3819,7 +3819,7 @@
               <w:spacing w:after="10" w:before="0"/>
               <w:ind w:left="120"/>
             </w:pPr>
-            <w:hyperlink w:history="1" r:id="rIdkjbeckhxbapvgaalwpi0e">
+            <w:hyperlink w:history="1" r:id="rId0kny1ixfamjha14j1vcho">
               <w:r>
                 <w:rPr>
                   <w:rFonts w:ascii="Arial" w:cs="Arial" w:eastAsia="Arial" w:hAnsi="Arial"/>
@@ -4019,7 +4019,7 @@
             <w:pPr>
               <w:spacing w:after="20" w:before="0"/>
             </w:pPr>
-            <w:hyperlink w:history="1" r:id="rIda4mroa6hxu-egcvpwuf4u">
+            <w:hyperlink w:history="1" r:id="rIdzqksz2rcje8_mu3hnkwr5">
               <w:r>
                 <w:rPr>
                   <w:rFonts w:ascii="Arial" w:cs="Arial" w:eastAsia="Arial" w:hAnsi="Arial"/>
@@ -4068,7 +4068,7 @@
               <w:spacing w:after="10" w:before="0"/>
               <w:ind w:left="120"/>
             </w:pPr>
-            <w:hyperlink w:history="1" r:id="rIdtgdycksulcsjzithw0t3d">
+            <w:hyperlink w:history="1" r:id="rIdaww6iyarmc4_hqcx1_xya">
               <w:r>
                 <w:rPr>
                   <w:rFonts w:ascii="Arial" w:cs="Arial" w:eastAsia="Arial" w:hAnsi="Arial"/>
@@ -4113,7 +4113,7 @@
             <w:pPr>
               <w:spacing w:after="20" w:before="0"/>
             </w:pPr>
-            <w:hyperlink w:history="1" r:id="rId6brmmrtwrzr9fj8upijs1">
+            <w:hyperlink w:history="1" r:id="rIdzefmdikl3rbaex9ztjvbz">
               <w:r>
                 <w:rPr>
                   <w:rFonts w:ascii="Arial" w:cs="Arial" w:eastAsia="Arial" w:hAnsi="Arial"/>
@@ -4146,7 +4146,7 @@
               <w:spacing w:after="10" w:before="0"/>
               <w:ind w:left="120"/>
             </w:pPr>
-            <w:hyperlink w:history="1" r:id="rIdlkzabyrw72xkxlllkpf1-">
+            <w:hyperlink w:history="1" r:id="rIdlemj2ujuyxkx9zi6r8fls">
               <w:r>
                 <w:rPr>
                   <w:rFonts w:ascii="Arial" w:cs="Arial" w:eastAsia="Arial" w:hAnsi="Arial"/>
@@ -4346,7 +4346,7 @@
             <w:pPr>
               <w:spacing w:after="20" w:before="0"/>
             </w:pPr>
-            <w:hyperlink w:history="1" r:id="rIdfdhy2jhkkqmel7npuob_u">
+            <w:hyperlink w:history="1" r:id="rIdvmswijf43z6kmtun0a5lt">
               <w:r>
                 <w:rPr>
                   <w:rFonts w:ascii="Arial" w:cs="Arial" w:eastAsia="Arial" w:hAnsi="Arial"/>
@@ -4379,7 +4379,7 @@
               <w:spacing w:after="10" w:before="0"/>
               <w:ind w:left="120"/>
             </w:pPr>
-            <w:hyperlink w:history="1" r:id="rId8c_8yi4xauac3ittiaph4">
+            <w:hyperlink w:history="1" r:id="rIdw-ojzqkswwqycfcsprzha">
               <w:r>
                 <w:rPr>
                   <w:rFonts w:ascii="Arial" w:cs="Arial" w:eastAsia="Arial" w:hAnsi="Arial"/>
@@ -4424,7 +4424,7 @@
             <w:pPr>
               <w:spacing w:after="20" w:before="0"/>
             </w:pPr>
-            <w:hyperlink w:history="1" r:id="rIdz61go5e9z3gllgiigbfv_">
+            <w:hyperlink w:history="1" r:id="rId9w1sritaloaegicy6hned">
               <w:r>
                 <w:rPr>
                   <w:rFonts w:ascii="Arial" w:cs="Arial" w:eastAsia="Arial" w:hAnsi="Arial"/>
@@ -4457,7 +4457,7 @@
               <w:spacing w:after="10" w:before="0"/>
               <w:ind w:left="120"/>
             </w:pPr>
-            <w:hyperlink w:history="1" r:id="rIdf7u1s8q-wpt_luug-y-p6">
+            <w:hyperlink w:history="1" r:id="rIdkcsd5c8knvsgankewm8f0">
               <w:r>
                 <w:rPr>
                   <w:rFonts w:ascii="Arial" w:cs="Arial" w:eastAsia="Arial" w:hAnsi="Arial"/>
@@ -4657,7 +4657,7 @@
             <w:pPr>
               <w:spacing w:after="20" w:before="0"/>
             </w:pPr>
-            <w:hyperlink w:history="1" r:id="rIdnkxvipcotqv2wn8vaekgh">
+            <w:hyperlink w:history="1" r:id="rIdefhuvulsp0wmi7oteq4tq">
               <w:r>
                 <w:rPr>
                   <w:rFonts w:ascii="Arial" w:cs="Arial" w:eastAsia="Arial" w:hAnsi="Arial"/>
@@ -4690,7 +4690,7 @@
               <w:spacing w:after="10" w:before="0"/>
               <w:ind w:left="120"/>
             </w:pPr>
-            <w:hyperlink w:history="1" r:id="rId0r2v60_mcs3wz_eupsrzn">
+            <w:hyperlink w:history="1" r:id="rIdhg6oagwbqvrmud3t88vrk">
               <w:r>
                 <w:rPr>
                   <w:rFonts w:ascii="Arial" w:cs="Arial" w:eastAsia="Arial" w:hAnsi="Arial"/>
@@ -4735,7 +4735,7 @@
             <w:pPr>
               <w:spacing w:after="20" w:before="0"/>
             </w:pPr>
-            <w:hyperlink w:history="1" r:id="rIdrtdhmlmsyx1riby-td05a">
+            <w:hyperlink w:history="1" r:id="rIdlr1q-3etwfg51h1sgjw2y">
               <w:r>
                 <w:rPr>
                   <w:rFonts w:ascii="Arial" w:cs="Arial" w:eastAsia="Arial" w:hAnsi="Arial"/>
@@ -4768,7 +4768,7 @@
               <w:spacing w:after="10" w:before="0"/>
               <w:ind w:left="120"/>
             </w:pPr>
-            <w:hyperlink w:history="1" r:id="rIdqvulvubydsv8vbaxn39xj">
+            <w:hyperlink w:history="1" r:id="rIdezdswmcyalmfd6bxzoshg">
               <w:r>
                 <w:rPr>
                   <w:rFonts w:ascii="Arial" w:cs="Arial" w:eastAsia="Arial" w:hAnsi="Arial"/>
@@ -5373,7 +5373,7 @@
         </w:rPr>
         <w:t xml:space="preserve">© 2026 SeaVuria and ARES. Aligned with KICD objectives. Developed by SeaVuria; technical implementation by ARES (with AI assistance from Claude). Licensed under </w:t>
       </w:r>
-      <w:hyperlink w:history="1" r:id="rIdxsd8uqd-lbkw4q0eki8xj">
+      <w:hyperlink w:history="1" r:id="rId4plcqwx_h8arrl8pwzhhp">
         <w:r>
           <w:rPr>
             <w:rFonts w:ascii="Arial" w:cs="Arial" w:eastAsia="Arial" w:hAnsi="Arial"/>
@@ -5394,7 +5394,7 @@
         </w:rPr>
         <w:t xml:space="preserve"> (</w:t>
       </w:r>
-      <w:hyperlink w:history="1" r:id="rIdwqfhinamqveqngnx3zjh9">
+      <w:hyperlink w:history="1" r:id="rIdivyevju1pkgfwxmq9o8cx">
         <w:r>
           <w:rPr>
             <w:rFonts w:ascii="Arial" w:cs="Arial" w:eastAsia="Arial" w:hAnsi="Arial"/>
@@ -6611,7 +6611,7 @@
               <w:spacing w:after="10" w:before="0"/>
               <w:ind w:left="120"/>
             </w:pPr>
-            <w:hyperlink w:history="1" r:id="rIdm_xf5u1j3744g-nh28-dc">
+            <w:hyperlink w:history="1" r:id="rIdmnxkuyfq3wzyx3xohstbo">
               <w:r>
                 <w:rPr>
                   <w:rFonts w:ascii="Arial" w:cs="Arial" w:eastAsia="Arial" w:hAnsi="Arial"/>
@@ -6688,7 +6688,7 @@
               <w:spacing w:after="10" w:before="0"/>
               <w:ind w:left="120"/>
             </w:pPr>
-            <w:hyperlink w:history="1" r:id="rId42jcwi-yru-iogtvfduo-">
+            <w:hyperlink w:history="1" r:id="rIdx_ysdwd2j-husnizclgkk">
               <w:r>
                 <w:rPr>
                   <w:rFonts w:ascii="Arial" w:cs="Arial" w:eastAsia="Arial" w:hAnsi="Arial"/>
@@ -6920,7 +6920,7 @@
               <w:spacing w:after="10" w:before="0"/>
               <w:ind w:left="120"/>
             </w:pPr>
-            <w:hyperlink w:history="1" r:id="rIdggisusuat3tg23dg6v4kk">
+            <w:hyperlink w:history="1" r:id="rId1wtgytjsenkorgtab6hyx">
               <w:r>
                 <w:rPr>
                   <w:rFonts w:ascii="Arial" w:cs="Arial" w:eastAsia="Arial" w:hAnsi="Arial"/>
@@ -6997,7 +6997,7 @@
               <w:spacing w:after="10" w:before="0"/>
               <w:ind w:left="120"/>
             </w:pPr>
-            <w:hyperlink w:history="1" r:id="rIdam2pu5ct-pmsyesnpzzvc">
+            <w:hyperlink w:history="1" r:id="rIdgtdxno0mbjqpm5efwwbjh">
               <w:r>
                 <w:rPr>
                   <w:rFonts w:ascii="Arial" w:cs="Arial" w:eastAsia="Arial" w:hAnsi="Arial"/>
@@ -7229,7 +7229,7 @@
               <w:spacing w:after="10" w:before="0"/>
               <w:ind w:left="120"/>
             </w:pPr>
-            <w:hyperlink w:history="1" r:id="rIdv0keyrylnkdbrqa6j42mc">
+            <w:hyperlink w:history="1" r:id="rIdtfncfjjnbrkg1ehpuukxr">
               <w:r>
                 <w:rPr>
                   <w:rFonts w:ascii="Arial" w:cs="Arial" w:eastAsia="Arial" w:hAnsi="Arial"/>
@@ -7306,7 +7306,7 @@
               <w:spacing w:after="10" w:before="0"/>
               <w:ind w:left="120"/>
             </w:pPr>
-            <w:hyperlink w:history="1" r:id="rIdsb_tvokusmi0pn588op-7">
+            <w:hyperlink w:history="1" r:id="rIdgtwfa-niskhzmz1yav7w4">
               <w:r>
                 <w:rPr>
                   <w:rFonts w:ascii="Arial" w:cs="Arial" w:eastAsia="Arial" w:hAnsi="Arial"/>
@@ -7538,7 +7538,7 @@
               <w:spacing w:after="10" w:before="0"/>
               <w:ind w:left="120"/>
             </w:pPr>
-            <w:hyperlink w:history="1" r:id="rIdycoj4wb07pjtnzi0fx1qy">
+            <w:hyperlink w:history="1" r:id="rIddhepizfe9q2wbdafs4nu4">
               <w:r>
                 <w:rPr>
                   <w:rFonts w:ascii="Arial" w:cs="Arial" w:eastAsia="Arial" w:hAnsi="Arial"/>
@@ -7615,7 +7615,7 @@
               <w:spacing w:after="10" w:before="0"/>
               <w:ind w:left="120"/>
             </w:pPr>
-            <w:hyperlink w:history="1" r:id="rIddoxocgimeq9qttl87ih4m">
+            <w:hyperlink w:history="1" r:id="rId2mc7ffwdieezaerpzxj69">
               <w:r>
                 <w:rPr>
                   <w:rFonts w:ascii="Arial" w:cs="Arial" w:eastAsia="Arial" w:hAnsi="Arial"/>
@@ -7847,7 +7847,7 @@
               <w:spacing w:after="10" w:before="0"/>
               <w:ind w:left="120"/>
             </w:pPr>
-            <w:hyperlink w:history="1" r:id="rId8u00eqb47pnyzigffv1o9">
+            <w:hyperlink w:history="1" r:id="rIdsgascmmwu0xil3cti6wvi">
               <w:r>
                 <w:rPr>
                   <w:rFonts w:ascii="Arial" w:cs="Arial" w:eastAsia="Arial" w:hAnsi="Arial"/>
@@ -7924,7 +7924,7 @@
               <w:spacing w:after="10" w:before="0"/>
               <w:ind w:left="120"/>
             </w:pPr>
-            <w:hyperlink w:history="1" r:id="rIdi8fybwdprqbysuewvw7vv">
+            <w:hyperlink w:history="1" r:id="rIdhgypojjg99eakifnrzr37">
               <w:r>
                 <w:rPr>
                   <w:rFonts w:ascii="Arial" w:cs="Arial" w:eastAsia="Arial" w:hAnsi="Arial"/>
@@ -8544,7 +8544,7 @@
         </w:rPr>
         <w:t xml:space="preserve">© 2026 SeaVuria and ARES. Aligned with KICD objectives. Developed by SeaVuria; technical implementation by ARES (with AI assistance from Claude). Licensed under </w:t>
       </w:r>
-      <w:hyperlink w:history="1" r:id="rId9smdglkw4x7heeubapbka">
+      <w:hyperlink w:history="1" r:id="rId7vvjbxqbrjgnc-jxglync">
         <w:r>
           <w:rPr>
             <w:rFonts w:ascii="Arial" w:cs="Arial" w:eastAsia="Arial" w:hAnsi="Arial"/>
@@ -8565,7 +8565,7 @@
         </w:rPr>
         <w:t xml:space="preserve"> (</w:t>
       </w:r>
-      <w:hyperlink w:history="1" r:id="rIdlme0wbzngdjee_qxeygob">
+      <w:hyperlink w:history="1" r:id="rIdzjkm1hv05ept3vpqfgm3r">
         <w:r>
           <w:rPr>
             <w:rFonts w:ascii="Arial" w:cs="Arial" w:eastAsia="Arial" w:hAnsi="Arial"/>
@@ -9802,7 +9802,7 @@
               <w:spacing w:after="10" w:before="0"/>
               <w:ind w:left="120"/>
             </w:pPr>
-            <w:hyperlink w:history="1" r:id="rIdtnxsg79puzue9jdqinrpa">
+            <w:hyperlink w:history="1" r:id="rIdd6zq37s8j2gf0gkft0tzg">
               <w:r>
                 <w:rPr>
                   <w:rFonts w:ascii="Arial" w:cs="Arial" w:eastAsia="Arial" w:hAnsi="Arial"/>
@@ -9862,7 +9862,7 @@
             <w:pPr>
               <w:spacing w:after="20" w:before="0"/>
             </w:pPr>
-            <w:hyperlink w:history="1" r:id="rIdjnnmoeciw2si2plpqzcfv">
+            <w:hyperlink w:history="1" r:id="rIdxw647fmgo2pdyk7fr5j0c">
               <w:r>
                 <w:rPr>
                   <w:rFonts w:ascii="Arial" w:cs="Arial" w:eastAsia="Arial" w:hAnsi="Arial"/>
@@ -9895,7 +9895,7 @@
               <w:spacing w:after="10" w:before="0"/>
               <w:ind w:left="120"/>
             </w:pPr>
-            <w:hyperlink w:history="1" r:id="rIdbwir5gymvj37as1gv_ald">
+            <w:hyperlink w:history="1" r:id="rIdcge1_9f-u2jjlgy8a3sf8">
               <w:r>
                 <w:rPr>
                   <w:rFonts w:ascii="Arial" w:cs="Arial" w:eastAsia="Arial" w:hAnsi="Arial"/>
@@ -10112,7 +10112,7 @@
               <w:spacing w:after="10" w:before="0"/>
               <w:ind w:left="120"/>
             </w:pPr>
-            <w:hyperlink w:history="1" r:id="rIdt8ju7dg6t3hwtntbrxovf">
+            <w:hyperlink w:history="1" r:id="rIdn_drf6ma5w1iek8mqdn7z">
               <w:r>
                 <w:rPr>
                   <w:rFonts w:ascii="Arial" w:cs="Arial" w:eastAsia="Arial" w:hAnsi="Arial"/>
@@ -10172,7 +10172,7 @@
             <w:pPr>
               <w:spacing w:after="20" w:before="0"/>
             </w:pPr>
-            <w:hyperlink w:history="1" r:id="rId-b36lyhd3oe9nikd5h6v7">
+            <w:hyperlink w:history="1" r:id="rIdrzy6lo-xzvgbfflxkavon">
               <w:r>
                 <w:rPr>
                   <w:rFonts w:ascii="Arial" w:cs="Arial" w:eastAsia="Arial" w:hAnsi="Arial"/>
@@ -10205,7 +10205,7 @@
               <w:spacing w:after="10" w:before="0"/>
               <w:ind w:left="120"/>
             </w:pPr>
-            <w:hyperlink w:history="1" r:id="rIduz-e8ozwyj132b4js6ywo">
+            <w:hyperlink w:history="1" r:id="rIdauhnigjifzphsrmrmmwp4">
               <w:r>
                 <w:rPr>
                   <w:rFonts w:ascii="Arial" w:cs="Arial" w:eastAsia="Arial" w:hAnsi="Arial"/>
@@ -10422,7 +10422,7 @@
               <w:spacing w:after="10" w:before="0"/>
               <w:ind w:left="120"/>
             </w:pPr>
-            <w:hyperlink w:history="1" r:id="rIdvjask5vjw0ti03e9cgtp6">
+            <w:hyperlink w:history="1" r:id="rIdxmuhtqpqvgboflcbjkj2e">
               <w:r>
                 <w:rPr>
                   <w:rFonts w:ascii="Arial" w:cs="Arial" w:eastAsia="Arial" w:hAnsi="Arial"/>
@@ -10482,7 +10482,7 @@
             <w:pPr>
               <w:spacing w:after="20" w:before="0"/>
             </w:pPr>
-            <w:hyperlink w:history="1" r:id="rIdtvxjlsnaz5jrkyusfjtlg">
+            <w:hyperlink w:history="1" r:id="rId2agyacasuoyt0i31hq_st">
               <w:r>
                 <w:rPr>
                   <w:rFonts w:ascii="Arial" w:cs="Arial" w:eastAsia="Arial" w:hAnsi="Arial"/>
@@ -10515,7 +10515,7 @@
               <w:spacing w:after="10" w:before="0"/>
               <w:ind w:left="120"/>
             </w:pPr>
-            <w:hyperlink w:history="1" r:id="rId4ixxiwkit-geqfdct1cmd">
+            <w:hyperlink w:history="1" r:id="rIdprtbotww_gn-fwsbyu6fi">
               <w:r>
                 <w:rPr>
                   <w:rFonts w:ascii="Arial" w:cs="Arial" w:eastAsia="Arial" w:hAnsi="Arial"/>
@@ -10732,7 +10732,7 @@
               <w:spacing w:after="10" w:before="0"/>
               <w:ind w:left="120"/>
             </w:pPr>
-            <w:hyperlink w:history="1" r:id="rIdqtjv-cz0nbaoiwmcclm7q">
+            <w:hyperlink w:history="1" r:id="rIdqahv5obpaz0apynysmb9c">
               <w:r>
                 <w:rPr>
                   <w:rFonts w:ascii="Arial" w:cs="Arial" w:eastAsia="Arial" w:hAnsi="Arial"/>
@@ -10792,7 +10792,7 @@
             <w:pPr>
               <w:spacing w:after="20" w:before="0"/>
             </w:pPr>
-            <w:hyperlink w:history="1" r:id="rIdswlyq06vklfj7uukxxizv">
+            <w:hyperlink w:history="1" r:id="rIdl6aadbtcsy5xr0jtm1tvl">
               <w:r>
                 <w:rPr>
                   <w:rFonts w:ascii="Arial" w:cs="Arial" w:eastAsia="Arial" w:hAnsi="Arial"/>
@@ -10825,7 +10825,7 @@
               <w:spacing w:after="10" w:before="0"/>
               <w:ind w:left="120"/>
             </w:pPr>
-            <w:hyperlink w:history="1" r:id="rIdvawg_p2rnq4uy_aubldwl">
+            <w:hyperlink w:history="1" r:id="rIdphai9c2agctvor4aa9tj9">
               <w:r>
                 <w:rPr>
                   <w:rFonts w:ascii="Arial" w:cs="Arial" w:eastAsia="Arial" w:hAnsi="Arial"/>
@@ -11042,7 +11042,7 @@
               <w:spacing w:after="10" w:before="0"/>
               <w:ind w:left="120"/>
             </w:pPr>
-            <w:hyperlink w:history="1" r:id="rId6wkv4-8n3kv9fkqmorvjh">
+            <w:hyperlink w:history="1" r:id="rIdovxkhhud_icxm_bqqwihd">
               <w:r>
                 <w:rPr>
                   <w:rFonts w:ascii="Arial" w:cs="Arial" w:eastAsia="Arial" w:hAnsi="Arial"/>
@@ -11102,7 +11102,7 @@
             <w:pPr>
               <w:spacing w:after="20" w:before="0"/>
             </w:pPr>
-            <w:hyperlink w:history="1" r:id="rIdfalapxwjddsbu2qbbd_ey">
+            <w:hyperlink w:history="1" r:id="rIdgomvw99vedbj1jp1bzoxe">
               <w:r>
                 <w:rPr>
                   <w:rFonts w:ascii="Arial" w:cs="Arial" w:eastAsia="Arial" w:hAnsi="Arial"/>
@@ -11135,7 +11135,7 @@
               <w:spacing w:after="10" w:before="0"/>
               <w:ind w:left="120"/>
             </w:pPr>
-            <w:hyperlink w:history="1" r:id="rIdbi9z06wazvmtyhjbhxlvw">
+            <w:hyperlink w:history="1" r:id="rIdmbf0cyzmv2weqgholj9yg">
               <w:r>
                 <w:rPr>
                   <w:rFonts w:ascii="Arial" w:cs="Arial" w:eastAsia="Arial" w:hAnsi="Arial"/>
@@ -11740,7 +11740,7 @@
         </w:rPr>
         <w:t xml:space="preserve">© 2026 SeaVuria and ARES. Aligned with KICD objectives. Developed by SeaVuria; technical implementation by ARES (with AI assistance from Claude). Licensed under </w:t>
       </w:r>
-      <w:hyperlink w:history="1" r:id="rIdazk4ommhq3uyrnwahskd6">
+      <w:hyperlink w:history="1" r:id="rIdzom1pvdfdlol2vqg7tebm">
         <w:r>
           <w:rPr>
             <w:rFonts w:ascii="Arial" w:cs="Arial" w:eastAsia="Arial" w:hAnsi="Arial"/>
@@ -11761,7 +11761,7 @@
         </w:rPr>
         <w:t xml:space="preserve"> (</w:t>
       </w:r>
-      <w:hyperlink w:history="1" r:id="rIddmq7enkwx47tyakuhmqii">
+      <w:hyperlink w:history="1" r:id="rId2slf3fphm2k0deutbjeoy">
         <w:r>
           <w:rPr>
             <w:rFonts w:ascii="Arial" w:cs="Arial" w:eastAsia="Arial" w:hAnsi="Arial"/>
@@ -12801,7 +12801,7 @@
             <w:pPr>
               <w:spacing w:after="20" w:before="0"/>
             </w:pPr>
-            <w:hyperlink w:history="1" r:id="rIdk4wchr2gseq1_fgu0u0ve">
+            <w:hyperlink w:history="1" r:id="rIdkolgox1kublvy43srocw1">
               <w:r>
                 <w:rPr>
                   <w:rFonts w:ascii="Arial" w:cs="Arial" w:eastAsia="Arial" w:hAnsi="Arial"/>
@@ -12850,7 +12850,7 @@
               <w:spacing w:after="10" w:before="0"/>
               <w:ind w:left="120"/>
             </w:pPr>
-            <w:hyperlink w:history="1" r:id="rIdh8-o4my2nwy2paxcdgqm6">
+            <w:hyperlink w:history="1" r:id="rIduvxpxmm7cweotk-py3fgl">
               <w:r>
                 <w:rPr>
                   <w:rFonts w:ascii="Arial" w:cs="Arial" w:eastAsia="Arial" w:hAnsi="Arial"/>
@@ -12912,7 +12912,7 @@
               <w:spacing w:after="10" w:before="0"/>
               <w:ind w:left="120"/>
             </w:pPr>
-            <w:hyperlink w:history="1" r:id="rIdlnubzy59cu3tsvvjlnqsr">
+            <w:hyperlink w:history="1" r:id="rIdsjg_s5izmqroaepvlrxr3">
               <w:r>
                 <w:rPr>
                   <w:rFonts w:ascii="Arial" w:cs="Arial" w:eastAsia="Arial" w:hAnsi="Arial"/>
@@ -13127,7 +13127,7 @@
             <w:pPr>
               <w:spacing w:after="20" w:before="0"/>
             </w:pPr>
-            <w:hyperlink w:history="1" r:id="rIdeis1ca3d7hloc0gocgvnd">
+            <w:hyperlink w:history="1" r:id="rIdxj8qymezh_jz5_kdykw3p">
               <w:r>
                 <w:rPr>
                   <w:rFonts w:ascii="Arial" w:cs="Arial" w:eastAsia="Arial" w:hAnsi="Arial"/>
@@ -13176,7 +13176,7 @@
               <w:spacing w:after="10" w:before="0"/>
               <w:ind w:left="120"/>
             </w:pPr>
-            <w:hyperlink w:history="1" r:id="rIdrpxpxpkf1jw07-ezkquum">
+            <w:hyperlink w:history="1" r:id="rIdfuyk4gcdgg2yxvzath7qa">
               <w:r>
                 <w:rPr>
                   <w:rFonts w:ascii="Arial" w:cs="Arial" w:eastAsia="Arial" w:hAnsi="Arial"/>
@@ -13238,7 +13238,7 @@
               <w:spacing w:after="10" w:before="0"/>
               <w:ind w:left="120"/>
             </w:pPr>
-            <w:hyperlink w:history="1" r:id="rIdsepv9pyrhtb3mfmreuc0v">
+            <w:hyperlink w:history="1" r:id="rIdbhtlg32-843tt2mtjswus">
               <w:r>
                 <w:rPr>
                   <w:rFonts w:ascii="Arial" w:cs="Arial" w:eastAsia="Arial" w:hAnsi="Arial"/>
@@ -13453,7 +13453,7 @@
             <w:pPr>
               <w:spacing w:after="20" w:before="0"/>
             </w:pPr>
-            <w:hyperlink w:history="1" r:id="rIdufzbm2_jckuc4rc_ebftr">
+            <w:hyperlink w:history="1" r:id="rIdnp1qtopdex59ijcu-gzg2">
               <w:r>
                 <w:rPr>
                   <w:rFonts w:ascii="Arial" w:cs="Arial" w:eastAsia="Arial" w:hAnsi="Arial"/>
@@ -13502,7 +13502,7 @@
               <w:spacing w:after="10" w:before="0"/>
               <w:ind w:left="120"/>
             </w:pPr>
-            <w:hyperlink w:history="1" r:id="rIdzjsetlsemqeuui0hvazh8">
+            <w:hyperlink w:history="1" r:id="rId3glpdd8dnytepxp9sacye">
               <w:r>
                 <w:rPr>
                   <w:rFonts w:ascii="Arial" w:cs="Arial" w:eastAsia="Arial" w:hAnsi="Arial"/>
@@ -13564,7 +13564,7 @@
               <w:spacing w:after="10" w:before="0"/>
               <w:ind w:left="120"/>
             </w:pPr>
-            <w:hyperlink w:history="1" r:id="rIdtzoegkw7le-cmywa9fn-7">
+            <w:hyperlink w:history="1" r:id="rIdksjmqul7wgull3pupwfdz">
               <w:r>
                 <w:rPr>
                   <w:rFonts w:ascii="Arial" w:cs="Arial" w:eastAsia="Arial" w:hAnsi="Arial"/>
@@ -13779,7 +13779,7 @@
             <w:pPr>
               <w:spacing w:after="20" w:before="0"/>
             </w:pPr>
-            <w:hyperlink w:history="1" r:id="rIdlavpvev7n4clwp6dnd2yd">
+            <w:hyperlink w:history="1" r:id="rIdygkqqwlwm0tgvrix4urg2">
               <w:r>
                 <w:rPr>
                   <w:rFonts w:ascii="Arial" w:cs="Arial" w:eastAsia="Arial" w:hAnsi="Arial"/>
@@ -13828,7 +13828,7 @@
               <w:spacing w:after="10" w:before="0"/>
               <w:ind w:left="120"/>
             </w:pPr>
-            <w:hyperlink w:history="1" r:id="rIdpix7nxgw8eluql0sohito">
+            <w:hyperlink w:history="1" r:id="rIdronshubgpme1b2uedfijy">
               <w:r>
                 <w:rPr>
                   <w:rFonts w:ascii="Arial" w:cs="Arial" w:eastAsia="Arial" w:hAnsi="Arial"/>
@@ -13890,7 +13890,7 @@
               <w:spacing w:after="10" w:before="0"/>
               <w:ind w:left="120"/>
             </w:pPr>
-            <w:hyperlink w:history="1" r:id="rIdpaaz3ya4syjlnzafzgkep">
+            <w:hyperlink w:history="1" r:id="rIdvpqfha2cgd_shaofvsroc">
               <w:r>
                 <w:rPr>
                   <w:rFonts w:ascii="Arial" w:cs="Arial" w:eastAsia="Arial" w:hAnsi="Arial"/>
@@ -14105,7 +14105,7 @@
             <w:pPr>
               <w:spacing w:after="20" w:before="0"/>
             </w:pPr>
-            <w:hyperlink w:history="1" r:id="rIdknkiuq6ltjxdymzkzottk">
+            <w:hyperlink w:history="1" r:id="rIds5fxtj0bbw3tjlz6pe6i0">
               <w:r>
                 <w:rPr>
                   <w:rFonts w:ascii="Arial" w:cs="Arial" w:eastAsia="Arial" w:hAnsi="Arial"/>
@@ -14154,7 +14154,7 @@
               <w:spacing w:after="10" w:before="0"/>
               <w:ind w:left="120"/>
             </w:pPr>
-            <w:hyperlink w:history="1" r:id="rId_b8ya5_nigf3mcyjvzu-4">
+            <w:hyperlink w:history="1" r:id="rIdwbc7l-hcgqakbciujxkrc">
               <w:r>
                 <w:rPr>
                   <w:rFonts w:ascii="Arial" w:cs="Arial" w:eastAsia="Arial" w:hAnsi="Arial"/>
@@ -14216,7 +14216,7 @@
               <w:spacing w:after="10" w:before="0"/>
               <w:ind w:left="120"/>
             </w:pPr>
-            <w:hyperlink w:history="1" r:id="rIduwcypffelviku7pbiugx4">
+            <w:hyperlink w:history="1" r:id="rId8gcvq57ngov-vr6p_s0qa">
               <w:r>
                 <w:rPr>
                   <w:rFonts w:ascii="Arial" w:cs="Arial" w:eastAsia="Arial" w:hAnsi="Arial"/>
@@ -14756,7 +14756,7 @@
         </w:rPr>
         <w:t xml:space="preserve">© 2026 SeaVuria and ARES. Aligned with KICD objectives. Developed by SeaVuria; technical implementation by ARES (with AI assistance from Claude). Licensed under </w:t>
       </w:r>
-      <w:hyperlink w:history="1" r:id="rIdxitgpa63nwfisog7xmf0w">
+      <w:hyperlink w:history="1" r:id="rId6n1_gxnvlywqcx1hikepz">
         <w:r>
           <w:rPr>
             <w:rFonts w:ascii="Arial" w:cs="Arial" w:eastAsia="Arial" w:hAnsi="Arial"/>
@@ -14777,7 +14777,7 @@
         </w:rPr>
         <w:t xml:space="preserve"> (</w:t>
       </w:r>
-      <w:hyperlink w:history="1" r:id="rIdxgjylefl9gfh7r5elfunx">
+      <w:hyperlink w:history="1" r:id="rIdavoptst7kpha9kx6f5ov3">
         <w:r>
           <w:rPr>
             <w:rFonts w:ascii="Arial" w:cs="Arial" w:eastAsia="Arial" w:hAnsi="Arial"/>
@@ -16034,7 +16034,7 @@
               <w:spacing w:after="10" w:before="0"/>
               <w:ind w:left="120"/>
             </w:pPr>
-            <w:hyperlink w:history="1" r:id="rIdu1qpzqccgvrjsfcdynv0e">
+            <w:hyperlink w:history="1" r:id="rIdauppqj5fzwushv4td32nu">
               <w:r>
                 <w:rPr>
                   <w:rFonts w:ascii="Arial" w:cs="Arial" w:eastAsia="Arial" w:hAnsi="Arial"/>
@@ -16111,7 +16111,7 @@
               <w:spacing w:after="10" w:before="0"/>
               <w:ind w:left="120"/>
             </w:pPr>
-            <w:hyperlink w:history="1" r:id="rId53eigx-xeuesnzoizwhm7">
+            <w:hyperlink w:history="1" r:id="rIdj9shgmze_vxnsui5ldkzh">
               <w:r>
                 <w:rPr>
                   <w:rFonts w:ascii="Arial" w:cs="Arial" w:eastAsia="Arial" w:hAnsi="Arial"/>
@@ -16343,7 +16343,7 @@
               <w:spacing w:after="10" w:before="0"/>
               <w:ind w:left="120"/>
             </w:pPr>
-            <w:hyperlink w:history="1" r:id="rIdnvti6iah7svwwwbv185bh">
+            <w:hyperlink w:history="1" r:id="rIdnp7hzj6arbtgf74s-x-uj">
               <w:r>
                 <w:rPr>
                   <w:rFonts w:ascii="Arial" w:cs="Arial" w:eastAsia="Arial" w:hAnsi="Arial"/>
@@ -16420,7 +16420,7 @@
               <w:spacing w:after="10" w:before="0"/>
               <w:ind w:left="120"/>
             </w:pPr>
-            <w:hyperlink w:history="1" r:id="rIdpjhbanbod7vufp8rzxs8d">
+            <w:hyperlink w:history="1" r:id="rIdvmcagu39qxl3gegooyuvz">
               <w:r>
                 <w:rPr>
                   <w:rFonts w:ascii="Arial" w:cs="Arial" w:eastAsia="Arial" w:hAnsi="Arial"/>
@@ -16652,7 +16652,7 @@
               <w:spacing w:after="10" w:before="0"/>
               <w:ind w:left="120"/>
             </w:pPr>
-            <w:hyperlink w:history="1" r:id="rIdnzhyphycudfth5vt82zuo">
+            <w:hyperlink w:history="1" r:id="rId70s1mymuwsf4hcjxoplcj">
               <w:r>
                 <w:rPr>
                   <w:rFonts w:ascii="Arial" w:cs="Arial" w:eastAsia="Arial" w:hAnsi="Arial"/>
@@ -16729,7 +16729,7 @@
               <w:spacing w:after="10" w:before="0"/>
               <w:ind w:left="120"/>
             </w:pPr>
-            <w:hyperlink w:history="1" r:id="rIdcsip6-_gostq3y5k-6exc">
+            <w:hyperlink w:history="1" r:id="rIdoxg2gpu6qmdh-9vzvj0-n">
               <w:r>
                 <w:rPr>
                   <w:rFonts w:ascii="Arial" w:cs="Arial" w:eastAsia="Arial" w:hAnsi="Arial"/>
@@ -16961,7 +16961,7 @@
               <w:spacing w:after="10" w:before="0"/>
               <w:ind w:left="120"/>
             </w:pPr>
-            <w:hyperlink w:history="1" r:id="rIdi0sxrtr0pdbzhx0ef-gem">
+            <w:hyperlink w:history="1" r:id="rIdaf7dw7qny5uyyuejgz1gk">
               <w:r>
                 <w:rPr>
                   <w:rFonts w:ascii="Arial" w:cs="Arial" w:eastAsia="Arial" w:hAnsi="Arial"/>
@@ -17038,7 +17038,7 @@
               <w:spacing w:after="10" w:before="0"/>
               <w:ind w:left="120"/>
             </w:pPr>
-            <w:hyperlink w:history="1" r:id="rIdzglwpb0h3uilg9vnkpkm_">
+            <w:hyperlink w:history="1" r:id="rIdylrtdbsb862fxrhywmxon">
               <w:r>
                 <w:rPr>
                   <w:rFonts w:ascii="Arial" w:cs="Arial" w:eastAsia="Arial" w:hAnsi="Arial"/>
@@ -17270,7 +17270,7 @@
               <w:spacing w:after="10" w:before="0"/>
               <w:ind w:left="120"/>
             </w:pPr>
-            <w:hyperlink w:history="1" r:id="rIdegozeu8wxo_b90k-levex">
+            <w:hyperlink w:history="1" r:id="rIdovhggajfklszeuxjsqzsd">
               <w:r>
                 <w:rPr>
                   <w:rFonts w:ascii="Arial" w:cs="Arial" w:eastAsia="Arial" w:hAnsi="Arial"/>
@@ -17347,7 +17347,7 @@
               <w:spacing w:after="10" w:before="0"/>
               <w:ind w:left="120"/>
             </w:pPr>
-            <w:hyperlink w:history="1" r:id="rIdhwghalwvypeufvlcqyiqo">
+            <w:hyperlink w:history="1" r:id="rIdmdw7fdkjrhyrk2zpbi4yt">
               <w:r>
                 <w:rPr>
                   <w:rFonts w:ascii="Arial" w:cs="Arial" w:eastAsia="Arial" w:hAnsi="Arial"/>
@@ -17967,7 +17967,7 @@
         </w:rPr>
         <w:t xml:space="preserve">© 2026 SeaVuria and ARES. Aligned with KICD objectives. Developed by SeaVuria; technical implementation by ARES (with AI assistance from Claude). Licensed under </w:t>
       </w:r>
-      <w:hyperlink w:history="1" r:id="rIdftvgnk80twinpd_6an137">
+      <w:hyperlink w:history="1" r:id="rIdfyoui6fzpumekjij4ehd2">
         <w:r>
           <w:rPr>
             <w:rFonts w:ascii="Arial" w:cs="Arial" w:eastAsia="Arial" w:hAnsi="Arial"/>
@@ -17988,7 +17988,7 @@
         </w:rPr>
         <w:t xml:space="preserve"> (</w:t>
       </w:r>
-      <w:hyperlink w:history="1" r:id="rId8_mefny4gqvrvs2k_zthn">
+      <w:hyperlink w:history="1" r:id="rIdmv-6nncvjua7wjihdcjux">
         <w:r>
           <w:rPr>
             <w:rFonts w:ascii="Arial" w:cs="Arial" w:eastAsia="Arial" w:hAnsi="Arial"/>
@@ -19208,7 +19208,7 @@
             <w:pPr>
               <w:spacing w:after="20" w:before="0"/>
             </w:pPr>
-            <w:hyperlink w:history="1" r:id="rIdc6lhkd28zu8r1ik6sggj2">
+            <w:hyperlink w:history="1" r:id="rId7zdwqru85v1vm4l4nlrm9">
               <w:r>
                 <w:rPr>
                   <w:rFonts w:ascii="Arial" w:cs="Arial" w:eastAsia="Arial" w:hAnsi="Arial"/>
@@ -19241,7 +19241,7 @@
               <w:spacing w:after="10" w:before="0"/>
               <w:ind w:left="120"/>
             </w:pPr>
-            <w:hyperlink w:history="1" r:id="rIdliiodyprqp85afqgifdzf">
+            <w:hyperlink w:history="1" r:id="rIdpwoopgmbh1auqbnucqukc">
               <w:r>
                 <w:rPr>
                   <w:rFonts w:ascii="Arial" w:cs="Arial" w:eastAsia="Arial" w:hAnsi="Arial"/>
@@ -19286,7 +19286,7 @@
             <w:pPr>
               <w:spacing w:after="20" w:before="0"/>
             </w:pPr>
-            <w:hyperlink w:history="1" r:id="rIdvvavgbbjkvurqtj8znnd_">
+            <w:hyperlink w:history="1" r:id="rIduj1vcv2upycojludidfws">
               <w:r>
                 <w:rPr>
                   <w:rFonts w:ascii="Arial" w:cs="Arial" w:eastAsia="Arial" w:hAnsi="Arial"/>
@@ -19335,7 +19335,7 @@
               <w:spacing w:after="10" w:before="0"/>
               <w:ind w:left="120"/>
             </w:pPr>
-            <w:hyperlink w:history="1" r:id="rId5lgvl_toktej6pnppjcox">
+            <w:hyperlink w:history="1" r:id="rId-x-tty0j05nilevef8zoi">
               <w:r>
                 <w:rPr>
                   <w:rFonts w:ascii="Arial" w:cs="Arial" w:eastAsia="Arial" w:hAnsi="Arial"/>
@@ -19535,7 +19535,7 @@
             <w:pPr>
               <w:spacing w:after="20" w:before="0"/>
             </w:pPr>
-            <w:hyperlink w:history="1" r:id="rIdyr3xkulnydbkbuwgje5te">
+            <w:hyperlink w:history="1" r:id="rId4bndjmsdt29y1k-wkab15">
               <w:r>
                 <w:rPr>
                   <w:rFonts w:ascii="Arial" w:cs="Arial" w:eastAsia="Arial" w:hAnsi="Arial"/>
@@ -19568,7 +19568,7 @@
               <w:spacing w:after="10" w:before="0"/>
               <w:ind w:left="120"/>
             </w:pPr>
-            <w:hyperlink w:history="1" r:id="rIdeardbhjylgdhvudww138p">
+            <w:hyperlink w:history="1" r:id="rIdjckafyqpf9eyrxegcwtiy">
               <w:r>
                 <w:rPr>
                   <w:rFonts w:ascii="Arial" w:cs="Arial" w:eastAsia="Arial" w:hAnsi="Arial"/>
@@ -19613,7 +19613,7 @@
             <w:pPr>
               <w:spacing w:after="20" w:before="0"/>
             </w:pPr>
-            <w:hyperlink w:history="1" r:id="rIdgqcof6tlug6rtekanlv52">
+            <w:hyperlink w:history="1" r:id="rIdthqijmj26jldv19kjovhp">
               <w:r>
                 <w:rPr>
                   <w:rFonts w:ascii="Arial" w:cs="Arial" w:eastAsia="Arial" w:hAnsi="Arial"/>
@@ -19662,7 +19662,7 @@
               <w:spacing w:after="10" w:before="0"/>
               <w:ind w:left="120"/>
             </w:pPr>
-            <w:hyperlink w:history="1" r:id="rIdiwvczleclgik7v0uzn7le">
+            <w:hyperlink w:history="1" r:id="rIdmm2efq8l36z2txazlq15p">
               <w:r>
                 <w:rPr>
                   <w:rFonts w:ascii="Arial" w:cs="Arial" w:eastAsia="Arial" w:hAnsi="Arial"/>
@@ -19862,7 +19862,7 @@
             <w:pPr>
               <w:spacing w:after="20" w:before="0"/>
             </w:pPr>
-            <w:hyperlink w:history="1" r:id="rIduftqso-e8pl5kmeqk9vwl">
+            <w:hyperlink w:history="1" r:id="rIde6jkwannfugz-x_ajb3tb">
               <w:r>
                 <w:rPr>
                   <w:rFonts w:ascii="Arial" w:cs="Arial" w:eastAsia="Arial" w:hAnsi="Arial"/>
@@ -19895,7 +19895,7 @@
               <w:spacing w:after="10" w:before="0"/>
               <w:ind w:left="120"/>
             </w:pPr>
-            <w:hyperlink w:history="1" r:id="rIdsztvz0efj7zkt45b-okkr">
+            <w:hyperlink w:history="1" r:id="rIddvkrmf4trcuy28dgmv_kn">
               <w:r>
                 <w:rPr>
                   <w:rFonts w:ascii="Arial" w:cs="Arial" w:eastAsia="Arial" w:hAnsi="Arial"/>
@@ -19940,7 +19940,7 @@
             <w:pPr>
               <w:spacing w:after="20" w:before="0"/>
             </w:pPr>
-            <w:hyperlink w:history="1" r:id="rIdhzoptfojffk2fuo2a6a9a">
+            <w:hyperlink w:history="1" r:id="rId5svjs6rotxip7frw6h6jg">
               <w:r>
                 <w:rPr>
                   <w:rFonts w:ascii="Arial" w:cs="Arial" w:eastAsia="Arial" w:hAnsi="Arial"/>
@@ -19989,7 +19989,7 @@
               <w:spacing w:after="10" w:before="0"/>
               <w:ind w:left="120"/>
             </w:pPr>
-            <w:hyperlink w:history="1" r:id="rIdmzph5yaq7uvh8miq24ge9">
+            <w:hyperlink w:history="1" r:id="rIdoz5fxspp6crl5e1pwnsdt">
               <w:r>
                 <w:rPr>
                   <w:rFonts w:ascii="Arial" w:cs="Arial" w:eastAsia="Arial" w:hAnsi="Arial"/>
@@ -20189,7 +20189,7 @@
             <w:pPr>
               <w:spacing w:after="20" w:before="0"/>
             </w:pPr>
-            <w:hyperlink w:history="1" r:id="rIdlh-er9hot7fl3anltgf3i">
+            <w:hyperlink w:history="1" r:id="rIdsxncyyhhlvkfg6pks4jzy">
               <w:r>
                 <w:rPr>
                   <w:rFonts w:ascii="Arial" w:cs="Arial" w:eastAsia="Arial" w:hAnsi="Arial"/>
@@ -20222,7 +20222,7 @@
               <w:spacing w:after="10" w:before="0"/>
               <w:ind w:left="120"/>
             </w:pPr>
-            <w:hyperlink w:history="1" r:id="rIdsldcitdfysw9jmxnxf_wr">
+            <w:hyperlink w:history="1" r:id="rIdscxxkaqigapyegzm26cxo">
               <w:r>
                 <w:rPr>
                   <w:rFonts w:ascii="Arial" w:cs="Arial" w:eastAsia="Arial" w:hAnsi="Arial"/>
@@ -20267,7 +20267,7 @@
             <w:pPr>
               <w:spacing w:after="20" w:before="0"/>
             </w:pPr>
-            <w:hyperlink w:history="1" r:id="rIdpnvko9gztdl2x7wvcnjdk">
+            <w:hyperlink w:history="1" r:id="rIdfavwjub3rult6m3cux44p">
               <w:r>
                 <w:rPr>
                   <w:rFonts w:ascii="Arial" w:cs="Arial" w:eastAsia="Arial" w:hAnsi="Arial"/>
@@ -20316,7 +20316,7 @@
               <w:spacing w:after="10" w:before="0"/>
               <w:ind w:left="120"/>
             </w:pPr>
-            <w:hyperlink w:history="1" r:id="rIdvu1mqj4ahtx5jg-fvrq2c">
+            <w:hyperlink w:history="1" r:id="rIdjzxx-hnz_yghlq-sy_5hp">
               <w:r>
                 <w:rPr>
                   <w:rFonts w:ascii="Arial" w:cs="Arial" w:eastAsia="Arial" w:hAnsi="Arial"/>
@@ -20516,7 +20516,7 @@
             <w:pPr>
               <w:spacing w:after="20" w:before="0"/>
             </w:pPr>
-            <w:hyperlink w:history="1" r:id="rIdyzihqhrkya87chrmhaycy">
+            <w:hyperlink w:history="1" r:id="rId8apqav_jfx_lq1ehjvq5q">
               <w:r>
                 <w:rPr>
                   <w:rFonts w:ascii="Arial" w:cs="Arial" w:eastAsia="Arial" w:hAnsi="Arial"/>
@@ -20549,7 +20549,7 @@
               <w:spacing w:after="10" w:before="0"/>
               <w:ind w:left="120"/>
             </w:pPr>
-            <w:hyperlink w:history="1" r:id="rIdc2bzqwic7aj_4v2exlqci">
+            <w:hyperlink w:history="1" r:id="rIdsypyv77w8zgxsfabc8zjo">
               <w:r>
                 <w:rPr>
                   <w:rFonts w:ascii="Arial" w:cs="Arial" w:eastAsia="Arial" w:hAnsi="Arial"/>
@@ -20594,7 +20594,7 @@
             <w:pPr>
               <w:spacing w:after="20" w:before="0"/>
             </w:pPr>
-            <w:hyperlink w:history="1" r:id="rId45rizvj1auoyojij-mlcx">
+            <w:hyperlink w:history="1" r:id="rIdunfl8fjsgmjaisx9x2nea">
               <w:r>
                 <w:rPr>
                   <w:rFonts w:ascii="Arial" w:cs="Arial" w:eastAsia="Arial" w:hAnsi="Arial"/>
@@ -20643,7 +20643,7 @@
               <w:spacing w:after="10" w:before="0"/>
               <w:ind w:left="120"/>
             </w:pPr>
-            <w:hyperlink w:history="1" r:id="rIdty-jyvxtrlw8wtuzskj-o">
+            <w:hyperlink w:history="1" r:id="rIdxwexljfr6mbgmnnldavr1">
               <w:r>
                 <w:rPr>
                   <w:rFonts w:ascii="Arial" w:cs="Arial" w:eastAsia="Arial" w:hAnsi="Arial"/>
@@ -21328,7 +21328,7 @@
         </w:rPr>
         <w:t xml:space="preserve">© 2026 SeaVuria and ARES. Aligned with KICD objectives. Developed by SeaVuria; technical implementation by ARES (with AI assistance from Claude). Licensed under </w:t>
       </w:r>
-      <w:hyperlink w:history="1" r:id="rId7pvgprqzr78mclgytfxrk">
+      <w:hyperlink w:history="1" r:id="rIdlxdp5etowdvch--31qgf7">
         <w:r>
           <w:rPr>
             <w:rFonts w:ascii="Arial" w:cs="Arial" w:eastAsia="Arial" w:hAnsi="Arial"/>
@@ -21349,7 +21349,7 @@
         </w:rPr>
         <w:t xml:space="preserve"> (</w:t>
       </w:r>
-      <w:hyperlink w:history="1" r:id="rIdg1wrta2oeg81p6xmkfvcq">
+      <w:hyperlink w:history="1" r:id="rId50ct_ckvugg-7mdikal7d">
         <w:r>
           <w:rPr>
             <w:rFonts w:ascii="Arial" w:cs="Arial" w:eastAsia="Arial" w:hAnsi="Arial"/>
@@ -22566,7 +22566,7 @@
               <w:spacing w:after="10" w:before="0"/>
               <w:ind w:left="120"/>
             </w:pPr>
-            <w:hyperlink w:history="1" r:id="rIdea6uwkhf9ptgxe4glgn3q">
+            <w:hyperlink w:history="1" r:id="rIddrfadzjd67kxqepzphp0t">
               <w:r>
                 <w:rPr>
                   <w:rFonts w:ascii="Arial" w:cs="Arial" w:eastAsia="Arial" w:hAnsi="Arial"/>
@@ -22626,7 +22626,7 @@
             <w:pPr>
               <w:spacing w:after="20" w:before="0"/>
             </w:pPr>
-            <w:hyperlink w:history="1" r:id="rIdm1verjbvejtptzrqcvoub">
+            <w:hyperlink w:history="1" r:id="rIdnc3p3-aovjluhuoglpfwy">
               <w:r>
                 <w:rPr>
                   <w:rFonts w:ascii="Arial" w:cs="Arial" w:eastAsia="Arial" w:hAnsi="Arial"/>
@@ -22659,7 +22659,7 @@
               <w:spacing w:after="10" w:before="0"/>
               <w:ind w:left="120"/>
             </w:pPr>
-            <w:hyperlink w:history="1" r:id="rIdjjhtdkgz9mf054ezgaq47">
+            <w:hyperlink w:history="1" r:id="rId7ncq_i-kl20c6r856laio">
               <w:r>
                 <w:rPr>
                   <w:rFonts w:ascii="Arial" w:cs="Arial" w:eastAsia="Arial" w:hAnsi="Arial"/>
@@ -22876,7 +22876,7 @@
               <w:spacing w:after="10" w:before="0"/>
               <w:ind w:left="120"/>
             </w:pPr>
-            <w:hyperlink w:history="1" r:id="rIdia9fph4zm6sjnujsotdzk">
+            <w:hyperlink w:history="1" r:id="rId2_pms8y91dtizn4lw6dsq">
               <w:r>
                 <w:rPr>
                   <w:rFonts w:ascii="Arial" w:cs="Arial" w:eastAsia="Arial" w:hAnsi="Arial"/>
@@ -22936,7 +22936,7 @@
             <w:pPr>
               <w:spacing w:after="20" w:before="0"/>
             </w:pPr>
-            <w:hyperlink w:history="1" r:id="rIdrtxprjncj07r52unmaom1">
+            <w:hyperlink w:history="1" r:id="rId2i01rzroie8p7vblmkmzf">
               <w:r>
                 <w:rPr>
                   <w:rFonts w:ascii="Arial" w:cs="Arial" w:eastAsia="Arial" w:hAnsi="Arial"/>
@@ -22969,7 +22969,7 @@
               <w:spacing w:after="10" w:before="0"/>
               <w:ind w:left="120"/>
             </w:pPr>
-            <w:hyperlink w:history="1" r:id="rIdbv5fh_3thsisbe8vzyns3">
+            <w:hyperlink w:history="1" r:id="rIdwccj8z3estokkxwuj3swb">
               <w:r>
                 <w:rPr>
                   <w:rFonts w:ascii="Arial" w:cs="Arial" w:eastAsia="Arial" w:hAnsi="Arial"/>
@@ -23186,7 +23186,7 @@
               <w:spacing w:after="10" w:before="0"/>
               <w:ind w:left="120"/>
             </w:pPr>
-            <w:hyperlink w:history="1" r:id="rIdznjxiygh2fstizvq91krp">
+            <w:hyperlink w:history="1" r:id="rIdxfnjyn_zgh1rkpr9bozij">
               <w:r>
                 <w:rPr>
                   <w:rFonts w:ascii="Arial" w:cs="Arial" w:eastAsia="Arial" w:hAnsi="Arial"/>
@@ -23246,7 +23246,7 @@
             <w:pPr>
               <w:spacing w:after="20" w:before="0"/>
             </w:pPr>
-            <w:hyperlink w:history="1" r:id="rIdgin4aj7gj-ggwfbw_in3-">
+            <w:hyperlink w:history="1" r:id="rId_faqckafonyjxn0xustv_">
               <w:r>
                 <w:rPr>
                   <w:rFonts w:ascii="Arial" w:cs="Arial" w:eastAsia="Arial" w:hAnsi="Arial"/>
@@ -23295,7 +23295,7 @@
               <w:spacing w:after="10" w:before="0"/>
               <w:ind w:left="120"/>
             </w:pPr>
-            <w:hyperlink w:history="1" r:id="rIdiqiw-6c40e_sif6fjjg2r">
+            <w:hyperlink w:history="1" r:id="rIdj00woohvdo-zqbdixratz">
               <w:r>
                 <w:rPr>
                   <w:rFonts w:ascii="Arial" w:cs="Arial" w:eastAsia="Arial" w:hAnsi="Arial"/>
@@ -23612,7 +23612,7 @@
               <w:spacing w:after="10" w:before="0"/>
               <w:ind w:left="120"/>
             </w:pPr>
-            <w:hyperlink w:history="1" r:id="rIduiahoq6cozmde0rjwcxlf">
+            <w:hyperlink w:history="1" r:id="rIdveuvyabxn-noh6baquz03">
               <w:r>
                 <w:rPr>
                   <w:rFonts w:ascii="Arial" w:cs="Arial" w:eastAsia="Arial" w:hAnsi="Arial"/>
@@ -23672,7 +23672,7 @@
             <w:pPr>
               <w:spacing w:after="20" w:before="0"/>
             </w:pPr>
-            <w:hyperlink w:history="1" r:id="rIdszpwhj4ftg33vg6prcdj6">
+            <w:hyperlink w:history="1" r:id="rIdhrxhl_vsro38rafu7rqm-">
               <w:r>
                 <w:rPr>
                   <w:rFonts w:ascii="Arial" w:cs="Arial" w:eastAsia="Arial" w:hAnsi="Arial"/>
@@ -23705,7 +23705,7 @@
               <w:spacing w:after="10" w:before="0"/>
               <w:ind w:left="120"/>
             </w:pPr>
-            <w:hyperlink w:history="1" r:id="rId8e5qjjw_mwao2ntb4gnus">
+            <w:hyperlink w:history="1" r:id="rIdhb6e878o7jtssf3rfkdhw">
               <w:r>
                 <w:rPr>
                   <w:rFonts w:ascii="Arial" w:cs="Arial" w:eastAsia="Arial" w:hAnsi="Arial"/>
@@ -23922,7 +23922,7 @@
               <w:spacing w:after="10" w:before="0"/>
               <w:ind w:left="120"/>
             </w:pPr>
-            <w:hyperlink w:history="1" r:id="rIdutznjbdvqncihxhmuicii">
+            <w:hyperlink w:history="1" r:id="rIdsv5kxqzjcgf8m29y-gdeh">
               <w:r>
                 <w:rPr>
                   <w:rFonts w:ascii="Arial" w:cs="Arial" w:eastAsia="Arial" w:hAnsi="Arial"/>
@@ -23982,7 +23982,7 @@
             <w:pPr>
               <w:spacing w:after="20" w:before="0"/>
             </w:pPr>
-            <w:hyperlink w:history="1" r:id="rIdrdkxg4mw0nh5elodylde5">
+            <w:hyperlink w:history="1" r:id="rIdm3wdx8zrfmdef8tbijdsn">
               <w:r>
                 <w:rPr>
                   <w:rFonts w:ascii="Arial" w:cs="Arial" w:eastAsia="Arial" w:hAnsi="Arial"/>
@@ -24015,7 +24015,7 @@
               <w:spacing w:after="10" w:before="0"/>
               <w:ind w:left="120"/>
             </w:pPr>
-            <w:hyperlink w:history="1" r:id="rId5ks7g_ryossqbmeggteay">
+            <w:hyperlink w:history="1" r:id="rIdxkxuk8kl1v1umo7t3nk3i">
               <w:r>
                 <w:rPr>
                   <w:rFonts w:ascii="Arial" w:cs="Arial" w:eastAsia="Arial" w:hAnsi="Arial"/>
@@ -24620,7 +24620,7 @@
         </w:rPr>
         <w:t xml:space="preserve">© 2026 SeaVuria and ARES. Aligned with KICD objectives. Developed by SeaVuria; technical implementation by ARES (with AI assistance from Claude). Licensed under </w:t>
       </w:r>
-      <w:hyperlink w:history="1" r:id="rIdfblsout0nz4wwry963ji9">
+      <w:hyperlink w:history="1" r:id="rId_fbfrb7hh00yiotja8gmy">
         <w:r>
           <w:rPr>
             <w:rFonts w:ascii="Arial" w:cs="Arial" w:eastAsia="Arial" w:hAnsi="Arial"/>
@@ -24641,7 +24641,7 @@
         </w:rPr>
         <w:t xml:space="preserve"> (</w:t>
       </w:r>
-      <w:hyperlink w:history="1" r:id="rId2gwupg1ao1yxhkc0_qak9">
+      <w:hyperlink w:history="1" r:id="rIdhrdpddgzd_vtqgtly9yjb">
         <w:r>
           <w:rPr>
             <w:rFonts w:ascii="Arial" w:cs="Arial" w:eastAsia="Arial" w:hAnsi="Arial"/>
@@ -25938,7 +25938,7 @@
               <w:spacing w:after="10" w:before="0"/>
               <w:ind w:left="120"/>
             </w:pPr>
-            <w:hyperlink w:history="1" r:id="rIdallpuxvfukzpz7ysmfzwj">
+            <w:hyperlink w:history="1" r:id="rIdy8c-g6u-q4zxl2p7gwfao">
               <w:r>
                 <w:rPr>
                   <w:rFonts w:ascii="Arial" w:cs="Arial" w:eastAsia="Arial" w:hAnsi="Arial"/>
@@ -26015,7 +26015,7 @@
               <w:spacing w:after="10" w:before="0"/>
               <w:ind w:left="120"/>
             </w:pPr>
-            <w:hyperlink w:history="1" r:id="rIdzictvuhzi9sqnw7lu2cf8">
+            <w:hyperlink w:history="1" r:id="rIdgx-xh5siubfpabofrrimk">
               <w:r>
                 <w:rPr>
                   <w:rFonts w:ascii="Arial" w:cs="Arial" w:eastAsia="Arial" w:hAnsi="Arial"/>
@@ -26247,7 +26247,7 @@
               <w:spacing w:after="10" w:before="0"/>
               <w:ind w:left="120"/>
             </w:pPr>
-            <w:hyperlink w:history="1" r:id="rId4ljowc8yuhp3zlpnjbq3a">
+            <w:hyperlink w:history="1" r:id="rIdssmh_jnppzeru19r2xpta">
               <w:r>
                 <w:rPr>
                   <w:rFonts w:ascii="Arial" w:cs="Arial" w:eastAsia="Arial" w:hAnsi="Arial"/>
@@ -26324,7 +26324,7 @@
               <w:spacing w:after="10" w:before="0"/>
               <w:ind w:left="120"/>
             </w:pPr>
-            <w:hyperlink w:history="1" r:id="rIdft23v5pjloqdrnjim7zye">
+            <w:hyperlink w:history="1" r:id="rId2vksg7vje9kuuwync_waj">
               <w:r>
                 <w:rPr>
                   <w:rFonts w:ascii="Arial" w:cs="Arial" w:eastAsia="Arial" w:hAnsi="Arial"/>
@@ -26556,7 +26556,7 @@
               <w:spacing w:after="10" w:before="0"/>
               <w:ind w:left="120"/>
             </w:pPr>
-            <w:hyperlink w:history="1" r:id="rIdwpor9yjsibvkk1omec2sb">
+            <w:hyperlink w:history="1" r:id="rIdchruxrppy_8srmbp7gl76">
               <w:r>
                 <w:rPr>
                   <w:rFonts w:ascii="Arial" w:cs="Arial" w:eastAsia="Arial" w:hAnsi="Arial"/>
@@ -26633,7 +26633,7 @@
               <w:spacing w:after="10" w:before="0"/>
               <w:ind w:left="120"/>
             </w:pPr>
-            <w:hyperlink w:history="1" r:id="rIdcbkt1oq_y5xh_5npvdjiy">
+            <w:hyperlink w:history="1" r:id="rIdtu9dw-2b-19boake18d9v">
               <w:r>
                 <w:rPr>
                   <w:rFonts w:ascii="Arial" w:cs="Arial" w:eastAsia="Arial" w:hAnsi="Arial"/>
@@ -26865,7 +26865,7 @@
               <w:spacing w:after="10" w:before="0"/>
               <w:ind w:left="120"/>
             </w:pPr>
-            <w:hyperlink w:history="1" r:id="rIdpn2eocty5bpvj570ulksh">
+            <w:hyperlink w:history="1" r:id="rIdz1v3ldflekivarvtfoss4">
               <w:r>
                 <w:rPr>
                   <w:rFonts w:ascii="Arial" w:cs="Arial" w:eastAsia="Arial" w:hAnsi="Arial"/>
@@ -26942,7 +26942,7 @@
               <w:spacing w:after="10" w:before="0"/>
               <w:ind w:left="120"/>
             </w:pPr>
-            <w:hyperlink w:history="1" r:id="rIdtn0wd72zbcvdrwi_nmkv-">
+            <w:hyperlink w:history="1" r:id="rIdp26lt1cs75j4qaalthbic">
               <w:r>
                 <w:rPr>
                   <w:rFonts w:ascii="Arial" w:cs="Arial" w:eastAsia="Arial" w:hAnsi="Arial"/>
@@ -27174,7 +27174,7 @@
               <w:spacing w:after="10" w:before="0"/>
               <w:ind w:left="120"/>
             </w:pPr>
-            <w:hyperlink w:history="1" r:id="rId5jztbibfh5w4e8qciz3bz">
+            <w:hyperlink w:history="1" r:id="rIddv1eqcbqgphawidk-0oer">
               <w:r>
                 <w:rPr>
                   <w:rFonts w:ascii="Arial" w:cs="Arial" w:eastAsia="Arial" w:hAnsi="Arial"/>
@@ -27251,7 +27251,7 @@
               <w:spacing w:after="10" w:before="0"/>
               <w:ind w:left="120"/>
             </w:pPr>
-            <w:hyperlink w:history="1" r:id="rId_jd1geid480zpzmhl6dng">
+            <w:hyperlink w:history="1" r:id="rIdx4_k6jlzw0nxg5eq5u2ml">
               <w:r>
                 <w:rPr>
                   <w:rFonts w:ascii="Arial" w:cs="Arial" w:eastAsia="Arial" w:hAnsi="Arial"/>
@@ -27951,7 +27951,7 @@
         </w:rPr>
         <w:t xml:space="preserve">© 2026 SeaVuria and ARES. Aligned with KICD objectives. Developed by SeaVuria; technical implementation by ARES (with AI assistance from Claude). Licensed under </w:t>
       </w:r>
-      <w:hyperlink w:history="1" r:id="rIduhn9vwa6quu8b1ykao7w2">
+      <w:hyperlink w:history="1" r:id="rIdtdtjlfjv4foqhwrahcvil">
         <w:r>
           <w:rPr>
             <w:rFonts w:ascii="Arial" w:cs="Arial" w:eastAsia="Arial" w:hAnsi="Arial"/>
@@ -27972,7 +27972,7 @@
         </w:rPr>
         <w:t xml:space="preserve"> (</w:t>
       </w:r>
-      <w:hyperlink w:history="1" r:id="rIde3ij_cepdss7ul_dp5c1_">
+      <w:hyperlink w:history="1" r:id="rIdsm7uwsbzebc6nwkhf7ray">
         <w:r>
           <w:rPr>
             <w:rFonts w:ascii="Arial" w:cs="Arial" w:eastAsia="Arial" w:hAnsi="Arial"/>
